--- a/forward-deployed-decade/assets/ISI.FDD.docx
+++ b/forward-deployed-decade/assets/ISI.FDD.docx
@@ -675,7 +675,7 @@
           <w:rFonts w:eastAsia="Open Sans" w:cs="Open Sans"/>
           <w:color w:val="1E1D1C"/>
         </w:rPr>
-        <w:t>Inside ISI's engagement base, which spans HVAC, plumbing, auto and collision repair, hurricane shutters, heritage food processing, heavy equipment, family-owned banks, and small congregational organizations, the typical operator runs no agents, has mapped no workflows, and is still doing weekly job costing in a spreadsheet emailed between an estimator and a bookkeeper. The economic potential is the same as for any mid-market firm; the path to capture it is meaningfully harder, and the available advisors are meaningfully fewer.</w:t>
+        <w:t>Inside ISI's engagement base, which spans HVAC, plumbing, auto and collision repair, hurricane shutters, heritage food processing, heavy equipment, and family farms, the typical operator runs no agents, has mapped no workflows, and is still doing weekly job costing in a spreadsheet emailed between an estimator and a bookkeeper. The economic potential is the same as for any mid-market firm; the path to capture it is meaningfully harder, and the available advisors are meaningfully fewer.</w:t>
       </w:r>
     </w:p>
     <w:p>

--- a/forward-deployed-decade/assets/ISI.FDD.docx
+++ b/forward-deployed-decade/assets/ISI.FDD.docx
@@ -2953,7 +2953,7 @@
           <w:color w:val="1E1D1C"/>
           <w:sz w:val="20"/>
         </w:rPr>
-        <w:t>12. HumaI Blog, "SaaSpocalypse: Why Enterprise Software Has Lost More Than $2 Trillion in 2026," accessed May 15, 2026, https://www.humai.blog/saaspocalypse-why-enterprise-software-has-lost-more-than-2-trillion-in-2026/.</w:t>
+        <w:t>12. Bloomberg, "What's Behind the 'SaaSpocalypse' Plunge in Software Stocks," February 4, 2026, https://www.bloomberg.com/news/articles/2026-02-04/what-s-behind-the-saaspocalypse-plunge-in-software-stocks.</w:t>
       </w:r>
     </w:p>
     <w:p>
@@ -3105,17 +3105,13 @@
       <w:pPr>
         <w:spacing w:after="80"/>
         <w:ind w:left="360" w:hanging="360"/>
-        <w:rPr>
-          <w:rFonts w:hint="eastAsia"/>
-        </w:rPr>
-      </w:pPr>
-      <w:r>
-        <w:rPr>
-          <w:rFonts w:eastAsia="Open Sans" w:cs="Open Sans"/>
+      </w:pPr>
+      <w:r>
+        <w:rPr>
           <w:color w:val="1E1D1C"/>
           <w:sz w:val="20"/>
         </w:rPr>
-        <w:t>Cognizant. "Cognizant Adopts Anthropic's Claude to Accelerate Enterprise AI Adoption at Scale and Deploys Claude to Drive Internal AI Transformation." News release, November 4, 2025. https://news.cognizant.com/2025-11-04-Cognizant-Adopts-Anthropics-Claude-to-Accelerate-Enterprise-AI-Adoption-at-Scale-and-Deploys-Claude-to-Drive-Internal-AI-Transformation.</w:t>
+        <w:t>Bloomberg. "What's Behind the 'SaaSpocalypse' Plunge in Software Stocks." February 4, 2026. https://www.bloomberg.com/news/articles/2026-02-04/what-s-behind-the-saaspocalypse-plunge-in-software-stocks.</w:t>
       </w:r>
     </w:p>
     <w:p>
@@ -3132,7 +3128,7 @@
           <w:color w:val="1E1D1C"/>
           <w:sz w:val="20"/>
         </w:rPr>
-        <w:t>Data Consulting Insights. "AI Consulting Pricing: What GenAI Projects Actually Cost in 2026." Accessed May 14, 2026. https://dataconsultingfirms.com/insights/ai-consulting-pricing.</w:t>
+        <w:t>Cognizant. "Cognizant Adopts Anthropic's Claude to Accelerate Enterprise AI Adoption at Scale and Deploys Claude to Drive Internal AI Transformation." News release, November 4, 2025. https://news.cognizant.com/2025-11-04-Cognizant-Adopts-Anthropics-Claude-to-Accelerate-Enterprise-AI-Adoption-at-Scale-and-Deploys-Claude-to-Drive-Internal-AI-Transformation.</w:t>
       </w:r>
     </w:p>
     <w:p>
@@ -3149,37 +3145,37 @@
           <w:color w:val="1E1D1C"/>
           <w:sz w:val="20"/>
         </w:rPr>
-        <w:t>Ford, Brody, and Shirin Ghaffary. "OpenAI Acquires Tomoro to Boost Private Equity-Backed AI Venture." Bloomberg, May 11, 2026. https://www.bloomberg.com/news/articles/2026-05-11/openai-to-buy-consulting-firm-for-private-equity-joint-venture.</w:t>
+        <w:t>Data Consulting Insights. "AI Consulting Pricing: What GenAI Projects Actually Cost in 2026." Accessed May 14, 2026. https://dataconsultingfirms.com/insights/ai-consulting-pricing.</w:t>
       </w:r>
     </w:p>
     <w:p>
       <w:pPr>
         <w:spacing w:after="80"/>
         <w:ind w:left="360" w:hanging="360"/>
-      </w:pPr>
-      <w:r>
-        <w:rPr>
+        <w:rPr>
+          <w:rFonts w:hint="eastAsia"/>
+        </w:rPr>
+      </w:pPr>
+      <w:r>
+        <w:rPr>
+          <w:rFonts w:eastAsia="Open Sans" w:cs="Open Sans"/>
           <w:color w:val="1E1D1C"/>
           <w:sz w:val="20"/>
         </w:rPr>
-        <w:t>Fortune. "MIT Report: 95% of Generative AI Pilots at Companies Are Failing." August 18, 2025. https://fortune.com/2025/08/18/mit-report-95-percent-generative-ai-pilots-at-companies-failing-cfo/.</w:t>
+        <w:t>Ford, Brody, and Shirin Ghaffary. "OpenAI Acquires Tomoro to Boost Private Equity-Backed AI Venture." Bloomberg, May 11, 2026. https://www.bloomberg.com/news/articles/2026-05-11/openai-to-buy-consulting-firm-for-private-equity-joint-venture.</w:t>
       </w:r>
     </w:p>
     <w:p>
       <w:pPr>
         <w:spacing w:after="80"/>
         <w:ind w:left="360" w:hanging="360"/>
-        <w:rPr>
-          <w:rFonts w:hint="eastAsia"/>
-        </w:rPr>
-      </w:pPr>
-      <w:r>
-        <w:rPr>
-          <w:rFonts w:eastAsia="Open Sans" w:cs="Open Sans"/>
+      </w:pPr>
+      <w:r>
+        <w:rPr>
           <w:color w:val="1E1D1C"/>
           <w:sz w:val="20"/>
         </w:rPr>
-        <w:t>Garfinkle, Allie. "Anthropic Takes Shot at Consulting Industry in Joint Venture with Wall Street Giants." Fortune, May 4, 2026. https://fortune.com/2026/05/04/anthropic-claude-consulting-industry-joint-venture-blackstone-goldman-sachs/.</w:t>
+        <w:t>Fortune. "MIT Report: 95% of Generative AI Pilots at Companies Are Failing." August 18, 2025. https://fortune.com/2025/08/18/mit-report-95-percent-generative-ai-pilots-at-companies-failing-cfo/.</w:t>
       </w:r>
     </w:p>
     <w:p>
@@ -3196,20 +3192,24 @@
           <w:color w:val="1E1D1C"/>
           <w:sz w:val="20"/>
         </w:rPr>
-        <w:t>Google Cloud. "Google Cloud Commits $750 Million to Accelerate Partners' Agentic AI Development." Press release, April 22, 2026. https://www.googlecloudpresscorner.com/2026-04-22-Google-Cloud-Commits-750-Million-to-Accelerate-Partners-Agentic-AI-Development.</w:t>
+        <w:t>Garfinkle, Allie. "Anthropic Takes Shot at Consulting Industry in Joint Venture with Wall Street Giants." Fortune, May 4, 2026. https://fortune.com/2026/05/04/anthropic-claude-consulting-industry-joint-venture-blackstone-goldman-sachs/.</w:t>
       </w:r>
     </w:p>
     <w:p>
       <w:pPr>
         <w:spacing w:after="80"/>
         <w:ind w:left="360" w:hanging="360"/>
-      </w:pPr>
-      <w:r>
-        <w:rPr>
+        <w:rPr>
+          <w:rFonts w:hint="eastAsia"/>
+        </w:rPr>
+      </w:pPr>
+      <w:r>
+        <w:rPr>
+          <w:rFonts w:eastAsia="Open Sans" w:cs="Open Sans"/>
           <w:color w:val="1E1D1C"/>
           <w:sz w:val="20"/>
         </w:rPr>
-        <w:t>HumaI Blog. "SaaSpocalypse: Why Enterprise Software Has Lost More Than $2 Trillion in 2026." Accessed May 15, 2026. https://www.humai.blog/saaspocalypse-why-enterprise-software-has-lost-more-than-2-trillion-in-2026/.</w:t>
+        <w:t>Google Cloud. "Google Cloud Commits $750 Million to Accelerate Partners' Agentic AI Development." Press release, April 22, 2026. https://www.googlecloudpresscorner.com/2026-04-22-Google-Cloud-Commits-750-Million-to-Accelerate-Partners-Agentic-AI-Development.</w:t>
       </w:r>
     </w:p>
     <w:p>

--- a/forward-deployed-decade/assets/ISI.FDD.docx
+++ b/forward-deployed-decade/assets/ISI.FDD.docx
@@ -8,6 +8,7 @@
         <w:rPr>
           <w:rFonts w:hint="eastAsia"/>
         </w:rPr>
+        <w:widowControl w:val="1"/>
       </w:pPr>
       <w:r>
         <w:rPr>
@@ -56,6 +57,7 @@
         <w:rPr>
           <w:rFonts w:hint="eastAsia"/>
         </w:rPr>
+        <w:widowControl w:val="1"/>
       </w:pPr>
       <w:r>
         <w:rPr>
@@ -73,6 +75,7 @@
         <w:rPr>
           <w:rFonts w:hint="eastAsia"/>
         </w:rPr>
+        <w:widowControl w:val="1"/>
       </w:pPr>
       <w:r>
         <w:rPr>
@@ -90,6 +93,7 @@
         <w:rPr>
           <w:rFonts w:hint="eastAsia"/>
         </w:rPr>
+        <w:widowControl w:val="1"/>
       </w:pPr>
       <w:r>
         <w:rPr>
@@ -107,6 +111,7 @@
         <w:rPr>
           <w:rFonts w:hint="eastAsia"/>
         </w:rPr>
+        <w:widowControl w:val="1"/>
       </w:pPr>
       <w:r>
         <w:rPr>
@@ -124,6 +129,7 @@
         <w:rPr>
           <w:rFonts w:hint="eastAsia"/>
         </w:rPr>
+        <w:widowControl w:val="1"/>
       </w:pPr>
       <w:r>
         <w:rPr>
@@ -140,6 +146,7 @@
         <w:rPr>
           <w:rFonts w:hint="eastAsia"/>
         </w:rPr>
+        <w:widowControl w:val="1"/>
       </w:pPr>
       <w:r>
         <w:rPr>
@@ -155,6 +162,7 @@
         <w:rPr>
           <w:rFonts w:hint="eastAsia"/>
         </w:rPr>
+        <w:widowControl w:val="1"/>
       </w:pPr>
       <w:r>
         <w:rPr>
@@ -170,6 +178,7 @@
         <w:rPr>
           <w:rFonts w:hint="eastAsia"/>
         </w:rPr>
+        <w:widowControl w:val="1"/>
       </w:pPr>
       <w:r>
         <w:rPr>
@@ -186,6 +195,7 @@
         <w:rPr>
           <w:rFonts w:hint="eastAsia"/>
         </w:rPr>
+        <w:widowControl w:val="1"/>
       </w:pPr>
       <w:r>
         <w:rPr>
@@ -201,6 +211,7 @@
         <w:rPr>
           <w:rFonts w:hint="eastAsia"/>
         </w:rPr>
+        <w:widowControl w:val="1"/>
       </w:pPr>
       <w:r>
         <w:rPr>
@@ -231,6 +242,7 @@
         <w:rPr>
           <w:rFonts w:hint="eastAsia"/>
         </w:rPr>
+        <w:widowControl w:val="1"/>
       </w:pPr>
       <w:r>
         <w:rPr>
@@ -253,6 +265,9 @@
         <w:pStyle w:val="Heading1"/>
         <w:pageBreakBefore/>
         <w:spacing w:before="360" w:after="160"/>
+        <w:widowControl w:val="1"/>
+        <w:keepNext w:val="1"/>
+        <w:keepLines w:val="1"/>
       </w:pPr>
       <w:r>
         <w:rPr>
@@ -270,6 +285,7 @@
         <w:rPr>
           <w:rFonts w:hint="eastAsia"/>
         </w:rPr>
+        <w:widowControl w:val="1"/>
       </w:pPr>
       <w:r>
         <w:rPr>
@@ -283,6 +299,9 @@
       <w:pPr>
         <w:pStyle w:val="Heading2"/>
         <w:spacing w:before="240" w:after="80"/>
+        <w:widowControl w:val="1"/>
+        <w:keepNext w:val="1"/>
+        <w:keepLines w:val="1"/>
       </w:pPr>
       <w:r>
         <w:rPr>
@@ -298,6 +317,7 @@
         <w:rPr>
           <w:rFonts w:hint="eastAsia"/>
         </w:rPr>
+        <w:widowControl w:val="1"/>
       </w:pPr>
       <w:r>
         <w:rPr>
@@ -334,6 +354,9 @@
       <w:pPr>
         <w:pStyle w:val="Heading2"/>
         <w:spacing w:before="240" w:after="80"/>
+        <w:widowControl w:val="1"/>
+        <w:keepNext w:val="1"/>
+        <w:keepLines w:val="1"/>
       </w:pPr>
       <w:r>
         <w:rPr>
@@ -349,6 +372,7 @@
         <w:rPr>
           <w:rFonts w:hint="eastAsia"/>
         </w:rPr>
+        <w:widowControl w:val="1"/>
       </w:pPr>
       <w:r>
         <w:rPr>
@@ -377,6 +401,9 @@
       <w:pPr>
         <w:pStyle w:val="Heading2"/>
         <w:spacing w:before="240" w:after="80"/>
+        <w:widowControl w:val="1"/>
+        <w:keepNext w:val="1"/>
+        <w:keepLines w:val="1"/>
       </w:pPr>
       <w:r>
         <w:rPr>
@@ -392,6 +419,7 @@
         <w:rPr>
           <w:rFonts w:hint="eastAsia"/>
         </w:rPr>
+        <w:widowControl w:val="1"/>
       </w:pPr>
       <w:r>
         <w:rPr>
@@ -428,6 +456,9 @@
       <w:pPr>
         <w:pStyle w:val="Heading2"/>
         <w:spacing w:before="240" w:after="80"/>
+        <w:widowControl w:val="1"/>
+        <w:keepNext w:val="1"/>
+        <w:keepLines w:val="1"/>
       </w:pPr>
       <w:r>
         <w:rPr>
@@ -443,6 +474,7 @@
         <w:rPr>
           <w:rFonts w:hint="eastAsia"/>
         </w:rPr>
+        <w:widowControl w:val="1"/>
       </w:pPr>
       <w:r>
         <w:rPr>
@@ -479,6 +511,9 @@
       <w:pPr>
         <w:pStyle w:val="Heading1"/>
         <w:spacing w:before="360" w:after="160"/>
+        <w:widowControl w:val="1"/>
+        <w:keepNext w:val="1"/>
+        <w:keepLines w:val="1"/>
       </w:pPr>
       <w:r>
         <w:rPr>
@@ -493,6 +528,9 @@
       <w:pPr>
         <w:pStyle w:val="Heading2"/>
         <w:spacing w:before="240" w:after="80"/>
+        <w:widowControl w:val="1"/>
+        <w:keepNext w:val="1"/>
+        <w:keepLines w:val="1"/>
       </w:pPr>
       <w:r>
         <w:rPr>
@@ -508,6 +546,7 @@
         <w:rPr>
           <w:rFonts w:hint="eastAsia"/>
         </w:rPr>
+        <w:widowControl w:val="1"/>
       </w:pPr>
       <w:r>
         <w:rPr>
@@ -521,6 +560,9 @@
       <w:pPr>
         <w:pStyle w:val="Heading2"/>
         <w:spacing w:before="240" w:after="80"/>
+        <w:widowControl w:val="1"/>
+        <w:keepNext w:val="1"/>
+        <w:keepLines w:val="1"/>
       </w:pPr>
       <w:r>
         <w:rPr>
@@ -536,6 +578,7 @@
         <w:rPr>
           <w:rFonts w:hint="eastAsia"/>
         </w:rPr>
+        <w:widowControl w:val="1"/>
       </w:pPr>
       <w:r>
         <w:rPr>
@@ -564,6 +607,9 @@
       <w:pPr>
         <w:pStyle w:val="Heading2"/>
         <w:spacing w:before="240" w:after="80"/>
+        <w:widowControl w:val="1"/>
+        <w:keepNext w:val="1"/>
+        <w:keepLines w:val="1"/>
       </w:pPr>
       <w:r>
         <w:rPr>
@@ -579,6 +625,7 @@
         <w:rPr>
           <w:rFonts w:hint="eastAsia"/>
         </w:rPr>
+        <w:widowControl w:val="1"/>
       </w:pPr>
       <w:r>
         <w:rPr>
@@ -592,6 +639,9 @@
       <w:pPr>
         <w:pStyle w:val="Heading1"/>
         <w:spacing w:before="360" w:after="160"/>
+        <w:widowControl w:val="1"/>
+        <w:keepNext w:val="1"/>
+        <w:keepLines w:val="1"/>
       </w:pPr>
       <w:r>
         <w:rPr>
@@ -607,6 +657,9 @@
       <w:pPr>
         <w:pStyle w:val="Heading2"/>
         <w:spacing w:before="240" w:after="80"/>
+        <w:widowControl w:val="1"/>
+        <w:keepNext w:val="1"/>
+        <w:keepLines w:val="1"/>
       </w:pPr>
       <w:r>
         <w:rPr>
@@ -622,6 +675,7 @@
         <w:rPr>
           <w:rFonts w:hint="eastAsia"/>
         </w:rPr>
+        <w:widowControl w:val="1"/>
       </w:pPr>
       <w:r>
         <w:rPr>
@@ -654,6 +708,9 @@
       <w:pPr>
         <w:pStyle w:val="Heading2"/>
         <w:spacing w:before="240" w:after="80"/>
+        <w:widowControl w:val="1"/>
+        <w:keepNext w:val="1"/>
+        <w:keepLines w:val="1"/>
       </w:pPr>
       <w:r>
         <w:rPr>
@@ -669,6 +726,7 @@
         <w:rPr>
           <w:rFonts w:hint="eastAsia"/>
         </w:rPr>
+        <w:widowControl w:val="1"/>
       </w:pPr>
       <w:r>
         <w:rPr>
@@ -682,6 +740,9 @@
       <w:pPr>
         <w:pStyle w:val="Heading2"/>
         <w:spacing w:before="240" w:after="80"/>
+        <w:widowControl w:val="1"/>
+        <w:keepNext w:val="1"/>
+        <w:keepLines w:val="1"/>
       </w:pPr>
       <w:r>
         <w:rPr>
@@ -697,6 +758,7 @@
         <w:rPr>
           <w:rFonts w:hint="eastAsia"/>
         </w:rPr>
+        <w:widowControl w:val="1"/>
       </w:pPr>
       <w:r>
         <w:rPr>
@@ -725,6 +787,9 @@
       <w:pPr>
         <w:pStyle w:val="Heading2"/>
         <w:spacing w:before="240" w:after="80"/>
+        <w:widowControl w:val="1"/>
+        <w:keepNext w:val="1"/>
+        <w:keepLines w:val="1"/>
       </w:pPr>
       <w:r>
         <w:rPr>
@@ -740,6 +805,7 @@
         <w:rPr>
           <w:rFonts w:hint="eastAsia"/>
         </w:rPr>
+        <w:widowControl w:val="1"/>
       </w:pPr>
       <w:r>
         <w:rPr>
@@ -761,6 +827,9 @@
       <w:pPr>
         <w:pStyle w:val="Heading2"/>
         <w:spacing w:before="240" w:after="80"/>
+        <w:widowControl w:val="1"/>
+        <w:keepNext w:val="1"/>
+        <w:keepLines w:val="1"/>
       </w:pPr>
       <w:r>
         <w:rPr>
@@ -773,6 +842,7 @@
     <w:p>
       <w:pPr>
         <w:spacing w:after="120"/>
+        <w:widowControl w:val="1"/>
       </w:pPr>
       <w:r>
         <w:rPr>
@@ -824,6 +894,9 @@
       <w:pPr>
         <w:pStyle w:val="Heading1"/>
         <w:spacing w:before="360" w:after="160"/>
+        <w:widowControl w:val="1"/>
+        <w:keepNext w:val="1"/>
+        <w:keepLines w:val="1"/>
       </w:pPr>
       <w:r>
         <w:rPr>
@@ -840,6 +913,7 @@
         <w:rPr>
           <w:rFonts w:hint="eastAsia"/>
         </w:rPr>
+        <w:widowControl w:val="1"/>
       </w:pPr>
       <w:r>
         <w:rPr>
@@ -853,6 +927,9 @@
       <w:pPr>
         <w:pStyle w:val="Heading2"/>
         <w:spacing w:before="240" w:after="80"/>
+        <w:widowControl w:val="1"/>
+        <w:keepNext w:val="1"/>
+        <w:keepLines w:val="1"/>
       </w:pPr>
       <w:r>
         <w:rPr>
@@ -868,6 +945,7 @@
         <w:rPr>
           <w:rFonts w:hint="eastAsia"/>
         </w:rPr>
+        <w:widowControl w:val="1"/>
       </w:pPr>
       <w:r>
         <w:rPr>
@@ -881,6 +959,9 @@
       <w:pPr>
         <w:pStyle w:val="Heading2"/>
         <w:spacing w:before="240" w:after="80"/>
+        <w:widowControl w:val="1"/>
+        <w:keepNext w:val="1"/>
+        <w:keepLines w:val="1"/>
       </w:pPr>
       <w:r>
         <w:rPr>
@@ -896,6 +977,7 @@
         <w:rPr>
           <w:rFonts w:hint="eastAsia"/>
         </w:rPr>
+        <w:widowControl w:val="1"/>
       </w:pPr>
       <w:r>
         <w:rPr>
@@ -917,6 +999,9 @@
       <w:pPr>
         <w:pStyle w:val="Heading2"/>
         <w:spacing w:before="240" w:after="80"/>
+        <w:widowControl w:val="1"/>
+        <w:keepNext w:val="1"/>
+        <w:keepLines w:val="1"/>
       </w:pPr>
       <w:r>
         <w:rPr>
@@ -932,6 +1017,7 @@
         <w:rPr>
           <w:rFonts w:hint="eastAsia"/>
         </w:rPr>
+        <w:widowControl w:val="1"/>
       </w:pPr>
       <w:r>
         <w:rPr>
@@ -945,6 +1031,9 @@
       <w:pPr>
         <w:pStyle w:val="Heading2"/>
         <w:spacing w:before="240" w:after="80"/>
+        <w:widowControl w:val="1"/>
+        <w:keepNext w:val="1"/>
+        <w:keepLines w:val="1"/>
       </w:pPr>
       <w:r>
         <w:rPr>
@@ -960,6 +1049,7 @@
         <w:rPr>
           <w:rFonts w:hint="eastAsia"/>
         </w:rPr>
+        <w:widowControl w:val="1"/>
       </w:pPr>
       <w:r>
         <w:rPr>
@@ -981,6 +1071,9 @@
       <w:pPr>
         <w:pStyle w:val="Heading2"/>
         <w:spacing w:before="240" w:after="80"/>
+        <w:widowControl w:val="1"/>
+        <w:keepNext w:val="1"/>
+        <w:keepLines w:val="1"/>
       </w:pPr>
       <w:r>
         <w:rPr>
@@ -996,6 +1089,7 @@
         <w:rPr>
           <w:rFonts w:hint="eastAsia"/>
         </w:rPr>
+        <w:widowControl w:val="1"/>
       </w:pPr>
       <w:r>
         <w:rPr>
@@ -1011,6 +1105,7 @@
         <w:rPr>
           <w:rFonts w:hint="eastAsia"/>
         </w:rPr>
+        <w:widowControl w:val="1"/>
       </w:pPr>
       <w:r>
         <w:rPr>
@@ -1024,6 +1119,9 @@
       <w:pPr>
         <w:pStyle w:val="Heading2"/>
         <w:spacing w:before="240" w:after="80"/>
+        <w:widowControl w:val="1"/>
+        <w:keepNext w:val="1"/>
+        <w:keepLines w:val="1"/>
       </w:pPr>
       <w:r>
         <w:rPr>
@@ -1039,6 +1137,7 @@
         <w:rPr>
           <w:rFonts w:hint="eastAsia"/>
         </w:rPr>
+        <w:widowControl w:val="1"/>
       </w:pPr>
       <w:r>
         <w:rPr>
@@ -1062,6 +1161,7 @@
         <w:rPr>
           <w:rFonts w:hint="eastAsia"/>
         </w:rPr>
+        <w:widowControl w:val="1"/>
       </w:pPr>
       <w:r>
         <w:rPr>
@@ -1075,6 +1175,9 @@
       <w:pPr>
         <w:pStyle w:val="Heading1"/>
         <w:spacing w:before="360" w:after="160"/>
+        <w:widowControl w:val="1"/>
+        <w:keepNext w:val="1"/>
+        <w:keepLines w:val="1"/>
       </w:pPr>
       <w:r>
         <w:rPr>
@@ -1089,6 +1192,9 @@
       <w:pPr>
         <w:pStyle w:val="Heading2"/>
         <w:spacing w:before="240" w:after="80"/>
+        <w:widowControl w:val="1"/>
+        <w:keepNext w:val="1"/>
+        <w:keepLines w:val="1"/>
       </w:pPr>
       <w:r>
         <w:rPr>
@@ -1104,6 +1210,7 @@
         <w:rPr>
           <w:rFonts w:hint="eastAsia"/>
         </w:rPr>
+        <w:widowControl w:val="1"/>
       </w:pPr>
       <w:r>
         <w:rPr>
@@ -1132,6 +1239,9 @@
       <w:pPr>
         <w:pStyle w:val="Heading2"/>
         <w:spacing w:before="240" w:after="80"/>
+        <w:widowControl w:val="1"/>
+        <w:keepNext w:val="1"/>
+        <w:keepLines w:val="1"/>
       </w:pPr>
       <w:r>
         <w:rPr>
@@ -1147,6 +1257,7 @@
         <w:rPr>
           <w:rFonts w:hint="eastAsia"/>
         </w:rPr>
+        <w:widowControl w:val="1"/>
       </w:pPr>
       <w:r>
         <w:rPr>
@@ -1160,6 +1271,9 @@
       <w:pPr>
         <w:pStyle w:val="Heading2"/>
         <w:spacing w:before="240" w:after="80"/>
+        <w:widowControl w:val="1"/>
+        <w:keepNext w:val="1"/>
+        <w:keepLines w:val="1"/>
       </w:pPr>
       <w:r>
         <w:rPr>
@@ -1176,6 +1290,7 @@
         <w:rPr>
           <w:rFonts w:hint="eastAsia"/>
         </w:rPr>
+        <w:widowControl w:val="1"/>
       </w:pPr>
       <w:r>
         <w:rPr>
@@ -1189,6 +1304,9 @@
       <w:pPr>
         <w:pStyle w:val="Heading2"/>
         <w:spacing w:before="240" w:after="80"/>
+        <w:widowControl w:val="1"/>
+        <w:keepNext w:val="1"/>
+        <w:keepLines w:val="1"/>
       </w:pPr>
       <w:r>
         <w:rPr>
@@ -1204,6 +1322,7 @@
         <w:rPr>
           <w:rFonts w:hint="eastAsia"/>
         </w:rPr>
+        <w:widowControl w:val="1"/>
       </w:pPr>
       <w:r>
         <w:rPr>
@@ -1217,6 +1336,9 @@
       <w:pPr>
         <w:pStyle w:val="Heading2"/>
         <w:spacing w:before="240" w:after="80"/>
+        <w:widowControl w:val="1"/>
+        <w:keepNext w:val="1"/>
+        <w:keepLines w:val="1"/>
       </w:pPr>
       <w:r>
         <w:rPr>
@@ -1232,6 +1354,7 @@
         <w:rPr>
           <w:rFonts w:hint="eastAsia"/>
         </w:rPr>
+        <w:widowControl w:val="1"/>
       </w:pPr>
       <w:r>
         <w:rPr>
@@ -1245,6 +1368,9 @@
       <w:pPr>
         <w:pStyle w:val="Heading1"/>
         <w:spacing w:before="360" w:after="160"/>
+        <w:widowControl w:val="1"/>
+        <w:keepNext w:val="1"/>
+        <w:keepLines w:val="1"/>
       </w:pPr>
       <w:r>
         <w:rPr>
@@ -1259,6 +1385,9 @@
       <w:pPr>
         <w:pStyle w:val="Heading2"/>
         <w:spacing w:before="240" w:after="80"/>
+        <w:widowControl w:val="1"/>
+        <w:keepNext w:val="1"/>
+        <w:keepLines w:val="1"/>
       </w:pPr>
       <w:r>
         <w:rPr>
@@ -1274,6 +1403,7 @@
         <w:rPr>
           <w:rFonts w:hint="eastAsia"/>
         </w:rPr>
+        <w:widowControl w:val="1"/>
       </w:pPr>
       <w:r>
         <w:rPr>
@@ -1295,6 +1425,9 @@
       <w:pPr>
         <w:pStyle w:val="Heading2"/>
         <w:spacing w:before="240" w:after="80"/>
+        <w:widowControl w:val="1"/>
+        <w:keepNext w:val="1"/>
+        <w:keepLines w:val="1"/>
       </w:pPr>
       <w:r>
         <w:rPr>
@@ -1307,11 +1440,13 @@
     <w:p>
       <w:pPr>
         <w:pStyle w:val="ListParagraph"/>
-        <w:keepLines/>
+        <w:keepLines w:val="1"/>
         <w:spacing w:after="80"/>
         <w:rPr>
           <w:rFonts w:hint="eastAsia"/>
         </w:rPr>
+        <w:widowControl w:val="1"/>
+        <w:keepNext w:val="1"/>
       </w:pPr>
       <w:r>
         <w:rPr>
@@ -1324,11 +1459,13 @@
     <w:p>
       <w:pPr>
         <w:pStyle w:val="ListParagraph"/>
-        <w:keepLines/>
+        <w:keepLines w:val="1"/>
         <w:spacing w:after="80"/>
         <w:rPr>
           <w:rFonts w:hint="eastAsia"/>
         </w:rPr>
+        <w:widowControl w:val="1"/>
+        <w:keepNext w:val="1"/>
       </w:pPr>
       <w:r>
         <w:rPr>
@@ -1341,11 +1478,13 @@
     <w:p>
       <w:pPr>
         <w:pStyle w:val="ListParagraph"/>
-        <w:keepLines/>
+        <w:keepLines w:val="1"/>
         <w:spacing w:after="80"/>
         <w:rPr>
           <w:rFonts w:hint="eastAsia"/>
         </w:rPr>
+        <w:widowControl w:val="1"/>
+        <w:keepNext w:val="1"/>
       </w:pPr>
       <w:r>
         <w:rPr>
@@ -1358,11 +1497,13 @@
     <w:p>
       <w:pPr>
         <w:pStyle w:val="ListParagraph"/>
-        <w:keepLines/>
+        <w:keepLines w:val="1"/>
         <w:spacing w:after="80"/>
         <w:rPr>
           <w:rFonts w:hint="eastAsia"/>
         </w:rPr>
+        <w:widowControl w:val="1"/>
+        <w:keepNext w:val="1"/>
       </w:pPr>
       <w:r>
         <w:rPr>
@@ -1375,11 +1516,13 @@
     <w:p>
       <w:pPr>
         <w:pStyle w:val="ListParagraph"/>
-        <w:keepLines/>
+        <w:keepLines w:val="1"/>
         <w:spacing w:after="80"/>
         <w:rPr>
           <w:rFonts w:hint="eastAsia"/>
         </w:rPr>
+        <w:widowControl w:val="1"/>
+        <w:keepNext w:val="1"/>
       </w:pPr>
       <w:r>
         <w:rPr>
@@ -1394,6 +1537,9 @@
       <w:pPr>
         <w:pStyle w:val="Heading2"/>
         <w:spacing w:before="240" w:after="80"/>
+        <w:widowControl w:val="1"/>
+        <w:keepNext w:val="1"/>
+        <w:keepLines w:val="1"/>
       </w:pPr>
       <w:r>
         <w:rPr>
@@ -1409,6 +1555,7 @@
         <w:rPr>
           <w:rFonts w:hint="eastAsia"/>
         </w:rPr>
+        <w:widowControl w:val="1"/>
       </w:pPr>
       <w:r>
         <w:rPr>
@@ -1452,6 +1599,9 @@
       <w:pPr>
         <w:pStyle w:val="Heading2"/>
         <w:spacing w:before="240" w:after="80"/>
+        <w:widowControl w:val="1"/>
+        <w:keepNext w:val="1"/>
+        <w:keepLines w:val="1"/>
       </w:pPr>
       <w:r>
         <w:rPr>
@@ -1467,6 +1617,7 @@
         <w:rPr>
           <w:rFonts w:hint="eastAsia"/>
         </w:rPr>
+        <w:widowControl w:val="1"/>
       </w:pPr>
       <w:r>
         <w:rPr>
@@ -1481,6 +1632,9 @@
         <w:pStyle w:val="Heading1"/>
         <w:pageBreakBefore/>
         <w:spacing w:before="360" w:after="160"/>
+        <w:widowControl w:val="1"/>
+        <w:keepNext w:val="1"/>
+        <w:keepLines w:val="1"/>
       </w:pPr>
       <w:r>
         <w:rPr>
@@ -1497,6 +1651,7 @@
         <w:rPr>
           <w:rFonts w:hint="eastAsia"/>
         </w:rPr>
+        <w:widowControl w:val="1"/>
       </w:pPr>
       <w:r>
         <w:rPr>
@@ -1537,6 +1692,7 @@
               <w:rPr>
                 <w:rFonts w:hint="eastAsia"/>
               </w:rPr>
+              <w:widowControl w:val="1"/>
             </w:pPr>
             <w:r>
               <w:rPr>
@@ -1554,6 +1710,7 @@
               <w:rPr>
                 <w:rFonts w:hint="eastAsia"/>
               </w:rPr>
+              <w:widowControl w:val="1"/>
             </w:pPr>
             <w:r>
               <w:rPr>
@@ -1580,6 +1737,7 @@
               <w:rPr>
                 <w:rFonts w:hint="eastAsia"/>
               </w:rPr>
+              <w:widowControl w:val="1"/>
             </w:pPr>
             <w:r>
               <w:rPr>
@@ -1606,6 +1764,7 @@
               <w:rPr>
                 <w:rFonts w:hint="eastAsia"/>
               </w:rPr>
+              <w:widowControl w:val="1"/>
             </w:pPr>
             <w:r>
               <w:rPr>
@@ -1632,6 +1791,7 @@
               <w:rPr>
                 <w:rFonts w:hint="eastAsia"/>
               </w:rPr>
+              <w:widowControl w:val="1"/>
             </w:pPr>
             <w:r>
               <w:rPr>
@@ -1658,6 +1818,7 @@
               <w:rPr>
                 <w:rFonts w:hint="eastAsia"/>
               </w:rPr>
+              <w:widowControl w:val="1"/>
             </w:pPr>
             <w:r>
               <w:rPr>
@@ -1684,6 +1845,7 @@
               <w:rPr>
                 <w:rFonts w:hint="eastAsia"/>
               </w:rPr>
+              <w:widowControl w:val="1"/>
             </w:pPr>
             <w:r>
               <w:rPr>
@@ -1720,6 +1882,7 @@
               <w:rPr>
                 <w:rFonts w:hint="eastAsia"/>
               </w:rPr>
+              <w:widowControl w:val="1"/>
             </w:pPr>
             <w:r>
               <w:rPr>
@@ -1737,6 +1900,7 @@
               <w:rPr>
                 <w:rFonts w:hint="eastAsia"/>
               </w:rPr>
+              <w:widowControl w:val="1"/>
             </w:pPr>
             <w:r>
               <w:rPr>
@@ -1763,6 +1927,7 @@
               <w:rPr>
                 <w:rFonts w:hint="eastAsia"/>
               </w:rPr>
+              <w:widowControl w:val="1"/>
             </w:pPr>
             <w:r>
               <w:rPr>
@@ -1789,6 +1954,7 @@
               <w:rPr>
                 <w:rFonts w:hint="eastAsia"/>
               </w:rPr>
+              <w:widowControl w:val="1"/>
             </w:pPr>
             <w:r>
               <w:rPr>
@@ -1815,6 +1981,7 @@
               <w:rPr>
                 <w:rFonts w:hint="eastAsia"/>
               </w:rPr>
+              <w:widowControl w:val="1"/>
             </w:pPr>
             <w:r>
               <w:rPr>
@@ -1841,6 +2008,7 @@
               <w:rPr>
                 <w:rFonts w:hint="eastAsia"/>
               </w:rPr>
+              <w:widowControl w:val="1"/>
             </w:pPr>
             <w:r>
               <w:rPr>
@@ -1882,6 +2050,7 @@
               <w:rPr>
                 <w:rFonts w:hint="eastAsia"/>
               </w:rPr>
+              <w:widowControl w:val="1"/>
             </w:pPr>
             <w:r>
               <w:rPr>
@@ -1899,6 +2068,7 @@
               <w:rPr>
                 <w:rFonts w:hint="eastAsia"/>
               </w:rPr>
+              <w:widowControl w:val="1"/>
             </w:pPr>
             <w:r>
               <w:rPr>
@@ -1925,6 +2095,7 @@
               <w:rPr>
                 <w:rFonts w:hint="eastAsia"/>
               </w:rPr>
+              <w:widowControl w:val="1"/>
             </w:pPr>
             <w:r>
               <w:rPr>
@@ -1951,6 +2122,7 @@
               <w:rPr>
                 <w:rFonts w:hint="eastAsia"/>
               </w:rPr>
+              <w:widowControl w:val="1"/>
             </w:pPr>
             <w:r>
               <w:rPr>
@@ -1977,6 +2149,7 @@
               <w:rPr>
                 <w:rFonts w:hint="eastAsia"/>
               </w:rPr>
+              <w:widowControl w:val="1"/>
             </w:pPr>
             <w:r>
               <w:rPr>
@@ -2003,6 +2176,7 @@
               <w:rPr>
                 <w:rFonts w:hint="eastAsia"/>
               </w:rPr>
+              <w:widowControl w:val="1"/>
             </w:pPr>
             <w:r>
               <w:rPr>
@@ -2040,6 +2214,7 @@
               <w:rPr>
                 <w:rFonts w:hint="eastAsia"/>
               </w:rPr>
+              <w:widowControl w:val="1"/>
             </w:pPr>
             <w:r>
               <w:rPr>
@@ -2058,6 +2233,7 @@
               <w:rPr>
                 <w:rFonts w:hint="eastAsia"/>
               </w:rPr>
+              <w:widowControl w:val="1"/>
             </w:pPr>
             <w:r>
               <w:rPr>
@@ -2084,6 +2260,7 @@
               <w:rPr>
                 <w:rFonts w:hint="eastAsia"/>
               </w:rPr>
+              <w:widowControl w:val="1"/>
             </w:pPr>
             <w:r>
               <w:rPr>
@@ -2110,6 +2287,7 @@
               <w:rPr>
                 <w:rFonts w:hint="eastAsia"/>
               </w:rPr>
+              <w:widowControl w:val="1"/>
             </w:pPr>
             <w:r>
               <w:rPr>
@@ -2136,6 +2314,7 @@
               <w:rPr>
                 <w:rFonts w:hint="eastAsia"/>
               </w:rPr>
+              <w:widowControl w:val="1"/>
             </w:pPr>
             <w:r>
               <w:rPr>
@@ -2171,6 +2350,7 @@
               <w:rPr>
                 <w:rFonts w:hint="eastAsia"/>
               </w:rPr>
+              <w:widowControl w:val="1"/>
             </w:pPr>
             <w:r>
               <w:rPr>
@@ -2197,6 +2377,7 @@
               <w:rPr>
                 <w:rFonts w:hint="eastAsia"/>
               </w:rPr>
+              <w:widowControl w:val="1"/>
             </w:pPr>
             <w:r>
               <w:rPr>
@@ -2215,12 +2396,16 @@
         <w:rPr>
           <w:rFonts w:hint="eastAsia"/>
         </w:rPr>
+        <w:widowControl w:val="1"/>
       </w:pPr>
     </w:p>
     <w:p>
       <w:pPr>
         <w:pStyle w:val="Heading1"/>
         <w:spacing w:before="360" w:after="160"/>
+        <w:widowControl w:val="1"/>
+        <w:keepNext w:val="1"/>
+        <w:keepLines w:val="1"/>
       </w:pPr>
       <w:r>
         <w:rPr>
@@ -2235,6 +2420,9 @@
       <w:pPr>
         <w:pStyle w:val="Heading2"/>
         <w:spacing w:before="240" w:after="80"/>
+        <w:widowControl w:val="1"/>
+        <w:keepNext w:val="1"/>
+        <w:keepLines w:val="1"/>
       </w:pPr>
       <w:r>
         <w:rPr>
@@ -2250,6 +2438,7 @@
         <w:rPr>
           <w:rFonts w:hint="eastAsia"/>
         </w:rPr>
+        <w:widowControl w:val="1"/>
       </w:pPr>
       <w:r>
         <w:rPr>
@@ -2263,6 +2452,9 @@
       <w:pPr>
         <w:pStyle w:val="Heading2"/>
         <w:spacing w:before="240" w:after="80"/>
+        <w:widowControl w:val="1"/>
+        <w:keepNext w:val="1"/>
+        <w:keepLines w:val="1"/>
       </w:pPr>
       <w:r>
         <w:rPr>
@@ -2278,6 +2470,7 @@
         <w:rPr>
           <w:rFonts w:hint="eastAsia"/>
         </w:rPr>
+        <w:widowControl w:val="1"/>
       </w:pPr>
       <w:r>
         <w:rPr>
@@ -2291,6 +2484,9 @@
       <w:pPr>
         <w:pStyle w:val="Heading2"/>
         <w:spacing w:before="240" w:after="80"/>
+        <w:widowControl w:val="1"/>
+        <w:keepNext w:val="1"/>
+        <w:keepLines w:val="1"/>
       </w:pPr>
       <w:r>
         <w:rPr>
@@ -2306,6 +2502,7 @@
         <w:rPr>
           <w:rFonts w:hint="eastAsia"/>
         </w:rPr>
+        <w:widowControl w:val="1"/>
       </w:pPr>
       <w:r>
         <w:rPr>
@@ -2319,6 +2516,9 @@
       <w:pPr>
         <w:pStyle w:val="Heading2"/>
         <w:spacing w:before="240" w:after="80"/>
+        <w:widowControl w:val="1"/>
+        <w:keepNext w:val="1"/>
+        <w:keepLines w:val="1"/>
       </w:pPr>
       <w:r>
         <w:rPr>
@@ -2334,6 +2534,7 @@
         <w:rPr>
           <w:rFonts w:hint="eastAsia"/>
         </w:rPr>
+        <w:widowControl w:val="1"/>
       </w:pPr>
       <w:r>
         <w:rPr>
@@ -2355,6 +2556,9 @@
       <w:pPr>
         <w:pStyle w:val="Heading2"/>
         <w:spacing w:before="240" w:after="80"/>
+        <w:widowControl w:val="1"/>
+        <w:keepNext w:val="1"/>
+        <w:keepLines w:val="1"/>
       </w:pPr>
       <w:r>
         <w:rPr>
@@ -2370,6 +2574,7 @@
         <w:rPr>
           <w:rFonts w:hint="eastAsia"/>
         </w:rPr>
+        <w:widowControl w:val="1"/>
       </w:pPr>
       <w:r>
         <w:rPr>
@@ -2383,6 +2588,9 @@
       <w:pPr>
         <w:pStyle w:val="Heading2"/>
         <w:spacing w:before="240" w:after="80"/>
+        <w:widowControl w:val="1"/>
+        <w:keepNext w:val="1"/>
+        <w:keepLines w:val="1"/>
       </w:pPr>
       <w:r>
         <w:rPr>
@@ -2395,6 +2603,7 @@
     <w:p>
       <w:pPr>
         <w:spacing w:after="120"/>
+        <w:widowControl w:val="1"/>
       </w:pPr>
       <w:r>
         <w:rPr>
@@ -2433,6 +2642,9 @@
       <w:pPr>
         <w:pStyle w:val="Heading1"/>
         <w:spacing w:before="360" w:after="160"/>
+        <w:widowControl w:val="1"/>
+        <w:keepNext w:val="1"/>
+        <w:keepLines w:val="1"/>
       </w:pPr>
       <w:r>
         <w:rPr>
@@ -2449,6 +2661,7 @@
         <w:rPr>
           <w:rFonts w:hint="eastAsia"/>
         </w:rPr>
+        <w:widowControl w:val="1"/>
       </w:pPr>
       <w:r>
         <w:rPr>
@@ -2464,6 +2677,7 @@
         <w:rPr>
           <w:rFonts w:hint="eastAsia"/>
         </w:rPr>
+        <w:widowControl w:val="1"/>
       </w:pPr>
       <w:r>
         <w:rPr>
@@ -2490,11 +2704,13 @@
     <w:p>
       <w:pPr>
         <w:pStyle w:val="ListParagraph"/>
-        <w:keepLines/>
+        <w:keepLines w:val="1"/>
         <w:spacing w:after="80"/>
         <w:rPr>
           <w:rFonts w:hint="eastAsia"/>
         </w:rPr>
+        <w:widowControl w:val="1"/>
+        <w:keepNext w:val="1"/>
       </w:pPr>
       <w:r>
         <w:rPr>
@@ -2507,11 +2723,13 @@
     <w:p>
       <w:pPr>
         <w:pStyle w:val="ListParagraph"/>
-        <w:keepLines/>
+        <w:keepLines w:val="1"/>
         <w:spacing w:after="80"/>
         <w:rPr>
           <w:rFonts w:hint="eastAsia"/>
         </w:rPr>
+        <w:widowControl w:val="1"/>
+        <w:keepNext w:val="1"/>
       </w:pPr>
       <w:r>
         <w:rPr>
@@ -2524,11 +2742,13 @@
     <w:p>
       <w:pPr>
         <w:pStyle w:val="ListParagraph"/>
-        <w:keepLines/>
+        <w:keepLines w:val="1"/>
         <w:spacing w:after="80"/>
         <w:rPr>
           <w:rFonts w:hint="eastAsia"/>
         </w:rPr>
+        <w:widowControl w:val="1"/>
+        <w:keepNext w:val="1"/>
       </w:pPr>
       <w:r>
         <w:rPr>
@@ -2541,6 +2761,7 @@
     <w:p>
       <w:pPr>
         <w:spacing w:after="120"/>
+        <w:widowControl w:val="1"/>
       </w:pPr>
       <w:r>
         <w:rPr>
@@ -2581,6 +2802,7 @@
         <w:rPr>
           <w:rFonts w:hint="eastAsia"/>
         </w:rPr>
+        <w:widowControl w:val="1"/>
       </w:pPr>
       <w:r>
         <w:rPr>
@@ -2595,6 +2817,9 @@
       <w:pPr>
         <w:pStyle w:val="Heading1"/>
         <w:spacing w:before="360" w:after="160"/>
+        <w:widowControl w:val="1"/>
+        <w:keepNext w:val="1"/>
+        <w:keepLines w:val="1"/>
       </w:pPr>
       <w:r>
         <w:rPr>
@@ -2611,6 +2836,7 @@
         <w:rPr>
           <w:rFonts w:hint="eastAsia"/>
         </w:rPr>
+        <w:widowControl w:val="1"/>
       </w:pPr>
       <w:r>
         <w:rPr>
@@ -2626,6 +2852,7 @@
         <w:rPr>
           <w:rFonts w:hint="eastAsia"/>
         </w:rPr>
+        <w:widowControl w:val="1"/>
       </w:pPr>
       <w:r>
         <w:rPr>
@@ -2641,6 +2868,7 @@
         <w:rPr>
           <w:rFonts w:hint="eastAsia"/>
         </w:rPr>
+        <w:widowControl w:val="1"/>
       </w:pPr>
       <w:r>
         <w:rPr>
@@ -2655,6 +2883,9 @@
         <w:pStyle w:val="Heading1"/>
         <w:pageBreakBefore/>
         <w:spacing w:before="360" w:after="160"/>
+        <w:widowControl w:val="1"/>
+        <w:keepNext w:val="1"/>
+        <w:keepLines w:val="1"/>
       </w:pPr>
       <w:r>
         <w:rPr>
@@ -2673,6 +2904,7 @@
         <w:rPr>
           <w:rFonts w:hint="eastAsia"/>
         </w:rPr>
+        <w:widowControl w:val="1"/>
       </w:pPr>
       <w:r>
         <w:rPr>
@@ -2699,6 +2931,7 @@
         <w:rPr>
           <w:rFonts w:hint="eastAsia"/>
         </w:rPr>
+        <w:widowControl w:val="1"/>
       </w:pPr>
       <w:r>
         <w:rPr>
@@ -2725,6 +2958,7 @@
         <w:rPr>
           <w:rFonts w:hint="eastAsia"/>
         </w:rPr>
+        <w:widowControl w:val="1"/>
       </w:pPr>
       <w:r>
         <w:rPr>
@@ -2751,6 +2985,7 @@
         <w:rPr>
           <w:rFonts w:hint="eastAsia"/>
         </w:rPr>
+        <w:widowControl w:val="1"/>
       </w:pPr>
       <w:r>
         <w:rPr>
@@ -2777,6 +3012,7 @@
         <w:rPr>
           <w:rFonts w:hint="eastAsia"/>
         </w:rPr>
+        <w:widowControl w:val="1"/>
       </w:pPr>
       <w:r>
         <w:rPr>
@@ -2803,6 +3039,7 @@
         <w:rPr>
           <w:rFonts w:hint="eastAsia"/>
         </w:rPr>
+        <w:widowControl w:val="1"/>
       </w:pPr>
       <w:r>
         <w:rPr>
@@ -2829,6 +3066,7 @@
         <w:rPr>
           <w:rFonts w:hint="eastAsia"/>
         </w:rPr>
+        <w:widowControl w:val="1"/>
       </w:pPr>
       <w:r>
         <w:rPr>
@@ -2855,6 +3093,7 @@
         <w:rPr>
           <w:rFonts w:hint="eastAsia"/>
         </w:rPr>
+        <w:widowControl w:val="1"/>
       </w:pPr>
       <w:r>
         <w:rPr>
@@ -2871,6 +3110,7 @@
         <w:rPr>
           <w:rFonts w:hint="eastAsia"/>
         </w:rPr>
+        <w:widowControl w:val="1"/>
       </w:pPr>
       <w:r>
         <w:rPr>
@@ -2898,6 +3138,7 @@
         <w:rPr>
           <w:rFonts w:hint="eastAsia"/>
         </w:rPr>
+        <w:widowControl w:val="1"/>
       </w:pPr>
       <w:r>
         <w:rPr>
@@ -2924,6 +3165,7 @@
         <w:rPr>
           <w:rFonts w:hint="eastAsia"/>
         </w:rPr>
+        <w:widowControl w:val="1"/>
       </w:pPr>
       <w:r>
         <w:rPr>
@@ -2947,6 +3189,7 @@
       <w:pPr>
         <w:spacing w:after="80"/>
         <w:ind w:left="360" w:hanging="360"/>
+        <w:widowControl w:val="1"/>
       </w:pPr>
       <w:r>
         <w:rPr>
@@ -2960,6 +3203,7 @@
       <w:pPr>
         <w:spacing w:after="80"/>
         <w:ind w:left="360" w:hanging="360"/>
+        <w:widowControl w:val="1"/>
       </w:pPr>
       <w:r>
         <w:rPr>
@@ -2973,6 +3217,7 @@
       <w:pPr>
         <w:spacing w:after="80"/>
         <w:ind w:left="360" w:hanging="360"/>
+        <w:widowControl w:val="1"/>
       </w:pPr>
       <w:r>
         <w:rPr>
@@ -2986,6 +3231,7 @@
       <w:pPr>
         <w:spacing w:after="80"/>
         <w:ind w:left="360" w:hanging="360"/>
+        <w:widowControl w:val="1"/>
       </w:pPr>
       <w:r>
         <w:rPr>
@@ -2999,6 +3245,7 @@
       <w:pPr>
         <w:spacing w:after="80"/>
         <w:ind w:left="360" w:hanging="360"/>
+        <w:widowControl w:val="1"/>
       </w:pPr>
       <w:r>
         <w:rPr>
@@ -3013,6 +3260,9 @@
         <w:pStyle w:val="Heading1"/>
         <w:pageBreakBefore/>
         <w:spacing w:before="360" w:after="160"/>
+        <w:widowControl w:val="1"/>
+        <w:keepNext w:val="1"/>
+        <w:keepLines w:val="1"/>
       </w:pPr>
       <w:r>
         <w:rPr>
@@ -3031,6 +3281,7 @@
         <w:rPr>
           <w:rFonts w:hint="eastAsia"/>
         </w:rPr>
+        <w:widowControl w:val="1"/>
       </w:pPr>
       <w:r>
         <w:rPr>
@@ -3048,6 +3299,7 @@
         <w:rPr>
           <w:rFonts w:hint="eastAsia"/>
         </w:rPr>
+        <w:widowControl w:val="1"/>
       </w:pPr>
       <w:r>
         <w:rPr>
@@ -3062,6 +3314,7 @@
       <w:pPr>
         <w:spacing w:after="80"/>
         <w:ind w:left="360" w:hanging="360"/>
+        <w:widowControl w:val="1"/>
       </w:pPr>
       <w:r>
         <w:rPr>
@@ -3075,6 +3328,7 @@
       <w:pPr>
         <w:spacing w:after="80"/>
         <w:ind w:left="360" w:hanging="360"/>
+        <w:widowControl w:val="1"/>
       </w:pPr>
       <w:r>
         <w:rPr>
@@ -3091,6 +3345,7 @@
         <w:rPr>
           <w:rFonts w:hint="eastAsia"/>
         </w:rPr>
+        <w:widowControl w:val="1"/>
       </w:pPr>
       <w:r>
         <w:rPr>
@@ -3105,6 +3360,7 @@
       <w:pPr>
         <w:spacing w:after="80"/>
         <w:ind w:left="360" w:hanging="360"/>
+        <w:widowControl w:val="1"/>
       </w:pPr>
       <w:r>
         <w:rPr>
@@ -3121,6 +3377,7 @@
         <w:rPr>
           <w:rFonts w:hint="eastAsia"/>
         </w:rPr>
+        <w:widowControl w:val="1"/>
       </w:pPr>
       <w:r>
         <w:rPr>
@@ -3138,6 +3395,7 @@
         <w:rPr>
           <w:rFonts w:hint="eastAsia"/>
         </w:rPr>
+        <w:widowControl w:val="1"/>
       </w:pPr>
       <w:r>
         <w:rPr>
@@ -3155,6 +3413,7 @@
         <w:rPr>
           <w:rFonts w:hint="eastAsia"/>
         </w:rPr>
+        <w:widowControl w:val="1"/>
       </w:pPr>
       <w:r>
         <w:rPr>
@@ -3169,6 +3428,7 @@
       <w:pPr>
         <w:spacing w:after="80"/>
         <w:ind w:left="360" w:hanging="360"/>
+        <w:widowControl w:val="1"/>
       </w:pPr>
       <w:r>
         <w:rPr>
@@ -3185,6 +3445,7 @@
         <w:rPr>
           <w:rFonts w:hint="eastAsia"/>
         </w:rPr>
+        <w:widowControl w:val="1"/>
       </w:pPr>
       <w:r>
         <w:rPr>
@@ -3202,6 +3463,7 @@
         <w:rPr>
           <w:rFonts w:hint="eastAsia"/>
         </w:rPr>
+        <w:widowControl w:val="1"/>
       </w:pPr>
       <w:r>
         <w:rPr>
@@ -3219,6 +3481,7 @@
         <w:rPr>
           <w:rFonts w:hint="eastAsia"/>
         </w:rPr>
+        <w:widowControl w:val="1"/>
       </w:pPr>
       <w:r>
         <w:rPr>
@@ -3233,6 +3496,7 @@
       <w:pPr>
         <w:spacing w:after="80"/>
         <w:ind w:left="360" w:hanging="360"/>
+        <w:widowControl w:val="1"/>
       </w:pPr>
       <w:r>
         <w:rPr>
@@ -3246,6 +3510,7 @@
       <w:pPr>
         <w:spacing w:after="80"/>
         <w:ind w:left="360" w:hanging="360"/>
+        <w:widowControl w:val="1"/>
       </w:pPr>
       <w:r>
         <w:rPr>
@@ -3262,6 +3527,7 @@
         <w:rPr>
           <w:rFonts w:hint="eastAsia"/>
         </w:rPr>
+        <w:widowControl w:val="1"/>
       </w:pPr>
       <w:r>
         <w:rPr>
@@ -3276,6 +3542,7 @@
       <w:pPr>
         <w:spacing w:after="80"/>
         <w:ind w:left="360" w:hanging="360"/>
+        <w:widowControl w:val="1"/>
       </w:pPr>
       <w:r>
         <w:rPr>
@@ -3292,6 +3559,7 @@
         <w:rPr>
           <w:rFonts w:hint="eastAsia"/>
         </w:rPr>
+        <w:widowControl w:val="1"/>
       </w:pPr>
       <w:r>
         <w:rPr>
@@ -3309,6 +3577,7 @@
         <w:rPr>
           <w:rFonts w:hint="eastAsia"/>
         </w:rPr>
+        <w:widowControl w:val="1"/>
       </w:pPr>
       <w:r>
         <w:rPr>
@@ -3327,6 +3596,7 @@
         <w:rPr>
           <w:rFonts w:hint="eastAsia"/>
         </w:rPr>
+        <w:widowControl w:val="1"/>
       </w:pPr>
       <w:r>
         <w:rPr>
@@ -3344,6 +3614,7 @@
         <w:rPr>
           <w:rFonts w:hint="eastAsia"/>
         </w:rPr>
+        <w:widowControl w:val="1"/>
       </w:pPr>
       <w:r>
         <w:rPr>
@@ -3358,6 +3629,7 @@
       <w:pPr>
         <w:spacing w:after="80"/>
         <w:ind w:left="360" w:hanging="360"/>
+        <w:widowControl w:val="1"/>
       </w:pPr>
       <w:r>
         <w:rPr>
@@ -3374,6 +3646,7 @@
         <w:rPr>
           <w:rFonts w:hint="eastAsia"/>
         </w:rPr>
+        <w:widowControl w:val="1"/>
       </w:pPr>
       <w:r>
         <w:rPr>

--- a/forward-deployed-decade/assets/ISI.FDD.docx
+++ b/forward-deployed-decade/assets/ISI.FDD.docx
@@ -263,7 +263,6 @@
     <w:p>
       <w:pPr>
         <w:pStyle w:val="Heading1"/>
-        <w:pageBreakBefore/>
         <w:spacing w:before="360" w:after="160"/>
         <w:widowControl w:val="1"/>
         <w:keepNext w:val="1"/>
@@ -1446,7 +1445,6 @@
           <w:rFonts w:hint="eastAsia"/>
         </w:rPr>
         <w:widowControl w:val="1"/>
-        <w:keepNext w:val="1"/>
       </w:pPr>
       <w:r>
         <w:rPr>
@@ -1465,7 +1463,6 @@
           <w:rFonts w:hint="eastAsia"/>
         </w:rPr>
         <w:widowControl w:val="1"/>
-        <w:keepNext w:val="1"/>
       </w:pPr>
       <w:r>
         <w:rPr>
@@ -1484,7 +1481,6 @@
           <w:rFonts w:hint="eastAsia"/>
         </w:rPr>
         <w:widowControl w:val="1"/>
-        <w:keepNext w:val="1"/>
       </w:pPr>
       <w:r>
         <w:rPr>
@@ -1503,7 +1499,6 @@
           <w:rFonts w:hint="eastAsia"/>
         </w:rPr>
         <w:widowControl w:val="1"/>
-        <w:keepNext w:val="1"/>
       </w:pPr>
       <w:r>
         <w:rPr>
@@ -1522,7 +1517,6 @@
           <w:rFonts w:hint="eastAsia"/>
         </w:rPr>
         <w:widowControl w:val="1"/>
-        <w:keepNext w:val="1"/>
       </w:pPr>
       <w:r>
         <w:rPr>
@@ -1630,7 +1624,6 @@
     <w:p>
       <w:pPr>
         <w:pStyle w:val="Heading1"/>
-        <w:pageBreakBefore/>
         <w:spacing w:before="360" w:after="160"/>
         <w:widowControl w:val="1"/>
         <w:keepNext w:val="1"/>
@@ -2710,7 +2703,6 @@
           <w:rFonts w:hint="eastAsia"/>
         </w:rPr>
         <w:widowControl w:val="1"/>
-        <w:keepNext w:val="1"/>
       </w:pPr>
       <w:r>
         <w:rPr>
@@ -2729,7 +2721,6 @@
           <w:rFonts w:hint="eastAsia"/>
         </w:rPr>
         <w:widowControl w:val="1"/>
-        <w:keepNext w:val="1"/>
       </w:pPr>
       <w:r>
         <w:rPr>
@@ -2748,7 +2739,6 @@
           <w:rFonts w:hint="eastAsia"/>
         </w:rPr>
         <w:widowControl w:val="1"/>
-        <w:keepNext w:val="1"/>
       </w:pPr>
       <w:r>
         <w:rPr>
@@ -2881,7 +2871,6 @@
     <w:p>
       <w:pPr>
         <w:pStyle w:val="Heading1"/>
-        <w:pageBreakBefore/>
         <w:spacing w:before="360" w:after="160"/>
         <w:widowControl w:val="1"/>
         <w:keepNext w:val="1"/>

--- a/forward-deployed-decade/assets/ISI.FDD.docx
+++ b/forward-deployed-decade/assets/ISI.FDD.docx
@@ -215,14 +215,52 @@
       </w:pPr>
       <w:r>
         <w:rPr>
-          <w:rFonts w:eastAsia="Open Sans" w:cs="Open Sans"/>
-          <w:color w:val="1E1D1C"/>
-        </w:rPr>
-        <w:t>This paper makes three observations. First, the AI consulting market the labs are entering is the Fortune 1000, one zip code above ISI's market. Second, the trades and middle-market economy (HVAC contractors, plumbers, auto and collision shops, restoration companies, heritage food processors, hurricane-shutter installers, heavy-equipment repair yards, and family churches that together account for one-third of U.S. private-sector GDP</w:t>
-      </w:r>
-      <w:r>
-        <w:rPr>
-          <w:rFonts w:eastAsia="Open Sans" w:cs="Open Sans"/>
+          <w:color w:val="1E1D1C"/>
+        </w:rPr>
+        <w:t>This paper makes three observations.</w:t>
+      </w:r>
+    </w:p>
+    <w:p>
+      <w:pPr>
+        <w:pStyle w:val="ListParagraph"/>
+        <w:spacing w:after="80"/>
+        <w:ind w:left="360" w:hanging="360"/>
+      </w:pPr>
+      <w:r>
+        <w:rPr>
+          <w:b/>
+          <w:color w:val="1E1D1C"/>
+        </w:rPr>
+        <w:t xml:space="preserve">1. </w:t>
+      </w:r>
+      <w:r>
+        <w:rPr>
+          <w:color w:val="1E1D1C"/>
+        </w:rPr>
+        <w:t>The AI consulting market the labs are entering is the Fortune 1000, one zip code above ISI's market.</w:t>
+      </w:r>
+    </w:p>
+    <w:p>
+      <w:pPr>
+        <w:pStyle w:val="ListParagraph"/>
+        <w:spacing w:after="80"/>
+        <w:ind w:left="360" w:hanging="360"/>
+      </w:pPr>
+      <w:r>
+        <w:rPr>
+          <w:b/>
+          <w:color w:val="1E1D1C"/>
+        </w:rPr>
+        <w:t xml:space="preserve">2. </w:t>
+      </w:r>
+      <w:r>
+        <w:rPr>
+          <w:color w:val="1E1D1C"/>
+        </w:rPr>
+        <w:t>The trades and middle-market economy (HVAC contractors, plumbers, auto and collision shops, restoration companies, heritage food processors, hurricane-shutter installers, heavy-equipment repair yards, and family farms that together account for one-third of U.S. private-sector GDP</w:t>
+      </w:r>
+      <w:r>
+        <w:rPr>
           <w:color w:val="1E1D1C"/>
           <w:vertAlign w:val="superscript"/>
         </w:rPr>
@@ -230,10 +268,29 @@
       </w:r>
       <w:r>
         <w:rPr>
-          <w:rFonts w:eastAsia="Open Sans" w:cs="Open Sans"/>
-          <w:color w:val="1E1D1C"/>
-        </w:rPr>
-        <w:t>) has no serious AI advisory coverage. Third, ISI is well-positioned to serve that market, because the bottleneck in mid-market AI is the operating discipline, and operating discipline is what ISI already sells.</w:t>
+          <w:color w:val="1E1D1C"/>
+        </w:rPr>
+        <w:t>) has no serious AI advisory coverage.</w:t>
+      </w:r>
+    </w:p>
+    <w:p>
+      <w:pPr>
+        <w:pStyle w:val="ListParagraph"/>
+        <w:spacing w:after="80"/>
+        <w:ind w:left="360" w:hanging="360"/>
+      </w:pPr>
+      <w:r>
+        <w:rPr>
+          <w:b/>
+          <w:color w:val="1E1D1C"/>
+        </w:rPr>
+        <w:t xml:space="preserve">3. </w:t>
+      </w:r>
+      <w:r>
+        <w:rPr>
+          <w:color w:val="1E1D1C"/>
+        </w:rPr>
+        <w:t>ISI is well-positioned to serve that market, because the bottleneck in mid-market AI is the operating discipline, and operating discipline is what ISI already sells.</w:t>
       </w:r>
     </w:p>
     <w:p>
@@ -312,6 +369,20 @@
     </w:p>
     <w:p>
       <w:pPr>
+        <w:spacing w:before="0" w:after="80"/>
+      </w:pPr>
+      <w:r>
+        <w:rPr>
+          <w:b/>
+          <w:color w:val="1E1D1C"/>
+          <w:sz w:val="18"/>
+          <w:caps w:val="1"/>
+        </w:rPr>
+        <w:t>May 4, 2026 · $1.5 billion in committed capital</w:t>
+      </w:r>
+    </w:p>
+    <w:p>
+      <w:pPr>
         <w:spacing w:after="120"/>
         <w:rPr>
           <w:rFonts w:hint="eastAsia"/>
@@ -367,6 +438,20 @@
     </w:p>
     <w:p>
       <w:pPr>
+        <w:spacing w:before="0" w:after="80"/>
+      </w:pPr>
+      <w:r>
+        <w:rPr>
+          <w:b/>
+          <w:color w:val="1E1D1C"/>
+          <w:sz w:val="18"/>
+          <w:caps w:val="1"/>
+        </w:rPr>
+        <w:t>May 11, 2026 · $4 billion in committed capital</w:t>
+      </w:r>
+    </w:p>
+    <w:p>
+      <w:pPr>
         <w:spacing w:after="120"/>
         <w:rPr>
           <w:rFonts w:hint="eastAsia"/>
@@ -414,6 +499,20 @@
     </w:p>
     <w:p>
       <w:pPr>
+        <w:spacing w:before="0" w:after="80"/>
+      </w:pPr>
+      <w:r>
+        <w:rPr>
+          <w:b/>
+          <w:color w:val="1E1D1C"/>
+          <w:sz w:val="18"/>
+          <w:caps w:val="1"/>
+        </w:rPr>
+        <w:t>April 22, 2026 · $750 million committed</w:t>
+      </w:r>
+    </w:p>
+    <w:p>
+      <w:pPr>
         <w:spacing w:after="120"/>
         <w:rPr>
           <w:rFonts w:hint="eastAsia"/>
@@ -652,6 +751,162 @@
         <w:t>3. The market the giants cannot profitably reach</w:t>
       </w:r>
     </w:p>
+    <w:tbl>
+      <w:tblPr>
+        <w:tblW w:type="auto" w:w="0"/>
+        <w:tblLayout w:type="fixed"/>
+        <w:tblLook w:firstColumn="1" w:firstRow="1" w:lastColumn="0" w:lastRow="0" w:noHBand="0" w:noVBand="1" w:val="04A0"/>
+        <w:tblBorders>
+          <w:top w:val="single" w:sz="8" w:color="auto"/>
+          <w:bottom w:val="single" w:sz="8" w:color="auto"/>
+          <w:left w:val="nil"/>
+          <w:right w:val="nil"/>
+          <w:insideH w:val="nil"/>
+          <w:insideV w:val="nil"/>
+        </w:tblBorders>
+      </w:tblPr>
+      <w:tblGrid>
+        <w:gridCol w:w="2160"/>
+        <w:gridCol w:w="2160"/>
+        <w:gridCol w:w="2160"/>
+        <w:gridCol w:w="2160"/>
+      </w:tblGrid>
+      <w:tr>
+        <w:tc>
+          <w:tcPr>
+            <w:tcW w:type="dxa" w:w="2340"/>
+          </w:tcPr>
+          <w:p>
+            <w:pPr>
+              <w:spacing w:after="40"/>
+              <w:jc w:val="left"/>
+            </w:pPr>
+            <w:r>
+              <w:rPr>
+                <w:rFonts w:ascii="Poppins" w:hAnsi="Poppins"/>
+                <w:b/>
+                <w:color w:val="1E1D1C"/>
+                <w:sz w:val="36"/>
+              </w:rPr>
+              <w:t>$2T</w:t>
+            </w:r>
+          </w:p>
+          <w:p>
+            <w:pPr>
+              <w:spacing w:after="0"/>
+            </w:pPr>
+            <w:r>
+              <w:rPr>
+                <w:color w:val="1E1D1C"/>
+                <w:sz w:val="14"/>
+              </w:rPr>
+              <w:t>Mid-market gen-AI value pool (WEF, 2026)</w:t>
+            </w:r>
+          </w:p>
+        </w:tc>
+        <w:tc>
+          <w:tcPr>
+            <w:tcW w:type="dxa" w:w="2340"/>
+          </w:tcPr>
+          <w:p>
+            <w:pPr>
+              <w:spacing w:after="40"/>
+              <w:jc w:val="left"/>
+            </w:pPr>
+            <w:r>
+              <w:rPr>
+                <w:rFonts w:ascii="Poppins" w:hAnsi="Poppins"/>
+                <w:b/>
+                <w:color w:val="1E1D1C"/>
+                <w:sz w:val="36"/>
+              </w:rPr>
+              <w:t>1/3</w:t>
+            </w:r>
+          </w:p>
+          <w:p>
+            <w:pPr>
+              <w:spacing w:after="0"/>
+            </w:pPr>
+            <w:r>
+              <w:rPr>
+                <w:color w:val="1E1D1C"/>
+                <w:sz w:val="14"/>
+              </w:rPr>
+              <w:t>Of U.S. private-sector GDP is mid-market (NCMM, 2025)</w:t>
+            </w:r>
+          </w:p>
+        </w:tc>
+        <w:tc>
+          <w:tcPr>
+            <w:tcW w:type="dxa" w:w="2340"/>
+          </w:tcPr>
+          <w:p>
+            <w:pPr>
+              <w:spacing w:after="40"/>
+              <w:jc w:val="left"/>
+            </w:pPr>
+            <w:r>
+              <w:rPr>
+                <w:rFonts w:ascii="Poppins" w:hAnsi="Poppins"/>
+                <w:b/>
+                <w:color w:val="1E1D1C"/>
+                <w:sz w:val="36"/>
+              </w:rPr>
+              <w:t>95%</w:t>
+            </w:r>
+          </w:p>
+          <w:p>
+            <w:pPr>
+              <w:spacing w:after="0"/>
+            </w:pPr>
+            <w:r>
+              <w:rPr>
+                <w:color w:val="1E1D1C"/>
+                <w:sz w:val="14"/>
+              </w:rPr>
+              <w:t>Of enterprise AI pilots fail to reach production (MIT NANDA, 2025)</w:t>
+            </w:r>
+          </w:p>
+        </w:tc>
+        <w:tc>
+          <w:tcPr>
+            <w:tcW w:type="dxa" w:w="2340"/>
+          </w:tcPr>
+          <w:p>
+            <w:pPr>
+              <w:spacing w:after="40"/>
+              <w:jc w:val="left"/>
+            </w:pPr>
+            <w:r>
+              <w:rPr>
+                <w:rFonts w:ascii="Poppins" w:hAnsi="Poppins"/>
+                <w:b/>
+                <w:color w:val="1E1D1C"/>
+                <w:sz w:val="36"/>
+              </w:rPr>
+              <w:t>82%</w:t>
+            </w:r>
+          </w:p>
+          <w:p>
+            <w:pPr>
+              <w:spacing w:after="0"/>
+            </w:pPr>
+            <w:r>
+              <w:rPr>
+                <w:color w:val="1E1D1C"/>
+                <w:sz w:val="14"/>
+              </w:rPr>
+              <w:t>Of small employers buy AI tools; median 5 (SBE Council, 2026)</w:t>
+            </w:r>
+          </w:p>
+        </w:tc>
+      </w:tr>
+    </w:tbl>
+    <w:p>
+      <w:pPr>
+        <w:spacing w:after="80"/>
+      </w:pPr>
+    </w:p>
     <w:p>
       <w:pPr>
         <w:pStyle w:val="Heading2"/>
@@ -820,6 +1075,27 @@
         </w:rPr>
         <w:lastRenderedPageBreak/>
         <w:t>wrenches. The bottom of the market does not have less opportunity. It has different opportunity, and the firms above it are economically incapable of reaching for it.</w:t>
+      </w:r>
+    </w:p>
+    <w:p>
+      <w:pPr>
+        <w:spacing w:before="200" w:after="200"/>
+        <w:ind w:left="720" w:right="720"/>
+        <w:jc w:val="center"/>
+        <w:pBdr>
+          <w:top w:val="single" w:sz="4" w:space="8" w:color="auto"/>
+          <w:bottom w:val="single" w:sz="4" w:space="8" w:color="auto"/>
+        </w:pBdr>
+        <w:keepLines w:val="1"/>
+        <w:widowControl w:val="1"/>
+      </w:pPr>
+      <w:r>
+        <w:rPr>
+          <w:i/>
+          <w:color w:val="1E1D1C"/>
+          <w:sz w:val="26"/>
+        </w:rPr>
+        <w:t>The bottom of the market does not have less opportunity. It has different opportunity.</w:t>
       </w:r>
     </w:p>
     <w:p>
@@ -2838,6 +3114,27 @@
     </w:p>
     <w:p>
       <w:pPr>
+        <w:spacing w:before="200" w:after="200"/>
+        <w:ind w:left="720" w:right="720"/>
+        <w:jc w:val="center"/>
+        <w:pBdr>
+          <w:top w:val="single" w:sz="4" w:space="8" w:color="auto"/>
+          <w:bottom w:val="single" w:sz="4" w:space="8" w:color="auto"/>
+        </w:pBdr>
+        <w:keepLines w:val="1"/>
+        <w:widowControl w:val="1"/>
+      </w:pPr>
+      <w:r>
+        <w:rPr>
+          <w:i/>
+          <w:color w:val="1E1D1C"/>
+          <w:sz w:val="26"/>
+        </w:rPr>
+        <w:t>The methodology is there. The clients are there. The tools are running today.</w:t>
+      </w:r>
+    </w:p>
+    <w:p>
+      <w:pPr>
         <w:spacing w:after="120"/>
         <w:rPr>
           <w:rFonts w:hint="eastAsia"/>

--- a/forward-deployed-decade/assets/ISI.FDD.docx
+++ b/forward-deployed-decade/assets/ISI.FDD.docx
@@ -1724,10 +1724,24 @@
       </w:pPr>
       <w:r>
         <w:rPr>
-          <w:rFonts w:eastAsia="Open Sans" w:cs="Open Sans"/>
-          <w:color w:val="1E1D1C"/>
-        </w:rPr>
-        <w:t>The Game. A build of the live monthly scoreboard described in Section 4: the Wall, the Goal, the Game, the Steps, with a thermometer, gauges, and a drill-down on every number. Tracks weekly progress against the monthly Goal across the four (sometimes five) weeks of the Game. Built against whatever systems the client already runs. Client owns the code, the credentials, and the hosting.</w:t>
+          <w:b/>
+          <w:color w:val="1E1D1C"/>
+          <w:caps w:val="1"/>
+        </w:rPr>
+        <w:t xml:space="preserve">OFFER 1. </w:t>
+      </w:r>
+      <w:r>
+        <w:rPr>
+          <w:b/>
+          <w:color w:val="1E1D1C"/>
+        </w:rPr>
+        <w:t>The Game.</w:t>
+      </w:r>
+      <w:r>
+        <w:rPr>
+          <w:color w:val="1E1D1C"/>
+        </w:rPr>
+        <w:t xml:space="preserve"> A build of the live monthly scoreboard described in Section 4: the Wall, the Goal, the Game, the Steps, with a thermometer, gauges, and a drill-down on every number. Tracks weekly progress against the monthly Goal across the four (sometimes five) weeks of the Game. Built against whatever systems the client already runs. Client owns the code, the credentials, and the hosting.</w:t>
       </w:r>
     </w:p>
     <w:p>
@@ -1742,10 +1756,24 @@
       </w:pPr>
       <w:r>
         <w:rPr>
-          <w:rFonts w:eastAsia="Open Sans" w:cs="Open Sans"/>
-          <w:color w:val="1E1D1C"/>
-        </w:rPr>
-        <w:t>AI-Augmented MAM. The Game wired into the weekly Management Accountability Meeting: an agent that prepares the agenda, the open UDEs, the prior week's commitments, and the proposed action items before the meeting starts. The client experiences a sharper weekly MAM. The end-state is a full CFM-to-UDE-to-Bloodwall-to-Game-to-MAM operating loop running on a weekly cadence against a monthly Game; the near-term offer is the agent-prepared weekly meeting pack and the Game that feeds it.</w:t>
+          <w:b/>
+          <w:color w:val="1E1D1C"/>
+          <w:caps w:val="1"/>
+        </w:rPr>
+        <w:t xml:space="preserve">OFFER 2. </w:t>
+      </w:r>
+      <w:r>
+        <w:rPr>
+          <w:b/>
+          <w:color w:val="1E1D1C"/>
+        </w:rPr>
+        <w:t>AI-Augmented MAM.</w:t>
+      </w:r>
+      <w:r>
+        <w:rPr>
+          <w:color w:val="1E1D1C"/>
+        </w:rPr>
+        <w:t xml:space="preserve"> The Game wired into the weekly Management Accountability Meeting: an agent that prepares the agenda, the open UDEs, the prior week's commitments, and the proposed action items before the meeting starts. The client experiences a sharper weekly MAM. The end-state is a full CFM-to-UDE-to-Bloodwall-to-Game-to-MAM operating loop running on a weekly cadence against a monthly Game; the near-term offer is the agent-prepared weekly meeting pack and the Game that feeds it.</w:t>
       </w:r>
     </w:p>
     <w:p>
@@ -1760,10 +1788,24 @@
       </w:pPr>
       <w:r>
         <w:rPr>
-          <w:rFonts w:eastAsia="Open Sans" w:cs="Open Sans"/>
-          <w:color w:val="1E1D1C"/>
-        </w:rPr>
-        <w:t>Campaign-as-Template Platform. A productized customer-outreach system the client's marketing lead can run without the consultant in the room: compose, schedule, send, track, suppress, parse replies. Already running in production: a single multi-hundred-recipient campaign at around 20 percent acceptance, a bounce scanner, a suppression list synchronized with the field-service system's do-not-contact tags. The principle (the marketing lead must be able to repeat the send without the consultant) is the same principle that makes the Game self-serve on MAM day: the client owns the operation, the consultant teaches the tool.</w:t>
+          <w:b/>
+          <w:color w:val="1E1D1C"/>
+          <w:caps w:val="1"/>
+        </w:rPr>
+        <w:t xml:space="preserve">OFFER 3. </w:t>
+      </w:r>
+      <w:r>
+        <w:rPr>
+          <w:b/>
+          <w:color w:val="1E1D1C"/>
+        </w:rPr>
+        <w:t>Campaign-as-Template Platform.</w:t>
+      </w:r>
+      <w:r>
+        <w:rPr>
+          <w:color w:val="1E1D1C"/>
+        </w:rPr>
+        <w:t xml:space="preserve"> A productized customer-outreach system the client's marketing lead can run without the consultant in the room: compose, schedule, send, track, suppress, parse replies. Already running in production: a single multi-hundred-recipient campaign at around 20 percent acceptance, a bounce scanner, a suppression list synchronized with the field-service system's do-not-contact tags. The principle (the marketing lead must be able to repeat the send without the consultant) is the same principle that makes the Game self-serve on MAM day: the client owns the operation, the consultant teaches the tool.</w:t>
       </w:r>
     </w:p>
     <w:p>
@@ -1778,10 +1820,24 @@
       </w:pPr>
       <w:r>
         <w:rPr>
-          <w:rFonts w:eastAsia="Open Sans" w:cs="Open Sans"/>
-          <w:color w:val="1E1D1C"/>
-        </w:rPr>
-        <w:t>Industry Deep-Dive Audits produce a single drillable HTML deliverable: revenue and gross margin by service line, year-over-year, with click-to-source drill on every aggregate. Shipped patterns to date: a plumbing-line deep dive that resolved a four-figure monthly margin question, a Google Business Profile and SEO scoreboard with a trade-flip playbook, and an AI-crawler audit for shops worried about how Claude, ChatGPT, and Google's AI Overviews are reading their websites.</w:t>
+          <w:b/>
+          <w:color w:val="1E1D1C"/>
+          <w:caps w:val="1"/>
+        </w:rPr>
+        <w:t xml:space="preserve">OFFER 4. </w:t>
+      </w:r>
+      <w:r>
+        <w:rPr>
+          <w:b/>
+          <w:color w:val="1E1D1C"/>
+        </w:rPr>
+        <w:t>Industry Deep-Dive Audits</w:t>
+      </w:r>
+      <w:r>
+        <w:rPr>
+          <w:color w:val="1E1D1C"/>
+        </w:rPr>
+        <w:t xml:space="preserve"> produce a single drillable HTML deliverable: revenue and gross margin by service line, year-over-year, with click-to-source drill on every aggregate. Shipped patterns to date: a plumbing-line deep dive that resolved a four-figure monthly margin question, a Google Business Profile and SEO scoreboard with a trade-flip playbook, and an AI-crawler audit for shops worried about how Claude, ChatGPT, and Google's AI Overviews are reading their websites.</w:t>
       </w:r>
     </w:p>
     <w:p>
@@ -1796,11 +1852,24 @@
       </w:pPr>
       <w:r>
         <w:rPr>
-          <w:rFonts w:eastAsia="Open Sans" w:cs="Open Sans"/>
-          <w:color w:val="1E1D1C"/>
-        </w:rPr>
-        <w:lastRenderedPageBreak/>
-        <w:t>Fractional AI Chief. A monthly retainer where the consultant serves as the outside AI conscience of the business: vendor selection, policy, governance, model-and-agent evaluation as the landscape shifts. Structurally similar to a fractional CFO. The natural conversion from the project-based offers above once the Game is running. This is also the retainer that makes the AI-teaching promise from Section 4.6 operationally real: the model landscape changes; the retainer is what translates the changes into the client's existing tools.</w:t>
+          <w:b/>
+          <w:color w:val="1E1D1C"/>
+          <w:caps w:val="1"/>
+        </w:rPr>
+        <w:t xml:space="preserve">OFFER 5. </w:t>
+      </w:r>
+      <w:r>
+        <w:rPr>
+          <w:b/>
+          <w:color w:val="1E1D1C"/>
+        </w:rPr>
+        <w:t>Fractional AI Chief.</w:t>
+      </w:r>
+      <w:r>
+        <w:rPr>
+          <w:color w:val="1E1D1C"/>
+        </w:rPr>
+        <w:t xml:space="preserve"> A monthly retainer where the consultant serves as the outside AI conscience of the business: vendor selection, policy, governance, model-and-agent evaluation as the landscape shifts. Structurally similar to a fractional CFO. The natural conversion from the project-based offers above once the Game is running. This is also the retainer that makes the AI-teaching promise from Section 4.6 operationally real: the model landscape changes; the retainer is what translates the changes into the client's existing tools.</w:t>
       </w:r>
     </w:p>
     <w:p>
@@ -2982,10 +3051,16 @@
       </w:pPr>
       <w:r>
         <w:rPr>
-          <w:rFonts w:eastAsia="Open Sans" w:cs="Open Sans"/>
-          <w:color w:val="1E1D1C"/>
-        </w:rPr>
-        <w:t>Step 1. Reference implementation. Stand up the full weekly CFM-to-UDE-to-Bloodwall-to-Game-to-MAM operating loop end-to-end on a single engagement: the integrated form the practice has been working toward, running weekly against a monthly Game. The Game is already live in production today; the rest of the loop is what gets wired around it. The deliverable is a working reference engagement, not a slide.</w:t>
+          <w:b/>
+          <w:color w:val="1E1D1C"/>
+        </w:rPr>
+        <w:t>Step 1. Reference implementation.</w:t>
+      </w:r>
+      <w:r>
+        <w:rPr>
+          <w:color w:val="1E1D1C"/>
+        </w:rPr>
+        <w:t xml:space="preserve"> Stand up the full weekly CFM-to-UDE-to-Bloodwall-to-Game-to-MAM operating loop end-to-end on a single engagement: the integrated form the practice has been working toward, running weekly against a monthly Game. The Game is already live in production today; the rest of the loop is what gets wired around it. The deliverable is a working reference engagement, not a slide.</w:t>
       </w:r>
     </w:p>
     <w:p>
@@ -3000,10 +3075,16 @@
       </w:pPr>
       <w:r>
         <w:rPr>
-          <w:rFonts w:eastAsia="Open Sans" w:cs="Open Sans"/>
-          <w:color w:val="1E1D1C"/>
-        </w:rPr>
-        <w:t>Step 2. The pattern playbook. Write the Game's build guide (the Wall, the Goal, the Game, the Steps, the thermometer, the gauges, the drill-down) as a vertical-neutral document a second consultant could follow without the original builder in the room. The test is not whether the playbook reads well; it is whether a second consultant can pick it up cold and start building.</w:t>
+          <w:b/>
+          <w:color w:val="1E1D1C"/>
+        </w:rPr>
+        <w:t>Step 2. The pattern playbook.</w:t>
+      </w:r>
+      <w:r>
+        <w:rPr>
+          <w:color w:val="1E1D1C"/>
+        </w:rPr>
+        <w:t xml:space="preserve"> Write the Game's build guide (the Wall, the Goal, the Game, the Steps, the thermometer, the gauges, the drill-down) as a vertical-neutral document a second consultant could follow without the original builder in the room. The test is not whether the playbook reads well; it is whether a second consultant can pick it up cold and start building.</w:t>
       </w:r>
     </w:p>
     <w:p>
@@ -3018,10 +3099,16 @@
       </w:pPr>
       <w:r>
         <w:rPr>
-          <w:rFonts w:eastAsia="Open Sans" w:cs="Open Sans"/>
-          <w:color w:val="1E1D1C"/>
-        </w:rPr>
-        <w:t>Step 3. Prove the pattern is trainable. A second consultant inside ISI builds a second Game on a second engagement, working from the playbook. If that build lands, the practice is real: the methodology has been shown to transfer, and whether ISI trains five more consultants in it, fifty, or all three hundred and fifty is a decision the firm makes from a position of evidence. If the second build stalls, the playbook gets another draft and the pattern is not yet ready to scale. Either way, what is handed to ISI at the end of Step 3 is the same set of artifacts: a reference engagement, a build guide, and a second consultant who has used both.</w:t>
+          <w:b/>
+          <w:color w:val="1E1D1C"/>
+        </w:rPr>
+        <w:t>Step 3. Prove the pattern is trainable.</w:t>
+      </w:r>
+      <w:r>
+        <w:rPr>
+          <w:color w:val="1E1D1C"/>
+        </w:rPr>
+        <w:t xml:space="preserve"> A second consultant inside ISI builds a second Game on a second engagement, working from the playbook. If that build lands, the practice is real: the methodology has been shown to transfer, and whether ISI trains five more consultants in it, fifty, or all three hundred and fifty is a decision the firm makes from a position of evidence. If the second build stalls, the playbook gets another draft and the pattern is not yet ready to scale. Either way, what is handed to ISI at the end of Step 3 is the same set of artifacts: a reference engagement, a build guide, and a second consultant who has used both.</w:t>
       </w:r>
     </w:p>
     <w:p>

--- a/forward-deployed-decade/assets/ISI.FDD.docx
+++ b/forward-deployed-decade/assets/ISI.FDD.docx
@@ -3631,7 +3631,6 @@
     <w:p>
       <w:pPr>
         <w:pStyle w:val="Heading1"/>
-        <w:pageBreakBefore/>
         <w:spacing w:before="360" w:after="160"/>
         <w:widowControl w:val="1"/>
         <w:keepNext w:val="1"/>

--- a/forward-deployed-decade/assets/ISI.FDD.docx
+++ b/forward-deployed-decade/assets/ISI.FDD.docx
@@ -2247,7 +2247,7 @@
                 <w:color w:val="1E1D1C"/>
                 <w:sz w:val="18"/>
               </w:rPr>
-              <w:t xml:space="preserve">• </w:t>
+              <w:t>• Built ad hoc inside engagements rather than as a teachable module; needs to be packaged before it can spread across the AI client work consultants are already running.</w:t>
             </w:r>
             <w:r>
               <w:rPr>
@@ -2255,7 +2255,6 @@
                 <w:color w:val="1E1D1C"/>
                 <w:sz w:val="18"/>
               </w:rPr>
-              <w:t>Currently delivered ad hoc, depending on client request; the build has not yet been documented for transfer.</w:t>
             </w:r>
           </w:p>
           <w:p>
@@ -3022,21 +3021,19 @@
           <w:rFonts w:eastAsia="Open Sans" w:cs="Open Sans"/>
           <w:color w:val="1E1D1C"/>
         </w:rPr>
-        <w:t>The launch plan that follows is not a sales plan</w:t>
+        <w:t>ISI consultants are already training clients on AI. What follows is the work to make the Game one of the options inside that work — a concrete pattern any consultant can pick up and bring to an engagement. Three steps, each the prerequisite for the next.</w:t>
       </w:r>
       <w:r>
         <w:rPr>
           <w:rFonts w:eastAsia="Open Sans" w:cs="Open Sans"/>
           <w:color w:val="1E1D1C"/>
         </w:rPr>
-        <w:t xml:space="preserve"> but the incremental steps to </w:t>
       </w:r>
       <w:r>
         <w:rPr>
           <w:rFonts w:eastAsia="Open Sans" w:cs="Open Sans"/>
           <w:color w:val="1E1D1C"/>
         </w:rPr>
-        <w:t>prove that what is described in this paper is a real, trainable practice and not a one-consultant act. Three steps, each the prerequisite for the next.</w:t>
       </w:r>
     </w:p>
     <w:p>
@@ -3084,7 +3081,7 @@
         <w:rPr>
           <w:color w:val="1E1D1C"/>
         </w:rPr>
-        <w:t xml:space="preserve"> Write the Game's build guide (the Wall, the Goal, the Game, the Steps, the thermometer, the gauges, the drill-down) as a vertical-neutral document a second consultant could follow without the original builder in the room. The test is not whether the playbook reads well; it is whether a second consultant can pick it up cold and start building.</w:t>
+        <w:t xml:space="preserve"> Write the Game's build guide (the Wall, the Goal, the Game, the Steps, the thermometer, the gauges, the drill-down) as a vertical-neutral document any ISI consultant can hand a client as part of the AI work they're already doing. The test is whether a consultant can pick it up and start building inside their next engagement.</w:t>
       </w:r>
     </w:p>
     <w:p>
@@ -3102,13 +3099,13 @@
           <w:b/>
           <w:color w:val="1E1D1C"/>
         </w:rPr>
-        <w:t>Step 3. Prove the pattern is trainable.</w:t>
-      </w:r>
-      <w:r>
-        <w:rPr>
-          <w:color w:val="1E1D1C"/>
-        </w:rPr>
-        <w:t xml:space="preserve"> A second consultant inside ISI builds a second Game on a second engagement, working from the playbook. If that build lands, the practice is real: the methodology has been shown to transfer, and whether ISI trains five more consultants in it, fifty, or all three hundred and fifty is a decision the firm makes from a position of evidence. If the second build stalls, the playbook gets another draft and the pattern is not yet ready to scale. Either way, what is handed to ISI at the end of Step 3 is the same set of artifacts: a reference engagement, a build guide, and a second consultant who has used both.</w:t>
+        <w:t>Step 3. Prove the pattern transfers.</w:t>
+      </w:r>
+      <w:r>
+        <w:rPr>
+          <w:color w:val="1E1D1C"/>
+        </w:rPr>
+        <w:t xml:space="preserve"> A consultant outside the reference engagement builds a Game on their own client, working from the playbook. If that build lands, the Game graduates from a one-engagement pattern into a documented option ISI consultants can carry into the AI work they're already doing with clients. Whether five take it up, fifty, or it becomes a default is a decision the firm makes from a position of evidence. If the build stalls, the playbook gets another draft and the pattern is not yet ready to spread. Either way, what is handed to ISI at the end of Step 3 is the same set of artifacts: a reference engagement, a build guide, and a second consultant who has used both.</w:t>
       </w:r>
     </w:p>
     <w:p>
@@ -3249,7 +3246,7 @@
           <w:rFonts w:eastAsia="Open Sans" w:cs="Open Sans"/>
           <w:color w:val="1E1D1C"/>
         </w:rPr>
-        <w:t>The methodology is there: Critical Path Methodology, with the Cash Flow Model, the Wall, the UDE log, the Bloodwall, and the MAM that ISI has been running for decades. The clients are there. The tools are running today, in production, in engagements that span HVAC, plumbing, auto, hurricane shutters, heritage food, and small institutions. The proposal is to name the practice, prove the pattern transfers, and let ISI scale it on whatever terms the firm chooses.</w:t>
+        <w:t>The methodology is there: Critical Path Methodology, with the Cash Flow Model, the Wall, the UDE log, the Bloodwall, and the MAM that ISI has been running for decades. The clients are there. ISI consultants are already training those clients on AI. The tools are running today, in production, in engagements that span HVAC, plumbing, auto, hurricane shutters, heritage food, and small institutions. The proposal is to name the Game as one option inside that work, document the pattern so it transfers cleanly, and let ISI scale it on whatever terms the firm chooses.</w:t>
       </w:r>
     </w:p>
     <w:p>

--- a/forward-deployed-decade/assets/ISI.FDD.docx
+++ b/forward-deployed-decade/assets/ISI.FDD.docx
@@ -251,26 +251,23 @@
           <w:b/>
           <w:color w:val="1E1D1C"/>
         </w:rPr>
-        <w:t xml:space="preserve">2. </w:t>
-      </w:r>
-      <w:r>
-        <w:rPr>
-          <w:color w:val="1E1D1C"/>
-        </w:rPr>
-        <w:t>The trades and middle-market economy (HVAC contractors, plumbers, auto and collision shops, restoration companies, heritage food processors, hurricane-shutter installers, heavy-equipment repair yards, and family farms that together account for one-third of U.S. private-sector GDP</w:t>
+        <w:t>2. The trades and middle-market economy, including shops like HVAC, plumbing, and auto repair, accounts for one-third of U.S. private-sector GDP8 and has no serious AI advisory coverage.</w:t>
+      </w:r>
+      <w:r>
+        <w:rPr>
+          <w:color w:val="1E1D1C"/>
+        </w:rPr>
       </w:r>
       <w:r>
         <w:rPr>
           <w:color w:val="1E1D1C"/>
           <w:vertAlign w:val="superscript"/>
         </w:rPr>
-        <w:t>8</w:t>
-      </w:r>
-      <w:r>
-        <w:rPr>
-          <w:color w:val="1E1D1C"/>
-        </w:rPr>
-        <w:t>) has no serious AI advisory coverage.</w:t>
+      </w:r>
+      <w:r>
+        <w:rPr>
+          <w:color w:val="1E1D1C"/>
+        </w:rPr>
       </w:r>
     </w:p>
     <w:p>
@@ -987,7 +984,7 @@
           <w:rFonts w:eastAsia="Open Sans" w:cs="Open Sans"/>
           <w:color w:val="1E1D1C"/>
         </w:rPr>
-        <w:t>Inside ISI's engagement base, which spans HVAC, plumbing, auto and collision repair, hurricane shutters, heritage food processing, heavy equipment, and family farms, the typical operator runs no agents, has mapped no workflows, and is still doing weekly job costing in a spreadsheet emailed between an estimator and a bookkeeper. The economic potential is the same as for any mid-market firm; the path to capture it is meaningfully harder, and the available advisors are meaningfully fewer.</w:t>
+        <w:t>Inside ISI's engagement base, which spans roofing, collision repair, and electrical, the typical operator runs no agents, has mapped no workflows, and is still doing weekly job costing in a spreadsheet emailed between an estimator and a bookkeeper. The economic potential is the same as for any mid-market firm; the path to capture it is meaningfully harder, and the available advisors are meaningfully fewer.</w:t>
       </w:r>
     </w:p>
     <w:p>
@@ -2782,7 +2779,7 @@
           <w:rFonts w:eastAsia="Open Sans" w:cs="Open Sans"/>
           <w:color w:val="1E1D1C"/>
         </w:rPr>
-        <w:t>As AI tooling gets easier, the consulting premium on basic implementation will compress. The defense is depth: niche expertise in specific verticals (HVAC and plumbing, auto and collision, hurricane shutters, heritage food, heavy equipment).</w:t>
+        <w:t>As AI tooling gets easier, the consulting premium on basic implementation will compress. The defense is depth: niche expertise in specific verticals (welding, stone fabrication, glazing).</w:t>
       </w:r>
     </w:p>
     <w:p>
@@ -3021,7 +3018,7 @@
           <w:rFonts w:eastAsia="Open Sans" w:cs="Open Sans"/>
           <w:color w:val="1E1D1C"/>
         </w:rPr>
-        <w:t>ISI consultants are already training clients on AI. What follows is the work to make the Game one of the options inside that work — a concrete pattern any consultant can pick up and bring to an engagement. Three steps, each the prerequisite for the next.</w:t>
+        <w:t>ISI consultants are already training clients on AI across the country. What follows is the work to make the Game one of the options inside that work, a concrete pattern any consultant can pick up and bring to an engagement, so the firm's AI work moves from individual consultants running ad hoc projects to a common framework all of them can build from. Three steps, each the prerequisite for the next.</w:t>
       </w:r>
       <w:r>
         <w:rPr>
@@ -3246,7 +3243,7 @@
           <w:rFonts w:eastAsia="Open Sans" w:cs="Open Sans"/>
           <w:color w:val="1E1D1C"/>
         </w:rPr>
-        <w:t>The methodology is there: Critical Path Methodology, with the Cash Flow Model, the Wall, the UDE log, the Bloodwall, and the MAM that ISI has been running for decades. The clients are there. ISI consultants are already training those clients on AI. The tools are running today, in production, in engagements that span HVAC, plumbing, auto, hurricane shutters, heritage food, and small institutions. The proposal is to name the Game as one option inside that work, document the pattern so it transfers cleanly, and let ISI scale it on whatever terms the firm chooses.</w:t>
+        <w:t>The methodology is there: Critical Path Methodology, with the Cash Flow Model, the Wall, the UDE log, the Bloodwall, and the MAM that ISI has been running for decades. The clients are there. ISI consultants are already training those clients on AI. The tools are running today, in production, in engagements that span tree service, fire suppression, and septic service. The proposal is to name the Game as one option inside that work, document the pattern so it transfers cleanly, and let ISI scale it on whatever terms the firm chooses.</w:t>
       </w:r>
     </w:p>
     <w:p>

--- a/forward-deployed-decade/assets/ISI.FDD.docx
+++ b/forward-deployed-decade/assets/ISI.FDD.docx
@@ -393,29 +393,31 @@
         </w:rPr>
         <w:t>On May 4, Anthropic announced a standalone AI-native enterprise services firm jointly capitalized with Blackstone, Hellman &amp; Friedman, and Goldman Sachs, with a further investor consortium that includes Apollo, General Atlantic, GIC, Leonard Green, and Sequoia. The venture has $1.5 billion in committed capital and a single mission: embed Anthropic engineers directly inside mid-size client operations to deploy Claude into core workflows.</w:t>
       </w:r>
+      <w:hyperlink w:anchor="note1" w:history="1">
+        <w:r>
+          <w:rPr>
+            <w:color w:val="1E1D1C"/>
+            <w:vertAlign w:val="superscript"/>
+          </w:rPr>
+          <w:t xml:space="preserve">1</w:t>
+        </w:r>
+      </w:hyperlink>
       <w:r>
         <w:rPr>
           <w:rFonts w:eastAsia="Open Sans" w:cs="Open Sans"/>
           <w:color w:val="1E1D1C"/>
-          <w:vertAlign w:val="superscript"/>
-        </w:rPr>
-        <w:t>1</w:t>
-      </w:r>
-      <w:r>
-        <w:rPr>
-          <w:rFonts w:eastAsia="Open Sans" w:cs="Open Sans"/>
-          <w:color w:val="1E1D1C"/>
         </w:rPr>
         <w:t xml:space="preserve"> Fortune characterized the move as a direct shot at the consulting industry.</w:t>
       </w:r>
-      <w:r>
-        <w:rPr>
-          <w:rFonts w:eastAsia="Open Sans" w:cs="Open Sans"/>
-          <w:color w:val="1E1D1C"/>
-          <w:vertAlign w:val="superscript"/>
-        </w:rPr>
-        <w:t>2</w:t>
-      </w:r>
+      <w:hyperlink w:anchor="note2" w:history="1">
+        <w:r>
+          <w:rPr>
+            <w:color w:val="1E1D1C"/>
+            <w:vertAlign w:val="superscript"/>
+          </w:rPr>
+          <w:t xml:space="preserve">2</w:t>
+        </w:r>
+      </w:hyperlink>
     </w:p>
     <w:p>
       <w:pPr>
@@ -462,14 +464,15 @@
         </w:rPr>
         <w:t>On May 11, OpenAI announced the OpenAI Deployment Company and, in the same announcement, agreed to acquire the applied-AI consulting firm Tomoro. The venture was capitalized with $4 billion from a consortium that includes TPG, Brookfield, and Capgemini; the Tomoro acquisition brings approximately 150 forward-deployed engineers into the new company on day one.</w:t>
       </w:r>
-      <w:r>
-        <w:rPr>
-          <w:rFonts w:eastAsia="Open Sans" w:cs="Open Sans"/>
-          <w:color w:val="1E1D1C"/>
-          <w:vertAlign w:val="superscript"/>
-        </w:rPr>
-        <w:t>3</w:t>
-      </w:r>
+      <w:hyperlink w:anchor="note3" w:history="1">
+        <w:r>
+          <w:rPr>
+            <w:color w:val="1E1D1C"/>
+            <w:vertAlign w:val="superscript"/>
+          </w:rPr>
+          <w:t xml:space="preserve">3</w:t>
+        </w:r>
+      </w:hyperlink>
       <w:r>
         <w:rPr>
           <w:rFonts w:eastAsia="Open Sans" w:cs="Open Sans"/>
@@ -523,29 +526,31 @@
         </w:rPr>
         <w:t>At Cloud Next '26 in late April, Google Cloud committed $750 million to its 120,000-member partner ecosystem to fund AI value assessments, agent prototyping, and embedded forward-deployed engineering teams alongside Accenture, Capgemini, Cognizant, Deloitte, HCLTech, PwC, and TCS.</w:t>
       </w:r>
+      <w:hyperlink w:anchor="note4" w:history="1">
+        <w:r>
+          <w:rPr>
+            <w:color w:val="1E1D1C"/>
+            <w:vertAlign w:val="superscript"/>
+          </w:rPr>
+          <w:t xml:space="preserve">4</w:t>
+        </w:r>
+      </w:hyperlink>
       <w:r>
         <w:rPr>
           <w:rFonts w:eastAsia="Open Sans" w:cs="Open Sans"/>
           <w:color w:val="1E1D1C"/>
-          <w:vertAlign w:val="superscript"/>
-        </w:rPr>
-        <w:t>4</w:t>
-      </w:r>
-      <w:r>
-        <w:rPr>
-          <w:rFonts w:eastAsia="Open Sans" w:cs="Open Sans"/>
-          <w:color w:val="1E1D1C"/>
         </w:rPr>
         <w:t xml:space="preserve"> Days earlier, McKinsey and Google Cloud announced the McKinsey Google Transformation Group, a joint venture to scale enterprise AI delivery through co-funded value assessments and outcome-based models.</w:t>
       </w:r>
-      <w:r>
-        <w:rPr>
-          <w:rFonts w:eastAsia="Open Sans" w:cs="Open Sans"/>
-          <w:color w:val="1E1D1C"/>
-          <w:vertAlign w:val="superscript"/>
-        </w:rPr>
-        <w:t>5</w:t>
-      </w:r>
+      <w:hyperlink w:anchor="note5" w:history="1">
+        <w:r>
+          <w:rPr>
+            <w:color w:val="1E1D1C"/>
+            <w:vertAlign w:val="superscript"/>
+          </w:rPr>
+          <w:t xml:space="preserve">5</w:t>
+        </w:r>
+      </w:hyperlink>
     </w:p>
     <w:p>
       <w:pPr>
@@ -586,14 +591,15 @@
         <w:lastRenderedPageBreak/>
         <w:t>forward-deployed model, the vendor is the consultant. Cognizant signed an early version of this deal in November 2025, agreeing to roll Claude out to its own 350,000 employees and resell it through its services arm.</w:t>
       </w:r>
-      <w:r>
-        <w:rPr>
-          <w:rFonts w:eastAsia="Open Sans" w:cs="Open Sans"/>
-          <w:color w:val="1E1D1C"/>
-          <w:vertAlign w:val="superscript"/>
-        </w:rPr>
-        <w:t>6</w:t>
-      </w:r>
+      <w:hyperlink w:anchor="note6" w:history="1">
+        <w:r>
+          <w:rPr>
+            <w:color w:val="1E1D1C"/>
+            <w:vertAlign w:val="superscript"/>
+          </w:rPr>
+          <w:t xml:space="preserve">6</w:t>
+        </w:r>
+      </w:hyperlink>
       <w:r>
         <w:rPr>
           <w:rFonts w:eastAsia="Open Sans" w:cs="Open Sans"/>
@@ -682,14 +688,15 @@
         </w:rPr>
         <w:t>In a traditional Accenture engagement, a $40 million transformation runs on 120 to 200 billable consultants for twelve to eighteen months. In a forward-deployed engagement, the same scope is delivered by a smaller team plus agentic systems that handle the documentation, the data plumbing, and a substantial fraction of the actual implementation work. PwC's 2026 guidance is that technology delivers 20 percent of an AI initiative's value; the other 80 percent comes from redesigning the work itself.</w:t>
       </w:r>
-      <w:r>
-        <w:rPr>
-          <w:rFonts w:eastAsia="Open Sans" w:cs="Open Sans"/>
-          <w:color w:val="1E1D1C"/>
-          <w:vertAlign w:val="superscript"/>
-        </w:rPr>
-        <w:t>7</w:t>
-      </w:r>
+      <w:hyperlink w:anchor="note7" w:history="1">
+        <w:r>
+          <w:rPr>
+            <w:color w:val="1E1D1C"/>
+            <w:vertAlign w:val="superscript"/>
+          </w:rPr>
+          <w:t xml:space="preserve">7</w:t>
+        </w:r>
+      </w:hyperlink>
       <w:r>
         <w:rPr>
           <w:rFonts w:eastAsia="Open Sans" w:cs="Open Sans"/>
@@ -934,26 +941,30 @@
         </w:rPr>
         <w:t>Companies of $10 million to $1 billion in revenue represent about one-third of U.S. private-sector GDP, with parallel ratios across other developed economies, and the segment is estimated to capture at least $2 trillion of the global gen-AI value pool.</w:t>
       </w:r>
-      <w:r>
-        <w:rPr>
-          <w:color w:val="1E1D1C"/>
-          <w:vertAlign w:val="superscript"/>
-        </w:rPr>
-        <w:t>8</w:t>
-      </w:r>
+      <w:hyperlink w:anchor="note8" w:history="1">
+        <w:r>
+          <w:rPr>
+            <w:color w:val="1E1D1C"/>
+            <w:vertAlign w:val="superscript"/>
+          </w:rPr>
+          <w:t xml:space="preserve">8</w:t>
+        </w:r>
+      </w:hyperlink>
       <w:r>
         <w:rPr>
           <w:color w:val="1E1D1C"/>
         </w:rPr>
         <w:t xml:space="preserve"> The central friction is the production gap: roughly 95 percent of enterprise AI pilots fail to reach production.</w:t>
       </w:r>
-      <w:r>
-        <w:rPr>
-          <w:color w:val="1E1D1C"/>
-          <w:vertAlign w:val="superscript"/>
-        </w:rPr>
-        <w:t>8</w:t>
-      </w:r>
+      <w:hyperlink w:anchor="note8" w:history="1">
+        <w:r>
+          <w:rPr>
+            <w:color w:val="1E1D1C"/>
+            <w:vertAlign w:val="superscript"/>
+          </w:rPr>
+          <w:t xml:space="preserve">8</w:t>
+        </w:r>
+      </w:hyperlink>
     </w:p>
     <w:p>
       <w:pPr>
@@ -1018,14 +1029,15 @@
         </w:rPr>
         <w:t>The Small Business &amp; Entrepreneurship Council's 2026 Technology Use Survey found that 82 percent of small employers have already bought at least one AI tool and the median firm now runs five.</w:t>
       </w:r>
-      <w:r>
-        <w:rPr>
-          <w:rFonts w:eastAsia="Open Sans" w:cs="Open Sans"/>
-          <w:color w:val="1E1D1C"/>
-          <w:vertAlign w:val="superscript"/>
-        </w:rPr>
-        <w:t>9</w:t>
-      </w:r>
+      <w:hyperlink w:anchor="note9" w:history="1">
+        <w:r>
+          <w:rPr>
+            <w:color w:val="1E1D1C"/>
+            <w:vertAlign w:val="superscript"/>
+          </w:rPr>
+          <w:t xml:space="preserve">9</w:t>
+        </w:r>
+      </w:hyperlink>
       <w:r>
         <w:rPr>
           <w:rFonts w:eastAsia="Open Sans" w:cs="Open Sans"/>
@@ -1122,44 +1134,805 @@
         </w:rPr>
         <w:t>The vendor side of the same gap is also breaking. Wall Street analysts coined the term SaaSpocalypse for the rolling 2026 selloff in enterprise software stocks, on the recognition that per-seat licensing does not survive AI agents that replace ten or fifty seated users at once.</w:t>
       </w:r>
-      <w:r>
-        <w:rPr>
-          <w:color w:val="1E1D1C"/>
-          <w:vertAlign w:val="superscript"/>
-        </w:rPr>
-        <w:t>12</w:t>
-      </w:r>
+      <w:hyperlink w:anchor="note12" w:history="1">
+        <w:r>
+          <w:rPr>
+            <w:color w:val="1E1D1C"/>
+            <w:vertAlign w:val="superscript"/>
+          </w:rPr>
+          <w:t xml:space="preserve">12</w:t>
+        </w:r>
+      </w:hyperlink>
       <w:r>
         <w:rPr>
           <w:color w:val="1E1D1C"/>
         </w:rPr>
         <w:t xml:space="preserve"> </w:t>
       </w:r>
-      <w:r>
-        <w:rPr>
-          <w:color w:val="1E1D1C"/>
-          <w:vertAlign w:val="superscript"/>
-        </w:rPr>
-        <w:t>13</w:t>
-      </w:r>
+      <w:hyperlink w:anchor="note13" w:history="1">
+        <w:r>
+          <w:rPr>
+            <w:color w:val="1E1D1C"/>
+            <w:vertAlign w:val="superscript"/>
+          </w:rPr>
+          <w:t xml:space="preserve">13</w:t>
+        </w:r>
+      </w:hyperlink>
       <w:r>
         <w:rPr>
           <w:color w:val="1E1D1C"/>
         </w:rPr>
         <w:t xml:space="preserve"> Bain reports that buyers across the mid-market are pushing back on overprovisioning, shadow IT sprawl, and stranded per-user credits that no longer track actual work patterns; vendors are responding with consumption pricing and outcome pricing, both of which still rent the tool.</w:t>
       </w:r>
-      <w:r>
-        <w:rPr>
-          <w:color w:val="1E1D1C"/>
-          <w:vertAlign w:val="superscript"/>
-        </w:rPr>
-        <w:t>14</w:t>
-      </w:r>
+      <w:hyperlink w:anchor="note14" w:history="1">
+        <w:r>
+          <w:rPr>
+            <w:color w:val="1E1D1C"/>
+            <w:vertAlign w:val="superscript"/>
+          </w:rPr>
+          <w:t xml:space="preserve">14</w:t>
+        </w:r>
+      </w:hyperlink>
       <w:r>
         <w:rPr>
           <w:color w:val="1E1D1C"/>
         </w:rPr>
         <w:t xml:space="preserve"> The buyer who runs a $12 million trade shop is already past that bargain. Ownership of the working tool is what fits the way these firms actually buy: they own their trucks, they own their shop, they own their tooling, and they expect the same of software they pay to have built. The market opening already documented above is widening on its supply side at the same time.</w:t>
+      </w:r>
+    </w:p>
+    <w:p>
+      <w:pPr>
+        <w:pStyle w:val="Heading2"/>
+        <w:spacing w:before="240" w:after="80"/>
+        <w:widowControl w:val="1"/>
+        <w:keepNext/>
+        <w:keepLines/>
+      </w:pPr>
+      <w:r>
+        <w:rPr>
+          <w:rFonts w:ascii="Poppins" w:hAnsi="Poppins" w:cs="Poppins" w:eastAsia="Poppins"/>
+          <w:color w:val="1E1D1C"/>
+        </w:rPr>
+        <w:t xml:space="preserve">3.6 Where the demand surfaces</w:t>
+      </w:r>
+    </w:p>
+    <w:p>
+      <w:pPr>
+        <w:pStyle w:val="Normal"/>
+        <w:spacing w:after="120"/>
+        <w:widowControl w:val="1"/>
+      </w:pPr>
+      <w:r>
+        <w:rPr>
+          <w:color w:val="1E1D1C"/>
+        </w:rPr>
+        <w:t xml:space="preserve">Sections 3.1 through 3.5 argued that the giants cannot profitably reach the trades segment. The next question is whether the trades segment is already buying AI help in spite of that. The answer is yes, in volumes that show up on every buyer-side platform that publishes data.</w:t>
+      </w:r>
+    </w:p>
+    <w:p>
+      <w:pPr>
+        <w:pStyle w:val="Normal"/>
+        <w:spacing w:after="120"/>
+        <w:widowControl w:val="1"/>
+      </w:pPr>
+      <w:r>
+        <w:rPr>
+          <w:color w:val="1E1D1C"/>
+        </w:rPr>
+        <w:t xml:space="preserve">Fiverr's CEO told the Q4 2025 earnings call that AI development categories grew 118 percent year over year on the platform.</w:t>
+      </w:r>
+      <w:hyperlink w:anchor="note17" w:history="1">
+        <w:r>
+          <w:rPr>
+            <w:color w:val="1E1D1C"/>
+            <w:vertAlign w:val="superscript"/>
+          </w:rPr>
+          <w:t xml:space="preserve">17</w:t>
+        </w:r>
+      </w:hyperlink>
+      <w:r>
+        <w:rPr>
+          <w:color w:val="1E1D1C"/>
+        </w:rPr>
+        <w:t xml:space="preserve"> Fiverr's Head of Verticals named the cause: “Despite the buzz around AI agents, most businesses don't fully understand what they are or how to use them, and that knowledge gap is driving a surge in freelance demand.”</w:t>
+      </w:r>
+      <w:hyperlink w:anchor="note18" w:history="1">
+        <w:r>
+          <w:rPr>
+            <w:color w:val="1E1D1C"/>
+            <w:vertAlign w:val="superscript"/>
+          </w:rPr>
+          <w:t xml:space="preserve">18</w:t>
+        </w:r>
+      </w:hyperlink>
+      <w:r>
+        <w:rPr>
+          <w:color w:val="1E1D1C"/>
+        </w:rPr>
+        <w:t xml:space="preserve"> Searches for AI Agent Development on Fiverr grew 18,347 percent over the eight months covered by the Spring 2025 Business Trends Index.</w:t>
+      </w:r>
+      <w:hyperlink w:anchor="note18" w:history="1">
+        <w:r>
+          <w:rPr>
+            <w:color w:val="1E1D1C"/>
+            <w:vertAlign w:val="superscript"/>
+          </w:rPr>
+          <w:t xml:space="preserve">18</w:t>
+        </w:r>
+      </w:hyperlink>
+    </w:p>
+    <w:p>
+      <w:pPr>
+        <w:pStyle w:val="Normal"/>
+        <w:spacing w:after="120"/>
+        <w:widowControl w:val="1"/>
+      </w:pPr>
+      <w:r>
+        <w:rPr>
+          <w:color w:val="1E1D1C"/>
+        </w:rPr>
+        <w:t xml:space="preserve">The same pattern shows on Upwork. Its In-Demand Skills 2026 report, built on completed-job earnings in calendar 2025, shows AI Integration up 178 percent, AI Video Generation and Editing up 329 percent, AI Data Annotation and Labeling up 154 percent, and the aggregate of AI-tagged skills up 109 percent year over year.</w:t>
+      </w:r>
+      <w:hyperlink w:anchor="note19" w:history="1">
+        <w:r>
+          <w:rPr>
+            <w:color w:val="1E1D1C"/>
+            <w:vertAlign w:val="superscript"/>
+          </w:rPr>
+          <w:t xml:space="preserve">19</w:t>
+        </w:r>
+      </w:hyperlink>
+    </w:p>
+    <w:p>
+      <w:pPr>
+        <w:pStyle w:val="Normal"/>
+        <w:spacing w:after="120"/>
+        <w:widowControl w:val="1"/>
+      </w:pPr>
+      <w:r>
+        <w:rPr>
+          <w:color w:val="1E1D1C"/>
+        </w:rPr>
+        <w:t xml:space="preserve">Indeed Hiring Lab measures the same demand on the employer side. By December 2025, 4.2 percent of all US job postings mentioned AI, an all-time high, and the absolute count of AI-mentioning postings was 134 percent above the February 2020 baseline.</w:t>
+      </w:r>
+      <w:hyperlink w:anchor="note20" w:history="1">
+        <w:r>
+          <w:rPr>
+            <w:color w:val="1E1D1C"/>
+            <w:vertAlign w:val="superscript"/>
+          </w:rPr>
+          <w:t xml:space="preserve">20</w:t>
+        </w:r>
+      </w:hyperlink>
+      <w:r>
+        <w:rPr>
+          <w:color w:val="1E1D1C"/>
+        </w:rPr>
+        <w:t xml:space="preserve"> The single cleanest reading for AI consulting specifically: management-consultant roles went from 0.2 percent of GenAI job postings in January 2024 to 12.4 percent in January 2025, a 62-fold increase in twelve months.</w:t>
+      </w:r>
+      <w:hyperlink w:anchor="note21" w:history="1">
+        <w:r>
+          <w:rPr>
+            <w:color w:val="1E1D1C"/>
+            <w:vertAlign w:val="superscript"/>
+          </w:rPr>
+          <w:t xml:space="preserve">21</w:t>
+        </w:r>
+      </w:hyperlink>
+    </w:p>
+    <w:p>
+      <w:pPr>
+        <w:pStyle w:val="Normal"/>
+        <w:spacing w:after="120"/>
+        <w:widowControl w:val="1"/>
+      </w:pPr>
+      <w:r>
+        <w:rPr>
+          <w:color w:val="1E1D1C"/>
+        </w:rPr>
+        <w:t xml:space="preserve">LinkedIn's Jobs on the Rise 2026 ranks AI Consultant the second-fastest-growing job title in the United States over the past three years, at a median of 8.2 years of prior experience.</w:t>
+      </w:r>
+      <w:hyperlink w:anchor="note22" w:history="1">
+        <w:r>
+          <w:rPr>
+            <w:color w:val="1E1D1C"/>
+            <w:vertAlign w:val="superscript"/>
+          </w:rPr>
+          <w:t xml:space="preserve">22</w:t>
+        </w:r>
+      </w:hyperlink>
+      <w:r>
+        <w:rPr>
+          <w:color w:val="1E1D1C"/>
+        </w:rPr>
+        <w:t xml:space="preserve"> This is not a junior engineering role. It is a senior advisory role, and the labor market is forming it as fast as it can.</w:t>
+      </w:r>
+    </w:p>
+    <w:p>
+      <w:pPr>
+        <w:pStyle w:val="Normal"/>
+        <w:spacing w:after="120"/>
+        <w:widowControl w:val="1"/>
+      </w:pPr>
+      <w:r>
+        <w:rPr>
+          <w:color w:val="1E1D1C"/>
+        </w:rPr>
+        <w:t xml:space="preserve">The supply side is forming faster than the demand side. Stripe Atlas, the largest US incorporation pipeline for solo founders and small teams, reports that LLC founders identifying as AI companies grew from 5 percent in January 2023 to 22 percent in 2025.</w:t>
+      </w:r>
+      <w:hyperlink w:anchor="note23" w:history="1">
+        <w:r>
+          <w:rPr>
+            <w:color w:val="1E1D1C"/>
+            <w:vertAlign w:val="superscript"/>
+          </w:rPr>
+          <w:t xml:space="preserve">23</w:t>
+        </w:r>
+      </w:hyperlink>
+      <w:r>
+        <w:rPr>
+          <w:color w:val="1E1D1C"/>
+        </w:rPr>
+        <w:t xml:space="preserve"> Card-spend data from Brex shows OpenAI spend across its 30,000-customer business base grew 80 percent January through October 2025, with 25 percent more unique customers paying for OpenAI services in the same window.</w:t>
+      </w:r>
+      <w:hyperlink w:anchor="note24" w:history="1">
+        <w:r>
+          <w:rPr>
+            <w:color w:val="1E1D1C"/>
+            <w:vertAlign w:val="superscript"/>
+          </w:rPr>
+          <w:t xml:space="preserve">24</w:t>
+        </w:r>
+      </w:hyperlink>
+    </w:p>
+    <w:p>
+      <w:pPr>
+        <w:pStyle w:val="Normal"/>
+        <w:spacing w:after="120"/>
+        <w:widowControl w:val="1"/>
+      </w:pPr>
+      <w:r>
+        <w:rPr>
+          <w:color w:val="1E1D1C"/>
+        </w:rPr>
+        <w:t xml:space="preserve">The platform layer is consolidating. n8n, the workflow automation tool, raised a $180 million Series C at a $2.5 billion valuation in October 2025 after 6x user growth and 10x revenue growth in twelve months.</w:t>
+      </w:r>
+      <w:hyperlink w:anchor="note25" w:history="1">
+        <w:r>
+          <w:rPr>
+            <w:color w:val="1E1D1C"/>
+            <w:vertAlign w:val="superscript"/>
+          </w:rPr>
+          <w:t xml:space="preserve">25</w:t>
+        </w:r>
+      </w:hyperlink>
+      <w:r>
+        <w:rPr>
+          <w:color w:val="1E1D1C"/>
+        </w:rPr>
+        <w:t xml:space="preserve"> Zapier, the older comparable, reports $420 million ARR with 3.4 million customers, 40 percent of whom are small businesses, and AI-related task volume on the platform up 760 percent over two years.</w:t>
+      </w:r>
+      <w:hyperlink w:anchor="note26" w:history="1">
+        <w:r>
+          <w:rPr>
+            <w:color w:val="1E1D1C"/>
+            <w:vertAlign w:val="superscript"/>
+          </w:rPr>
+          <w:t xml:space="preserve">26</w:t>
+        </w:r>
+      </w:hyperlink>
+      <w:r>
+        <w:rPr>
+          <w:color w:val="1E1D1C"/>
+        </w:rPr>
+        <w:t xml:space="preserve"> GoHighLevel, the white-label reseller platform that more than 20,000 small marketing agencies use to deliver AI services to local trades businesses, reports 600,000 users and an estimated $80 million or more in revenue.</w:t>
+      </w:r>
+      <w:hyperlink w:anchor="note27" w:history="1">
+        <w:r>
+          <w:rPr>
+            <w:color w:val="1E1D1C"/>
+            <w:vertAlign w:val="superscript"/>
+          </w:rPr>
+          <w:t xml:space="preserve">27</w:t>
+        </w:r>
+      </w:hyperlink>
+    </w:p>
+    <w:p>
+      <w:pPr>
+        <w:pStyle w:val="Normal"/>
+        <w:spacing w:after="120"/>
+        <w:widowControl w:val="1"/>
+      </w:pPr>
+      <w:r>
+        <w:rPr>
+          <w:color w:val="1E1D1C"/>
+        </w:rPr>
+        <w:t xml:space="preserve">The trades segment itself shows the same shape, one step behind. ServiceTitan's 2025 AI in the Skilled Trades Report finds 46 percent of skilled-trades respondents using or experimenting with AI, 25 percent of residential contractors using it in a meaningful revenue-attached way, and 66 percent expecting AI to transform the industry within one to three years.</w:t>
+      </w:r>
+      <w:hyperlink w:anchor="note28" w:history="1">
+        <w:r>
+          <w:rPr>
+            <w:color w:val="1E1D1C"/>
+            <w:vertAlign w:val="superscript"/>
+          </w:rPr>
+          <w:t xml:space="preserve">28</w:t>
+        </w:r>
+      </w:hyperlink>
+      <w:r>
+        <w:rPr>
+          <w:color w:val="1E1D1C"/>
+        </w:rPr>
+        <w:t xml:space="preserve"> ACCA's Contractor of the Future study reports 33 percent of residential HVAC contractors have implemented some form of AI, rising to 43 percent among contractors under 45.</w:t>
+      </w:r>
+      <w:hyperlink w:anchor="note29" w:history="1">
+        <w:r>
+          <w:rPr>
+            <w:color w:val="1E1D1C"/>
+            <w:vertAlign w:val="superscript"/>
+          </w:rPr>
+          <w:t xml:space="preserve">29</w:t>
+        </w:r>
+      </w:hyperlink>
+    </w:p>
+    <w:p>
+      <w:pPr>
+        <w:pStyle w:val="Heading2"/>
+        <w:spacing w:before="240" w:after="80"/>
+        <w:widowControl w:val="1"/>
+        <w:keepNext/>
+        <w:keepLines/>
+      </w:pPr>
+      <w:r>
+        <w:rPr>
+          <w:rFonts w:ascii="Poppins" w:hAnsi="Poppins" w:cs="Poppins" w:eastAsia="Poppins"/>
+          <w:color w:val="1E1D1C"/>
+        </w:rPr>
+        <w:t xml:space="preserve">3.7 What the buyer cannot say</w:t>
+      </w:r>
+    </w:p>
+    <w:p>
+      <w:pPr>
+        <w:pStyle w:val="Normal"/>
+        <w:spacing w:after="120"/>
+        <w:widowControl w:val="1"/>
+      </w:pPr>
+      <w:r>
+        <w:rPr>
+          <w:color w:val="1E1D1C"/>
+        </w:rPr>
+        <w:t xml:space="preserve">The numbers above are the demand. The next question is whether the buyer knows what they are buying. Three independent panels, three different methodologies, all land in the same place.</w:t>
+      </w:r>
+    </w:p>
+    <w:p>
+      <w:pPr>
+        <w:pStyle w:val="Normal"/>
+        <w:spacing w:after="120"/>
+        <w:widowControl w:val="1"/>
+      </w:pPr>
+      <w:r>
+        <w:rPr>
+          <w:color w:val="1E1D1C"/>
+        </w:rPr>
+        <w:t xml:space="preserve">Goldman Sachs surveyed 1,256 small business operators in February and March 2026. The headline numbers: 76 percent of small businesses currently use AI in some form, only 14 percent have fully integrated AI across core operations, and more than 70 percent of respondents said they would benefit from more training and implementation resources.</w:t>
+      </w:r>
+      <w:hyperlink w:anchor="note30" w:history="1">
+        <w:r>
+          <w:rPr>
+            <w:color w:val="1E1D1C"/>
+            <w:vertAlign w:val="superscript"/>
+          </w:rPr>
+          <w:t xml:space="preserve">30</w:t>
+        </w:r>
+      </w:hyperlink>
+      <w:r>
+        <w:rPr>
+          <w:color w:val="1E1D1C"/>
+        </w:rPr>
+        <w:t xml:space="preserve"> The 70 percent asking for training is the adopter cohort, not the non-adopter cohort. They have bought. They cannot operate what they bought.</w:t>
+      </w:r>
+    </w:p>
+    <w:p>
+      <w:pPr>
+        <w:pStyle w:val="Normal"/>
+        <w:spacing w:after="120"/>
+        <w:widowControl w:val="1"/>
+      </w:pPr>
+      <w:r>
+        <w:rPr>
+          <w:color w:val="1E1D1C"/>
+        </w:rPr>
+        <w:t xml:space="preserve">MIT's NANDA project, in its 2025 State of AI in Business study, reports that 95 percent of generative AI pilots fail to deliver measurable P&amp;L impact, and bought-tool deployments succeed roughly three times as often as build-it-yourself deployments.</w:t>
+      </w:r>
+      <w:hyperlink w:anchor="note31" w:history="1">
+        <w:r>
+          <w:rPr>
+            <w:color w:val="1E1D1C"/>
+            <w:vertAlign w:val="superscript"/>
+          </w:rPr>
+          <w:t xml:space="preserve">31</w:t>
+        </w:r>
+      </w:hyperlink>
+      <w:r>
+        <w:rPr>
+          <w:color w:val="1E1D1C"/>
+        </w:rPr>
+        <w:t xml:space="preserve"> When SMB and mid-market firms try to assemble the stack themselves, the failure rate runs around 78 percent.</w:t>
+      </w:r>
+    </w:p>
+    <w:p>
+      <w:pPr>
+        <w:pStyle w:val="Normal"/>
+        <w:spacing w:after="120"/>
+        <w:widowControl w:val="1"/>
+      </w:pPr>
+      <w:r>
+        <w:rPr>
+          <w:color w:val="1E1D1C"/>
+        </w:rPr>
+        <w:t xml:space="preserve">Service Direct's 2025 small business AI report finds that 62 percent of non-adopters cite lack of understanding about AI's benefits as the primary barrier to adoption.</w:t>
+      </w:r>
+      <w:hyperlink w:anchor="note32" w:history="1">
+        <w:r>
+          <w:rPr>
+            <w:color w:val="1E1D1C"/>
+            <w:vertAlign w:val="superscript"/>
+          </w:rPr>
+          <w:t xml:space="preserve">32</w:t>
+        </w:r>
+      </w:hyperlink>
+      <w:r>
+        <w:rPr>
+          <w:color w:val="1E1D1C"/>
+        </w:rPr>
+        <w:t xml:space="preserve"> The third independent panel says what the first two say. The buyer cannot articulate what they need, so the buyer cannot evaluate what they bought.</w:t>
+      </w:r>
+    </w:p>
+    <w:p>
+      <w:pPr>
+        <w:pStyle w:val="Normal"/>
+        <w:spacing w:after="120"/>
+        <w:widowControl w:val="1"/>
+      </w:pPr>
+      <w:r>
+        <w:rPr>
+          <w:color w:val="1E1D1C"/>
+        </w:rPr>
+        <w:t xml:space="preserve">Nadia Privalikhina, an n8n and Make.com automation agency owner, wrote a public post-mortem in May 2025 that names the gap from inside the seat that delivers the work: “Many businesses came because they were struggling with day-to-day operations and thought AI would stop the struggling. But their real problem wasn't lack of automation. It was lack of processes.”</w:t>
+      </w:r>
+      <w:hyperlink w:anchor="note33" w:history="1">
+        <w:r>
+          <w:rPr>
+            <w:color w:val="1E1D1C"/>
+            <w:vertAlign w:val="superscript"/>
+          </w:rPr>
+          <w:t xml:space="preserve">33</w:t>
+        </w:r>
+      </w:hyperlink>
+      <w:r>
+        <w:rPr>
+          <w:color w:val="1E1D1C"/>
+        </w:rPr>
+        <w:t xml:space="preserve"> This is the buyer-confusion wedge described by the agency owner trying to deliver against it.</w:t>
+      </w:r>
+    </w:p>
+    <w:p>
+      <w:pPr>
+        <w:pStyle w:val="Normal"/>
+        <w:spacing w:after="120"/>
+        <w:widowControl w:val="1"/>
+      </w:pPr>
+      <w:r>
+        <w:rPr>
+          <w:color w:val="1E1D1C"/>
+        </w:rPr>
+        <w:t xml:space="preserve">Tammy Halevy at Reimagine Main Street, speaking for the civic small-business advocacy sector, named the same buyer in different words: “Small business owners are already putting AI to work. One in four are using it today, and more than half are exploring the possibilities of AI for their businesses. But these 'Explorers' want to see how AI advances their businesses.”</w:t>
+      </w:r>
+      <w:hyperlink w:anchor="note34" w:history="1">
+        <w:r>
+          <w:rPr>
+            <w:color w:val="1E1D1C"/>
+            <w:vertAlign w:val="superscript"/>
+          </w:rPr>
+          <w:t xml:space="preserve">34</w:t>
+        </w:r>
+      </w:hyperlink>
+    </w:p>
+    <w:p>
+      <w:pPr>
+        <w:pStyle w:val="Normal"/>
+        <w:spacing w:after="120"/>
+        <w:widowControl w:val="1"/>
+      </w:pPr>
+      <w:r>
+        <w:rPr>
+          <w:color w:val="1E1D1C"/>
+        </w:rPr>
+        <w:t xml:space="preserve">The trades version of the same picture surfaces on r/HVAC, where a working technician described homeowners arriving with ChatGPT diagnoses: “ChatGPT couldn't fix your system.”</w:t>
+      </w:r>
+      <w:hyperlink w:anchor="note35" w:history="1">
+        <w:r>
+          <w:rPr>
+            <w:color w:val="1E1D1C"/>
+            <w:vertAlign w:val="superscript"/>
+          </w:rPr>
+          <w:t xml:space="preserve">35</w:t>
+        </w:r>
+      </w:hyperlink>
+      <w:r>
+        <w:rPr>
+          <w:color w:val="1E1D1C"/>
+        </w:rPr>
+        <w:t xml:space="preserve"> The shop owner standing between the homeowner and the technician is the buyer this paper is about, and the shop owner has not been trained on either side of the exchange.</w:t>
+      </w:r>
+    </w:p>
+    <w:p>
+      <w:pPr>
+        <w:pStyle w:val="Heading2"/>
+        <w:spacing w:before="240" w:after="80"/>
+        <w:widowControl w:val="1"/>
+        <w:keepNext/>
+        <w:keepLines/>
+      </w:pPr>
+      <w:r>
+        <w:rPr>
+          <w:rFonts w:ascii="Poppins" w:hAnsi="Poppins" w:cs="Poppins" w:eastAsia="Poppins"/>
+          <w:color w:val="1E1D1C"/>
+        </w:rPr>
+        <w:t xml:space="preserve">3.8 The convergence</w:t>
+      </w:r>
+    </w:p>
+    <w:p>
+      <w:pPr>
+        <w:pStyle w:val="Normal"/>
+        <w:spacing w:after="120"/>
+        <w:widowControl w:val="1"/>
+      </w:pPr>
+      <w:r>
+        <w:rPr>
+          <w:color w:val="1E1D1C"/>
+        </w:rPr>
+        <w:t xml:space="preserve">Six steps describe the pattern documented across every source above.</w:t>
+      </w:r>
+    </w:p>
+    <w:p>
+      <w:pPr>
+        <w:pStyle w:val="ListParagraph"/>
+        <w:spacing w:after="80"/>
+        <w:widowControl w:val="1"/>
+      </w:pPr>
+      <w:r>
+        <w:rPr>
+          <w:b/>
+          <w:color w:val="1E1D1C"/>
+        </w:rPr>
+        <w:t xml:space="preserve">Step 1. The buyer has bought. </w:t>
+      </w:r>
+      <w:r>
+        <w:rPr>
+          <w:color w:val="1E1D1C"/>
+        </w:rPr>
+        <w:t xml:space="preserve">Goldman Sachs reports 76 percent of small businesses already using AI in some form. The U.S. Chamber reports 58 percent specifically using generative AI.</w:t>
+      </w:r>
+      <w:hyperlink w:anchor="note30" w:history="1">
+        <w:r>
+          <w:rPr>
+            <w:color w:val="1E1D1C"/>
+            <w:vertAlign w:val="superscript"/>
+          </w:rPr>
+          <w:t xml:space="preserve">30</w:t>
+        </w:r>
+      </w:hyperlink>
+      <w:hyperlink w:anchor="note36" w:history="1">
+        <w:r>
+          <w:rPr>
+            <w:color w:val="1E1D1C"/>
+            <w:vertAlign w:val="superscript"/>
+          </w:rPr>
+          <w:t xml:space="preserve">36</w:t>
+        </w:r>
+      </w:hyperlink>
+    </w:p>
+    <w:p>
+      <w:pPr>
+        <w:pStyle w:val="ListParagraph"/>
+        <w:spacing w:after="80"/>
+        <w:widowControl w:val="1"/>
+      </w:pPr>
+      <w:r>
+        <w:rPr>
+          <w:b/>
+          <w:color w:val="1E1D1C"/>
+        </w:rPr>
+        <w:t xml:space="preserve">Step 2. The buyer cannot use what they bought operationally. </w:t>
+      </w:r>
+      <w:r>
+        <w:rPr>
+          <w:color w:val="1E1D1C"/>
+        </w:rPr>
+        <w:t xml:space="preserve">Only 14 percent of Goldman Sachs respondents report full integration. MIT NANDA reports a 95 percent failure rate on pilots.</w:t>
+      </w:r>
+      <w:hyperlink w:anchor="note30" w:history="1">
+        <w:r>
+          <w:rPr>
+            <w:color w:val="1E1D1C"/>
+            <w:vertAlign w:val="superscript"/>
+          </w:rPr>
+          <w:t xml:space="preserve">30</w:t>
+        </w:r>
+      </w:hyperlink>
+      <w:hyperlink w:anchor="note31" w:history="1">
+        <w:r>
+          <w:rPr>
+            <w:color w:val="1E1D1C"/>
+            <w:vertAlign w:val="superscript"/>
+          </w:rPr>
+          <w:t xml:space="preserve">31</w:t>
+        </w:r>
+      </w:hyperlink>
+    </w:p>
+    <w:p>
+      <w:pPr>
+        <w:pStyle w:val="ListParagraph"/>
+        <w:spacing w:after="80"/>
+        <w:widowControl w:val="1"/>
+      </w:pPr>
+      <w:r>
+        <w:rPr>
+          <w:b/>
+          <w:color w:val="1E1D1C"/>
+        </w:rPr>
+        <w:t xml:space="preserve">Step 3. The buyer can name the gap when asked. </w:t>
+      </w:r>
+      <w:r>
+        <w:rPr>
+          <w:color w:val="1E1D1C"/>
+        </w:rPr>
+        <w:t xml:space="preserve">Service Direct reports 62 percent of non-adopters citing lack of understanding. The U.S. Chamber reports 35 percent of owners naming upskilling employees to use AI as a top workforce challenge.</w:t>
+      </w:r>
+      <w:hyperlink w:anchor="note32" w:history="1">
+        <w:r>
+          <w:rPr>
+            <w:color w:val="1E1D1C"/>
+            <w:vertAlign w:val="superscript"/>
+          </w:rPr>
+          <w:t xml:space="preserve">32</w:t>
+        </w:r>
+      </w:hyperlink>
+      <w:hyperlink w:anchor="note36" w:history="1">
+        <w:r>
+          <w:rPr>
+            <w:color w:val="1E1D1C"/>
+            <w:vertAlign w:val="superscript"/>
+          </w:rPr>
+          <w:t xml:space="preserve">36</w:t>
+        </w:r>
+      </w:hyperlink>
+    </w:p>
+    <w:p>
+      <w:pPr>
+        <w:pStyle w:val="ListParagraph"/>
+        <w:spacing w:after="80"/>
+        <w:widowControl w:val="1"/>
+      </w:pPr>
+      <w:r>
+        <w:rPr>
+          <w:b/>
+          <w:color w:val="1E1D1C"/>
+        </w:rPr>
+        <w:t xml:space="preserve">Step 4. The buyer is paying a second time for help. </w:t>
+      </w:r>
+      <w:r>
+        <w:rPr>
+          <w:color w:val="1E1D1C"/>
+        </w:rPr>
+        <w:t xml:space="preserve">Fiverr AI Agent searches are up 18,347 percent. Fortune profiles AI engineering consultants billing $900 an hour at the enterprise end of the same pattern.</w:t>
+      </w:r>
+      <w:hyperlink w:anchor="note18" w:history="1">
+        <w:r>
+          <w:rPr>
+            <w:color w:val="1E1D1C"/>
+            <w:vertAlign w:val="superscript"/>
+          </w:rPr>
+          <w:t xml:space="preserve">18</w:t>
+        </w:r>
+      </w:hyperlink>
+      <w:hyperlink w:anchor="note37" w:history="1">
+        <w:r>
+          <w:rPr>
+            <w:color w:val="1E1D1C"/>
+            <w:vertAlign w:val="superscript"/>
+          </w:rPr>
+          <w:t xml:space="preserve">37</w:t>
+        </w:r>
+      </w:hyperlink>
+    </w:p>
+    <w:p>
+      <w:pPr>
+        <w:pStyle w:val="ListParagraph"/>
+        <w:spacing w:after="80"/>
+        <w:widowControl w:val="1"/>
+      </w:pPr>
+      <w:r>
+        <w:rPr>
+          <w:b/>
+          <w:color w:val="1E1D1C"/>
+        </w:rPr>
+        <w:t xml:space="preserve">Step 5. The supply side hears it. </w:t>
+      </w:r>
+      <w:r>
+        <w:rPr>
+          <w:color w:val="1E1D1C"/>
+        </w:rPr>
+        <w:t xml:space="preserve">Indeed reports management-consultant share of GenAI postings up 62-fold in twelve months. LinkedIn ranks AI Consultant the second-fastest growing US role over three years. Stripe Atlas reports the LLC share self-identifying as AI quadrupled in two years.</w:t>
+      </w:r>
+      <w:hyperlink w:anchor="note21" w:history="1">
+        <w:r>
+          <w:rPr>
+            <w:color w:val="1E1D1C"/>
+            <w:vertAlign w:val="superscript"/>
+          </w:rPr>
+          <w:t xml:space="preserve">21</w:t>
+        </w:r>
+      </w:hyperlink>
+      <w:hyperlink w:anchor="note22" w:history="1">
+        <w:r>
+          <w:rPr>
+            <w:color w:val="1E1D1C"/>
+            <w:vertAlign w:val="superscript"/>
+          </w:rPr>
+          <w:t xml:space="preserve">22</w:t>
+        </w:r>
+      </w:hyperlink>
+      <w:hyperlink w:anchor="note23" w:history="1">
+        <w:r>
+          <w:rPr>
+            <w:color w:val="1E1D1C"/>
+            <w:vertAlign w:val="superscript"/>
+          </w:rPr>
+          <w:t xml:space="preserve">23</w:t>
+        </w:r>
+      </w:hyperlink>
+    </w:p>
+    <w:p>
+      <w:pPr>
+        <w:pStyle w:val="ListParagraph"/>
+        <w:spacing w:after="80"/>
+        <w:widowControl w:val="1"/>
+      </w:pPr>
+      <w:r>
+        <w:rPr>
+          <w:b/>
+          <w:color w:val="1E1D1C"/>
+        </w:rPr>
+        <w:t xml:space="preserve">Step 6. The trades segment sits behind the SMB average and is not being served by any of the new advisor categories. </w:t>
+      </w:r>
+      <w:r>
+        <w:rPr>
+          <w:color w:val="1E1D1C"/>
+        </w:rPr>
+        <w:t xml:space="preserve">ACCA reports 33 percent of residential HVAC contractors have adopted AI, mostly for phone-answering, not for job costing or margin analysis.</w:t>
+      </w:r>
+      <w:hyperlink w:anchor="note29" w:history="1">
+        <w:r>
+          <w:rPr>
+            <w:color w:val="1E1D1C"/>
+            <w:vertAlign w:val="superscript"/>
+          </w:rPr>
+          <w:t xml:space="preserve">29</w:t>
+        </w:r>
+      </w:hyperlink>
+    </w:p>
+    <w:p>
+      <w:pPr>
+        <w:pStyle w:val="Normal"/>
+        <w:spacing w:after="120"/>
+        <w:widowControl w:val="1"/>
+      </w:pPr>
+      <w:r>
+        <w:rPr>
+          <w:color w:val="1E1D1C"/>
+        </w:rPr>
+        <w:t xml:space="preserve">The market is real and is buying. The buyer is real and cannot name what they need. The advisor category that resolves the gap, specialist, trades-fluent, and operationally embedded, is the category Fiverr's executives, MIT's researchers, Goldman Sachs's panel, and the buyers themselves keep describing without naming.</w:t>
       </w:r>
     </w:p>
     <w:p>
@@ -1491,14 +2264,15 @@
         </w:rPr>
         <w:t>If PwC is right that 80 percent of AI-initiative value comes from redesigning the work,</w:t>
       </w:r>
-      <w:r>
-        <w:rPr>
-          <w:rFonts w:eastAsia="Open Sans" w:cs="Open Sans"/>
-          <w:color w:val="1E1D1C"/>
-          <w:vertAlign w:val="superscript"/>
-        </w:rPr>
-        <w:t>7</w:t>
-      </w:r>
+      <w:hyperlink w:anchor="note7" w:history="1">
+        <w:r>
+          <w:rPr>
+            <w:color w:val="1E1D1C"/>
+            <w:vertAlign w:val="superscript"/>
+          </w:rPr>
+          <w:t xml:space="preserve">7</w:t>
+        </w:r>
+      </w:hyperlink>
       <w:r>
         <w:rPr>
           <w:rFonts w:eastAsia="Open Sans" w:cs="Open Sans"/>
@@ -1900,29 +2674,31 @@
         </w:rPr>
         <w:t>Two reference points anchor the pricing. Specialist AI consultants (those with deep domain expertise in a single vertical) command a 30 to 40 percent premium over generalists,</w:t>
       </w:r>
+      <w:hyperlink w:anchor="note10" w:history="1">
+        <w:r>
+          <w:rPr>
+            <w:color w:val="1E1D1C"/>
+            <w:vertAlign w:val="superscript"/>
+          </w:rPr>
+          <w:t xml:space="preserve">10</w:t>
+        </w:r>
+      </w:hyperlink>
       <w:r>
         <w:rPr>
           <w:rFonts w:eastAsia="Open Sans" w:cs="Open Sans"/>
           <w:color w:val="1E1D1C"/>
-          <w:vertAlign w:val="superscript"/>
-        </w:rPr>
-        <w:t>10</w:t>
-      </w:r>
-      <w:r>
-        <w:rPr>
-          <w:rFonts w:eastAsia="Open Sans" w:cs="Open Sans"/>
-          <w:color w:val="1E1D1C"/>
         </w:rPr>
         <w:t xml:space="preserve"> and the broader AI consulting market is growing at 28.8 percent CAGR through 2029, with specialist SMB practices outpacing the enterprise segment.</w:t>
       </w:r>
-      <w:r>
-        <w:rPr>
-          <w:rFonts w:eastAsia="Open Sans" w:cs="Open Sans"/>
-          <w:color w:val="1E1D1C"/>
-          <w:vertAlign w:val="superscript"/>
-        </w:rPr>
-        <w:t>11</w:t>
-      </w:r>
+      <w:hyperlink w:anchor="note11" w:history="1">
+        <w:r>
+          <w:rPr>
+            <w:color w:val="1E1D1C"/>
+            <w:vertAlign w:val="superscript"/>
+          </w:rPr>
+          <w:t xml:space="preserve">11</w:t>
+        </w:r>
+      </w:hyperlink>
       <w:r>
         <w:rPr>
           <w:rFonts w:eastAsia="Open Sans" w:cs="Open Sans"/>
@@ -2945,26 +3721,30 @@
         </w:rPr>
         <w:t>Current AI inference costs sit below the unit economics of the buildout that produces them. Major providers are funding the gap on venture equity, debt, and capex pre-commitments against a future in which prices rise: OpenAI's reported 2025 losses ran between $5 and $13.5 billion against $3.7 to $4.3 billion of revenue, and Alphabet's announced capex steps from roughly $75 billion in 2025 to $175 to $185 billion in 2026.</w:t>
       </w:r>
-      <w:r>
-        <w:rPr>
-          <w:color w:val="1E1D1C"/>
-          <w:vertAlign w:val="superscript"/>
-        </w:rPr>
-        <w:t>15</w:t>
-      </w:r>
+      <w:hyperlink w:anchor="note15" w:history="1">
+        <w:r>
+          <w:rPr>
+            <w:color w:val="1E1D1C"/>
+            <w:vertAlign w:val="superscript"/>
+          </w:rPr>
+          <w:t xml:space="preserve">15</w:t>
+        </w:r>
+      </w:hyperlink>
       <w:r>
         <w:rPr>
           <w:color w:val="1E1D1C"/>
         </w:rPr>
         <w:t xml:space="preserve"> </w:t>
       </w:r>
-      <w:r>
-        <w:rPr>
-          <w:color w:val="1E1D1C"/>
-          <w:vertAlign w:val="superscript"/>
-        </w:rPr>
-        <w:t>16</w:t>
-      </w:r>
+      <w:hyperlink w:anchor="note16" w:history="1">
+        <w:r>
+          <w:rPr>
+            <w:color w:val="1E1D1C"/>
+            <w:vertAlign w:val="superscript"/>
+          </w:rPr>
+          <w:t xml:space="preserve">16</w:t>
+        </w:r>
+      </w:hyperlink>
       <w:r>
         <w:rPr>
           <w:color w:val="1E1D1C"/>
@@ -3007,6 +3787,139 @@
     </w:p>
     <w:p>
       <w:pPr>
+        <w:pStyle w:val="Normal"/>
+        <w:spacing w:after="120"/>
+        <w:widowControl w:val="1"/>
+      </w:pPr>
+      <w:r>
+        <w:rPr>
+          <w:color w:val="1E1D1C"/>
+        </w:rPr>
+        <w:t xml:space="preserve">Section 3.8 named six pain points the buyer can either say out loud or demonstrate by behavior. The Game answers each one.</w:t>
+      </w:r>
+    </w:p>
+    <w:p>
+      <w:pPr>
+        <w:pStyle w:val="ListParagraph"/>
+        <w:spacing w:after="80"/>
+        <w:widowControl w:val="1"/>
+      </w:pPr>
+      <w:r>
+        <w:rPr>
+          <w:b/>
+          <w:color w:val="1E1D1C"/>
+        </w:rPr>
+        <w:t xml:space="preserve">First. The buyer has bought and cannot operate what they bought. </w:t>
+      </w:r>
+      <w:r>
+        <w:rPr>
+          <w:color w:val="1E1D1C"/>
+        </w:rPr>
+        <w:t xml:space="preserve">The Game is the operational instrument the owner reads at a glance, weekly, with no AI expertise required of the operator.</w:t>
+      </w:r>
+    </w:p>
+    <w:p>
+      <w:pPr>
+        <w:pStyle w:val="ListParagraph"/>
+        <w:spacing w:after="80"/>
+        <w:widowControl w:val="1"/>
+      </w:pPr>
+      <w:r>
+        <w:rPr>
+          <w:b/>
+          <w:color w:val="1E1D1C"/>
+        </w:rPr>
+        <w:t xml:space="preserve">Second. The buyer bought multiple tools that do not interlock. </w:t>
+      </w:r>
+      <w:r>
+        <w:rPr>
+          <w:color w:val="1E1D1C"/>
+        </w:rPr>
+        <w:t xml:space="preserve">The Game consolidates them into one scoreboard, with the Wall, the Goal, the Steps, the thermometer, and the gauges in one place.</w:t>
+      </w:r>
+    </w:p>
+    <w:p>
+      <w:pPr>
+        <w:pStyle w:val="ListParagraph"/>
+        <w:spacing w:after="80"/>
+        <w:widowControl w:val="1"/>
+      </w:pPr>
+      <w:r>
+        <w:rPr>
+          <w:b/>
+          <w:color w:val="1E1D1C"/>
+        </w:rPr>
+        <w:t xml:space="preserve">Third. The buyer wants training, not more tooling. </w:t>
+      </w:r>
+      <w:r>
+        <w:rPr>
+          <w:color w:val="1E1D1C"/>
+        </w:rPr>
+        <w:t xml:space="preserve">Every Game engagement is a teaching engagement. The owner learns CPM at the same time the owner learns where the AI sits inside it.</w:t>
+      </w:r>
+    </w:p>
+    <w:p>
+      <w:pPr>
+        <w:pStyle w:val="ListParagraph"/>
+        <w:spacing w:after="80"/>
+        <w:widowControl w:val="1"/>
+      </w:pPr>
+      <w:r>
+        <w:rPr>
+          <w:b/>
+          <w:color w:val="1E1D1C"/>
+        </w:rPr>
+        <w:t xml:space="preserve">Fourth. The buyer cannot evaluate what they are paying for. </w:t>
+      </w:r>
+      <w:r>
+        <w:rPr>
+          <w:color w:val="1E1D1C"/>
+        </w:rPr>
+        <w:t xml:space="preserve">Client-owned tooling, vendor independence at the model layer, and a documented playbook mean the owner sees what was built, who is responsible for it, and what it costs to run.</w:t>
+      </w:r>
+    </w:p>
+    <w:p>
+      <w:pPr>
+        <w:pStyle w:val="ListParagraph"/>
+        <w:spacing w:after="80"/>
+        <w:widowControl w:val="1"/>
+      </w:pPr>
+      <w:r>
+        <w:rPr>
+          <w:b/>
+          <w:color w:val="1E1D1C"/>
+        </w:rPr>
+        <w:t xml:space="preserve">Fifth. The buyer's available advisors are AI generalists who do not know the trade. </w:t>
+      </w:r>
+      <w:r>
+        <w:rPr>
+          <w:color w:val="1E1D1C"/>
+        </w:rPr>
+        <w:t xml:space="preserve">ISI's consultants have lived inside HVAC, plumbing, auto, construction, food processing, and adjacent shops for years.</w:t>
+      </w:r>
+    </w:p>
+    <w:p>
+      <w:pPr>
+        <w:pStyle w:val="ListParagraph"/>
+        <w:spacing w:after="80"/>
+        <w:widowControl w:val="1"/>
+      </w:pPr>
+      <w:r>
+        <w:rPr>
+          <w:b/>
+          <w:color w:val="1E1D1C"/>
+        </w:rPr>
+        <w:t xml:space="preserve">Sixth. No one is selling the integrated answer to the buyer. </w:t>
+      </w:r>
+      <w:r>
+        <w:rPr>
+          <w:color w:val="1E1D1C"/>
+        </w:rPr>
+        <w:t xml:space="preserve">That is the gap this paper names, and what the steps below close.</w:t>
+      </w:r>
+    </w:p>
+    <w:p>
+      <w:pPr>
         <w:spacing w:after="120"/>
         <w:rPr>
           <w:rFonts w:hint="eastAsia"/>
@@ -3116,26 +4029,30 @@
         </w:rPr>
         <w:t>There is also a clock on the input side. The inference costs that make these tools cheap to build today are subsidized below the unit economics of the underlying AI infrastructure buildout, and the major providers have publicly committed to capex programs that current token pricing cannot fund.</w:t>
       </w:r>
-      <w:r>
-        <w:rPr>
-          <w:color w:val="1E1D1C"/>
-          <w:vertAlign w:val="superscript"/>
-        </w:rPr>
-        <w:t>15</w:t>
-      </w:r>
+      <w:hyperlink w:anchor="note15" w:history="1">
+        <w:r>
+          <w:rPr>
+            <w:color w:val="1E1D1C"/>
+            <w:vertAlign w:val="superscript"/>
+          </w:rPr>
+          <w:t xml:space="preserve">15</w:t>
+        </w:r>
+      </w:hyperlink>
       <w:r>
         <w:rPr>
           <w:color w:val="1E1D1C"/>
         </w:rPr>
         <w:t xml:space="preserve"> OpenAI posted between $5 and $13.5 billion of losses against $3.7 to $4.3 billion of revenue in 2025; Alphabet's announced 2026 capex steps from $75 billion to roughly $175 to $185 billion in a single year.</w:t>
       </w:r>
-      <w:r>
-        <w:rPr>
-          <w:color w:val="1E1D1C"/>
-          <w:vertAlign w:val="superscript"/>
-        </w:rPr>
-        <w:t>16</w:t>
-      </w:r>
+      <w:hyperlink w:anchor="note16" w:history="1">
+        <w:r>
+          <w:rPr>
+            <w:color w:val="1E1D1C"/>
+            <w:vertAlign w:val="superscript"/>
+          </w:rPr>
+          <w:t xml:space="preserve">16</w:t>
+        </w:r>
+      </w:hyperlink>
       <w:r>
         <w:rPr>
           <w:color w:val="1E1D1C"/>
@@ -3273,6 +4190,7 @@
         </w:rPr>
         <w:widowControl w:val="1"/>
       </w:pPr>
+      <w:bookmarkStart w:id="1001" w:name="note1"/>
       <w:r>
         <w:rPr>
           <w:rFonts w:eastAsia="Open Sans" w:cs="Open Sans"/>
@@ -3284,12 +4202,41 @@
       </w:r>
       <w:r>
         <w:rPr>
-          <w:rFonts w:eastAsia="Open Sans" w:cs="Open Sans"/>
-          <w:color w:val="1E1D1C"/>
-          <w:sz w:val="20"/>
-        </w:rPr>
-        <w:t>Blackstone, Hellman &amp; Friedman, Goldman Sachs, and Anthropic, "Anthropic Partners with Blackstone, Hellman &amp; Friedman, and Goldman Sachs to Launch Enterprise AI Services Firm," joint press release, May 4, 2026, https://www.blackstone.com/news/press/anthropic-partners-with-blackstone-hellman-friedman-and-goldman-sachs-to-launch-enterprise-ai-services-firm/; Anthropic, "Building a New Enterprise AI Services Company with Blackstone, Hellman &amp; Friedman, and Goldman Sachs," May 4, 2026, https://www.anthropic.com/news/enterprise-ai-services-company.</w:t>
-      </w:r>
+          <w:color w:val="1E1D1C"/>
+        </w:rPr>
+        <w:t xml:space="preserve">Blackstone, Hellman &amp; Friedman, Goldman Sachs, and Anthropic, "Anthropic Partners with Blackstone, Hellman &amp; Friedman, and Goldman Sachs to Launch Enterprise AI Services Firm," joint press release, May 4, 2026, </w:t>
+      </w:r>
+      <w:hyperlink r:id="rId12" w:history="1">
+        <w:r>
+          <w:rPr>
+            <w:u w:val="single"/>
+            <w:color w:val="0563C1"/>
+          </w:rPr>
+          <w:t xml:space="preserve">https://www.blackstone.com/news/press/anthropic-partners-with-blackstone-hellman-friedman-and-goldman-sachs-to-launch-enterprise-ai-services-firm/</w:t>
+        </w:r>
+      </w:hyperlink>
+      <w:r>
+        <w:rPr>
+          <w:color w:val="1E1D1C"/>
+        </w:rPr>
+        <w:t xml:space="preserve">; Anthropic, "Building a New Enterprise AI Services Company with Blackstone, Hellman &amp; Friedman, and Goldman Sachs," May 4, 2026, </w:t>
+      </w:r>
+      <w:hyperlink r:id="rId13" w:history="1">
+        <w:r>
+          <w:rPr>
+            <w:u w:val="single"/>
+            <w:color w:val="0563C1"/>
+          </w:rPr>
+          <w:t xml:space="preserve">https://www.anthropic.com/news/enterprise-ai-services-company</w:t>
+        </w:r>
+      </w:hyperlink>
+      <w:r>
+        <w:rPr>
+          <w:color w:val="1E1D1C"/>
+        </w:rPr>
+        <w:t xml:space="preserve">.</w:t>
+      </w:r>
+      <w:bookmarkEnd w:id="1001"/>
     </w:p>
     <w:p>
       <w:pPr>
@@ -3300,6 +4247,7 @@
         </w:rPr>
         <w:widowControl w:val="1"/>
       </w:pPr>
+      <w:bookmarkStart w:id="1002" w:name="note2"/>
       <w:r>
         <w:rPr>
           <w:rFonts w:eastAsia="Open Sans" w:cs="Open Sans"/>
@@ -3311,12 +4259,26 @@
       </w:r>
       <w:r>
         <w:rPr>
-          <w:rFonts w:eastAsia="Open Sans" w:cs="Open Sans"/>
-          <w:color w:val="1E1D1C"/>
-          <w:sz w:val="20"/>
-        </w:rPr>
-        <w:t>Allie Garfinkle, "Anthropic Takes Shot at Consulting Industry in Joint Venture with Wall Street Giants," Fortune, May 4, 2026, https://fortune.com/2026/05/04/anthropic-claude-consulting-industry-joint-venture-blackstone-goldman-sachs/.</w:t>
-      </w:r>
+          <w:color w:val="1E1D1C"/>
+        </w:rPr>
+        <w:t xml:space="preserve">Allie Garfinkle, "Anthropic Takes Shot at Consulting Industry in Joint Venture with Wall Street Giants," Fortune, May 4, 2026, </w:t>
+      </w:r>
+      <w:hyperlink r:id="rId14" w:history="1">
+        <w:r>
+          <w:rPr>
+            <w:u w:val="single"/>
+            <w:color w:val="0563C1"/>
+          </w:rPr>
+          <w:t xml:space="preserve">https://fortune.com/2026/05/04/anthropic-claude-consulting-industry-joint-venture-blackstone-goldman-sachs/</w:t>
+        </w:r>
+      </w:hyperlink>
+      <w:r>
+        <w:rPr>
+          <w:color w:val="1E1D1C"/>
+        </w:rPr>
+        <w:t xml:space="preserve">.</w:t>
+      </w:r>
+      <w:bookmarkEnd w:id="1002"/>
     </w:p>
     <w:p>
       <w:pPr>
@@ -3327,6 +4289,7 @@
         </w:rPr>
         <w:widowControl w:val="1"/>
       </w:pPr>
+      <w:bookmarkStart w:id="1003" w:name="note3"/>
       <w:r>
         <w:rPr>
           <w:rFonts w:eastAsia="Open Sans" w:cs="Open Sans"/>
@@ -3338,12 +4301,41 @@
       </w:r>
       <w:r>
         <w:rPr>
-          <w:rFonts w:eastAsia="Open Sans" w:cs="Open Sans"/>
-          <w:color w:val="1E1D1C"/>
-          <w:sz w:val="20"/>
-        </w:rPr>
-        <w:t>OpenAI, "OpenAI Launches the OpenAI Deployment Company to Help Businesses Build Around Intelligence," May 12, 2026, https://openai.com/index/openai-launches-the-deployment-company/; Brody Ford and Shirin Ghaffary, "OpenAI Acquires Tomoro to Boost Private Equity-Backed AI Venture," Bloomberg, May 11, 2026, https://www.bloomberg.com/news/articles/2026-05-11/openai-to-buy-consulting-firm-for-private-equity-joint-venture.</w:t>
-      </w:r>
+          <w:color w:val="1E1D1C"/>
+        </w:rPr>
+        <w:t xml:space="preserve">OpenAI, "OpenAI Launches the OpenAI Deployment Company to Help Businesses Build Around Intelligence," May 12, 2026, </w:t>
+      </w:r>
+      <w:hyperlink r:id="rId15" w:history="1">
+        <w:r>
+          <w:rPr>
+            <w:u w:val="single"/>
+            <w:color w:val="0563C1"/>
+          </w:rPr>
+          <w:t xml:space="preserve">https://openai.com/index/openai-launches-the-deployment-company/</w:t>
+        </w:r>
+      </w:hyperlink>
+      <w:r>
+        <w:rPr>
+          <w:color w:val="1E1D1C"/>
+        </w:rPr>
+        <w:t xml:space="preserve">; Brody Ford and Shirin Ghaffary, "OpenAI Acquires Tomoro to Boost Private Equity-Backed AI Venture," Bloomberg, May 11, 2026, </w:t>
+      </w:r>
+      <w:hyperlink r:id="rId16" w:history="1">
+        <w:r>
+          <w:rPr>
+            <w:u w:val="single"/>
+            <w:color w:val="0563C1"/>
+          </w:rPr>
+          <w:t xml:space="preserve">https://www.bloomberg.com/news/articles/2026-05-11/openai-to-buy-consulting-firm-for-private-equity-joint-venture</w:t>
+        </w:r>
+      </w:hyperlink>
+      <w:r>
+        <w:rPr>
+          <w:color w:val="1E1D1C"/>
+        </w:rPr>
+        <w:t xml:space="preserve">.</w:t>
+      </w:r>
+      <w:bookmarkEnd w:id="1003"/>
     </w:p>
     <w:p>
       <w:pPr>
@@ -3354,6 +4346,7 @@
         </w:rPr>
         <w:widowControl w:val="1"/>
       </w:pPr>
+      <w:bookmarkStart w:id="1004" w:name="note4"/>
       <w:r>
         <w:rPr>
           <w:rFonts w:eastAsia="Open Sans" w:cs="Open Sans"/>
@@ -3365,12 +4358,26 @@
       </w:r>
       <w:r>
         <w:rPr>
-          <w:rFonts w:eastAsia="Open Sans" w:cs="Open Sans"/>
-          <w:color w:val="1E1D1C"/>
-          <w:sz w:val="20"/>
-        </w:rPr>
-        <w:t>Google Cloud, "Google Cloud Commits $750 Million to Accelerate Partners' Agentic AI Development," press release, April 22, 2026, https://www.googlecloudpresscorner.com/2026-04-22-Google-Cloud-Commits-750-Million-to-Accelerate-Partners-Agentic-AI-Development.</w:t>
-      </w:r>
+          <w:color w:val="1E1D1C"/>
+        </w:rPr>
+        <w:t xml:space="preserve">Google Cloud, "Google Cloud Commits $750 Million to Accelerate Partners' Agentic AI Development," press release, April 22, 2026, </w:t>
+      </w:r>
+      <w:hyperlink r:id="rId17" w:history="1">
+        <w:r>
+          <w:rPr>
+            <w:u w:val="single"/>
+            <w:color w:val="0563C1"/>
+          </w:rPr>
+          <w:t xml:space="preserve">https://www.googlecloudpresscorner.com/2026-04-22-Google-Cloud-Commits-750-Million-to-Accelerate-Partners-Agentic-AI-Development</w:t>
+        </w:r>
+      </w:hyperlink>
+      <w:r>
+        <w:rPr>
+          <w:color w:val="1E1D1C"/>
+        </w:rPr>
+        <w:t xml:space="preserve">.</w:t>
+      </w:r>
+      <w:bookmarkEnd w:id="1004"/>
     </w:p>
     <w:p>
       <w:pPr>
@@ -3381,6 +4388,7 @@
         </w:rPr>
         <w:widowControl w:val="1"/>
       </w:pPr>
+      <w:bookmarkStart w:id="1005" w:name="note5"/>
       <w:r>
         <w:rPr>
           <w:rFonts w:eastAsia="Open Sans" w:cs="Open Sans"/>
@@ -3392,12 +4400,26 @@
       </w:r>
       <w:r>
         <w:rPr>
-          <w:rFonts w:eastAsia="Open Sans" w:cs="Open Sans"/>
-          <w:color w:val="1E1D1C"/>
-          <w:sz w:val="20"/>
-        </w:rPr>
-        <w:t>McKinsey &amp; Company, "McKinsey and Google Cloud Launch the McKinsey Google Transformation Group to Scale Enterprise Impact for the AI Era," New at McKinsey Blog, April 22, 2026, https://www.mckinsey.com/about-us/new-at-mckinsey-blog/mckinsey-and-google-cloud-launch-the-mckinsey-google-transformation-group-to-scale-enterprise-impact-for-the-ai-era.</w:t>
-      </w:r>
+          <w:color w:val="1E1D1C"/>
+        </w:rPr>
+        <w:t xml:space="preserve">McKinsey &amp; Company, "McKinsey and Google Cloud Launch the McKinsey Google Transformation Group to Scale Enterprise Impact for the AI Era," New at McKinsey Blog, April 22, 2026, </w:t>
+      </w:r>
+      <w:hyperlink r:id="rId18" w:history="1">
+        <w:r>
+          <w:rPr>
+            <w:u w:val="single"/>
+            <w:color w:val="0563C1"/>
+          </w:rPr>
+          <w:t xml:space="preserve">https://www.mckinsey.com/about-us/new-at-mckinsey-blog/mckinsey-and-google-cloud-launch-the-mckinsey-google-transformation-group-to-scale-enterprise-impact-for-the-ai-era</w:t>
+        </w:r>
+      </w:hyperlink>
+      <w:r>
+        <w:rPr>
+          <w:color w:val="1E1D1C"/>
+        </w:rPr>
+        <w:t xml:space="preserve">.</w:t>
+      </w:r>
+      <w:bookmarkEnd w:id="1005"/>
     </w:p>
     <w:p>
       <w:pPr>
@@ -3408,6 +4430,7 @@
         </w:rPr>
         <w:widowControl w:val="1"/>
       </w:pPr>
+      <w:bookmarkStart w:id="1006" w:name="note6"/>
       <w:r>
         <w:rPr>
           <w:rFonts w:eastAsia="Open Sans" w:cs="Open Sans"/>
@@ -3419,12 +4442,41 @@
       </w:r>
       <w:r>
         <w:rPr>
-          <w:rFonts w:eastAsia="Open Sans" w:cs="Open Sans"/>
-          <w:color w:val="1E1D1C"/>
-          <w:sz w:val="20"/>
-        </w:rPr>
-        <w:t>Anthropic, "Cognizant Will Make Claude Available to 350,000 Employees, Accelerating Enterprise AI Adoption and Internal Transformation," November 4, 2025, https://www.anthropic.com/news/cognizant-partnership; Cognizant, "Cognizant Adopts Anthropic's Claude to Accelerate Enterprise AI Adoption at Scale and Deploys Claude to Drive Internal AI Transformation," news release, November 4, 2025, https://news.cognizant.com/2025-11-04-Cognizant-Adopts-Anthropics-Claude-to-Accelerate-Enterprise-AI-Adoption-at-Scale-and-Deploys-Claude-to-Drive-Internal-AI-Transformation.</w:t>
-      </w:r>
+          <w:color w:val="1E1D1C"/>
+        </w:rPr>
+        <w:t xml:space="preserve">Anthropic, "Cognizant Will Make Claude Available to 350,000 Employees, Accelerating Enterprise AI Adoption and Internal Transformation," November 4, 2025, </w:t>
+      </w:r>
+      <w:hyperlink r:id="rId19" w:history="1">
+        <w:r>
+          <w:rPr>
+            <w:u w:val="single"/>
+            <w:color w:val="0563C1"/>
+          </w:rPr>
+          <w:t xml:space="preserve">https://www.anthropic.com/news/cognizant-partnership</w:t>
+        </w:r>
+      </w:hyperlink>
+      <w:r>
+        <w:rPr>
+          <w:color w:val="1E1D1C"/>
+        </w:rPr>
+        <w:t xml:space="preserve">; Cognizant, "Cognizant Adopts Anthropic's Claude to Accelerate Enterprise AI Adoption at Scale and Deploys Claude to Drive Internal AI Transformation," news release, November 4, 2025, </w:t>
+      </w:r>
+      <w:hyperlink r:id="rId20" w:history="1">
+        <w:r>
+          <w:rPr>
+            <w:u w:val="single"/>
+            <w:color w:val="0563C1"/>
+          </w:rPr>
+          <w:t xml:space="preserve">https://news.cognizant.com/2025-11-04-Cognizant-Adopts-Anthropics-Claude-to-Accelerate-Enterprise-AI-Adoption-at-Scale-and-Deploys-Claude-to-Drive-Internal-AI-Transformation</w:t>
+        </w:r>
+      </w:hyperlink>
+      <w:r>
+        <w:rPr>
+          <w:color w:val="1E1D1C"/>
+        </w:rPr>
+        <w:t xml:space="preserve">.</w:t>
+      </w:r>
+      <w:bookmarkEnd w:id="1006"/>
     </w:p>
     <w:p>
       <w:pPr>
@@ -3435,6 +4487,7 @@
         </w:rPr>
         <w:widowControl w:val="1"/>
       </w:pPr>
+      <w:bookmarkStart w:id="1007" w:name="note7"/>
       <w:r>
         <w:rPr>
           <w:rFonts w:eastAsia="Open Sans" w:cs="Open Sans"/>
@@ -3446,12 +4499,26 @@
       </w:r>
       <w:r>
         <w:rPr>
-          <w:rFonts w:eastAsia="Open Sans" w:cs="Open Sans"/>
-          <w:color w:val="1E1D1C"/>
-          <w:sz w:val="20"/>
-        </w:rPr>
-        <w:t>PwC, "2026 AI Business Predictions," accessed May 14, 2026, https://www.pwc.com/us/en/tech-effect/ai-analytics/ai-predictions.html.</w:t>
-      </w:r>
+          <w:color w:val="1E1D1C"/>
+        </w:rPr>
+        <w:t xml:space="preserve">PwC, "2026 AI Business Predictions," accessed May 14, 2026, </w:t>
+      </w:r>
+      <w:hyperlink r:id="rId21" w:history="1">
+        <w:r>
+          <w:rPr>
+            <w:u w:val="single"/>
+            <w:color w:val="0563C1"/>
+          </w:rPr>
+          <w:t xml:space="preserve">https://www.pwc.com/us/en/tech-effect/ai-analytics/ai-predictions.html</w:t>
+        </w:r>
+      </w:hyperlink>
+      <w:r>
+        <w:rPr>
+          <w:color w:val="1E1D1C"/>
+        </w:rPr>
+        <w:t xml:space="preserve">.</w:t>
+      </w:r>
+      <w:bookmarkEnd w:id="1007"/>
     </w:p>
     <w:p>
       <w:pPr>
@@ -3462,13 +4529,59 @@
         </w:rPr>
         <w:widowControl w:val="1"/>
       </w:pPr>
-      <w:r>
-        <w:rPr>
-          <w:color w:val="1E1D1C"/>
-          <w:sz w:val="20"/>
-        </w:rPr>
-        <w:t>8. The mid-market share of U.S. private-sector GDP is sourced to the National Center for the Middle Market, Mid-Year 2025 Middle Market Indicator (June 2025), https://www.middlemarketcenter.org/Media/Documents/MiddleMarketIndicators/2025-Q2/FullReport/NCMM_MMI_MID-YEAR_2025.pdf. The developed-economies framing and the $2 trillion gen-AI value-pool estimate are from the World Economic Forum, "It's Time for AI's Mid-Market Business Moment. Here's Why," January 2026, https://www.weforum.org/stories/2026/01/ai-mid-market-business-growth/. The 95 percent enterprise AI pilot failure rate is sourced to MIT Project NANDA, "The GenAI Divide: State of AI in Business 2025" (July 2025), as reported in Fortune, August 18, 2025, https://fortune.com/2025/08/18/mit-report-95-percent-generative-ai-pilots-at-companies-failing-cfo/.</w:t>
-      </w:r>
+      <w:bookmarkStart w:id="1008" w:name="note8"/>
+      <w:r>
+        <w:rPr>
+          <w:color w:val="1E1D1C"/>
+        </w:rPr>
+        <w:t xml:space="preserve">8. The mid-market share of U.S. private-sector GDP is sourced to the National Center for the Middle Market, Mid-Year 2025 Middle Market Indicator (June 2025), </w:t>
+      </w:r>
+      <w:hyperlink r:id="rId22" w:history="1">
+        <w:r>
+          <w:rPr>
+            <w:u w:val="single"/>
+            <w:color w:val="0563C1"/>
+          </w:rPr>
+          <w:t xml:space="preserve">https://www.middlemarketcenter.org/Media/Documents/MiddleMarketIndicators/2025-Q2/FullReport/NCMM_MMI_MID-YEAR_2025.pdf</w:t>
+        </w:r>
+      </w:hyperlink>
+      <w:r>
+        <w:rPr>
+          <w:color w:val="1E1D1C"/>
+        </w:rPr>
+        <w:t xml:space="preserve">. The developed-economies framing and the $2 trillion gen-AI value-pool estimate are from the World Economic Forum, "It's Time for AI's Mid-Market Business Moment. Here's Why," January 2026, </w:t>
+      </w:r>
+      <w:hyperlink r:id="rId23" w:history="1">
+        <w:r>
+          <w:rPr>
+            <w:u w:val="single"/>
+            <w:color w:val="0563C1"/>
+          </w:rPr>
+          <w:t xml:space="preserve">https://www.weforum.org/stories/2026/01/ai-mid-market-business-growth/</w:t>
+        </w:r>
+      </w:hyperlink>
+      <w:r>
+        <w:rPr>
+          <w:color w:val="1E1D1C"/>
+        </w:rPr>
+        <w:t xml:space="preserve">. The 95 percent enterprise AI pilot failure rate is sourced to MIT Project NANDA, "The GenAI Divide: State of AI in Business 2025" (July 2025), as reported in Fortune, August 18, 2025, </w:t>
+      </w:r>
+      <w:hyperlink r:id="rId24" w:history="1">
+        <w:r>
+          <w:rPr>
+            <w:u w:val="single"/>
+            <w:color w:val="0563C1"/>
+          </w:rPr>
+          <w:t xml:space="preserve">https://fortune.com/2025/08/18/mit-report-95-percent-generative-ai-pilots-at-companies-failing-cfo/</w:t>
+        </w:r>
+      </w:hyperlink>
+      <w:r>
+        <w:rPr>
+          <w:color w:val="1E1D1C"/>
+        </w:rPr>
+        <w:t xml:space="preserve">.</w:t>
+      </w:r>
+      <w:bookmarkEnd w:id="1008"/>
     </w:p>
     <w:p>
       <w:pPr>
@@ -3479,6 +4592,7 @@
         </w:rPr>
         <w:widowControl w:val="1"/>
       </w:pPr>
+      <w:bookmarkStart w:id="1009" w:name="note9"/>
       <w:r>
         <w:rPr>
           <w:rFonts w:eastAsia="Open Sans" w:cs="Open Sans"/>
@@ -3491,12 +4605,41 @@
       </w:r>
       <w:r>
         <w:rPr>
-          <w:rFonts w:eastAsia="Open Sans" w:cs="Open Sans"/>
-          <w:color w:val="1E1D1C"/>
-          <w:sz w:val="20"/>
-        </w:rPr>
-        <w:t>Small Business &amp; Entrepreneurship Council, Small Business Technology Use Survey (March 2026), https://sbecouncil.org/2026/03/11/new-sbe-council-tech-use-survey-the-digital-state-of-small-business/; SBE Council, "Success Strategies: The AI Tools Small Businesses Are Using," April 25, 2026, https://sbecouncil.org/2026/04/25/the-ai-tools-small-businesses-are-using/.</w:t>
-      </w:r>
+          <w:color w:val="1E1D1C"/>
+        </w:rPr>
+        <w:t xml:space="preserve">Small Business &amp; Entrepreneurship Council, Small Business Technology Use Survey (March 2026), </w:t>
+      </w:r>
+      <w:hyperlink r:id="rId25" w:history="1">
+        <w:r>
+          <w:rPr>
+            <w:u w:val="single"/>
+            <w:color w:val="0563C1"/>
+          </w:rPr>
+          <w:t xml:space="preserve">https://sbecouncil.org/2026/03/11/new-sbe-council-tech-use-survey-the-digital-state-of-small-business/</w:t>
+        </w:r>
+      </w:hyperlink>
+      <w:r>
+        <w:rPr>
+          <w:color w:val="1E1D1C"/>
+        </w:rPr>
+        <w:t xml:space="preserve">; SBE Council, "Success Strategies: The AI Tools Small Businesses Are Using," April 25, 2026, </w:t>
+      </w:r>
+      <w:hyperlink r:id="rId26" w:history="1">
+        <w:r>
+          <w:rPr>
+            <w:u w:val="single"/>
+            <w:color w:val="0563C1"/>
+          </w:rPr>
+          <w:t xml:space="preserve">https://sbecouncil.org/2026/04/25/the-ai-tools-small-businesses-are-using/</w:t>
+        </w:r>
+      </w:hyperlink>
+      <w:r>
+        <w:rPr>
+          <w:color w:val="1E1D1C"/>
+        </w:rPr>
+        <w:t xml:space="preserve">.</w:t>
+      </w:r>
+      <w:bookmarkEnd w:id="1009"/>
     </w:p>
     <w:p>
       <w:pPr>
@@ -3507,6 +4650,7 @@
         </w:rPr>
         <w:widowControl w:val="1"/>
       </w:pPr>
+      <w:bookmarkStart w:id="1010" w:name="note10"/>
       <w:r>
         <w:rPr>
           <w:rFonts w:eastAsia="Open Sans" w:cs="Open Sans"/>
@@ -3518,12 +4662,26 @@
       </w:r>
       <w:r>
         <w:rPr>
-          <w:rFonts w:eastAsia="Open Sans" w:cs="Open Sans"/>
-          <w:color w:val="1E1D1C"/>
-          <w:sz w:val="20"/>
-        </w:rPr>
-        <w:t>Pertama Partners, "AI Consultant Rates 2026: Market Data," accessed May 14, 2026, https://www.pertamapartners.com/insights/ai-consultant-rates-2026.</w:t>
-      </w:r>
+          <w:color w:val="1E1D1C"/>
+        </w:rPr>
+        <w:t xml:space="preserve">Pertama Partners, "AI Consultant Rates 2026: Market Data," accessed May 14, 2026, </w:t>
+      </w:r>
+      <w:hyperlink r:id="rId27" w:history="1">
+        <w:r>
+          <w:rPr>
+            <w:u w:val="single"/>
+            <w:color w:val="0563C1"/>
+          </w:rPr>
+          <w:t xml:space="preserve">https://www.pertamapartners.com/insights/ai-consultant-rates-2026</w:t>
+        </w:r>
+      </w:hyperlink>
+      <w:r>
+        <w:rPr>
+          <w:color w:val="1E1D1C"/>
+        </w:rPr>
+        <w:t xml:space="preserve">.</w:t>
+      </w:r>
+      <w:bookmarkEnd w:id="1010"/>
     </w:p>
     <w:p>
       <w:pPr>
@@ -3534,6 +4692,7 @@
         </w:rPr>
         <w:widowControl w:val="1"/>
       </w:pPr>
+      <w:bookmarkStart w:id="1011" w:name="note11"/>
       <w:r>
         <w:rPr>
           <w:rFonts w:eastAsia="Open Sans" w:cs="Open Sans"/>
@@ -3545,12 +4704,26 @@
       </w:r>
       <w:r>
         <w:rPr>
-          <w:rFonts w:eastAsia="Open Sans" w:cs="Open Sans"/>
-          <w:color w:val="1E1D1C"/>
-          <w:sz w:val="20"/>
-        </w:rPr>
-        <w:t>Data Consulting Insights, "AI Consulting Pricing: What GenAI Projects Actually Cost in 2026," accessed May 14, 2026, https://dataconsultingfirms.com/insights/ai-consulting-pricing. CAGR estimates for the AI consulting market cluster in the 28 to 30 percent range across published 2026 market studies; this paper uses the lower end of that range.</w:t>
-      </w:r>
+          <w:color w:val="1E1D1C"/>
+        </w:rPr>
+        <w:t xml:space="preserve">Data Consulting Insights, "AI Consulting Pricing: What GenAI Projects Actually Cost in 2026," accessed May 14, 2026, </w:t>
+      </w:r>
+      <w:hyperlink r:id="rId28" w:history="1">
+        <w:r>
+          <w:rPr>
+            <w:u w:val="single"/>
+            <w:color w:val="0563C1"/>
+          </w:rPr>
+          <w:t xml:space="preserve">https://dataconsultingfirms.com/insights/ai-consulting-pricing</w:t>
+        </w:r>
+      </w:hyperlink>
+      <w:r>
+        <w:rPr>
+          <w:color w:val="1E1D1C"/>
+        </w:rPr>
+        <w:t xml:space="preserve">. CAGR estimates for the AI consulting market cluster in the 28 to 30 percent range across published 2026 market studies; this paper uses the lower end of that range.</w:t>
+      </w:r>
+      <w:bookmarkEnd w:id="1011"/>
     </w:p>
     <w:p>
       <w:pPr>
@@ -3558,13 +4731,29 @@
         <w:ind w:left="360" w:hanging="360"/>
         <w:widowControl w:val="1"/>
       </w:pPr>
-      <w:r>
-        <w:rPr>
-          <w:color w:val="1E1D1C"/>
-          <w:sz w:val="20"/>
-        </w:rPr>
-        <w:t>12. Bloomberg, "What's Behind the 'SaaSpocalypse' Plunge in Software Stocks," February 4, 2026, https://www.bloomberg.com/news/articles/2026-02-04/what-s-behind-the-saaspocalypse-plunge-in-software-stocks.</w:t>
-      </w:r>
+      <w:bookmarkStart w:id="1012" w:name="note12"/>
+      <w:r>
+        <w:rPr>
+          <w:color w:val="1E1D1C"/>
+        </w:rPr>
+        <w:t xml:space="preserve">12. Bloomberg, "What's Behind the 'SaaSpocalypse' Plunge in Software Stocks," February 4, 2026, </w:t>
+      </w:r>
+      <w:hyperlink r:id="rId29" w:history="1">
+        <w:r>
+          <w:rPr>
+            <w:u w:val="single"/>
+            <w:color w:val="0563C1"/>
+          </w:rPr>
+          <w:t xml:space="preserve">https://www.bloomberg.com/news/articles/2026-02-04/what-s-behind-the-saaspocalypse-plunge-in-software-stocks</w:t>
+        </w:r>
+      </w:hyperlink>
+      <w:r>
+        <w:rPr>
+          <w:color w:val="1E1D1C"/>
+        </w:rPr>
+        <w:t xml:space="preserve">.</w:t>
+      </w:r>
+      <w:bookmarkEnd w:id="1012"/>
     </w:p>
     <w:p>
       <w:pPr>
@@ -3572,13 +4761,29 @@
         <w:ind w:left="360" w:hanging="360"/>
         <w:widowControl w:val="1"/>
       </w:pPr>
-      <w:r>
-        <w:rPr>
-          <w:color w:val="1E1D1C"/>
-          <w:sz w:val="20"/>
-        </w:rPr>
-        <w:t>13. MindStudio, "SaaS Pricing Is Breaking: Why Per-Seat Models Don't Survive the AI Agent Era," accessed May 15, 2026, https://www.mindstudio.ai/blog/saas-pricing-ai-agent-era.</w:t>
-      </w:r>
+      <w:bookmarkStart w:id="1013" w:name="note13"/>
+      <w:r>
+        <w:rPr>
+          <w:color w:val="1E1D1C"/>
+        </w:rPr>
+        <w:t xml:space="preserve">13. MindStudio, "SaaS Pricing Is Breaking: Why Per-Seat Models Don't Survive the AI Agent Era," accessed May 15, 2026, </w:t>
+      </w:r>
+      <w:hyperlink r:id="rId30" w:history="1">
+        <w:r>
+          <w:rPr>
+            <w:u w:val="single"/>
+            <w:color w:val="0563C1"/>
+          </w:rPr>
+          <w:t xml:space="preserve">https://www.mindstudio.ai/blog/saas-pricing-ai-agent-era</w:t>
+        </w:r>
+      </w:hyperlink>
+      <w:r>
+        <w:rPr>
+          <w:color w:val="1E1D1C"/>
+        </w:rPr>
+        <w:t xml:space="preserve">.</w:t>
+      </w:r>
+      <w:bookmarkEnd w:id="1013"/>
     </w:p>
     <w:p>
       <w:pPr>
@@ -3586,13 +4791,29 @@
         <w:ind w:left="360" w:hanging="360"/>
         <w:widowControl w:val="1"/>
       </w:pPr>
-      <w:r>
-        <w:rPr>
-          <w:color w:val="1E1D1C"/>
-          <w:sz w:val="20"/>
-        </w:rPr>
-        <w:t>14. Bain &amp; Company, "Per-Seat Software Pricing Isn't Dead, but New Models Are Gaining Steam," October 2025, https://www.bain.com/insights/per-seat-software-pricing-isnt-dead-but-new-models-are-gaining-steam/.</w:t>
-      </w:r>
+      <w:bookmarkStart w:id="1014" w:name="note14"/>
+      <w:r>
+        <w:rPr>
+          <w:color w:val="1E1D1C"/>
+        </w:rPr>
+        <w:t xml:space="preserve">14. Bain &amp; Company, "Per-Seat Software Pricing Isn't Dead, but New Models Are Gaining Steam," October 2025, </w:t>
+      </w:r>
+      <w:hyperlink r:id="rId31" w:history="1">
+        <w:r>
+          <w:rPr>
+            <w:u w:val="single"/>
+            <w:color w:val="0563C1"/>
+          </w:rPr>
+          <w:t xml:space="preserve">https://www.bain.com/insights/per-seat-software-pricing-isnt-dead-but-new-models-are-gaining-steam/</w:t>
+        </w:r>
+      </w:hyperlink>
+      <w:r>
+        <w:rPr>
+          <w:color w:val="1E1D1C"/>
+        </w:rPr>
+        <w:t xml:space="preserve">.</w:t>
+      </w:r>
+      <w:bookmarkEnd w:id="1014"/>
     </w:p>
     <w:p>
       <w:pPr>
@@ -3600,13 +4821,44 @@
         <w:ind w:left="360" w:hanging="360"/>
         <w:widowControl w:val="1"/>
       </w:pPr>
-      <w:r>
-        <w:rPr>
-          <w:color w:val="1E1D1C"/>
-          <w:sz w:val="20"/>
-        </w:rPr>
-        <w:t>15. Oplexa, "AI Inference Cost Crisis 2026: Why Your AI Bill Is Exploding," March 31, 2026, https://oplexa.com/ai-inference-cost-crisis-2026/; UpTech Studio, "The True Cost of AI: When the Subsidies Run Out," accessed May 15, 2026, https://www.uptechstudio.com/blog/the-true-cost-of-ai-when-the-subsidies-run-out.</w:t>
-      </w:r>
+      <w:bookmarkStart w:id="1015" w:name="note15"/>
+      <w:r>
+        <w:rPr>
+          <w:color w:val="1E1D1C"/>
+        </w:rPr>
+        <w:t xml:space="preserve">15. Oplexa, "AI Inference Cost Crisis 2026: Why Your AI Bill Is Exploding," March 31, 2026, </w:t>
+      </w:r>
+      <w:hyperlink r:id="rId32" w:history="1">
+        <w:r>
+          <w:rPr>
+            <w:u w:val="single"/>
+            <w:color w:val="0563C1"/>
+          </w:rPr>
+          <w:t xml:space="preserve">https://oplexa.com/ai-inference-cost-crisis-2026/</w:t>
+        </w:r>
+      </w:hyperlink>
+      <w:r>
+        <w:rPr>
+          <w:color w:val="1E1D1C"/>
+        </w:rPr>
+        <w:t xml:space="preserve">; UpTech Studio, "The True Cost of AI: When the Subsidies Run Out," accessed May 15, 2026, </w:t>
+      </w:r>
+      <w:hyperlink r:id="rId33" w:history="1">
+        <w:r>
+          <w:rPr>
+            <w:u w:val="single"/>
+            <w:color w:val="0563C1"/>
+          </w:rPr>
+          <w:t xml:space="preserve">https://www.uptechstudio.com/blog/the-true-cost-of-ai-when-the-subsidies-run-out</w:t>
+        </w:r>
+      </w:hyperlink>
+      <w:r>
+        <w:rPr>
+          <w:color w:val="1E1D1C"/>
+        </w:rPr>
+        <w:t xml:space="preserve">.</w:t>
+      </w:r>
+      <w:bookmarkEnd w:id="1015"/>
     </w:p>
     <w:p>
       <w:pPr>
@@ -3614,13 +4866,749 @@
         <w:ind w:left="360" w:hanging="360"/>
         <w:widowControl w:val="1"/>
       </w:pPr>
-      <w:r>
-        <w:rPr>
-          <w:color w:val="1E1D1C"/>
-          <w:sz w:val="20"/>
-        </w:rPr>
-        <w:t>16. Artefact, "Is AI Really Getting Cheaper? The Token Cost Illusion," accessed May 15, 2026, https://www.artefact.com/blog/is-ai-really-getting-cheaper-the-token-cost-illusion/.</w:t>
-      </w:r>
+      <w:bookmarkStart w:id="1016" w:name="note16"/>
+      <w:r>
+        <w:rPr>
+          <w:color w:val="1E1D1C"/>
+        </w:rPr>
+        <w:t xml:space="preserve">16. Artefact, "Is AI Really Getting Cheaper? The Token Cost Illusion," accessed May 15, 2026, </w:t>
+      </w:r>
+      <w:hyperlink r:id="rId34" w:history="1">
+        <w:r>
+          <w:rPr>
+            <w:u w:val="single"/>
+            <w:color w:val="0563C1"/>
+          </w:rPr>
+          <w:t xml:space="preserve">https://www.artefact.com/blog/is-ai-really-getting-cheaper-the-token-cost-illusion/</w:t>
+        </w:r>
+      </w:hyperlink>
+      <w:r>
+        <w:rPr>
+          <w:color w:val="1E1D1C"/>
+        </w:rPr>
+        <w:t xml:space="preserve">.</w:t>
+      </w:r>
+      <w:bookmarkEnd w:id="1016"/>
+    </w:p>
+    <w:p>
+      <w:pPr>
+        <w:pStyle w:val="Normal"/>
+        <w:spacing w:after="120"/>
+        <w:widowControl w:val="1"/>
+      </w:pPr>
+      <w:bookmarkStart w:id="1017" w:name="note17"/>
+      <w:r>
+        <w:rPr>
+          <w:color w:val="1E1D1C"/>
+        </w:rPr>
+        <w:t xml:space="preserve">17. Fiverr Holdings, "Fiverr Announces Fourth Quarter and Full Year 2025 Results," February 18, 2026, </w:t>
+      </w:r>
+      <w:hyperlink r:id="rId35" w:history="1">
+        <w:r>
+          <w:rPr>
+            <w:u w:val="single"/>
+            <w:color w:val="0563C1"/>
+          </w:rPr>
+          <w:t xml:space="preserve">https://investors.fiverr.com/news-releases/news-release-details/fiverr-announces-fourth-quarter-and-full-year-2025-results</w:t>
+        </w:r>
+      </w:hyperlink>
+      <w:r>
+        <w:rPr>
+          <w:color w:val="1E1D1C"/>
+        </w:rPr>
+        <w:t xml:space="preserve">; Q4 2025 earnings call transcript, Motley Fool, February 18, 2026, </w:t>
+      </w:r>
+      <w:hyperlink r:id="rId36" w:history="1">
+        <w:r>
+          <w:rPr>
+            <w:u w:val="single"/>
+            <w:color w:val="0563C1"/>
+          </w:rPr>
+          <w:t xml:space="preserve">https://www.fool.com/earnings/call-transcripts/2026/02/18/fiverr-fvrr-q4-2025-earnings-call-transcript/</w:t>
+        </w:r>
+      </w:hyperlink>
+      <w:r>
+        <w:rPr>
+          <w:color w:val="1E1D1C"/>
+        </w:rPr>
+        <w:t xml:space="preserve">.</w:t>
+      </w:r>
+      <w:bookmarkEnd w:id="1017"/>
+    </w:p>
+    <w:p>
+      <w:pPr>
+        <w:pStyle w:val="Normal"/>
+        <w:spacing w:after="120"/>
+        <w:widowControl w:val="1"/>
+      </w:pPr>
+      <w:bookmarkStart w:id="1018" w:name="note18"/>
+      <w:r>
+        <w:rPr>
+          <w:color w:val="1E1D1C"/>
+        </w:rPr>
+        <w:t xml:space="preserve">18. Fiverr Holdings, "Businesses Rush to Harness AI Agents, Fueling 18,347% Surge in Freelancer Searches," investor release, May 13, 2025, </w:t>
+      </w:r>
+      <w:hyperlink r:id="rId37" w:history="1">
+        <w:r>
+          <w:rPr>
+            <w:u w:val="single"/>
+            <w:color w:val="0563C1"/>
+          </w:rPr>
+          <w:t xml:space="preserve">https://investors.fiverr.com/news-releases/news-release-details/businesses-rush-harness-ai-agents-fueling-18347-surge-freelancer</w:t>
+        </w:r>
+      </w:hyperlink>
+      <w:r>
+        <w:rPr>
+          <w:color w:val="1E1D1C"/>
+        </w:rPr>
+        <w:t xml:space="preserve">.</w:t>
+      </w:r>
+      <w:bookmarkEnd w:id="1018"/>
+    </w:p>
+    <w:p>
+      <w:pPr>
+        <w:pStyle w:val="Normal"/>
+        <w:spacing w:after="120"/>
+        <w:widowControl w:val="1"/>
+      </w:pPr>
+      <w:bookmarkStart w:id="1019" w:name="note19"/>
+      <w:r>
+        <w:rPr>
+          <w:color w:val="1E1D1C"/>
+        </w:rPr>
+        <w:t xml:space="preserve">19. Upwork, "Upwork's In-Demand Skills 2026: Demand for Top AI Skills More Than Doubles," investor release, February 4, 2026, </w:t>
+      </w:r>
+      <w:hyperlink r:id="rId38" w:history="1">
+        <w:r>
+          <w:rPr>
+            <w:u w:val="single"/>
+            <w:color w:val="0563C1"/>
+          </w:rPr>
+          <w:t xml:space="preserve">https://investors.upwork.com/news-releases/news-release-details/upworks-demand-skills-2026-demand-top-ai-skills-more-doubles-ai</w:t>
+        </w:r>
+      </w:hyperlink>
+      <w:r>
+        <w:rPr>
+          <w:color w:val="1E1D1C"/>
+        </w:rPr>
+        <w:t xml:space="preserve">.</w:t>
+      </w:r>
+      <w:bookmarkEnd w:id="1019"/>
+    </w:p>
+    <w:p>
+      <w:pPr>
+        <w:pStyle w:val="Normal"/>
+        <w:spacing w:after="120"/>
+        <w:widowControl w:val="1"/>
+      </w:pPr>
+      <w:bookmarkStart w:id="1020" w:name="note20"/>
+      <w:r>
+        <w:rPr>
+          <w:color w:val="1E1D1C"/>
+        </w:rPr>
+        <w:t xml:space="preserve">20. Indeed Hiring Lab, "January Labor Market Update: Jobs Mentioning AI Are Growing Amid Broader Hiring Weakness," January 22, 2026, </w:t>
+      </w:r>
+      <w:hyperlink r:id="rId39" w:history="1">
+        <w:r>
+          <w:rPr>
+            <w:u w:val="single"/>
+            <w:color w:val="0563C1"/>
+          </w:rPr>
+          <w:t xml:space="preserve">https://www.hiringlab.org/2026/01/22/january-labor-market-update-jobs-mentioning-ai-are-growing-amid-broader-hiring-weakness/</w:t>
+        </w:r>
+      </w:hyperlink>
+      <w:r>
+        <w:rPr>
+          <w:color w:val="1E1D1C"/>
+        </w:rPr>
+        <w:t xml:space="preserve">.</w:t>
+      </w:r>
+      <w:bookmarkEnd w:id="1020"/>
+    </w:p>
+    <w:p>
+      <w:pPr>
+        <w:pStyle w:val="Normal"/>
+        <w:spacing w:after="120"/>
+        <w:widowControl w:val="1"/>
+      </w:pPr>
+      <w:bookmarkStart w:id="1021" w:name="note21"/>
+      <w:r>
+        <w:rPr>
+          <w:color w:val="1E1D1C"/>
+        </w:rPr>
+        <w:t xml:space="preserve">21. Indeed Hiring Lab, "AI at Work: Rise of the GenAI Consultant," February 27, 2025, </w:t>
+      </w:r>
+      <w:hyperlink r:id="rId40" w:history="1">
+        <w:r>
+          <w:rPr>
+            <w:u w:val="single"/>
+            <w:color w:val="0563C1"/>
+          </w:rPr>
+          <w:t xml:space="preserve">https://www.hiringlab.org/2025/02/27/ai-at-work-rise-of-the-genai-consultant/</w:t>
+        </w:r>
+      </w:hyperlink>
+      <w:r>
+        <w:rPr>
+          <w:color w:val="1E1D1C"/>
+        </w:rPr>
+        <w:t xml:space="preserve">.</w:t>
+      </w:r>
+      <w:bookmarkEnd w:id="1021"/>
+    </w:p>
+    <w:p>
+      <w:pPr>
+        <w:pStyle w:val="Normal"/>
+        <w:spacing w:after="120"/>
+        <w:widowControl w:val="1"/>
+      </w:pPr>
+      <w:bookmarkStart w:id="1022" w:name="note22"/>
+      <w:r>
+        <w:rPr>
+          <w:color w:val="1E1D1C"/>
+        </w:rPr>
+        <w:t xml:space="preserve">22. LinkedIn News, "LinkedIn Jobs on the Rise 2026: The 25 Fastest-Growing Roles in the U.S.," accessed May 17, 2026, </w:t>
+      </w:r>
+      <w:hyperlink r:id="rId41" w:history="1">
+        <w:r>
+          <w:rPr>
+            <w:u w:val="single"/>
+            <w:color w:val="0563C1"/>
+          </w:rPr>
+          <w:t xml:space="preserve">https://www.linkedin.com/pulse/linkedin-jobs-rise-2026-25-fastest-growing-roles-us-linkedin-news-dlb1c</w:t>
+        </w:r>
+      </w:hyperlink>
+      <w:r>
+        <w:rPr>
+          <w:color w:val="1E1D1C"/>
+        </w:rPr>
+        <w:t xml:space="preserve">.</w:t>
+      </w:r>
+      <w:bookmarkEnd w:id="1022"/>
+    </w:p>
+    <w:p>
+      <w:pPr>
+        <w:pStyle w:val="Normal"/>
+        <w:spacing w:after="120"/>
+        <w:widowControl w:val="1"/>
+      </w:pPr>
+      <w:bookmarkStart w:id="1023" w:name="note23"/>
+      <w:r>
+        <w:rPr>
+          <w:color w:val="1E1D1C"/>
+        </w:rPr>
+        <w:t xml:space="preserve">23. Stripe, "Stripe Atlas: Startups in 2025, Year in Review," accessed May 17, 2026, </w:t>
+      </w:r>
+      <w:hyperlink r:id="rId42" w:history="1">
+        <w:r>
+          <w:rPr>
+            <w:u w:val="single"/>
+            <w:color w:val="0563C1"/>
+          </w:rPr>
+          <w:t xml:space="preserve">https://stripe.com/blog/stripe-atlas-startups-in-2025-year-in-review</w:t>
+        </w:r>
+      </w:hyperlink>
+      <w:r>
+        <w:rPr>
+          <w:color w:val="1E1D1C"/>
+        </w:rPr>
+        <w:t xml:space="preserve">.</w:t>
+      </w:r>
+      <w:bookmarkEnd w:id="1023"/>
+    </w:p>
+    <w:p>
+      <w:pPr>
+        <w:pStyle w:val="Normal"/>
+        <w:spacing w:after="120"/>
+        <w:widowControl w:val="1"/>
+      </w:pPr>
+      <w:bookmarkStart w:id="1024" w:name="note24"/>
+      <w:r>
+        <w:rPr>
+          <w:color w:val="1E1D1C"/>
+        </w:rPr>
+        <w:t xml:space="preserve">24. Brex, "Brex Benchmark, October 2025," October 2025, </w:t>
+      </w:r>
+      <w:hyperlink r:id="rId43" w:history="1">
+        <w:r>
+          <w:rPr>
+            <w:u w:val="single"/>
+            <w:color w:val="0563C1"/>
+          </w:rPr>
+          <w:t xml:space="preserve">https://www.brex.com/journal/brex-benchmark-october-2025</w:t>
+        </w:r>
+      </w:hyperlink>
+      <w:r>
+        <w:rPr>
+          <w:color w:val="1E1D1C"/>
+        </w:rPr>
+        <w:t xml:space="preserve">.</w:t>
+      </w:r>
+      <w:bookmarkEnd w:id="1024"/>
+    </w:p>
+    <w:p>
+      <w:pPr>
+        <w:pStyle w:val="Normal"/>
+        <w:spacing w:after="120"/>
+        <w:widowControl w:val="1"/>
+      </w:pPr>
+      <w:bookmarkStart w:id="1025" w:name="note25"/>
+      <w:r>
+        <w:rPr>
+          <w:color w:val="1E1D1C"/>
+        </w:rPr>
+        <w:t xml:space="preserve">25. n8n, "Why We Raised Our Series C at a $2.5 Billion Valuation," October 2025, </w:t>
+      </w:r>
+      <w:hyperlink r:id="rId44" w:history="1">
+        <w:r>
+          <w:rPr>
+            <w:u w:val="single"/>
+            <w:color w:val="0563C1"/>
+          </w:rPr>
+          <w:t xml:space="preserve">https://blog.n8n.io/series-c/</w:t>
+        </w:r>
+      </w:hyperlink>
+      <w:r>
+        <w:rPr>
+          <w:color w:val="1E1D1C"/>
+        </w:rPr>
+        <w:t xml:space="preserve">.</w:t>
+      </w:r>
+      <w:bookmarkEnd w:id="1025"/>
+    </w:p>
+    <w:p>
+      <w:pPr>
+        <w:pStyle w:val="Normal"/>
+        <w:spacing w:after="120"/>
+        <w:widowControl w:val="1"/>
+      </w:pPr>
+      <w:bookmarkStart w:id="1026" w:name="note26"/>
+      <w:r>
+        <w:rPr>
+          <w:color w:val="1E1D1C"/>
+        </w:rPr>
+        <w:t xml:space="preserve">26. SQ Magazine, "Zapier Statistics 2026: $420M ARR, 3.4M Customers, 760% Growth in AI Tasks," accessed May 17, 2026, </w:t>
+      </w:r>
+      <w:hyperlink r:id="rId45" w:history="1">
+        <w:r>
+          <w:rPr>
+            <w:u w:val="single"/>
+            <w:color w:val="0563C1"/>
+          </w:rPr>
+          <w:t xml:space="preserve">https://sqmagazine.co.uk/zapier-statistics/</w:t>
+        </w:r>
+      </w:hyperlink>
+      <w:r>
+        <w:rPr>
+          <w:color w:val="1E1D1C"/>
+        </w:rPr>
+        <w:t xml:space="preserve">; Madrona, "Zapier Has More AI Agents Than Employees," accessed May 17, 2026, </w:t>
+      </w:r>
+      <w:hyperlink r:id="rId46" w:history="1">
+        <w:r>
+          <w:rPr>
+            <w:u w:val="single"/>
+            <w:color w:val="0563C1"/>
+          </w:rPr>
+          <w:t xml:space="preserve">https://www.madrona.com/zapier-has-more-ai-agents-than-employees-heres-how-that-happened/</w:t>
+        </w:r>
+      </w:hyperlink>
+      <w:r>
+        <w:rPr>
+          <w:color w:val="1E1D1C"/>
+        </w:rPr>
+        <w:t xml:space="preserve">.</w:t>
+      </w:r>
+      <w:bookmarkEnd w:id="1026"/>
+    </w:p>
+    <w:p>
+      <w:pPr>
+        <w:pStyle w:val="Normal"/>
+        <w:spacing w:after="120"/>
+        <w:widowControl w:val="1"/>
+      </w:pPr>
+      <w:bookmarkStart w:id="1027" w:name="note27"/>
+      <w:r>
+        <w:rPr>
+          <w:color w:val="1E1D1C"/>
+        </w:rPr>
+        <w:t xml:space="preserve">27. Technology Checker, "GoHighLevel: Customer and Usage Statistics," accessed May 17, 2026, </w:t>
+      </w:r>
+      <w:hyperlink r:id="rId47" w:history="1">
+        <w:r>
+          <w:rPr>
+            <w:u w:val="single"/>
+            <w:color w:val="0563C1"/>
+          </w:rPr>
+          <w:t xml:space="preserve">https://technologychecker.io/technology/highlevel</w:t>
+        </w:r>
+      </w:hyperlink>
+      <w:r>
+        <w:rPr>
+          <w:color w:val="1E1D1C"/>
+        </w:rPr>
+        <w:t xml:space="preserve">; GHL Builds, "GoHighLevel Revenue Analysis," accessed May 17, 2026, </w:t>
+      </w:r>
+      <w:hyperlink r:id="rId48" w:history="1">
+        <w:r>
+          <w:rPr>
+            <w:u w:val="single"/>
+            <w:color w:val="0563C1"/>
+          </w:rPr>
+          <w:t xml:space="preserve">https://ghlbuilds.com/gohighlevel-revenue/</w:t>
+        </w:r>
+      </w:hyperlink>
+      <w:r>
+        <w:rPr>
+          <w:color w:val="1E1D1C"/>
+        </w:rPr>
+        <w:t xml:space="preserve">.</w:t>
+      </w:r>
+      <w:bookmarkEnd w:id="1027"/>
+    </w:p>
+    <w:p>
+      <w:pPr>
+        <w:pStyle w:val="Normal"/>
+        <w:spacing w:after="120"/>
+        <w:widowControl w:val="1"/>
+      </w:pPr>
+      <w:bookmarkStart w:id="1028" w:name="note28"/>
+      <w:r>
+        <w:rPr>
+          <w:color w:val="1E1D1C"/>
+        </w:rPr>
+        <w:t xml:space="preserve">28. ServiceTitan, "2025 AI in the Skilled Trades Report," 2025, summarized in ACHR News, </w:t>
+      </w:r>
+      <w:hyperlink r:id="rId49" w:history="1">
+        <w:r>
+          <w:rPr>
+            <w:u w:val="single"/>
+            <w:color w:val="0563C1"/>
+          </w:rPr>
+          <w:t xml:space="preserve">https://www.achrnews.com/articles/165624-servicetitans-2025-ai-in-the-skilled-trades-report</w:t>
+        </w:r>
+      </w:hyperlink>
+      <w:r>
+        <w:rPr>
+          <w:color w:val="1E1D1C"/>
+        </w:rPr>
+        <w:t xml:space="preserve">.</w:t>
+      </w:r>
+      <w:bookmarkEnd w:id="1028"/>
+    </w:p>
+    <w:p>
+      <w:pPr>
+        <w:pStyle w:val="Normal"/>
+        <w:spacing w:after="120"/>
+        <w:widowControl w:val="1"/>
+      </w:pPr>
+      <w:bookmarkStart w:id="1029" w:name="note29"/>
+      <w:r>
+        <w:rPr>
+          <w:color w:val="1E1D1C"/>
+        </w:rPr>
+        <w:t xml:space="preserve">29. ACCA and Farmington Consulting Group, "2025 Contractor of the Future Study," 2025, summarized in Retrofit Magazine, </w:t>
+      </w:r>
+      <w:hyperlink r:id="rId50" w:history="1">
+        <w:r>
+          <w:rPr>
+            <w:u w:val="single"/>
+            <w:color w:val="0563C1"/>
+          </w:rPr>
+          <w:t xml:space="preserve">https://retrofitmagazine.com/acca-releases-2025-hvacr-contractor-of-the-future-study/</w:t>
+        </w:r>
+      </w:hyperlink>
+      <w:r>
+        <w:rPr>
+          <w:color w:val="1E1D1C"/>
+        </w:rPr>
+        <w:t xml:space="preserve">, and PHCP Pros, </w:t>
+      </w:r>
+      <w:hyperlink r:id="rId51" w:history="1">
+        <w:r>
+          <w:rPr>
+            <w:u w:val="single"/>
+            <w:color w:val="0563C1"/>
+          </w:rPr>
+          <w:t xml:space="preserve">https://www.phcppros.com/articles/22596-acca-and-farmington-consulting-group-release-2025-contractor-of-the-future-study-results</w:t>
+        </w:r>
+      </w:hyperlink>
+      <w:r>
+        <w:rPr>
+          <w:color w:val="1E1D1C"/>
+        </w:rPr>
+        <w:t xml:space="preserve">.</w:t>
+      </w:r>
+      <w:bookmarkEnd w:id="1029"/>
+    </w:p>
+    <w:p>
+      <w:pPr>
+        <w:pStyle w:val="Normal"/>
+        <w:spacing w:after="120"/>
+        <w:widowControl w:val="1"/>
+      </w:pPr>
+      <w:bookmarkStart w:id="1030" w:name="note30"/>
+      <w:r>
+        <w:rPr>
+          <w:color w:val="1E1D1C"/>
+        </w:rPr>
+        <w:t xml:space="preserve">30. Goldman Sachs 10,000 Small Businesses Voices, "Small Businesses Embrace AI but Need Training and Support to Fully Harness It," March 17, 2026, </w:t>
+      </w:r>
+      <w:hyperlink r:id="rId52" w:history="1">
+        <w:r>
+          <w:rPr>
+            <w:u w:val="single"/>
+            <w:color w:val="0563C1"/>
+          </w:rPr>
+          <w:t xml:space="preserve">https://www.goldmansachs.com/pressroom/press-releases/2026/small-businesses-embrace-ai-but-need-training-and-support-to-fully-harness-it</w:t>
+        </w:r>
+      </w:hyperlink>
+      <w:r>
+        <w:rPr>
+          <w:color w:val="1E1D1C"/>
+        </w:rPr>
+        <w:t xml:space="preserve">. Survey conducted by Babson College and David Binder Research, n=1,256, January 27 to February 4, 2026.</w:t>
+      </w:r>
+      <w:bookmarkEnd w:id="1030"/>
+    </w:p>
+    <w:p>
+      <w:pPr>
+        <w:pStyle w:val="Normal"/>
+        <w:spacing w:after="120"/>
+        <w:widowControl w:val="1"/>
+      </w:pPr>
+      <w:bookmarkStart w:id="1031" w:name="note31"/>
+      <w:r>
+        <w:rPr>
+          <w:color w:val="1E1D1C"/>
+        </w:rPr>
+        <w:t xml:space="preserve">31. MIT NANDA, "The GenAI Divide: State of AI in Business 2025," 2025, </w:t>
+      </w:r>
+      <w:hyperlink r:id="rId53" w:history="1">
+        <w:r>
+          <w:rPr>
+            <w:u w:val="single"/>
+            <w:color w:val="0563C1"/>
+          </w:rPr>
+          <w:t xml:space="preserve">https://mlq.ai/media/quarterly_decks/v0.1_State_of_AI_in_Business_2025_Report.pdf</w:t>
+        </w:r>
+      </w:hyperlink>
+      <w:r>
+        <w:rPr>
+          <w:color w:val="1E1D1C"/>
+        </w:rPr>
+        <w:t xml:space="preserve">; Fortune coverage, August 18, 2025, </w:t>
+      </w:r>
+      <w:hyperlink r:id="rId24" w:history="1">
+        <w:r>
+          <w:rPr>
+            <w:u w:val="single"/>
+            <w:color w:val="0563C1"/>
+          </w:rPr>
+          <w:t xml:space="preserve">https://fortune.com/2025/08/18/mit-report-95-percent-generative-ai-pilots-at-companies-failing-cfo/</w:t>
+        </w:r>
+      </w:hyperlink>
+      <w:r>
+        <w:rPr>
+          <w:color w:val="1E1D1C"/>
+        </w:rPr>
+        <w:t xml:space="preserve">.</w:t>
+      </w:r>
+      <w:bookmarkEnd w:id="1031"/>
+    </w:p>
+    <w:p>
+      <w:pPr>
+        <w:pStyle w:val="Normal"/>
+        <w:spacing w:after="120"/>
+        <w:widowControl w:val="1"/>
+      </w:pPr>
+      <w:bookmarkStart w:id="1032" w:name="note32"/>
+      <w:r>
+        <w:rPr>
+          <w:color w:val="1E1D1C"/>
+        </w:rPr>
+        <w:t xml:space="preserve">32. Service Direct, "2025 Small Business AI Report," 2025, </w:t>
+      </w:r>
+      <w:hyperlink r:id="rId54" w:history="1">
+        <w:r>
+          <w:rPr>
+            <w:u w:val="single"/>
+            <w:color w:val="0563C1"/>
+          </w:rPr>
+          <w:t xml:space="preserve">https://servicedirect.com/resources/small-business-ai-report/</w:t>
+        </w:r>
+      </w:hyperlink>
+      <w:r>
+        <w:rPr>
+          <w:color w:val="1E1D1C"/>
+        </w:rPr>
+        <w:t xml:space="preserve">.</w:t>
+      </w:r>
+      <w:bookmarkEnd w:id="1032"/>
+    </w:p>
+    <w:p>
+      <w:pPr>
+        <w:pStyle w:val="Normal"/>
+        <w:spacing w:after="120"/>
+        <w:widowControl w:val="1"/>
+      </w:pPr>
+      <w:bookmarkStart w:id="1033" w:name="note33"/>
+      <w:r>
+        <w:rPr>
+          <w:color w:val="1E1D1C"/>
+        </w:rPr>
+        <w:t xml:space="preserve">33. Nadia Privalikhina, "What I Learned Building an AI Automation Agency," LinkedIn, May 30, 2025, </w:t>
+      </w:r>
+      <w:hyperlink r:id="rId55" w:history="1">
+        <w:r>
+          <w:rPr>
+            <w:u w:val="single"/>
+            <w:color w:val="0563C1"/>
+          </w:rPr>
+          <w:t xml:space="preserve">https://www.linkedin.com/pulse/what-i-learned-building-ai-automation-agency-why-nadia-privalikhina-atk0f</w:t>
+        </w:r>
+      </w:hyperlink>
+      <w:r>
+        <w:rPr>
+          <w:color w:val="1E1D1C"/>
+        </w:rPr>
+        <w:t xml:space="preserve">.</w:t>
+      </w:r>
+      <w:bookmarkEnd w:id="1033"/>
+    </w:p>
+    <w:p>
+      <w:pPr>
+        <w:pStyle w:val="Normal"/>
+        <w:spacing w:after="120"/>
+        <w:widowControl w:val="1"/>
+      </w:pPr>
+      <w:bookmarkStart w:id="1034" w:name="note34"/>
+      <w:r>
+        <w:rPr>
+          <w:color w:val="1E1D1C"/>
+        </w:rPr>
+        <w:t xml:space="preserve">34. Reimagine Main Street and PayPal, "Beyond Efficiency: Small Businesses Look to AI for Competitive Edge," joint press release, June 10, 2025, </w:t>
+      </w:r>
+      <w:hyperlink r:id="rId56" w:history="1">
+        <w:r>
+          <w:rPr>
+            <w:u w:val="single"/>
+            <w:color w:val="0563C1"/>
+          </w:rPr>
+          <w:t xml:space="preserve">https://newsroom.paypal-corp.com/2025-06-10-Beyond-Efficiency-Small-Businesses-Look-to-AI-for-Competitive-Edge</w:t>
+        </w:r>
+      </w:hyperlink>
+      <w:r>
+        <w:rPr>
+          <w:color w:val="1E1D1C"/>
+        </w:rPr>
+        <w:t xml:space="preserve">,-New-Survey-Shows; underlying survey at </w:t>
+      </w:r>
+      <w:hyperlink r:id="rId57" w:history="1">
+        <w:r>
+          <w:rPr>
+            <w:u w:val="single"/>
+            <w:color w:val="0563C1"/>
+          </w:rPr>
+          <w:t xml:space="preserve">https://www.reimaginemainstreet.org/ai-and-small-business-survey</w:t>
+        </w:r>
+      </w:hyperlink>
+      <w:r>
+        <w:rPr>
+          <w:color w:val="1E1D1C"/>
+        </w:rPr>
+        <w:t xml:space="preserve">.</w:t>
+      </w:r>
+      <w:bookmarkEnd w:id="1034"/>
+    </w:p>
+    <w:p>
+      <w:pPr>
+        <w:pStyle w:val="Normal"/>
+        <w:spacing w:after="120"/>
+        <w:widowControl w:val="1"/>
+      </w:pPr>
+      <w:bookmarkStart w:id="1035" w:name="note35"/>
+      <w:r>
+        <w:rPr>
+          <w:color w:val="1E1D1C"/>
+        </w:rPr>
+        <w:t xml:space="preserve">35. ACHR News, "ChatGPT Said It Was the Capacitor," 2025, </w:t>
+      </w:r>
+      <w:hyperlink r:id="rId58" w:history="1">
+        <w:r>
+          <w:rPr>
+            <w:u w:val="single"/>
+            <w:color w:val="0563C1"/>
+          </w:rPr>
+          <w:t xml:space="preserve">https://www.achrnews.com/blogs/17-opinions/post/165918-chatgpt-said-it-was-the-capacitor</w:t>
+        </w:r>
+      </w:hyperlink>
+      <w:r>
+        <w:rPr>
+          <w:color w:val="1E1D1C"/>
+        </w:rPr>
+        <w:t xml:space="preserve">.</w:t>
+      </w:r>
+      <w:bookmarkEnd w:id="1035"/>
+    </w:p>
+    <w:p>
+      <w:pPr>
+        <w:pStyle w:val="Normal"/>
+        <w:spacing w:after="120"/>
+        <w:widowControl w:val="1"/>
+      </w:pPr>
+      <w:bookmarkStart w:id="1036" w:name="note36"/>
+      <w:r>
+        <w:rPr>
+          <w:color w:val="1E1D1C"/>
+        </w:rPr>
+        <w:t xml:space="preserve">36. U.S. Chamber of Commerce, "Empowering Small Business: The Impact of Technology on U.S. Small Business," 2025, </w:t>
+      </w:r>
+      <w:hyperlink r:id="rId59" w:history="1">
+        <w:r>
+          <w:rPr>
+            <w:u w:val="single"/>
+            <w:color w:val="0563C1"/>
+          </w:rPr>
+          <w:t xml:space="preserve">https://www.uschamber.com/technology/artificial-intelligence/u-s-chambers-latest-empowering-small-business-report-shows-majority-of-businesses-in-all-50-states-are-embracing-ai</w:t>
+        </w:r>
+      </w:hyperlink>
+      <w:r>
+        <w:rPr>
+          <w:color w:val="1E1D1C"/>
+        </w:rPr>
+        <w:t xml:space="preserve">.</w:t>
+      </w:r>
+      <w:bookmarkEnd w:id="1036"/>
+    </w:p>
+    <w:p>
+      <w:pPr>
+        <w:pStyle w:val="Normal"/>
+        <w:spacing w:after="120"/>
+        <w:widowControl w:val="1"/>
+      </w:pPr>
+      <w:bookmarkStart w:id="1037" w:name="note37"/>
+      <w:r>
+        <w:rPr>
+          <w:color w:val="1E1D1C"/>
+        </w:rPr>
+        <w:t xml:space="preserve">37. Sharon Goldman, "AI Engineers and Consultants Are Charging $900 an Hour as Enterprises Race to Catch Up," Fortune, September 14, 2025, </w:t>
+      </w:r>
+      <w:hyperlink r:id="rId60" w:history="1">
+        <w:r>
+          <w:rPr>
+            <w:u w:val="single"/>
+            <w:color w:val="0563C1"/>
+          </w:rPr>
+          <w:t xml:space="preserve">https://fortune.com/2025/09/14/ai-engineers-consultant-premium-enterprise-data-integration-high-pay-llms-big-four/</w:t>
+        </w:r>
+      </w:hyperlink>
+      <w:r>
+        <w:rPr>
+          <w:color w:val="1E1D1C"/>
+        </w:rPr>
+        <w:t xml:space="preserve">.</w:t>
+      </w:r>
+      <w:bookmarkEnd w:id="1037"/>
     </w:p>
     <w:p>
       <w:pPr>
@@ -3642,6 +5630,62 @@
     </w:p>
     <w:p>
       <w:pPr>
+        <w:pStyle w:val="Normal"/>
+        <w:spacing w:after="120"/>
+        <w:widowControl w:val="1"/>
+      </w:pPr>
+      <w:r>
+        <w:rPr>
+          <w:color w:val="1E1D1C"/>
+        </w:rPr>
+        <w:t xml:space="preserve">ACCA and Farmington Consulting Group. "2025 Contractor of the Future Study." 2025. Summarized in Retrofit Magazine. </w:t>
+      </w:r>
+      <w:hyperlink r:id="rId50" w:history="1">
+        <w:r>
+          <w:rPr>
+            <w:u w:val="single"/>
+            <w:color w:val="0563C1"/>
+          </w:rPr>
+          <w:t xml:space="preserve">https://retrofitmagazine.com/acca-releases-2025-hvacr-contractor-of-the-future-study/</w:t>
+        </w:r>
+      </w:hyperlink>
+      <w:r>
+        <w:rPr>
+          <w:color w:val="1E1D1C"/>
+        </w:rPr>
+        <w:t xml:space="preserve">.</w:t>
+      </w:r>
+    </w:p>
+    <w:p>
+      <w:pPr>
+        <w:pStyle w:val="Normal"/>
+        <w:spacing w:after="120"/>
+        <w:widowControl w:val="1"/>
+      </w:pPr>
+      <w:r>
+        <w:rPr>
+          <w:color w:val="1E1D1C"/>
+        </w:rPr>
+        <w:t xml:space="preserve">ACHR News. "ChatGPT Said It Was the Capacitor." 2025. </w:t>
+      </w:r>
+      <w:hyperlink r:id="rId58" w:history="1">
+        <w:r>
+          <w:rPr>
+            <w:u w:val="single"/>
+            <w:color w:val="0563C1"/>
+          </w:rPr>
+          <w:t xml:space="preserve">https://www.achrnews.com/blogs/17-opinions/post/165918-chatgpt-said-it-was-the-capacitor</w:t>
+        </w:r>
+      </w:hyperlink>
+      <w:r>
+        <w:rPr>
+          <w:color w:val="1E1D1C"/>
+        </w:rPr>
+        <w:t xml:space="preserve">.</w:t>
+      </w:r>
+    </w:p>
+    <w:p>
+      <w:pPr>
         <w:spacing w:after="80"/>
         <w:ind w:left="360" w:hanging="360"/>
         <w:rPr>
@@ -3651,11 +5695,24 @@
       </w:pPr>
       <w:r>
         <w:rPr>
-          <w:rFonts w:eastAsia="Open Sans" w:cs="Open Sans"/>
-          <w:color w:val="1E1D1C"/>
-          <w:sz w:val="20"/>
-        </w:rPr>
-        <w:t>Anthropic. "Building a New Enterprise AI Services Company with Blackstone, Hellman &amp; Friedman, and Goldman Sachs." May 4, 2026. https://www.anthropic.com/news/enterprise-ai-services-company.</w:t>
+          <w:color w:val="1E1D1C"/>
+        </w:rPr>
+        <w:t xml:space="preserve">Anthropic. "Building a New Enterprise AI Services Company with Blackstone, Hellman &amp; Friedman, and Goldman Sachs." May 4, 2026. </w:t>
+      </w:r>
+      <w:hyperlink r:id="rId13" w:history="1">
+        <w:r>
+          <w:rPr>
+            <w:u w:val="single"/>
+            <w:color w:val="0563C1"/>
+          </w:rPr>
+          <w:t xml:space="preserve">https://www.anthropic.com/news/enterprise-ai-services-company</w:t>
+        </w:r>
+      </w:hyperlink>
+      <w:r>
+        <w:rPr>
+          <w:color w:val="1E1D1C"/>
+        </w:rPr>
+        <w:t xml:space="preserve">.</w:t>
       </w:r>
     </w:p>
     <w:p>
@@ -3669,11 +5726,24 @@
       </w:pPr>
       <w:r>
         <w:rPr>
-          <w:rFonts w:eastAsia="Open Sans" w:cs="Open Sans"/>
-          <w:color w:val="1E1D1C"/>
-          <w:sz w:val="20"/>
-        </w:rPr>
-        <w:t>Anthropic. "Cognizant Will Make Claude Available to 350,000 Employees, Accelerating Enterprise AI Adoption and Internal Transformation." November 4, 2025. https://www.anthropic.com/news/cognizant-partnership.</w:t>
+          <w:color w:val="1E1D1C"/>
+        </w:rPr>
+        <w:t xml:space="preserve">Anthropic. "Cognizant Will Make Claude Available to 350,000 Employees, Accelerating Enterprise AI Adoption and Internal Transformation." November 4, 2025. </w:t>
+      </w:r>
+      <w:hyperlink r:id="rId19" w:history="1">
+        <w:r>
+          <w:rPr>
+            <w:u w:val="single"/>
+            <w:color w:val="0563C1"/>
+          </w:rPr>
+          <w:t xml:space="preserve">https://www.anthropic.com/news/cognizant-partnership</w:t>
+        </w:r>
+      </w:hyperlink>
+      <w:r>
+        <w:rPr>
+          <w:color w:val="1E1D1C"/>
+        </w:rPr>
+        <w:t xml:space="preserve">.</w:t>
       </w:r>
     </w:p>
     <w:p>
@@ -3685,9 +5755,23 @@
       <w:r>
         <w:rPr>
           <w:color w:val="1E1D1C"/>
-          <w:sz w:val="20"/>
-        </w:rPr>
-        <w:t>Artefact. "Is AI Really Getting Cheaper? The Token Cost Illusion." Accessed May 15, 2026. https://www.artefact.com/blog/is-ai-really-getting-cheaper-the-token-cost-illusion/.</w:t>
+        </w:rPr>
+        <w:t xml:space="preserve">Artefact. "Is AI Really Getting Cheaper? The Token Cost Illusion." Accessed May 15, 2026. </w:t>
+      </w:r>
+      <w:hyperlink r:id="rId34" w:history="1">
+        <w:r>
+          <w:rPr>
+            <w:u w:val="single"/>
+            <w:color w:val="0563C1"/>
+          </w:rPr>
+          <w:t xml:space="preserve">https://www.artefact.com/blog/is-ai-really-getting-cheaper-the-token-cost-illusion/</w:t>
+        </w:r>
+      </w:hyperlink>
+      <w:r>
+        <w:rPr>
+          <w:color w:val="1E1D1C"/>
+        </w:rPr>
+        <w:t xml:space="preserve">.</w:t>
       </w:r>
     </w:p>
     <w:p>
@@ -3699,9 +5783,23 @@
       <w:r>
         <w:rPr>
           <w:color w:val="1E1D1C"/>
-          <w:sz w:val="20"/>
-        </w:rPr>
-        <w:t>Bain &amp; Company. "Per-Seat Software Pricing Isn't Dead, but New Models Are Gaining Steam." October 2025. https://www.bain.com/insights/per-seat-software-pricing-isnt-dead-but-new-models-are-gaining-steam/.</w:t>
+        </w:rPr>
+        <w:t xml:space="preserve">Bain &amp; Company. "Per-Seat Software Pricing Isn't Dead, but New Models Are Gaining Steam." October 2025. </w:t>
+      </w:r>
+      <w:hyperlink r:id="rId31" w:history="1">
+        <w:r>
+          <w:rPr>
+            <w:u w:val="single"/>
+            <w:color w:val="0563C1"/>
+          </w:rPr>
+          <w:t xml:space="preserve">https://www.bain.com/insights/per-seat-software-pricing-isnt-dead-but-new-models-are-gaining-steam/</w:t>
+        </w:r>
+      </w:hyperlink>
+      <w:r>
+        <w:rPr>
+          <w:color w:val="1E1D1C"/>
+        </w:rPr>
+        <w:t xml:space="preserve">.</w:t>
       </w:r>
     </w:p>
     <w:p>
@@ -3715,11 +5813,24 @@
       </w:pPr>
       <w:r>
         <w:rPr>
-          <w:rFonts w:eastAsia="Open Sans" w:cs="Open Sans"/>
-          <w:color w:val="1E1D1C"/>
-          <w:sz w:val="20"/>
-        </w:rPr>
-        <w:t>Blackstone, Hellman &amp; Friedman, Goldman Sachs, and Anthropic. "Anthropic Partners with Blackstone, Hellman &amp; Friedman, and Goldman Sachs to Launch Enterprise AI Services Firm." Joint press release, May 4, 2026. https://www.blackstone.com/news/press/anthropic-partners-with-blackstone-hellman-friedman-and-goldman-sachs-to-launch-enterprise-ai-services-firm/.</w:t>
+          <w:color w:val="1E1D1C"/>
+        </w:rPr>
+        <w:t xml:space="preserve">Blackstone, Hellman &amp; Friedman, Goldman Sachs, and Anthropic. "Anthropic Partners with Blackstone, Hellman &amp; Friedman, and Goldman Sachs to Launch Enterprise AI Services Firm." Joint press release, May 4, 2026. </w:t>
+      </w:r>
+      <w:hyperlink r:id="rId12" w:history="1">
+        <w:r>
+          <w:rPr>
+            <w:u w:val="single"/>
+            <w:color w:val="0563C1"/>
+          </w:rPr>
+          <w:t xml:space="preserve">https://www.blackstone.com/news/press/anthropic-partners-with-blackstone-hellman-friedman-and-goldman-sachs-to-launch-enterprise-ai-services-firm/</w:t>
+        </w:r>
+      </w:hyperlink>
+      <w:r>
+        <w:rPr>
+          <w:color w:val="1E1D1C"/>
+        </w:rPr>
+        <w:t xml:space="preserve">.</w:t>
       </w:r>
     </w:p>
     <w:p>
@@ -3731,9 +5842,51 @@
       <w:r>
         <w:rPr>
           <w:color w:val="1E1D1C"/>
-          <w:sz w:val="20"/>
-        </w:rPr>
-        <w:t>Bloomberg. "What's Behind the 'SaaSpocalypse' Plunge in Software Stocks." February 4, 2026. https://www.bloomberg.com/news/articles/2026-02-04/what-s-behind-the-saaspocalypse-plunge-in-software-stocks.</w:t>
+        </w:rPr>
+        <w:t xml:space="preserve">Bloomberg. "What's Behind the 'SaaSpocalypse' Plunge in Software Stocks." February 4, 2026. </w:t>
+      </w:r>
+      <w:hyperlink r:id="rId29" w:history="1">
+        <w:r>
+          <w:rPr>
+            <w:u w:val="single"/>
+            <w:color w:val="0563C1"/>
+          </w:rPr>
+          <w:t xml:space="preserve">https://www.bloomberg.com/news/articles/2026-02-04/what-s-behind-the-saaspocalypse-plunge-in-software-stocks</w:t>
+        </w:r>
+      </w:hyperlink>
+      <w:r>
+        <w:rPr>
+          <w:color w:val="1E1D1C"/>
+        </w:rPr>
+        <w:t xml:space="preserve">.</w:t>
+      </w:r>
+    </w:p>
+    <w:p>
+      <w:pPr>
+        <w:pStyle w:val="Normal"/>
+        <w:spacing w:after="120"/>
+        <w:widowControl w:val="1"/>
+      </w:pPr>
+      <w:r>
+        <w:rPr>
+          <w:color w:val="1E1D1C"/>
+        </w:rPr>
+        <w:t xml:space="preserve">Brex. "Brex Benchmark, October 2025." October 2025. </w:t>
+      </w:r>
+      <w:hyperlink r:id="rId43" w:history="1">
+        <w:r>
+          <w:rPr>
+            <w:u w:val="single"/>
+            <w:color w:val="0563C1"/>
+          </w:rPr>
+          <w:t xml:space="preserve">https://www.brex.com/journal/brex-benchmark-october-2025</w:t>
+        </w:r>
+      </w:hyperlink>
+      <w:r>
+        <w:rPr>
+          <w:color w:val="1E1D1C"/>
+        </w:rPr>
+        <w:t xml:space="preserve">.</w:t>
       </w:r>
     </w:p>
     <w:p>
@@ -3747,11 +5900,24 @@
       </w:pPr>
       <w:r>
         <w:rPr>
-          <w:rFonts w:eastAsia="Open Sans" w:cs="Open Sans"/>
-          <w:color w:val="1E1D1C"/>
-          <w:sz w:val="20"/>
-        </w:rPr>
-        <w:t>Cognizant. "Cognizant Adopts Anthropic's Claude to Accelerate Enterprise AI Adoption at Scale and Deploys Claude to Drive Internal AI Transformation." News release, November 4, 2025. https://news.cognizant.com/2025-11-04-Cognizant-Adopts-Anthropics-Claude-to-Accelerate-Enterprise-AI-Adoption-at-Scale-and-Deploys-Claude-to-Drive-Internal-AI-Transformation.</w:t>
+          <w:color w:val="1E1D1C"/>
+        </w:rPr>
+        <w:t xml:space="preserve">Cognizant. "Cognizant Adopts Anthropic's Claude to Accelerate Enterprise AI Adoption at Scale and Deploys Claude to Drive Internal AI Transformation." News release, November 4, 2025. </w:t>
+      </w:r>
+      <w:hyperlink r:id="rId20" w:history="1">
+        <w:r>
+          <w:rPr>
+            <w:u w:val="single"/>
+            <w:color w:val="0563C1"/>
+          </w:rPr>
+          <w:t xml:space="preserve">https://news.cognizant.com/2025-11-04-Cognizant-Adopts-Anthropics-Claude-to-Accelerate-Enterprise-AI-Adoption-at-Scale-and-Deploys-Claude-to-Drive-Internal-AI-Transformation</w:t>
+        </w:r>
+      </w:hyperlink>
+      <w:r>
+        <w:rPr>
+          <w:color w:val="1E1D1C"/>
+        </w:rPr>
+        <w:t xml:space="preserve">.</w:t>
       </w:r>
     </w:p>
     <w:p>
@@ -3765,11 +5931,80 @@
       </w:pPr>
       <w:r>
         <w:rPr>
-          <w:rFonts w:eastAsia="Open Sans" w:cs="Open Sans"/>
-          <w:color w:val="1E1D1C"/>
-          <w:sz w:val="20"/>
-        </w:rPr>
-        <w:t>Data Consulting Insights. "AI Consulting Pricing: What GenAI Projects Actually Cost in 2026." Accessed May 14, 2026. https://dataconsultingfirms.com/insights/ai-consulting-pricing.</w:t>
+          <w:color w:val="1E1D1C"/>
+        </w:rPr>
+        <w:t xml:space="preserve">Data Consulting Insights. "AI Consulting Pricing: What GenAI Projects Actually Cost in 2026." Accessed May 14, 2026. </w:t>
+      </w:r>
+      <w:hyperlink r:id="rId28" w:history="1">
+        <w:r>
+          <w:rPr>
+            <w:u w:val="single"/>
+            <w:color w:val="0563C1"/>
+          </w:rPr>
+          <w:t xml:space="preserve">https://dataconsultingfirms.com/insights/ai-consulting-pricing</w:t>
+        </w:r>
+      </w:hyperlink>
+      <w:r>
+        <w:rPr>
+          <w:color w:val="1E1D1C"/>
+        </w:rPr>
+        <w:t xml:space="preserve">.</w:t>
+      </w:r>
+    </w:p>
+    <w:p>
+      <w:pPr>
+        <w:pStyle w:val="Normal"/>
+        <w:spacing w:after="120"/>
+        <w:widowControl w:val="1"/>
+      </w:pPr>
+      <w:r>
+        <w:rPr>
+          <w:color w:val="1E1D1C"/>
+        </w:rPr>
+        <w:t xml:space="preserve">Fiverr Holdings. "Businesses Rush to Harness AI Agents, Fueling 18,347% Surge in Freelancer Searches." Investor release, May 13, 2025. </w:t>
+      </w:r>
+      <w:hyperlink r:id="rId37" w:history="1">
+        <w:r>
+          <w:rPr>
+            <w:u w:val="single"/>
+            <w:color w:val="0563C1"/>
+          </w:rPr>
+          <w:t xml:space="preserve">https://investors.fiverr.com/news-releases/news-release-details/businesses-rush-harness-ai-agents-fueling-18347-surge-freelancer</w:t>
+        </w:r>
+      </w:hyperlink>
+      <w:r>
+        <w:rPr>
+          <w:color w:val="1E1D1C"/>
+        </w:rPr>
+        <w:t xml:space="preserve">.</w:t>
+      </w:r>
+    </w:p>
+    <w:p>
+      <w:pPr>
+        <w:pStyle w:val="Normal"/>
+        <w:spacing w:after="120"/>
+        <w:widowControl w:val="1"/>
+      </w:pPr>
+      <w:r>
+        <w:rPr>
+          <w:color w:val="1E1D1C"/>
+        </w:rPr>
+        <w:t xml:space="preserve">Fiverr Holdings. "Fiverr Announces Fourth Quarter and Full Year 2025 Results." February 18, 2026. </w:t>
+      </w:r>
+      <w:hyperlink r:id="rId35" w:history="1">
+        <w:r>
+          <w:rPr>
+            <w:u w:val="single"/>
+            <w:color w:val="0563C1"/>
+          </w:rPr>
+          <w:t xml:space="preserve">https://investors.fiverr.com/news-releases/news-release-details/fiverr-announces-fourth-quarter-and-full-year-2025-results</w:t>
+        </w:r>
+      </w:hyperlink>
+      <w:r>
+        <w:rPr>
+          <w:color w:val="1E1D1C"/>
+        </w:rPr>
+        <w:t xml:space="preserve">.</w:t>
       </w:r>
     </w:p>
     <w:p>
@@ -3783,11 +6018,24 @@
       </w:pPr>
       <w:r>
         <w:rPr>
-          <w:rFonts w:eastAsia="Open Sans" w:cs="Open Sans"/>
-          <w:color w:val="1E1D1C"/>
-          <w:sz w:val="20"/>
-        </w:rPr>
-        <w:t>Ford, Brody, and Shirin Ghaffary. "OpenAI Acquires Tomoro to Boost Private Equity-Backed AI Venture." Bloomberg, May 11, 2026. https://www.bloomberg.com/news/articles/2026-05-11/openai-to-buy-consulting-firm-for-private-equity-joint-venture.</w:t>
+          <w:color w:val="1E1D1C"/>
+        </w:rPr>
+        <w:t xml:space="preserve">Ford, Brody, and Shirin Ghaffary. "OpenAI Acquires Tomoro to Boost Private Equity-Backed AI Venture." Bloomberg, May 11, 2026. </w:t>
+      </w:r>
+      <w:hyperlink r:id="rId16" w:history="1">
+        <w:r>
+          <w:rPr>
+            <w:u w:val="single"/>
+            <w:color w:val="0563C1"/>
+          </w:rPr>
+          <w:t xml:space="preserve">https://www.bloomberg.com/news/articles/2026-05-11/openai-to-buy-consulting-firm-for-private-equity-joint-venture</w:t>
+        </w:r>
+      </w:hyperlink>
+      <w:r>
+        <w:rPr>
+          <w:color w:val="1E1D1C"/>
+        </w:rPr>
+        <w:t xml:space="preserve">.</w:t>
       </w:r>
     </w:p>
     <w:p>
@@ -3799,9 +6047,23 @@
       <w:r>
         <w:rPr>
           <w:color w:val="1E1D1C"/>
-          <w:sz w:val="20"/>
-        </w:rPr>
-        <w:t>Fortune. "MIT Report: 95% of Generative AI Pilots at Companies Are Failing." August 18, 2025. https://fortune.com/2025/08/18/mit-report-95-percent-generative-ai-pilots-at-companies-failing-cfo/.</w:t>
+        </w:rPr>
+        <w:t xml:space="preserve">Fortune. "MIT Report: 95% of Generative AI Pilots at Companies Are Failing." August 18, 2025. </w:t>
+      </w:r>
+      <w:hyperlink r:id="rId24" w:history="1">
+        <w:r>
+          <w:rPr>
+            <w:u w:val="single"/>
+            <w:color w:val="0563C1"/>
+          </w:rPr>
+          <w:t xml:space="preserve">https://fortune.com/2025/08/18/mit-report-95-percent-generative-ai-pilots-at-companies-failing-cfo/</w:t>
+        </w:r>
+      </w:hyperlink>
+      <w:r>
+        <w:rPr>
+          <w:color w:val="1E1D1C"/>
+        </w:rPr>
+        <w:t xml:space="preserve">.</w:t>
       </w:r>
     </w:p>
     <w:p>
@@ -3815,11 +6077,80 @@
       </w:pPr>
       <w:r>
         <w:rPr>
-          <w:rFonts w:eastAsia="Open Sans" w:cs="Open Sans"/>
-          <w:color w:val="1E1D1C"/>
-          <w:sz w:val="20"/>
-        </w:rPr>
-        <w:t>Garfinkle, Allie. "Anthropic Takes Shot at Consulting Industry in Joint Venture with Wall Street Giants." Fortune, May 4, 2026. https://fortune.com/2026/05/04/anthropic-claude-consulting-industry-joint-venture-blackstone-goldman-sachs/.</w:t>
+          <w:color w:val="1E1D1C"/>
+        </w:rPr>
+        <w:t xml:space="preserve">Garfinkle, Allie. "Anthropic Takes Shot at Consulting Industry in Joint Venture with Wall Street Giants." Fortune, May 4, 2026. </w:t>
+      </w:r>
+      <w:hyperlink r:id="rId14" w:history="1">
+        <w:r>
+          <w:rPr>
+            <w:u w:val="single"/>
+            <w:color w:val="0563C1"/>
+          </w:rPr>
+          <w:t xml:space="preserve">https://fortune.com/2026/05/04/anthropic-claude-consulting-industry-joint-venture-blackstone-goldman-sachs/</w:t>
+        </w:r>
+      </w:hyperlink>
+      <w:r>
+        <w:rPr>
+          <w:color w:val="1E1D1C"/>
+        </w:rPr>
+        <w:t xml:space="preserve">.</w:t>
+      </w:r>
+    </w:p>
+    <w:p>
+      <w:pPr>
+        <w:pStyle w:val="Normal"/>
+        <w:spacing w:after="120"/>
+        <w:widowControl w:val="1"/>
+      </w:pPr>
+      <w:r>
+        <w:rPr>
+          <w:color w:val="1E1D1C"/>
+        </w:rPr>
+        <w:t xml:space="preserve">Goldman Sachs 10,000 Small Businesses Voices. "Small Businesses Embrace AI but Need Training and Support to Fully Harness It." March 17, 2026. </w:t>
+      </w:r>
+      <w:hyperlink r:id="rId52" w:history="1">
+        <w:r>
+          <w:rPr>
+            <w:u w:val="single"/>
+            <w:color w:val="0563C1"/>
+          </w:rPr>
+          <w:t xml:space="preserve">https://www.goldmansachs.com/pressroom/press-releases/2026/small-businesses-embrace-ai-but-need-training-and-support-to-fully-harness-it</w:t>
+        </w:r>
+      </w:hyperlink>
+      <w:r>
+        <w:rPr>
+          <w:color w:val="1E1D1C"/>
+        </w:rPr>
+        <w:t xml:space="preserve">.</w:t>
+      </w:r>
+    </w:p>
+    <w:p>
+      <w:pPr>
+        <w:pStyle w:val="Normal"/>
+        <w:spacing w:after="120"/>
+        <w:widowControl w:val="1"/>
+      </w:pPr>
+      <w:r>
+        <w:rPr>
+          <w:color w:val="1E1D1C"/>
+        </w:rPr>
+        <w:t xml:space="preserve">Goldman, Sharon. "AI Engineers and Consultants Are Charging $900 an Hour as Enterprises Race to Catch Up." Fortune, September 14, 2025. </w:t>
+      </w:r>
+      <w:hyperlink r:id="rId60" w:history="1">
+        <w:r>
+          <w:rPr>
+            <w:u w:val="single"/>
+            <w:color w:val="0563C1"/>
+          </w:rPr>
+          <w:t xml:space="preserve">https://fortune.com/2025/09/14/ai-engineers-consultant-premium-enterprise-data-integration-high-pay-llms-big-four/</w:t>
+        </w:r>
+      </w:hyperlink>
+      <w:r>
+        <w:rPr>
+          <w:color w:val="1E1D1C"/>
+        </w:rPr>
+        <w:t xml:space="preserve">.</w:t>
       </w:r>
     </w:p>
     <w:p>
@@ -3833,11 +6164,108 @@
       </w:pPr>
       <w:r>
         <w:rPr>
-          <w:rFonts w:eastAsia="Open Sans" w:cs="Open Sans"/>
-          <w:color w:val="1E1D1C"/>
-          <w:sz w:val="20"/>
-        </w:rPr>
-        <w:t>Google Cloud. "Google Cloud Commits $750 Million to Accelerate Partners' Agentic AI Development." Press release, April 22, 2026. https://www.googlecloudpresscorner.com/2026-04-22-Google-Cloud-Commits-750-Million-to-Accelerate-Partners-Agentic-AI-Development.</w:t>
+          <w:color w:val="1E1D1C"/>
+        </w:rPr>
+        <w:t xml:space="preserve">Google Cloud. "Google Cloud Commits $750 Million to Accelerate Partners' Agentic AI Development." Press release, April 22, 2026. </w:t>
+      </w:r>
+      <w:hyperlink r:id="rId17" w:history="1">
+        <w:r>
+          <w:rPr>
+            <w:u w:val="single"/>
+            <w:color w:val="0563C1"/>
+          </w:rPr>
+          <w:t xml:space="preserve">https://www.googlecloudpresscorner.com/2026-04-22-Google-Cloud-Commits-750-Million-to-Accelerate-Partners-Agentic-AI-Development</w:t>
+        </w:r>
+      </w:hyperlink>
+      <w:r>
+        <w:rPr>
+          <w:color w:val="1E1D1C"/>
+        </w:rPr>
+        <w:t xml:space="preserve">.</w:t>
+      </w:r>
+    </w:p>
+    <w:p>
+      <w:pPr>
+        <w:pStyle w:val="Normal"/>
+        <w:spacing w:after="120"/>
+        <w:widowControl w:val="1"/>
+      </w:pPr>
+      <w:r>
+        <w:rPr>
+          <w:color w:val="1E1D1C"/>
+        </w:rPr>
+        <w:t xml:space="preserve">Indeed Hiring Lab. "AI at Work: Rise of the GenAI Consultant." February 27, 2025. </w:t>
+      </w:r>
+      <w:hyperlink r:id="rId40" w:history="1">
+        <w:r>
+          <w:rPr>
+            <w:u w:val="single"/>
+            <w:color w:val="0563C1"/>
+          </w:rPr>
+          <w:t xml:space="preserve">https://www.hiringlab.org/2025/02/27/ai-at-work-rise-of-the-genai-consultant/</w:t>
+        </w:r>
+      </w:hyperlink>
+      <w:r>
+        <w:rPr>
+          <w:color w:val="1E1D1C"/>
+        </w:rPr>
+        <w:t xml:space="preserve">.</w:t>
+      </w:r>
+    </w:p>
+    <w:p>
+      <w:pPr>
+        <w:pStyle w:val="Normal"/>
+        <w:spacing w:after="120"/>
+        <w:widowControl w:val="1"/>
+      </w:pPr>
+      <w:r>
+        <w:rPr>
+          <w:color w:val="1E1D1C"/>
+        </w:rPr>
+        <w:t xml:space="preserve">Indeed Hiring Lab. "January Labor Market Update: Jobs Mentioning AI Are Growing Amid Broader Hiring Weakness." January 22, 2026. </w:t>
+      </w:r>
+      <w:hyperlink r:id="rId39" w:history="1">
+        <w:r>
+          <w:rPr>
+            <w:u w:val="single"/>
+            <w:color w:val="0563C1"/>
+          </w:rPr>
+          <w:t xml:space="preserve">https://www.hiringlab.org/2026/01/22/january-labor-market-update-jobs-mentioning-ai-are-growing-amid-broader-hiring-weakness/</w:t>
+        </w:r>
+      </w:hyperlink>
+      <w:r>
+        <w:rPr>
+          <w:color w:val="1E1D1C"/>
+        </w:rPr>
+        <w:t xml:space="preserve">.</w:t>
+      </w:r>
+    </w:p>
+    <w:p>
+      <w:pPr>
+        <w:pStyle w:val="Normal"/>
+        <w:spacing w:after="120"/>
+        <w:widowControl w:val="1"/>
+      </w:pPr>
+      <w:r>
+        <w:rPr>
+          <w:color w:val="1E1D1C"/>
+        </w:rPr>
+        <w:t xml:space="preserve">LinkedIn News. "LinkedIn Jobs on the Rise 2026: The 25 Fastest-Growing Roles in the U.S." Accessed May 17, 2026. </w:t>
+      </w:r>
+      <w:hyperlink r:id="rId41" w:history="1">
+        <w:r>
+          <w:rPr>
+            <w:u w:val="single"/>
+            <w:color w:val="0563C1"/>
+          </w:rPr>
+          <w:t xml:space="preserve">https://www.linkedin.com/pulse/linkedin-jobs-rise-2026-25-fastest-growing-roles-us-linkedin-news-dlb1c</w:t>
+        </w:r>
+      </w:hyperlink>
+      <w:r>
+        <w:rPr>
+          <w:color w:val="1E1D1C"/>
+        </w:rPr>
+        <w:t xml:space="preserve">.</w:t>
       </w:r>
     </w:p>
     <w:p>
@@ -3851,11 +6279,24 @@
       </w:pPr>
       <w:r>
         <w:rPr>
-          <w:rFonts w:eastAsia="Open Sans" w:cs="Open Sans"/>
-          <w:color w:val="1E1D1C"/>
-          <w:sz w:val="20"/>
-        </w:rPr>
-        <w:t>McKinsey &amp; Company. "McKinsey and Google Cloud Launch the McKinsey Google Transformation Group to Scale Enterprise Impact for the AI Era." New at McKinsey Blog, April 22, 2026. https://www.mckinsey.com/about-us/new-at-mckinsey-blog/mckinsey-and-google-cloud-launch-the-mckinsey-google-transformation-group-to-scale-enterprise-impact-for-the-ai-era.</w:t>
+          <w:color w:val="1E1D1C"/>
+        </w:rPr>
+        <w:t xml:space="preserve">McKinsey &amp; Company. "McKinsey and Google Cloud Launch the McKinsey Google Transformation Group to Scale Enterprise Impact for the AI Era." New at McKinsey Blog, April 22, 2026. </w:t>
+      </w:r>
+      <w:hyperlink r:id="rId18" w:history="1">
+        <w:r>
+          <w:rPr>
+            <w:u w:val="single"/>
+            <w:color w:val="0563C1"/>
+          </w:rPr>
+          <w:t xml:space="preserve">https://www.mckinsey.com/about-us/new-at-mckinsey-blog/mckinsey-and-google-cloud-launch-the-mckinsey-google-transformation-group-to-scale-enterprise-impact-for-the-ai-era</w:t>
+        </w:r>
+      </w:hyperlink>
+      <w:r>
+        <w:rPr>
+          <w:color w:val="1E1D1C"/>
+        </w:rPr>
+        <w:t xml:space="preserve">.</w:t>
       </w:r>
     </w:p>
     <w:p>
@@ -3867,9 +6308,79 @@
       <w:r>
         <w:rPr>
           <w:color w:val="1E1D1C"/>
-          <w:sz w:val="20"/>
-        </w:rPr>
-        <w:t>MindStudio. "SaaS Pricing Is Breaking: Why Per-Seat Models Don't Survive the AI Agent Era." Accessed May 15, 2026. https://www.mindstudio.ai/blog/saas-pricing-ai-agent-era.</w:t>
+        </w:rPr>
+        <w:t xml:space="preserve">MindStudio. "SaaS Pricing Is Breaking: Why Per-Seat Models Don't Survive the AI Agent Era." Accessed May 15, 2026. </w:t>
+      </w:r>
+      <w:hyperlink r:id="rId30" w:history="1">
+        <w:r>
+          <w:rPr>
+            <w:u w:val="single"/>
+            <w:color w:val="0563C1"/>
+          </w:rPr>
+          <w:t xml:space="preserve">https://www.mindstudio.ai/blog/saas-pricing-ai-agent-era</w:t>
+        </w:r>
+      </w:hyperlink>
+      <w:r>
+        <w:rPr>
+          <w:color w:val="1E1D1C"/>
+        </w:rPr>
+        <w:t xml:space="preserve">.</w:t>
+      </w:r>
+    </w:p>
+    <w:p>
+      <w:pPr>
+        <w:pStyle w:val="Normal"/>
+        <w:spacing w:after="120"/>
+        <w:widowControl w:val="1"/>
+      </w:pPr>
+      <w:r>
+        <w:rPr>
+          <w:color w:val="1E1D1C"/>
+        </w:rPr>
+        <w:t xml:space="preserve">MIT NANDA. "The GenAI Divide: State of AI in Business 2025." 2025. </w:t>
+      </w:r>
+      <w:hyperlink r:id="rId53" w:history="1">
+        <w:r>
+          <w:rPr>
+            <w:u w:val="single"/>
+            <w:color w:val="0563C1"/>
+          </w:rPr>
+          <w:t xml:space="preserve">https://mlq.ai/media/quarterly_decks/v0.1_State_of_AI_in_Business_2025_Report.pdf</w:t>
+        </w:r>
+      </w:hyperlink>
+      <w:r>
+        <w:rPr>
+          <w:color w:val="1E1D1C"/>
+        </w:rPr>
+        <w:t xml:space="preserve">.</w:t>
+      </w:r>
+    </w:p>
+    <w:p>
+      <w:pPr>
+        <w:pStyle w:val="Normal"/>
+        <w:spacing w:after="120"/>
+        <w:widowControl w:val="1"/>
+      </w:pPr>
+      <w:r>
+        <w:rPr>
+          <w:color w:val="1E1D1C"/>
+        </w:rPr>
+        <w:t xml:space="preserve">n8n. "Why We Raised Our Series C at a $2.5 Billion Valuation." October 2025. </w:t>
+      </w:r>
+      <w:hyperlink r:id="rId44" w:history="1">
+        <w:r>
+          <w:rPr>
+            <w:u w:val="single"/>
+            <w:color w:val="0563C1"/>
+          </w:rPr>
+          <w:t xml:space="preserve">https://blog.n8n.io/series-c/</w:t>
+        </w:r>
+      </w:hyperlink>
+      <w:r>
+        <w:rPr>
+          <w:color w:val="1E1D1C"/>
+        </w:rPr>
+        <w:t xml:space="preserve">.</w:t>
       </w:r>
     </w:p>
     <w:p>
@@ -3881,9 +6392,23 @@
       <w:r>
         <w:rPr>
           <w:color w:val="1E1D1C"/>
-          <w:sz w:val="20"/>
-        </w:rPr>
-        <w:t>National Center for the Middle Market. Mid-Year 2025 Middle Market Indicator. June 2025. https://www.middlemarketcenter.org/Media/Documents/MiddleMarketIndicators/2025-Q2/FullReport/NCMM_MMI_MID-YEAR_2025.pdf.</w:t>
+        </w:rPr>
+        <w:t xml:space="preserve">National Center for the Middle Market. Mid-Year 2025 Middle Market Indicator. June 2025. </w:t>
+      </w:r>
+      <w:hyperlink r:id="rId22" w:history="1">
+        <w:r>
+          <w:rPr>
+            <w:u w:val="single"/>
+            <w:color w:val="0563C1"/>
+          </w:rPr>
+          <w:t xml:space="preserve">https://www.middlemarketcenter.org/Media/Documents/MiddleMarketIndicators/2025-Q2/FullReport/NCMM_MMI_MID-YEAR_2025.pdf</w:t>
+        </w:r>
+      </w:hyperlink>
+      <w:r>
+        <w:rPr>
+          <w:color w:val="1E1D1C"/>
+        </w:rPr>
+        <w:t xml:space="preserve">.</w:t>
       </w:r>
     </w:p>
     <w:p>
@@ -3897,11 +6422,24 @@
       </w:pPr>
       <w:r>
         <w:rPr>
-          <w:rFonts w:eastAsia="Open Sans" w:cs="Open Sans"/>
-          <w:color w:val="1E1D1C"/>
-          <w:sz w:val="20"/>
-        </w:rPr>
-        <w:t>OpenAI. "OpenAI Launches the OpenAI Deployment Company to Help Businesses Build Around Intelligence." May 12, 2026. https://openai.com/index/openai-launches-the-deployment-company/.</w:t>
+          <w:color w:val="1E1D1C"/>
+        </w:rPr>
+        <w:t xml:space="preserve">OpenAI. "OpenAI Launches the OpenAI Deployment Company to Help Businesses Build Around Intelligence." May 12, 2026. </w:t>
+      </w:r>
+      <w:hyperlink r:id="rId15" w:history="1">
+        <w:r>
+          <w:rPr>
+            <w:u w:val="single"/>
+            <w:color w:val="0563C1"/>
+          </w:rPr>
+          <w:t xml:space="preserve">https://openai.com/index/openai-launches-the-deployment-company/</w:t>
+        </w:r>
+      </w:hyperlink>
+      <w:r>
+        <w:rPr>
+          <w:color w:val="1E1D1C"/>
+        </w:rPr>
+        <w:t xml:space="preserve">.</w:t>
       </w:r>
     </w:p>
     <w:p>
@@ -3913,9 +6451,23 @@
       <w:r>
         <w:rPr>
           <w:color w:val="1E1D1C"/>
-          <w:sz w:val="20"/>
-        </w:rPr>
-        <w:t>Oplexa. "AI Inference Cost Crisis 2026: Why Your AI Bill Is Exploding." March 31, 2026. https://oplexa.com/ai-inference-cost-crisis-2026/.</w:t>
+        </w:rPr>
+        <w:t xml:space="preserve">Oplexa. "AI Inference Cost Crisis 2026: Why Your AI Bill Is Exploding." March 31, 2026. </w:t>
+      </w:r>
+      <w:hyperlink r:id="rId32" w:history="1">
+        <w:r>
+          <w:rPr>
+            <w:u w:val="single"/>
+            <w:color w:val="0563C1"/>
+          </w:rPr>
+          <w:t xml:space="preserve">https://oplexa.com/ai-inference-cost-crisis-2026/</w:t>
+        </w:r>
+      </w:hyperlink>
+      <w:r>
+        <w:rPr>
+          <w:color w:val="1E1D1C"/>
+        </w:rPr>
+        <w:t xml:space="preserve">.</w:t>
       </w:r>
     </w:p>
     <w:p>
@@ -3929,11 +6481,52 @@
       </w:pPr>
       <w:r>
         <w:rPr>
-          <w:rFonts w:eastAsia="Open Sans" w:cs="Open Sans"/>
-          <w:color w:val="1E1D1C"/>
-          <w:sz w:val="20"/>
-        </w:rPr>
-        <w:t>Pertama Partners. "AI Consultant Rates 2026: Market Data." Accessed May 14, 2026. https://www.pertamapartners.com/insights/ai-consultant-rates-2026.</w:t>
+          <w:color w:val="1E1D1C"/>
+        </w:rPr>
+        <w:t xml:space="preserve">Pertama Partners. "AI Consultant Rates 2026: Market Data." Accessed May 14, 2026. </w:t>
+      </w:r>
+      <w:hyperlink r:id="rId27" w:history="1">
+        <w:r>
+          <w:rPr>
+            <w:u w:val="single"/>
+            <w:color w:val="0563C1"/>
+          </w:rPr>
+          <w:t xml:space="preserve">https://www.pertamapartners.com/insights/ai-consultant-rates-2026</w:t>
+        </w:r>
+      </w:hyperlink>
+      <w:r>
+        <w:rPr>
+          <w:color w:val="1E1D1C"/>
+        </w:rPr>
+        <w:t xml:space="preserve">.</w:t>
+      </w:r>
+    </w:p>
+    <w:p>
+      <w:pPr>
+        <w:pStyle w:val="Normal"/>
+        <w:spacing w:after="120"/>
+        <w:widowControl w:val="1"/>
+      </w:pPr>
+      <w:r>
+        <w:rPr>
+          <w:color w:val="1E1D1C"/>
+        </w:rPr>
+        <w:t xml:space="preserve">Privalikhina, Nadia. "What I Learned Building an AI Automation Agency." LinkedIn, May 30, 2025. </w:t>
+      </w:r>
+      <w:hyperlink r:id="rId55" w:history="1">
+        <w:r>
+          <w:rPr>
+            <w:u w:val="single"/>
+            <w:color w:val="0563C1"/>
+          </w:rPr>
+          <w:t xml:space="preserve">https://www.linkedin.com/pulse/what-i-learned-building-ai-automation-agency-why-nadia-privalikhina-atk0f</w:t>
+        </w:r>
+      </w:hyperlink>
+      <w:r>
+        <w:rPr>
+          <w:color w:val="1E1D1C"/>
+        </w:rPr>
+        <w:t xml:space="preserve">.</w:t>
       </w:r>
     </w:p>
     <w:p>
@@ -3947,12 +6540,108 @@
       </w:pPr>
       <w:r>
         <w:rPr>
-          <w:rFonts w:eastAsia="Open Sans" w:cs="Open Sans"/>
-          <w:color w:val="1E1D1C"/>
-          <w:sz w:val="20"/>
-        </w:rPr>
-        <w:lastRenderedPageBreak/>
-        <w:t>PwC. "2026 AI Business Predictions." Accessed May 14, 2026. https://www.pwc.com/us/en/tech-effect/ai-analytics/ai-predictions.html.</w:t>
+          <w:color w:val="1E1D1C"/>
+        </w:rPr>
+        <w:t xml:space="preserve">PwC. "2026 AI Business Predictions." Accessed May 14, 2026. </w:t>
+      </w:r>
+      <w:hyperlink r:id="rId21" w:history="1">
+        <w:r>
+          <w:rPr>
+            <w:u w:val="single"/>
+            <w:color w:val="0563C1"/>
+          </w:rPr>
+          <w:t xml:space="preserve">https://www.pwc.com/us/en/tech-effect/ai-analytics/ai-predictions.html</w:t>
+        </w:r>
+      </w:hyperlink>
+      <w:r>
+        <w:rPr>
+          <w:color w:val="1E1D1C"/>
+        </w:rPr>
+        <w:t xml:space="preserve">.</w:t>
+      </w:r>
+    </w:p>
+    <w:p>
+      <w:pPr>
+        <w:pStyle w:val="Normal"/>
+        <w:spacing w:after="120"/>
+        <w:widowControl w:val="1"/>
+      </w:pPr>
+      <w:r>
+        <w:rPr>
+          <w:color w:val="1E1D1C"/>
+        </w:rPr>
+        <w:t xml:space="preserve">Reimagine Main Street and PayPal. "Beyond Efficiency: Small Businesses Look to AI for Competitive Edge." Joint press release, June 10, 2025. </w:t>
+      </w:r>
+      <w:hyperlink r:id="rId56" w:history="1">
+        <w:r>
+          <w:rPr>
+            <w:u w:val="single"/>
+            <w:color w:val="0563C1"/>
+          </w:rPr>
+          <w:t xml:space="preserve">https://newsroom.paypal-corp.com/2025-06-10-Beyond-Efficiency-Small-Businesses-Look-to-AI-for-Competitive-Edge</w:t>
+        </w:r>
+      </w:hyperlink>
+      <w:r>
+        <w:rPr>
+          <w:color w:val="1E1D1C"/>
+        </w:rPr>
+        <w:t xml:space="preserve">,-New-Survey-Shows.</w:t>
+      </w:r>
+    </w:p>
+    <w:p>
+      <w:pPr>
+        <w:pStyle w:val="Normal"/>
+        <w:spacing w:after="120"/>
+        <w:widowControl w:val="1"/>
+      </w:pPr>
+      <w:r>
+        <w:rPr>
+          <w:color w:val="1E1D1C"/>
+        </w:rPr>
+        <w:t xml:space="preserve">Service Direct. "2025 Small Business AI Report." 2025. </w:t>
+      </w:r>
+      <w:hyperlink r:id="rId54" w:history="1">
+        <w:r>
+          <w:rPr>
+            <w:u w:val="single"/>
+            <w:color w:val="0563C1"/>
+          </w:rPr>
+          <w:t xml:space="preserve">https://servicedirect.com/resources/small-business-ai-report/</w:t>
+        </w:r>
+      </w:hyperlink>
+      <w:r>
+        <w:rPr>
+          <w:color w:val="1E1D1C"/>
+        </w:rPr>
+        <w:t xml:space="preserve">.</w:t>
+      </w:r>
+    </w:p>
+    <w:p>
+      <w:pPr>
+        <w:pStyle w:val="Normal"/>
+        <w:spacing w:after="120"/>
+        <w:widowControl w:val="1"/>
+      </w:pPr>
+      <w:r>
+        <w:rPr>
+          <w:color w:val="1E1D1C"/>
+        </w:rPr>
+        <w:t xml:space="preserve">ServiceTitan. "2025 AI in the Skilled Trades Report." 2025. Summarized in ACHR News. </w:t>
+      </w:r>
+      <w:hyperlink r:id="rId49" w:history="1">
+        <w:r>
+          <w:rPr>
+            <w:u w:val="single"/>
+            <w:color w:val="0563C1"/>
+          </w:rPr>
+          <w:t xml:space="preserve">https://www.achrnews.com/articles/165624-servicetitans-2025-ai-in-the-skilled-trades-report</w:t>
+        </w:r>
+      </w:hyperlink>
+      <w:r>
+        <w:rPr>
+          <w:color w:val="1E1D1C"/>
+        </w:rPr>
+        <w:t xml:space="preserve">.</w:t>
       </w:r>
     </w:p>
     <w:p>
@@ -3966,11 +6655,24 @@
       </w:pPr>
       <w:r>
         <w:rPr>
-          <w:rFonts w:eastAsia="Open Sans" w:cs="Open Sans"/>
-          <w:color w:val="1E1D1C"/>
-          <w:sz w:val="20"/>
-        </w:rPr>
-        <w:t>Small Business &amp; Entrepreneurship Council. Small Business Technology Use Survey. March 2026. https://sbecouncil.org/2026/03/11/new-sbe-council-tech-use-survey-the-digital-state-of-small-business/.</w:t>
+          <w:color w:val="1E1D1C"/>
+        </w:rPr>
+        <w:t xml:space="preserve">Small Business &amp; Entrepreneurship Council. "Success Strategies: The AI Tools Small Businesses Are Using." April 25, 2026. </w:t>
+      </w:r>
+      <w:hyperlink r:id="rId26" w:history="1">
+        <w:r>
+          <w:rPr>
+            <w:u w:val="single"/>
+            <w:color w:val="0563C1"/>
+          </w:rPr>
+          <w:t xml:space="preserve">https://sbecouncil.org/2026/04/25/the-ai-tools-small-businesses-are-using/</w:t>
+        </w:r>
+      </w:hyperlink>
+      <w:r>
+        <w:rPr>
+          <w:color w:val="1E1D1C"/>
+        </w:rPr>
+        <w:t xml:space="preserve">.</w:t>
       </w:r>
     </w:p>
     <w:p>
@@ -3984,11 +6686,136 @@
       </w:pPr>
       <w:r>
         <w:rPr>
-          <w:rFonts w:eastAsia="Open Sans" w:cs="Open Sans"/>
-          <w:color w:val="1E1D1C"/>
-          <w:sz w:val="20"/>
-        </w:rPr>
-        <w:t>Small Business &amp; Entrepreneurship Council. "Success Strategies: The AI Tools Small Businesses Are Using." April 25, 2026. https://sbecouncil.org/2026/04/25/the-ai-tools-small-businesses-are-using/.</w:t>
+          <w:color w:val="1E1D1C"/>
+        </w:rPr>
+        <w:t xml:space="preserve">Small Business &amp; Entrepreneurship Council. Small Business Technology Use Survey. March 2026. </w:t>
+      </w:r>
+      <w:hyperlink r:id="rId25" w:history="1">
+        <w:r>
+          <w:rPr>
+            <w:u w:val="single"/>
+            <w:color w:val="0563C1"/>
+          </w:rPr>
+          <w:t xml:space="preserve">https://sbecouncil.org/2026/03/11/new-sbe-council-tech-use-survey-the-digital-state-of-small-business/</w:t>
+        </w:r>
+      </w:hyperlink>
+      <w:r>
+        <w:rPr>
+          <w:color w:val="1E1D1C"/>
+        </w:rPr>
+        <w:t xml:space="preserve">.</w:t>
+      </w:r>
+    </w:p>
+    <w:p>
+      <w:pPr>
+        <w:pStyle w:val="Normal"/>
+        <w:spacing w:after="120"/>
+        <w:widowControl w:val="1"/>
+      </w:pPr>
+      <w:r>
+        <w:rPr>
+          <w:color w:val="1E1D1C"/>
+        </w:rPr>
+        <w:t xml:space="preserve">SQ Magazine. "Zapier Statistics 2026." Accessed May 17, 2026. </w:t>
+      </w:r>
+      <w:hyperlink r:id="rId45" w:history="1">
+        <w:r>
+          <w:rPr>
+            <w:u w:val="single"/>
+            <w:color w:val="0563C1"/>
+          </w:rPr>
+          <w:t xml:space="preserve">https://sqmagazine.co.uk/zapier-statistics/</w:t>
+        </w:r>
+      </w:hyperlink>
+      <w:r>
+        <w:rPr>
+          <w:color w:val="1E1D1C"/>
+        </w:rPr>
+        <w:t xml:space="preserve">.</w:t>
+      </w:r>
+    </w:p>
+    <w:p>
+      <w:pPr>
+        <w:pStyle w:val="Normal"/>
+        <w:spacing w:after="120"/>
+        <w:widowControl w:val="1"/>
+      </w:pPr>
+      <w:r>
+        <w:rPr>
+          <w:color w:val="1E1D1C"/>
+        </w:rPr>
+        <w:t xml:space="preserve">Stripe. "Stripe Atlas: Startups in 2025, Year in Review." Accessed May 17, 2026. </w:t>
+      </w:r>
+      <w:hyperlink r:id="rId42" w:history="1">
+        <w:r>
+          <w:rPr>
+            <w:u w:val="single"/>
+            <w:color w:val="0563C1"/>
+          </w:rPr>
+          <w:t xml:space="preserve">https://stripe.com/blog/stripe-atlas-startups-in-2025-year-in-review</w:t>
+        </w:r>
+      </w:hyperlink>
+      <w:r>
+        <w:rPr>
+          <w:color w:val="1E1D1C"/>
+        </w:rPr>
+        <w:t xml:space="preserve">.</w:t>
+      </w:r>
+    </w:p>
+    <w:p>
+      <w:pPr>
+        <w:pStyle w:val="Normal"/>
+        <w:spacing w:after="120"/>
+        <w:widowControl w:val="1"/>
+      </w:pPr>
+      <w:r>
+        <w:rPr>
+          <w:color w:val="1E1D1C"/>
+        </w:rPr>
+        <w:t xml:space="preserve">Technology Checker. "GoHighLevel: Customer and Usage Statistics." Accessed May 17, 2026. </w:t>
+      </w:r>
+      <w:hyperlink r:id="rId47" w:history="1">
+        <w:r>
+          <w:rPr>
+            <w:u w:val="single"/>
+            <w:color w:val="0563C1"/>
+          </w:rPr>
+          <w:t xml:space="preserve">https://technologychecker.io/technology/highlevel</w:t>
+        </w:r>
+      </w:hyperlink>
+      <w:r>
+        <w:rPr>
+          <w:color w:val="1E1D1C"/>
+        </w:rPr>
+        <w:t xml:space="preserve">.</w:t>
+      </w:r>
+    </w:p>
+    <w:p>
+      <w:pPr>
+        <w:pStyle w:val="Normal"/>
+        <w:spacing w:after="120"/>
+        <w:widowControl w:val="1"/>
+      </w:pPr>
+      <w:r>
+        <w:rPr>
+          <w:color w:val="1E1D1C"/>
+        </w:rPr>
+        <w:t xml:space="preserve">U.S. Chamber of Commerce. "Empowering Small Business: The Impact of Technology on U.S. Small Business." 2025. </w:t>
+      </w:r>
+      <w:hyperlink r:id="rId59" w:history="1">
+        <w:r>
+          <w:rPr>
+            <w:u w:val="single"/>
+            <w:color w:val="0563C1"/>
+          </w:rPr>
+          <w:t xml:space="preserve">https://www.uschamber.com/technology/artificial-intelligence/u-s-chambers-latest-empowering-small-business-report-shows-majority-of-businesses-in-all-50-states-are-embracing-ai</w:t>
+        </w:r>
+      </w:hyperlink>
+      <w:r>
+        <w:rPr>
+          <w:color w:val="1E1D1C"/>
+        </w:rPr>
+        <w:t xml:space="preserve">.</w:t>
       </w:r>
     </w:p>
     <w:p>
@@ -4000,9 +6827,51 @@
       <w:r>
         <w:rPr>
           <w:color w:val="1E1D1C"/>
-          <w:sz w:val="20"/>
-        </w:rPr>
-        <w:t>UpTech Studio. "The True Cost of AI: When the Subsidies Run Out." Accessed May 15, 2026. https://www.uptechstudio.com/blog/the-true-cost-of-ai-when-the-subsidies-run-out.</w:t>
+        </w:rPr>
+        <w:t xml:space="preserve">UpTech Studio. "The True Cost of AI: When the Subsidies Run Out." Accessed May 15, 2026. </w:t>
+      </w:r>
+      <w:hyperlink r:id="rId33" w:history="1">
+        <w:r>
+          <w:rPr>
+            <w:u w:val="single"/>
+            <w:color w:val="0563C1"/>
+          </w:rPr>
+          <w:t xml:space="preserve">https://www.uptechstudio.com/blog/the-true-cost-of-ai-when-the-subsidies-run-out</w:t>
+        </w:r>
+      </w:hyperlink>
+      <w:r>
+        <w:rPr>
+          <w:color w:val="1E1D1C"/>
+        </w:rPr>
+        <w:t xml:space="preserve">.</w:t>
+      </w:r>
+    </w:p>
+    <w:p>
+      <w:pPr>
+        <w:pStyle w:val="Normal"/>
+        <w:spacing w:after="120"/>
+        <w:widowControl w:val="1"/>
+      </w:pPr>
+      <w:r>
+        <w:rPr>
+          <w:color w:val="1E1D1C"/>
+        </w:rPr>
+        <w:t xml:space="preserve">Upwork. "Upwork's In-Demand Skills 2026: Demand for Top AI Skills More Than Doubles." Investor release, February 4, 2026. </w:t>
+      </w:r>
+      <w:hyperlink r:id="rId38" w:history="1">
+        <w:r>
+          <w:rPr>
+            <w:u w:val="single"/>
+            <w:color w:val="0563C1"/>
+          </w:rPr>
+          <w:t xml:space="preserve">https://investors.upwork.com/news-releases/news-release-details/upworks-demand-skills-2026-demand-top-ai-skills-more-doubles-ai</w:t>
+        </w:r>
+      </w:hyperlink>
+      <w:r>
+        <w:rPr>
+          <w:color w:val="1E1D1C"/>
+        </w:rPr>
+        <w:t xml:space="preserve">.</w:t>
       </w:r>
     </w:p>
     <w:p>
@@ -4016,11 +6885,24 @@
       </w:pPr>
       <w:r>
         <w:rPr>
-          <w:rFonts w:eastAsia="Open Sans" w:cs="Open Sans"/>
-          <w:color w:val="1E1D1C"/>
-          <w:sz w:val="20"/>
-        </w:rPr>
-        <w:t>World Economic Forum. "It's Time for AI's Mid-Market Business Moment. Here's Why." January 2026. https://www.weforum.org/stories/2026/01/ai-mid-market-business-growth/.</w:t>
+          <w:color w:val="1E1D1C"/>
+        </w:rPr>
+        <w:t xml:space="preserve">World Economic Forum. "It's Time for AI's Mid-Market Business Moment. Here's Why." January 2026. </w:t>
+      </w:r>
+      <w:hyperlink r:id="rId23" w:history="1">
+        <w:r>
+          <w:rPr>
+            <w:u w:val="single"/>
+            <w:color w:val="0563C1"/>
+          </w:rPr>
+          <w:t xml:space="preserve">https://www.weforum.org/stories/2026/01/ai-mid-market-business-growth/</w:t>
+        </w:r>
+      </w:hyperlink>
+      <w:r>
+        <w:rPr>
+          <w:color w:val="1E1D1C"/>
+        </w:rPr>
+        <w:t xml:space="preserve">.</w:t>
       </w:r>
     </w:p>
     <w:sectPr>

--- a/forward-deployed-decade/assets/ISI.FDD.docx
+++ b/forward-deployed-decade/assets/ISI.FDD.docx
@@ -5,10 +5,6 @@
     <w:p>
       <w:pPr>
         <w:spacing w:after="480"/>
-        <w:rPr>
-          <w:rFonts w:hint="eastAsia"/>
-        </w:rPr>
-        <w:widowControl w:val="1"/>
       </w:pPr>
       <w:r>
         <w:rPr>
@@ -54,10 +50,6 @@
     <w:p>
       <w:pPr>
         <w:spacing w:after="80"/>
-        <w:rPr>
-          <w:rFonts w:hint="eastAsia"/>
-        </w:rPr>
-        <w:widowControl w:val="1"/>
       </w:pPr>
       <w:r>
         <w:rPr>
@@ -72,10 +64,6 @@
     <w:p>
       <w:pPr>
         <w:spacing w:after="80"/>
-        <w:rPr>
-          <w:rFonts w:hint="eastAsia"/>
-        </w:rPr>
-        <w:widowControl w:val="1"/>
       </w:pPr>
       <w:r>
         <w:rPr>
@@ -90,10 +78,6 @@
     <w:p>
       <w:pPr>
         <w:spacing w:after="120"/>
-        <w:rPr>
-          <w:rFonts w:hint="eastAsia"/>
-        </w:rPr>
-        <w:widowControl w:val="1"/>
       </w:pPr>
       <w:r>
         <w:rPr>
@@ -108,10 +92,6 @@
     <w:p>
       <w:pPr>
         <w:spacing w:after="480"/>
-        <w:rPr>
-          <w:rFonts w:hint="eastAsia"/>
-        </w:rPr>
-        <w:widowControl w:val="1"/>
       </w:pPr>
       <w:r>
         <w:rPr>
@@ -126,10 +106,6 @@
     <w:p>
       <w:pPr>
         <w:spacing w:after="40"/>
-        <w:rPr>
-          <w:rFonts w:hint="eastAsia"/>
-        </w:rPr>
-        <w:widowControl w:val="1"/>
       </w:pPr>
       <w:r>
         <w:rPr>
@@ -143,10 +119,6 @@
     <w:p>
       <w:pPr>
         <w:spacing w:after="40"/>
-        <w:rPr>
-          <w:rFonts w:hint="eastAsia"/>
-        </w:rPr>
-        <w:widowControl w:val="1"/>
       </w:pPr>
       <w:r>
         <w:rPr>
@@ -159,10 +131,6 @@
     <w:p>
       <w:pPr>
         <w:spacing w:after="480"/>
-        <w:rPr>
-          <w:rFonts w:hint="eastAsia"/>
-        </w:rPr>
-        <w:widowControl w:val="1"/>
       </w:pPr>
       <w:r>
         <w:rPr>
@@ -175,10 +143,6 @@
     <w:p>
       <w:pPr>
         <w:spacing w:after="40"/>
-        <w:rPr>
-          <w:rFonts w:hint="eastAsia"/>
-        </w:rPr>
-        <w:widowControl w:val="1"/>
       </w:pPr>
       <w:r>
         <w:rPr>
@@ -192,10 +156,6 @@
     <w:p>
       <w:pPr>
         <w:spacing w:after="120"/>
-        <w:rPr>
-          <w:rFonts w:hint="eastAsia"/>
-        </w:rPr>
-        <w:widowControl w:val="1"/>
       </w:pPr>
       <w:r>
         <w:rPr>
@@ -208,10 +168,6 @@
     <w:p>
       <w:pPr>
         <w:spacing w:after="120"/>
-        <w:rPr>
-          <w:rFonts w:hint="eastAsia"/>
-        </w:rPr>
-        <w:widowControl w:val="1"/>
       </w:pPr>
       <w:r>
         <w:rPr>
@@ -253,22 +209,6 @@
         </w:rPr>
         <w:t>2. The trades and middle-market economy, including shops like HVAC, plumbing, and auto repair, accounts for one-third of U.S. private-sector GDP8 and has no serious AI advisory coverage.</w:t>
       </w:r>
-      <w:r>
-        <w:rPr>
-          <w:color w:val="1E1D1C"/>
-        </w:rPr>
-      </w:r>
-      <w:r>
-        <w:rPr>
-          <w:color w:val="1E1D1C"/>
-          <w:vertAlign w:val="superscript"/>
-        </w:rPr>
-      </w:r>
-      <w:r>
-        <w:rPr>
-          <w:color w:val="1E1D1C"/>
-        </w:rPr>
-      </w:r>
     </w:p>
     <w:p>
       <w:pPr>
@@ -287,40 +227,44 @@
         <w:rPr>
           <w:color w:val="1E1D1C"/>
         </w:rPr>
-        <w:t>ISI is well-positioned to serve that market, because the bottleneck in mid-market AI is the operating discipline, and operating discipline is what ISI already sells.</w:t>
+        <w:t xml:space="preserve">ISI is </w:t>
+      </w:r>
+      <w:proofErr w:type="gramStart"/>
+      <w:r>
+        <w:rPr>
+          <w:color w:val="1E1D1C"/>
+        </w:rPr>
+        <w:t>well-positioned</w:t>
+      </w:r>
+      <w:proofErr w:type="gramEnd"/>
+      <w:r>
+        <w:rPr>
+          <w:color w:val="1E1D1C"/>
+        </w:rPr>
+        <w:t xml:space="preserve"> to serve that market, because the bottleneck in mid-market AI is the operating discipline, and operating discipline is what ISI already sells.</w:t>
       </w:r>
     </w:p>
     <w:p>
       <w:pPr>
         <w:spacing w:after="280"/>
-        <w:rPr>
-          <w:rFonts w:hint="eastAsia"/>
-        </w:rPr>
-        <w:widowControl w:val="1"/>
-      </w:pPr>
-      <w:r>
-        <w:rPr>
-          <w:rFonts w:eastAsia="Open Sans" w:cs="Open Sans"/>
-          <w:color w:val="1E1D1C"/>
-        </w:rPr>
-        <w:t xml:space="preserve">The case rests on a working production system, not a deck. The Game is the live scoreboard ISI builds for each client, no two identical. It is the foundational teaching tool for everything that follows. Every Game has the same shape (the Wall the business must clear, the Goal it is moving toward, the Steps that bridge them, a thermometer that shows </w:t>
-      </w:r>
-      <w:r>
-        <w:rPr>
-          <w:rFonts w:eastAsia="Open Sans" w:cs="Open Sans"/>
-          <w:color w:val="1E1D1C"/>
-        </w:rPr>
-        <w:lastRenderedPageBreak/>
-        <w:t>pace, gauges that show health, and a drill-down for every number on the board), but the metrics inside that shape are local to the client. The Game is the live-data front of the Critical Path Methodology (CPM) operating loop ISI has always sold. The Cash Flow Model (CFM) is the weekly instrument that projects and tracks the month, line by line, week by week: revenue at the top, cost of goods sold separated from overhead, distributions accounted for, and what is left at the bottom shown explicitly. The Wall on the Game is the visible form of the CFM's overhead line. The rest of the CFM teaches the owner where every other dollar goes. The Game runs on a one-month clock: the team gets four weeks, sometimes five, to win it. Inside that month, every part of the operation runs weekly. UnDesirable Effects (UDEs) are logged as the business surfaces them. The Bloodwall is the workspace where each UDE gets worked: story, math, action, owner, outcome. The Management Accountability Meeting (MAM) is the weekly cadence where that work gets tracked, where each action owner is held accountable for what was committed to last week, and where the team makes the decisions only a team can make, including the call to pivot. The Game is also a dual-purpose teaching artifact: it teaches the owner CPM, and it teaches the same owner how to live with AI. Those two lessons are what keep the engagement open after the initial build is finished.</w:t>
+      </w:pPr>
+      <w:proofErr w:type="spellStart"/>
+      <w:proofErr w:type="gramStart"/>
+      <w:proofErr w:type="spellEnd"/>
+      <w:proofErr w:type="gramEnd"/>
+      <w:proofErr w:type="gramStart"/>
+      <w:proofErr w:type="gramEnd"/>
+      <w:r>
+        <w:rPr>
+          <w:color w:val="1E1D1C"/>
+        </w:rPr>
+        <w:t xml:space="preserve">The case rests on a working production system. The Game is the live scoreboard ISI builds with each client. Every Game has the same shape (the Wall the business must clear, the Goal it is moving toward, the Steps that bridge them, a thermometer for pace, gauges for health, a drill-down on every number) and different numbers inside it. The Game is the live-data front of the Critical Path Methodology (CPM) operating loop ISI has sold for decades. CPM's instruments are the Cash Flow Model (CFM) that projects and tracks the month, the Wall on the Game that makes the CFM's overhead line visible, the UDE log that captures UnDesirable Effects as the business surfaces them, the Bloodwall where each UDE gets worked into a tracked action, and the Management Accountability Meeting (MAM) where the team is held to last week's commitments. The Game runs on a monthly clock; everything around it runs weekly. Each Game teaches the owner two things: CPM, and how to live with AI.</w:t>
       </w:r>
     </w:p>
     <w:p>
       <w:pPr>
         <w:pStyle w:val="Heading1"/>
         <w:spacing w:before="360" w:after="160"/>
-        <w:widowControl w:val="1"/>
-        <w:keepNext w:val="1"/>
-        <w:keepLines w:val="1"/>
       </w:pPr>
       <w:r>
         <w:rPr>
@@ -328,33 +272,13 @@
           <w:color w:val="0056A5"/>
           <w:sz w:val="36"/>
         </w:rPr>
-        <w:lastRenderedPageBreak/>
         <w:t>1. What just happened</w:t>
-      </w:r>
-    </w:p>
-    <w:p>
-      <w:pPr>
-        <w:spacing w:after="120"/>
-        <w:rPr>
-          <w:rFonts w:hint="eastAsia"/>
-        </w:rPr>
-        <w:widowControl w:val="1"/>
-      </w:pPr>
-      <w:r>
-        <w:rPr>
-          <w:rFonts w:eastAsia="Open Sans" w:cs="Open Sans"/>
-          <w:color w:val="1E1D1C"/>
-        </w:rPr>
-        <w:t>Between April 22 and May 12 of this year, three of the most powerful AI companies in the world announced consulting ventures within a thirty-day window. They are entering the consulting business directly, not through resellers.</w:t>
       </w:r>
     </w:p>
     <w:p>
       <w:pPr>
         <w:pStyle w:val="Heading2"/>
         <w:spacing w:before="240" w:after="80"/>
-        <w:widowControl w:val="1"/>
-        <w:keepNext w:val="1"/>
-        <w:keepLines w:val="1"/>
       </w:pPr>
       <w:r>
         <w:rPr>
@@ -366,14 +290,14 @@
     </w:p>
     <w:p>
       <w:pPr>
-        <w:spacing w:before="0" w:after="80"/>
+        <w:spacing w:after="80"/>
       </w:pPr>
       <w:r>
         <w:rPr>
           <w:b/>
+          <w:caps/>
           <w:color w:val="1E1D1C"/>
           <w:sz w:val="18"/>
-          <w:caps w:val="1"/>
         </w:rPr>
         <w:t>May 4, 2026 · $1.5 billion in committed capital</w:t>
       </w:r>
@@ -381,17 +305,12 @@
     <w:p>
       <w:pPr>
         <w:spacing w:after="120"/>
-        <w:rPr>
-          <w:rFonts w:hint="eastAsia"/>
-        </w:rPr>
-        <w:widowControl w:val="1"/>
-      </w:pPr>
-      <w:r>
-        <w:rPr>
-          <w:rFonts w:eastAsia="Open Sans" w:cs="Open Sans"/>
-          <w:color w:val="1E1D1C"/>
-        </w:rPr>
-        <w:t>On May 4, Anthropic announced a standalone AI-native enterprise services firm jointly capitalized with Blackstone, Hellman &amp; Friedman, and Goldman Sachs, with a further investor consortium that includes Apollo, General Atlantic, GIC, Leonard Green, and Sequoia. The venture has $1.5 billion in committed capital and a single mission: embed Anthropic engineers directly inside mid-size client operations to deploy Claude into core workflows.</w:t>
+      </w:pPr>
+      <w:r>
+        <w:rPr>
+          <w:color w:val="1E1D1C"/>
+        </w:rPr>
+        <w:t>On May 4, Anthropic announced a standalone enterprise AI services firm capitalized with Blackstone, Hellman &amp; Friedman, Goldman Sachs, and a consortium including Apollo, General Atlantic, GIC, Leonard Green, and Sequoia. $1.5 billion in committed capital. The mission: embed Anthropic engineers inside mid-size clients to deploy Claude into core workflows.</w:t>
       </w:r>
       <w:hyperlink w:anchor="note1" w:history="1">
         <w:r>
@@ -399,15 +318,14 @@
             <w:color w:val="1E1D1C"/>
             <w:vertAlign w:val="superscript"/>
           </w:rPr>
-          <w:t xml:space="preserve">1</w:t>
+          <w:t>1</w:t>
         </w:r>
       </w:hyperlink>
       <w:r>
         <w:rPr>
-          <w:rFonts w:eastAsia="Open Sans" w:cs="Open Sans"/>
-          <w:color w:val="1E1D1C"/>
-        </w:rPr>
-        <w:t xml:space="preserve"> Fortune characterized the move as a direct shot at the consulting industry.</w:t>
+          <w:color w:val="1E1D1C"/>
+        </w:rPr>
+        <w:t xml:space="preserve"> Fortune called it a direct shot at the consulting industry.</w:t>
       </w:r>
       <w:hyperlink w:anchor="note2" w:history="1">
         <w:r>
@@ -415,7 +333,7 @@
             <w:color w:val="1E1D1C"/>
             <w:vertAlign w:val="superscript"/>
           </w:rPr>
-          <w:t xml:space="preserve">2</w:t>
+          <w:t>2</w:t>
         </w:r>
       </w:hyperlink>
     </w:p>
@@ -423,9 +341,6 @@
       <w:pPr>
         <w:pStyle w:val="Heading2"/>
         <w:spacing w:before="240" w:after="80"/>
-        <w:widowControl w:val="1"/>
-        <w:keepNext w:val="1"/>
-        <w:keepLines w:val="1"/>
       </w:pPr>
       <w:r>
         <w:rPr>
@@ -437,14 +352,14 @@
     </w:p>
     <w:p>
       <w:pPr>
-        <w:spacing w:before="0" w:after="80"/>
+        <w:spacing w:after="80"/>
       </w:pPr>
       <w:r>
         <w:rPr>
           <w:b/>
+          <w:caps/>
           <w:color w:val="1E1D1C"/>
           <w:sz w:val="18"/>
-          <w:caps w:val="1"/>
         </w:rPr>
         <w:t>May 11, 2026 · $4 billion in committed capital</w:t>
       </w:r>
@@ -452,17 +367,47 @@
     <w:p>
       <w:pPr>
         <w:spacing w:after="120"/>
-        <w:rPr>
-          <w:rFonts w:hint="eastAsia"/>
-        </w:rPr>
-        <w:widowControl w:val="1"/>
-      </w:pPr>
-      <w:r>
-        <w:rPr>
-          <w:rFonts w:eastAsia="Open Sans" w:cs="Open Sans"/>
-          <w:color w:val="1E1D1C"/>
-        </w:rPr>
-        <w:t>On May 11, OpenAI announced the OpenAI Deployment Company and, in the same announcement, agreed to acquire the applied-AI consulting firm Tomoro. The venture was capitalized with $4 billion from a consortium that includes TPG, Brookfield, and Capgemini; the Tomoro acquisition brings approximately 150 forward-deployed engineers into the new company on day one.</w:t>
+      </w:pPr>
+      <w:r>
+        <w:rPr>
+          <w:color w:val="1E1D1C"/>
+        </w:rPr>
+        <w:t xml:space="preserve">On May 11, OpenAI announced the OpenAI Deployment Company and agreed to acquire the applied-AI consulting firm </w:t>
+      </w:r>
+      <w:proofErr w:type="spellStart"/>
+      <w:r>
+        <w:rPr>
+          <w:color w:val="1E1D1C"/>
+        </w:rPr>
+        <w:t>Tomoro</w:t>
+      </w:r>
+      <w:proofErr w:type="spellEnd"/>
+      <w:r>
+        <w:rPr>
+          <w:color w:val="1E1D1C"/>
+        </w:rPr>
+        <w:t xml:space="preserve">. $4 billion in committed capital from a consortium </w:t>
+      </w:r>
+      <w:r>
+        <w:rPr>
+          <w:color w:val="1E1D1C"/>
+        </w:rPr>
+        <w:lastRenderedPageBreak/>
+        <w:t xml:space="preserve">including TPG, Brookfield, and Capgemini. </w:t>
+      </w:r>
+      <w:proofErr w:type="spellStart"/>
+      <w:r>
+        <w:rPr>
+          <w:color w:val="1E1D1C"/>
+        </w:rPr>
+        <w:t>Tomoro</w:t>
+      </w:r>
+      <w:proofErr w:type="spellEnd"/>
+      <w:r>
+        <w:rPr>
+          <w:color w:val="1E1D1C"/>
+        </w:rPr>
+        <w:t xml:space="preserve"> brings about 150 forward-deployed engineers to the new firm on day one.</w:t>
       </w:r>
       <w:hyperlink w:anchor="note3" w:history="1">
         <w:r>
@@ -470,24 +415,34 @@
             <w:color w:val="1E1D1C"/>
             <w:vertAlign w:val="superscript"/>
           </w:rPr>
-          <w:t xml:space="preserve">3</w:t>
+          <w:t>3</w:t>
         </w:r>
       </w:hyperlink>
       <w:r>
         <w:rPr>
-          <w:rFonts w:eastAsia="Open Sans" w:cs="Open Sans"/>
-          <w:color w:val="1E1D1C"/>
-        </w:rPr>
-        <w:t xml:space="preserve"> The framing is identical to Anthropic's: hire engineers, drop them into the customer, build the integration onsite.</w:t>
+          <w:color w:val="1E1D1C"/>
+        </w:rPr>
+        <w:t xml:space="preserve"> Same framing as </w:t>
+      </w:r>
+      <w:proofErr w:type="spellStart"/>
+      <w:r>
+        <w:rPr>
+          <w:color w:val="1E1D1C"/>
+        </w:rPr>
+        <w:t>Anthropic's</w:t>
+      </w:r>
+      <w:proofErr w:type="spellEnd"/>
+      <w:r>
+        <w:rPr>
+          <w:color w:val="1E1D1C"/>
+        </w:rPr>
+        <w:t>: hire engineers, drop them into the customer, build onsite.</w:t>
       </w:r>
     </w:p>
     <w:p>
       <w:pPr>
         <w:pStyle w:val="Heading2"/>
         <w:spacing w:before="240" w:after="80"/>
-        <w:widowControl w:val="1"/>
-        <w:keepNext w:val="1"/>
-        <w:keepLines w:val="1"/>
       </w:pPr>
       <w:r>
         <w:rPr>
@@ -499,14 +454,14 @@
     </w:p>
     <w:p>
       <w:pPr>
-        <w:spacing w:before="0" w:after="80"/>
+        <w:spacing w:after="80"/>
       </w:pPr>
       <w:r>
         <w:rPr>
           <w:b/>
+          <w:caps/>
           <w:color w:val="1E1D1C"/>
           <w:sz w:val="18"/>
-          <w:caps w:val="1"/>
         </w:rPr>
         <w:t>April 22, 2026 · $750 million committed</w:t>
       </w:r>
@@ -514,17 +469,26 @@
     <w:p>
       <w:pPr>
         <w:spacing w:after="120"/>
-        <w:rPr>
-          <w:rFonts w:hint="eastAsia"/>
-        </w:rPr>
-        <w:widowControl w:val="1"/>
-      </w:pPr>
-      <w:r>
-        <w:rPr>
-          <w:rFonts w:eastAsia="Open Sans" w:cs="Open Sans"/>
-          <w:color w:val="1E1D1C"/>
-        </w:rPr>
-        <w:t>At Cloud Next '26 in late April, Google Cloud committed $750 million to its 120,000-member partner ecosystem to fund AI value assessments, agent prototyping, and embedded forward-deployed engineering teams alongside Accenture, Capgemini, Cognizant, Deloitte, HCLTech, PwC, and TCS.</w:t>
+      </w:pPr>
+      <w:r>
+        <w:rPr>
+          <w:color w:val="1E1D1C"/>
+        </w:rPr>
+        <w:t xml:space="preserve">At Cloud Next '26 in late April, Google Cloud committed $750 million to its 120,000-member partner ecosystem for AI value assessments, agent prototyping, and embedded forward-deployed engineering teams alongside Accenture, Capgemini, Cognizant, Deloitte, </w:t>
+      </w:r>
+      <w:proofErr w:type="spellStart"/>
+      <w:r>
+        <w:rPr>
+          <w:color w:val="1E1D1C"/>
+        </w:rPr>
+        <w:t>HCLTech</w:t>
+      </w:r>
+      <w:proofErr w:type="spellEnd"/>
+      <w:r>
+        <w:rPr>
+          <w:color w:val="1E1D1C"/>
+        </w:rPr>
+        <w:t>, PwC, and TCS.</w:t>
       </w:r>
       <w:hyperlink w:anchor="note4" w:history="1">
         <w:r>
@@ -532,12 +496,11 @@
             <w:color w:val="1E1D1C"/>
             <w:vertAlign w:val="superscript"/>
           </w:rPr>
-          <w:t xml:space="preserve">4</w:t>
+          <w:t>4</w:t>
         </w:r>
       </w:hyperlink>
       <w:r>
         <w:rPr>
-          <w:rFonts w:eastAsia="Open Sans" w:cs="Open Sans"/>
           <w:color w:val="1E1D1C"/>
         </w:rPr>
         <w:t xml:space="preserve"> Days earlier, McKinsey and Google Cloud announced the McKinsey Google Transformation Group, a joint venture to scale enterprise AI delivery through co-funded value assessments and outcome-based models.</w:t>
@@ -548,7 +511,7 @@
             <w:color w:val="1E1D1C"/>
             <w:vertAlign w:val="superscript"/>
           </w:rPr>
-          <w:t xml:space="preserve">5</w:t>
+          <w:t>5</w:t>
         </w:r>
       </w:hyperlink>
     </w:p>
@@ -556,9 +519,6 @@
       <w:pPr>
         <w:pStyle w:val="Heading2"/>
         <w:spacing w:before="240" w:after="80"/>
-        <w:widowControl w:val="1"/>
-        <w:keepNext w:val="1"/>
-        <w:keepLines w:val="1"/>
       </w:pPr>
       <w:r>
         <w:rPr>
@@ -571,25 +531,12 @@
     <w:p>
       <w:pPr>
         <w:spacing w:after="120"/>
-        <w:rPr>
-          <w:rFonts w:hint="eastAsia"/>
-        </w:rPr>
-        <w:widowControl w:val="1"/>
-      </w:pPr>
-      <w:r>
-        <w:rPr>
-          <w:rFonts w:eastAsia="Open Sans" w:cs="Open Sans"/>
-          <w:color w:val="1E1D1C"/>
-        </w:rPr>
-        <w:t xml:space="preserve">The shared model behind all three moves is Palantir's: forward-deployed engineers sitting inside the client, building bespoke deployments, owning outcomes. The AI labs have looked at Palantir's revenue per customer and decided they want to be Palantir. In the old SaaS model, the vendor sold a tool and the consultant taught the client how to use it. In the </w:t>
-      </w:r>
-      <w:r>
-        <w:rPr>
-          <w:rFonts w:eastAsia="Open Sans" w:cs="Open Sans"/>
-          <w:color w:val="1E1D1C"/>
-        </w:rPr>
-        <w:lastRenderedPageBreak/>
-        <w:t>forward-deployed model, the vendor is the consultant. Cognizant signed an early version of this deal in November 2025, agreeing to roll Claude out to its own 350,000 employees and resell it through its services arm.</w:t>
+      </w:pPr>
+      <w:r>
+        <w:rPr>
+          <w:color w:val="1E1D1C"/>
+        </w:rPr>
+        <w:t>The shared model is Palantir's: forward-deployed engineers sitting inside the client, building bespoke deployments, owning outcomes. The labs looked at Palantir's revenue per customer and decided they want to be Palantir. The vendor is now the consultant. Cognizant signed an early version of the deal in November 2025: roll Claude out to its own 350,000 employees and resell it through the services arm.</w:t>
       </w:r>
       <w:hyperlink w:anchor="note6" w:history="1">
         <w:r>
@@ -597,24 +544,20 @@
             <w:color w:val="1E1D1C"/>
             <w:vertAlign w:val="superscript"/>
           </w:rPr>
-          <w:t xml:space="preserve">6</w:t>
+          <w:t>6</w:t>
         </w:r>
       </w:hyperlink>
       <w:r>
         <w:rPr>
-          <w:rFonts w:eastAsia="Open Sans" w:cs="Open Sans"/>
-          <w:color w:val="1E1D1C"/>
-        </w:rPr>
-        <w:t xml:space="preserve"> The line between "AI company" and "consulting firm" is dissolving in real time.</w:t>
+          <w:color w:val="1E1D1C"/>
+        </w:rPr>
+        <w:t xml:space="preserve"> The line between AI company and consulting firm is dissolving in real time.</w:t>
       </w:r>
     </w:p>
     <w:p>
       <w:pPr>
         <w:pStyle w:val="Heading1"/>
         <w:spacing w:before="360" w:after="160"/>
-        <w:widowControl w:val="1"/>
-        <w:keepNext w:val="1"/>
-        <w:keepLines w:val="1"/>
       </w:pPr>
       <w:r>
         <w:rPr>
@@ -629,9 +572,6 @@
       <w:pPr>
         <w:pStyle w:val="Heading2"/>
         <w:spacing w:before="240" w:after="80"/>
-        <w:widowControl w:val="1"/>
-        <w:keepNext w:val="1"/>
-        <w:keepLines w:val="1"/>
       </w:pPr>
       <w:r>
         <w:rPr>
@@ -644,49 +584,59 @@
     <w:p>
       <w:pPr>
         <w:spacing w:after="120"/>
-        <w:rPr>
-          <w:rFonts w:hint="eastAsia"/>
-        </w:rPr>
-        <w:widowControl w:val="1"/>
-      </w:pPr>
-      <w:r>
-        <w:rPr>
-          <w:rFonts w:eastAsia="Open Sans" w:cs="Open Sans"/>
-          <w:color w:val="1E1D1C"/>
-        </w:rPr>
-        <w:t>For most of the past four decades, large-enterprise transformation work has belonged to a small, stable oligopoly: Accenture, Deloitte, McKinsey, Bain, BCG, and the Big Four. Their moat was a combination of relationships, methodology, brand permission to bill at $400 to $1,200 an hour, and tens of thousands of bodies. AI does not eliminate that moat at the top of the market, but it does compress it. McKinsey now needs Google's models to deliver McKinsey's outcome; Accenture is one of seven named co-deployment partners on Google's $750 million program.</w:t>
+      </w:pPr>
+      <w:r>
+        <w:rPr>
+          <w:color w:val="1E1D1C"/>
+        </w:rPr>
+        <w:t xml:space="preserve">For four decades, large-enterprise transformation belonged to a small oligopoly: Accenture, Deloitte, McKinsey, Bain, BCG, and the Big Four. The moat was relationships, methodology, brand permission to bill $400 to $1,200 an hour, and tens of thousands of bodies. AI does not eliminate the moat at the top. It compresses it. McKinsey now needs Google's models to deliver McKinsey's outcome. Accenture is one of seven named co-deployment partners on Google's $750 million program. The work the labs are pricing for is the actual enterprise: a seventeen-year-old ERP, six disconnected databases, a compliance process that moves at geologic speed, and one mission-critical spreadsheet called "FINAL_v7_revised_REAL_final." A twelve-truck HVAC shop has more chaos than that. The work below that line is ISI's natural territory.</w:t>
       </w:r>
     </w:p>
     <w:p>
       <w:pPr>
         <w:pStyle w:val="Heading2"/>
         <w:spacing w:before="240" w:after="80"/>
-        <w:widowControl w:val="1"/>
-        <w:keepNext w:val="1"/>
-        <w:keepLines w:val="1"/>
       </w:pPr>
       <w:r>
         <w:rPr>
           <w:rFonts w:ascii="Poppins" w:eastAsia="Poppins" w:hAnsi="Poppins" w:cs="Poppins"/>
           <w:color w:val="1E1D1C"/>
         </w:rPr>
-        <w:t>2.2 The economics flip when delivery is partly automated.</w:t>
+        <w:t xml:space="preserve">2.2 The </w:t>
+      </w:r>
+      <w:proofErr w:type="gramStart"/>
+      <w:r>
+        <w:rPr>
+          <w:rFonts w:ascii="Poppins" w:eastAsia="Poppins" w:hAnsi="Poppins" w:cs="Poppins"/>
+          <w:color w:val="1E1D1C"/>
+        </w:rPr>
+        <w:t>economics flip</w:t>
+      </w:r>
+      <w:proofErr w:type="gramEnd"/>
+      <w:r>
+        <w:rPr>
+          <w:rFonts w:ascii="Poppins" w:eastAsia="Poppins" w:hAnsi="Poppins" w:cs="Poppins"/>
+          <w:color w:val="1E1D1C"/>
+        </w:rPr>
+        <w:t xml:space="preserve"> when delivery is partly automated.</w:t>
       </w:r>
     </w:p>
     <w:p>
       <w:pPr>
         <w:spacing w:after="120"/>
-        <w:rPr>
-          <w:rFonts w:hint="eastAsia"/>
-        </w:rPr>
-        <w:widowControl w:val="1"/>
-      </w:pPr>
-      <w:r>
-        <w:rPr>
-          <w:rFonts w:eastAsia="Open Sans" w:cs="Open Sans"/>
-          <w:color w:val="1E1D1C"/>
-        </w:rPr>
-        <w:t>In a traditional Accenture engagement, a $40 million transformation runs on 120 to 200 billable consultants for twelve to eighteen months. In a forward-deployed engagement, the same scope is delivered by a smaller team plus agentic systems that handle the documentation, the data plumbing, and a substantial fraction of the actual implementation work. PwC's 2026 guidance is that technology delivers 20 percent of an AI initiative's value; the other 80 percent comes from redesigning the work itself.</w:t>
+      </w:pPr>
+      <w:r>
+        <w:rPr>
+          <w:color w:val="1E1D1C"/>
+        </w:rPr>
+        <w:t xml:space="preserve">A traditional Accenture transformation runs $40 million on 120 to 200 billable consultants over twelve to eighteen months. The forward-deployed version delivers the same scope with a smaller team plus agents that handle documentation, data plumbing, and a </w:t>
+      </w:r>
+      <w:r>
+        <w:rPr>
+          <w:color w:val="1E1D1C"/>
+        </w:rPr>
+        <w:lastRenderedPageBreak/>
+        <w:t>substantial fraction of the implementation. PwC's 2026 guidance: technology delivers 20 percent of an AI initiative's value; the other 80 percent comes from redesigning the work.</w:t>
       </w:r>
       <w:hyperlink w:anchor="note7" w:history="1">
         <w:r>
@@ -694,56 +644,20 @@
             <w:color w:val="1E1D1C"/>
             <w:vertAlign w:val="superscript"/>
           </w:rPr>
-          <w:t xml:space="preserve">7</w:t>
+          <w:t>7</w:t>
         </w:r>
       </w:hyperlink>
       <w:r>
         <w:rPr>
-          <w:rFonts w:eastAsia="Open Sans" w:cs="Open Sans"/>
-          <w:color w:val="1E1D1C"/>
-        </w:rPr>
-        <w:t xml:space="preserve"> That 80 percent is what ISI has always sold, and it is what the AI labs cannot manufacture by hiring more engineers.</w:t>
-      </w:r>
-    </w:p>
-    <w:p>
-      <w:pPr>
-        <w:pStyle w:val="Heading2"/>
-        <w:spacing w:before="240" w:after="80"/>
-        <w:widowControl w:val="1"/>
-        <w:keepNext w:val="1"/>
-        <w:keepLines w:val="1"/>
-      </w:pPr>
-      <w:r>
-        <w:rPr>
-          <w:rFonts w:ascii="Poppins" w:eastAsia="Poppins" w:hAnsi="Poppins" w:cs="Poppins"/>
-          <w:color w:val="1E1D1C"/>
-        </w:rPr>
-        <w:t>2.3 The keynote video and the actual building are not the same place.</w:t>
-      </w:r>
-    </w:p>
-    <w:p>
-      <w:pPr>
-        <w:spacing w:after="120"/>
-        <w:rPr>
-          <w:rFonts w:hint="eastAsia"/>
-        </w:rPr>
-        <w:widowControl w:val="1"/>
-      </w:pPr>
-      <w:r>
-        <w:rPr>
-          <w:rFonts w:eastAsia="Open Sans" w:cs="Open Sans"/>
-          <w:color w:val="1E1D1C"/>
-        </w:rPr>
-        <w:t>Industry observers have been blunt about the gap between the demo and the deployment. The actual enterprise has a seventeen-year-old ERP, six disconnected databases, a compliance process that moves at geologic speed, and one mission-critical spreadsheet called "FINAL_v7_revised_REAL_final." That is a generous description of a Fortune 500. It is also a wildly optimistic description of a fifty-truck HVAC company, a forty-employee body shop, or a regional hurricane-shutter contractor. The frontier-lab consulting arms have priced their offerings for the Fortune 1000. The work below that line is different, and it is ISI's natural territory.</w:t>
+          <w:color w:val="1E1D1C"/>
+        </w:rPr>
+        <w:t xml:space="preserve"> That 80 percent is what ISI already sells, and what the labs cannot manufacture by hiring more engineers.</w:t>
       </w:r>
     </w:p>
     <w:p>
       <w:pPr>
         <w:pStyle w:val="Heading1"/>
         <w:spacing w:before="360" w:after="160"/>
-        <w:widowControl w:val="1"/>
-        <w:keepNext w:val="1"/>
-        <w:keepLines w:val="1"/>
       </w:pPr>
       <w:r>
         <w:rPr>
@@ -751,39 +665,37 @@
           <w:color w:val="0056A5"/>
           <w:sz w:val="36"/>
         </w:rPr>
-        <w:lastRenderedPageBreak/>
         <w:t>3. The market the giants cannot profitably reach</w:t>
       </w:r>
     </w:p>
     <w:tbl>
       <w:tblPr>
-        <w:tblW w:type="auto" w:w="0"/>
+        <w:tblW w:w="0" w:type="auto"/>
+        <w:tblBorders>
+          <w:top w:val="single" w:sz="8" w:space="0" w:color="auto"/>
+          <w:left w:val="nil"/>
+          <w:bottom w:val="single" w:sz="8" w:space="0" w:color="auto"/>
+          <w:right w:val="nil"/>
+          <w:insideH w:val="nil"/>
+          <w:insideV w:val="nil"/>
+        </w:tblBorders>
         <w:tblLayout w:type="fixed"/>
-        <w:tblLook w:firstColumn="1" w:firstRow="1" w:lastColumn="0" w:lastRow="0" w:noHBand="0" w:noVBand="1" w:val="04A0"/>
-        <w:tblBorders>
-          <w:top w:val="single" w:sz="8" w:color="auto"/>
-          <w:bottom w:val="single" w:sz="8" w:color="auto"/>
-          <w:left w:val="nil"/>
-          <w:right w:val="nil"/>
-          <w:insideH w:val="nil"/>
-          <w:insideV w:val="nil"/>
-        </w:tblBorders>
+        <w:tblLook w:val="04A0" w:firstRow="1" w:lastRow="0" w:firstColumn="1" w:lastColumn="0" w:noHBand="0" w:noVBand="1"/>
       </w:tblPr>
       <w:tblGrid>
-        <w:gridCol w:w="2160"/>
-        <w:gridCol w:w="2160"/>
-        <w:gridCol w:w="2160"/>
-        <w:gridCol w:w="2160"/>
+        <w:gridCol w:w="2340"/>
+        <w:gridCol w:w="2340"/>
+        <w:gridCol w:w="2340"/>
+        <w:gridCol w:w="2340"/>
       </w:tblGrid>
       <w:tr>
         <w:tc>
           <w:tcPr>
-            <w:tcW w:type="dxa" w:w="2340"/>
+            <w:tcW w:w="2340" w:type="dxa"/>
           </w:tcPr>
           <w:p>
             <w:pPr>
               <w:spacing w:after="40"/>
-              <w:jc w:val="left"/>
             </w:pPr>
             <w:r>
               <w:rPr>
@@ -810,12 +722,11 @@
         </w:tc>
         <w:tc>
           <w:tcPr>
-            <w:tcW w:type="dxa" w:w="2340"/>
+            <w:tcW w:w="2340" w:type="dxa"/>
           </w:tcPr>
           <w:p>
             <w:pPr>
               <w:spacing w:after="40"/>
-              <w:jc w:val="left"/>
             </w:pPr>
             <w:r>
               <w:rPr>
@@ -842,12 +753,11 @@
         </w:tc>
         <w:tc>
           <w:tcPr>
-            <w:tcW w:type="dxa" w:w="2340"/>
+            <w:tcW w:w="2340" w:type="dxa"/>
           </w:tcPr>
           <w:p>
             <w:pPr>
               <w:spacing w:after="40"/>
-              <w:jc w:val="left"/>
             </w:pPr>
             <w:r>
               <w:rPr>
@@ -874,12 +784,11 @@
         </w:tc>
         <w:tc>
           <w:tcPr>
-            <w:tcW w:type="dxa" w:w="2340"/>
+            <w:tcW w:w="2340" w:type="dxa"/>
           </w:tcPr>
           <w:p>
             <w:pPr>
               <w:spacing w:after="40"/>
-              <w:jc w:val="left"/>
             </w:pPr>
             <w:r>
               <w:rPr>
@@ -915,9 +824,6 @@
       <w:pPr>
         <w:pStyle w:val="Heading2"/>
         <w:spacing w:before="240" w:after="80"/>
-        <w:widowControl w:val="1"/>
-        <w:keepNext w:val="1"/>
-        <w:keepLines w:val="1"/>
       </w:pPr>
       <w:r>
         <w:rPr>
@@ -930,10 +836,6 @@
     <w:p>
       <w:pPr>
         <w:spacing w:after="120"/>
-        <w:rPr>
-          <w:rFonts w:hint="eastAsia"/>
-        </w:rPr>
-        <w:widowControl w:val="1"/>
       </w:pPr>
       <w:r>
         <w:rPr>
@@ -947,7 +849,7 @@
             <w:color w:val="1E1D1C"/>
             <w:vertAlign w:val="superscript"/>
           </w:rPr>
-          <w:t xml:space="preserve">8</w:t>
+          <w:t>8</w:t>
         </w:r>
       </w:hyperlink>
       <w:r>
@@ -962,72 +864,1107 @@
             <w:color w:val="1E1D1C"/>
             <w:vertAlign w:val="superscript"/>
           </w:rPr>
-          <w:t xml:space="preserve">8</w:t>
+          <w:t>8</w:t>
         </w:r>
       </w:hyperlink>
+    </w:p>
+    <w:p>
+      <w:pPr>
+        <w:pStyle w:val="Heading2"/>
+        <w:spacing w:before="240" w:after="80"/>
+      </w:pPr>
+      <w:r>
+        <w:rPr>
+          <w:rFonts w:ascii="Poppins" w:eastAsia="Poppins" w:hAnsi="Poppins" w:cs="Poppins"/>
+          <w:color w:val="1E1D1C"/>
+        </w:rPr>
+        <w:t xml:space="preserve">3.2 The trades sit further </w:t>
+      </w:r>
+      <w:proofErr w:type="gramStart"/>
+      <w:r>
+        <w:rPr>
+          <w:rFonts w:ascii="Poppins" w:eastAsia="Poppins" w:hAnsi="Poppins" w:cs="Poppins"/>
+          <w:color w:val="1E1D1C"/>
+        </w:rPr>
+        <w:t>behind than</w:t>
+      </w:r>
+      <w:proofErr w:type="gramEnd"/>
+      <w:r>
+        <w:rPr>
+          <w:rFonts w:ascii="Poppins" w:eastAsia="Poppins" w:hAnsi="Poppins" w:cs="Poppins"/>
+          <w:color w:val="1E1D1C"/>
+        </w:rPr>
+        <w:t xml:space="preserve"> the average mid-market firm.</w:t>
+      </w:r>
+    </w:p>
+    <w:p>
+      <w:pPr>
+        <w:spacing w:after="120"/>
+      </w:pPr>
+      <w:r>
+        <w:rPr>
+          <w:color w:val="1E1D1C"/>
+        </w:rPr>
+        <w:t>Inside ISI's engagement base, the typical operator runs no agents, has mapped no workflows, and is still doing weekly job costing in a spreadsheet emailed between an estimator and a bookkeeper. The economic potential is the same as for any mid-market firm. The path to capture it is meaningfully harder, and the available advisors are meaningfully fewer.</w:t>
+      </w:r>
+    </w:p>
+    <w:p>
+      <w:pPr>
+        <w:pStyle w:val="Heading2"/>
+        <w:spacing w:before="240" w:after="80"/>
+      </w:pPr>
+      <w:r>
+        <w:rPr>
+          <w:rFonts w:ascii="Poppins" w:eastAsia="Poppins" w:hAnsi="Poppins" w:cs="Poppins"/>
+          <w:color w:val="1E1D1C"/>
+        </w:rPr>
+        <w:lastRenderedPageBreak/>
+        <w:t>3.3 SMB adoption is happening tool-by-tool, without coordination.</w:t>
+      </w:r>
+    </w:p>
+    <w:p>
+      <w:pPr>
+        <w:spacing w:after="120"/>
+      </w:pPr>
+      <w:r>
+        <w:rPr>
+          <w:color w:val="1E1D1C"/>
+        </w:rPr>
+        <w:t xml:space="preserve">The Small Business &amp; Entrepreneurship Council's 2026 Technology Use Survey found that 82 percent of small employers have already bought at least one AI </w:t>
+      </w:r>
+      <w:proofErr w:type="gramStart"/>
+      <w:r>
+        <w:rPr>
+          <w:color w:val="1E1D1C"/>
+        </w:rPr>
+        <w:t>tool</w:t>
+      </w:r>
+      <w:proofErr w:type="gramEnd"/>
+      <w:r>
+        <w:rPr>
+          <w:color w:val="1E1D1C"/>
+        </w:rPr>
+        <w:t xml:space="preserve"> and the median firm now runs five.</w:t>
+      </w:r>
+      <w:hyperlink w:anchor="note9" w:history="1">
+        <w:r>
+          <w:rPr>
+            <w:color w:val="1E1D1C"/>
+            <w:vertAlign w:val="superscript"/>
+          </w:rPr>
+          <w:t>9</w:t>
+        </w:r>
+      </w:hyperlink>
+      <w:r>
+        <w:rPr>
+          <w:color w:val="1E1D1C"/>
+        </w:rPr>
+        <w:t xml:space="preserve"> Fragmented adoption produces no operational lift, no margin improvement, and an </w:t>
+      </w:r>
+      <w:proofErr w:type="gramStart"/>
+      <w:r>
+        <w:rPr>
+          <w:color w:val="1E1D1C"/>
+        </w:rPr>
+        <w:t>eventually-churned</w:t>
+      </w:r>
+      <w:proofErr w:type="gramEnd"/>
+      <w:r>
+        <w:rPr>
+          <w:color w:val="1E1D1C"/>
+        </w:rPr>
+        <w:t xml:space="preserve"> client. The owner subscribed because someone on a podcast told them to. None of the tools were chosen against a defined undesirable effect, none are tied to a weekly accountability rhythm, none have a documented owner inside the business.</w:t>
+      </w:r>
+    </w:p>
+    <w:p>
+      <w:pPr>
+        <w:pStyle w:val="Heading2"/>
+        <w:spacing w:before="240" w:after="80"/>
+      </w:pPr>
+      <w:r>
+        <w:rPr>
+          <w:rFonts w:ascii="Poppins" w:eastAsia="Poppins" w:hAnsi="Poppins" w:cs="Poppins"/>
+          <w:color w:val="1E1D1C"/>
+        </w:rPr>
+        <w:t>3.4 Why the Big Three plus the AI labs cannot serve this market.</w:t>
+      </w:r>
+    </w:p>
+    <w:p>
+      <w:pPr>
+        <w:spacing w:after="120"/>
+      </w:pPr>
+      <w:r>
+        <w:rPr>
+          <w:color w:val="1E1D1C"/>
+        </w:rPr>
+        <w:t xml:space="preserve">The reason is cost structure. A forward-deployed engineer is a senior engineer </w:t>
+      </w:r>
+      <w:proofErr w:type="gramStart"/>
+      <w:r>
+        <w:rPr>
+          <w:color w:val="1E1D1C"/>
+        </w:rPr>
+        <w:t>billed</w:t>
+      </w:r>
+      <w:proofErr w:type="gramEnd"/>
+      <w:r>
+        <w:rPr>
+          <w:color w:val="1E1D1C"/>
+        </w:rPr>
+        <w:t xml:space="preserve"> onsite. The </w:t>
+      </w:r>
+      <w:proofErr w:type="gramStart"/>
+      <w:r>
+        <w:rPr>
+          <w:color w:val="1E1D1C"/>
+        </w:rPr>
+        <w:t>fully-loaded</w:t>
+      </w:r>
+      <w:proofErr w:type="gramEnd"/>
+      <w:r>
+        <w:rPr>
+          <w:color w:val="1E1D1C"/>
+        </w:rPr>
+        <w:t xml:space="preserve"> rate breaks the math below about $50 million of client revenue. A McKinsey Google Transformation Group engagement assumes a board, a steering committee, a security review, and a project sponsor with budget authority. None of that exists in a $12 million body shop run by the founder, his daughter on the books, and a service manager who came up turning wrenches. The bottom of the market does not have less opportunity. It has different </w:t>
+      </w:r>
+      <w:proofErr w:type="gramStart"/>
+      <w:r>
+        <w:rPr>
+          <w:color w:val="1E1D1C"/>
+        </w:rPr>
+        <w:t>opportunity</w:t>
+      </w:r>
+      <w:proofErr w:type="gramEnd"/>
+      <w:r>
+        <w:rPr>
+          <w:color w:val="1E1D1C"/>
+        </w:rPr>
+        <w:t>, and the firms above it are economically incapable of reaching for it.</w:t>
+      </w:r>
+    </w:p>
+    <w:p>
+      <w:pPr>
+        <w:pStyle w:val="Heading2"/>
+        <w:spacing w:before="240" w:after="80"/>
+      </w:pPr>
+      <w:r>
+        <w:rPr>
+          <w:rFonts w:ascii="Poppins" w:hAnsi="Poppins"/>
+          <w:color w:val="1E1D1C"/>
+        </w:rPr>
+        <w:t>3.5 Per-seat licensing is breaking on the supply side.</w:t>
+      </w:r>
+    </w:p>
+    <w:p>
+      <w:pPr>
+        <w:spacing w:after="120"/>
+      </w:pPr>
+      <w:r>
+        <w:rPr>
+          <w:color w:val="1E1D1C"/>
+        </w:rPr>
+        <w:t xml:space="preserve">The vendor side is breaking too. Wall Street analysts call the 2026 enterprise-software selloff the </w:t>
+      </w:r>
+      <w:proofErr w:type="spellStart"/>
+      <w:r>
+        <w:rPr>
+          <w:color w:val="1E1D1C"/>
+        </w:rPr>
+        <w:t>SaaSpocalypse</w:t>
+      </w:r>
+      <w:proofErr w:type="spellEnd"/>
+      <w:r>
+        <w:rPr>
+          <w:color w:val="1E1D1C"/>
+        </w:rPr>
+        <w:t>: per-seat licensing does not survive AI agents that replace ten or fifty seated users at once.</w:t>
+      </w:r>
+      <w:hyperlink w:anchor="note12" w:history="1">
+        <w:r>
+          <w:rPr>
+            <w:color w:val="1E1D1C"/>
+            <w:vertAlign w:val="superscript"/>
+          </w:rPr>
+          <w:t>12</w:t>
+        </w:r>
+      </w:hyperlink>
+      <w:hyperlink w:anchor="note13" w:history="1">
+        <w:r>
+          <w:rPr>
+            <w:color w:val="1E1D1C"/>
+            <w:vertAlign w:val="superscript"/>
+          </w:rPr>
+          <w:t>13</w:t>
+        </w:r>
+      </w:hyperlink>
+      <w:r>
+        <w:rPr>
+          <w:color w:val="1E1D1C"/>
+        </w:rPr>
+        <w:t xml:space="preserve"> Bain reports mid-market buyers pushing back on overprovisioning, shadow IT sprawl, and stranded per-user credits that no longer track actual work; vendors are responding with consumption and outcome pricing, both of which still rent the tool.</w:t>
+      </w:r>
+      <w:hyperlink w:anchor="note14" w:history="1">
+        <w:r>
+          <w:rPr>
+            <w:color w:val="1E1D1C"/>
+            <w:vertAlign w:val="superscript"/>
+          </w:rPr>
+          <w:t>14</w:t>
+        </w:r>
+      </w:hyperlink>
+      <w:r>
+        <w:rPr>
+          <w:color w:val="1E1D1C"/>
+        </w:rPr>
+        <w:t xml:space="preserve"> The trade-shop owner is past that bargain. They own their trucks, their shop, their tooling. They expect to own the software they pay to have built.</w:t>
+      </w:r>
+    </w:p>
+    <w:p>
+      <w:pPr>
+        <w:pStyle w:val="Heading2"/>
+        <w:spacing w:before="240" w:after="80"/>
+      </w:pPr>
+      <w:r>
+        <w:rPr>
+          <w:rFonts w:ascii="Poppins" w:eastAsia="Poppins" w:hAnsi="Poppins" w:cs="Poppins"/>
+          <w:color w:val="1E1D1C"/>
+        </w:rPr>
+        <w:t>3.6 Where the demand surfaces</w:t>
+      </w:r>
+    </w:p>
+    <w:p>
+      <w:pPr>
+        <w:spacing w:after="120"/>
+      </w:pPr>
+      <w:proofErr w:type="gramStart"/>
+      <w:proofErr w:type="gramEnd"/>
+      <w:r>
+        <w:rPr>
+          <w:color w:val="1E1D1C"/>
+        </w:rPr>
+        <w:t xml:space="preserve">The trades are buying AI help anyway, in volumes that show up on every buyer-side platform that publishes data.</w:t>
+      </w:r>
+    </w:p>
+    <w:p>
+      <w:pPr>
+        <w:spacing w:after="120"/>
+      </w:pPr>
+      <w:r>
+        <w:rPr>
+          <w:color w:val="1E1D1C"/>
+        </w:rPr>
+        <w:t>Fiverr's CEO told the Q4 2025 earnings call that AI development categories grew 118 percent year over year on the platform.</w:t>
+      </w:r>
+      <w:hyperlink w:anchor="note17" w:history="1">
+        <w:r>
+          <w:rPr>
+            <w:color w:val="1E1D1C"/>
+            <w:vertAlign w:val="superscript"/>
+          </w:rPr>
+          <w:t>17</w:t>
+        </w:r>
+      </w:hyperlink>
+      <w:r>
+        <w:rPr>
+          <w:color w:val="1E1D1C"/>
+        </w:rPr>
+        <w:t xml:space="preserve"> Fiverr's Head of Verticals named the cause: “Despite the buzz around AI agents, most businesses don't fully understand what they are </w:t>
+      </w:r>
+      <w:r>
+        <w:rPr>
+          <w:color w:val="1E1D1C"/>
+        </w:rPr>
+        <w:lastRenderedPageBreak/>
+        <w:t>or how to use them, and that knowledge gap is driving a surge in freelance demand.”</w:t>
+      </w:r>
+      <w:hyperlink w:anchor="note18" w:history="1">
+        <w:r>
+          <w:rPr>
+            <w:color w:val="1E1D1C"/>
+            <w:vertAlign w:val="superscript"/>
+          </w:rPr>
+          <w:t>18</w:t>
+        </w:r>
+      </w:hyperlink>
+      <w:r>
+        <w:rPr>
+          <w:color w:val="1E1D1C"/>
+        </w:rPr>
+        <w:t xml:space="preserve"> Searches for AI Agent Development on Fiverr grew 18,347 percent over the eight months covered by the Spring 2025 Business Trends Index.</w:t>
+      </w:r>
+      <w:hyperlink w:anchor="note18" w:history="1">
+        <w:r>
+          <w:rPr>
+            <w:color w:val="1E1D1C"/>
+            <w:vertAlign w:val="superscript"/>
+          </w:rPr>
+          <w:t>18</w:t>
+        </w:r>
+      </w:hyperlink>
+    </w:p>
+    <w:p>
+      <w:pPr>
+        <w:spacing w:after="120"/>
+      </w:pPr>
+      <w:r>
+        <w:rPr>
+          <w:color w:val="1E1D1C"/>
+        </w:rPr>
+        <w:t>The same pattern shows on Upwork. Its In-Demand Skills 2026 report, built on completed-job earnings in calendar 2025, shows AI Integration up 178 percent, AI Video Generation and Editing up 329 percent, AI Data Annotation and Labeling up 154 percent, and the aggregate of AI-tagged skills up 109 percent year over year.</w:t>
+      </w:r>
+      <w:hyperlink w:anchor="note19" w:history="1">
+        <w:r>
+          <w:rPr>
+            <w:color w:val="1E1D1C"/>
+            <w:vertAlign w:val="superscript"/>
+          </w:rPr>
+          <w:t>19</w:t>
+        </w:r>
+      </w:hyperlink>
+    </w:p>
+    <w:p>
+      <w:pPr>
+        <w:spacing w:after="120"/>
+      </w:pPr>
+      <w:proofErr w:type="gramStart"/>
+      <w:r>
+        <w:rPr>
+          <w:color w:val="1E1D1C"/>
+        </w:rPr>
+        <w:t>Indeed</w:t>
+      </w:r>
+      <w:proofErr w:type="gramEnd"/>
+      <w:r>
+        <w:rPr>
+          <w:color w:val="1E1D1C"/>
+        </w:rPr>
+        <w:t xml:space="preserve"> Hiring Lab measures the same demand on the </w:t>
+      </w:r>
+      <w:proofErr w:type="gramStart"/>
+      <w:r>
+        <w:rPr>
+          <w:color w:val="1E1D1C"/>
+        </w:rPr>
+        <w:t>employer</w:t>
+      </w:r>
+      <w:proofErr w:type="gramEnd"/>
+      <w:r>
+        <w:rPr>
+          <w:color w:val="1E1D1C"/>
+        </w:rPr>
+        <w:t xml:space="preserve"> side. By December 2025, 4.2 percent of all US job postings mentioned AI, an all-time high, and the absolute count of AI-mentioning postings was 134 percent above the February 2020 baseline.</w:t>
+      </w:r>
+      <w:hyperlink w:anchor="note20" w:history="1">
+        <w:r>
+          <w:rPr>
+            <w:color w:val="1E1D1C"/>
+            <w:vertAlign w:val="superscript"/>
+          </w:rPr>
+          <w:t>20</w:t>
+        </w:r>
+      </w:hyperlink>
+      <w:r>
+        <w:rPr>
+          <w:color w:val="1E1D1C"/>
+        </w:rPr>
+        <w:t xml:space="preserve"> The single cleanest reading for AI consulting specifically: management-consultant roles went from 0.2 percent of GenAI job postings in January 2024 to 12.4 percent in January 2025, a 62-fold increase in twelve months.</w:t>
+      </w:r>
+      <w:hyperlink w:anchor="note21" w:history="1">
+        <w:r>
+          <w:rPr>
+            <w:color w:val="1E1D1C"/>
+            <w:vertAlign w:val="superscript"/>
+          </w:rPr>
+          <w:t>21</w:t>
+        </w:r>
+      </w:hyperlink>
+    </w:p>
+    <w:p>
+      <w:pPr>
+        <w:spacing w:after="120"/>
+      </w:pPr>
+      <w:r>
+        <w:rPr>
+          <w:color w:val="1E1D1C"/>
+        </w:rPr>
+        <w:t>LinkedIn's Jobs on the Rise 2026 ranks AI Consultant the second-fastest-growing job title in the United States over the past three years, at a median of 8.2 years of prior experience.</w:t>
+      </w:r>
+      <w:hyperlink w:anchor="note22" w:history="1">
+        <w:r>
+          <w:rPr>
+            <w:color w:val="1E1D1C"/>
+            <w:vertAlign w:val="superscript"/>
+          </w:rPr>
+          <w:t>22</w:t>
+        </w:r>
+      </w:hyperlink>
+      <w:r>
+        <w:rPr>
+          <w:color w:val="1E1D1C"/>
+        </w:rPr>
+        <w:t xml:space="preserve"> This is not a junior engineering role. It is a senior advisory role, and the labor market is forming it as fast as it can.</w:t>
+      </w:r>
+    </w:p>
+    <w:p>
+      <w:pPr>
+        <w:spacing w:after="120"/>
+      </w:pPr>
+      <w:r>
+        <w:rPr>
+          <w:color w:val="1E1D1C"/>
+        </w:rPr>
+        <w:t>The supply side is forming faster than the demand side. Stripe Atlas, the largest US incorporation pipeline for solo founders and small teams, reports that LLC founders identifying as AI companies grew from 5 percent in January 2023 to 22 percent in 2025.</w:t>
+      </w:r>
+      <w:hyperlink w:anchor="note23" w:history="1">
+        <w:r>
+          <w:rPr>
+            <w:color w:val="1E1D1C"/>
+            <w:vertAlign w:val="superscript"/>
+          </w:rPr>
+          <w:t>23</w:t>
+        </w:r>
+      </w:hyperlink>
+      <w:r>
+        <w:rPr>
+          <w:color w:val="1E1D1C"/>
+        </w:rPr>
+        <w:t xml:space="preserve"> Card-spend data from Brex shows OpenAI spend across its 30,000-customer business base grew 80 percent January through October 2025, with 25 percent more unique customers paying for OpenAI services in the same window.</w:t>
+      </w:r>
+      <w:hyperlink w:anchor="note24" w:history="1">
+        <w:r>
+          <w:rPr>
+            <w:color w:val="1E1D1C"/>
+            <w:vertAlign w:val="superscript"/>
+          </w:rPr>
+          <w:t>24</w:t>
+        </w:r>
+      </w:hyperlink>
+    </w:p>
+    <w:p>
+      <w:pPr>
+        <w:spacing w:after="120"/>
+      </w:pPr>
+      <w:r>
+        <w:rPr>
+          <w:color w:val="1E1D1C"/>
+        </w:rPr>
+        <w:t>The platform layer is consolidating. n8n, the workflow automation tool, raised a $180 million Series C at a $2.5 billion valuation in October 2025 after 6x user growth and 10x revenue growth in twelve months.</w:t>
+      </w:r>
+      <w:hyperlink w:anchor="note25" w:history="1">
+        <w:r>
+          <w:rPr>
+            <w:color w:val="1E1D1C"/>
+            <w:vertAlign w:val="superscript"/>
+          </w:rPr>
+          <w:t>25</w:t>
+        </w:r>
+      </w:hyperlink>
+      <w:r>
+        <w:rPr>
+          <w:color w:val="1E1D1C"/>
+        </w:rPr>
+        <w:t xml:space="preserve"> Zapier, the older comparable, reports $420 million ARR with 3.4 million customers, 40 percent of whom are small businesses, and AI-related task volume on the platform up 760 percent over two years.</w:t>
+      </w:r>
+      <w:hyperlink w:anchor="note26" w:history="1">
+        <w:r>
+          <w:rPr>
+            <w:color w:val="1E1D1C"/>
+            <w:vertAlign w:val="superscript"/>
+          </w:rPr>
+          <w:t>26</w:t>
+        </w:r>
+      </w:hyperlink>
+      <w:r>
+        <w:rPr>
+          <w:color w:val="1E1D1C"/>
+        </w:rPr>
+        <w:t xml:space="preserve"> </w:t>
+      </w:r>
+      <w:proofErr w:type="spellStart"/>
+      <w:r>
+        <w:rPr>
+          <w:color w:val="1E1D1C"/>
+        </w:rPr>
+        <w:t>GoHighLevel</w:t>
+      </w:r>
+      <w:proofErr w:type="spellEnd"/>
+      <w:r>
+        <w:rPr>
+          <w:color w:val="1E1D1C"/>
+        </w:rPr>
+        <w:t>, the white-label reseller platform that more than 20,000 small marketing agencies use to deliver AI services to local trades businesses, reports 600,000 users and an estimated $80 million or more in revenue.</w:t>
+      </w:r>
+      <w:hyperlink w:anchor="note27" w:history="1">
+        <w:r>
+          <w:rPr>
+            <w:color w:val="1E1D1C"/>
+            <w:vertAlign w:val="superscript"/>
+          </w:rPr>
+          <w:t>27</w:t>
+        </w:r>
+      </w:hyperlink>
+    </w:p>
+    <w:p>
+      <w:pPr>
+        <w:spacing w:after="120"/>
+      </w:pPr>
+      <w:r>
+        <w:rPr>
+          <w:color w:val="1E1D1C"/>
+        </w:rPr>
+        <w:t xml:space="preserve">The trades segment itself shows the same shape, one step behind. </w:t>
+      </w:r>
+      <w:proofErr w:type="spellStart"/>
+      <w:r>
+        <w:rPr>
+          <w:color w:val="1E1D1C"/>
+        </w:rPr>
+        <w:t>ServiceTitan's</w:t>
+      </w:r>
+      <w:proofErr w:type="spellEnd"/>
+      <w:r>
+        <w:rPr>
+          <w:color w:val="1E1D1C"/>
+        </w:rPr>
+        <w:t xml:space="preserve"> 2025 AI in the Skilled Trades Report finds 46 percent of skilled-trades respondents using or experimenting with AI, 25 percent of residential contractors using it in a meaningful </w:t>
+      </w:r>
+      <w:r>
+        <w:rPr>
+          <w:color w:val="1E1D1C"/>
+        </w:rPr>
+        <w:lastRenderedPageBreak/>
+        <w:t>revenue-attached way, and 66 percent expecting AI to transform the industry within one to three years.</w:t>
+      </w:r>
+      <w:hyperlink w:anchor="note28" w:history="1">
+        <w:r>
+          <w:rPr>
+            <w:color w:val="1E1D1C"/>
+            <w:vertAlign w:val="superscript"/>
+          </w:rPr>
+          <w:t>28</w:t>
+        </w:r>
+      </w:hyperlink>
+      <w:r>
+        <w:rPr>
+          <w:color w:val="1E1D1C"/>
+        </w:rPr>
+        <w:t xml:space="preserve"> ACCA's Contractor of the Future study reports 33 percent of residential HVAC contractors have implemented some form of AI, rising to 43 percent among contractors under 45.</w:t>
+      </w:r>
+      <w:hyperlink w:anchor="note29" w:history="1">
+        <w:r>
+          <w:rPr>
+            <w:color w:val="1E1D1C"/>
+            <w:vertAlign w:val="superscript"/>
+          </w:rPr>
+          <w:t>29</w:t>
+        </w:r>
+      </w:hyperlink>
+    </w:p>
+    <w:p>
+      <w:pPr>
+        <w:pStyle w:val="Heading2"/>
+        <w:spacing w:before="240" w:after="80"/>
+      </w:pPr>
+      <w:r>
+        <w:rPr>
+          <w:rFonts w:ascii="Poppins" w:eastAsia="Poppins" w:hAnsi="Poppins" w:cs="Poppins"/>
+          <w:color w:val="1E1D1C"/>
+        </w:rPr>
+        <w:t xml:space="preserve">3.7 What the buyer is asking for</w:t>
+      </w:r>
+    </w:p>
+    <w:p>
+      <w:pPr>
+        <w:spacing w:after="120"/>
+      </w:pPr>
+      <w:r>
+        <w:rPr>
+          <w:color w:val="1E1D1C"/>
+        </w:rPr>
+        <w:t>The numbers above are the demand. Three independent panels, three different methodologies, all land in the same place.</w:t>
+      </w:r>
+    </w:p>
+    <w:p>
+      <w:pPr>
+        <w:spacing w:after="120"/>
+      </w:pPr>
+      <w:r>
+        <w:rPr>
+          <w:color w:val="1E1D1C"/>
+        </w:rPr>
+        <w:t xml:space="preserve">Goldman Sachs surveyed 1,256 small business operators in February and March 2026. The headline numbers: 76 percent of small businesses currently use AI in some form, only 14 percent have fully integrated AI across core operations, and more than 70 percent of respondents said they would benefit from more training and implementation resources.</w:t>
+      </w:r>
+      <w:hyperlink w:anchor="note30" w:history="1">
+        <w:r>
+          <w:rPr>
+            <w:color w:val="1E1D1C"/>
+            <w:vertAlign w:val="superscript"/>
+          </w:rPr>
+          <w:t xml:space="preserve">30</w:t>
+        </w:r>
+      </w:hyperlink>
+      <w:r>
+        <w:rPr>
+          <w:color w:val="1E1D1C"/>
+        </w:rPr>
+        <w:t xml:space="preserve"> The 70 percent asking for training is the adopter cohort, not the non-adopter cohort.</w:t>
+      </w:r>
+    </w:p>
+    <w:p>
+      <w:pPr>
+        <w:spacing w:after="120"/>
+      </w:pPr>
+      <w:r>
+        <w:rPr>
+          <w:color w:val="1E1D1C"/>
+        </w:rPr>
+        <w:t>MIT's NANDA project reports that 95 percent of generative AI pilots fail to deliver measurable P&amp;L impact. Bought-tool deployments succeed roughly three times as often as build-it-yourself ones.</w:t>
+      </w:r>
+      <w:hyperlink w:anchor="note31" w:history="1">
+        <w:r>
+          <w:rPr>
+            <w:color w:val="1E1D1C"/>
+            <w:vertAlign w:val="superscript"/>
+          </w:rPr>
+          <w:t>31</w:t>
+        </w:r>
+      </w:hyperlink>
+      <w:r>
+        <w:rPr>
+          <w:color w:val="1E1D1C"/>
+        </w:rPr>
+        <w:t xml:space="preserve"> The DIY failure rate runs around 78 percent.</w:t>
+      </w:r>
+    </w:p>
+    <w:p>
+      <w:pPr>
+        <w:spacing w:after="120"/>
+      </w:pPr>
+      <w:r>
+        <w:rPr>
+          <w:color w:val="1E1D1C"/>
+        </w:rPr>
+        <w:t xml:space="preserve">Service Direct's 2025 small business AI report finds 62 percent of non-adopters cite lack of understanding about AI's benefits as the primary barrier to adoption.</w:t>
+      </w:r>
+      <w:hyperlink w:anchor="note32" w:history="1">
+        <w:r>
+          <w:rPr>
+            <w:color w:val="1E1D1C"/>
+            <w:vertAlign w:val="superscript"/>
+          </w:rPr>
+          <w:t xml:space="preserve">32</w:t>
+        </w:r>
+      </w:hyperlink>
+    </w:p>
+    <w:p>
+      <w:pPr>
+        <w:spacing w:after="120"/>
+      </w:pPr>
+      <w:r>
+        <w:rPr>
+          <w:color w:val="1E1D1C"/>
+        </w:rPr>
+        <w:t>Nadia Privalikhina, an n8n and Make.com automation agency owner, wrote a public post-mortem in May 2025 from inside the seat that delivers the work: “Many businesses came because they were struggling with day-to-day operations and thought AI would stop the struggling. But their real problem wasn’t lack of automation. It was lack of processes.”</w:t>
+      </w:r>
+      <w:hyperlink w:anchor="note33" w:history="1">
+        <w:r>
+          <w:rPr>
+            <w:color w:val="1E1D1C"/>
+            <w:vertAlign w:val="superscript"/>
+          </w:rPr>
+          <w:t>33</w:t>
+        </w:r>
+      </w:hyperlink>
+    </w:p>
+    <w:p>
+      <w:pPr>
+        <w:spacing w:after="120"/>
+      </w:pPr>
+      <w:r>
+        <w:rPr>
+          <w:color w:val="1E1D1C"/>
+        </w:rPr>
+        <w:t>Tammy Halevy at Reimagine Main Street, speaking for the civic small-business advocacy sector, named the same buyer in different words: “Small business owners are already putting AI to work. One in four are using it today, and more than half are exploring the possibilities of AI for their businesses. But these 'Explorers' want to see how AI advances their businesses.”</w:t>
+      </w:r>
+      <w:hyperlink w:anchor="note34" w:history="1">
+        <w:r>
+          <w:rPr>
+            <w:color w:val="1E1D1C"/>
+            <w:vertAlign w:val="superscript"/>
+          </w:rPr>
+          <w:t>34</w:t>
+        </w:r>
+      </w:hyperlink>
+    </w:p>
+    <w:p>
+      <w:pPr>
+        <w:spacing w:after="120"/>
+      </w:pPr>
+      <w:r>
+        <w:rPr>
+          <w:color w:val="1E1D1C"/>
+        </w:rPr>
+        <w:t>The trades version of the same picture surfaces on r/HVAC, where a working technician described homeowners arriving with ChatGPT diagnoses: “ChatGPT couldn't fix your system.”</w:t>
+      </w:r>
+      <w:hyperlink w:anchor="note35" w:history="1">
+        <w:r>
+          <w:rPr>
+            <w:color w:val="1E1D1C"/>
+            <w:vertAlign w:val="superscript"/>
+          </w:rPr>
+          <w:t>35</w:t>
+        </w:r>
+      </w:hyperlink>
+      <w:r>
+        <w:rPr>
+          <w:color w:val="1E1D1C"/>
+        </w:rPr>
+        <w:t xml:space="preserve"> The shop owner standing between the homeowner and the technician is the </w:t>
+      </w:r>
+      <w:r>
+        <w:rPr>
+          <w:color w:val="1E1D1C"/>
+        </w:rPr>
+        <w:lastRenderedPageBreak/>
+        <w:t>buyer this paper is about, and the shop owner has not been trained on either side of the exchange.</w:t>
+      </w:r>
+    </w:p>
+    <w:p>
+      <w:pPr>
+        <w:pStyle w:val="Heading2"/>
+        <w:spacing w:before="240" w:after="80"/>
+      </w:pPr>
+      <w:r>
+        <w:rPr>
+          <w:rFonts w:ascii="Poppins" w:eastAsia="Poppins" w:hAnsi="Poppins" w:cs="Poppins"/>
+          <w:color w:val="1E1D1C"/>
+        </w:rPr>
+        <w:t>3.8 The convergence</w:t>
+      </w:r>
+    </w:p>
+    <w:p>
+      <w:pPr>
+        <w:spacing w:after="120"/>
+      </w:pPr>
+      <w:r>
+        <w:rPr>
+          <w:color w:val="1E1D1C"/>
+        </w:rPr>
+        <w:t>Six steps describe the pattern documented across every source above.</w:t>
+      </w:r>
+    </w:p>
+    <w:p>
+      <w:pPr>
+        <w:pStyle w:val="ListParagraph"/>
+        <w:spacing w:after="80"/>
+      </w:pPr>
+      <w:r>
+        <w:rPr>
+          <w:b/>
+          <w:color w:val="1E1D1C"/>
+        </w:rPr>
+        <w:t xml:space="preserve">Step 1. The buyer has bought. </w:t>
+      </w:r>
+      <w:r>
+        <w:rPr>
+          <w:color w:val="1E1D1C"/>
+        </w:rPr>
+        <w:t xml:space="preserve">Goldman Sachs reports 76 percent of small businesses already </w:t>
+      </w:r>
+      <w:proofErr w:type="gramStart"/>
+      <w:r>
+        <w:rPr>
+          <w:color w:val="1E1D1C"/>
+        </w:rPr>
+        <w:t>using</w:t>
+      </w:r>
+      <w:proofErr w:type="gramEnd"/>
+      <w:r>
+        <w:rPr>
+          <w:color w:val="1E1D1C"/>
+        </w:rPr>
+        <w:t xml:space="preserve"> AI in some form. The U.S. Chamber reports 58 percent specifically using generative AI.</w:t>
+      </w:r>
+      <w:hyperlink w:anchor="note30" w:history="1">
+        <w:r>
+          <w:rPr>
+            <w:color w:val="1E1D1C"/>
+            <w:vertAlign w:val="superscript"/>
+          </w:rPr>
+          <w:t>30</w:t>
+        </w:r>
+      </w:hyperlink>
+      <w:hyperlink w:anchor="note36" w:history="1">
+        <w:r>
+          <w:rPr>
+            <w:color w:val="1E1D1C"/>
+            <w:vertAlign w:val="superscript"/>
+          </w:rPr>
+          <w:t>36</w:t>
+        </w:r>
+      </w:hyperlink>
+    </w:p>
+    <w:p>
+      <w:pPr>
+        <w:pStyle w:val="ListParagraph"/>
+        <w:spacing w:after="80"/>
+      </w:pPr>
+      <w:r>
+        <w:rPr>
+          <w:b/>
+          <w:color w:val="1E1D1C"/>
+        </w:rPr>
+        <w:t xml:space="preserve">Step 2. Adoption stalls at integration. </w:t>
+      </w:r>
+      <w:r>
+        <w:rPr>
+          <w:color w:val="1E1D1C"/>
+        </w:rPr>
+        <w:t>Only 14 percent of Goldman Sachs respondents report full integration. MIT NANDA reports a 95 percent failure rate on pilots.</w:t>
+      </w:r>
+      <w:hyperlink w:anchor="note30" w:history="1">
+        <w:r>
+          <w:rPr>
+            <w:color w:val="1E1D1C"/>
+            <w:vertAlign w:val="superscript"/>
+          </w:rPr>
+          <w:t>30</w:t>
+        </w:r>
+      </w:hyperlink>
+      <w:hyperlink w:anchor="note31" w:history="1">
+        <w:r>
+          <w:rPr>
+            <w:color w:val="1E1D1C"/>
+            <w:vertAlign w:val="superscript"/>
+          </w:rPr>
+          <w:t>31</w:t>
+        </w:r>
+      </w:hyperlink>
+    </w:p>
+    <w:p>
+      <w:pPr>
+        <w:pStyle w:val="ListParagraph"/>
+        <w:spacing w:after="80"/>
+      </w:pPr>
+      <w:r>
+        <w:rPr>
+          <w:b/>
+          <w:color w:val="1E1D1C"/>
+        </w:rPr>
+        <w:t xml:space="preserve">Step 3. The buyer can name the gap when asked. </w:t>
+      </w:r>
+      <w:r>
+        <w:rPr>
+          <w:color w:val="1E1D1C"/>
+        </w:rPr>
+        <w:t>Service Direct reports 62 percent of non-adopters citing lack of understanding. The U.S. Chamber reports 35 percent of owners naming upskilling employees to use AI as a top workforce challenge.</w:t>
+      </w:r>
+      <w:hyperlink w:anchor="note32" w:history="1">
+        <w:r>
+          <w:rPr>
+            <w:color w:val="1E1D1C"/>
+            <w:vertAlign w:val="superscript"/>
+          </w:rPr>
+          <w:t>32</w:t>
+        </w:r>
+      </w:hyperlink>
+      <w:hyperlink w:anchor="note36" w:history="1">
+        <w:r>
+          <w:rPr>
+            <w:color w:val="1E1D1C"/>
+            <w:vertAlign w:val="superscript"/>
+          </w:rPr>
+          <w:t>36</w:t>
+        </w:r>
+      </w:hyperlink>
+    </w:p>
+    <w:p>
+      <w:pPr>
+        <w:pStyle w:val="ListParagraph"/>
+        <w:spacing w:after="80"/>
+      </w:pPr>
+      <w:r>
+        <w:rPr>
+          <w:b/>
+          <w:color w:val="1E1D1C"/>
+        </w:rPr>
+        <w:t xml:space="preserve">Step 4. The buyer is paying a second time for help. </w:t>
+      </w:r>
+      <w:r>
+        <w:rPr>
+          <w:color w:val="1E1D1C"/>
+        </w:rPr>
+        <w:t>Fiverr AI Agent searches are up 18,347 percent. Fortune profiles AI engineering consultants billing $900 an hour at the enterprise end of the same pattern.</w:t>
+      </w:r>
+      <w:hyperlink w:anchor="note18" w:history="1">
+        <w:r>
+          <w:rPr>
+            <w:color w:val="1E1D1C"/>
+            <w:vertAlign w:val="superscript"/>
+          </w:rPr>
+          <w:t>18</w:t>
+        </w:r>
+      </w:hyperlink>
+      <w:hyperlink w:anchor="note37" w:history="1">
+        <w:r>
+          <w:rPr>
+            <w:color w:val="1E1D1C"/>
+            <w:vertAlign w:val="superscript"/>
+          </w:rPr>
+          <w:t>37</w:t>
+        </w:r>
+      </w:hyperlink>
+    </w:p>
+    <w:p>
+      <w:pPr>
+        <w:pStyle w:val="ListParagraph"/>
+        <w:spacing w:after="80"/>
+      </w:pPr>
+      <w:r>
+        <w:rPr>
+          <w:b/>
+          <w:color w:val="1E1D1C"/>
+        </w:rPr>
+        <w:t xml:space="preserve">Step 5. The supply side hears it. </w:t>
+      </w:r>
+      <w:proofErr w:type="gramStart"/>
+      <w:r>
+        <w:rPr>
+          <w:color w:val="1E1D1C"/>
+        </w:rPr>
+        <w:t>Indeed</w:t>
+      </w:r>
+      <w:proofErr w:type="gramEnd"/>
+      <w:r>
+        <w:rPr>
+          <w:color w:val="1E1D1C"/>
+        </w:rPr>
+        <w:t xml:space="preserve"> reports management-consultant share of GenAI postings up 62-fold in twelve months. LinkedIn ranks AI Consultant the second-fastest growing US role over three years. Stripe Atlas reports the LLC share self-identifying as AI quadrupled in two years.</w:t>
+      </w:r>
+      <w:hyperlink w:anchor="note21" w:history="1">
+        <w:r>
+          <w:rPr>
+            <w:color w:val="1E1D1C"/>
+            <w:vertAlign w:val="superscript"/>
+          </w:rPr>
+          <w:t>21</w:t>
+        </w:r>
+      </w:hyperlink>
+      <w:hyperlink w:anchor="note22" w:history="1">
+        <w:r>
+          <w:rPr>
+            <w:color w:val="1E1D1C"/>
+            <w:vertAlign w:val="superscript"/>
+          </w:rPr>
+          <w:t>22</w:t>
+        </w:r>
+      </w:hyperlink>
+      <w:hyperlink w:anchor="note23" w:history="1">
+        <w:r>
+          <w:rPr>
+            <w:color w:val="1E1D1C"/>
+            <w:vertAlign w:val="superscript"/>
+          </w:rPr>
+          <w:t>23</w:t>
+        </w:r>
+      </w:hyperlink>
+    </w:p>
+    <w:p>
+      <w:pPr>
+        <w:pStyle w:val="ListParagraph"/>
+        <w:spacing w:after="80"/>
+      </w:pPr>
+      <w:r>
+        <w:rPr>
+          <w:b/>
+          <w:color w:val="1E1D1C"/>
+        </w:rPr>
+        <w:t xml:space="preserve">Step 6. The trades segment sits behind the SMB average and is not being served by any of the new advisor categories. </w:t>
+      </w:r>
+      <w:r>
+        <w:rPr>
+          <w:color w:val="1E1D1C"/>
+        </w:rPr>
+        <w:t>ACCA reports 33 percent of residential HVAC contractors have adopted AI, mostly for phone-answering, not for job costing or margin analysis.</w:t>
+      </w:r>
+      <w:hyperlink w:anchor="note29" w:history="1">
+        <w:r>
+          <w:rPr>
+            <w:color w:val="1E1D1C"/>
+            <w:vertAlign w:val="superscript"/>
+          </w:rPr>
+          <w:t>29</w:t>
+        </w:r>
+      </w:hyperlink>
+    </w:p>
+    <w:p>
+      <w:pPr>
+        <w:spacing w:after="120"/>
+      </w:pPr>
+      <w:r>
+        <w:rPr>
+          <w:color w:val="1E1D1C"/>
+        </w:rPr>
+        <w:t xml:space="preserve">The market is buying. The advisor category that resolves the gap (specialist, trades-fluent, operationally embedded) is what Fiverr's executives, MIT's researchers, Goldman Sachs's panel, and the buyers themselves keep describing without naming.</w:t>
+      </w:r>
     </w:p>
     <w:p>
       <w:pPr>
         <w:pStyle w:val="Heading2"/>
         <w:spacing w:before="240" w:after="80"/>
         <w:widowControl w:val="1"/>
-        <w:keepNext w:val="1"/>
-        <w:keepLines w:val="1"/>
-      </w:pPr>
-      <w:r>
-        <w:rPr>
-          <w:rFonts w:ascii="Poppins" w:eastAsia="Poppins" w:hAnsi="Poppins" w:cs="Poppins"/>
-          <w:color w:val="1E1D1C"/>
-        </w:rPr>
-        <w:t>3.2 The trades sit further behind than the average mid-market firm.</w:t>
-      </w:r>
-    </w:p>
-    <w:p>
-      <w:pPr>
-        <w:spacing w:after="120"/>
-        <w:rPr>
-          <w:rFonts w:hint="eastAsia"/>
-        </w:rPr>
+        <w:keepNext/>
+        <w:keepLines/>
+      </w:pPr>
+      <w:r>
+        <w:rPr>
+          <w:rFonts w:ascii="Poppins" w:hAnsi="Poppins" w:cs="Poppins" w:eastAsia="Poppins"/>
+          <w:color w:val="1E1D1C"/>
+        </w:rPr>
+        <w:t xml:space="preserve">3.9 How the Game answers each one.</w:t>
+      </w:r>
+    </w:p>
+    <w:p>
+      <w:pPr>
+        <w:pStyle w:val="ListParagraph"/>
+        <w:spacing w:after="80"/>
         <w:widowControl w:val="1"/>
       </w:pPr>
       <w:r>
         <w:rPr>
-          <w:rFonts w:eastAsia="Open Sans" w:cs="Open Sans"/>
-          <w:color w:val="1E1D1C"/>
-        </w:rPr>
-        <w:t>Inside ISI's engagement base, which spans roofing, collision repair, and electrical, the typical operator runs no agents, has mapped no workflows, and is still doing weekly job costing in a spreadsheet emailed between an estimator and a bookkeeper. The economic potential is the same as for any mid-market firm; the path to capture it is meaningfully harder, and the available advisors are meaningfully fewer.</w:t>
-      </w:r>
-    </w:p>
-    <w:p>
-      <w:pPr>
-        <w:pStyle w:val="Heading2"/>
-        <w:spacing w:before="240" w:after="80"/>
+          <w:b/>
+          <w:color w:val="1E1D1C"/>
+        </w:rPr>
+        <w:t xml:space="preserve">First. 76 percent of small businesses use AI; 14 percent have integrated it across core operations.</w:t>
+      </w:r>
+      <w:hyperlink w:anchor="note30" w:history="1">
+        <w:r>
+          <w:rPr>
+            <w:color w:val="1E1D1C"/>
+            <w:vertAlign w:val="superscript"/>
+          </w:rPr>
+          <w:t xml:space="preserve">30</w:t>
+        </w:r>
+      </w:hyperlink>
+      <w:r>
+        <w:rPr>
+          <w:color w:val="1E1D1C"/>
+        </w:rPr>
+        <w:t xml:space="preserve"> The Game is the operational instrument the owner reads weekly. No AI expertise required.</w:t>
+      </w:r>
+    </w:p>
+    <w:p>
+      <w:pPr>
+        <w:pStyle w:val="ListParagraph"/>
+        <w:spacing w:after="80"/>
         <w:widowControl w:val="1"/>
-        <w:keepNext w:val="1"/>
-        <w:keepLines w:val="1"/>
-      </w:pPr>
-      <w:r>
-        <w:rPr>
-          <w:rFonts w:ascii="Poppins" w:eastAsia="Poppins" w:hAnsi="Poppins" w:cs="Poppins"/>
-          <w:color w:val="1E1D1C"/>
-        </w:rPr>
-        <w:t>3.3 SMB adoption is happening, just tool-by-tool, not as a strategy.</w:t>
-      </w:r>
-    </w:p>
-    <w:p>
-      <w:pPr>
-        <w:spacing w:after="120"/>
-        <w:rPr>
-          <w:rFonts w:hint="eastAsia"/>
-        </w:rPr>
-        <w:widowControl w:val="1"/>
-      </w:pPr>
-      <w:r>
-        <w:rPr>
-          <w:rFonts w:eastAsia="Open Sans" w:cs="Open Sans"/>
-          <w:color w:val="1E1D1C"/>
-        </w:rPr>
-        <w:t>The Small Business &amp; Entrepreneurship Council's 2026 Technology Use Survey found that 82 percent of small employers have already bought at least one AI tool and the median firm now runs five.</w:t>
+      </w:pPr>
+      <w:r>
+        <w:rPr>
+          <w:b/>
+          <w:color w:val="1E1D1C"/>
+        </w:rPr>
+        <w:t xml:space="preserve">Second. The median small employer runs five AI tools.</w:t>
       </w:r>
       <w:hyperlink w:anchor="note9" w:history="1">
         <w:r>
@@ -1040,201 +1977,116 @@
       </w:hyperlink>
       <w:r>
         <w:rPr>
-          <w:rFonts w:eastAsia="Open Sans" w:cs="Open Sans"/>
-          <w:color w:val="1E1D1C"/>
-        </w:rPr>
-        <w:t xml:space="preserve"> This is the fragmented, low-coherence adoption pattern that produces no operational lift, no margin improvement, and eventually a churned client. The owner subscribed to five tools because someone on a podcast told them to. None of those tools were chosen against a defined undesirable effect, none are tied to a weekly accountability rhythm, and none of them have a documented owner inside the business.</w:t>
-      </w:r>
-    </w:p>
-    <w:p>
-      <w:pPr>
-        <w:pStyle w:val="Heading2"/>
-        <w:spacing w:before="240" w:after="80"/>
+          <w:color w:val="1E1D1C"/>
+        </w:rPr>
+        <w:t xml:space="preserve"> The Game consolidates them into one scoreboard: Wall, Goal, Steps, thermometer, gauges.</w:t>
+      </w:r>
+    </w:p>
+    <w:p>
+      <w:pPr>
+        <w:pStyle w:val="ListParagraph"/>
+        <w:spacing w:after="80"/>
         <w:widowControl w:val="1"/>
-        <w:keepNext w:val="1"/>
-        <w:keepLines w:val="1"/>
-      </w:pPr>
-      <w:r>
-        <w:rPr>
-          <w:rFonts w:ascii="Poppins" w:eastAsia="Poppins" w:hAnsi="Poppins" w:cs="Poppins"/>
-          <w:color w:val="1E1D1C"/>
-        </w:rPr>
-        <w:t>3.4 Why the Big Three plus the AI labs cannot serve this market.</w:t>
-      </w:r>
-    </w:p>
-    <w:p>
-      <w:pPr>
-        <w:spacing w:after="120"/>
-        <w:rPr>
-          <w:rFonts w:hint="eastAsia"/>
-        </w:rPr>
-        <w:widowControl w:val="1"/>
-      </w:pPr>
-      <w:r>
-        <w:rPr>
-          <w:rFonts w:eastAsia="Open Sans" w:cs="Open Sans"/>
-          <w:color w:val="1E1D1C"/>
-        </w:rPr>
-        <w:t xml:space="preserve">The reason is cost structure. A forward-deployed engineer is a senior engineer billed onsite. Their fully-loaded rate makes the math break below about $50 million of client revenue. A McKinsey Google Transformation Group engagement assumes a board, a steering committee, a security review, and a project sponsor with budget authority: the entire apparatus of an enterprise client. None of that exists in a $12 million body shop run by the founder, his daughter on the books, and a service manager who came up turning </w:t>
-      </w:r>
-      <w:r>
-        <w:rPr>
-          <w:rFonts w:eastAsia="Open Sans" w:cs="Open Sans"/>
-          <w:color w:val="1E1D1C"/>
-        </w:rPr>
-        <w:lastRenderedPageBreak/>
-        <w:t>wrenches. The bottom of the market does not have less opportunity. It has different opportunity, and the firms above it are economically incapable of reaching for it.</w:t>
-      </w:r>
-    </w:p>
-    <w:p>
-      <w:pPr>
-        <w:spacing w:before="200" w:after="200"/>
-        <w:ind w:left="720" w:right="720"/>
-        <w:jc w:val="center"/>
-        <w:pBdr>
-          <w:top w:val="single" w:sz="4" w:space="8" w:color="auto"/>
-          <w:bottom w:val="single" w:sz="4" w:space="8" w:color="auto"/>
-        </w:pBdr>
-        <w:keepLines w:val="1"/>
-        <w:widowControl w:val="1"/>
-      </w:pPr>
-      <w:r>
-        <w:rPr>
-          <w:i/>
-          <w:color w:val="1E1D1C"/>
-          <w:sz w:val="26"/>
-        </w:rPr>
-        <w:t>The bottom of the market does not have less opportunity. It has different opportunity.</w:t>
-      </w:r>
-    </w:p>
-    <w:p>
-      <w:pPr>
-        <w:pStyle w:val="Heading2"/>
-        <w:spacing w:before="240" w:after="80"/>
-        <w:widowControl w:val="1"/>
-        <w:keepNext w:val="1"/>
-        <w:keepLines w:val="1"/>
-      </w:pPr>
-      <w:r>
-        <w:rPr>
-          <w:rFonts w:ascii="Poppins" w:hAnsi="Poppins"/>
-          <w:color w:val="1E1D1C"/>
-        </w:rPr>
-        <w:t>3.5 Per-seat licensing is breaking on the supply side.</w:t>
-      </w:r>
-    </w:p>
-    <w:p>
-      <w:pPr>
-        <w:spacing w:after="120"/>
-        <w:widowControl w:val="1"/>
-      </w:pPr>
-      <w:r>
-        <w:rPr>
-          <w:color w:val="1E1D1C"/>
-        </w:rPr>
-        <w:t>The vendor side of the same gap is also breaking. Wall Street analysts coined the term SaaSpocalypse for the rolling 2026 selloff in enterprise software stocks, on the recognition that per-seat licensing does not survive AI agents that replace ten or fifty seated users at once.</w:t>
-      </w:r>
-      <w:hyperlink w:anchor="note12" w:history="1">
+      </w:pPr>
+      <w:r>
+        <w:rPr>
+          <w:b/>
+          <w:color w:val="1E1D1C"/>
+        </w:rPr>
+        <w:t xml:space="preserve">Third. 70 percent of small-business AI adopters ask for more training and implementation help.</w:t>
+      </w:r>
+      <w:hyperlink w:anchor="note30" w:history="1">
         <w:r>
           <w:rPr>
             <w:color w:val="1E1D1C"/>
             <w:vertAlign w:val="superscript"/>
           </w:rPr>
-          <w:t xml:space="preserve">12</w:t>
+          <w:t xml:space="preserve">30</w:t>
         </w:r>
       </w:hyperlink>
       <w:r>
         <w:rPr>
           <w:color w:val="1E1D1C"/>
         </w:rPr>
-        <w:t xml:space="preserve"> </w:t>
-      </w:r>
-      <w:hyperlink w:anchor="note13" w:history="1">
+        <w:t xml:space="preserve"> Every Game engagement is a teaching engagement. The owner learns CPM and where the AI sits inside it.</w:t>
+      </w:r>
+    </w:p>
+    <w:p>
+      <w:pPr>
+        <w:pStyle w:val="ListParagraph"/>
+        <w:spacing w:after="80"/>
+        <w:widowControl w:val="1"/>
+      </w:pPr>
+      <w:r>
+        <w:rPr>
+          <w:b/>
+          <w:color w:val="1E1D1C"/>
+        </w:rPr>
+        <w:t xml:space="preserve">Fourth. 62 percent of non-adopters cite lack of understanding as the primary barrier to AI adoption.</w:t>
+      </w:r>
+      <w:hyperlink w:anchor="note32" w:history="1">
         <w:r>
           <w:rPr>
             <w:color w:val="1E1D1C"/>
             <w:vertAlign w:val="superscript"/>
           </w:rPr>
-          <w:t xml:space="preserve">13</w:t>
+          <w:t xml:space="preserve">32</w:t>
         </w:r>
       </w:hyperlink>
       <w:r>
         <w:rPr>
           <w:color w:val="1E1D1C"/>
         </w:rPr>
-        <w:t xml:space="preserve"> Bain reports that buyers across the mid-market are pushing back on overprovisioning, shadow IT sprawl, and stranded per-user credits that no longer track actual work patterns; vendors are responding with consumption pricing and outcome pricing, both of which still rent the tool.</w:t>
-      </w:r>
-      <w:hyperlink w:anchor="note14" w:history="1">
+        <w:t xml:space="preserve"> Client-built tooling, vendor independence at the model layer, and a documented playbook mean the owner sees what was built, who runs it, and what it costs to operate.</w:t>
+      </w:r>
+    </w:p>
+    <w:p>
+      <w:pPr>
+        <w:pStyle w:val="ListParagraph"/>
+        <w:spacing w:after="80"/>
+        <w:widowControl w:val="1"/>
+      </w:pPr>
+      <w:r>
+        <w:rPr>
+          <w:b/>
+          <w:color w:val="1E1D1C"/>
+        </w:rPr>
+        <w:t xml:space="preserve">Fifth. AI Consultant is the second-fastest-growing US role over three years, at a median 8.</w:t>
+      </w:r>
+      <w:r>
+        <w:rPr>
+          <w:color w:val="1E1D1C"/>
+        </w:rPr>
+        <w:t xml:space="preserve">2 years of prior experience.</w:t>
+      </w:r>
+      <w:hyperlink w:anchor="note22" w:history="1">
         <w:r>
           <w:rPr>
             <w:color w:val="1E1D1C"/>
             <w:vertAlign w:val="superscript"/>
           </w:rPr>
-          <w:t xml:space="preserve">14</w:t>
+          <w:t xml:space="preserve">22</w:t>
         </w:r>
       </w:hyperlink>
       <w:r>
         <w:rPr>
           <w:color w:val="1E1D1C"/>
         </w:rPr>
-        <w:t xml:space="preserve"> The buyer who runs a $12 million trade shop is already past that bargain. Ownership of the working tool is what fits the way these firms actually buy: they own their trucks, they own their shop, they own their tooling, and they expect the same of software they pay to have built. The market opening already documented above is widening on its supply side at the same time.</w:t>
-      </w:r>
-    </w:p>
-    <w:p>
-      <w:pPr>
-        <w:pStyle w:val="Heading2"/>
-        <w:spacing w:before="240" w:after="80"/>
+        <w:t xml:space="preserve"> ISI's consultants have lived inside HVAC, plumbing, auto, construction, food processing, and adjacent shops for years.</w:t>
+      </w:r>
+    </w:p>
+    <w:p>
+      <w:pPr>
+        <w:pStyle w:val="ListParagraph"/>
+        <w:spacing w:after="80"/>
         <w:widowControl w:val="1"/>
-        <w:keepNext/>
-        <w:keepLines/>
-      </w:pPr>
-      <w:r>
-        <w:rPr>
-          <w:rFonts w:ascii="Poppins" w:hAnsi="Poppins" w:cs="Poppins" w:eastAsia="Poppins"/>
-          <w:color w:val="1E1D1C"/>
-        </w:rPr>
-        <w:t xml:space="preserve">3.6 Where the demand surfaces</w:t>
-      </w:r>
-    </w:p>
-    <w:p>
-      <w:pPr>
-        <w:pStyle w:val="Normal"/>
-        <w:spacing w:after="120"/>
-        <w:widowControl w:val="1"/>
-      </w:pPr>
-      <w:r>
-        <w:rPr>
-          <w:color w:val="1E1D1C"/>
-        </w:rPr>
-        <w:t xml:space="preserve">Sections 3.1 through 3.5 argued that the giants cannot profitably reach the trades segment. The next question is whether the trades segment is already buying AI help in spite of that. The answer is yes, in volumes that show up on every buyer-side platform that publishes data.</w:t>
-      </w:r>
-    </w:p>
-    <w:p>
-      <w:pPr>
-        <w:pStyle w:val="Normal"/>
-        <w:spacing w:after="120"/>
-        <w:widowControl w:val="1"/>
-      </w:pPr>
-      <w:r>
-        <w:rPr>
-          <w:color w:val="1E1D1C"/>
-        </w:rPr>
-        <w:t xml:space="preserve">Fiverr's CEO told the Q4 2025 earnings call that AI development categories grew 118 percent year over year on the platform.</w:t>
-      </w:r>
-      <w:hyperlink w:anchor="note17" w:history="1">
-        <w:r>
-          <w:rPr>
-            <w:color w:val="1E1D1C"/>
-            <w:vertAlign w:val="superscript"/>
-          </w:rPr>
-          <w:t xml:space="preserve">17</w:t>
-        </w:r>
-      </w:hyperlink>
-      <w:r>
-        <w:rPr>
-          <w:color w:val="1E1D1C"/>
-        </w:rPr>
-        <w:t xml:space="preserve"> Fiverr's Head of Verticals named the cause: “Despite the buzz around AI agents, most businesses don't fully understand what they are or how to use them, and that knowledge gap is driving a surge in freelance demand.”</w:t>
+      </w:pPr>
+      <w:r>
+        <w:rPr>
+          <w:b/>
+          <w:color w:val="1E1D1C"/>
+        </w:rPr>
+        <w:t xml:space="preserve">Sixth. Fiverr logged an 18,347 percent surge in AI Agent searches in eight months.</w:t>
       </w:r>
       <w:hyperlink w:anchor="note18" w:history="1">
         <w:r>
@@ -1249,699 +2101,13 @@
         <w:rPr>
           <w:color w:val="1E1D1C"/>
         </w:rPr>
-        <w:t xml:space="preserve"> Searches for AI Agent Development on Fiverr grew 18,347 percent over the eight months covered by the Spring 2025 Business Trends Index.</w:t>
-      </w:r>
-      <w:hyperlink w:anchor="note18" w:history="1">
-        <w:r>
-          <w:rPr>
-            <w:color w:val="1E1D1C"/>
-            <w:vertAlign w:val="superscript"/>
-          </w:rPr>
-          <w:t xml:space="preserve">18</w:t>
-        </w:r>
-      </w:hyperlink>
-    </w:p>
-    <w:p>
-      <w:pPr>
-        <w:pStyle w:val="Normal"/>
-        <w:spacing w:after="120"/>
-        <w:widowControl w:val="1"/>
-      </w:pPr>
-      <w:r>
-        <w:rPr>
-          <w:color w:val="1E1D1C"/>
-        </w:rPr>
-        <w:t xml:space="preserve">The same pattern shows on Upwork. Its In-Demand Skills 2026 report, built on completed-job earnings in calendar 2025, shows AI Integration up 178 percent, AI Video Generation and Editing up 329 percent, AI Data Annotation and Labeling up 154 percent, and the aggregate of AI-tagged skills up 109 percent year over year.</w:t>
-      </w:r>
-      <w:hyperlink w:anchor="note19" w:history="1">
-        <w:r>
-          <w:rPr>
-            <w:color w:val="1E1D1C"/>
-            <w:vertAlign w:val="superscript"/>
-          </w:rPr>
-          <w:t xml:space="preserve">19</w:t>
-        </w:r>
-      </w:hyperlink>
-    </w:p>
-    <w:p>
-      <w:pPr>
-        <w:pStyle w:val="Normal"/>
-        <w:spacing w:after="120"/>
-        <w:widowControl w:val="1"/>
-      </w:pPr>
-      <w:r>
-        <w:rPr>
-          <w:color w:val="1E1D1C"/>
-        </w:rPr>
-        <w:t xml:space="preserve">Indeed Hiring Lab measures the same demand on the employer side. By December 2025, 4.2 percent of all US job postings mentioned AI, an all-time high, and the absolute count of AI-mentioning postings was 134 percent above the February 2020 baseline.</w:t>
-      </w:r>
-      <w:hyperlink w:anchor="note20" w:history="1">
-        <w:r>
-          <w:rPr>
-            <w:color w:val="1E1D1C"/>
-            <w:vertAlign w:val="superscript"/>
-          </w:rPr>
-          <w:t xml:space="preserve">20</w:t>
-        </w:r>
-      </w:hyperlink>
-      <w:r>
-        <w:rPr>
-          <w:color w:val="1E1D1C"/>
-        </w:rPr>
-        <w:t xml:space="preserve"> The single cleanest reading for AI consulting specifically: management-consultant roles went from 0.2 percent of GenAI job postings in January 2024 to 12.4 percent in January 2025, a 62-fold increase in twelve months.</w:t>
-      </w:r>
-      <w:hyperlink w:anchor="note21" w:history="1">
-        <w:r>
-          <w:rPr>
-            <w:color w:val="1E1D1C"/>
-            <w:vertAlign w:val="superscript"/>
-          </w:rPr>
-          <w:t xml:space="preserve">21</w:t>
-        </w:r>
-      </w:hyperlink>
-    </w:p>
-    <w:p>
-      <w:pPr>
-        <w:pStyle w:val="Normal"/>
-        <w:spacing w:after="120"/>
-        <w:widowControl w:val="1"/>
-      </w:pPr>
-      <w:r>
-        <w:rPr>
-          <w:color w:val="1E1D1C"/>
-        </w:rPr>
-        <w:t xml:space="preserve">LinkedIn's Jobs on the Rise 2026 ranks AI Consultant the second-fastest-growing job title in the United States over the past three years, at a median of 8.2 years of prior experience.</w:t>
-      </w:r>
-      <w:hyperlink w:anchor="note22" w:history="1">
-        <w:r>
-          <w:rPr>
-            <w:color w:val="1E1D1C"/>
-            <w:vertAlign w:val="superscript"/>
-          </w:rPr>
-          <w:t xml:space="preserve">22</w:t>
-        </w:r>
-      </w:hyperlink>
-      <w:r>
-        <w:rPr>
-          <w:color w:val="1E1D1C"/>
-        </w:rPr>
-        <w:t xml:space="preserve"> This is not a junior engineering role. It is a senior advisory role, and the labor market is forming it as fast as it can.</w:t>
-      </w:r>
-    </w:p>
-    <w:p>
-      <w:pPr>
-        <w:pStyle w:val="Normal"/>
-        <w:spacing w:after="120"/>
-        <w:widowControl w:val="1"/>
-      </w:pPr>
-      <w:r>
-        <w:rPr>
-          <w:color w:val="1E1D1C"/>
-        </w:rPr>
-        <w:t xml:space="preserve">The supply side is forming faster than the demand side. Stripe Atlas, the largest US incorporation pipeline for solo founders and small teams, reports that LLC founders identifying as AI companies grew from 5 percent in January 2023 to 22 percent in 2025.</w:t>
-      </w:r>
-      <w:hyperlink w:anchor="note23" w:history="1">
-        <w:r>
-          <w:rPr>
-            <w:color w:val="1E1D1C"/>
-            <w:vertAlign w:val="superscript"/>
-          </w:rPr>
-          <w:t xml:space="preserve">23</w:t>
-        </w:r>
-      </w:hyperlink>
-      <w:r>
-        <w:rPr>
-          <w:color w:val="1E1D1C"/>
-        </w:rPr>
-        <w:t xml:space="preserve"> Card-spend data from Brex shows OpenAI spend across its 30,000-customer business base grew 80 percent January through October 2025, with 25 percent more unique customers paying for OpenAI services in the same window.</w:t>
-      </w:r>
-      <w:hyperlink w:anchor="note24" w:history="1">
-        <w:r>
-          <w:rPr>
-            <w:color w:val="1E1D1C"/>
-            <w:vertAlign w:val="superscript"/>
-          </w:rPr>
-          <w:t xml:space="preserve">24</w:t>
-        </w:r>
-      </w:hyperlink>
-    </w:p>
-    <w:p>
-      <w:pPr>
-        <w:pStyle w:val="Normal"/>
-        <w:spacing w:after="120"/>
-        <w:widowControl w:val="1"/>
-      </w:pPr>
-      <w:r>
-        <w:rPr>
-          <w:color w:val="1E1D1C"/>
-        </w:rPr>
-        <w:t xml:space="preserve">The platform layer is consolidating. n8n, the workflow automation tool, raised a $180 million Series C at a $2.5 billion valuation in October 2025 after 6x user growth and 10x revenue growth in twelve months.</w:t>
-      </w:r>
-      <w:hyperlink w:anchor="note25" w:history="1">
-        <w:r>
-          <w:rPr>
-            <w:color w:val="1E1D1C"/>
-            <w:vertAlign w:val="superscript"/>
-          </w:rPr>
-          <w:t xml:space="preserve">25</w:t>
-        </w:r>
-      </w:hyperlink>
-      <w:r>
-        <w:rPr>
-          <w:color w:val="1E1D1C"/>
-        </w:rPr>
-        <w:t xml:space="preserve"> Zapier, the older comparable, reports $420 million ARR with 3.4 million customers, 40 percent of whom are small businesses, and AI-related task volume on the platform up 760 percent over two years.</w:t>
-      </w:r>
-      <w:hyperlink w:anchor="note26" w:history="1">
-        <w:r>
-          <w:rPr>
-            <w:color w:val="1E1D1C"/>
-            <w:vertAlign w:val="superscript"/>
-          </w:rPr>
-          <w:t xml:space="preserve">26</w:t>
-        </w:r>
-      </w:hyperlink>
-      <w:r>
-        <w:rPr>
-          <w:color w:val="1E1D1C"/>
-        </w:rPr>
-        <w:t xml:space="preserve"> GoHighLevel, the white-label reseller platform that more than 20,000 small marketing agencies use to deliver AI services to local trades businesses, reports 600,000 users and an estimated $80 million or more in revenue.</w:t>
-      </w:r>
-      <w:hyperlink w:anchor="note27" w:history="1">
-        <w:r>
-          <w:rPr>
-            <w:color w:val="1E1D1C"/>
-            <w:vertAlign w:val="superscript"/>
-          </w:rPr>
-          <w:t xml:space="preserve">27</w:t>
-        </w:r>
-      </w:hyperlink>
-    </w:p>
-    <w:p>
-      <w:pPr>
-        <w:pStyle w:val="Normal"/>
-        <w:spacing w:after="120"/>
-        <w:widowControl w:val="1"/>
-      </w:pPr>
-      <w:r>
-        <w:rPr>
-          <w:color w:val="1E1D1C"/>
-        </w:rPr>
-        <w:t xml:space="preserve">The trades segment itself shows the same shape, one step behind. ServiceTitan's 2025 AI in the Skilled Trades Report finds 46 percent of skilled-trades respondents using or experimenting with AI, 25 percent of residential contractors using it in a meaningful revenue-attached way, and 66 percent expecting AI to transform the industry within one to three years.</w:t>
-      </w:r>
-      <w:hyperlink w:anchor="note28" w:history="1">
-        <w:r>
-          <w:rPr>
-            <w:color w:val="1E1D1C"/>
-            <w:vertAlign w:val="superscript"/>
-          </w:rPr>
-          <w:t xml:space="preserve">28</w:t>
-        </w:r>
-      </w:hyperlink>
-      <w:r>
-        <w:rPr>
-          <w:color w:val="1E1D1C"/>
-        </w:rPr>
-        <w:t xml:space="preserve"> ACCA's Contractor of the Future study reports 33 percent of residential HVAC contractors have implemented some form of AI, rising to 43 percent among contractors under 45.</w:t>
-      </w:r>
-      <w:hyperlink w:anchor="note29" w:history="1">
-        <w:r>
-          <w:rPr>
-            <w:color w:val="1E1D1C"/>
-            <w:vertAlign w:val="superscript"/>
-          </w:rPr>
-          <w:t xml:space="preserve">29</w:t>
-        </w:r>
-      </w:hyperlink>
-    </w:p>
-    <w:p>
-      <w:pPr>
-        <w:pStyle w:val="Heading2"/>
-        <w:spacing w:before="240" w:after="80"/>
-        <w:widowControl w:val="1"/>
-        <w:keepNext/>
-        <w:keepLines/>
-      </w:pPr>
-      <w:r>
-        <w:rPr>
-          <w:rFonts w:ascii="Poppins" w:hAnsi="Poppins" w:cs="Poppins" w:eastAsia="Poppins"/>
-          <w:color w:val="1E1D1C"/>
-        </w:rPr>
-        <w:t xml:space="preserve">3.7 What the buyer cannot say</w:t>
-      </w:r>
-    </w:p>
-    <w:p>
-      <w:pPr>
-        <w:pStyle w:val="Normal"/>
-        <w:spacing w:after="120"/>
-        <w:widowControl w:val="1"/>
-      </w:pPr>
-      <w:r>
-        <w:rPr>
-          <w:color w:val="1E1D1C"/>
-        </w:rPr>
-        <w:t xml:space="preserve">The numbers above are the demand. The next question is whether the buyer knows what they are buying. Three independent panels, three different methodologies, all land in the same place.</w:t>
-      </w:r>
-    </w:p>
-    <w:p>
-      <w:pPr>
-        <w:pStyle w:val="Normal"/>
-        <w:spacing w:after="120"/>
-        <w:widowControl w:val="1"/>
-      </w:pPr>
-      <w:r>
-        <w:rPr>
-          <w:color w:val="1E1D1C"/>
-        </w:rPr>
-        <w:t xml:space="preserve">Goldman Sachs surveyed 1,256 small business operators in February and March 2026. The headline numbers: 76 percent of small businesses currently use AI in some form, only 14 percent have fully integrated AI across core operations, and more than 70 percent of respondents said they would benefit from more training and implementation resources.</w:t>
-      </w:r>
-      <w:hyperlink w:anchor="note30" w:history="1">
-        <w:r>
-          <w:rPr>
-            <w:color w:val="1E1D1C"/>
-            <w:vertAlign w:val="superscript"/>
-          </w:rPr>
-          <w:t xml:space="preserve">30</w:t>
-        </w:r>
-      </w:hyperlink>
-      <w:r>
-        <w:rPr>
-          <w:color w:val="1E1D1C"/>
-        </w:rPr>
-        <w:t xml:space="preserve"> The 70 percent asking for training is the adopter cohort, not the non-adopter cohort. They have bought. They cannot operate what they bought.</w:t>
-      </w:r>
-    </w:p>
-    <w:p>
-      <w:pPr>
-        <w:pStyle w:val="Normal"/>
-        <w:spacing w:after="120"/>
-        <w:widowControl w:val="1"/>
-      </w:pPr>
-      <w:r>
-        <w:rPr>
-          <w:color w:val="1E1D1C"/>
-        </w:rPr>
-        <w:t xml:space="preserve">MIT's NANDA project, in its 2025 State of AI in Business study, reports that 95 percent of generative AI pilots fail to deliver measurable P&amp;L impact, and bought-tool deployments succeed roughly three times as often as build-it-yourself deployments.</w:t>
-      </w:r>
-      <w:hyperlink w:anchor="note31" w:history="1">
-        <w:r>
-          <w:rPr>
-            <w:color w:val="1E1D1C"/>
-            <w:vertAlign w:val="superscript"/>
-          </w:rPr>
-          <w:t xml:space="preserve">31</w:t>
-        </w:r>
-      </w:hyperlink>
-      <w:r>
-        <w:rPr>
-          <w:color w:val="1E1D1C"/>
-        </w:rPr>
-        <w:t xml:space="preserve"> When SMB and mid-market firms try to assemble the stack themselves, the failure rate runs around 78 percent.</w:t>
-      </w:r>
-    </w:p>
-    <w:p>
-      <w:pPr>
-        <w:pStyle w:val="Normal"/>
-        <w:spacing w:after="120"/>
-        <w:widowControl w:val="1"/>
-      </w:pPr>
-      <w:r>
-        <w:rPr>
-          <w:color w:val="1E1D1C"/>
-        </w:rPr>
-        <w:t xml:space="preserve">Service Direct's 2025 small business AI report finds that 62 percent of non-adopters cite lack of understanding about AI's benefits as the primary barrier to adoption.</w:t>
-      </w:r>
-      <w:hyperlink w:anchor="note32" w:history="1">
-        <w:r>
-          <w:rPr>
-            <w:color w:val="1E1D1C"/>
-            <w:vertAlign w:val="superscript"/>
-          </w:rPr>
-          <w:t xml:space="preserve">32</w:t>
-        </w:r>
-      </w:hyperlink>
-      <w:r>
-        <w:rPr>
-          <w:color w:val="1E1D1C"/>
-        </w:rPr>
-        <w:t xml:space="preserve"> The third independent panel says what the first two say. The buyer cannot articulate what they need, so the buyer cannot evaluate what they bought.</w:t>
-      </w:r>
-    </w:p>
-    <w:p>
-      <w:pPr>
-        <w:pStyle w:val="Normal"/>
-        <w:spacing w:after="120"/>
-        <w:widowControl w:val="1"/>
-      </w:pPr>
-      <w:r>
-        <w:rPr>
-          <w:color w:val="1E1D1C"/>
-        </w:rPr>
-        <w:t xml:space="preserve">Nadia Privalikhina, an n8n and Make.com automation agency owner, wrote a public post-mortem in May 2025 that names the gap from inside the seat that delivers the work: “Many businesses came because they were struggling with day-to-day operations and thought AI would stop the struggling. But their real problem wasn't lack of automation. It was lack of processes.”</w:t>
-      </w:r>
-      <w:hyperlink w:anchor="note33" w:history="1">
-        <w:r>
-          <w:rPr>
-            <w:color w:val="1E1D1C"/>
-            <w:vertAlign w:val="superscript"/>
-          </w:rPr>
-          <w:t xml:space="preserve">33</w:t>
-        </w:r>
-      </w:hyperlink>
-      <w:r>
-        <w:rPr>
-          <w:color w:val="1E1D1C"/>
-        </w:rPr>
-        <w:t xml:space="preserve"> This is the buyer-confusion wedge described by the agency owner trying to deliver against it.</w:t>
-      </w:r>
-    </w:p>
-    <w:p>
-      <w:pPr>
-        <w:pStyle w:val="Normal"/>
-        <w:spacing w:after="120"/>
-        <w:widowControl w:val="1"/>
-      </w:pPr>
-      <w:r>
-        <w:rPr>
-          <w:color w:val="1E1D1C"/>
-        </w:rPr>
-        <w:t xml:space="preserve">Tammy Halevy at Reimagine Main Street, speaking for the civic small-business advocacy sector, named the same buyer in different words: “Small business owners are already putting AI to work. One in four are using it today, and more than half are exploring the possibilities of AI for their businesses. But these 'Explorers' want to see how AI advances their businesses.”</w:t>
-      </w:r>
-      <w:hyperlink w:anchor="note34" w:history="1">
-        <w:r>
-          <w:rPr>
-            <w:color w:val="1E1D1C"/>
-            <w:vertAlign w:val="superscript"/>
-          </w:rPr>
-          <w:t xml:space="preserve">34</w:t>
-        </w:r>
-      </w:hyperlink>
-    </w:p>
-    <w:p>
-      <w:pPr>
-        <w:pStyle w:val="Normal"/>
-        <w:spacing w:after="120"/>
-        <w:widowControl w:val="1"/>
-      </w:pPr>
-      <w:r>
-        <w:rPr>
-          <w:color w:val="1E1D1C"/>
-        </w:rPr>
-        <w:t xml:space="preserve">The trades version of the same picture surfaces on r/HVAC, where a working technician described homeowners arriving with ChatGPT diagnoses: “ChatGPT couldn't fix your system.”</w:t>
-      </w:r>
-      <w:hyperlink w:anchor="note35" w:history="1">
-        <w:r>
-          <w:rPr>
-            <w:color w:val="1E1D1C"/>
-            <w:vertAlign w:val="superscript"/>
-          </w:rPr>
-          <w:t xml:space="preserve">35</w:t>
-        </w:r>
-      </w:hyperlink>
-      <w:r>
-        <w:rPr>
-          <w:color w:val="1E1D1C"/>
-        </w:rPr>
-        <w:t xml:space="preserve"> The shop owner standing between the homeowner and the technician is the buyer this paper is about, and the shop owner has not been trained on either side of the exchange.</w:t>
-      </w:r>
-    </w:p>
-    <w:p>
-      <w:pPr>
-        <w:pStyle w:val="Heading2"/>
-        <w:spacing w:before="240" w:after="80"/>
-        <w:widowControl w:val="1"/>
-        <w:keepNext/>
-        <w:keepLines/>
-      </w:pPr>
-      <w:r>
-        <w:rPr>
-          <w:rFonts w:ascii="Poppins" w:hAnsi="Poppins" w:cs="Poppins" w:eastAsia="Poppins"/>
-          <w:color w:val="1E1D1C"/>
-        </w:rPr>
-        <w:t xml:space="preserve">3.8 The convergence</w:t>
-      </w:r>
-    </w:p>
-    <w:p>
-      <w:pPr>
-        <w:pStyle w:val="Normal"/>
-        <w:spacing w:after="120"/>
-        <w:widowControl w:val="1"/>
-      </w:pPr>
-      <w:r>
-        <w:rPr>
-          <w:color w:val="1E1D1C"/>
-        </w:rPr>
-        <w:t xml:space="preserve">Six steps describe the pattern documented across every source above.</w:t>
-      </w:r>
-    </w:p>
-    <w:p>
-      <w:pPr>
-        <w:pStyle w:val="ListParagraph"/>
-        <w:spacing w:after="80"/>
-        <w:widowControl w:val="1"/>
-      </w:pPr>
-      <w:r>
-        <w:rPr>
-          <w:b/>
-          <w:color w:val="1E1D1C"/>
-        </w:rPr>
-        <w:t xml:space="preserve">Step 1. The buyer has bought. </w:t>
-      </w:r>
-      <w:r>
-        <w:rPr>
-          <w:color w:val="1E1D1C"/>
-        </w:rPr>
-        <w:t xml:space="preserve">Goldman Sachs reports 76 percent of small businesses already using AI in some form. The U.S. Chamber reports 58 percent specifically using generative AI.</w:t>
-      </w:r>
-      <w:hyperlink w:anchor="note30" w:history="1">
-        <w:r>
-          <w:rPr>
-            <w:color w:val="1E1D1C"/>
-            <w:vertAlign w:val="superscript"/>
-          </w:rPr>
-          <w:t xml:space="preserve">30</w:t>
-        </w:r>
-      </w:hyperlink>
-      <w:hyperlink w:anchor="note36" w:history="1">
-        <w:r>
-          <w:rPr>
-            <w:color w:val="1E1D1C"/>
-            <w:vertAlign w:val="superscript"/>
-          </w:rPr>
-          <w:t xml:space="preserve">36</w:t>
-        </w:r>
-      </w:hyperlink>
-    </w:p>
-    <w:p>
-      <w:pPr>
-        <w:pStyle w:val="ListParagraph"/>
-        <w:spacing w:after="80"/>
-        <w:widowControl w:val="1"/>
-      </w:pPr>
-      <w:r>
-        <w:rPr>
-          <w:b/>
-          <w:color w:val="1E1D1C"/>
-        </w:rPr>
-        <w:t xml:space="preserve">Step 2. The buyer cannot use what they bought operationally. </w:t>
-      </w:r>
-      <w:r>
-        <w:rPr>
-          <w:color w:val="1E1D1C"/>
-        </w:rPr>
-        <w:t xml:space="preserve">Only 14 percent of Goldman Sachs respondents report full integration. MIT NANDA reports a 95 percent failure rate on pilots.</w:t>
-      </w:r>
-      <w:hyperlink w:anchor="note30" w:history="1">
-        <w:r>
-          <w:rPr>
-            <w:color w:val="1E1D1C"/>
-            <w:vertAlign w:val="superscript"/>
-          </w:rPr>
-          <w:t xml:space="preserve">30</w:t>
-        </w:r>
-      </w:hyperlink>
-      <w:hyperlink w:anchor="note31" w:history="1">
-        <w:r>
-          <w:rPr>
-            <w:color w:val="1E1D1C"/>
-            <w:vertAlign w:val="superscript"/>
-          </w:rPr>
-          <w:t xml:space="preserve">31</w:t>
-        </w:r>
-      </w:hyperlink>
-    </w:p>
-    <w:p>
-      <w:pPr>
-        <w:pStyle w:val="ListParagraph"/>
-        <w:spacing w:after="80"/>
-        <w:widowControl w:val="1"/>
-      </w:pPr>
-      <w:r>
-        <w:rPr>
-          <w:b/>
-          <w:color w:val="1E1D1C"/>
-        </w:rPr>
-        <w:t xml:space="preserve">Step 3. The buyer can name the gap when asked. </w:t>
-      </w:r>
-      <w:r>
-        <w:rPr>
-          <w:color w:val="1E1D1C"/>
-        </w:rPr>
-        <w:t xml:space="preserve">Service Direct reports 62 percent of non-adopters citing lack of understanding. The U.S. Chamber reports 35 percent of owners naming upskilling employees to use AI as a top workforce challenge.</w:t>
-      </w:r>
-      <w:hyperlink w:anchor="note32" w:history="1">
-        <w:r>
-          <w:rPr>
-            <w:color w:val="1E1D1C"/>
-            <w:vertAlign w:val="superscript"/>
-          </w:rPr>
-          <w:t xml:space="preserve">32</w:t>
-        </w:r>
-      </w:hyperlink>
-      <w:hyperlink w:anchor="note36" w:history="1">
-        <w:r>
-          <w:rPr>
-            <w:color w:val="1E1D1C"/>
-            <w:vertAlign w:val="superscript"/>
-          </w:rPr>
-          <w:t xml:space="preserve">36</w:t>
-        </w:r>
-      </w:hyperlink>
-    </w:p>
-    <w:p>
-      <w:pPr>
-        <w:pStyle w:val="ListParagraph"/>
-        <w:spacing w:after="80"/>
-        <w:widowControl w:val="1"/>
-      </w:pPr>
-      <w:r>
-        <w:rPr>
-          <w:b/>
-          <w:color w:val="1E1D1C"/>
-        </w:rPr>
-        <w:t xml:space="preserve">Step 4. The buyer is paying a second time for help. </w:t>
-      </w:r>
-      <w:r>
-        <w:rPr>
-          <w:color w:val="1E1D1C"/>
-        </w:rPr>
-        <w:t xml:space="preserve">Fiverr AI Agent searches are up 18,347 percent. Fortune profiles AI engineering consultants billing $900 an hour at the enterprise end of the same pattern.</w:t>
-      </w:r>
-      <w:hyperlink w:anchor="note18" w:history="1">
-        <w:r>
-          <w:rPr>
-            <w:color w:val="1E1D1C"/>
-            <w:vertAlign w:val="superscript"/>
-          </w:rPr>
-          <w:t xml:space="preserve">18</w:t>
-        </w:r>
-      </w:hyperlink>
-      <w:hyperlink w:anchor="note37" w:history="1">
-        <w:r>
-          <w:rPr>
-            <w:color w:val="1E1D1C"/>
-            <w:vertAlign w:val="superscript"/>
-          </w:rPr>
-          <w:t xml:space="preserve">37</w:t>
-        </w:r>
-      </w:hyperlink>
-    </w:p>
-    <w:p>
-      <w:pPr>
-        <w:pStyle w:val="ListParagraph"/>
-        <w:spacing w:after="80"/>
-        <w:widowControl w:val="1"/>
-      </w:pPr>
-      <w:r>
-        <w:rPr>
-          <w:b/>
-          <w:color w:val="1E1D1C"/>
-        </w:rPr>
-        <w:t xml:space="preserve">Step 5. The supply side hears it. </w:t>
-      </w:r>
-      <w:r>
-        <w:rPr>
-          <w:color w:val="1E1D1C"/>
-        </w:rPr>
-        <w:t xml:space="preserve">Indeed reports management-consultant share of GenAI postings up 62-fold in twelve months. LinkedIn ranks AI Consultant the second-fastest growing US role over three years. Stripe Atlas reports the LLC share self-identifying as AI quadrupled in two years.</w:t>
-      </w:r>
-      <w:hyperlink w:anchor="note21" w:history="1">
-        <w:r>
-          <w:rPr>
-            <w:color w:val="1E1D1C"/>
-            <w:vertAlign w:val="superscript"/>
-          </w:rPr>
-          <w:t xml:space="preserve">21</w:t>
-        </w:r>
-      </w:hyperlink>
-      <w:hyperlink w:anchor="note22" w:history="1">
-        <w:r>
-          <w:rPr>
-            <w:color w:val="1E1D1C"/>
-            <w:vertAlign w:val="superscript"/>
-          </w:rPr>
-          <w:t xml:space="preserve">22</w:t>
-        </w:r>
-      </w:hyperlink>
-      <w:hyperlink w:anchor="note23" w:history="1">
-        <w:r>
-          <w:rPr>
-            <w:color w:val="1E1D1C"/>
-            <w:vertAlign w:val="superscript"/>
-          </w:rPr>
-          <w:t xml:space="preserve">23</w:t>
-        </w:r>
-      </w:hyperlink>
-    </w:p>
-    <w:p>
-      <w:pPr>
-        <w:pStyle w:val="ListParagraph"/>
-        <w:spacing w:after="80"/>
-        <w:widowControl w:val="1"/>
-      </w:pPr>
-      <w:r>
-        <w:rPr>
-          <w:b/>
-          <w:color w:val="1E1D1C"/>
-        </w:rPr>
-        <w:t xml:space="preserve">Step 6. The trades segment sits behind the SMB average and is not being served by any of the new advisor categories. </w:t>
-      </w:r>
-      <w:r>
-        <w:rPr>
-          <w:color w:val="1E1D1C"/>
-        </w:rPr>
-        <w:t xml:space="preserve">ACCA reports 33 percent of residential HVAC contractors have adopted AI, mostly for phone-answering, not for job costing or margin analysis.</w:t>
-      </w:r>
-      <w:hyperlink w:anchor="note29" w:history="1">
-        <w:r>
-          <w:rPr>
-            <w:color w:val="1E1D1C"/>
-            <w:vertAlign w:val="superscript"/>
-          </w:rPr>
-          <w:t xml:space="preserve">29</w:t>
-        </w:r>
-      </w:hyperlink>
-    </w:p>
-    <w:p>
-      <w:pPr>
-        <w:pStyle w:val="Normal"/>
-        <w:spacing w:after="120"/>
-        <w:widowControl w:val="1"/>
-      </w:pPr>
-      <w:r>
-        <w:rPr>
-          <w:color w:val="1E1D1C"/>
-        </w:rPr>
-        <w:t xml:space="preserve">The market is real and is buying. The buyer is real and cannot name what they need. The advisor category that resolves the gap, specialist, trades-fluent, and operationally embedded, is the category Fiverr's executives, MIT's researchers, Goldman Sachs's panel, and the buyers themselves keep describing without naming.</w:t>
+        <w:t xml:space="preserve"> Demand is forming. No incumbent advisor is selling the integrated answer to the trades. That gap is what the launch plan closes.</w:t>
       </w:r>
     </w:p>
     <w:p>
       <w:pPr>
         <w:pStyle w:val="Heading1"/>
         <w:spacing w:before="360" w:after="160"/>
-        <w:widowControl w:val="1"/>
-        <w:keepNext w:val="1"/>
-        <w:keepLines w:val="1"/>
       </w:pPr>
       <w:r>
         <w:rPr>
@@ -1949,32 +2115,24 @@
           <w:color w:val="0056A5"/>
           <w:sz w:val="36"/>
         </w:rPr>
-        <w:t>4. The Game: the foundational teaching tool</w:t>
+        <w:t xml:space="preserve">4. The Game</w:t>
       </w:r>
     </w:p>
     <w:p>
       <w:pPr>
         <w:spacing w:after="120"/>
-        <w:rPr>
-          <w:rFonts w:hint="eastAsia"/>
-        </w:rPr>
-        <w:widowControl w:val="1"/>
-      </w:pPr>
-      <w:r>
-        <w:rPr>
-          <w:rFonts w:eastAsia="Open Sans" w:cs="Open Sans"/>
-          <w:color w:val="1E1D1C"/>
-        </w:rPr>
-        <w:t>Every section that follows depends on this one. Before discussing positioning, productization, or implementation steps, it is worth describing the operating artifact that the rest of the practice is built around. The Game is the live scoreboard ISI builds for each client. It is not a single dashboard; it is a pattern. No two clients receive identical Games. The metrics, the integrations, and even the visual layout are tailored to the shop, but every Game shares the same architectural premise and the same teaching purpose. The Game is what the owner, the manager, and the crew read together. It is also, by design, the way the client learns to use AI.</w:t>
+      </w:pPr>
+      <w:r>
+        <w:rPr>
+          <w:color w:val="1E1D1C"/>
+        </w:rPr>
+        <w:t xml:space="preserve">Everything that follows depends on this. The Game is the live scoreboard each client builds with ISI, using a shared pattern and the operating numbers of their own shop. The architectural premise and the teaching purpose are the same in every engagement. The owner, the manager, and the crew read it together. It is also how the client learns to use AI.</w:t>
       </w:r>
     </w:p>
     <w:p>
       <w:pPr>
         <w:pStyle w:val="Heading2"/>
         <w:spacing w:before="240" w:after="80"/>
-        <w:widowControl w:val="1"/>
-        <w:keepNext w:val="1"/>
-        <w:keepLines w:val="1"/>
       </w:pPr>
       <w:r>
         <w:rPr>
@@ -1987,26 +2145,28 @@
     <w:p>
       <w:pPr>
         <w:spacing w:after="120"/>
-        <w:rPr>
-          <w:rFonts w:hint="eastAsia"/>
-        </w:rPr>
-        <w:widowControl w:val="1"/>
-      </w:pPr>
-      <w:r>
-        <w:rPr>
-          <w:rFonts w:eastAsia="Open Sans" w:cs="Open Sans"/>
-          <w:color w:val="1E1D1C"/>
-        </w:rPr>
-        <w:t>Every Game answers four questions in plain language. The Wall: what does this business have to clear before any of the good outcomes are possible this month? On the Game, the Wall is the visible form of one slice of the Cash Flow Model (CFM), the overhead expenses the shop has to earn through the month before any profit flows. The CFM does more than that: it projects revenue, it separates cost of goods sold from overhead, it tracks gross and net margin, it accounts for distributions, and it shows the owner what is actually left at the bottom of the column. The Wall is the slice of that picture the Game makes hard to ignore; the rest of the CFM is what the consultant and the owner work in together, week by week. The Goal: what does winning this month look like? The Game itself: what is the current live position relative to the Wall and the Goal this week (week one, week two, week three, week four, sometimes week five)? The Steps: what are the specific, ordered actions the team is executing this week to advance the Game toward the Goal? Those four questions are the same for an HVAC shop, an auto body shop, a hurricane-shutter installer, a heritage food processor, or a family farm. The numbers that fill them in are not.</w:t>
+      </w:pPr>
+      <w:proofErr w:type="gramStart"/>
+      <w:proofErr w:type="gramEnd"/>
+      <w:proofErr w:type="gramStart"/>
+      <w:proofErr w:type="gramEnd"/>
+      <w:proofErr w:type="gramStart"/>
+      <w:proofErr w:type="gramEnd"/>
+      <w:proofErr w:type="gramStart"/>
+      <w:proofErr w:type="gramEnd"/>
+      <w:proofErr w:type="gramStart"/>
+      <w:proofErr w:type="gramEnd"/>
+      <w:r>
+        <w:rPr>
+          <w:color w:val="1E1D1C"/>
+        </w:rPr>
+        <w:t xml:space="preserve">Every Game answers four questions in plain language. The Wall: what does this business have to clear before any of the good outcomes are possible this month? The Wall on the Game is the Cash Flow Model's overhead line made visible. The Goal: what does winning the month look like? The Game itself: where does the business stand right now against the Wall and the Goal in week one, two, three, four, or five? The Steps: what specific, ordered actions is the team executing this week to advance the Game toward the Goal? Four questions, identical across every shop. The numbers filling them in are local to the shop.</w:t>
       </w:r>
     </w:p>
     <w:p>
       <w:pPr>
         <w:pStyle w:val="Heading2"/>
         <w:spacing w:before="240" w:after="80"/>
-        <w:widowControl w:val="1"/>
-        <w:keepNext w:val="1"/>
-        <w:keepLines w:val="1"/>
       </w:pPr>
       <w:r>
         <w:rPr>
@@ -2019,34 +2179,28 @@
     <w:p>
       <w:pPr>
         <w:spacing w:after="120"/>
-        <w:rPr>
-          <w:rFonts w:hint="eastAsia"/>
-        </w:rPr>
-        <w:widowControl w:val="1"/>
-      </w:pPr>
-      <w:r>
-        <w:rPr>
-          <w:rFonts w:eastAsia="Open Sans" w:cs="Open Sans"/>
-          <w:color w:val="1E1D1C"/>
-        </w:rPr>
-        <w:t xml:space="preserve">Every Game uses the same three reading instruments. A thermometer of some sort, showing pace against the month: where the business stood at the end of week one, week two, week three, where it has to stand by week four (or five) to win the Game. Gauges of some sort, showing the secondary indicators the owner needs to glance at without reading numbers: the dials that tell a service manager this week that capture rate is sliding or that </w:t>
-      </w:r>
-      <w:r>
-        <w:rPr>
-          <w:rFonts w:eastAsia="Open Sans" w:cs="Open Sans"/>
-          <w:color w:val="1E1D1C"/>
-        </w:rPr>
-        <w:lastRenderedPageBreak/>
-        <w:t>gross margin on a specific service line just slipped below the line. And a drill-down on every number: click the card, open the rows, see the source records, copy them out, sum them in a spreadsheet, land back on the card. The drill-down is the teaching mechanism. The first time the owner sums the rows and lands on the card value, the dashboard stops being a black box and becomes a tool the owner trusts. Beyond trust, the drill-down is where the learning happens week to week: it is the surface on which edge cases get investigated, anomalies get explained, and small efficiencies compound into real margin across the four or five weeks of a winning Game.</w:t>
+      </w:pPr>
+      <w:proofErr w:type="gramStart"/>
+      <w:proofErr w:type="gramEnd"/>
+      <w:proofErr w:type="gramStart"/>
+      <w:proofErr w:type="gramEnd"/>
+      <w:proofErr w:type="gramStart"/>
+      <w:proofErr w:type="gramEnd"/>
+      <w:proofErr w:type="gramStart"/>
+      <w:proofErr w:type="gramEnd"/>
+      <w:proofErr w:type="gramStart"/>
+      <w:proofErr w:type="gramEnd"/>
+      <w:r>
+        <w:rPr>
+          <w:color w:val="1E1D1C"/>
+        </w:rPr>
+        <w:t xml:space="preserve">Three reading instruments on every Game. A thermometer showing pace against the month: where the business stood at end of week one, two, three, and where it has to stand by week four or five to win. Gauges showing the secondary indicators the owner needs at a glance: the dials that tell a service manager this week that capture rate is sliding, or that gross margin on one service line just slipped below the line. A drill-down on every number: click the card, open the rows, see the source records, copy them out, sum them in a spreadsheet, land back on the card. The drill-down is the teaching mechanism. The first time the owner sums the rows and lands on the card value, the dashboard stops being a black box. Edge cases get investigated, anomalies get explained, and small efficiencies compound across the weeks of a winning Game. By the time the engagement is done, the owner is analyzing their own data, their own way, for the results they want.</w:t>
       </w:r>
     </w:p>
     <w:p>
       <w:pPr>
         <w:pStyle w:val="Heading2"/>
         <w:spacing w:before="240" w:after="80"/>
-        <w:widowControl w:val="1"/>
-        <w:keepNext w:val="1"/>
-        <w:keepLines w:val="1"/>
       </w:pPr>
       <w:r>
         <w:rPr>
@@ -2059,170 +2213,96 @@
     <w:p>
       <w:pPr>
         <w:spacing w:after="120"/>
-        <w:rPr>
-          <w:rFonts w:hint="eastAsia"/>
-        </w:rPr>
-        <w:widowControl w:val="1"/>
-      </w:pPr>
-      <w:r>
-        <w:rPr>
-          <w:rFonts w:eastAsia="Open Sans" w:cs="Open Sans"/>
-          <w:color w:val="1E1D1C"/>
-        </w:rPr>
-        <w:t>The integrations behind the Game are whatever the client already runs. In some engagements that means a field-service platform plus an accounting system; in others it means a point-of-sale plus payroll plus a fleet of spreadsheets; in others it means a manual data drop the owner has been doing for fifteen years and has no intention of changing. The Game accommodates whatever is there. ISI has shipped Games against ServiceTitan, against Tekmetric, against QuickBooks Online, against vendor-specific platforms, and against pure spreadsheet inputs. The integration surface is engagement-specific. The premise (Wall, Goal, Game, Steps, with thermometer, gauges, and drill-down) holds across every shop.</w:t>
+      </w:pPr>
+      <w:proofErr w:type="gramStart"/>
+      <w:proofErr w:type="gramEnd"/>
+      <w:proofErr w:type="gramStart"/>
+      <w:proofErr w:type="gramEnd"/>
+      <w:proofErr w:type="gramStart"/>
+      <w:proofErr w:type="gramEnd"/>
+      <w:proofErr w:type="gramStart"/>
+      <w:proofErr w:type="gramEnd"/>
+      <w:proofErr w:type="gramStart"/>
+      <w:proofErr w:type="gramEnd"/>
+      <w:r>
+        <w:rPr>
+          <w:color w:val="1E1D1C"/>
+        </w:rPr>
+        <w:t xml:space="preserve">The integrations behind the Game are whatever the client already runs: field-service platforms, accounting systems, points-of-sale, payroll, dispatch, the spreadsheets the bookkeeper emails on Friday, the fifteen-year-old manual data drops the owner is not changing, paper bills and invoices the shop scans into a folder. Point us at the data, and we take it from there. The premise holds across every shop: Wall, Goal, Game, Steps, with thermometer, gauges, and drill-down.</w:t>
       </w:r>
     </w:p>
     <w:p>
       <w:pPr>
         <w:pStyle w:val="Heading2"/>
         <w:spacing w:before="240" w:after="80"/>
-        <w:widowControl w:val="1"/>
-        <w:keepNext w:val="1"/>
-        <w:keepLines w:val="1"/>
       </w:pPr>
       <w:r>
         <w:rPr>
           <w:rFonts w:ascii="Poppins" w:eastAsia="Poppins" w:hAnsi="Poppins" w:cs="Poppins"/>
           <w:color w:val="1E1D1C"/>
         </w:rPr>
-        <w:t>4.4 The CPM loop the Game lives inside.</w:t>
+        <w:t xml:space="preserve">4.4 The CPM </w:t>
+      </w:r>
+      <w:proofErr w:type="gramStart"/>
+      <w:r>
+        <w:rPr>
+          <w:rFonts w:ascii="Poppins" w:eastAsia="Poppins" w:hAnsi="Poppins" w:cs="Poppins"/>
+          <w:color w:val="1E1D1C"/>
+        </w:rPr>
+        <w:t>loop</w:t>
+      </w:r>
+      <w:proofErr w:type="gramEnd"/>
+      <w:r>
+        <w:rPr>
+          <w:rFonts w:ascii="Poppins" w:eastAsia="Poppins" w:hAnsi="Poppins" w:cs="Poppins"/>
+          <w:color w:val="1E1D1C"/>
+        </w:rPr>
+        <w:t xml:space="preserve"> the Game lives inside.</w:t>
       </w:r>
     </w:p>
     <w:p>
       <w:pPr>
         <w:spacing w:after="120"/>
-        <w:rPr>
-          <w:rFonts w:hint="eastAsia"/>
-        </w:rPr>
-        <w:widowControl w:val="1"/>
-      </w:pPr>
-      <w:r>
-        <w:rPr>
-          <w:rFonts w:eastAsia="Open Sans" w:cs="Open Sans"/>
-          <w:color w:val="1E1D1C"/>
-        </w:rPr>
-        <w:t xml:space="preserve">The Game does not stand alone, and the Game is the only piece of CPM that runs on a monthly clock. Everything around it is weekly. Upstream of the Game is the Cash Flow Model, the weekly analytical instrument that projects the month and tracks plan against actual: revenue at the top, cost of goods sold separated from overhead, distributions accounted for, what's left at the bottom shown explicitly. The CFM is updated weekly. The Wall on the Game is the visible form of the CFM's overhead line for the month; the COGS line, the gross-margin picture, and the bottom-of-the-column number all live inside the CFM and are worked through with the owner week by week as the month unfolds. Alongside the CFM is the UDE log, the running list of UnDesirable Effects the business keeps surfacing in its operation. And there is the Bloodwall: the workspace where each UDE gets worked. On the Bloodwall, the team tells the story of the UDE, does the math on what it is actually costing, decides the action that will retire it, names the person who will manage that action, and identifies how the outcome will be tracked. The meeting in which that tracking happens, week after week, is the Management Accountability Meeting, the MAM. The MAM does not do the Bloodwall work. The MAM is the weekly room where the </w:t>
-      </w:r>
-      <w:r>
-        <w:rPr>
-          <w:rFonts w:eastAsia="Open Sans" w:cs="Open Sans"/>
-          <w:color w:val="1E1D1C"/>
-        </w:rPr>
-        <w:lastRenderedPageBreak/>
-        <w:t>Bloodwall work is tracked, where each owner is held accountable for the action they committed to last week, and where the team makes the decisions that have to be made together, including the hardest one: when the numbers say it is time to pivot mid-Game. The full loop runs weekly against a monthly Game. The CFM is updated week by week and tells the shop what its Wall is for the month. The Game shows live position against the Wall and the Goal at every weekly checkpoint. UDEs are logged as they recur. The Bloodwall is where each UDE is worked into an owned and tracked action. The MAM is where progress on those actions is reviewed every week. The Game is the part of that loop that already runs live; the integration of the rest is what the practice is actively wiring up.</w:t>
+      </w:pPr>
+      <w:proofErr w:type="gramStart"/>
+      <w:proofErr w:type="gramEnd"/>
+      <w:proofErr w:type="spellStart"/>
+      <w:proofErr w:type="spellEnd"/>
+      <w:r>
+        <w:rPr>
+          <w:color w:val="1E1D1C"/>
+        </w:rPr>
+        <w:t xml:space="preserve">The Game is the only piece of CPM that runs on a monthly clock. Everything around it is weekly. The CFM gets updated weekly. The UDE log captures UnDesirable Effects as they surface. The Bloodwall is where each UDE gets worked into a tracked action. The MAM is the weekly room where action owners are held to last week's commitments. The full loop runs weekly against a monthly Game. The Game is already live in production. The rest is what the practice is wiring up now.</w:t>
       </w:r>
     </w:p>
     <w:p>
       <w:pPr>
         <w:pStyle w:val="Heading2"/>
         <w:spacing w:before="240" w:after="80"/>
-        <w:widowControl w:val="1"/>
-        <w:keepNext w:val="1"/>
-        <w:keepLines w:val="1"/>
       </w:pPr>
       <w:r>
         <w:rPr>
           <w:rFonts w:ascii="Poppins" w:eastAsia="Poppins" w:hAnsi="Poppins" w:cs="Poppins"/>
           <w:color w:val="1E1D1C"/>
         </w:rPr>
-        <w:t>4.5 The double lesson: CPM and AI.</w:t>
+        <w:t xml:space="preserve">4.5 What the client owns when it's done.</w:t>
       </w:r>
     </w:p>
     <w:p>
       <w:pPr>
         <w:spacing w:after="120"/>
-        <w:rPr>
-          <w:rFonts w:hint="eastAsia"/>
-        </w:rPr>
-        <w:widowControl w:val="1"/>
-      </w:pPr>
-      <w:r>
-        <w:rPr>
-          <w:rFonts w:eastAsia="Open Sans" w:cs="Open Sans"/>
-          <w:color w:val="1E1D1C"/>
-        </w:rPr>
-        <w:t>Every Game teaches the owner two things at once. The first is Critical Path Methodology, the discipline of running a trades business in weekly cycles around a monthly Game. The CFM is updated weekly. The UDE log moves weekly. The Bloodwall works weekly. The MAM meets weekly. The Game itself is the one-month window the weekly work adds up to: four weeks, sometimes five, of tracked progress toward a Goal the team can read off the board. CPM is the methodology ISI has been selling for decades. The Game is its live-data form: the CFM is the weekly model behind every number on the board, the Wall is its overhead slice made visible for the month, the monthly plan becomes a stated Goal, the work in flight becomes Steps the team executes week by week, and the MAM is the weekly room where the Bloodwall actions get tracked, owners get held accountable, and the team makes the calls only a team can make.</w:t>
-      </w:r>
-    </w:p>
-    <w:p>
-      <w:pPr>
-        <w:spacing w:after="120"/>
-        <w:rPr>
-          <w:rFonts w:hint="eastAsia"/>
-        </w:rPr>
-        <w:widowControl w:val="1"/>
-      </w:pPr>
-      <w:r>
-        <w:rPr>
-          <w:rFonts w:eastAsia="Open Sans" w:cs="Open Sans"/>
-          <w:color w:val="1E1D1C"/>
-        </w:rPr>
-        <w:t>The second lesson is AI itself. Every Game is built with AI tools embedded in plain sight: a weekly-numbers agent that prepares the meeting pack, an inbox triage agent that sweeps customer replies, a freshness check that pulls live data before any "as of today" claim is made on the board, a credential rotation playbook the owner can run when an integration token expires. The owner watches those tools work, week after week, on the numbers that matter to the business. By the time the build is complete, the owner is no longer afraid of AI. The owner has a working mental model of what these systems are, what they can do, and what they cannot. That mental model is something the frontier-lab consulting arms cannot package.</w:t>
-      </w:r>
-    </w:p>
-    <w:p>
-      <w:pPr>
-        <w:pStyle w:val="Heading2"/>
-        <w:spacing w:before="240" w:after="80"/>
-        <w:widowControl w:val="1"/>
-        <w:keepNext w:val="1"/>
-        <w:keepLines w:val="1"/>
-      </w:pPr>
-      <w:r>
-        <w:rPr>
-          <w:rFonts w:ascii="Poppins" w:eastAsia="Poppins" w:hAnsi="Poppins" w:cs="Poppins"/>
-          <w:color w:val="1E1D1C"/>
-        </w:rPr>
-        <w:t>4.6 What the client owns when the engagement ends.</w:t>
-      </w:r>
-    </w:p>
-    <w:p>
-      <w:pPr>
-        <w:spacing w:after="120"/>
-        <w:rPr>
-          <w:rFonts w:hint="eastAsia"/>
-        </w:rPr>
-        <w:widowControl w:val="1"/>
-      </w:pPr>
-      <w:r>
-        <w:rPr>
-          <w:rFonts w:eastAsia="Open Sans" w:cs="Open Sans"/>
-          <w:color w:val="1E1D1C"/>
-        </w:rPr>
-        <w:t xml:space="preserve">When ISI rolls off, the client owns the Game outright: the code, the credentials, the hosting, the data, any middleware that was built along the way. The client can run the Game </w:t>
-      </w:r>
-      <w:r>
-        <w:rPr>
-          <w:rFonts w:eastAsia="Open Sans" w:cs="Open Sans"/>
-          <w:color w:val="1E1D1C"/>
-        </w:rPr>
-        <w:lastRenderedPageBreak/>
-        <w:t>without ISI. They can change the metrics on it, swap a vendor behind it, retire a card, add a new one. Every Game ships with a runbook written for the owner, not for a consultant.</w:t>
-      </w:r>
-    </w:p>
-    <w:p>
-      <w:pPr>
-        <w:spacing w:after="120"/>
-        <w:rPr>
-          <w:rFonts w:hint="eastAsia"/>
-        </w:rPr>
-        <w:widowControl w:val="1"/>
-      </w:pPr>
-      <w:r>
-        <w:rPr>
-          <w:rFonts w:eastAsia="Open Sans" w:cs="Open Sans"/>
-          <w:color w:val="1E1D1C"/>
-        </w:rPr>
-        <w:t>This sounds like the end of the engagement. It is the opposite. The Game keeps running in the same form, but the AI landscape around it does not stand still: new models, new pricing, new agent capabilities, new integration surfaces, new compliance pressure. The client keeps ISI engaged not because the Game stopped working, but because the world around it keeps changing, and the owner who learned what AI was during the build now needs the same teacher to translate what AI is becoming. Teaching AI is what keeps the door open. CPM is the work that keeps earning the fee.</w:t>
+      </w:pPr>
+      <w:r>
+        <w:rPr>
+          <w:color w:val="1E1D1C"/>
+        </w:rPr>
+        <w:t xml:space="preserve">Every Game teaches the owner two things: CPM (the discipline of running a trades business in weekly cycles around a monthly Game) and AI itself (a weekly-numbers agent that prepares the meeting pack, an inbox triage agent that sweeps replies, a freshness check, a credential rotation playbook). The owner watches those tools work, week after week, on the numbers that matter. The client builds the Game alongside the consultant. The typing starts on the consultant's side and finishes on the client's. When ISI rolls off, the client owns the code, the credentials, the hosting, the data, and the middleware. The retainer is the safety harness around the program the client now runs. The AI landscape does not stand still, and the owner who learned what AI was during the build needs the same teacher to translate what AI is becoming. Teaching AI keeps the door open. CPM keeps earning the fee.</w:t>
       </w:r>
     </w:p>
     <w:p>
       <w:pPr>
         <w:pStyle w:val="Heading1"/>
         <w:spacing w:before="360" w:after="160"/>
-        <w:widowControl w:val="1"/>
-        <w:keepNext w:val="1"/>
-        <w:keepLines w:val="1"/>
       </w:pPr>
       <w:r>
         <w:rPr>
@@ -2237,9 +2317,6 @@
       <w:pPr>
         <w:pStyle w:val="Heading2"/>
         <w:spacing w:before="240" w:after="80"/>
-        <w:widowControl w:val="1"/>
-        <w:keepNext w:val="1"/>
-        <w:keepLines w:val="1"/>
       </w:pPr>
       <w:r>
         <w:rPr>
@@ -2252,14 +2329,9 @@
     <w:p>
       <w:pPr>
         <w:spacing w:after="120"/>
-        <w:rPr>
-          <w:rFonts w:hint="eastAsia"/>
-        </w:rPr>
-        <w:widowControl w:val="1"/>
-      </w:pPr>
-      <w:r>
-        <w:rPr>
-          <w:rFonts w:eastAsia="Open Sans" w:cs="Open Sans"/>
+      </w:pPr>
+      <w:r>
+        <w:rPr>
           <w:color w:val="1E1D1C"/>
         </w:rPr>
         <w:t>If PwC is right that 80 percent of AI-initiative value comes from redesigning the work,</w:t>
@@ -2270,153 +2342,128 @@
             <w:color w:val="1E1D1C"/>
             <w:vertAlign w:val="superscript"/>
           </w:rPr>
-          <w:t xml:space="preserve">7</w:t>
+          <w:t>7</w:t>
         </w:r>
       </w:hyperlink>
       <w:r>
         <w:rPr>
-          <w:rFonts w:eastAsia="Open Sans" w:cs="Open Sans"/>
-          <w:color w:val="1E1D1C"/>
-        </w:rPr>
-        <w:t xml:space="preserve"> the consultancy that wins is the one that already knows how to redesign trades-business work. ISI does not need to learn how a shop closes the month; ISI runs the close. ISI does not need to discover that the field-service capture rate is forty-two percent; that number is already on the scoreboard. CPM is the operating layer AI tools have to plug into: the weekly CFM that projects revenue, COGS, overhead, and what's left at the bottom of the month; the Wall that makes the overhead line a live target the team can read every week; the UDE log that captures recurring obstacles; the Bloodwall on which each UDE is worked into a tracked action; and the MAM that holds the whole loop accountable week by week and decides, on the team's chosen MAM day, what the team does next.</w:t>
+          <w:color w:val="1E1D1C"/>
+        </w:rPr>
+        <w:t xml:space="preserve"> the consultancy that wins is the one that already knows how to redesign trades-business work. ISI does not need to learn how a shop closes the month. ISI runs the close. ISI does not need to </w:t>
+      </w:r>
+      <w:proofErr w:type="gramStart"/>
+      <w:r>
+        <w:rPr>
+          <w:color w:val="1E1D1C"/>
+        </w:rPr>
+        <w:t>discover</w:t>
+      </w:r>
+      <w:proofErr w:type="gramEnd"/>
+      <w:r>
+        <w:rPr>
+          <w:color w:val="1E1D1C"/>
+        </w:rPr>
+        <w:t xml:space="preserve"> the capture rate is forty-two percent. That number is already on the scoreboard. CPM is the operating layer AI plugs </w:t>
+      </w:r>
+      <w:proofErr w:type="gramStart"/>
+      <w:r>
+        <w:rPr>
+          <w:color w:val="1E1D1C"/>
+        </w:rPr>
+        <w:t>into:</w:t>
+      </w:r>
+      <w:proofErr w:type="gramEnd"/>
+      <w:r>
+        <w:rPr>
+          <w:color w:val="1E1D1C"/>
+        </w:rPr>
+        <w:t xml:space="preserve"> the weekly CFM, the Wall, the UDE log, the Bloodwall, the MAM.</w:t>
       </w:r>
     </w:p>
     <w:p>
       <w:pPr>
         <w:pStyle w:val="Heading2"/>
         <w:spacing w:before="240" w:after="80"/>
-        <w:widowControl w:val="1"/>
-        <w:keepNext w:val="1"/>
-        <w:keepLines w:val="1"/>
       </w:pPr>
       <w:r>
         <w:rPr>
           <w:rFonts w:ascii="Poppins" w:eastAsia="Poppins" w:hAnsi="Poppins" w:cs="Poppins"/>
           <w:color w:val="1E1D1C"/>
         </w:rPr>
-        <w:t>5.2 Client-owned tooling is now a feature, not a quirk.</w:t>
+        <w:t xml:space="preserve">5.2 We teach the client to build and run their own tools.</w:t>
       </w:r>
     </w:p>
     <w:p>
       <w:pPr>
         <w:spacing w:after="120"/>
-        <w:rPr>
-          <w:rFonts w:hint="eastAsia"/>
-        </w:rPr>
-        <w:widowControl w:val="1"/>
-      </w:pPr>
-      <w:r>
-        <w:rPr>
-          <w:rFonts w:eastAsia="Open Sans" w:cs="Open Sans"/>
-          <w:color w:val="1E1D1C"/>
-        </w:rPr>
-        <w:t>ISI's standard delivery model builds client-owned workflow tools: Apps Script, Sheets, Python middleware, lightweight Flask services hosted on the client's own infrastructure. The Game runs in the client's name, with a dashboard the client can open in any browser. In a market suddenly nervous about SaaS lock-in, AI-vendor switching costs, and the optics of "your data is training their next model," client-owned tooling is a competitive advantage rather than a curiosity. The Anthropic, OpenAI, and Google ventures structurally cannot offer this; their commercial logic requires that the model usage stay on their meter.</w:t>
+      </w:pPr>
+      <w:proofErr w:type="gramStart"/>
+      <w:proofErr w:type="gramEnd"/>
+      <w:proofErr w:type="gramStart"/>
+      <w:proofErr w:type="gramEnd"/>
+      <w:r>
+        <w:rPr>
+          <w:color w:val="1E1D1C"/>
+        </w:rPr>
+        <w:t xml:space="preserve">The standard delivery model is teaching. The consultant builds the first version alongside the owner using Apps Script, Sheets, Python middleware, and lightweight Flask services hosted on the client's own infrastructure. The owner then operates and extends it. The Game runs in the client's name. The dashboard opens in any browser. The consultant is the safety harness around the program. The owner is the operator. In a market suddenly nervous about SaaS lock-in, AI-vendor switching costs, and the optics of "your data is training their next model," client-built tooling is a competitive advantage. The Anthropic, OpenAI, and Google ventures structurally cannot offer it. Their commercial logic requires the model usage stay on their meter. The same fact carries the liability question: the client built it, the client runs it, the client owns the exposure.</w:t>
       </w:r>
     </w:p>
     <w:p>
       <w:pPr>
         <w:pStyle w:val="Heading2"/>
         <w:spacing w:before="240" w:after="80"/>
-        <w:widowControl w:val="1"/>
-        <w:keepNext w:val="1"/>
-        <w:keepLines w:val="1"/>
       </w:pPr>
       <w:r>
         <w:rPr>
           <w:rFonts w:ascii="Poppins" w:eastAsia="Poppins" w:hAnsi="Poppins" w:cs="Poppins"/>
           <w:color w:val="1E1D1C"/>
         </w:rPr>
-        <w:lastRenderedPageBreak/>
         <w:t>5.3 Vendor independence is built into the architecture.</w:t>
       </w:r>
     </w:p>
     <w:p>
       <w:pPr>
         <w:spacing w:after="120"/>
-        <w:rPr>
-          <w:rFonts w:hint="eastAsia"/>
-        </w:rPr>
-        <w:widowControl w:val="1"/>
-      </w:pPr>
-      <w:r>
-        <w:rPr>
-          <w:rFonts w:eastAsia="Open Sans" w:cs="Open Sans"/>
-          <w:color w:val="1E1D1C"/>
-        </w:rPr>
-        <w:t>Every agent in the practice talks to a model through a thin API layer. If one model provider raises rates or sunsets a capability, the agents swap to another provider (or to a self-hosted open-weights model) and the client's business never skips a beat. The same principle applies to the systems-of-record the Game reads from. Where the client uses a field-service platform, the Game integrates with it. Where the client uses an accounting system, payroll vendor, point-of-sale, or estimating workbench, the Game integrates with that. Where the client has nothing but a spreadsheet, the Game integrates with the spreadsheet. The integration layer is engagement-specific by design. The middleware ISI has shipped across the current client portfolio spans field-service-to-accounting bridges, invoice pipelines and pricing engines, AI-powered statement analysis, and estimating workbenches across several industries. Each is single-purpose; none is single-vendor.</w:t>
+      </w:pPr>
+      <w:proofErr w:type="gramStart"/>
+      <w:proofErr w:type="gramEnd"/>
+      <w:proofErr w:type="gramStart"/>
+      <w:proofErr w:type="gramEnd"/>
+      <w:r>
+        <w:rPr>
+          <w:color w:val="1E1D1C"/>
+        </w:rPr>
+        <w:t xml:space="preserve">Every agent talks to a model through a thin API layer. If a provider raises rates or sunsets a capability, agents swap to another provider (or a self-hosted open-weights model) and the client's business never skips a beat. Same principle for the systems-of-record the Game reads from: field-service platforms, accounting systems, payroll, point-of-sale, estimating workbenches, dispatch tools, or a spreadsheet. The Game integrates with whatever is there. The middleware ISI builds is single-purpose by design and provider-neutral on every layer.</w:t>
       </w:r>
     </w:p>
     <w:p>
       <w:pPr>
         <w:pStyle w:val="Heading2"/>
         <w:spacing w:before="240" w:after="80"/>
-        <w:widowControl w:val="1"/>
-        <w:keepNext w:val="1"/>
-        <w:keepLines w:val="1"/>
       </w:pPr>
       <w:r>
         <w:rPr>
           <w:rFonts w:ascii="Poppins" w:eastAsia="Poppins" w:hAnsi="Poppins" w:cs="Poppins"/>
           <w:color w:val="1E1D1C"/>
         </w:rPr>
-        <w:t>5.4 The weekly cadence is the accountability AI tools need.</w:t>
+        <w:t xml:space="preserve">5.4 The weekly cadence and the road work.</w:t>
       </w:r>
     </w:p>
     <w:p>
       <w:pPr>
         <w:spacing w:after="120"/>
-        <w:rPr>
-          <w:rFonts w:hint="eastAsia"/>
-        </w:rPr>
-        <w:widowControl w:val="1"/>
-      </w:pPr>
-      <w:r>
-        <w:rPr>
-          <w:rFonts w:eastAsia="Open Sans" w:cs="Open Sans"/>
-          <w:color w:val="1E1D1C"/>
-        </w:rPr>
-        <w:t>Most AI pilots fail in the same place: nobody owns the result on a weekly basis. The 95 percent failure rate is not a model problem; it is an accountability problem. The MAM rhythm that already exists in every ISI engagement is, in practice, the missing operating system for agentic AI in a trades business. The agent does not fail because it is dumb. It fails because no one looked at its output on Tuesday morning. The Game makes that look impossible to skip; the dashboard is what gets opened on MAM day.</w:t>
-      </w:r>
-    </w:p>
-    <w:p>
-      <w:pPr>
-        <w:pStyle w:val="Heading2"/>
-        <w:spacing w:before="240" w:after="80"/>
-        <w:widowControl w:val="1"/>
-        <w:keepNext w:val="1"/>
-        <w:keepLines w:val="1"/>
-      </w:pPr>
-      <w:r>
-        <w:rPr>
-          <w:rFonts w:ascii="Poppins" w:eastAsia="Poppins" w:hAnsi="Poppins" w:cs="Poppins"/>
-          <w:color w:val="1E1D1C"/>
-        </w:rPr>
-        <w:t>5.5 The road work is the competitive edge.</w:t>
-      </w:r>
-    </w:p>
-    <w:p>
-      <w:pPr>
-        <w:spacing w:after="120"/>
-        <w:rPr>
-          <w:rFonts w:hint="eastAsia"/>
-        </w:rPr>
-        <w:widowControl w:val="1"/>
-      </w:pPr>
-      <w:r>
-        <w:rPr>
-          <w:rFonts w:eastAsia="Open Sans" w:cs="Open Sans"/>
-          <w:color w:val="1E1D1C"/>
-        </w:rPr>
-        <w:t>The frontier labs are competing for clients with procurement departments. ISI's clients do not have procurement departments. They have a founder who wants to see the consultant in person, in a warehouse in Fort Myers or a service bay in Milwaukee, on a Wednesday. The willingness to do that work, to fly, to drive, to sit on a folding chair in a shop office and walk the floor, is not something a $1.5 billion joint venture can simulate.</w:t>
+      </w:pPr>
+      <w:r>
+        <w:rPr>
+          <w:color w:val="1E1D1C"/>
+        </w:rPr>
+        <w:t xml:space="preserve">The labs compete for clients with procurement departments. ISI's clients do not have procurement departments. They have a founder who wants to see the consultant in person, in a warehouse in Fort Myers or a service bay in Milwaukee, on a Wednesday. The willingness to fly, drive, sit on a folding chair in a shop office, and walk the floor is not something a $1.5 billion joint venture can simulate.</w:t>
       </w:r>
     </w:p>
     <w:p>
       <w:pPr>
         <w:pStyle w:val="Heading1"/>
         <w:spacing w:before="360" w:after="160"/>
-        <w:widowControl w:val="1"/>
-        <w:keepNext w:val="1"/>
-        <w:keepLines w:val="1"/>
       </w:pPr>
       <w:r>
         <w:rPr>
@@ -2431,9 +2478,6 @@
       <w:pPr>
         <w:pStyle w:val="Heading2"/>
         <w:spacing w:before="240" w:after="80"/>
-        <w:widowControl w:val="1"/>
-        <w:keepNext w:val="1"/>
-        <w:keepLines w:val="1"/>
       </w:pPr>
       <w:r>
         <w:rPr>
@@ -2446,233 +2490,237 @@
     <w:p>
       <w:pPr>
         <w:spacing w:after="120"/>
-        <w:rPr>
-          <w:rFonts w:hint="eastAsia"/>
-        </w:rPr>
-        <w:widowControl w:val="1"/>
-      </w:pPr>
-      <w:r>
-        <w:rPr>
-          <w:rFonts w:eastAsia="Open Sans" w:cs="Open Sans"/>
-          <w:color w:val="1E1D1C"/>
-        </w:rPr>
-        <w:t xml:space="preserve">The practice is not an AI consultancy. It is a Critical Path Methodology practice that uses AI as one more lever inside an established operating system. The headline is not "the firm uses Claude {OpenAI, Gemini, Grok, DeepSeek…}." The headline is "the shop's UDEs got </w:t>
-      </w:r>
-      <w:r>
-        <w:rPr>
-          <w:rFonts w:eastAsia="Open Sans" w:cs="Open Sans"/>
-          <w:color w:val="1E1D1C"/>
-        </w:rPr>
-        <w:lastRenderedPageBreak/>
-        <w:t>worked through on the Bloodwall, the actions got owned and tracked, and the profit followed, and AI is part of how the work got done." The model is invisible, and the result is not.</w:t>
+      </w:pPr>
+      <w:r>
+        <w:rPr>
+          <w:color w:val="1E1D1C"/>
+        </w:rPr>
+        <w:t xml:space="preserve">The practice is a CPM practice that uses AI as one more lever inside an established operating system. The headline reads: "the shop's UDEs got worked on the Bloodwall, the actions got owned and tracked, the profit followed, and AI was part of how the work got done."</w:t>
       </w:r>
     </w:p>
     <w:p>
       <w:pPr>
         <w:pStyle w:val="Heading2"/>
         <w:spacing w:before="240" w:after="80"/>
-        <w:widowControl w:val="1"/>
-        <w:keepNext w:val="1"/>
-        <w:keepLines w:val="1"/>
       </w:pPr>
       <w:r>
         <w:rPr>
           <w:rFonts w:ascii="Poppins" w:eastAsia="Poppins" w:hAnsi="Poppins" w:cs="Poppins"/>
           <w:color w:val="1E1D1C"/>
         </w:rPr>
-        <w:t>6.2 Five productizable offers, each grounded in something already running.</w:t>
+        <w:lastRenderedPageBreak/>
+        <w:t xml:space="preserve">6.2 Five </w:t>
+      </w:r>
+      <w:proofErr w:type="spellStart"/>
+      <w:r>
+        <w:rPr>
+          <w:rFonts w:ascii="Poppins" w:eastAsia="Poppins" w:hAnsi="Poppins" w:cs="Poppins"/>
+          <w:color w:val="1E1D1C"/>
+        </w:rPr>
+        <w:t>productizable</w:t>
+      </w:r>
+      <w:proofErr w:type="spellEnd"/>
+      <w:r>
+        <w:rPr>
+          <w:rFonts w:ascii="Poppins" w:eastAsia="Poppins" w:hAnsi="Poppins" w:cs="Poppins"/>
+          <w:color w:val="1E1D1C"/>
+        </w:rPr>
+        <w:t xml:space="preserve"> offers, each grounded in something already running.</w:t>
       </w:r>
     </w:p>
     <w:p>
       <w:pPr>
         <w:pStyle w:val="ListParagraph"/>
-        <w:keepLines w:val="1"/>
+        <w:keepLines/>
         <w:spacing w:after="80"/>
-        <w:rPr>
-          <w:rFonts w:hint="eastAsia"/>
-        </w:rPr>
-        <w:widowControl w:val="1"/>
-      </w:pPr>
+      </w:pPr>
+      <w:proofErr w:type="gramStart"/>
+      <w:proofErr w:type="gramEnd"/>
       <w:r>
         <w:rPr>
           <w:b/>
           <w:color w:val="1E1D1C"/>
-          <w:caps w:val="1"/>
-        </w:rPr>
-        <w:t xml:space="preserve">OFFER 1. </w:t>
-      </w:r>
+        </w:rPr>
+        <w:t xml:space="preserve">OFFER 1. The Game. </w:t>
+      </w:r>
+      <w:r>
+        <w:rPr>
+          <w:color w:val="1E1D1C"/>
+        </w:rPr>
+        <w:t xml:space="preserve">A build of the live monthly scoreboard: the Wall, the Goal, the Game, the Steps, with thermometer, gauges, and drill-down on every number. Tracks weekly progress against the monthly Goal across the four (sometimes five) weeks of the Game. Built against whatever systems the client already runs. The client takes the typing over the engagement; the code, credentials, hosting, and operation are theirs by the time ISI rolls off.</w:t>
+      </w:r>
+    </w:p>
+    <w:p>
+      <w:pPr>
+        <w:pStyle w:val="ListParagraph"/>
+        <w:keepLines/>
+        <w:spacing w:after="80"/>
+      </w:pPr>
       <w:r>
         <w:rPr>
           <w:b/>
-          <w:color w:val="1E1D1C"/>
-        </w:rPr>
-        <w:t>The Game.</w:t>
-      </w:r>
-      <w:r>
-        <w:rPr>
-          <w:color w:val="1E1D1C"/>
-        </w:rPr>
-        <w:t xml:space="preserve"> A build of the live monthly scoreboard described in Section 4: the Wall, the Goal, the Game, the Steps, with a thermometer, gauges, and a drill-down on every number. Tracks weekly progress against the monthly Goal across the four (sometimes five) weeks of the Game. Built against whatever systems the client already runs. Client owns the code, the credentials, and the hosting.</w:t>
+          <w:caps/>
+          <w:color w:val="1E1D1C"/>
+        </w:rPr>
+        <w:t xml:space="preserve">OFFER 2. </w:t>
+      </w:r>
+      <w:r>
+        <w:rPr>
+          <w:b/>
+          <w:color w:val="1E1D1C"/>
+        </w:rPr>
+        <w:t>AI-Augmented MAM.</w:t>
+      </w:r>
+      <w:r>
+        <w:rPr>
+          <w:color w:val="1E1D1C"/>
+        </w:rPr>
+        <w:t xml:space="preserve"> The Game </w:t>
+      </w:r>
+      <w:proofErr w:type="gramStart"/>
+      <w:r>
+        <w:rPr>
+          <w:color w:val="1E1D1C"/>
+        </w:rPr>
+        <w:t>wired</w:t>
+      </w:r>
+      <w:proofErr w:type="gramEnd"/>
+      <w:r>
+        <w:rPr>
+          <w:color w:val="1E1D1C"/>
+        </w:rPr>
+        <w:t xml:space="preserve"> into the weekly Management Accountability Meeting: an agent that prepares the agenda, the open UDEs, the prior week's commitments, and the proposed action items before the meeting starts. The client experiences a sharper weekly MAM. The end-state is a full CFM-to-UDE-to-Bloodwall-to-Game-to-MAM operating loop running on a weekly cadence against a monthly Game; the near-term offer is the agent-prepared weekly meeting pack and the Game that feeds it.</w:t>
       </w:r>
     </w:p>
     <w:p>
       <w:pPr>
         <w:pStyle w:val="ListParagraph"/>
-        <w:keepLines w:val="1"/>
+        <w:keepLines/>
         <w:spacing w:after="80"/>
-        <w:rPr>
-          <w:rFonts w:hint="eastAsia"/>
-        </w:rPr>
-        <w:widowControl w:val="1"/>
       </w:pPr>
       <w:r>
         <w:rPr>
           <w:b/>
-          <w:color w:val="1E1D1C"/>
-          <w:caps w:val="1"/>
-        </w:rPr>
-        <w:t xml:space="preserve">OFFER 2. </w:t>
+          <w:caps/>
+          <w:color w:val="1E1D1C"/>
+        </w:rPr>
+        <w:t xml:space="preserve">OFFER 3. </w:t>
       </w:r>
       <w:r>
         <w:rPr>
           <w:b/>
           <w:color w:val="1E1D1C"/>
         </w:rPr>
-        <w:t>AI-Augmented MAM.</w:t>
-      </w:r>
-      <w:r>
-        <w:rPr>
-          <w:color w:val="1E1D1C"/>
-        </w:rPr>
-        <w:t xml:space="preserve"> The Game wired into the weekly Management Accountability Meeting: an agent that prepares the agenda, the open UDEs, the prior week's commitments, and the proposed action items before the meeting starts. The client experiences a sharper weekly MAM. The end-state is a full CFM-to-UDE-to-Bloodwall-to-Game-to-MAM operating loop running on a weekly cadence against a monthly Game; the near-term offer is the agent-prepared weekly meeting pack and the Game that feeds it.</w:t>
+        <w:t>Campaign-as-Template Platform.</w:t>
+      </w:r>
+      <w:r>
+        <w:rPr>
+          <w:color w:val="1E1D1C"/>
+        </w:rPr>
+        <w:t xml:space="preserve"> A productized customer-outreach system the client's marketing lead can run without the consultant in the room: compose, schedule, send, track, suppress, parse replies. Already running in production: a single multi-hundred-recipient campaign at around 20 percent acceptance, a bounce scanner, a suppression list synchronized with the field-service system's do-not-contact tags. The principle (the marketing lead must be able to repeat the send without the consultant) is the same principle that makes the Game self-serve on </w:t>
+      </w:r>
+      <w:proofErr w:type="gramStart"/>
+      <w:r>
+        <w:rPr>
+          <w:color w:val="1E1D1C"/>
+        </w:rPr>
+        <w:t>MAM day</w:t>
+      </w:r>
+      <w:proofErr w:type="gramEnd"/>
+      <w:r>
+        <w:rPr>
+          <w:color w:val="1E1D1C"/>
+        </w:rPr>
+        <w:t xml:space="preserve">: the client owns the </w:t>
+      </w:r>
+      <w:proofErr w:type="gramStart"/>
+      <w:r>
+        <w:rPr>
+          <w:color w:val="1E1D1C"/>
+        </w:rPr>
+        <w:t>operation,</w:t>
+      </w:r>
+      <w:proofErr w:type="gramEnd"/>
+      <w:r>
+        <w:rPr>
+          <w:color w:val="1E1D1C"/>
+        </w:rPr>
+        <w:t xml:space="preserve"> the consultant teaches the tool.</w:t>
       </w:r>
     </w:p>
     <w:p>
       <w:pPr>
         <w:pStyle w:val="ListParagraph"/>
-        <w:keepLines w:val="1"/>
+        <w:keepLines/>
         <w:spacing w:after="80"/>
-        <w:rPr>
-          <w:rFonts w:hint="eastAsia"/>
-        </w:rPr>
-        <w:widowControl w:val="1"/>
       </w:pPr>
       <w:r>
         <w:rPr>
           <w:b/>
-          <w:color w:val="1E1D1C"/>
-          <w:caps w:val="1"/>
-        </w:rPr>
-        <w:t xml:space="preserve">OFFER 3. </w:t>
+          <w:caps/>
+          <w:color w:val="1E1D1C"/>
+        </w:rPr>
+        <w:t xml:space="preserve">OFFER 4. </w:t>
       </w:r>
       <w:r>
         <w:rPr>
           <w:b/>
           <w:color w:val="1E1D1C"/>
         </w:rPr>
-        <w:t>Campaign-as-Template Platform.</w:t>
-      </w:r>
-      <w:r>
-        <w:rPr>
-          <w:color w:val="1E1D1C"/>
-        </w:rPr>
-        <w:t xml:space="preserve"> A productized customer-outreach system the client's marketing lead can run without the consultant in the room: compose, schedule, send, track, suppress, parse replies. Already running in production: a single multi-hundred-recipient campaign at around 20 percent acceptance, a bounce scanner, a suppression list synchronized with the field-service system's do-not-contact tags. The principle (the marketing lead must be able to repeat the send without the consultant) is the same principle that makes the Game self-serve on MAM day: the client owns the operation, the consultant teaches the tool.</w:t>
+        <w:t>Industry Deep-Dive Audits</w:t>
+      </w:r>
+      <w:r>
+        <w:rPr>
+          <w:color w:val="1E1D1C"/>
+        </w:rPr>
+        <w:t xml:space="preserve"> produce a single drillable HTML deliverable: revenue and gross margin by service line, year-over-year, with click-to-source drill on every aggregate. Shipped patterns to date: a plumbing-line deep dive that resolved a four-figure monthly margin question, a Google Business Profile and SEO scoreboard with a trade-flip playbook, and an AI-crawler audit for shops worried about how Claude, ChatGPT, and Google's AI Overviews are reading their websites.</w:t>
       </w:r>
     </w:p>
     <w:p>
       <w:pPr>
         <w:pStyle w:val="ListParagraph"/>
-        <w:keepLines w:val="1"/>
+        <w:keepLines/>
         <w:spacing w:after="80"/>
-        <w:rPr>
-          <w:rFonts w:hint="eastAsia"/>
-        </w:rPr>
-        <w:widowControl w:val="1"/>
-      </w:pPr>
+      </w:pPr>
+      <w:proofErr w:type="gramStart"/>
+      <w:proofErr w:type="gramEnd"/>
       <w:r>
         <w:rPr>
           <w:b/>
           <w:color w:val="1E1D1C"/>
-          <w:caps w:val="1"/>
-        </w:rPr>
-        <w:t xml:space="preserve">OFFER 4. </w:t>
-      </w:r>
-      <w:r>
-        <w:rPr>
-          <w:b/>
-          <w:color w:val="1E1D1C"/>
-        </w:rPr>
-        <w:t>Industry Deep-Dive Audits</w:t>
-      </w:r>
-      <w:r>
-        <w:rPr>
-          <w:color w:val="1E1D1C"/>
-        </w:rPr>
-        <w:t xml:space="preserve"> produce a single drillable HTML deliverable: revenue and gross margin by service line, year-over-year, with click-to-source drill on every aggregate. Shipped patterns to date: a plumbing-line deep dive that resolved a four-figure monthly margin question, a Google Business Profile and SEO scoreboard with a trade-flip playbook, and an AI-crawler audit for shops worried about how Claude, ChatGPT, and Google's AI Overviews are reading their websites.</w:t>
-      </w:r>
-    </w:p>
-    <w:p>
-      <w:pPr>
-        <w:pStyle w:val="ListParagraph"/>
-        <w:keepLines w:val="1"/>
-        <w:spacing w:after="80"/>
-        <w:rPr>
-          <w:rFonts w:hint="eastAsia"/>
-        </w:rPr>
-        <w:widowControl w:val="1"/>
-      </w:pPr>
-      <w:r>
-        <w:rPr>
-          <w:b/>
-          <w:color w:val="1E1D1C"/>
-          <w:caps w:val="1"/>
-        </w:rPr>
-        <w:t xml:space="preserve">OFFER 5. </w:t>
-      </w:r>
-      <w:r>
-        <w:rPr>
-          <w:b/>
-          <w:color w:val="1E1D1C"/>
-        </w:rPr>
-        <w:t>Fractional AI Chief.</w:t>
-      </w:r>
-      <w:r>
-        <w:rPr>
-          <w:color w:val="1E1D1C"/>
-        </w:rPr>
-        <w:t xml:space="preserve"> A monthly retainer where the consultant serves as the outside AI conscience of the business: vendor selection, policy, governance, model-and-agent evaluation as the landscape shifts. Structurally similar to a fractional CFO. The natural conversion from the project-based offers above once the Game is running. This is also the retainer that makes the AI-teaching promise from Section 4.6 operationally real: the model landscape changes; the retainer is what translates the changes into the client's existing tools.</w:t>
+        </w:rPr>
+        <w:t xml:space="preserve">OFFER 5. Fractional AI Chief. </w:t>
+      </w:r>
+      <w:r>
+        <w:rPr>
+          <w:color w:val="1E1D1C"/>
+        </w:rPr>
+        <w:t xml:space="preserve">A monthly retainer where the consultant serves as the outside AI conscience of the business: vendor selection, policy, governance, model-and-agent evaluation as the landscape shifts. Structurally similar to a fractional CFO. The natural conversion from the project-based offers above once the Game is running. This is the retainer that makes the safety-harness work operationally real: the model landscape changes; the retainer translates the changes into the tools the client already runs.</w:t>
       </w:r>
     </w:p>
     <w:p>
       <w:pPr>
         <w:pStyle w:val="Heading2"/>
         <w:spacing w:before="240" w:after="80"/>
-        <w:widowControl w:val="1"/>
-        <w:keepNext w:val="1"/>
-        <w:keepLines w:val="1"/>
       </w:pPr>
       <w:r>
         <w:rPr>
           <w:rFonts w:ascii="Poppins" w:eastAsia="Poppins" w:hAnsi="Poppins" w:cs="Poppins"/>
           <w:color w:val="1E1D1C"/>
         </w:rPr>
+        <w:lastRenderedPageBreak/>
         <w:t>6.3 Economics.</w:t>
       </w:r>
     </w:p>
     <w:p>
       <w:pPr>
         <w:spacing w:after="120"/>
-        <w:rPr>
-          <w:rFonts w:hint="eastAsia"/>
-        </w:rPr>
-        <w:widowControl w:val="1"/>
-      </w:pPr>
-      <w:r>
-        <w:rPr>
-          <w:rFonts w:eastAsia="Open Sans" w:cs="Open Sans"/>
-          <w:color w:val="1E1D1C"/>
-        </w:rPr>
-        <w:t>Two reference points anchor the pricing. Specialist AI consultants (those with deep domain expertise in a single vertical) command a 30 to 40 percent premium over generalists,</w:t>
+      </w:pPr>
+      <w:r>
+        <w:rPr>
+          <w:color w:val="1E1D1C"/>
+        </w:rPr>
+        <w:t>Two reference points. Specialist AI consultants command a 30 to 40 percent premium over generalists.</w:t>
       </w:r>
       <w:hyperlink w:anchor="note10" w:history="1">
         <w:r>
@@ -2680,15 +2728,14 @@
             <w:color w:val="1E1D1C"/>
             <w:vertAlign w:val="superscript"/>
           </w:rPr>
-          <w:t xml:space="preserve">10</w:t>
+          <w:t>10</w:t>
         </w:r>
       </w:hyperlink>
       <w:r>
         <w:rPr>
-          <w:rFonts w:eastAsia="Open Sans" w:cs="Open Sans"/>
-          <w:color w:val="1E1D1C"/>
-        </w:rPr>
-        <w:t xml:space="preserve"> and the broader AI consulting market is growing at 28.8 percent CAGR through 2029, with specialist SMB practices outpacing the enterprise segment.</w:t>
+          <w:color w:val="1E1D1C"/>
+        </w:rPr>
+        <w:t xml:space="preserve"> The AI consulting market is growing at 28.8 percent CAGR through 2029, with specialist SMB practices outpacing the enterprise segment.</w:t>
       </w:r>
       <w:hyperlink w:anchor="note11" w:history="1">
         <w:r>
@@ -2696,12 +2743,11 @@
             <w:color w:val="1E1D1C"/>
             <w:vertAlign w:val="superscript"/>
           </w:rPr>
-          <w:t xml:space="preserve">11</w:t>
+          <w:t>11</w:t>
         </w:r>
       </w:hyperlink>
       <w:r>
         <w:rPr>
-          <w:rFonts w:eastAsia="Open Sans" w:cs="Open Sans"/>
           <w:color w:val="1E1D1C"/>
         </w:rPr>
         <w:t xml:space="preserve"> ISI is a specialist in trades operating systems. The premium is ISI's to claim.</w:t>
@@ -2711,9 +2757,6 @@
       <w:pPr>
         <w:pStyle w:val="Heading2"/>
         <w:spacing w:before="240" w:after="80"/>
-        <w:widowControl w:val="1"/>
-        <w:keepNext w:val="1"/>
-        <w:keepLines w:val="1"/>
       </w:pPr>
       <w:r>
         <w:rPr>
@@ -2726,26 +2769,20 @@
     <w:p>
       <w:pPr>
         <w:spacing w:after="120"/>
-        <w:rPr>
-          <w:rFonts w:hint="eastAsia"/>
-        </w:rPr>
-        <w:widowControl w:val="1"/>
-      </w:pPr>
-      <w:r>
-        <w:rPr>
-          <w:rFonts w:eastAsia="Open Sans" w:cs="Open Sans"/>
-          <w:color w:val="1E1D1C"/>
-        </w:rPr>
-        <w:t>The practice is not theoretical. Working production assets, in client engagements today, include: ServiceTitan/QuickBooks middleware, Tekmetric/QuickBooks middleware, a weekly profit-share scoreboard with reconciling drills, a campaign-and-suppression platform with a deep bounce scanner, a freshness system that pulls production data before any "stale or fresh" claim is rendered to a user, a credential rotation playbook with a two-slot rotation pattern and a closed-loop verification step, an AI-crawler audit scoring engine, a Google Business Profile compliance playbook for the 2026 video-verification regime, and a heritage-food-processing invoice pipeline with QB sync. Each of these is the seed of a productized offer. None of them need to be built from scratch.</w:t>
+      </w:pPr>
+      <w:proofErr w:type="gramStart"/>
+      <w:proofErr w:type="gramEnd"/>
+      <w:r>
+        <w:rPr>
+          <w:color w:val="1E1D1C"/>
+        </w:rPr>
+        <w:t xml:space="preserve">Working production assets, in client engagements today: middleware that bridges field-service platforms to accounting systems, middleware that bridges shop-management systems to accounting, point-of-sale and inventory integrations for food processing, a weekly profit-share scoreboard with reconciling drills, a campaign-and-suppression platform with a bounce scanner, a freshness check that pulls production data before any stale-or-fresh claim is rendered, a credential rotation playbook with a two-slot pattern and closed-loop verification, an AI-crawler audit scoring engine, a Google Business Profile compliance playbook for the 2026 video-verification regime, and an invoice pipeline that syncs heritage food production into accounting. Each is the seed of a productized offer. None need to be built from scratch.</w:t>
       </w:r>
     </w:p>
     <w:p>
       <w:pPr>
         <w:pStyle w:val="Heading1"/>
         <w:spacing w:before="360" w:after="160"/>
-        <w:widowControl w:val="1"/>
-        <w:keepNext w:val="1"/>
-        <w:keepLines w:val="1"/>
       </w:pPr>
       <w:r>
         <w:rPr>
@@ -2753,23 +2790,15 @@
           <w:color w:val="0056A5"/>
           <w:sz w:val="36"/>
         </w:rPr>
-        <w:lastRenderedPageBreak/>
         <w:t>7. SWOT</w:t>
       </w:r>
     </w:p>
     <w:p>
-      <w:pPr>
-        <w:rPr>
-          <w:rFonts w:hint="eastAsia"/>
-        </w:rPr>
-        <w:widowControl w:val="1"/>
-      </w:pPr>
-      <w:r>
-        <w:rPr>
-          <w:rFonts w:eastAsia="Open Sans" w:cs="Open Sans"/>
-          <w:color w:val="1E1D1C"/>
-        </w:rPr>
-        <w:t>A structured strategic read of the proposed practice, presented for ISI leadership. The risks called out in the Threats and Weaknesses quadrants are addressed in detail in Section 8.</w:t>
+      <w:r>
+        <w:rPr>
+          <w:color w:val="1E1D1C"/>
+        </w:rPr>
+        <w:t xml:space="preserve">A structured strategic read of the proposed practice.</w:t>
       </w:r>
     </w:p>
     <w:tbl>
@@ -2800,10 +2829,6 @@
           <w:p>
             <w:pPr>
               <w:spacing w:after="80"/>
-              <w:rPr>
-                <w:rFonts w:hint="eastAsia"/>
-              </w:rPr>
-              <w:widowControl w:val="1"/>
             </w:pPr>
             <w:r>
               <w:rPr>
@@ -2818,10 +2843,6 @@
             <w:pPr>
               <w:spacing w:after="60"/>
               <w:ind w:left="173" w:hanging="173"/>
-              <w:rPr>
-                <w:rFonts w:hint="eastAsia"/>
-              </w:rPr>
-              <w:widowControl w:val="1"/>
             </w:pPr>
             <w:r>
               <w:rPr>
@@ -2845,10 +2866,6 @@
             <w:pPr>
               <w:spacing w:after="60"/>
               <w:ind w:left="173" w:hanging="173"/>
-              <w:rPr>
-                <w:rFonts w:hint="eastAsia"/>
-              </w:rPr>
-              <w:widowControl w:val="1"/>
             </w:pPr>
             <w:r>
               <w:rPr>
@@ -2872,10 +2889,6 @@
             <w:pPr>
               <w:spacing w:after="60"/>
               <w:ind w:left="173" w:hanging="173"/>
-              <w:rPr>
-                <w:rFonts w:hint="eastAsia"/>
-              </w:rPr>
-              <w:widowControl w:val="1"/>
             </w:pPr>
             <w:r>
               <w:rPr>
@@ -2899,10 +2912,6 @@
             <w:pPr>
               <w:spacing w:after="60"/>
               <w:ind w:left="173" w:hanging="173"/>
-              <w:rPr>
-                <w:rFonts w:hint="eastAsia"/>
-              </w:rPr>
-              <w:widowControl w:val="1"/>
             </w:pPr>
             <w:r>
               <w:rPr>
@@ -2919,17 +2928,40 @@
                 <w:color w:val="1E1D1C"/>
                 <w:sz w:val="18"/>
               </w:rPr>
-              <w:t>Three decades of trades-business operating discipline; the field-service capture rate, the gross-margin slip, the credit-card surcharge fight are familiar terrain.</w:t>
+              <w:t xml:space="preserve">Three decades of </w:t>
+            </w:r>
+            <w:proofErr w:type="gramStart"/>
+            <w:r>
+              <w:rPr>
+                <w:rFonts w:eastAsia="Open Sans" w:cs="Open Sans"/>
+                <w:color w:val="1E1D1C"/>
+                <w:sz w:val="18"/>
+              </w:rPr>
+              <w:t>trades</w:t>
+            </w:r>
+            <w:proofErr w:type="gramEnd"/>
+            <w:r>
+              <w:rPr>
+                <w:rFonts w:eastAsia="Open Sans" w:cs="Open Sans"/>
+                <w:color w:val="1E1D1C"/>
+                <w:sz w:val="18"/>
+              </w:rPr>
+              <w:t>-business operating discipline; the field-service capture rate, the gross-</w:t>
+            </w:r>
+            <w:r>
+              <w:rPr>
+                <w:rFonts w:eastAsia="Open Sans" w:cs="Open Sans"/>
+                <w:color w:val="1E1D1C"/>
+                <w:sz w:val="18"/>
+              </w:rPr>
+              <w:lastRenderedPageBreak/>
+              <w:t>margin slip, the credit-card surcharge fight are familiar terrain.</w:t>
             </w:r>
           </w:p>
           <w:p>
             <w:pPr>
               <w:spacing w:after="60"/>
               <w:ind w:left="173" w:hanging="173"/>
-              <w:rPr>
-                <w:rFonts w:hint="eastAsia"/>
-              </w:rPr>
-              <w:widowControl w:val="1"/>
             </w:pPr>
             <w:r>
               <w:rPr>
@@ -2946,17 +2978,31 @@
                 <w:color w:val="1E1D1C"/>
                 <w:sz w:val="18"/>
               </w:rPr>
-              <w:t>Weekly MAM cadence is the missing accountability layer for agentic AI; the dashboard gets opened on MAM day.</w:t>
+              <w:t xml:space="preserve">Weekly MAM cadence is the missing accountability layer for agentic AI; the dashboard gets opened on </w:t>
+            </w:r>
+            <w:proofErr w:type="gramStart"/>
+            <w:r>
+              <w:rPr>
+                <w:rFonts w:eastAsia="Open Sans" w:cs="Open Sans"/>
+                <w:color w:val="1E1D1C"/>
+                <w:sz w:val="18"/>
+              </w:rPr>
+              <w:t>MAM day</w:t>
+            </w:r>
+            <w:proofErr w:type="gramEnd"/>
+            <w:r>
+              <w:rPr>
+                <w:rFonts w:eastAsia="Open Sans" w:cs="Open Sans"/>
+                <w:color w:val="1E1D1C"/>
+                <w:sz w:val="18"/>
+              </w:rPr>
+              <w:t>.</w:t>
             </w:r>
           </w:p>
           <w:p>
             <w:pPr>
               <w:spacing w:after="60"/>
               <w:ind w:left="173" w:hanging="173"/>
-              <w:rPr>
-                <w:rFonts w:hint="eastAsia"/>
-              </w:rPr>
-              <w:widowControl w:val="1"/>
             </w:pPr>
             <w:r>
               <w:rPr>
@@ -2990,10 +3036,6 @@
           <w:p>
             <w:pPr>
               <w:spacing w:after="80"/>
-              <w:rPr>
-                <w:rFonts w:hint="eastAsia"/>
-              </w:rPr>
-              <w:widowControl w:val="1"/>
             </w:pPr>
             <w:r>
               <w:rPr>
@@ -3001,6 +3043,7 @@
                 <w:b/>
                 <w:color w:val="1E1D1C"/>
               </w:rPr>
+              <w:lastRenderedPageBreak/>
               <w:t>WEAKNESSES</w:t>
             </w:r>
           </w:p>
@@ -3008,10 +3051,6 @@
             <w:pPr>
               <w:spacing w:after="60"/>
               <w:ind w:left="173" w:hanging="173"/>
-              <w:rPr>
-                <w:rFonts w:hint="eastAsia"/>
-              </w:rPr>
-              <w:widowControl w:val="1"/>
             </w:pPr>
             <w:r>
               <w:rPr>
@@ -3022,22 +3061,11 @@
               </w:rPr>
               <w:t>• Built ad hoc inside engagements rather than as a teachable module; needs to be packaged before it can spread across the AI client work consultants are already running.</w:t>
             </w:r>
-            <w:r>
-              <w:rPr>
-                <w:rFonts w:eastAsia="Open Sans" w:cs="Open Sans"/>
-                <w:color w:val="1E1D1C"/>
-                <w:sz w:val="18"/>
-              </w:rPr>
-            </w:r>
           </w:p>
           <w:p>
             <w:pPr>
               <w:spacing w:after="60"/>
               <w:ind w:left="173" w:hanging="173"/>
-              <w:rPr>
-                <w:rFonts w:hint="eastAsia"/>
-              </w:rPr>
-              <w:widowControl w:val="1"/>
             </w:pPr>
             <w:r>
               <w:rPr>
@@ -3061,10 +3089,6 @@
             <w:pPr>
               <w:spacing w:after="60"/>
               <w:ind w:left="173" w:hanging="173"/>
-              <w:rPr>
-                <w:rFonts w:hint="eastAsia"/>
-              </w:rPr>
-              <w:widowControl w:val="1"/>
             </w:pPr>
             <w:r>
               <w:rPr>
@@ -3081,17 +3105,22 @@
                 <w:color w:val="1E1D1C"/>
                 <w:sz w:val="18"/>
               </w:rPr>
-              <w:t>AI proficiency, not engagement style, is the transferability constraint. The in-person, founder-direct, weekly on-site model is how every ISI consultant already works; not every consultant will be a candidate for training in the AI-augmented version of it.</w:t>
+              <w:t xml:space="preserve">AI proficiency, not engagement style, is the transferability constraint. The in-person, founder-direct, weekly on-site model is how every ISI consultant already works; not every consultant will </w:t>
+            </w:r>
+            <w:r>
+              <w:rPr>
+                <w:rFonts w:eastAsia="Open Sans" w:cs="Open Sans"/>
+                <w:color w:val="1E1D1C"/>
+                <w:sz w:val="18"/>
+              </w:rPr>
+              <w:lastRenderedPageBreak/>
+              <w:t>be a candidate for training in the AI-augmented version of it.</w:t>
             </w:r>
           </w:p>
           <w:p>
             <w:pPr>
               <w:spacing w:after="60"/>
               <w:ind w:left="173" w:hanging="173"/>
-              <w:rPr>
-                <w:rFonts w:hint="eastAsia"/>
-              </w:rPr>
-              <w:widowControl w:val="1"/>
             </w:pPr>
             <w:r>
               <w:rPr>
@@ -3108,17 +3137,31 @@
                 <w:color w:val="1E1D1C"/>
                 <w:sz w:val="18"/>
               </w:rPr>
-              <w:t>Brand recognition is concentrated in trades operating work, not in AI advisory search; the practice has to be named before it can be found.</w:t>
+              <w:t xml:space="preserve">Brand recognition is concentrated in trades operating work, not in AI advisory search; the practice </w:t>
+            </w:r>
+            <w:proofErr w:type="gramStart"/>
+            <w:r>
+              <w:rPr>
+                <w:rFonts w:eastAsia="Open Sans" w:cs="Open Sans"/>
+                <w:color w:val="1E1D1C"/>
+                <w:sz w:val="18"/>
+              </w:rPr>
+              <w:t>has to</w:t>
+            </w:r>
+            <w:proofErr w:type="gramEnd"/>
+            <w:r>
+              <w:rPr>
+                <w:rFonts w:eastAsia="Open Sans" w:cs="Open Sans"/>
+                <w:color w:val="1E1D1C"/>
+                <w:sz w:val="18"/>
+              </w:rPr>
+              <w:t xml:space="preserve"> be named before it can be found.</w:t>
             </w:r>
           </w:p>
           <w:p>
             <w:pPr>
               <w:spacing w:after="60"/>
               <w:ind w:left="173" w:hanging="173"/>
-              <w:rPr>
-                <w:rFonts w:hint="eastAsia"/>
-              </w:rPr>
-              <w:widowControl w:val="1"/>
             </w:pPr>
             <w:r>
               <w:rPr>
@@ -3157,10 +3200,6 @@
           <w:p>
             <w:pPr>
               <w:spacing w:after="80"/>
-              <w:rPr>
-                <w:rFonts w:hint="eastAsia"/>
-              </w:rPr>
-              <w:widowControl w:val="1"/>
             </w:pPr>
             <w:r>
               <w:rPr>
@@ -3168,6 +3207,7 @@
                 <w:b/>
                 <w:color w:val="0056A5"/>
               </w:rPr>
+              <w:lastRenderedPageBreak/>
               <w:t>OPPORTUNITIES</w:t>
             </w:r>
           </w:p>
@@ -3175,10 +3215,6 @@
             <w:pPr>
               <w:spacing w:after="60"/>
               <w:ind w:left="173" w:hanging="173"/>
-              <w:rPr>
-                <w:rFonts w:hint="eastAsia"/>
-              </w:rPr>
-              <w:widowControl w:val="1"/>
             </w:pPr>
             <w:r>
               <w:rPr>
@@ -3195,17 +3231,31 @@
                 <w:color w:val="1E1D1C"/>
                 <w:sz w:val="18"/>
               </w:rPr>
-              <w:t>The mid-market gen-AI value pool is on the order of $2 trillion globally and currently has no incumbent specialist advisor.</w:t>
+              <w:t xml:space="preserve">The mid-market gen-AI value pool is </w:t>
+            </w:r>
+            <w:proofErr w:type="gramStart"/>
+            <w:r>
+              <w:rPr>
+                <w:rFonts w:eastAsia="Open Sans" w:cs="Open Sans"/>
+                <w:color w:val="1E1D1C"/>
+                <w:sz w:val="18"/>
+              </w:rPr>
+              <w:t>on</w:t>
+            </w:r>
+            <w:proofErr w:type="gramEnd"/>
+            <w:r>
+              <w:rPr>
+                <w:rFonts w:eastAsia="Open Sans" w:cs="Open Sans"/>
+                <w:color w:val="1E1D1C"/>
+                <w:sz w:val="18"/>
+              </w:rPr>
+              <w:t xml:space="preserve"> the order of $2 trillion globally and currently has no incumbent specialist advisor.</w:t>
             </w:r>
           </w:p>
           <w:p>
             <w:pPr>
               <w:spacing w:after="60"/>
               <w:ind w:left="173" w:hanging="173"/>
-              <w:rPr>
-                <w:rFonts w:hint="eastAsia"/>
-              </w:rPr>
-              <w:widowControl w:val="1"/>
             </w:pPr>
             <w:r>
               <w:rPr>
@@ -3229,10 +3279,6 @@
             <w:pPr>
               <w:spacing w:after="60"/>
               <w:ind w:left="173" w:hanging="173"/>
-              <w:rPr>
-                <w:rFonts w:hint="eastAsia"/>
-              </w:rPr>
-              <w:widowControl w:val="1"/>
             </w:pPr>
             <w:r>
               <w:rPr>
@@ -3249,17 +3295,31 @@
                 <w:color w:val="1E1D1C"/>
                 <w:sz w:val="18"/>
               </w:rPr>
-              <w:t>82 percent of small employers already buy AI tools, with a median of five per firm; the operating discipline to coordinate them is what is missing.</w:t>
+              <w:t xml:space="preserve">82 percent of small </w:t>
+            </w:r>
+            <w:proofErr w:type="gramStart"/>
+            <w:r>
+              <w:rPr>
+                <w:rFonts w:eastAsia="Open Sans" w:cs="Open Sans"/>
+                <w:color w:val="1E1D1C"/>
+                <w:sz w:val="18"/>
+              </w:rPr>
+              <w:t>employers</w:t>
+            </w:r>
+            <w:proofErr w:type="gramEnd"/>
+            <w:r>
+              <w:rPr>
+                <w:rFonts w:eastAsia="Open Sans" w:cs="Open Sans"/>
+                <w:color w:val="1E1D1C"/>
+                <w:sz w:val="18"/>
+              </w:rPr>
+              <w:t xml:space="preserve"> already buy AI tools, with a median of five per firm; the operating discipline to coordinate them is what is missing.</w:t>
             </w:r>
           </w:p>
           <w:p>
             <w:pPr>
               <w:spacing w:after="60"/>
               <w:ind w:left="173" w:hanging="173"/>
-              <w:rPr>
-                <w:rFonts w:hint="eastAsia"/>
-              </w:rPr>
-              <w:widowControl w:val="1"/>
             </w:pPr>
             <w:r>
               <w:rPr>
@@ -3283,10 +3343,6 @@
             <w:pPr>
               <w:spacing w:after="60"/>
               <w:ind w:left="173" w:hanging="173"/>
-              <w:rPr>
-                <w:rFonts w:hint="eastAsia"/>
-              </w:rPr>
-              <w:widowControl w:val="1"/>
             </w:pPr>
             <w:r>
               <w:rPr>
@@ -3295,7 +3351,6 @@
                 <w:color w:val="0056A5"/>
                 <w:sz w:val="18"/>
               </w:rPr>
-              <w:lastRenderedPageBreak/>
               <w:t xml:space="preserve">• </w:t>
             </w:r>
             <w:r>
@@ -3321,10 +3376,6 @@
           <w:p>
             <w:pPr>
               <w:spacing w:after="80"/>
-              <w:rPr>
-                <w:rFonts w:hint="eastAsia"/>
-              </w:rPr>
-              <w:widowControl w:val="1"/>
             </w:pPr>
             <w:r>
               <w:rPr>
@@ -3332,7 +3383,6 @@
                 <w:b/>
                 <w:color w:val="1E1D1C"/>
               </w:rPr>
-              <w:lastRenderedPageBreak/>
               <w:t>THREATS</w:t>
             </w:r>
           </w:p>
@@ -3340,10 +3390,6 @@
             <w:pPr>
               <w:spacing w:after="60"/>
               <w:ind w:left="173" w:hanging="173"/>
-              <w:rPr>
-                <w:rFonts w:hint="eastAsia"/>
-              </w:rPr>
-              <w:widowControl w:val="1"/>
             </w:pPr>
             <w:r>
               <w:rPr>
@@ -3367,10 +3413,6 @@
             <w:pPr>
               <w:spacing w:after="60"/>
               <w:ind w:left="173" w:hanging="173"/>
-              <w:rPr>
-                <w:rFonts w:hint="eastAsia"/>
-              </w:rPr>
-              <w:widowControl w:val="1"/>
             </w:pPr>
             <w:r>
               <w:rPr>
@@ -3394,10 +3436,6 @@
             <w:pPr>
               <w:spacing w:after="60"/>
               <w:ind w:left="173" w:hanging="173"/>
-              <w:rPr>
-                <w:rFonts w:hint="eastAsia"/>
-              </w:rPr>
-              <w:widowControl w:val="1"/>
             </w:pPr>
             <w:r>
               <w:rPr>
@@ -3414,17 +3452,31 @@
                 <w:color w:val="1E1D1C"/>
                 <w:sz w:val="18"/>
               </w:rPr>
-              <w:t>Rapid model and pricing churn raises the translation burden on every existing client; the Fractional AI Chief retainer is the structural answer, but it has to be built.</w:t>
+              <w:t xml:space="preserve">Rapid model and pricing churn raises the translation burden on every existing client; the Fractional AI Chief retainer is the structural answer, but it </w:t>
+            </w:r>
+            <w:proofErr w:type="gramStart"/>
+            <w:r>
+              <w:rPr>
+                <w:rFonts w:eastAsia="Open Sans" w:cs="Open Sans"/>
+                <w:color w:val="1E1D1C"/>
+                <w:sz w:val="18"/>
+              </w:rPr>
+              <w:t>has to</w:t>
+            </w:r>
+            <w:proofErr w:type="gramEnd"/>
+            <w:r>
+              <w:rPr>
+                <w:rFonts w:eastAsia="Open Sans" w:cs="Open Sans"/>
+                <w:color w:val="1E1D1C"/>
+                <w:sz w:val="18"/>
+              </w:rPr>
+              <w:t xml:space="preserve"> be built.</w:t>
             </w:r>
           </w:p>
           <w:p>
             <w:pPr>
               <w:spacing w:after="60"/>
               <w:ind w:left="173" w:hanging="173"/>
-              <w:rPr>
-                <w:rFonts w:hint="eastAsia"/>
-              </w:rPr>
-              <w:widowControl w:val="1"/>
             </w:pPr>
             <w:r>
               <w:rPr>
@@ -3441,26 +3493,31 @@
                 <w:color w:val="1E1D1C"/>
                 <w:sz w:val="18"/>
               </w:rPr>
-              <w:t xml:space="preserve">Inside-client adoption risk: the owner buys the tool, the manager ignores it, and the MAM never opens. </w:t>
+              <w:t xml:space="preserve">Inside-client adoption risk: the owner buys the tool, the manager ignores it, and the MAM never opens. No MAM, no AI work; that bar </w:t>
             </w:r>
+            <w:proofErr w:type="gramStart"/>
             <w:r>
               <w:rPr>
                 <w:rFonts w:eastAsia="Open Sans" w:cs="Open Sans"/>
                 <w:color w:val="1E1D1C"/>
                 <w:sz w:val="18"/>
               </w:rPr>
-              <w:lastRenderedPageBreak/>
-              <w:t>No MAM, no AI work; that bar has to be enforced.</w:t>
+              <w:t>has to</w:t>
+            </w:r>
+            <w:proofErr w:type="gramEnd"/>
+            <w:r>
+              <w:rPr>
+                <w:rFonts w:eastAsia="Open Sans" w:cs="Open Sans"/>
+                <w:color w:val="1E1D1C"/>
+                <w:sz w:val="18"/>
+              </w:rPr>
+              <w:t xml:space="preserve"> be enforced.</w:t>
             </w:r>
           </w:p>
           <w:p>
             <w:pPr>
               <w:spacing w:after="60"/>
               <w:ind w:left="173" w:hanging="173"/>
-              <w:rPr>
-                <w:rFonts w:hint="eastAsia"/>
-              </w:rPr>
-              <w:widowControl w:val="1"/>
             </w:pPr>
             <w:r>
               <w:rPr>
@@ -3484,17 +3541,61 @@
             <w:pPr>
               <w:spacing w:after="60"/>
               <w:ind w:left="173" w:hanging="173"/>
-              <w:rPr>
-                <w:rFonts w:hint="eastAsia"/>
-              </w:rPr>
-              <w:widowControl w:val="1"/>
             </w:pPr>
             <w:r>
               <w:rPr>
                 <w:color w:val="1E1D1C"/>
                 <w:sz w:val="18"/>
               </w:rPr>
-              <w:t>• Token pricing normalization: current inference costs are subsidized below the unit economics of the AI infrastructure buildout (OpenAI losses ran $5 to $13.5 billion against $3.7 to $4.3 billion of 2025 revenue; Alphabet capex steps from $75 billion in 2025 to $175 to $185 billion in 2026). Engagement pricing has to reserve headroom for the eventual reprice.</w:t>
+              <w:t xml:space="preserve">• Token pricing normalization: current inference costs are subsidized below the unit economics of the AI infrastructure buildout (OpenAI losses </w:t>
+            </w:r>
+            <w:proofErr w:type="gramStart"/>
+            <w:r>
+              <w:rPr>
+                <w:color w:val="1E1D1C"/>
+                <w:sz w:val="18"/>
+              </w:rPr>
+              <w:t>ran</w:t>
+            </w:r>
+            <w:proofErr w:type="gramEnd"/>
+            <w:r>
+              <w:rPr>
+                <w:color w:val="1E1D1C"/>
+                <w:sz w:val="18"/>
+              </w:rPr>
+              <w:t xml:space="preserve"> $5 to $13.5 billion against $3.7 to $4.3 billion of 2025 revenue; Alphabet capex steps from $75 billion in 2025 to $</w:t>
+            </w:r>
+            <w:proofErr w:type="gramStart"/>
+            <w:r>
+              <w:rPr>
+                <w:color w:val="1E1D1C"/>
+                <w:sz w:val="18"/>
+              </w:rPr>
+              <w:t>175 to $185</w:t>
+            </w:r>
+            <w:proofErr w:type="gramEnd"/>
+            <w:r>
+              <w:rPr>
+                <w:color w:val="1E1D1C"/>
+                <w:sz w:val="18"/>
+              </w:rPr>
+              <w:t xml:space="preserve"> billion in 2026). Engagement pricing </w:t>
+            </w:r>
+            <w:proofErr w:type="gramStart"/>
+            <w:r>
+              <w:rPr>
+                <w:color w:val="1E1D1C"/>
+                <w:sz w:val="18"/>
+              </w:rPr>
+              <w:t>has to</w:t>
+            </w:r>
+            <w:proofErr w:type="gramEnd"/>
+            <w:r>
+              <w:rPr>
+                <w:color w:val="1E1D1C"/>
+                <w:sz w:val="18"/>
+              </w:rPr>
+              <w:t xml:space="preserve"> reserve headroom for the eventual reprice.</w:t>
             </w:r>
           </w:p>
         </w:tc>
@@ -3503,19 +3604,12 @@
     <w:p>
       <w:pPr>
         <w:spacing w:after="120"/>
-        <w:rPr>
-          <w:rFonts w:hint="eastAsia"/>
-        </w:rPr>
-        <w:widowControl w:val="1"/>
       </w:pPr>
     </w:p>
     <w:p>
       <w:pPr>
         <w:pStyle w:val="Heading1"/>
         <w:spacing w:before="360" w:after="160"/>
-        <w:widowControl w:val="1"/>
-        <w:keepNext w:val="1"/>
-        <w:keepLines w:val="1"/>
       </w:pPr>
       <w:r>
         <w:rPr>
@@ -3523,6 +3617,7 @@
           <w:color w:val="0056A5"/>
           <w:sz w:val="36"/>
         </w:rPr>
+        <w:lastRenderedPageBreak/>
         <w:t>8. Risks and how the practice manages them</w:t>
       </w:r>
     </w:p>
@@ -3530,9 +3625,6 @@
       <w:pPr>
         <w:pStyle w:val="Heading2"/>
         <w:spacing w:before="240" w:after="80"/>
-        <w:widowControl w:val="1"/>
-        <w:keepNext w:val="1"/>
-        <w:keepLines w:val="1"/>
       </w:pPr>
       <w:r>
         <w:rPr>
@@ -3545,10 +3637,6 @@
     <w:p>
       <w:pPr>
         <w:spacing w:after="120"/>
-        <w:rPr>
-          <w:rFonts w:hint="eastAsia"/>
-        </w:rPr>
-        <w:widowControl w:val="1"/>
       </w:pPr>
       <w:r>
         <w:rPr>
@@ -3562,9 +3650,6 @@
       <w:pPr>
         <w:pStyle w:val="Heading2"/>
         <w:spacing w:before="240" w:after="80"/>
-        <w:widowControl w:val="1"/>
-        <w:keepNext w:val="1"/>
-        <w:keepLines w:val="1"/>
       </w:pPr>
       <w:r>
         <w:rPr>
@@ -3577,26 +3662,18 @@
     <w:p>
       <w:pPr>
         <w:spacing w:after="120"/>
-        <w:rPr>
-          <w:rFonts w:hint="eastAsia"/>
-        </w:rPr>
-        <w:widowControl w:val="1"/>
-      </w:pPr>
-      <w:r>
-        <w:rPr>
-          <w:rFonts w:eastAsia="Open Sans" w:cs="Open Sans"/>
-          <w:color w:val="1E1D1C"/>
-        </w:rPr>
-        <w:t>Model providers will rise and fall. Anthropic, OpenAI, and Google will all change pricing, terms, and capabilities multiple times per year. The mitigation is the architecture described in 5.3: build client-owned tooling around model APIs, behind a thin abstraction. If Anthropic doubles rates tomorrow, the agents swap models and the client's business never skips a beat.</w:t>
+      </w:pPr>
+      <w:r>
+        <w:rPr>
+          <w:color w:val="1E1D1C"/>
+        </w:rPr>
+        <w:t xml:space="preserve">Model providers will rise and fall. Anthropic, OpenAI, and Google will all change pricing, terms, and capabilities multiple times per year. The mitigation is the provider-neutral architecture: client-owned tooling around model APIs, behind a thin abstraction. If Anthropic doubles rates tomorrow, the agents swap models and the client's business never skips a beat.</w:t>
       </w:r>
     </w:p>
     <w:p>
       <w:pPr>
         <w:pStyle w:val="Heading2"/>
         <w:spacing w:before="240" w:after="80"/>
-        <w:widowControl w:val="1"/>
-        <w:keepNext w:val="1"/>
-        <w:keepLines w:val="1"/>
       </w:pPr>
       <w:r>
         <w:rPr>
@@ -3609,26 +3686,32 @@
     <w:p>
       <w:pPr>
         <w:spacing w:after="120"/>
-        <w:rPr>
-          <w:rFonts w:hint="eastAsia"/>
-        </w:rPr>
-        <w:widowControl w:val="1"/>
-      </w:pPr>
-      <w:r>
-        <w:rPr>
-          <w:rFonts w:eastAsia="Open Sans" w:cs="Open Sans"/>
-          <w:color w:val="1E1D1C"/>
-        </w:rPr>
-        <w:t>The biggest reason AI pilots fail in mid-market is not technology; it is the human side. The owner buys the tool, the manager ignores it, the field crew never sees it. The MAM is the antidote: the weekly room where the Bloodwall actions and their owners get tracked, accountability gets held, and the team decides together what to do next, including when to pivot. The practice must be willing to refuse engagements where the owner has not committed to running the MAM. No MAM, no AI work.</w:t>
+      </w:pPr>
+      <w:r>
+        <w:rPr>
+          <w:color w:val="1E1D1C"/>
+        </w:rPr>
+        <w:t>The biggest reason AI pilots fail in mid-market is not technology. It is the human side. The owner buys the tool, the manager ignores it</w:t>
+      </w:r>
+      <w:proofErr w:type="gramStart"/>
+      <w:r>
+        <w:rPr>
+          <w:color w:val="1E1D1C"/>
+        </w:rPr>
+        <w:t>, the</w:t>
+      </w:r>
+      <w:proofErr w:type="gramEnd"/>
+      <w:r>
+        <w:rPr>
+          <w:color w:val="1E1D1C"/>
+        </w:rPr>
+        <w:t xml:space="preserve"> field crew never sees it. The MAM is the antidote: the weekly room where Bloodwall actions get tracked, accountability gets held, and the team decides what to do next. The practice must refuse engagements where the owner will not run the MAM. No MAM, no AI work.</w:t>
       </w:r>
     </w:p>
     <w:p>
       <w:pPr>
         <w:pStyle w:val="Heading2"/>
         <w:spacing w:before="240" w:after="80"/>
-        <w:widowControl w:val="1"/>
-        <w:keepNext w:val="1"/>
-        <w:keepLines w:val="1"/>
       </w:pPr>
       <w:r>
         <w:rPr>
@@ -3641,34 +3724,18 @@
     <w:p>
       <w:pPr>
         <w:spacing w:after="120"/>
-        <w:rPr>
-          <w:rFonts w:hint="eastAsia"/>
-        </w:rPr>
-        <w:widowControl w:val="1"/>
-      </w:pPr>
-      <w:r>
-        <w:rPr>
-          <w:rFonts w:eastAsia="Open Sans" w:cs="Open Sans"/>
-          <w:color w:val="1E1D1C"/>
-        </w:rPr>
-        <w:t xml:space="preserve">If "AI consulting" goes on the front of the practice, it will attract a certain kind of buyer: the one who wants a chatbot and a press release. That is not the buyer. The positioning has to stay anchored on CPM outcomes (the weekly CFM that runs the month in full: revenue, COGS, overhead, distributions, bottom line; the UDEs that get worked on the Bloodwall; the actions that get owned and tracked; the MAM that runs the weekly tracking, accountability, </w:t>
-      </w:r>
-      <w:r>
-        <w:rPr>
-          <w:rFonts w:eastAsia="Open Sans" w:cs="Open Sans"/>
-          <w:color w:val="1E1D1C"/>
-        </w:rPr>
-        <w:lastRenderedPageBreak/>
-        <w:t>and team-decision cadence) with AI as one of several levers. The marketing language should be "fix the business" first and "AI-enabled" second.</w:t>
+      </w:pPr>
+      <w:r>
+        <w:rPr>
+          <w:color w:val="1E1D1C"/>
+        </w:rPr>
+        <w:t>If "AI consulting" goes on the front of the practice, it will attract the buyer who wants a chatbot and a press release. That is not the buyer. The positioning stays anchored on CPM outcomes (the weekly CFM, the Bloodwall, the MAM) with AI as one of several levers. Marketing language: "fix the business" first, "AI-enabled" second.</w:t>
       </w:r>
     </w:p>
     <w:p>
       <w:pPr>
         <w:pStyle w:val="Heading2"/>
         <w:spacing w:before="240" w:after="80"/>
-        <w:widowControl w:val="1"/>
-        <w:keepNext w:val="1"/>
-        <w:keepLines w:val="1"/>
       </w:pPr>
       <w:r>
         <w:rPr>
@@ -3681,45 +3748,39 @@
     <w:p>
       <w:pPr>
         <w:spacing w:after="120"/>
-        <w:rPr>
-          <w:rFonts w:hint="eastAsia"/>
-        </w:rPr>
-        <w:widowControl w:val="1"/>
-      </w:pPr>
-      <w:r>
-        <w:rPr>
-          <w:rFonts w:eastAsia="Open Sans" w:cs="Open Sans"/>
-          <w:color w:val="1E1D1C"/>
-        </w:rPr>
-        <w:t>Running production middleware against client systems means handling production credentials. The discipline going forward is a documented per-vendor credential map for every client, a rotation runbook with closed-loop verification, and a posture that treats client secrets as the most sensitive artifact in the engagement.</w:t>
+      </w:pPr>
+      <w:r>
+        <w:rPr>
+          <w:color w:val="1E1D1C"/>
+        </w:rPr>
+        <w:t>Running production middleware means handling production credentials. The discipline: a documented per-vendor credential map for every client, a rotation runbook with closed-loop verification, and a posture that treats client secrets as the most sensitive artifact in the engagement.</w:t>
       </w:r>
     </w:p>
     <w:p>
       <w:pPr>
         <w:pStyle w:val="Heading2"/>
         <w:spacing w:before="240" w:after="80"/>
-        <w:widowControl w:val="1"/>
-        <w:keepNext w:val="1"/>
-        <w:keepLines w:val="1"/>
       </w:pPr>
       <w:r>
         <w:rPr>
           <w:rFonts w:ascii="Poppins" w:hAnsi="Poppins"/>
           <w:color w:val="1E1D1C"/>
         </w:rPr>
+        <w:lastRenderedPageBreak/>
         <w:t>8.6 Token-pricing risk.</w:t>
       </w:r>
     </w:p>
     <w:p>
       <w:pPr>
         <w:spacing w:after="120"/>
-        <w:widowControl w:val="1"/>
-      </w:pPr>
-      <w:r>
-        <w:rPr>
-          <w:color w:val="1E1D1C"/>
-        </w:rPr>
-        <w:t>Current AI inference costs sit below the unit economics of the buildout that produces them. Major providers are funding the gap on venture equity, debt, and capex pre-commitments against a future in which prices rise: OpenAI's reported 2025 losses ran between $5 and $13.5 billion against $3.7 to $4.3 billion of revenue, and Alphabet's announced capex steps from roughly $75 billion in 2025 to $175 to $185 billion in 2026.</w:t>
+      </w:pPr>
+      <w:proofErr w:type="gramStart"/>
+      <w:proofErr w:type="gramEnd"/>
+      <w:r>
+        <w:rPr>
+          <w:color w:val="1E1D1C"/>
+        </w:rPr>
+        <w:t xml:space="preserve">Current AI inference costs sit below the unit economics of the buildout that produces them. Providers are funding the gap on venture equity, debt, and capex pre-commitments against a future where prices rise. OpenAI's 2025 losses ran between $5 and $13.5 billion against $3.7 to $4.3 billion of revenue. Alphabet's capex steps from $75 billion in 2025 to $175 to $185 billion in 2026.</w:t>
       </w:r>
       <w:hyperlink w:anchor="note15" w:history="1">
         <w:r>
@@ -3730,12 +3791,6 @@
           <w:t xml:space="preserve">15</w:t>
         </w:r>
       </w:hyperlink>
-      <w:r>
-        <w:rPr>
-          <w:color w:val="1E1D1C"/>
-        </w:rPr>
-        <w:t xml:space="preserve"> </w:t>
-      </w:r>
       <w:hyperlink w:anchor="note16" w:history="1">
         <w:r>
           <w:rPr>
@@ -3749,16 +3804,13 @@
         <w:rPr>
           <w:color w:val="1E1D1C"/>
         </w:rPr>
-        <w:t xml:space="preserve"> The practice has three defenses. First, the per-engagement token spend is small relative to the value of the weekly Game and the operating loop, so a meaningful price jump remains absorbable on most engagements. Second, the architecture is provider-neutral, so the practice can route work to whichever model holds the price-performance frontier at the time. Third, the Fractional AI Chief retainer is the structural place the cost rebalancing gets negotiated with the client each month, rather than landing as a surprise at renewal.</w:t>
+        <w:t xml:space="preserve"> The practice absorbs a price jump three ways: per-engagement token spend is small relative to the value of the Game and the loop, the architecture is provider-neutral and routes to whichever model holds the frontier, and the Fractional AI Chief retainer is where rebalancing gets negotiated monthly before any reprice at renewal.</w:t>
       </w:r>
     </w:p>
     <w:p>
       <w:pPr>
         <w:pStyle w:val="Heading1"/>
         <w:spacing w:before="360" w:after="160"/>
-        <w:widowControl w:val="1"/>
-        <w:keepNext w:val="1"/>
-        <w:keepLines w:val="1"/>
       </w:pPr>
       <w:r>
         <w:rPr>
@@ -3772,10 +3824,6 @@
     <w:p>
       <w:pPr>
         <w:spacing w:after="120"/>
-        <w:rPr>
-          <w:rFonts w:hint="eastAsia"/>
-        </w:rPr>
-        <w:widowControl w:val="1"/>
       </w:pPr>
       <w:r>
         <w:rPr>
@@ -3787,247 +3835,112 @@
     </w:p>
     <w:p>
       <w:pPr>
-        <w:pStyle w:val="Normal"/>
         <w:spacing w:after="120"/>
-        <w:widowControl w:val="1"/>
-      </w:pPr>
-      <w:r>
-        <w:rPr>
-          <w:color w:val="1E1D1C"/>
-        </w:rPr>
-        <w:t xml:space="preserve">Section 3.8 named six pain points the buyer can either say out loud or demonstrate by behavior. The Game answers each one.</w:t>
+      </w:pPr>
+      <w:r>
+        <w:rPr>
+          <w:color w:val="1E1D1C"/>
+        </w:rPr>
+        <w:t xml:space="preserve">ISI consultants are already training clients on AI. The Game is one option inside that work. Three steps make it transferable across the practice.</w:t>
       </w:r>
     </w:p>
     <w:p>
       <w:pPr>
         <w:pStyle w:val="ListParagraph"/>
+        <w:keepLines/>
         <w:spacing w:after="80"/>
-        <w:widowControl w:val="1"/>
       </w:pPr>
       <w:r>
         <w:rPr>
           <w:b/>
           <w:color w:val="1E1D1C"/>
         </w:rPr>
-        <w:t xml:space="preserve">First. The buyer has bought and cannot operate what they bought. </w:t>
-      </w:r>
-      <w:r>
-        <w:rPr>
-          <w:color w:val="1E1D1C"/>
-        </w:rPr>
-        <w:t xml:space="preserve">The Game is the operational instrument the owner reads at a glance, weekly, with no AI expertise required of the operator.</w:t>
+        <w:t xml:space="preserve">Step 1. Reference implementation. </w:t>
+      </w:r>
+      <w:r>
+        <w:rPr>
+          <w:color w:val="1E1D1C"/>
+        </w:rPr>
+        <w:t>Stand up the full weekly CFM-to-UDE-to-Bloodwall-to-Game-to-MAM operating loop on a single engagement. The Game is already live in production. The rest of the loop is what gets wired around it. The deliverable is a working reference engagement, not a slide.</w:t>
       </w:r>
     </w:p>
     <w:p>
       <w:pPr>
         <w:pStyle w:val="ListParagraph"/>
+        <w:keepLines/>
         <w:spacing w:after="80"/>
-        <w:widowControl w:val="1"/>
       </w:pPr>
       <w:r>
         <w:rPr>
           <w:b/>
           <w:color w:val="1E1D1C"/>
         </w:rPr>
-        <w:t xml:space="preserve">Second. The buyer bought multiple tools that do not interlock. </w:t>
-      </w:r>
-      <w:r>
-        <w:rPr>
-          <w:color w:val="1E1D1C"/>
-        </w:rPr>
-        <w:t xml:space="preserve">The Game consolidates them into one scoreboard, with the Wall, the Goal, the Steps, the thermometer, and the gauges in one place.</w:t>
+        <w:t xml:space="preserve">Step 2. The pattern playbook. </w:t>
+      </w:r>
+      <w:r>
+        <w:rPr>
+          <w:color w:val="1E1D1C"/>
+        </w:rPr>
+        <w:t xml:space="preserve">Write the Game's build guide (Wall, Goal, Game, Steps, thermometer, gauges, drill-down) as a vertical-neutral document any ISI consultant can </w:t>
+      </w:r>
+      <w:proofErr w:type="gramStart"/>
+      <w:r>
+        <w:rPr>
+          <w:color w:val="1E1D1C"/>
+        </w:rPr>
+        <w:t>hand</w:t>
+      </w:r>
+      <w:proofErr w:type="gramEnd"/>
+      <w:r>
+        <w:rPr>
+          <w:color w:val="1E1D1C"/>
+        </w:rPr>
+        <w:t xml:space="preserve"> a client. The test: a consultant can pick it up and start building inside their next engagement.</w:t>
       </w:r>
     </w:p>
     <w:p>
       <w:pPr>
         <w:pStyle w:val="ListParagraph"/>
+        <w:keepLines/>
         <w:spacing w:after="80"/>
-        <w:widowControl w:val="1"/>
       </w:pPr>
       <w:r>
         <w:rPr>
           <w:b/>
           <w:color w:val="1E1D1C"/>
         </w:rPr>
-        <w:t xml:space="preserve">Third. The buyer wants training, not more tooling. </w:t>
-      </w:r>
-      <w:r>
-        <w:rPr>
-          <w:color w:val="1E1D1C"/>
-        </w:rPr>
-        <w:t xml:space="preserve">Every Game engagement is a teaching engagement. The owner learns CPM at the same time the owner learns where the AI sits inside it.</w:t>
-      </w:r>
-    </w:p>
-    <w:p>
-      <w:pPr>
-        <w:pStyle w:val="ListParagraph"/>
-        <w:spacing w:after="80"/>
-        <w:widowControl w:val="1"/>
-      </w:pPr>
-      <w:r>
-        <w:rPr>
-          <w:b/>
-          <w:color w:val="1E1D1C"/>
-        </w:rPr>
-        <w:t xml:space="preserve">Fourth. The buyer cannot evaluate what they are paying for. </w:t>
-      </w:r>
-      <w:r>
-        <w:rPr>
-          <w:color w:val="1E1D1C"/>
-        </w:rPr>
-        <w:t xml:space="preserve">Client-owned tooling, vendor independence at the model layer, and a documented playbook mean the owner sees what was built, who is responsible for it, and what it costs to run.</w:t>
-      </w:r>
-    </w:p>
-    <w:p>
-      <w:pPr>
-        <w:pStyle w:val="ListParagraph"/>
-        <w:spacing w:after="80"/>
-        <w:widowControl w:val="1"/>
-      </w:pPr>
-      <w:r>
-        <w:rPr>
-          <w:b/>
-          <w:color w:val="1E1D1C"/>
-        </w:rPr>
-        <w:t xml:space="preserve">Fifth. The buyer's available advisors are AI generalists who do not know the trade. </w:t>
-      </w:r>
-      <w:r>
-        <w:rPr>
-          <w:color w:val="1E1D1C"/>
-        </w:rPr>
-        <w:t xml:space="preserve">ISI's consultants have lived inside HVAC, plumbing, auto, construction, food processing, and adjacent shops for years.</w:t>
-      </w:r>
-    </w:p>
-    <w:p>
-      <w:pPr>
-        <w:pStyle w:val="ListParagraph"/>
-        <w:spacing w:after="80"/>
-        <w:widowControl w:val="1"/>
-      </w:pPr>
-      <w:r>
-        <w:rPr>
-          <w:b/>
-          <w:color w:val="1E1D1C"/>
-        </w:rPr>
-        <w:t xml:space="preserve">Sixth. No one is selling the integrated answer to the buyer. </w:t>
-      </w:r>
-      <w:r>
-        <w:rPr>
-          <w:color w:val="1E1D1C"/>
-        </w:rPr>
-        <w:t xml:space="preserve">That is the gap this paper names, and what the steps below close.</w:t>
+        <w:t xml:space="preserve">Step 3. Prove the pattern transfers. </w:t>
+      </w:r>
+      <w:r>
+        <w:rPr>
+          <w:color w:val="1E1D1C"/>
+        </w:rPr>
+        <w:t xml:space="preserve">A consultant outside the reference engagement builds a Game on their own client, working from the playbook. If the build lands, the Game graduates from a one-engagement pattern into a documented option ISI consultants can carry into their AI work. Whether five take it up, fifty, or it becomes a default is a decision the firm makes from a position of evidence. If </w:t>
+      </w:r>
+      <w:proofErr w:type="gramStart"/>
+      <w:r>
+        <w:rPr>
+          <w:color w:val="1E1D1C"/>
+        </w:rPr>
+        <w:t>the</w:t>
+      </w:r>
+      <w:proofErr w:type="gramEnd"/>
+      <w:r>
+        <w:rPr>
+          <w:color w:val="1E1D1C"/>
+        </w:rPr>
+        <w:t xml:space="preserve"> build stalls, the playbook gets another draft. Either way, what is handed to ISI at the end of Step 3 is the same set of artifacts: a reference engagement, a build guide, and a second consultant who has used both.</w:t>
       </w:r>
     </w:p>
     <w:p>
       <w:pPr>
         <w:spacing w:after="120"/>
-        <w:rPr>
-          <w:rFonts w:hint="eastAsia"/>
-        </w:rPr>
-        <w:widowControl w:val="1"/>
-      </w:pPr>
-      <w:r>
-        <w:rPr>
-          <w:rFonts w:eastAsia="Open Sans" w:cs="Open Sans"/>
-          <w:color w:val="1E1D1C"/>
-        </w:rPr>
-        <w:t>ISI consultants are already training clients on AI across the country. What follows is the work to make the Game one of the options inside that work, a concrete pattern any consultant can pick up and bring to an engagement, so the firm's AI work moves from individual consultants running ad hoc projects to a common framework all of them can build from. Three steps, each the prerequisite for the next.</w:t>
-      </w:r>
-      <w:r>
-        <w:rPr>
-          <w:rFonts w:eastAsia="Open Sans" w:cs="Open Sans"/>
-          <w:color w:val="1E1D1C"/>
-        </w:rPr>
-      </w:r>
-      <w:r>
-        <w:rPr>
-          <w:rFonts w:eastAsia="Open Sans" w:cs="Open Sans"/>
-          <w:color w:val="1E1D1C"/>
-        </w:rPr>
-      </w:r>
-    </w:p>
-    <w:p>
-      <w:pPr>
-        <w:pStyle w:val="ListParagraph"/>
-        <w:keepLines w:val="1"/>
-        <w:spacing w:after="80"/>
-        <w:rPr>
-          <w:rFonts w:hint="eastAsia"/>
-        </w:rPr>
-        <w:widowControl w:val="1"/>
-      </w:pPr>
-      <w:r>
-        <w:rPr>
-          <w:b/>
-          <w:color w:val="1E1D1C"/>
-        </w:rPr>
-        <w:t>Step 1. Reference implementation.</w:t>
-      </w:r>
-      <w:r>
-        <w:rPr>
-          <w:color w:val="1E1D1C"/>
-        </w:rPr>
-        <w:t xml:space="preserve"> Stand up the full weekly CFM-to-UDE-to-Bloodwall-to-Game-to-MAM operating loop end-to-end on a single engagement: the integrated form the practice has been working toward, running weekly against a monthly Game. The Game is already live in production today; the rest of the loop is what gets wired around it. The deliverable is a working reference engagement, not a slide.</w:t>
-      </w:r>
-    </w:p>
-    <w:p>
-      <w:pPr>
-        <w:pStyle w:val="ListParagraph"/>
-        <w:keepLines w:val="1"/>
-        <w:spacing w:after="80"/>
-        <w:rPr>
-          <w:rFonts w:hint="eastAsia"/>
-        </w:rPr>
-        <w:widowControl w:val="1"/>
-      </w:pPr>
-      <w:r>
-        <w:rPr>
-          <w:b/>
-          <w:color w:val="1E1D1C"/>
-        </w:rPr>
-        <w:t>Step 2. The pattern playbook.</w:t>
-      </w:r>
-      <w:r>
-        <w:rPr>
-          <w:color w:val="1E1D1C"/>
-        </w:rPr>
-        <w:t xml:space="preserve"> Write the Game's build guide (the Wall, the Goal, the Game, the Steps, the thermometer, the gauges, the drill-down) as a vertical-neutral document any ISI consultant can hand a client as part of the AI work they're already doing. The test is whether a consultant can pick it up and start building inside their next engagement.</w:t>
-      </w:r>
-    </w:p>
-    <w:p>
-      <w:pPr>
-        <w:pStyle w:val="ListParagraph"/>
-        <w:keepLines w:val="1"/>
-        <w:spacing w:after="80"/>
-        <w:rPr>
-          <w:rFonts w:hint="eastAsia"/>
-        </w:rPr>
-        <w:widowControl w:val="1"/>
-      </w:pPr>
-      <w:r>
-        <w:rPr>
-          <w:b/>
-          <w:color w:val="1E1D1C"/>
-        </w:rPr>
-        <w:t>Step 3. Prove the pattern transfers.</w:t>
-      </w:r>
-      <w:r>
-        <w:rPr>
-          <w:color w:val="1E1D1C"/>
-        </w:rPr>
-        <w:t xml:space="preserve"> A consultant outside the reference engagement builds a Game on their own client, working from the playbook. If that build lands, the Game graduates from a one-engagement pattern into a documented option ISI consultants can carry into the AI work they're already doing with clients. Whether five take it up, fifty, or it becomes a default is a decision the firm makes from a position of evidence. If the build stalls, the playbook gets another draft and the pattern is not yet ready to spread. Either way, what is handed to ISI at the end of Step 3 is the same set of artifacts: a reference engagement, a build guide, and a second consultant who has used both.</w:t>
-      </w:r>
-    </w:p>
-    <w:p>
-      <w:pPr>
-        <w:spacing w:after="120"/>
-        <w:widowControl w:val="1"/>
-      </w:pPr>
-      <w:r>
-        <w:rPr>
-          <w:color w:val="1E1D1C"/>
-        </w:rPr>
-        <w:t>There is also a clock on the input side. The inference costs that make these tools cheap to build today are subsidized below the unit economics of the underlying AI infrastructure buildout, and the major providers have publicly committed to capex programs that current token pricing cannot fund.</w:t>
+      </w:pPr>
+      <w:r>
+        <w:rPr>
+          <w:color w:val="1E1D1C"/>
+        </w:rPr>
+        <w:t>There is a clock on the input side. The inference costs that make these tools cheap to build today are subsidized below the unit economics of the AI infrastructure buildout, and providers have publicly committed to capex programs current token pricing cannot fund.</w:t>
       </w:r>
       <w:hyperlink w:anchor="note15" w:history="1">
         <w:r>
@@ -4035,55 +3948,54 @@
             <w:color w:val="1E1D1C"/>
             <w:vertAlign w:val="superscript"/>
           </w:rPr>
-          <w:t xml:space="preserve">15</w:t>
+          <w:t>15</w:t>
         </w:r>
       </w:hyperlink>
-      <w:r>
-        <w:rPr>
-          <w:color w:val="1E1D1C"/>
-        </w:rPr>
-        <w:t xml:space="preserve"> OpenAI posted between $5 and $13.5 billion of losses against $3.7 to $4.3 billion of revenue in 2025; Alphabet's announced 2026 capex steps from $75 billion to roughly $175 to $185 billion in a single year.</w:t>
-      </w:r>
       <w:hyperlink w:anchor="note16" w:history="1">
         <w:r>
           <w:rPr>
             <w:color w:val="1E1D1C"/>
             <w:vertAlign w:val="superscript"/>
           </w:rPr>
-          <w:t xml:space="preserve">16</w:t>
+          <w:t>16</w:t>
         </w:r>
       </w:hyperlink>
       <w:r>
         <w:rPr>
           <w:color w:val="1E1D1C"/>
         </w:rPr>
-        <w:t xml:space="preserve"> The window in which a small consultancy can build, ship, and price tools against current token economics is open now and will not stay open indefinitely; Step 1 is best executed inside it.</w:t>
+        <w:t xml:space="preserve"> The window in which a small consultancy can build, ship, and price tools against current token economics is open now. Step 1 is best executed inside it.</w:t>
       </w:r>
     </w:p>
     <w:p>
       <w:pPr>
         <w:spacing w:after="120"/>
-        <w:rPr>
-          <w:rFonts w:hint="eastAsia"/>
-        </w:rPr>
-        <w:widowControl w:val="1"/>
-      </w:pPr>
-      <w:r>
-        <w:rPr>
-          <w:rFonts w:eastAsia="Open Sans" w:cs="Open Sans"/>
-          <w:color w:val="1E1D1C"/>
-        </w:rPr>
-        <w:lastRenderedPageBreak/>
-        <w:t>The market opening is visible. Trade-shop owners are looking around for someone they trust, and ISI already has those relationships. What is proposed here is a way to extend them with an AI advisory layer that fits how the firm already works.</w:t>
+      </w:pPr>
+      <w:r>
+        <w:rPr>
+          <w:color w:val="1E1D1C"/>
+        </w:rPr>
+        <w:t xml:space="preserve">The market opening is visible. Trade-shop owners are looking for someone they trust. ISI already has those relationships. The proposal extends them with an AI advisory </w:t>
+      </w:r>
+      <w:proofErr w:type="gramStart"/>
+      <w:r>
+        <w:rPr>
+          <w:color w:val="1E1D1C"/>
+        </w:rPr>
+        <w:t>layer</w:t>
+      </w:r>
+      <w:proofErr w:type="gramEnd"/>
+      <w:r>
+        <w:rPr>
+          <w:color w:val="1E1D1C"/>
+        </w:rPr>
+        <w:t xml:space="preserve"> that fits how the firm already works.</w:t>
       </w:r>
     </w:p>
     <w:p>
       <w:pPr>
         <w:pStyle w:val="Heading1"/>
         <w:spacing w:before="360" w:after="160"/>
-        <w:widowControl w:val="1"/>
-        <w:keepNext w:val="1"/>
-        <w:keepLines w:val="1"/>
       </w:pPr>
       <w:r>
         <w:rPr>
@@ -4097,79 +4009,31 @@
     <w:p>
       <w:pPr>
         <w:spacing w:after="120"/>
-        <w:rPr>
-          <w:rFonts w:hint="eastAsia"/>
-        </w:rPr>
-        <w:widowControl w:val="1"/>
-      </w:pPr>
-      <w:r>
-        <w:rPr>
-          <w:rFonts w:eastAsia="Open Sans" w:cs="Open Sans"/>
-          <w:color w:val="1E1D1C"/>
-        </w:rPr>
-        <w:t>Forty years ago, the consulting industry was reorganized around the personal computer. Twenty years ago, around the internet. Ten years ago, around the cloud. Each of those reorganizations created a layer of firms that owned the new advisory category, and a much larger layer of firms that did not survive the transition because they ignored it.</w:t>
-      </w:r>
-    </w:p>
-    <w:p>
-      <w:pPr>
-        <w:spacing w:before="200" w:after="200"/>
-        <w:ind w:left="720" w:right="720"/>
-        <w:jc w:val="center"/>
-        <w:pBdr>
-          <w:top w:val="single" w:sz="4" w:space="8" w:color="auto"/>
-          <w:bottom w:val="single" w:sz="4" w:space="8" w:color="auto"/>
-        </w:pBdr>
-        <w:keepLines w:val="1"/>
-        <w:widowControl w:val="1"/>
-      </w:pPr>
-      <w:r>
-        <w:rPr>
-          <w:i/>
-          <w:color w:val="1E1D1C"/>
-          <w:sz w:val="26"/>
-        </w:rPr>
-        <w:t>The methodology is there. The clients are there. The tools are running today.</w:t>
+      </w:pPr>
+      <w:proofErr w:type="gramStart"/>
+      <w:proofErr w:type="gramEnd"/>
+      <w:r>
+        <w:rPr>
+          <w:color w:val="1E1D1C"/>
+        </w:rPr>
+        <w:t xml:space="preserve">Forty years ago, the consulting industry was reorganized around the personal computer. Twenty years ago, around the internet. Ten years ago, around the cloud. Each reorganization made winners of the firms that named the new category early.</w:t>
       </w:r>
     </w:p>
     <w:p>
       <w:pPr>
         <w:spacing w:after="120"/>
-        <w:rPr>
-          <w:rFonts w:hint="eastAsia"/>
-        </w:rPr>
-        <w:widowControl w:val="1"/>
-      </w:pPr>
-      <w:r>
-        <w:rPr>
-          <w:rFonts w:eastAsia="Open Sans" w:cs="Open Sans"/>
-          <w:color w:val="1E1D1C"/>
-        </w:rPr>
-        <w:t>The 2026 reorganization is happening at the top of the market right now, in public, with three of the world's most valuable companies declaring their intent. The question for a firm at ISI's scale is what category to occupy as the dust settles. The natural answer is the one category the giants cannot reach: the trades, the mid-market, the family-run shops that do the actual work of the American economy.</w:t>
-      </w:r>
-    </w:p>
-    <w:p>
-      <w:pPr>
-        <w:spacing w:after="280"/>
-        <w:rPr>
-          <w:rFonts w:hint="eastAsia"/>
-        </w:rPr>
-        <w:widowControl w:val="1"/>
-      </w:pPr>
-      <w:r>
-        <w:rPr>
-          <w:rFonts w:eastAsia="Open Sans" w:cs="Open Sans"/>
-          <w:color w:val="1E1D1C"/>
-        </w:rPr>
-        <w:t>The methodology is there: Critical Path Methodology, with the Cash Flow Model, the Wall, the UDE log, the Bloodwall, and the MAM that ISI has been running for decades. The clients are there. ISI consultants are already training those clients on AI. The tools are running today, in production, in engagements that span tree service, fire suppression, and septic service. The proposal is to name the Game as one option inside that work, document the pattern so it transfers cleanly, and let ISI scale it on whatever terms the firm chooses.</w:t>
+      </w:pPr>
+      <w:r>
+        <w:rPr>
+          <w:color w:val="1E1D1C"/>
+        </w:rPr>
+        <w:t xml:space="preserve">The 2026 reorganization is happening at the top of the market right now. The category the labs cannot reach is the trades, the mid-market, the family-run shops that do the actual work of the American economy. ISI is already running CPM in those shops, already training those clients on AI, already in production with the tools. The proposal is to name the Game as one option inside that work, document the pattern, and let ISI scale it on whatever terms the firm chooses.</w:t>
       </w:r>
     </w:p>
     <w:p>
       <w:pPr>
         <w:pStyle w:val="Heading1"/>
         <w:spacing w:before="360" w:after="160"/>
-        <w:widowControl w:val="1"/>
-        <w:keepNext w:val="1"/>
-        <w:keepLines w:val="1"/>
       </w:pPr>
       <w:r>
         <w:rPr>
@@ -4177,7 +4041,6 @@
           <w:color w:val="0056A5"/>
           <w:sz w:val="36"/>
         </w:rPr>
-        <w:lastRenderedPageBreak/>
         <w:t>11. Notes</w:t>
       </w:r>
     </w:p>
@@ -4185,12 +4048,8 @@
       <w:pPr>
         <w:spacing w:after="80"/>
         <w:ind w:left="360" w:hanging="360"/>
-        <w:rPr>
-          <w:rFonts w:hint="eastAsia"/>
-        </w:rPr>
-        <w:widowControl w:val="1"/>
-      </w:pPr>
-      <w:bookmarkStart w:id="1001" w:name="note1"/>
+      </w:pPr>
+      <w:bookmarkStart w:id="0" w:name="note1"/>
       <w:r>
         <w:rPr>
           <w:rFonts w:eastAsia="Open Sans" w:cs="Open Sans"/>
@@ -4205,49 +4064,150 @@
           <w:color w:val="1E1D1C"/>
         </w:rPr>
         <w:t xml:space="preserve">Blackstone, Hellman &amp; Friedman, Goldman Sachs, and Anthropic, "Anthropic Partners with Blackstone, Hellman &amp; Friedman, and Goldman Sachs to Launch Enterprise AI Services Firm," joint press release, May 4, 2026, </w:t>
+      </w:r>
+      <w:hyperlink r:id="rId9" w:history="1">
+        <w:r>
+          <w:rPr>
+            <w:color w:val="0563C1"/>
+            <w:u w:val="single"/>
+          </w:rPr>
+          <w:t>https://www.blackstone.com/news/press/anthropic-partners-with-blackstone-hellman-friedman-and-goldman-sachs-to-launch-enterprise-ai-services-firm/</w:t>
+        </w:r>
+      </w:hyperlink>
+      <w:r>
+        <w:rPr>
+          <w:color w:val="1E1D1C"/>
+        </w:rPr>
+        <w:t xml:space="preserve">; Anthropic, "Building a New Enterprise AI Services Company with Blackstone, Hellman &amp; Friedman, and Goldman Sachs," May 4, 2026, </w:t>
+      </w:r>
+      <w:hyperlink r:id="rId10" w:history="1">
+        <w:r>
+          <w:rPr>
+            <w:color w:val="0563C1"/>
+            <w:u w:val="single"/>
+          </w:rPr>
+          <w:t>https://www.anthropic.com/news/enterprise-ai-services-company</w:t>
+        </w:r>
+      </w:hyperlink>
+      <w:r>
+        <w:rPr>
+          <w:color w:val="1E1D1C"/>
+        </w:rPr>
+        <w:t>.</w:t>
+      </w:r>
+      <w:bookmarkEnd w:id="0"/>
+    </w:p>
+    <w:p>
+      <w:pPr>
+        <w:spacing w:after="80"/>
+        <w:ind w:left="360" w:hanging="360"/>
+      </w:pPr>
+      <w:bookmarkStart w:id="1" w:name="note2"/>
+      <w:r>
+        <w:rPr>
+          <w:rFonts w:eastAsia="Open Sans" w:cs="Open Sans"/>
+          <w:b/>
+          <w:color w:val="1E1D1C"/>
+          <w:sz w:val="20"/>
+        </w:rPr>
+        <w:t xml:space="preserve">2. </w:t>
+      </w:r>
+      <w:r>
+        <w:rPr>
+          <w:color w:val="1E1D1C"/>
+        </w:rPr>
+        <w:t xml:space="preserve">Allie Garfinkle, "Anthropic Takes Shot at Consulting Industry in Joint Venture with Wall Street Giants," Fortune, May 4, 2026, </w:t>
+      </w:r>
+      <w:hyperlink r:id="rId11" w:history="1">
+        <w:r>
+          <w:rPr>
+            <w:color w:val="0563C1"/>
+            <w:u w:val="single"/>
+          </w:rPr>
+          <w:t>https://fortune.com/2026/05/04/anthropic-claude-consulting-industry-joint-venture-blackstone-goldman-sachs/</w:t>
+        </w:r>
+      </w:hyperlink>
+      <w:r>
+        <w:rPr>
+          <w:color w:val="1E1D1C"/>
+        </w:rPr>
+        <w:t>.</w:t>
+      </w:r>
+      <w:bookmarkEnd w:id="1"/>
+    </w:p>
+    <w:p>
+      <w:pPr>
+        <w:spacing w:after="80"/>
+        <w:ind w:left="360" w:hanging="360"/>
+      </w:pPr>
+      <w:bookmarkStart w:id="2" w:name="note3"/>
+      <w:r>
+        <w:rPr>
+          <w:rFonts w:eastAsia="Open Sans" w:cs="Open Sans"/>
+          <w:b/>
+          <w:color w:val="1E1D1C"/>
+          <w:sz w:val="20"/>
+        </w:rPr>
+        <w:t xml:space="preserve">3. </w:t>
+      </w:r>
+      <w:r>
+        <w:rPr>
+          <w:color w:val="1E1D1C"/>
+        </w:rPr>
+        <w:t xml:space="preserve">OpenAI, "OpenAI Launches the OpenAI Deployment Company to Help Businesses Build Around Intelligence," May 12, 2026, </w:t>
       </w:r>
       <w:hyperlink r:id="rId12" w:history="1">
         <w:r>
           <w:rPr>
+            <w:color w:val="0563C1"/>
             <w:u w:val="single"/>
-            <w:color w:val="0563C1"/>
           </w:rPr>
-          <w:t xml:space="preserve">https://www.blackstone.com/news/press/anthropic-partners-with-blackstone-hellman-friedman-and-goldman-sachs-to-launch-enterprise-ai-services-firm/</w:t>
+          <w:t>https://openai.com/index/openai-launches-the-deployment-company/</w:t>
         </w:r>
       </w:hyperlink>
       <w:r>
         <w:rPr>
           <w:color w:val="1E1D1C"/>
         </w:rPr>
-        <w:t xml:space="preserve">; Anthropic, "Building a New Enterprise AI Services Company with Blackstone, Hellman &amp; Friedman, and Goldman Sachs," May 4, 2026, </w:t>
+        <w:t xml:space="preserve">; Brody Ford and Shirin Ghaffary, "OpenAI Acquires </w:t>
+      </w:r>
+      <w:proofErr w:type="spellStart"/>
+      <w:r>
+        <w:rPr>
+          <w:color w:val="1E1D1C"/>
+        </w:rPr>
+        <w:t>Tomoro</w:t>
+      </w:r>
+      <w:proofErr w:type="spellEnd"/>
+      <w:r>
+        <w:rPr>
+          <w:color w:val="1E1D1C"/>
+        </w:rPr>
+        <w:t xml:space="preserve"> to Boost Private Equity-Backed AI Venture," Bloomberg, May 11, 2026, </w:t>
       </w:r>
       <w:hyperlink r:id="rId13" w:history="1">
         <w:r>
           <w:rPr>
+            <w:color w:val="0563C1"/>
             <w:u w:val="single"/>
-            <w:color w:val="0563C1"/>
           </w:rPr>
-          <w:t xml:space="preserve">https://www.anthropic.com/news/enterprise-ai-services-company</w:t>
+          <w:t>https://www.bloomberg.com/news/articles/2026-05-11/openai-to-buy-consulting-firm-for-private-equity-joint-venture</w:t>
         </w:r>
       </w:hyperlink>
       <w:r>
         <w:rPr>
           <w:color w:val="1E1D1C"/>
         </w:rPr>
-        <w:t xml:space="preserve">.</w:t>
-      </w:r>
-      <w:bookmarkEnd w:id="1001"/>
+        <w:t>.</w:t>
+      </w:r>
+      <w:bookmarkEnd w:id="2"/>
     </w:p>
     <w:p>
       <w:pPr>
         <w:spacing w:after="80"/>
         <w:ind w:left="360" w:hanging="360"/>
-        <w:rPr>
-          <w:rFonts w:hint="eastAsia"/>
-        </w:rPr>
-        <w:widowControl w:val="1"/>
-      </w:pPr>
-      <w:bookmarkStart w:id="1002" w:name="note2"/>
+      </w:pPr>
+      <w:bookmarkStart w:id="3" w:name="note4"/>
       <w:r>
         <w:rPr>
           <w:rFonts w:eastAsia="Open Sans" w:cs="Open Sans"/>
@@ -4255,41 +4215,37 @@
           <w:color w:val="1E1D1C"/>
           <w:sz w:val="20"/>
         </w:rPr>
-        <w:t xml:space="preserve">2. </w:t>
-      </w:r>
-      <w:r>
-        <w:rPr>
-          <w:color w:val="1E1D1C"/>
-        </w:rPr>
-        <w:t xml:space="preserve">Allie Garfinkle, "Anthropic Takes Shot at Consulting Industry in Joint Venture with Wall Street Giants," Fortune, May 4, 2026, </w:t>
+        <w:t xml:space="preserve">4. </w:t>
+      </w:r>
+      <w:r>
+        <w:rPr>
+          <w:color w:val="1E1D1C"/>
+        </w:rPr>
+        <w:t xml:space="preserve">Google Cloud, "Google Cloud Commits $750 Million to Accelerate Partners' Agentic AI Development," press release, April 22, 2026, </w:t>
       </w:r>
       <w:hyperlink r:id="rId14" w:history="1">
         <w:r>
           <w:rPr>
+            <w:color w:val="0563C1"/>
             <w:u w:val="single"/>
-            <w:color w:val="0563C1"/>
           </w:rPr>
-          <w:t xml:space="preserve">https://fortune.com/2026/05/04/anthropic-claude-consulting-industry-joint-venture-blackstone-goldman-sachs/</w:t>
+          <w:t>https://www.googlecloudpresscorner.com/2026-04-22-Google-Cloud-Commits-750-Million-to-Accelerate-Partners-Agentic-AI-Development</w:t>
         </w:r>
       </w:hyperlink>
       <w:r>
         <w:rPr>
           <w:color w:val="1E1D1C"/>
         </w:rPr>
-        <w:t xml:space="preserve">.</w:t>
-      </w:r>
-      <w:bookmarkEnd w:id="1002"/>
+        <w:t>.</w:t>
+      </w:r>
+      <w:bookmarkEnd w:id="3"/>
     </w:p>
     <w:p>
       <w:pPr>
         <w:spacing w:after="80"/>
         <w:ind w:left="360" w:hanging="360"/>
-        <w:rPr>
-          <w:rFonts w:hint="eastAsia"/>
-        </w:rPr>
-        <w:widowControl w:val="1"/>
-      </w:pPr>
-      <w:bookmarkStart w:id="1003" w:name="note3"/>
+      </w:pPr>
+      <w:bookmarkStart w:id="4" w:name="note5"/>
       <w:r>
         <w:rPr>
           <w:rFonts w:eastAsia="Open Sans" w:cs="Open Sans"/>
@@ -4297,98 +4253,104 @@
           <w:color w:val="1E1D1C"/>
           <w:sz w:val="20"/>
         </w:rPr>
-        <w:t xml:space="preserve">3. </w:t>
-      </w:r>
-      <w:r>
-        <w:rPr>
-          <w:color w:val="1E1D1C"/>
-        </w:rPr>
-        <w:t xml:space="preserve">OpenAI, "OpenAI Launches the OpenAI Deployment Company to Help Businesses Build Around Intelligence," May 12, 2026, </w:t>
+        <w:t xml:space="preserve">5. </w:t>
+      </w:r>
+      <w:r>
+        <w:rPr>
+          <w:color w:val="1E1D1C"/>
+        </w:rPr>
+        <w:t xml:space="preserve">McKinsey &amp; Company, "McKinsey and Google Cloud Launch the McKinsey Google Transformation Group to Scale Enterprise Impact for the AI Era," New at McKinsey Blog, April 22, 2026, </w:t>
       </w:r>
       <w:hyperlink r:id="rId15" w:history="1">
         <w:r>
           <w:rPr>
+            <w:color w:val="0563C1"/>
             <w:u w:val="single"/>
-            <w:color w:val="0563C1"/>
           </w:rPr>
-          <w:t xml:space="preserve">https://openai.com/index/openai-launches-the-deployment-company/</w:t>
+          <w:t>https://www.mckinsey.com/about-us/new-at-mckinsey-blog/mckinsey-and-google-cloud-launch-the-mckinsey-google-transformation-group-to-scale-enterprise-impact-for-the-ai-era</w:t>
         </w:r>
       </w:hyperlink>
       <w:r>
         <w:rPr>
           <w:color w:val="1E1D1C"/>
         </w:rPr>
-        <w:t xml:space="preserve">; Brody Ford and Shirin Ghaffary, "OpenAI Acquires Tomoro to Boost Private Equity-Backed AI Venture," Bloomberg, May 11, 2026, </w:t>
+        <w:t>.</w:t>
+      </w:r>
+      <w:bookmarkEnd w:id="4"/>
+    </w:p>
+    <w:p>
+      <w:pPr>
+        <w:spacing w:after="80"/>
+        <w:ind w:left="360" w:hanging="360"/>
+      </w:pPr>
+      <w:bookmarkStart w:id="5" w:name="note6"/>
+      <w:r>
+        <w:rPr>
+          <w:rFonts w:eastAsia="Open Sans" w:cs="Open Sans"/>
+          <w:b/>
+          <w:color w:val="1E1D1C"/>
+          <w:sz w:val="20"/>
+        </w:rPr>
+        <w:t xml:space="preserve">6. </w:t>
+      </w:r>
+      <w:r>
+        <w:rPr>
+          <w:color w:val="1E1D1C"/>
+        </w:rPr>
+        <w:t xml:space="preserve">Anthropic, "Cognizant Will Make Claude Available to 350,000 Employees, Accelerating Enterprise AI Adoption and Internal Transformation," November 4, 2025, </w:t>
       </w:r>
       <w:hyperlink r:id="rId16" w:history="1">
         <w:r>
           <w:rPr>
+            <w:color w:val="0563C1"/>
             <w:u w:val="single"/>
-            <w:color w:val="0563C1"/>
           </w:rPr>
-          <w:t xml:space="preserve">https://www.bloomberg.com/news/articles/2026-05-11/openai-to-buy-consulting-firm-for-private-equity-joint-venture</w:t>
+          <w:t>https://www.anthropic.com/news/cognizant-partnership</w:t>
         </w:r>
       </w:hyperlink>
       <w:r>
         <w:rPr>
           <w:color w:val="1E1D1C"/>
         </w:rPr>
-        <w:t xml:space="preserve">.</w:t>
-      </w:r>
-      <w:bookmarkEnd w:id="1003"/>
-    </w:p>
-    <w:p>
-      <w:pPr>
-        <w:spacing w:after="80"/>
-        <w:ind w:left="360" w:hanging="360"/>
-        <w:rPr>
-          <w:rFonts w:hint="eastAsia"/>
-        </w:rPr>
-        <w:widowControl w:val="1"/>
-      </w:pPr>
-      <w:bookmarkStart w:id="1004" w:name="note4"/>
-      <w:r>
-        <w:rPr>
-          <w:rFonts w:eastAsia="Open Sans" w:cs="Open Sans"/>
-          <w:b/>
-          <w:color w:val="1E1D1C"/>
-          <w:sz w:val="20"/>
-        </w:rPr>
-        <w:t xml:space="preserve">4. </w:t>
-      </w:r>
-      <w:r>
-        <w:rPr>
-          <w:color w:val="1E1D1C"/>
-        </w:rPr>
-        <w:t xml:space="preserve">Google Cloud, "Google Cloud Commits $750 Million to Accelerate Partners' Agentic AI Development," press release, April 22, 2026, </w:t>
+        <w:t xml:space="preserve">; Cognizant, "Cognizant Adopts </w:t>
+      </w:r>
+      <w:proofErr w:type="spellStart"/>
+      <w:r>
+        <w:rPr>
+          <w:color w:val="1E1D1C"/>
+        </w:rPr>
+        <w:t>Anthropic's</w:t>
+      </w:r>
+      <w:proofErr w:type="spellEnd"/>
+      <w:r>
+        <w:rPr>
+          <w:color w:val="1E1D1C"/>
+        </w:rPr>
+        <w:t xml:space="preserve"> Claude to Accelerate Enterprise AI Adoption at Scale and Deploys Claude to Drive Internal AI Transformation," news release, November 4, 2025, </w:t>
       </w:r>
       <w:hyperlink r:id="rId17" w:history="1">
         <w:r>
           <w:rPr>
+            <w:color w:val="0563C1"/>
             <w:u w:val="single"/>
-            <w:color w:val="0563C1"/>
           </w:rPr>
-          <w:t xml:space="preserve">https://www.googlecloudpresscorner.com/2026-04-22-Google-Cloud-Commits-750-Million-to-Accelerate-Partners-Agentic-AI-Development</w:t>
+          <w:t>https://news.cognizant.com/2025-11-04-Cognizant-Adopts-Anthropics-Claude-to-Accelerate-Enterprise-AI-Adoption-at-Scale-and-Deploys-Claude-to-Drive-Internal-AI-Transformation</w:t>
         </w:r>
       </w:hyperlink>
       <w:r>
         <w:rPr>
           <w:color w:val="1E1D1C"/>
         </w:rPr>
-        <w:t xml:space="preserve">.</w:t>
-      </w:r>
-      <w:bookmarkEnd w:id="1004"/>
+        <w:t>.</w:t>
+      </w:r>
+      <w:bookmarkEnd w:id="5"/>
     </w:p>
     <w:p>
       <w:pPr>
         <w:spacing w:after="80"/>
         <w:ind w:left="360" w:hanging="360"/>
-        <w:rPr>
-          <w:rFonts w:hint="eastAsia"/>
-        </w:rPr>
-        <w:widowControl w:val="1"/>
-      </w:pPr>
-      <w:bookmarkStart w:id="1005" w:name="note5"/>
+      </w:pPr>
+      <w:bookmarkStart w:id="6" w:name="note7"/>
       <w:r>
         <w:rPr>
           <w:rFonts w:eastAsia="Open Sans" w:cs="Open Sans"/>
@@ -4396,203 +4358,202 @@
           <w:color w:val="1E1D1C"/>
           <w:sz w:val="20"/>
         </w:rPr>
-        <w:t xml:space="preserve">5. </w:t>
-      </w:r>
-      <w:r>
-        <w:rPr>
-          <w:color w:val="1E1D1C"/>
-        </w:rPr>
-        <w:t xml:space="preserve">McKinsey &amp; Company, "McKinsey and Google Cloud Launch the McKinsey Google Transformation Group to Scale Enterprise Impact for the AI Era," New at McKinsey Blog, April 22, 2026, </w:t>
+        <w:t xml:space="preserve">7. </w:t>
+      </w:r>
+      <w:r>
+        <w:rPr>
+          <w:color w:val="1E1D1C"/>
+        </w:rPr>
+        <w:t xml:space="preserve">PwC, "2026 AI Business Predictions," accessed May 14, 2026, </w:t>
       </w:r>
       <w:hyperlink r:id="rId18" w:history="1">
         <w:r>
           <w:rPr>
+            <w:color w:val="0563C1"/>
             <w:u w:val="single"/>
-            <w:color w:val="0563C1"/>
           </w:rPr>
-          <w:t xml:space="preserve">https://www.mckinsey.com/about-us/new-at-mckinsey-blog/mckinsey-and-google-cloud-launch-the-mckinsey-google-transformation-group-to-scale-enterprise-impact-for-the-ai-era</w:t>
+          <w:t>https://www.pwc.com/us/en/tech-effect/ai-analytics/ai-predictions.html</w:t>
         </w:r>
       </w:hyperlink>
       <w:r>
         <w:rPr>
           <w:color w:val="1E1D1C"/>
         </w:rPr>
-        <w:t xml:space="preserve">.</w:t>
-      </w:r>
-      <w:bookmarkEnd w:id="1005"/>
+        <w:t>.</w:t>
+      </w:r>
+      <w:bookmarkEnd w:id="6"/>
     </w:p>
     <w:p>
       <w:pPr>
         <w:spacing w:after="80"/>
         <w:ind w:left="360" w:hanging="360"/>
-        <w:rPr>
-          <w:rFonts w:hint="eastAsia"/>
-        </w:rPr>
-        <w:widowControl w:val="1"/>
-      </w:pPr>
-      <w:bookmarkStart w:id="1006" w:name="note6"/>
-      <w:r>
-        <w:rPr>
-          <w:rFonts w:eastAsia="Open Sans" w:cs="Open Sans"/>
-          <w:b/>
-          <w:color w:val="1E1D1C"/>
-          <w:sz w:val="20"/>
-        </w:rPr>
-        <w:t xml:space="preserve">6. </w:t>
-      </w:r>
-      <w:r>
-        <w:rPr>
-          <w:color w:val="1E1D1C"/>
-        </w:rPr>
-        <w:t xml:space="preserve">Anthropic, "Cognizant Will Make Claude Available to 350,000 Employees, Accelerating Enterprise AI Adoption and Internal Transformation," November 4, 2025, </w:t>
+      </w:pPr>
+      <w:bookmarkStart w:id="7" w:name="note8"/>
+      <w:r>
+        <w:rPr>
+          <w:color w:val="1E1D1C"/>
+        </w:rPr>
+        <w:t xml:space="preserve">8. The mid-market share of U.S. private-sector GDP is sourced to the National Center for the Middle Market, Mid-Year 2025 Middle Market Indicator (June 2025), </w:t>
       </w:r>
       <w:hyperlink r:id="rId19" w:history="1">
         <w:r>
           <w:rPr>
+            <w:color w:val="0563C1"/>
             <w:u w:val="single"/>
-            <w:color w:val="0563C1"/>
           </w:rPr>
-          <w:t xml:space="preserve">https://www.anthropic.com/news/cognizant-partnership</w:t>
+          <w:t>https://www.middlemarketcenter.org/Media/Documents/MiddleMarketIndicators/2025-Q2/FullReport/NCMM_MMI_MID-YEAR_2025.pdf</w:t>
         </w:r>
       </w:hyperlink>
       <w:r>
         <w:rPr>
           <w:color w:val="1E1D1C"/>
         </w:rPr>
-        <w:t xml:space="preserve">; Cognizant, "Cognizant Adopts Anthropic's Claude to Accelerate Enterprise AI Adoption at Scale and Deploys Claude to Drive Internal AI Transformation," news release, November 4, 2025, </w:t>
+        <w:t xml:space="preserve">. The developed-economies framing and the $2 trillion gen-AI value-pool estimate are from the World Economic Forum, "It's Time for AI's Mid-Market Business Moment. Here's Why," January 2026, </w:t>
       </w:r>
       <w:hyperlink r:id="rId20" w:history="1">
         <w:r>
           <w:rPr>
+            <w:color w:val="0563C1"/>
             <w:u w:val="single"/>
-            <w:color w:val="0563C1"/>
           </w:rPr>
-          <w:t xml:space="preserve">https://news.cognizant.com/2025-11-04-Cognizant-Adopts-Anthropics-Claude-to-Accelerate-Enterprise-AI-Adoption-at-Scale-and-Deploys-Claude-to-Drive-Internal-AI-Transformation</w:t>
+          <w:t>https://www.weforum.org/stories/2026/01/ai-mid-market-business-growth/</w:t>
         </w:r>
       </w:hyperlink>
       <w:r>
         <w:rPr>
           <w:color w:val="1E1D1C"/>
         </w:rPr>
-        <w:t xml:space="preserve">.</w:t>
-      </w:r>
-      <w:bookmarkEnd w:id="1006"/>
-    </w:p>
-    <w:p>
-      <w:pPr>
-        <w:spacing w:after="80"/>
-        <w:ind w:left="360" w:hanging="360"/>
-        <w:rPr>
-          <w:rFonts w:hint="eastAsia"/>
-        </w:rPr>
-        <w:widowControl w:val="1"/>
-      </w:pPr>
-      <w:bookmarkStart w:id="1007" w:name="note7"/>
-      <w:r>
-        <w:rPr>
-          <w:rFonts w:eastAsia="Open Sans" w:cs="Open Sans"/>
-          <w:b/>
-          <w:color w:val="1E1D1C"/>
-          <w:sz w:val="20"/>
-        </w:rPr>
-        <w:t xml:space="preserve">7. </w:t>
-      </w:r>
-      <w:r>
-        <w:rPr>
-          <w:color w:val="1E1D1C"/>
-        </w:rPr>
-        <w:t xml:space="preserve">PwC, "2026 AI Business Predictions," accessed May 14, 2026, </w:t>
+        <w:t xml:space="preserve">. The 95 percent enterprise AI pilot failure rate is sourced to MIT Project NANDA, "The GenAI Divide: State of AI in Business 2025" (July 2025), as reported in Fortune, August 18, 2025, </w:t>
       </w:r>
       <w:hyperlink r:id="rId21" w:history="1">
         <w:r>
           <w:rPr>
+            <w:color w:val="0563C1"/>
             <w:u w:val="single"/>
-            <w:color w:val="0563C1"/>
           </w:rPr>
-          <w:t xml:space="preserve">https://www.pwc.com/us/en/tech-effect/ai-analytics/ai-predictions.html</w:t>
+          <w:t>https://fortune.com/2025/08/18/mit-report-95-percent-generative-ai-pilots-at-companies-failing-cfo/</w:t>
         </w:r>
       </w:hyperlink>
       <w:r>
         <w:rPr>
           <w:color w:val="1E1D1C"/>
         </w:rPr>
-        <w:t xml:space="preserve">.</w:t>
-      </w:r>
-      <w:bookmarkEnd w:id="1007"/>
+        <w:t>.</w:t>
+      </w:r>
+      <w:bookmarkEnd w:id="7"/>
     </w:p>
     <w:p>
       <w:pPr>
         <w:spacing w:after="80"/>
         <w:ind w:left="360" w:hanging="360"/>
-        <w:rPr>
-          <w:rFonts w:hint="eastAsia"/>
-        </w:rPr>
-        <w:widowControl w:val="1"/>
-      </w:pPr>
-      <w:bookmarkStart w:id="1008" w:name="note8"/>
-      <w:r>
-        <w:rPr>
-          <w:color w:val="1E1D1C"/>
-        </w:rPr>
-        <w:t xml:space="preserve">8. The mid-market share of U.S. private-sector GDP is sourced to the National Center for the Middle Market, Mid-Year 2025 Middle Market Indicator (June 2025), </w:t>
+      </w:pPr>
+      <w:bookmarkStart w:id="8" w:name="note9"/>
+      <w:r>
+        <w:rPr>
+          <w:rFonts w:eastAsia="Open Sans" w:cs="Open Sans"/>
+          <w:b/>
+          <w:color w:val="1E1D1C"/>
+          <w:sz w:val="20"/>
+        </w:rPr>
+        <w:t xml:space="preserve">9. </w:t>
+      </w:r>
+      <w:r>
+        <w:rPr>
+          <w:color w:val="1E1D1C"/>
+        </w:rPr>
+        <w:t xml:space="preserve">Small Business &amp; Entrepreneurship Council, Small Business Technology Use Survey (March 2026), </w:t>
       </w:r>
       <w:hyperlink r:id="rId22" w:history="1">
         <w:r>
           <w:rPr>
+            <w:color w:val="0563C1"/>
             <w:u w:val="single"/>
-            <w:color w:val="0563C1"/>
           </w:rPr>
-          <w:t xml:space="preserve">https://www.middlemarketcenter.org/Media/Documents/MiddleMarketIndicators/2025-Q2/FullReport/NCMM_MMI_MID-YEAR_2025.pdf</w:t>
+          <w:t>https://sbecouncil.org/2026/03/11/new-sbe-council-tech-use-survey-the-digital-state-of-small-business/</w:t>
         </w:r>
       </w:hyperlink>
       <w:r>
         <w:rPr>
           <w:color w:val="1E1D1C"/>
         </w:rPr>
-        <w:t xml:space="preserve">. The developed-economies framing and the $2 trillion gen-AI value-pool estimate are from the World Economic Forum, "It's Time for AI's Mid-Market Business Moment. Here's Why," January 2026, </w:t>
+        <w:t xml:space="preserve">; SBE Council, "Success Strategies: The AI Tools Small </w:t>
+      </w:r>
+      <w:r>
+        <w:rPr>
+          <w:color w:val="1E1D1C"/>
+        </w:rPr>
+        <w:lastRenderedPageBreak/>
+        <w:t xml:space="preserve">Businesses Are Using," April 25, 2026, </w:t>
       </w:r>
       <w:hyperlink r:id="rId23" w:history="1">
         <w:r>
           <w:rPr>
+            <w:color w:val="0563C1"/>
             <w:u w:val="single"/>
-            <w:color w:val="0563C1"/>
           </w:rPr>
-          <w:t xml:space="preserve">https://www.weforum.org/stories/2026/01/ai-mid-market-business-growth/</w:t>
+          <w:t>https://sbecouncil.org/2026/04/25/the-ai-tools-small-businesses-are-using/</w:t>
         </w:r>
       </w:hyperlink>
       <w:r>
         <w:rPr>
           <w:color w:val="1E1D1C"/>
         </w:rPr>
-        <w:t xml:space="preserve">. The 95 percent enterprise AI pilot failure rate is sourced to MIT Project NANDA, "The GenAI Divide: State of AI in Business 2025" (July 2025), as reported in Fortune, August 18, 2025, </w:t>
+        <w:t>.</w:t>
+      </w:r>
+      <w:bookmarkEnd w:id="8"/>
+    </w:p>
+    <w:p>
+      <w:pPr>
+        <w:spacing w:after="80"/>
+        <w:ind w:left="360" w:hanging="360"/>
+      </w:pPr>
+      <w:bookmarkStart w:id="9" w:name="note10"/>
+      <w:r>
+        <w:rPr>
+          <w:rFonts w:eastAsia="Open Sans" w:cs="Open Sans"/>
+          <w:b/>
+          <w:color w:val="1E1D1C"/>
+          <w:sz w:val="20"/>
+        </w:rPr>
+        <w:t xml:space="preserve">10. </w:t>
+      </w:r>
+      <w:proofErr w:type="spellStart"/>
+      <w:r>
+        <w:rPr>
+          <w:color w:val="1E1D1C"/>
+        </w:rPr>
+        <w:t>Pertama</w:t>
+      </w:r>
+      <w:proofErr w:type="spellEnd"/>
+      <w:r>
+        <w:rPr>
+          <w:color w:val="1E1D1C"/>
+        </w:rPr>
+        <w:t xml:space="preserve"> Partners, "AI Consultant Rates 2026: Market Data," accessed May 14, 2026, </w:t>
       </w:r>
       <w:hyperlink r:id="rId24" w:history="1">
         <w:r>
           <w:rPr>
+            <w:color w:val="0563C1"/>
             <w:u w:val="single"/>
-            <w:color w:val="0563C1"/>
           </w:rPr>
-          <w:t xml:space="preserve">https://fortune.com/2025/08/18/mit-report-95-percent-generative-ai-pilots-at-companies-failing-cfo/</w:t>
+          <w:t>https://www.pertamapartners.com/insights/ai-consultant-rates-2026</w:t>
         </w:r>
       </w:hyperlink>
       <w:r>
         <w:rPr>
           <w:color w:val="1E1D1C"/>
         </w:rPr>
-        <w:t xml:space="preserve">.</w:t>
-      </w:r>
-      <w:bookmarkEnd w:id="1008"/>
+        <w:t>.</w:t>
+      </w:r>
+      <w:bookmarkEnd w:id="9"/>
     </w:p>
     <w:p>
       <w:pPr>
         <w:spacing w:after="80"/>
         <w:ind w:left="360" w:hanging="360"/>
-        <w:rPr>
-          <w:rFonts w:hint="eastAsia"/>
-        </w:rPr>
-        <w:widowControl w:val="1"/>
-      </w:pPr>
-      <w:bookmarkStart w:id="1009" w:name="note9"/>
+      </w:pPr>
+      <w:bookmarkStart w:id="10" w:name="note11"/>
       <w:r>
         <w:rPr>
           <w:rFonts w:eastAsia="Open Sans" w:cs="Open Sans"/>
@@ -4600,2313 +4561,2301 @@
           <w:color w:val="1E1D1C"/>
           <w:sz w:val="20"/>
         </w:rPr>
-        <w:lastRenderedPageBreak/>
-        <w:t xml:space="preserve">9. </w:t>
-      </w:r>
-      <w:r>
-        <w:rPr>
-          <w:color w:val="1E1D1C"/>
-        </w:rPr>
-        <w:t xml:space="preserve">Small Business &amp; Entrepreneurship Council, Small Business Technology Use Survey (March 2026), </w:t>
+        <w:t xml:space="preserve">11. </w:t>
+      </w:r>
+      <w:r>
+        <w:rPr>
+          <w:color w:val="1E1D1C"/>
+        </w:rPr>
+        <w:t xml:space="preserve">Data Consulting Insights, "AI Consulting Pricing: What GenAI Projects Actually Cost in 2026," accessed May 14, 2026, </w:t>
       </w:r>
       <w:hyperlink r:id="rId25" w:history="1">
         <w:r>
           <w:rPr>
+            <w:color w:val="0563C1"/>
             <w:u w:val="single"/>
-            <w:color w:val="0563C1"/>
           </w:rPr>
-          <w:t xml:space="preserve">https://sbecouncil.org/2026/03/11/new-sbe-council-tech-use-survey-the-digital-state-of-small-business/</w:t>
+          <w:t>https://dataconsultingfirms.com/insights/ai-consulting-pricing</w:t>
         </w:r>
       </w:hyperlink>
       <w:r>
         <w:rPr>
           <w:color w:val="1E1D1C"/>
         </w:rPr>
-        <w:t xml:space="preserve">; SBE Council, "Success Strategies: The AI Tools Small Businesses Are Using," April 25, 2026, </w:t>
+        <w:t>. CAGR estimates for the AI consulting market cluster in the 28 to 30 percent range across published 2026 market studies; this paper uses the lower end of that range.</w:t>
+      </w:r>
+      <w:bookmarkEnd w:id="10"/>
+    </w:p>
+    <w:p>
+      <w:pPr>
+        <w:spacing w:after="80"/>
+        <w:ind w:left="360" w:hanging="360"/>
+      </w:pPr>
+      <w:bookmarkStart w:id="11" w:name="note12"/>
+      <w:r>
+        <w:rPr>
+          <w:color w:val="1E1D1C"/>
+        </w:rPr>
+        <w:t>12. Bloomberg, "What's Behind the '</w:t>
+      </w:r>
+      <w:proofErr w:type="spellStart"/>
+      <w:r>
+        <w:rPr>
+          <w:color w:val="1E1D1C"/>
+        </w:rPr>
+        <w:t>SaaSpocalypse</w:t>
+      </w:r>
+      <w:proofErr w:type="spellEnd"/>
+      <w:r>
+        <w:rPr>
+          <w:color w:val="1E1D1C"/>
+        </w:rPr>
+        <w:t xml:space="preserve">' Plunge in Software Stocks," February 4, 2026, </w:t>
       </w:r>
       <w:hyperlink r:id="rId26" w:history="1">
         <w:r>
           <w:rPr>
+            <w:color w:val="0563C1"/>
             <w:u w:val="single"/>
-            <w:color w:val="0563C1"/>
           </w:rPr>
-          <w:t xml:space="preserve">https://sbecouncil.org/2026/04/25/the-ai-tools-small-businesses-are-using/</w:t>
+          <w:t>https://www.bloomberg.com/news/articles/2026-02-04/what-s-behind-the-saaspocalypse-plunge-in-software-stocks</w:t>
         </w:r>
       </w:hyperlink>
       <w:r>
         <w:rPr>
           <w:color w:val="1E1D1C"/>
         </w:rPr>
-        <w:t xml:space="preserve">.</w:t>
-      </w:r>
-      <w:bookmarkEnd w:id="1009"/>
+        <w:t>.</w:t>
+      </w:r>
+      <w:bookmarkEnd w:id="11"/>
     </w:p>
     <w:p>
       <w:pPr>
         <w:spacing w:after="80"/>
         <w:ind w:left="360" w:hanging="360"/>
-        <w:rPr>
-          <w:rFonts w:hint="eastAsia"/>
-        </w:rPr>
-        <w:widowControl w:val="1"/>
-      </w:pPr>
-      <w:bookmarkStart w:id="1010" w:name="note10"/>
-      <w:r>
-        <w:rPr>
-          <w:rFonts w:eastAsia="Open Sans" w:cs="Open Sans"/>
-          <w:b/>
-          <w:color w:val="1E1D1C"/>
-          <w:sz w:val="20"/>
-        </w:rPr>
-        <w:t xml:space="preserve">10. </w:t>
-      </w:r>
-      <w:r>
-        <w:rPr>
-          <w:color w:val="1E1D1C"/>
-        </w:rPr>
-        <w:t xml:space="preserve">Pertama Partners, "AI Consultant Rates 2026: Market Data," accessed May 14, 2026, </w:t>
+      </w:pPr>
+      <w:bookmarkStart w:id="12" w:name="note13"/>
+      <w:r>
+        <w:rPr>
+          <w:color w:val="1E1D1C"/>
+        </w:rPr>
+        <w:t xml:space="preserve">13. </w:t>
+      </w:r>
+      <w:proofErr w:type="spellStart"/>
+      <w:r>
+        <w:rPr>
+          <w:color w:val="1E1D1C"/>
+        </w:rPr>
+        <w:t>MindStudio</w:t>
+      </w:r>
+      <w:proofErr w:type="spellEnd"/>
+      <w:r>
+        <w:rPr>
+          <w:color w:val="1E1D1C"/>
+        </w:rPr>
+        <w:t xml:space="preserve">, "SaaS Pricing Is Breaking: Why Per-Seat Models Don't Survive the AI Agent Era," accessed May 15, 2026, </w:t>
       </w:r>
       <w:hyperlink r:id="rId27" w:history="1">
         <w:r>
           <w:rPr>
+            <w:color w:val="0563C1"/>
             <w:u w:val="single"/>
-            <w:color w:val="0563C1"/>
           </w:rPr>
-          <w:t xml:space="preserve">https://www.pertamapartners.com/insights/ai-consultant-rates-2026</w:t>
+          <w:t>https://www.mindstudio.ai/blog/saas-pricing-ai-agent-era</w:t>
         </w:r>
       </w:hyperlink>
       <w:r>
         <w:rPr>
           <w:color w:val="1E1D1C"/>
         </w:rPr>
-        <w:t xml:space="preserve">.</w:t>
-      </w:r>
-      <w:bookmarkEnd w:id="1010"/>
+        <w:t>.</w:t>
+      </w:r>
+      <w:bookmarkEnd w:id="12"/>
     </w:p>
     <w:p>
       <w:pPr>
         <w:spacing w:after="80"/>
         <w:ind w:left="360" w:hanging="360"/>
-        <w:rPr>
-          <w:rFonts w:hint="eastAsia"/>
-        </w:rPr>
-        <w:widowControl w:val="1"/>
-      </w:pPr>
-      <w:bookmarkStart w:id="1011" w:name="note11"/>
-      <w:r>
-        <w:rPr>
-          <w:rFonts w:eastAsia="Open Sans" w:cs="Open Sans"/>
-          <w:b/>
-          <w:color w:val="1E1D1C"/>
-          <w:sz w:val="20"/>
-        </w:rPr>
-        <w:t xml:space="preserve">11. </w:t>
-      </w:r>
-      <w:r>
-        <w:rPr>
-          <w:color w:val="1E1D1C"/>
-        </w:rPr>
-        <w:t xml:space="preserve">Data Consulting Insights, "AI Consulting Pricing: What GenAI Projects Actually Cost in 2026," accessed May 14, 2026, </w:t>
+      </w:pPr>
+      <w:bookmarkStart w:id="13" w:name="note14"/>
+      <w:r>
+        <w:rPr>
+          <w:color w:val="1E1D1C"/>
+        </w:rPr>
+        <w:t xml:space="preserve">14. Bain &amp; Company, "Per-Seat Software Pricing Isn't Dead, but New Models Are Gaining Steam," October 2025, </w:t>
       </w:r>
       <w:hyperlink r:id="rId28" w:history="1">
         <w:r>
           <w:rPr>
+            <w:color w:val="0563C1"/>
             <w:u w:val="single"/>
-            <w:color w:val="0563C1"/>
           </w:rPr>
-          <w:t xml:space="preserve">https://dataconsultingfirms.com/insights/ai-consulting-pricing</w:t>
+          <w:t>https://www.bain.com/insights/per-seat-software-pricing-isnt-dead-but-new-models-are-gaining-steam/</w:t>
         </w:r>
       </w:hyperlink>
       <w:r>
         <w:rPr>
           <w:color w:val="1E1D1C"/>
         </w:rPr>
-        <w:t xml:space="preserve">. CAGR estimates for the AI consulting market cluster in the 28 to 30 percent range across published 2026 market studies; this paper uses the lower end of that range.</w:t>
-      </w:r>
-      <w:bookmarkEnd w:id="1011"/>
+        <w:t>.</w:t>
+      </w:r>
+      <w:bookmarkEnd w:id="13"/>
     </w:p>
     <w:p>
       <w:pPr>
         <w:spacing w:after="80"/>
         <w:ind w:left="360" w:hanging="360"/>
-        <w:widowControl w:val="1"/>
-      </w:pPr>
-      <w:bookmarkStart w:id="1012" w:name="note12"/>
-      <w:r>
-        <w:rPr>
-          <w:color w:val="1E1D1C"/>
-        </w:rPr>
-        <w:t xml:space="preserve">12. Bloomberg, "What's Behind the 'SaaSpocalypse' Plunge in Software Stocks," February 4, 2026, </w:t>
+      </w:pPr>
+      <w:bookmarkStart w:id="14" w:name="note15"/>
+      <w:r>
+        <w:rPr>
+          <w:color w:val="1E1D1C"/>
+        </w:rPr>
+        <w:t xml:space="preserve">15. </w:t>
+      </w:r>
+      <w:proofErr w:type="spellStart"/>
+      <w:r>
+        <w:rPr>
+          <w:color w:val="1E1D1C"/>
+        </w:rPr>
+        <w:t>Oplexa</w:t>
+      </w:r>
+      <w:proofErr w:type="spellEnd"/>
+      <w:r>
+        <w:rPr>
+          <w:color w:val="1E1D1C"/>
+        </w:rPr>
+        <w:t xml:space="preserve">, "AI Inference Cost Crisis 2026: Why Your AI Bill Is Exploding," March 31, 2026, </w:t>
       </w:r>
       <w:hyperlink r:id="rId29" w:history="1">
         <w:r>
           <w:rPr>
+            <w:color w:val="0563C1"/>
             <w:u w:val="single"/>
-            <w:color w:val="0563C1"/>
           </w:rPr>
-          <w:t xml:space="preserve">https://www.bloomberg.com/news/articles/2026-02-04/what-s-behind-the-saaspocalypse-plunge-in-software-stocks</w:t>
+          <w:t>https://oplexa.com/ai-inference-cost-crisis-2026/</w:t>
         </w:r>
       </w:hyperlink>
       <w:r>
         <w:rPr>
           <w:color w:val="1E1D1C"/>
         </w:rPr>
-        <w:t xml:space="preserve">.</w:t>
-      </w:r>
-      <w:bookmarkEnd w:id="1012"/>
-    </w:p>
-    <w:p>
-      <w:pPr>
-        <w:spacing w:after="80"/>
-        <w:ind w:left="360" w:hanging="360"/>
-        <w:widowControl w:val="1"/>
-      </w:pPr>
-      <w:bookmarkStart w:id="1013" w:name="note13"/>
-      <w:r>
-        <w:rPr>
-          <w:color w:val="1E1D1C"/>
-        </w:rPr>
-        <w:t xml:space="preserve">13. MindStudio, "SaaS Pricing Is Breaking: Why Per-Seat Models Don't Survive the AI Agent Era," accessed May 15, 2026, </w:t>
+        <w:t xml:space="preserve">; </w:t>
+      </w:r>
+      <w:proofErr w:type="spellStart"/>
+      <w:r>
+        <w:rPr>
+          <w:color w:val="1E1D1C"/>
+        </w:rPr>
+        <w:t>UpTech</w:t>
+      </w:r>
+      <w:proofErr w:type="spellEnd"/>
+      <w:r>
+        <w:rPr>
+          <w:color w:val="1E1D1C"/>
+        </w:rPr>
+        <w:t xml:space="preserve"> Studio, "The True Cost of AI: When the Subsidies Run Out," accessed May 15, 2026, </w:t>
       </w:r>
       <w:hyperlink r:id="rId30" w:history="1">
         <w:r>
           <w:rPr>
+            <w:color w:val="0563C1"/>
             <w:u w:val="single"/>
-            <w:color w:val="0563C1"/>
           </w:rPr>
-          <w:t xml:space="preserve">https://www.mindstudio.ai/blog/saas-pricing-ai-agent-era</w:t>
+          <w:t>https://www.uptechstudio.com/blog/the-true-cost-of-ai-when-the-subsidies-run-out</w:t>
         </w:r>
       </w:hyperlink>
       <w:r>
         <w:rPr>
           <w:color w:val="1E1D1C"/>
         </w:rPr>
-        <w:t xml:space="preserve">.</w:t>
-      </w:r>
-      <w:bookmarkEnd w:id="1013"/>
+        <w:t>.</w:t>
+      </w:r>
+      <w:bookmarkEnd w:id="14"/>
     </w:p>
     <w:p>
       <w:pPr>
         <w:spacing w:after="80"/>
         <w:ind w:left="360" w:hanging="360"/>
-        <w:widowControl w:val="1"/>
-      </w:pPr>
-      <w:bookmarkStart w:id="1014" w:name="note14"/>
-      <w:r>
-        <w:rPr>
-          <w:color w:val="1E1D1C"/>
-        </w:rPr>
-        <w:t xml:space="preserve">14. Bain &amp; Company, "Per-Seat Software Pricing Isn't Dead, but New Models Are Gaining Steam," October 2025, </w:t>
+      </w:pPr>
+      <w:bookmarkStart w:id="15" w:name="note16"/>
+      <w:r>
+        <w:rPr>
+          <w:color w:val="1E1D1C"/>
+        </w:rPr>
+        <w:t xml:space="preserve">16. Artefact, "Is AI Really Getting Cheaper? The Token Cost Illusion," accessed May 15, 2026, </w:t>
       </w:r>
       <w:hyperlink r:id="rId31" w:history="1">
         <w:r>
           <w:rPr>
+            <w:color w:val="0563C1"/>
             <w:u w:val="single"/>
-            <w:color w:val="0563C1"/>
           </w:rPr>
-          <w:t xml:space="preserve">https://www.bain.com/insights/per-seat-software-pricing-isnt-dead-but-new-models-are-gaining-steam/</w:t>
+          <w:t>https://www.artefact.com/blog/is-ai-really-getting-cheaper-the-token-cost-illusion/</w:t>
         </w:r>
       </w:hyperlink>
       <w:r>
         <w:rPr>
           <w:color w:val="1E1D1C"/>
         </w:rPr>
-        <w:t xml:space="preserve">.</w:t>
-      </w:r>
-      <w:bookmarkEnd w:id="1014"/>
-    </w:p>
-    <w:p>
-      <w:pPr>
-        <w:spacing w:after="80"/>
-        <w:ind w:left="360" w:hanging="360"/>
-        <w:widowControl w:val="1"/>
-      </w:pPr>
-      <w:bookmarkStart w:id="1015" w:name="note15"/>
-      <w:r>
-        <w:rPr>
-          <w:color w:val="1E1D1C"/>
-        </w:rPr>
-        <w:t xml:space="preserve">15. Oplexa, "AI Inference Cost Crisis 2026: Why Your AI Bill Is Exploding," March 31, 2026, </w:t>
+        <w:t>.</w:t>
+      </w:r>
+      <w:bookmarkEnd w:id="15"/>
+    </w:p>
+    <w:p>
+      <w:pPr>
+        <w:spacing w:after="120"/>
+      </w:pPr>
+      <w:bookmarkStart w:id="16" w:name="note17"/>
+      <w:r>
+        <w:rPr>
+          <w:color w:val="1E1D1C"/>
+        </w:rPr>
+        <w:t xml:space="preserve">17. Fiverr Holdings, "Fiverr Announces Fourth Quarter and Full Year 2025 Results," February 18, 2026, </w:t>
       </w:r>
       <w:hyperlink r:id="rId32" w:history="1">
         <w:r>
           <w:rPr>
+            <w:color w:val="0563C1"/>
             <w:u w:val="single"/>
-            <w:color w:val="0563C1"/>
           </w:rPr>
-          <w:t xml:space="preserve">https://oplexa.com/ai-inference-cost-crisis-2026/</w:t>
+          <w:t>https://investors.fiverr.com/news-releases/news-release-details/fiverr-announces-fourth-quarter-and-full-year-2025-results</w:t>
         </w:r>
       </w:hyperlink>
       <w:r>
         <w:rPr>
           <w:color w:val="1E1D1C"/>
         </w:rPr>
-        <w:t xml:space="preserve">; UpTech Studio, "The True Cost of AI: When the Subsidies Run Out," accessed May 15, 2026, </w:t>
+        <w:t xml:space="preserve">; Q4 2025 earnings call transcript, Motley Fool, February 18, 2026, </w:t>
       </w:r>
       <w:hyperlink r:id="rId33" w:history="1">
         <w:r>
           <w:rPr>
+            <w:color w:val="0563C1"/>
             <w:u w:val="single"/>
-            <w:color w:val="0563C1"/>
           </w:rPr>
-          <w:t xml:space="preserve">https://www.uptechstudio.com/blog/the-true-cost-of-ai-when-the-subsidies-run-out</w:t>
+          <w:t>https://www.fool.com/earnings/call-transcripts/2026/02/18/fiverr-fvrr-q4-2025-earnings-call-transcript/</w:t>
         </w:r>
       </w:hyperlink>
       <w:r>
         <w:rPr>
           <w:color w:val="1E1D1C"/>
         </w:rPr>
-        <w:t xml:space="preserve">.</w:t>
-      </w:r>
-      <w:bookmarkEnd w:id="1015"/>
-    </w:p>
-    <w:p>
-      <w:pPr>
-        <w:spacing w:after="80"/>
-        <w:ind w:left="360" w:hanging="360"/>
-        <w:widowControl w:val="1"/>
-      </w:pPr>
-      <w:bookmarkStart w:id="1016" w:name="note16"/>
-      <w:r>
-        <w:rPr>
-          <w:color w:val="1E1D1C"/>
-        </w:rPr>
-        <w:t xml:space="preserve">16. Artefact, "Is AI Really Getting Cheaper? The Token Cost Illusion," accessed May 15, 2026, </w:t>
+        <w:t>.</w:t>
+      </w:r>
+      <w:bookmarkEnd w:id="16"/>
+    </w:p>
+    <w:p>
+      <w:pPr>
+        <w:spacing w:after="120"/>
+      </w:pPr>
+      <w:bookmarkStart w:id="17" w:name="note18"/>
+      <w:r>
+        <w:rPr>
+          <w:color w:val="1E1D1C"/>
+        </w:rPr>
+        <w:t xml:space="preserve">18. Fiverr Holdings, "Businesses Rush to Harness AI Agents, Fueling 18,347% Surge in Freelancer Searches," investor release, May 13, 2025, </w:t>
       </w:r>
       <w:hyperlink r:id="rId34" w:history="1">
         <w:r>
           <w:rPr>
+            <w:color w:val="0563C1"/>
             <w:u w:val="single"/>
-            <w:color w:val="0563C1"/>
           </w:rPr>
-          <w:t xml:space="preserve">https://www.artefact.com/blog/is-ai-really-getting-cheaper-the-token-cost-illusion/</w:t>
+          <w:t>https://investors.fiverr.com/news-releases/news-release-details/businesses-rush-harness-ai-agents-fueling-18347-surge-freelancer</w:t>
         </w:r>
       </w:hyperlink>
       <w:r>
         <w:rPr>
           <w:color w:val="1E1D1C"/>
         </w:rPr>
-        <w:t xml:space="preserve">.</w:t>
-      </w:r>
-      <w:bookmarkEnd w:id="1016"/>
-    </w:p>
-    <w:p>
-      <w:pPr>
-        <w:pStyle w:val="Normal"/>
+        <w:t>.</w:t>
+      </w:r>
+      <w:bookmarkEnd w:id="17"/>
+    </w:p>
+    <w:p>
+      <w:pPr>
         <w:spacing w:after="120"/>
-        <w:widowControl w:val="1"/>
-      </w:pPr>
-      <w:bookmarkStart w:id="1017" w:name="note17"/>
-      <w:r>
-        <w:rPr>
-          <w:color w:val="1E1D1C"/>
-        </w:rPr>
-        <w:t xml:space="preserve">17. Fiverr Holdings, "Fiverr Announces Fourth Quarter and Full Year 2025 Results," February 18, 2026, </w:t>
+      </w:pPr>
+      <w:bookmarkStart w:id="18" w:name="note19"/>
+      <w:r>
+        <w:rPr>
+          <w:color w:val="1E1D1C"/>
+        </w:rPr>
+        <w:t xml:space="preserve">19. Upwork, "Upwork's In-Demand Skills 2026: Demand for Top AI Skills More Than Doubles," investor release, February 4, 2026, </w:t>
       </w:r>
       <w:hyperlink r:id="rId35" w:history="1">
         <w:r>
           <w:rPr>
+            <w:color w:val="0563C1"/>
             <w:u w:val="single"/>
+          </w:rPr>
+          <w:t>https://investors.upwork.com/news-</w:t>
+        </w:r>
+        <w:r>
+          <w:rPr>
             <w:color w:val="0563C1"/>
+            <w:u w:val="single"/>
           </w:rPr>
-          <w:t xml:space="preserve">https://investors.fiverr.com/news-releases/news-release-details/fiverr-announces-fourth-quarter-and-full-year-2025-results</w:t>
+          <w:lastRenderedPageBreak/>
+          <w:t>releases/news-release-details/upworks-demand-skills-2026-demand-top-ai-skills-more-doubles-ai</w:t>
         </w:r>
       </w:hyperlink>
       <w:r>
         <w:rPr>
           <w:color w:val="1E1D1C"/>
         </w:rPr>
-        <w:t xml:space="preserve">; Q4 2025 earnings call transcript, Motley Fool, February 18, 2026, </w:t>
+        <w:t>.</w:t>
+      </w:r>
+      <w:bookmarkEnd w:id="18"/>
+    </w:p>
+    <w:p>
+      <w:pPr>
+        <w:spacing w:after="120"/>
+      </w:pPr>
+      <w:bookmarkStart w:id="19" w:name="note20"/>
+      <w:r>
+        <w:rPr>
+          <w:color w:val="1E1D1C"/>
+        </w:rPr>
+        <w:t xml:space="preserve">20. </w:t>
+      </w:r>
+      <w:proofErr w:type="gramStart"/>
+      <w:r>
+        <w:rPr>
+          <w:color w:val="1E1D1C"/>
+        </w:rPr>
+        <w:t>Indeed</w:t>
+      </w:r>
+      <w:proofErr w:type="gramEnd"/>
+      <w:r>
+        <w:rPr>
+          <w:color w:val="1E1D1C"/>
+        </w:rPr>
+        <w:t xml:space="preserve"> Hiring Lab, "January Labor Market Update: Jobs Mentioning AI Are Growing Amid Broader Hiring Weakness," January 22, 2026, </w:t>
       </w:r>
       <w:hyperlink r:id="rId36" w:history="1">
         <w:r>
           <w:rPr>
+            <w:color w:val="0563C1"/>
             <w:u w:val="single"/>
-            <w:color w:val="0563C1"/>
           </w:rPr>
-          <w:t xml:space="preserve">https://www.fool.com/earnings/call-transcripts/2026/02/18/fiverr-fvrr-q4-2025-earnings-call-transcript/</w:t>
+          <w:t>https://www.hiringlab.org/2026/01/22/january-labor-market-update-jobs-mentioning-ai-are-growing-amid-broader-hiring-weakness/</w:t>
         </w:r>
       </w:hyperlink>
       <w:r>
         <w:rPr>
           <w:color w:val="1E1D1C"/>
         </w:rPr>
-        <w:t xml:space="preserve">.</w:t>
-      </w:r>
-      <w:bookmarkEnd w:id="1017"/>
-    </w:p>
-    <w:p>
-      <w:pPr>
-        <w:pStyle w:val="Normal"/>
+        <w:t>.</w:t>
+      </w:r>
+      <w:bookmarkEnd w:id="19"/>
+    </w:p>
+    <w:p>
+      <w:pPr>
         <w:spacing w:after="120"/>
-        <w:widowControl w:val="1"/>
-      </w:pPr>
-      <w:bookmarkStart w:id="1018" w:name="note18"/>
-      <w:r>
-        <w:rPr>
-          <w:color w:val="1E1D1C"/>
-        </w:rPr>
-        <w:t xml:space="preserve">18. Fiverr Holdings, "Businesses Rush to Harness AI Agents, Fueling 18,347% Surge in Freelancer Searches," investor release, May 13, 2025, </w:t>
+      </w:pPr>
+      <w:bookmarkStart w:id="20" w:name="note21"/>
+      <w:r>
+        <w:rPr>
+          <w:color w:val="1E1D1C"/>
+        </w:rPr>
+        <w:t xml:space="preserve">21. </w:t>
+      </w:r>
+      <w:proofErr w:type="gramStart"/>
+      <w:r>
+        <w:rPr>
+          <w:color w:val="1E1D1C"/>
+        </w:rPr>
+        <w:t>Indeed</w:t>
+      </w:r>
+      <w:proofErr w:type="gramEnd"/>
+      <w:r>
+        <w:rPr>
+          <w:color w:val="1E1D1C"/>
+        </w:rPr>
+        <w:t xml:space="preserve"> Hiring Lab, "AI at Work: Rise of the GenAI Consultant," February 27, 2025, </w:t>
       </w:r>
       <w:hyperlink r:id="rId37" w:history="1">
         <w:r>
           <w:rPr>
+            <w:color w:val="0563C1"/>
             <w:u w:val="single"/>
-            <w:color w:val="0563C1"/>
           </w:rPr>
-          <w:t xml:space="preserve">https://investors.fiverr.com/news-releases/news-release-details/businesses-rush-harness-ai-agents-fueling-18347-surge-freelancer</w:t>
+          <w:t>https://www.hiringlab.org/2025/02/27/ai-at-work-rise-of-the-genai-consultant/</w:t>
         </w:r>
       </w:hyperlink>
       <w:r>
         <w:rPr>
           <w:color w:val="1E1D1C"/>
         </w:rPr>
-        <w:t xml:space="preserve">.</w:t>
-      </w:r>
-      <w:bookmarkEnd w:id="1018"/>
-    </w:p>
-    <w:p>
-      <w:pPr>
-        <w:pStyle w:val="Normal"/>
+        <w:t>.</w:t>
+      </w:r>
+      <w:bookmarkEnd w:id="20"/>
+    </w:p>
+    <w:p>
+      <w:pPr>
         <w:spacing w:after="120"/>
-        <w:widowControl w:val="1"/>
-      </w:pPr>
-      <w:bookmarkStart w:id="1019" w:name="note19"/>
-      <w:r>
-        <w:rPr>
-          <w:color w:val="1E1D1C"/>
-        </w:rPr>
-        <w:t xml:space="preserve">19. Upwork, "Upwork's In-Demand Skills 2026: Demand for Top AI Skills More Than Doubles," investor release, February 4, 2026, </w:t>
+      </w:pPr>
+      <w:bookmarkStart w:id="21" w:name="note22"/>
+      <w:r>
+        <w:rPr>
+          <w:color w:val="1E1D1C"/>
+        </w:rPr>
+        <w:t xml:space="preserve">22. LinkedIn News, "LinkedIn Jobs on the Rise 2026: The 25 Fastest-Growing Roles in the U.S.," accessed May 17, 2026, </w:t>
       </w:r>
       <w:hyperlink r:id="rId38" w:history="1">
         <w:r>
           <w:rPr>
+            <w:color w:val="0563C1"/>
             <w:u w:val="single"/>
-            <w:color w:val="0563C1"/>
           </w:rPr>
-          <w:t xml:space="preserve">https://investors.upwork.com/news-releases/news-release-details/upworks-demand-skills-2026-demand-top-ai-skills-more-doubles-ai</w:t>
+          <w:t>https://www.linkedin.com/pulse/linkedin-jobs-rise-2026-25-fastest-growing-roles-us-linkedin-news-dlb1c</w:t>
         </w:r>
       </w:hyperlink>
       <w:r>
         <w:rPr>
           <w:color w:val="1E1D1C"/>
         </w:rPr>
-        <w:t xml:space="preserve">.</w:t>
-      </w:r>
-      <w:bookmarkEnd w:id="1019"/>
-    </w:p>
-    <w:p>
-      <w:pPr>
-        <w:pStyle w:val="Normal"/>
+        <w:t>.</w:t>
+      </w:r>
+      <w:bookmarkEnd w:id="21"/>
+    </w:p>
+    <w:p>
+      <w:pPr>
         <w:spacing w:after="120"/>
-        <w:widowControl w:val="1"/>
-      </w:pPr>
-      <w:bookmarkStart w:id="1020" w:name="note20"/>
-      <w:r>
-        <w:rPr>
-          <w:color w:val="1E1D1C"/>
-        </w:rPr>
-        <w:t xml:space="preserve">20. Indeed Hiring Lab, "January Labor Market Update: Jobs Mentioning AI Are Growing Amid Broader Hiring Weakness," January 22, 2026, </w:t>
+      </w:pPr>
+      <w:bookmarkStart w:id="22" w:name="note23"/>
+      <w:r>
+        <w:rPr>
+          <w:color w:val="1E1D1C"/>
+        </w:rPr>
+        <w:t xml:space="preserve">23. Stripe, "Stripe Atlas: Startups in 2025, Year in Review," accessed May 17, 2026, </w:t>
       </w:r>
       <w:hyperlink r:id="rId39" w:history="1">
         <w:r>
           <w:rPr>
+            <w:color w:val="0563C1"/>
             <w:u w:val="single"/>
-            <w:color w:val="0563C1"/>
           </w:rPr>
-          <w:t xml:space="preserve">https://www.hiringlab.org/2026/01/22/january-labor-market-update-jobs-mentioning-ai-are-growing-amid-broader-hiring-weakness/</w:t>
+          <w:t>https://stripe.com/blog/stripe-atlas-startups-in-2025-year-in-review</w:t>
         </w:r>
       </w:hyperlink>
       <w:r>
         <w:rPr>
           <w:color w:val="1E1D1C"/>
         </w:rPr>
-        <w:t xml:space="preserve">.</w:t>
-      </w:r>
-      <w:bookmarkEnd w:id="1020"/>
-    </w:p>
-    <w:p>
-      <w:pPr>
-        <w:pStyle w:val="Normal"/>
+        <w:t>.</w:t>
+      </w:r>
+      <w:bookmarkEnd w:id="22"/>
+    </w:p>
+    <w:p>
+      <w:pPr>
         <w:spacing w:after="120"/>
-        <w:widowControl w:val="1"/>
-      </w:pPr>
-      <w:bookmarkStart w:id="1021" w:name="note21"/>
-      <w:r>
-        <w:rPr>
-          <w:color w:val="1E1D1C"/>
-        </w:rPr>
-        <w:t xml:space="preserve">21. Indeed Hiring Lab, "AI at Work: Rise of the GenAI Consultant," February 27, 2025, </w:t>
+      </w:pPr>
+      <w:bookmarkStart w:id="23" w:name="note24"/>
+      <w:r>
+        <w:rPr>
+          <w:color w:val="1E1D1C"/>
+        </w:rPr>
+        <w:t xml:space="preserve">24. Brex, "Brex Benchmark, October 2025," October 2025, </w:t>
       </w:r>
       <w:hyperlink r:id="rId40" w:history="1">
         <w:r>
           <w:rPr>
+            <w:color w:val="0563C1"/>
             <w:u w:val="single"/>
-            <w:color w:val="0563C1"/>
           </w:rPr>
-          <w:t xml:space="preserve">https://www.hiringlab.org/2025/02/27/ai-at-work-rise-of-the-genai-consultant/</w:t>
+          <w:t>https://www.brex.com/journal/brex-benchmark-october-2025</w:t>
         </w:r>
       </w:hyperlink>
       <w:r>
         <w:rPr>
           <w:color w:val="1E1D1C"/>
         </w:rPr>
-        <w:t xml:space="preserve">.</w:t>
-      </w:r>
-      <w:bookmarkEnd w:id="1021"/>
-    </w:p>
-    <w:p>
-      <w:pPr>
-        <w:pStyle w:val="Normal"/>
+        <w:t>.</w:t>
+      </w:r>
+      <w:bookmarkEnd w:id="23"/>
+    </w:p>
+    <w:p>
+      <w:pPr>
         <w:spacing w:after="120"/>
-        <w:widowControl w:val="1"/>
-      </w:pPr>
-      <w:bookmarkStart w:id="1022" w:name="note22"/>
-      <w:r>
-        <w:rPr>
-          <w:color w:val="1E1D1C"/>
-        </w:rPr>
-        <w:t xml:space="preserve">22. LinkedIn News, "LinkedIn Jobs on the Rise 2026: The 25 Fastest-Growing Roles in the U.S.," accessed May 17, 2026, </w:t>
+      </w:pPr>
+      <w:bookmarkStart w:id="24" w:name="note25"/>
+      <w:r>
+        <w:rPr>
+          <w:color w:val="1E1D1C"/>
+        </w:rPr>
+        <w:t xml:space="preserve">25. n8n, "Why We Raised Our Series C at a $2.5 Billion Valuation," October 2025, </w:t>
       </w:r>
       <w:hyperlink r:id="rId41" w:history="1">
         <w:r>
           <w:rPr>
+            <w:color w:val="0563C1"/>
             <w:u w:val="single"/>
-            <w:color w:val="0563C1"/>
           </w:rPr>
-          <w:t xml:space="preserve">https://www.linkedin.com/pulse/linkedin-jobs-rise-2026-25-fastest-growing-roles-us-linkedin-news-dlb1c</w:t>
+          <w:t>https://blog.n8n.io/series-c/</w:t>
         </w:r>
       </w:hyperlink>
       <w:r>
         <w:rPr>
           <w:color w:val="1E1D1C"/>
         </w:rPr>
-        <w:t xml:space="preserve">.</w:t>
-      </w:r>
-      <w:bookmarkEnd w:id="1022"/>
-    </w:p>
-    <w:p>
-      <w:pPr>
-        <w:pStyle w:val="Normal"/>
+        <w:t>.</w:t>
+      </w:r>
+      <w:bookmarkEnd w:id="24"/>
+    </w:p>
+    <w:p>
+      <w:pPr>
         <w:spacing w:after="120"/>
-        <w:widowControl w:val="1"/>
-      </w:pPr>
-      <w:bookmarkStart w:id="1023" w:name="note23"/>
-      <w:r>
-        <w:rPr>
-          <w:color w:val="1E1D1C"/>
-        </w:rPr>
-        <w:t xml:space="preserve">23. Stripe, "Stripe Atlas: Startups in 2025, Year in Review," accessed May 17, 2026, </w:t>
+      </w:pPr>
+      <w:bookmarkStart w:id="25" w:name="note26"/>
+      <w:r>
+        <w:rPr>
+          <w:color w:val="1E1D1C"/>
+        </w:rPr>
+        <w:t xml:space="preserve">26. SQ Magazine, "Zapier Statistics 2026: $420M ARR, 3.4M Customers, 760% Growth in AI Tasks," accessed May 17, 2026, </w:t>
       </w:r>
       <w:hyperlink r:id="rId42" w:history="1">
         <w:r>
           <w:rPr>
+            <w:color w:val="0563C1"/>
             <w:u w:val="single"/>
-            <w:color w:val="0563C1"/>
           </w:rPr>
-          <w:t xml:space="preserve">https://stripe.com/blog/stripe-atlas-startups-in-2025-year-in-review</w:t>
+          <w:t>https://sqmagazine.co.uk/zapier-statistics/</w:t>
         </w:r>
       </w:hyperlink>
       <w:r>
         <w:rPr>
           <w:color w:val="1E1D1C"/>
         </w:rPr>
-        <w:t xml:space="preserve">.</w:t>
-      </w:r>
-      <w:bookmarkEnd w:id="1023"/>
-    </w:p>
-    <w:p>
-      <w:pPr>
-        <w:pStyle w:val="Normal"/>
-        <w:spacing w:after="120"/>
-        <w:widowControl w:val="1"/>
-      </w:pPr>
-      <w:bookmarkStart w:id="1024" w:name="note24"/>
-      <w:r>
-        <w:rPr>
-          <w:color w:val="1E1D1C"/>
-        </w:rPr>
-        <w:t xml:space="preserve">24. Brex, "Brex Benchmark, October 2025," October 2025, </w:t>
+        <w:t xml:space="preserve">; Madrona, "Zapier Has More AI Agents Than Employees," accessed May 17, 2026, </w:t>
       </w:r>
       <w:hyperlink r:id="rId43" w:history="1">
         <w:r>
           <w:rPr>
+            <w:color w:val="0563C1"/>
             <w:u w:val="single"/>
-            <w:color w:val="0563C1"/>
           </w:rPr>
-          <w:t xml:space="preserve">https://www.brex.com/journal/brex-benchmark-october-2025</w:t>
+          <w:t>https://www.madrona.com/zapier-has-more-ai-agents-than-employees-heres-how-that-happened/</w:t>
         </w:r>
       </w:hyperlink>
       <w:r>
         <w:rPr>
           <w:color w:val="1E1D1C"/>
         </w:rPr>
-        <w:t xml:space="preserve">.</w:t>
-      </w:r>
-      <w:bookmarkEnd w:id="1024"/>
-    </w:p>
-    <w:p>
-      <w:pPr>
-        <w:pStyle w:val="Normal"/>
+        <w:t>.</w:t>
+      </w:r>
+      <w:bookmarkEnd w:id="25"/>
+    </w:p>
+    <w:p>
+      <w:pPr>
         <w:spacing w:after="120"/>
-        <w:widowControl w:val="1"/>
-      </w:pPr>
-      <w:bookmarkStart w:id="1025" w:name="note25"/>
-      <w:r>
-        <w:rPr>
-          <w:color w:val="1E1D1C"/>
-        </w:rPr>
-        <w:t xml:space="preserve">25. n8n, "Why We Raised Our Series C at a $2.5 Billion Valuation," October 2025, </w:t>
+      </w:pPr>
+      <w:bookmarkStart w:id="26" w:name="note27"/>
+      <w:r>
+        <w:rPr>
+          <w:color w:val="1E1D1C"/>
+        </w:rPr>
+        <w:t>27. Technology Checker, "</w:t>
+      </w:r>
+      <w:proofErr w:type="spellStart"/>
+      <w:r>
+        <w:rPr>
+          <w:color w:val="1E1D1C"/>
+        </w:rPr>
+        <w:t>GoHighLevel</w:t>
+      </w:r>
+      <w:proofErr w:type="spellEnd"/>
+      <w:r>
+        <w:rPr>
+          <w:color w:val="1E1D1C"/>
+        </w:rPr>
+        <w:t xml:space="preserve">: Customer and Usage Statistics," accessed May 17, 2026, </w:t>
       </w:r>
       <w:hyperlink r:id="rId44" w:history="1">
         <w:r>
           <w:rPr>
+            <w:color w:val="0563C1"/>
             <w:u w:val="single"/>
-            <w:color w:val="0563C1"/>
           </w:rPr>
-          <w:t xml:space="preserve">https://blog.n8n.io/series-c/</w:t>
+          <w:t>https://technologychecker.io/technology/highlevel</w:t>
         </w:r>
       </w:hyperlink>
       <w:r>
         <w:rPr>
           <w:color w:val="1E1D1C"/>
         </w:rPr>
-        <w:t xml:space="preserve">.</w:t>
-      </w:r>
-      <w:bookmarkEnd w:id="1025"/>
-    </w:p>
-    <w:p>
-      <w:pPr>
-        <w:pStyle w:val="Normal"/>
-        <w:spacing w:after="120"/>
-        <w:widowControl w:val="1"/>
-      </w:pPr>
-      <w:bookmarkStart w:id="1026" w:name="note26"/>
-      <w:r>
-        <w:rPr>
-          <w:color w:val="1E1D1C"/>
-        </w:rPr>
-        <w:t xml:space="preserve">26. SQ Magazine, "Zapier Statistics 2026: $420M ARR, 3.4M Customers, 760% Growth in AI Tasks," accessed May 17, 2026, </w:t>
+        <w:t>; GHL Builds, "</w:t>
+      </w:r>
+      <w:proofErr w:type="spellStart"/>
+      <w:r>
+        <w:rPr>
+          <w:color w:val="1E1D1C"/>
+        </w:rPr>
+        <w:t>GoHighLevel</w:t>
+      </w:r>
+      <w:proofErr w:type="spellEnd"/>
+      <w:r>
+        <w:rPr>
+          <w:color w:val="1E1D1C"/>
+        </w:rPr>
+        <w:t xml:space="preserve"> Revenue Analysis," accessed May 17, 2026, </w:t>
       </w:r>
       <w:hyperlink r:id="rId45" w:history="1">
         <w:r>
           <w:rPr>
+            <w:color w:val="0563C1"/>
             <w:u w:val="single"/>
-            <w:color w:val="0563C1"/>
           </w:rPr>
-          <w:t xml:space="preserve">https://sqmagazine.co.uk/zapier-statistics/</w:t>
+          <w:t>https://ghlbuilds.com/gohighlevel-revenue/</w:t>
         </w:r>
       </w:hyperlink>
       <w:r>
         <w:rPr>
           <w:color w:val="1E1D1C"/>
         </w:rPr>
-        <w:t xml:space="preserve">; Madrona, "Zapier Has More AI Agents Than Employees," accessed May 17, 2026, </w:t>
+        <w:t>.</w:t>
+      </w:r>
+      <w:bookmarkEnd w:id="26"/>
+    </w:p>
+    <w:p>
+      <w:pPr>
+        <w:spacing w:after="120"/>
+      </w:pPr>
+      <w:bookmarkStart w:id="27" w:name="note28"/>
+      <w:r>
+        <w:rPr>
+          <w:color w:val="1E1D1C"/>
+        </w:rPr>
+        <w:t xml:space="preserve">28. </w:t>
+      </w:r>
+      <w:proofErr w:type="spellStart"/>
+      <w:r>
+        <w:rPr>
+          <w:color w:val="1E1D1C"/>
+        </w:rPr>
+        <w:t>ServiceTitan</w:t>
+      </w:r>
+      <w:proofErr w:type="spellEnd"/>
+      <w:r>
+        <w:rPr>
+          <w:color w:val="1E1D1C"/>
+        </w:rPr>
+        <w:t xml:space="preserve">, "2025 AI in the Skilled Trades Report," 2025, summarized in ACHR News, </w:t>
       </w:r>
       <w:hyperlink r:id="rId46" w:history="1">
         <w:r>
           <w:rPr>
+            <w:color w:val="0563C1"/>
             <w:u w:val="single"/>
-            <w:color w:val="0563C1"/>
           </w:rPr>
-          <w:t xml:space="preserve">https://www.madrona.com/zapier-has-more-ai-agents-than-employees-heres-how-that-happened/</w:t>
+          <w:t>https://www.achrnews.com/articles/165624-servicetitans-2025-ai-in-the-skilled-trades-report</w:t>
         </w:r>
       </w:hyperlink>
       <w:r>
         <w:rPr>
           <w:color w:val="1E1D1C"/>
         </w:rPr>
-        <w:t xml:space="preserve">.</w:t>
-      </w:r>
-      <w:bookmarkEnd w:id="1026"/>
-    </w:p>
-    <w:p>
-      <w:pPr>
-        <w:pStyle w:val="Normal"/>
+        <w:t>.</w:t>
+      </w:r>
+      <w:bookmarkEnd w:id="27"/>
+    </w:p>
+    <w:p>
+      <w:pPr>
         <w:spacing w:after="120"/>
-        <w:widowControl w:val="1"/>
-      </w:pPr>
-      <w:bookmarkStart w:id="1027" w:name="note27"/>
-      <w:r>
-        <w:rPr>
-          <w:color w:val="1E1D1C"/>
-        </w:rPr>
-        <w:t xml:space="preserve">27. Technology Checker, "GoHighLevel: Customer and Usage Statistics," accessed May 17, 2026, </w:t>
+      </w:pPr>
+      <w:bookmarkStart w:id="28" w:name="note29"/>
+      <w:r>
+        <w:rPr>
+          <w:color w:val="1E1D1C"/>
+        </w:rPr>
+        <w:t xml:space="preserve">29. ACCA and Farmington Consulting Group, "2025 Contractor of the Future Study," 2025, summarized in Retrofit Magazine, </w:t>
       </w:r>
       <w:hyperlink r:id="rId47" w:history="1">
         <w:r>
           <w:rPr>
+            <w:color w:val="0563C1"/>
             <w:u w:val="single"/>
-            <w:color w:val="0563C1"/>
           </w:rPr>
-          <w:t xml:space="preserve">https://technologychecker.io/technology/highlevel</w:t>
+          <w:t>https://retrofitmagazine.com/acca-releases-2025-hvacr-contractor-of-the-future-study/</w:t>
         </w:r>
       </w:hyperlink>
       <w:r>
         <w:rPr>
           <w:color w:val="1E1D1C"/>
         </w:rPr>
-        <w:t xml:space="preserve">; GHL Builds, "GoHighLevel Revenue Analysis," accessed May 17, 2026, </w:t>
+        <w:t xml:space="preserve">, and PHCP Pros, </w:t>
       </w:r>
       <w:hyperlink r:id="rId48" w:history="1">
         <w:r>
           <w:rPr>
+            <w:color w:val="0563C1"/>
             <w:u w:val="single"/>
-            <w:color w:val="0563C1"/>
           </w:rPr>
-          <w:t xml:space="preserve">https://ghlbuilds.com/gohighlevel-revenue/</w:t>
+          <w:t>https://www.phcppros.com/articles/22596-acca-and-farmington-consulting-group-release-2025-contractor-of-the-future-study-results</w:t>
         </w:r>
       </w:hyperlink>
       <w:r>
         <w:rPr>
           <w:color w:val="1E1D1C"/>
         </w:rPr>
-        <w:t xml:space="preserve">.</w:t>
-      </w:r>
-      <w:bookmarkEnd w:id="1027"/>
-    </w:p>
-    <w:p>
-      <w:pPr>
-        <w:pStyle w:val="Normal"/>
+        <w:t>.</w:t>
+      </w:r>
+      <w:bookmarkEnd w:id="28"/>
+    </w:p>
+    <w:p>
+      <w:pPr>
         <w:spacing w:after="120"/>
-        <w:widowControl w:val="1"/>
-      </w:pPr>
-      <w:bookmarkStart w:id="1028" w:name="note28"/>
-      <w:r>
-        <w:rPr>
-          <w:color w:val="1E1D1C"/>
-        </w:rPr>
-        <w:t xml:space="preserve">28. ServiceTitan, "2025 AI in the Skilled Trades Report," 2025, summarized in ACHR News, </w:t>
+      </w:pPr>
+      <w:bookmarkStart w:id="29" w:name="note30"/>
+      <w:r>
+        <w:rPr>
+          <w:color w:val="1E1D1C"/>
+        </w:rPr>
+        <w:lastRenderedPageBreak/>
+        <w:t xml:space="preserve">30. Goldman Sachs 10,000 Small Businesses Voices, "Small Businesses Embrace AI but Need Training and Support to Fully Harness It," March 17, 2026, </w:t>
       </w:r>
       <w:hyperlink r:id="rId49" w:history="1">
         <w:r>
           <w:rPr>
+            <w:color w:val="0563C1"/>
             <w:u w:val="single"/>
-            <w:color w:val="0563C1"/>
           </w:rPr>
-          <w:t xml:space="preserve">https://www.achrnews.com/articles/165624-servicetitans-2025-ai-in-the-skilled-trades-report</w:t>
+          <w:t>https://www.goldmansachs.com/pressroom/press-releases/2026/small-businesses-embrace-ai-but-need-training-and-support-to-fully-harness-it</w:t>
         </w:r>
       </w:hyperlink>
       <w:r>
         <w:rPr>
           <w:color w:val="1E1D1C"/>
         </w:rPr>
-        <w:t xml:space="preserve">.</w:t>
-      </w:r>
-      <w:bookmarkEnd w:id="1028"/>
-    </w:p>
-    <w:p>
-      <w:pPr>
-        <w:pStyle w:val="Normal"/>
+        <w:t>. Survey conducted by Babson College and David Binder Research, n=1,256, January 27 to February 4, 2026.</w:t>
+      </w:r>
+      <w:bookmarkEnd w:id="29"/>
+    </w:p>
+    <w:p>
+      <w:pPr>
         <w:spacing w:after="120"/>
-        <w:widowControl w:val="1"/>
-      </w:pPr>
-      <w:bookmarkStart w:id="1029" w:name="note29"/>
-      <w:r>
-        <w:rPr>
-          <w:color w:val="1E1D1C"/>
-        </w:rPr>
-        <w:t xml:space="preserve">29. ACCA and Farmington Consulting Group, "2025 Contractor of the Future Study," 2025, summarized in Retrofit Magazine, </w:t>
+      </w:pPr>
+      <w:bookmarkStart w:id="30" w:name="note31"/>
+      <w:r>
+        <w:rPr>
+          <w:color w:val="1E1D1C"/>
+        </w:rPr>
+        <w:t xml:space="preserve">31. MIT NANDA, "The GenAI Divide: State of AI in Business 2025," 2025, </w:t>
       </w:r>
       <w:hyperlink r:id="rId50" w:history="1">
         <w:r>
           <w:rPr>
+            <w:color w:val="0563C1"/>
             <w:u w:val="single"/>
-            <w:color w:val="0563C1"/>
           </w:rPr>
-          <w:t xml:space="preserve">https://retrofitmagazine.com/acca-releases-2025-hvacr-contractor-of-the-future-study/</w:t>
+          <w:t>https://mlq.ai/media/quarterly_decks/v0.1_State_of_AI_in_Business_2025_Report.pdf</w:t>
         </w:r>
       </w:hyperlink>
       <w:r>
         <w:rPr>
           <w:color w:val="1E1D1C"/>
         </w:rPr>
-        <w:t xml:space="preserve">, and PHCP Pros, </w:t>
+        <w:t xml:space="preserve">; Fortune coverage, August 18, 2025, </w:t>
       </w:r>
       <w:hyperlink r:id="rId51" w:history="1">
         <w:r>
           <w:rPr>
+            <w:color w:val="0563C1"/>
             <w:u w:val="single"/>
-            <w:color w:val="0563C1"/>
           </w:rPr>
-          <w:t xml:space="preserve">https://www.phcppros.com/articles/22596-acca-and-farmington-consulting-group-release-2025-contractor-of-the-future-study-results</w:t>
+          <w:t>https://fortune.com/2025/08/18/mit-report-95-percent-generative-ai-pilots-at-companies-failing-cfo/</w:t>
         </w:r>
       </w:hyperlink>
       <w:r>
         <w:rPr>
           <w:color w:val="1E1D1C"/>
         </w:rPr>
-        <w:t xml:space="preserve">.</w:t>
-      </w:r>
-      <w:bookmarkEnd w:id="1029"/>
-    </w:p>
-    <w:p>
-      <w:pPr>
-        <w:pStyle w:val="Normal"/>
+        <w:t>.</w:t>
+      </w:r>
+      <w:bookmarkEnd w:id="30"/>
+    </w:p>
+    <w:p>
+      <w:pPr>
         <w:spacing w:after="120"/>
-        <w:widowControl w:val="1"/>
-      </w:pPr>
-      <w:bookmarkStart w:id="1030" w:name="note30"/>
-      <w:r>
-        <w:rPr>
-          <w:color w:val="1E1D1C"/>
-        </w:rPr>
-        <w:t xml:space="preserve">30. Goldman Sachs 10,000 Small Businesses Voices, "Small Businesses Embrace AI but Need Training and Support to Fully Harness It," March 17, 2026, </w:t>
+      </w:pPr>
+      <w:bookmarkStart w:id="31" w:name="note32"/>
+      <w:r>
+        <w:rPr>
+          <w:color w:val="1E1D1C"/>
+        </w:rPr>
+        <w:t xml:space="preserve">32. Service Direct, "2025 Small Business AI Report," 2025, </w:t>
       </w:r>
       <w:hyperlink r:id="rId52" w:history="1">
         <w:r>
           <w:rPr>
+            <w:color w:val="0563C1"/>
             <w:u w:val="single"/>
-            <w:color w:val="0563C1"/>
           </w:rPr>
-          <w:t xml:space="preserve">https://www.goldmansachs.com/pressroom/press-releases/2026/small-businesses-embrace-ai-but-need-training-and-support-to-fully-harness-it</w:t>
+          <w:t>https://servicedirect.com/resources/small-business-ai-report/</w:t>
         </w:r>
       </w:hyperlink>
       <w:r>
         <w:rPr>
           <w:color w:val="1E1D1C"/>
         </w:rPr>
-        <w:t xml:space="preserve">. Survey conducted by Babson College and David Binder Research, n=1,256, January 27 to February 4, 2026.</w:t>
-      </w:r>
-      <w:bookmarkEnd w:id="1030"/>
-    </w:p>
-    <w:p>
-      <w:pPr>
-        <w:pStyle w:val="Normal"/>
+        <w:t>.</w:t>
+      </w:r>
+      <w:bookmarkEnd w:id="31"/>
+    </w:p>
+    <w:p>
+      <w:pPr>
         <w:spacing w:after="120"/>
-        <w:widowControl w:val="1"/>
-      </w:pPr>
-      <w:bookmarkStart w:id="1031" w:name="note31"/>
-      <w:r>
-        <w:rPr>
-          <w:color w:val="1E1D1C"/>
-        </w:rPr>
-        <w:t xml:space="preserve">31. MIT NANDA, "The GenAI Divide: State of AI in Business 2025," 2025, </w:t>
+      </w:pPr>
+      <w:bookmarkStart w:id="32" w:name="note33"/>
+      <w:r>
+        <w:rPr>
+          <w:color w:val="1E1D1C"/>
+        </w:rPr>
+        <w:t xml:space="preserve">33. Nadia Privalikhina, "What I Learned Building an AI Automation Agency," LinkedIn, May 30, 2025, </w:t>
       </w:r>
       <w:hyperlink r:id="rId53" w:history="1">
         <w:r>
           <w:rPr>
+            <w:color w:val="0563C1"/>
             <w:u w:val="single"/>
-            <w:color w:val="0563C1"/>
           </w:rPr>
-          <w:t xml:space="preserve">https://mlq.ai/media/quarterly_decks/v0.1_State_of_AI_in_Business_2025_Report.pdf</w:t>
+          <w:t>https://www.linkedin.com/pulse/what-i-learned-building-ai-automation-agency-why-nadia-privalikhina-atk0f</w:t>
         </w:r>
       </w:hyperlink>
       <w:r>
         <w:rPr>
           <w:color w:val="1E1D1C"/>
         </w:rPr>
-        <w:t xml:space="preserve">; Fortune coverage, August 18, 2025, </w:t>
-      </w:r>
-      <w:hyperlink r:id="rId24" w:history="1">
-        <w:r>
-          <w:rPr>
-            <w:u w:val="single"/>
-            <w:color w:val="0563C1"/>
-          </w:rPr>
-          <w:t xml:space="preserve">https://fortune.com/2025/08/18/mit-report-95-percent-generative-ai-pilots-at-companies-failing-cfo/</w:t>
-        </w:r>
-      </w:hyperlink>
-      <w:r>
-        <w:rPr>
-          <w:color w:val="1E1D1C"/>
-        </w:rPr>
-        <w:t xml:space="preserve">.</w:t>
-      </w:r>
-      <w:bookmarkEnd w:id="1031"/>
-    </w:p>
-    <w:p>
-      <w:pPr>
-        <w:pStyle w:val="Normal"/>
+        <w:t>.</w:t>
+      </w:r>
+      <w:bookmarkEnd w:id="32"/>
+    </w:p>
+    <w:p>
+      <w:pPr>
         <w:spacing w:after="120"/>
-        <w:widowControl w:val="1"/>
-      </w:pPr>
-      <w:bookmarkStart w:id="1032" w:name="note32"/>
-      <w:r>
-        <w:rPr>
-          <w:color w:val="1E1D1C"/>
-        </w:rPr>
-        <w:t xml:space="preserve">32. Service Direct, "2025 Small Business AI Report," 2025, </w:t>
+      </w:pPr>
+      <w:bookmarkStart w:id="33" w:name="note34"/>
+      <w:r>
+        <w:rPr>
+          <w:color w:val="1E1D1C"/>
+        </w:rPr>
+        <w:t xml:space="preserve">34. Reimagine Main Street and PayPal, "Beyond Efficiency: Small Businesses Look to AI for Competitive Edge," joint press release, June 10, 2025, </w:t>
       </w:r>
       <w:hyperlink r:id="rId54" w:history="1">
         <w:r>
           <w:rPr>
+            <w:color w:val="0563C1"/>
             <w:u w:val="single"/>
-            <w:color w:val="0563C1"/>
           </w:rPr>
-          <w:t xml:space="preserve">https://servicedirect.com/resources/small-business-ai-report/</w:t>
+          <w:t>https://newsroom.paypal-corp.com/2025-06-10-Beyond-Efficiency-Small-Businesses-Look-to-AI-for-Competitive-Edge</w:t>
         </w:r>
       </w:hyperlink>
       <w:r>
         <w:rPr>
           <w:color w:val="1E1D1C"/>
         </w:rPr>
-        <w:t xml:space="preserve">.</w:t>
-      </w:r>
-      <w:bookmarkEnd w:id="1032"/>
-    </w:p>
-    <w:p>
-      <w:pPr>
-        <w:pStyle w:val="Normal"/>
-        <w:spacing w:after="120"/>
-        <w:widowControl w:val="1"/>
-      </w:pPr>
-      <w:bookmarkStart w:id="1033" w:name="note33"/>
-      <w:r>
-        <w:rPr>
-          <w:color w:val="1E1D1C"/>
-        </w:rPr>
-        <w:t xml:space="preserve">33. Nadia Privalikhina, "What I Learned Building an AI Automation Agency," LinkedIn, May 30, 2025, </w:t>
+        <w:t xml:space="preserve">,-New-Survey-Shows; underlying survey at </w:t>
       </w:r>
       <w:hyperlink r:id="rId55" w:history="1">
         <w:r>
           <w:rPr>
+            <w:color w:val="0563C1"/>
             <w:u w:val="single"/>
-            <w:color w:val="0563C1"/>
           </w:rPr>
-          <w:t xml:space="preserve">https://www.linkedin.com/pulse/what-i-learned-building-ai-automation-agency-why-nadia-privalikhina-atk0f</w:t>
+          <w:t>https://www.reimaginemainstreet.org/ai-and-small-business-survey</w:t>
         </w:r>
       </w:hyperlink>
       <w:r>
         <w:rPr>
           <w:color w:val="1E1D1C"/>
         </w:rPr>
-        <w:t xml:space="preserve">.</w:t>
-      </w:r>
-      <w:bookmarkEnd w:id="1033"/>
-    </w:p>
-    <w:p>
-      <w:pPr>
-        <w:pStyle w:val="Normal"/>
+        <w:t>.</w:t>
+      </w:r>
+      <w:bookmarkEnd w:id="33"/>
+    </w:p>
+    <w:p>
+      <w:pPr>
         <w:spacing w:after="120"/>
-        <w:widowControl w:val="1"/>
-      </w:pPr>
-      <w:bookmarkStart w:id="1034" w:name="note34"/>
-      <w:r>
-        <w:rPr>
-          <w:color w:val="1E1D1C"/>
-        </w:rPr>
-        <w:t xml:space="preserve">34. Reimagine Main Street and PayPal, "Beyond Efficiency: Small Businesses Look to AI for Competitive Edge," joint press release, June 10, 2025, </w:t>
+      </w:pPr>
+      <w:bookmarkStart w:id="34" w:name="note35"/>
+      <w:r>
+        <w:rPr>
+          <w:color w:val="1E1D1C"/>
+        </w:rPr>
+        <w:t xml:space="preserve">35. ACHR News, "ChatGPT Said It Was the Capacitor," 2025, </w:t>
       </w:r>
       <w:hyperlink r:id="rId56" w:history="1">
         <w:r>
           <w:rPr>
+            <w:color w:val="0563C1"/>
             <w:u w:val="single"/>
-            <w:color w:val="0563C1"/>
           </w:rPr>
-          <w:t xml:space="preserve">https://newsroom.paypal-corp.com/2025-06-10-Beyond-Efficiency-Small-Businesses-Look-to-AI-for-Competitive-Edge</w:t>
+          <w:t>https://www.achrnews.com/blogs/17-opinions/post/165918-chatgpt-said-it-was-the-capacitor</w:t>
         </w:r>
       </w:hyperlink>
       <w:r>
         <w:rPr>
           <w:color w:val="1E1D1C"/>
         </w:rPr>
-        <w:t xml:space="preserve">,-New-Survey-Shows; underlying survey at </w:t>
+        <w:t>.</w:t>
+      </w:r>
+      <w:bookmarkEnd w:id="34"/>
+    </w:p>
+    <w:p>
+      <w:pPr>
+        <w:spacing w:after="120"/>
+      </w:pPr>
+      <w:bookmarkStart w:id="35" w:name="note36"/>
+      <w:r>
+        <w:rPr>
+          <w:color w:val="1E1D1C"/>
+        </w:rPr>
+        <w:t xml:space="preserve">36. U.S. Chamber of Commerce, "Empowering Small Business: The Impact of Technology on U.S. Small Business," 2025, </w:t>
       </w:r>
       <w:hyperlink r:id="rId57" w:history="1">
         <w:r>
           <w:rPr>
+            <w:color w:val="0563C1"/>
             <w:u w:val="single"/>
-            <w:color w:val="0563C1"/>
           </w:rPr>
-          <w:t xml:space="preserve">https://www.reimaginemainstreet.org/ai-and-small-business-survey</w:t>
+          <w:t>https://www.uschamber.com/technology/artificial-intelligence/u-s-chambers-latest-empowering-small-business-report-shows-majority-of-businesses-in-all-50-states-are-embracing-ai</w:t>
         </w:r>
       </w:hyperlink>
       <w:r>
         <w:rPr>
           <w:color w:val="1E1D1C"/>
         </w:rPr>
-        <w:t xml:space="preserve">.</w:t>
-      </w:r>
-      <w:bookmarkEnd w:id="1034"/>
-    </w:p>
-    <w:p>
-      <w:pPr>
-        <w:pStyle w:val="Normal"/>
+        <w:t>.</w:t>
+      </w:r>
+      <w:bookmarkEnd w:id="35"/>
+    </w:p>
+    <w:p>
+      <w:pPr>
         <w:spacing w:after="120"/>
-        <w:widowControl w:val="1"/>
-      </w:pPr>
-      <w:bookmarkStart w:id="1035" w:name="note35"/>
-      <w:r>
-        <w:rPr>
-          <w:color w:val="1E1D1C"/>
-        </w:rPr>
-        <w:t xml:space="preserve">35. ACHR News, "ChatGPT Said It Was the Capacitor," 2025, </w:t>
+      </w:pPr>
+      <w:bookmarkStart w:id="36" w:name="note37"/>
+      <w:r>
+        <w:rPr>
+          <w:color w:val="1E1D1C"/>
+        </w:rPr>
+        <w:t xml:space="preserve">37. Sharon Goldman, "AI Engineers and Consultants Are Charging $900 an Hour as Enterprises Race to Catch Up," Fortune, September 14, 2025, </w:t>
       </w:r>
       <w:hyperlink r:id="rId58" w:history="1">
         <w:r>
           <w:rPr>
+            <w:color w:val="0563C1"/>
             <w:u w:val="single"/>
-            <w:color w:val="0563C1"/>
           </w:rPr>
-          <w:t xml:space="preserve">https://www.achrnews.com/blogs/17-opinions/post/165918-chatgpt-said-it-was-the-capacitor</w:t>
+          <w:t>https://fortune.com/2025/09/14/ai-engineers-consultant-premium-enterprise-data-integration-high-pay-llms-big-four/</w:t>
         </w:r>
       </w:hyperlink>
       <w:r>
         <w:rPr>
           <w:color w:val="1E1D1C"/>
         </w:rPr>
-        <w:t xml:space="preserve">.</w:t>
-      </w:r>
-      <w:bookmarkEnd w:id="1035"/>
-    </w:p>
-    <w:p>
-      <w:pPr>
-        <w:pStyle w:val="Normal"/>
+        <w:t>.</w:t>
+      </w:r>
+      <w:bookmarkEnd w:id="36"/>
+    </w:p>
+    <w:p>
+      <w:pPr>
+        <w:pStyle w:val="Heading1"/>
+        <w:spacing w:before="360" w:after="160"/>
+      </w:pPr>
+      <w:r>
+        <w:rPr>
+          <w:rFonts w:ascii="Poppins" w:eastAsia="Poppins" w:hAnsi="Poppins" w:cs="Poppins"/>
+          <w:color w:val="0056A5"/>
+          <w:sz w:val="36"/>
+        </w:rPr>
+        <w:lastRenderedPageBreak/>
+        <w:t>12. Bibliography</w:t>
+      </w:r>
+    </w:p>
+    <w:p>
+      <w:pPr>
         <w:spacing w:after="120"/>
-        <w:widowControl w:val="1"/>
-      </w:pPr>
-      <w:bookmarkStart w:id="1036" w:name="note36"/>
-      <w:r>
-        <w:rPr>
-          <w:color w:val="1E1D1C"/>
-        </w:rPr>
-        <w:t xml:space="preserve">36. U.S. Chamber of Commerce, "Empowering Small Business: The Impact of Technology on U.S. Small Business," 2025, </w:t>
+      </w:pPr>
+      <w:r>
+        <w:rPr>
+          <w:color w:val="1E1D1C"/>
+        </w:rPr>
+        <w:t xml:space="preserve">ACCA and Farmington Consulting Group. "2025 Contractor of the Future Study." 2025. Summarized in Retrofit Magazine. </w:t>
       </w:r>
       <w:hyperlink r:id="rId59" w:history="1">
         <w:r>
           <w:rPr>
+            <w:color w:val="0563C1"/>
             <w:u w:val="single"/>
-            <w:color w:val="0563C1"/>
           </w:rPr>
-          <w:t xml:space="preserve">https://www.uschamber.com/technology/artificial-intelligence/u-s-chambers-latest-empowering-small-business-report-shows-majority-of-businesses-in-all-50-states-are-embracing-ai</w:t>
+          <w:t>https://retrofitmagazine.com/acca-releases-2025-hvacr-contractor-of-the-future-study/</w:t>
         </w:r>
       </w:hyperlink>
       <w:r>
         <w:rPr>
           <w:color w:val="1E1D1C"/>
         </w:rPr>
-        <w:t xml:space="preserve">.</w:t>
-      </w:r>
-      <w:bookmarkEnd w:id="1036"/>
-    </w:p>
-    <w:p>
-      <w:pPr>
-        <w:pStyle w:val="Normal"/>
+        <w:t>.</w:t>
+      </w:r>
+    </w:p>
+    <w:p>
+      <w:pPr>
         <w:spacing w:after="120"/>
-        <w:widowControl w:val="1"/>
-      </w:pPr>
-      <w:bookmarkStart w:id="1037" w:name="note37"/>
-      <w:r>
-        <w:rPr>
-          <w:color w:val="1E1D1C"/>
-        </w:rPr>
-        <w:t xml:space="preserve">37. Sharon Goldman, "AI Engineers and Consultants Are Charging $900 an Hour as Enterprises Race to Catch Up," Fortune, September 14, 2025, </w:t>
+      </w:pPr>
+      <w:r>
+        <w:rPr>
+          <w:color w:val="1E1D1C"/>
+        </w:rPr>
+        <w:t xml:space="preserve">ACHR News. "ChatGPT Said It Was the Capacitor." 2025. </w:t>
       </w:r>
       <w:hyperlink r:id="rId60" w:history="1">
         <w:r>
           <w:rPr>
+            <w:color w:val="0563C1"/>
             <w:u w:val="single"/>
-            <w:color w:val="0563C1"/>
           </w:rPr>
-          <w:t xml:space="preserve">https://fortune.com/2025/09/14/ai-engineers-consultant-premium-enterprise-data-integration-high-pay-llms-big-four/</w:t>
+          <w:t>https://www.achrnews.com/blogs/17-opinions/post/165918-chatgpt-said-it-was-the-capacitor</w:t>
         </w:r>
       </w:hyperlink>
       <w:r>
         <w:rPr>
           <w:color w:val="1E1D1C"/>
         </w:rPr>
-        <w:t xml:space="preserve">.</w:t>
-      </w:r>
-      <w:bookmarkEnd w:id="1037"/>
-    </w:p>
-    <w:p>
-      <w:pPr>
-        <w:pStyle w:val="Heading1"/>
-        <w:spacing w:before="360" w:after="160"/>
-        <w:widowControl w:val="1"/>
-        <w:keepNext w:val="1"/>
-        <w:keepLines w:val="1"/>
-      </w:pPr>
-      <w:r>
-        <w:rPr>
-          <w:rFonts w:ascii="Poppins" w:eastAsia="Poppins" w:hAnsi="Poppins" w:cs="Poppins"/>
-          <w:color w:val="0056A5"/>
-          <w:sz w:val="36"/>
-        </w:rPr>
-        <w:lastRenderedPageBreak/>
-        <w:t>12. Bibliography</w:t>
-      </w:r>
-    </w:p>
-    <w:p>
-      <w:pPr>
-        <w:pStyle w:val="Normal"/>
-        <w:spacing w:after="120"/>
-        <w:widowControl w:val="1"/>
-      </w:pPr>
-      <w:r>
-        <w:rPr>
-          <w:color w:val="1E1D1C"/>
-        </w:rPr>
-        <w:t xml:space="preserve">ACCA and Farmington Consulting Group. "2025 Contractor of the Future Study." 2025. Summarized in Retrofit Magazine. </w:t>
-      </w:r>
-      <w:hyperlink r:id="rId50" w:history="1">
+        <w:t>.</w:t>
+      </w:r>
+    </w:p>
+    <w:p>
+      <w:pPr>
+        <w:spacing w:after="80"/>
+        <w:ind w:left="360" w:hanging="360"/>
+      </w:pPr>
+      <w:r>
+        <w:rPr>
+          <w:color w:val="1E1D1C"/>
+        </w:rPr>
+        <w:t xml:space="preserve">Anthropic. "Building a New Enterprise AI Services Company with Blackstone, Hellman &amp; Friedman, and Goldman Sachs." May 4, 2026. </w:t>
+      </w:r>
+      <w:hyperlink r:id="rId61" w:history="1">
         <w:r>
           <w:rPr>
+            <w:color w:val="0563C1"/>
             <w:u w:val="single"/>
-            <w:color w:val="0563C1"/>
           </w:rPr>
-          <w:t xml:space="preserve">https://retrofitmagazine.com/acca-releases-2025-hvacr-contractor-of-the-future-study/</w:t>
+          <w:t>https://www.anthropic.com/news/enterprise-ai-services-company</w:t>
         </w:r>
       </w:hyperlink>
       <w:r>
         <w:rPr>
           <w:color w:val="1E1D1C"/>
         </w:rPr>
-        <w:t xml:space="preserve">.</w:t>
-      </w:r>
-    </w:p>
-    <w:p>
-      <w:pPr>
-        <w:pStyle w:val="Normal"/>
-        <w:spacing w:after="120"/>
-        <w:widowControl w:val="1"/>
-      </w:pPr>
-      <w:r>
-        <w:rPr>
-          <w:color w:val="1E1D1C"/>
-        </w:rPr>
-        <w:t xml:space="preserve">ACHR News. "ChatGPT Said It Was the Capacitor." 2025. </w:t>
-      </w:r>
-      <w:hyperlink r:id="rId58" w:history="1">
+        <w:t>.</w:t>
+      </w:r>
+    </w:p>
+    <w:p>
+      <w:pPr>
+        <w:spacing w:after="80"/>
+        <w:ind w:left="360" w:hanging="360"/>
+      </w:pPr>
+      <w:r>
+        <w:rPr>
+          <w:color w:val="1E1D1C"/>
+        </w:rPr>
+        <w:t xml:space="preserve">Anthropic. "Cognizant Will Make Claude Available to 350,000 Employees, Accelerating Enterprise AI Adoption and Internal Transformation." November 4, 2025. </w:t>
+      </w:r>
+      <w:hyperlink r:id="rId62" w:history="1">
         <w:r>
           <w:rPr>
+            <w:color w:val="0563C1"/>
             <w:u w:val="single"/>
-            <w:color w:val="0563C1"/>
           </w:rPr>
-          <w:t xml:space="preserve">https://www.achrnews.com/blogs/17-opinions/post/165918-chatgpt-said-it-was-the-capacitor</w:t>
+          <w:t>https://www.anthropic.com/news/cognizant-partnership</w:t>
         </w:r>
       </w:hyperlink>
       <w:r>
         <w:rPr>
           <w:color w:val="1E1D1C"/>
         </w:rPr>
-        <w:t xml:space="preserve">.</w:t>
+        <w:t>.</w:t>
       </w:r>
     </w:p>
     <w:p>
       <w:pPr>
         <w:spacing w:after="80"/>
         <w:ind w:left="360" w:hanging="360"/>
-        <w:rPr>
-          <w:rFonts w:hint="eastAsia"/>
-        </w:rPr>
-        <w:widowControl w:val="1"/>
-      </w:pPr>
-      <w:r>
-        <w:rPr>
-          <w:color w:val="1E1D1C"/>
-        </w:rPr>
-        <w:t xml:space="preserve">Anthropic. "Building a New Enterprise AI Services Company with Blackstone, Hellman &amp; Friedman, and Goldman Sachs." May 4, 2026. </w:t>
-      </w:r>
-      <w:hyperlink r:id="rId13" w:history="1">
+      </w:pPr>
+      <w:r>
+        <w:rPr>
+          <w:color w:val="1E1D1C"/>
+        </w:rPr>
+        <w:t xml:space="preserve">Artefact. "Is AI Really Getting Cheaper? The Token Cost Illusion." Accessed May 15, 2026. </w:t>
+      </w:r>
+      <w:hyperlink r:id="rId63" w:history="1">
         <w:r>
           <w:rPr>
+            <w:color w:val="0563C1"/>
             <w:u w:val="single"/>
-            <w:color w:val="0563C1"/>
           </w:rPr>
-          <w:t xml:space="preserve">https://www.anthropic.com/news/enterprise-ai-services-company</w:t>
+          <w:t>https://www.artefact.com/blog/is-ai-really-getting-cheaper-the-token-cost-illusion/</w:t>
         </w:r>
       </w:hyperlink>
       <w:r>
         <w:rPr>
           <w:color w:val="1E1D1C"/>
         </w:rPr>
-        <w:t xml:space="preserve">.</w:t>
+        <w:t>.</w:t>
       </w:r>
     </w:p>
     <w:p>
       <w:pPr>
         <w:spacing w:after="80"/>
         <w:ind w:left="360" w:hanging="360"/>
-        <w:rPr>
-          <w:rFonts w:hint="eastAsia"/>
-        </w:rPr>
-        <w:widowControl w:val="1"/>
-      </w:pPr>
-      <w:r>
-        <w:rPr>
-          <w:color w:val="1E1D1C"/>
-        </w:rPr>
-        <w:t xml:space="preserve">Anthropic. "Cognizant Will Make Claude Available to 350,000 Employees, Accelerating Enterprise AI Adoption and Internal Transformation." November 4, 2025. </w:t>
-      </w:r>
-      <w:hyperlink r:id="rId19" w:history="1">
+      </w:pPr>
+      <w:r>
+        <w:rPr>
+          <w:color w:val="1E1D1C"/>
+        </w:rPr>
+        <w:t xml:space="preserve">Bain &amp; Company. "Per-Seat Software Pricing Isn't Dead, but New Models Are Gaining Steam." October 2025. </w:t>
+      </w:r>
+      <w:hyperlink r:id="rId64" w:history="1">
         <w:r>
           <w:rPr>
+            <w:color w:val="0563C1"/>
             <w:u w:val="single"/>
-            <w:color w:val="0563C1"/>
           </w:rPr>
-          <w:t xml:space="preserve">https://www.anthropic.com/news/cognizant-partnership</w:t>
+          <w:t>https://www.bain.com/insights/per-seat-software-pricing-isnt-dead-but-new-models-are-gaining-steam/</w:t>
         </w:r>
       </w:hyperlink>
       <w:r>
         <w:rPr>
           <w:color w:val="1E1D1C"/>
         </w:rPr>
-        <w:t xml:space="preserve">.</w:t>
+        <w:t>.</w:t>
       </w:r>
     </w:p>
     <w:p>
       <w:pPr>
         <w:spacing w:after="80"/>
         <w:ind w:left="360" w:hanging="360"/>
-        <w:widowControl w:val="1"/>
-      </w:pPr>
-      <w:r>
-        <w:rPr>
-          <w:color w:val="1E1D1C"/>
-        </w:rPr>
-        <w:t xml:space="preserve">Artefact. "Is AI Really Getting Cheaper? The Token Cost Illusion." Accessed May 15, 2026. </w:t>
-      </w:r>
-      <w:hyperlink r:id="rId34" w:history="1">
+      </w:pPr>
+      <w:r>
+        <w:rPr>
+          <w:color w:val="1E1D1C"/>
+        </w:rPr>
+        <w:t xml:space="preserve">Blackstone, Hellman &amp; Friedman, Goldman Sachs, and Anthropic. "Anthropic Partners with Blackstone, Hellman &amp; Friedman, and Goldman Sachs to Launch Enterprise AI Services Firm." Joint press release, May 4, 2026. </w:t>
+      </w:r>
+      <w:hyperlink r:id="rId65" w:history="1">
         <w:r>
           <w:rPr>
+            <w:color w:val="0563C1"/>
             <w:u w:val="single"/>
-            <w:color w:val="0563C1"/>
           </w:rPr>
-          <w:t xml:space="preserve">https://www.artefact.com/blog/is-ai-really-getting-cheaper-the-token-cost-illusion/</w:t>
+          <w:t>https://www.blackstone.com/news/press/anthropic-partners-with-blackstone-hellman-friedman-and-goldman-sachs-to-launch-enterprise-ai-services-firm/</w:t>
         </w:r>
       </w:hyperlink>
       <w:r>
         <w:rPr>
           <w:color w:val="1E1D1C"/>
         </w:rPr>
-        <w:t xml:space="preserve">.</w:t>
+        <w:t>.</w:t>
       </w:r>
     </w:p>
     <w:p>
       <w:pPr>
         <w:spacing w:after="80"/>
         <w:ind w:left="360" w:hanging="360"/>
-        <w:widowControl w:val="1"/>
-      </w:pPr>
-      <w:r>
-        <w:rPr>
-          <w:color w:val="1E1D1C"/>
-        </w:rPr>
-        <w:t xml:space="preserve">Bain &amp; Company. "Per-Seat Software Pricing Isn't Dead, but New Models Are Gaining Steam." October 2025. </w:t>
-      </w:r>
-      <w:hyperlink r:id="rId31" w:history="1">
+      </w:pPr>
+      <w:r>
+        <w:rPr>
+          <w:color w:val="1E1D1C"/>
+        </w:rPr>
+        <w:t>Bloomberg. "What's Behind the '</w:t>
+      </w:r>
+      <w:proofErr w:type="spellStart"/>
+      <w:r>
+        <w:rPr>
+          <w:color w:val="1E1D1C"/>
+        </w:rPr>
+        <w:t>SaaSpocalypse</w:t>
+      </w:r>
+      <w:proofErr w:type="spellEnd"/>
+      <w:r>
+        <w:rPr>
+          <w:color w:val="1E1D1C"/>
+        </w:rPr>
+        <w:t xml:space="preserve">' Plunge in Software Stocks." February 4, 2026. </w:t>
+      </w:r>
+      <w:hyperlink r:id="rId66" w:history="1">
         <w:r>
           <w:rPr>
+            <w:color w:val="0563C1"/>
             <w:u w:val="single"/>
-            <w:color w:val="0563C1"/>
           </w:rPr>
-          <w:t xml:space="preserve">https://www.bain.com/insights/per-seat-software-pricing-isnt-dead-but-new-models-are-gaining-steam/</w:t>
+          <w:t>https://www.bloomberg.com/news/articles/2026-02-04/what-s-behind-the-saaspocalypse-plunge-in-software-stocks</w:t>
         </w:r>
       </w:hyperlink>
       <w:r>
         <w:rPr>
           <w:color w:val="1E1D1C"/>
         </w:rPr>
-        <w:t xml:space="preserve">.</w:t>
+        <w:t>.</w:t>
+      </w:r>
+    </w:p>
+    <w:p>
+      <w:pPr>
+        <w:spacing w:after="120"/>
+      </w:pPr>
+      <w:r>
+        <w:rPr>
+          <w:color w:val="1E1D1C"/>
+        </w:rPr>
+        <w:t xml:space="preserve">Brex. "Brex Benchmark, October 2025." October 2025. </w:t>
+      </w:r>
+      <w:hyperlink r:id="rId67" w:history="1">
+        <w:r>
+          <w:rPr>
+            <w:color w:val="0563C1"/>
+            <w:u w:val="single"/>
+          </w:rPr>
+          <w:t>https://www.brex.com/journal/brex-benchmark-october-2025</w:t>
+        </w:r>
+      </w:hyperlink>
+      <w:r>
+        <w:rPr>
+          <w:color w:val="1E1D1C"/>
+        </w:rPr>
+        <w:t>.</w:t>
       </w:r>
     </w:p>
     <w:p>
       <w:pPr>
         <w:spacing w:after="80"/>
         <w:ind w:left="360" w:hanging="360"/>
-        <w:rPr>
-          <w:rFonts w:hint="eastAsia"/>
-        </w:rPr>
-        <w:widowControl w:val="1"/>
-      </w:pPr>
-      <w:r>
-        <w:rPr>
-          <w:color w:val="1E1D1C"/>
-        </w:rPr>
-        <w:t xml:space="preserve">Blackstone, Hellman &amp; Friedman, Goldman Sachs, and Anthropic. "Anthropic Partners with Blackstone, Hellman &amp; Friedman, and Goldman Sachs to Launch Enterprise AI Services Firm." Joint press release, May 4, 2026. </w:t>
-      </w:r>
-      <w:hyperlink r:id="rId12" w:history="1">
+      </w:pPr>
+      <w:r>
+        <w:rPr>
+          <w:color w:val="1E1D1C"/>
+        </w:rPr>
+        <w:t xml:space="preserve">Cognizant. "Cognizant Adopts </w:t>
+      </w:r>
+      <w:proofErr w:type="spellStart"/>
+      <w:r>
+        <w:rPr>
+          <w:color w:val="1E1D1C"/>
+        </w:rPr>
+        <w:t>Anthropic's</w:t>
+      </w:r>
+      <w:proofErr w:type="spellEnd"/>
+      <w:r>
+        <w:rPr>
+          <w:color w:val="1E1D1C"/>
+        </w:rPr>
+        <w:t xml:space="preserve"> Claude to Accelerate Enterprise AI Adoption at Scale and Deploys Claude to Drive Internal AI Transformation." News release, November 4, 2025. </w:t>
+      </w:r>
+      <w:hyperlink r:id="rId68" w:history="1">
         <w:r>
           <w:rPr>
+            <w:color w:val="0563C1"/>
             <w:u w:val="single"/>
-            <w:color w:val="0563C1"/>
           </w:rPr>
-          <w:t xml:space="preserve">https://www.blackstone.com/news/press/anthropic-partners-with-blackstone-hellman-friedman-and-goldman-sachs-to-launch-enterprise-ai-services-firm/</w:t>
+          <w:t>https://news.cognizant.com/2025-11-04-Cognizant-Adopts-Anthropics-Claude-to-Accelerate-Enterprise-AI-Adoption-at-Scale-and-Deploys-Claude-to-Drive-Internal-AI-Transformation</w:t>
         </w:r>
       </w:hyperlink>
       <w:r>
         <w:rPr>
           <w:color w:val="1E1D1C"/>
         </w:rPr>
-        <w:t xml:space="preserve">.</w:t>
+        <w:t>.</w:t>
       </w:r>
     </w:p>
     <w:p>
       <w:pPr>
         <w:spacing w:after="80"/>
         <w:ind w:left="360" w:hanging="360"/>
-        <w:widowControl w:val="1"/>
-      </w:pPr>
-      <w:r>
-        <w:rPr>
-          <w:color w:val="1E1D1C"/>
-        </w:rPr>
-        <w:t xml:space="preserve">Bloomberg. "What's Behind the 'SaaSpocalypse' Plunge in Software Stocks." February 4, 2026. </w:t>
-      </w:r>
-      <w:hyperlink r:id="rId29" w:history="1">
+      </w:pPr>
+      <w:r>
+        <w:rPr>
+          <w:color w:val="1E1D1C"/>
+        </w:rPr>
+        <w:lastRenderedPageBreak/>
+        <w:t xml:space="preserve">Data Consulting Insights. "AI Consulting Pricing: What GenAI Projects Actually Cost in 2026." Accessed May 14, 2026. </w:t>
+      </w:r>
+      <w:hyperlink r:id="rId69" w:history="1">
         <w:r>
           <w:rPr>
+            <w:color w:val="0563C1"/>
             <w:u w:val="single"/>
-            <w:color w:val="0563C1"/>
           </w:rPr>
-          <w:t xml:space="preserve">https://www.bloomberg.com/news/articles/2026-02-04/what-s-behind-the-saaspocalypse-plunge-in-software-stocks</w:t>
+          <w:t>https://dataconsultingfirms.com/insights/ai-consulting-pricing</w:t>
         </w:r>
       </w:hyperlink>
       <w:r>
         <w:rPr>
           <w:color w:val="1E1D1C"/>
         </w:rPr>
-        <w:t xml:space="preserve">.</w:t>
-      </w:r>
-    </w:p>
-    <w:p>
-      <w:pPr>
-        <w:pStyle w:val="Normal"/>
+        <w:t>.</w:t>
+      </w:r>
+    </w:p>
+    <w:p>
+      <w:pPr>
         <w:spacing w:after="120"/>
-        <w:widowControl w:val="1"/>
-      </w:pPr>
-      <w:r>
-        <w:rPr>
-          <w:color w:val="1E1D1C"/>
-        </w:rPr>
-        <w:t xml:space="preserve">Brex. "Brex Benchmark, October 2025." October 2025. </w:t>
-      </w:r>
-      <w:hyperlink r:id="rId43" w:history="1">
+      </w:pPr>
+      <w:r>
+        <w:rPr>
+          <w:color w:val="1E1D1C"/>
+        </w:rPr>
+        <w:t xml:space="preserve">Fiverr Holdings. "Businesses Rush to Harness AI Agents, Fueling 18,347% Surge in Freelancer Searches." Investor release, May 13, 2025. </w:t>
+      </w:r>
+      <w:hyperlink r:id="rId70" w:history="1">
         <w:r>
           <w:rPr>
+            <w:color w:val="0563C1"/>
             <w:u w:val="single"/>
-            <w:color w:val="0563C1"/>
           </w:rPr>
-          <w:t xml:space="preserve">https://www.brex.com/journal/brex-benchmark-october-2025</w:t>
+          <w:t>https://investors.fiverr.com/news-releases/news-release-details/businesses-rush-harness-ai-agents-fueling-18347-surge-freelancer</w:t>
         </w:r>
       </w:hyperlink>
       <w:r>
         <w:rPr>
           <w:color w:val="1E1D1C"/>
         </w:rPr>
-        <w:t xml:space="preserve">.</w:t>
+        <w:t>.</w:t>
+      </w:r>
+    </w:p>
+    <w:p>
+      <w:pPr>
+        <w:spacing w:after="120"/>
+      </w:pPr>
+      <w:r>
+        <w:rPr>
+          <w:color w:val="1E1D1C"/>
+        </w:rPr>
+        <w:t xml:space="preserve">Fiverr Holdings. "Fiverr Announces Fourth Quarter and Full Year 2025 Results." February 18, 2026. </w:t>
+      </w:r>
+      <w:hyperlink r:id="rId71" w:history="1">
+        <w:r>
+          <w:rPr>
+            <w:color w:val="0563C1"/>
+            <w:u w:val="single"/>
+          </w:rPr>
+          <w:t>https://investors.fiverr.com/news-releases/news-release-details/fiverr-announces-fourth-quarter-and-full-year-2025-results</w:t>
+        </w:r>
+      </w:hyperlink>
+      <w:r>
+        <w:rPr>
+          <w:color w:val="1E1D1C"/>
+        </w:rPr>
+        <w:t>.</w:t>
       </w:r>
     </w:p>
     <w:p>
       <w:pPr>
         <w:spacing w:after="80"/>
         <w:ind w:left="360" w:hanging="360"/>
-        <w:rPr>
-          <w:rFonts w:hint="eastAsia"/>
-        </w:rPr>
-        <w:widowControl w:val="1"/>
-      </w:pPr>
-      <w:r>
-        <w:rPr>
-          <w:color w:val="1E1D1C"/>
-        </w:rPr>
-        <w:t xml:space="preserve">Cognizant. "Cognizant Adopts Anthropic's Claude to Accelerate Enterprise AI Adoption at Scale and Deploys Claude to Drive Internal AI Transformation." News release, November 4, 2025. </w:t>
-      </w:r>
-      <w:hyperlink r:id="rId20" w:history="1">
+      </w:pPr>
+      <w:r>
+        <w:rPr>
+          <w:color w:val="1E1D1C"/>
+        </w:rPr>
+        <w:t xml:space="preserve">Ford, Brody, and Shirin Ghaffary. "OpenAI Acquires </w:t>
+      </w:r>
+      <w:proofErr w:type="spellStart"/>
+      <w:r>
+        <w:rPr>
+          <w:color w:val="1E1D1C"/>
+        </w:rPr>
+        <w:t>Tomoro</w:t>
+      </w:r>
+      <w:proofErr w:type="spellEnd"/>
+      <w:r>
+        <w:rPr>
+          <w:color w:val="1E1D1C"/>
+        </w:rPr>
+        <w:t xml:space="preserve"> to Boost Private Equity-Backed AI Venture." Bloomberg, May 11, 2026. </w:t>
+      </w:r>
+      <w:hyperlink r:id="rId72" w:history="1">
         <w:r>
           <w:rPr>
+            <w:color w:val="0563C1"/>
             <w:u w:val="single"/>
-            <w:color w:val="0563C1"/>
           </w:rPr>
-          <w:t xml:space="preserve">https://news.cognizant.com/2025-11-04-Cognizant-Adopts-Anthropics-Claude-to-Accelerate-Enterprise-AI-Adoption-at-Scale-and-Deploys-Claude-to-Drive-Internal-AI-Transformation</w:t>
+          <w:t>https://www.bloomberg.com/news/articles/2026-05-11/openai-to-buy-consulting-firm-for-private-equity-joint-venture</w:t>
         </w:r>
       </w:hyperlink>
       <w:r>
         <w:rPr>
           <w:color w:val="1E1D1C"/>
         </w:rPr>
-        <w:t xml:space="preserve">.</w:t>
+        <w:t>.</w:t>
       </w:r>
     </w:p>
     <w:p>
       <w:pPr>
         <w:spacing w:after="80"/>
         <w:ind w:left="360" w:hanging="360"/>
-        <w:rPr>
-          <w:rFonts w:hint="eastAsia"/>
-        </w:rPr>
-        <w:widowControl w:val="1"/>
-      </w:pPr>
-      <w:r>
-        <w:rPr>
-          <w:color w:val="1E1D1C"/>
-        </w:rPr>
-        <w:t xml:space="preserve">Data Consulting Insights. "AI Consulting Pricing: What GenAI Projects Actually Cost in 2026." Accessed May 14, 2026. </w:t>
-      </w:r>
-      <w:hyperlink r:id="rId28" w:history="1">
+      </w:pPr>
+      <w:r>
+        <w:rPr>
+          <w:color w:val="1E1D1C"/>
+        </w:rPr>
+        <w:t xml:space="preserve">Fortune. "MIT Report: 95% of Generative AI Pilots at Companies Are Failing." August 18, 2025. </w:t>
+      </w:r>
+      <w:hyperlink r:id="rId73" w:history="1">
         <w:r>
           <w:rPr>
+            <w:color w:val="0563C1"/>
             <w:u w:val="single"/>
-            <w:color w:val="0563C1"/>
           </w:rPr>
-          <w:t xml:space="preserve">https://dataconsultingfirms.com/insights/ai-consulting-pricing</w:t>
+          <w:t>https://fortune.com/2025/08/18/mit-report-95-percent-generative-ai-pilots-at-companies-failing-cfo/</w:t>
         </w:r>
       </w:hyperlink>
       <w:r>
         <w:rPr>
           <w:color w:val="1E1D1C"/>
         </w:rPr>
-        <w:t xml:space="preserve">.</w:t>
-      </w:r>
-    </w:p>
-    <w:p>
-      <w:pPr>
-        <w:pStyle w:val="Normal"/>
-        <w:spacing w:after="120"/>
-        <w:widowControl w:val="1"/>
-      </w:pPr>
-      <w:r>
-        <w:rPr>
-          <w:color w:val="1E1D1C"/>
-        </w:rPr>
-        <w:t xml:space="preserve">Fiverr Holdings. "Businesses Rush to Harness AI Agents, Fueling 18,347% Surge in Freelancer Searches." Investor release, May 13, 2025. </w:t>
-      </w:r>
-      <w:hyperlink r:id="rId37" w:history="1">
+        <w:t>.</w:t>
+      </w:r>
+    </w:p>
+    <w:p>
+      <w:pPr>
+        <w:spacing w:after="80"/>
+        <w:ind w:left="360" w:hanging="360"/>
+      </w:pPr>
+      <w:r>
+        <w:rPr>
+          <w:color w:val="1E1D1C"/>
+        </w:rPr>
+        <w:t xml:space="preserve">Garfinkle, Allie. "Anthropic Takes Shot at Consulting Industry in Joint Venture with Wall Street Giants." Fortune, May 4, 2026. </w:t>
+      </w:r>
+      <w:hyperlink r:id="rId74" w:history="1">
         <w:r>
           <w:rPr>
+            <w:color w:val="0563C1"/>
             <w:u w:val="single"/>
-            <w:color w:val="0563C1"/>
           </w:rPr>
-          <w:t xml:space="preserve">https://investors.fiverr.com/news-releases/news-release-details/businesses-rush-harness-ai-agents-fueling-18347-surge-freelancer</w:t>
+          <w:t>https://fortune.com/2026/05/04/anthropic-claude-consulting-industry-joint-venture-blackstone-goldman-sachs/</w:t>
         </w:r>
       </w:hyperlink>
       <w:r>
         <w:rPr>
           <w:color w:val="1E1D1C"/>
         </w:rPr>
-        <w:t xml:space="preserve">.</w:t>
-      </w:r>
-    </w:p>
-    <w:p>
-      <w:pPr>
-        <w:pStyle w:val="Normal"/>
+        <w:t>.</w:t>
+      </w:r>
+    </w:p>
+    <w:p>
+      <w:pPr>
         <w:spacing w:after="120"/>
-        <w:widowControl w:val="1"/>
-      </w:pPr>
-      <w:r>
-        <w:rPr>
-          <w:color w:val="1E1D1C"/>
-        </w:rPr>
-        <w:t xml:space="preserve">Fiverr Holdings. "Fiverr Announces Fourth Quarter and Full Year 2025 Results." February 18, 2026. </w:t>
-      </w:r>
-      <w:hyperlink r:id="rId35" w:history="1">
+      </w:pPr>
+      <w:r>
+        <w:rPr>
+          <w:color w:val="1E1D1C"/>
+        </w:rPr>
+        <w:t xml:space="preserve">Goldman Sachs 10,000 Small Businesses Voices. "Small Businesses Embrace AI but Need Training and Support to Fully Harness It." March 17, 2026. </w:t>
+      </w:r>
+      <w:hyperlink r:id="rId75" w:history="1">
         <w:r>
           <w:rPr>
+            <w:color w:val="0563C1"/>
             <w:u w:val="single"/>
-            <w:color w:val="0563C1"/>
           </w:rPr>
-          <w:t xml:space="preserve">https://investors.fiverr.com/news-releases/news-release-details/fiverr-announces-fourth-quarter-and-full-year-2025-results</w:t>
+          <w:t>https://www.goldmansachs.com/pressroom/press-releases/2026/small-businesses-embrace-ai-but-need-training-and-support-to-fully-harness-it</w:t>
         </w:r>
       </w:hyperlink>
       <w:r>
         <w:rPr>
           <w:color w:val="1E1D1C"/>
         </w:rPr>
-        <w:t xml:space="preserve">.</w:t>
+        <w:t>.</w:t>
+      </w:r>
+    </w:p>
+    <w:p>
+      <w:pPr>
+        <w:spacing w:after="120"/>
+      </w:pPr>
+      <w:r>
+        <w:rPr>
+          <w:color w:val="1E1D1C"/>
+        </w:rPr>
+        <w:t xml:space="preserve">Goldman, Sharon. "AI Engineers and Consultants Are Charging $900 an Hour as Enterprises Race to Catch Up." Fortune, September 14, 2025. </w:t>
+      </w:r>
+      <w:hyperlink r:id="rId76" w:history="1">
+        <w:r>
+          <w:rPr>
+            <w:color w:val="0563C1"/>
+            <w:u w:val="single"/>
+          </w:rPr>
+          <w:t>https://fortune.com/2025/09/14/ai-engineers-consultant-premium-enterprise-data-integration-high-pay-llms-big-four/</w:t>
+        </w:r>
+      </w:hyperlink>
+      <w:r>
+        <w:rPr>
+          <w:color w:val="1E1D1C"/>
+        </w:rPr>
+        <w:t>.</w:t>
       </w:r>
     </w:p>
     <w:p>
       <w:pPr>
         <w:spacing w:after="80"/>
         <w:ind w:left="360" w:hanging="360"/>
-        <w:rPr>
-          <w:rFonts w:hint="eastAsia"/>
-        </w:rPr>
-        <w:widowControl w:val="1"/>
-      </w:pPr>
-      <w:r>
-        <w:rPr>
-          <w:color w:val="1E1D1C"/>
-        </w:rPr>
-        <w:t xml:space="preserve">Ford, Brody, and Shirin Ghaffary. "OpenAI Acquires Tomoro to Boost Private Equity-Backed AI Venture." Bloomberg, May 11, 2026. </w:t>
-      </w:r>
-      <w:hyperlink r:id="rId16" w:history="1">
+      </w:pPr>
+      <w:r>
+        <w:rPr>
+          <w:color w:val="1E1D1C"/>
+        </w:rPr>
+        <w:t xml:space="preserve">Google Cloud. "Google Cloud Commits $750 Million to Accelerate Partners' Agentic AI Development." Press release, April 22, 2026. </w:t>
+      </w:r>
+      <w:hyperlink r:id="rId77" w:history="1">
         <w:r>
           <w:rPr>
+            <w:color w:val="0563C1"/>
             <w:u w:val="single"/>
-            <w:color w:val="0563C1"/>
           </w:rPr>
-          <w:t xml:space="preserve">https://www.bloomberg.com/news/articles/2026-05-11/openai-to-buy-consulting-firm-for-private-equity-joint-venture</w:t>
+          <w:t>https://www.googlecloudpresscorner.com/2026-04-22-Google-Cloud-Commits-750-Million-to-Accelerate-Partners-Agentic-AI-Development</w:t>
         </w:r>
       </w:hyperlink>
       <w:r>
         <w:rPr>
           <w:color w:val="1E1D1C"/>
         </w:rPr>
-        <w:t xml:space="preserve">.</w:t>
+        <w:t>.</w:t>
+      </w:r>
+    </w:p>
+    <w:p>
+      <w:pPr>
+        <w:spacing w:after="120"/>
+      </w:pPr>
+      <w:r>
+        <w:rPr>
+          <w:color w:val="1E1D1C"/>
+        </w:rPr>
+        <w:t xml:space="preserve">Indeed Hiring Lab. "AI at Work: Rise of the GenAI Consultant." February 27, 2025. </w:t>
+      </w:r>
+      <w:hyperlink r:id="rId78" w:history="1">
+        <w:r>
+          <w:rPr>
+            <w:color w:val="0563C1"/>
+            <w:u w:val="single"/>
+          </w:rPr>
+          <w:t>https://www.hiringlab.org/2025/02/27/ai-at-work-rise-of-the-genai-consultant/</w:t>
+        </w:r>
+      </w:hyperlink>
+      <w:r>
+        <w:rPr>
+          <w:color w:val="1E1D1C"/>
+        </w:rPr>
+        <w:t>.</w:t>
+      </w:r>
+    </w:p>
+    <w:p>
+      <w:pPr>
+        <w:spacing w:after="120"/>
+      </w:pPr>
+      <w:r>
+        <w:rPr>
+          <w:color w:val="1E1D1C"/>
+        </w:rPr>
+        <w:t xml:space="preserve">Indeed Hiring Lab. "January Labor Market Update: Jobs Mentioning AI Are Growing Amid Broader Hiring Weakness." January 22, 2026. </w:t>
+      </w:r>
+      <w:hyperlink r:id="rId79" w:history="1">
+        <w:r>
+          <w:rPr>
+            <w:color w:val="0563C1"/>
+            <w:u w:val="single"/>
+          </w:rPr>
+          <w:t>https://www.hiringlab.org/2026/01/22/january-labor-market-update-jobs-mentioning-ai-are-growing-amid-broader-hiring-weakness/</w:t>
+        </w:r>
+      </w:hyperlink>
+      <w:r>
+        <w:rPr>
+          <w:color w:val="1E1D1C"/>
+        </w:rPr>
+        <w:t>.</w:t>
+      </w:r>
+    </w:p>
+    <w:p>
+      <w:pPr>
+        <w:spacing w:after="120"/>
+      </w:pPr>
+      <w:r>
+        <w:rPr>
+          <w:color w:val="1E1D1C"/>
+        </w:rPr>
+        <w:t xml:space="preserve">LinkedIn News. "LinkedIn Jobs on the Rise 2026: The 25 Fastest-Growing Roles in the U.S." Accessed May 17, 2026. </w:t>
+      </w:r>
+      <w:hyperlink r:id="rId80" w:history="1">
+        <w:r>
+          <w:rPr>
+            <w:color w:val="0563C1"/>
+            <w:u w:val="single"/>
+          </w:rPr>
+          <w:t>https://www.linkedin.com/pulse/linkedin-jobs-rise-2026-25-fastest-growing-roles-us-linkedin-news-dlb1c</w:t>
+        </w:r>
+      </w:hyperlink>
+      <w:r>
+        <w:rPr>
+          <w:color w:val="1E1D1C"/>
+        </w:rPr>
+        <w:t>.</w:t>
       </w:r>
     </w:p>
     <w:p>
       <w:pPr>
         <w:spacing w:after="80"/>
         <w:ind w:left="360" w:hanging="360"/>
-        <w:widowControl w:val="1"/>
-      </w:pPr>
-      <w:r>
-        <w:rPr>
-          <w:color w:val="1E1D1C"/>
-        </w:rPr>
-        <w:t xml:space="preserve">Fortune. "MIT Report: 95% of Generative AI Pilots at Companies Are Failing." August 18, 2025. </w:t>
-      </w:r>
-      <w:hyperlink r:id="rId24" w:history="1">
+      </w:pPr>
+      <w:r>
+        <w:rPr>
+          <w:color w:val="1E1D1C"/>
+        </w:rPr>
+        <w:t xml:space="preserve">McKinsey &amp; Company. "McKinsey and Google Cloud Launch the McKinsey Google Transformation Group to Scale Enterprise Impact for the AI Era." New at McKinsey Blog, April 22, 2026. </w:t>
+      </w:r>
+      <w:hyperlink r:id="rId81" w:history="1">
         <w:r>
           <w:rPr>
+            <w:color w:val="0563C1"/>
             <w:u w:val="single"/>
-            <w:color w:val="0563C1"/>
           </w:rPr>
-          <w:t xml:space="preserve">https://fortune.com/2025/08/18/mit-report-95-percent-generative-ai-pilots-at-companies-failing-cfo/</w:t>
+          <w:t>https://www.mckinsey.com/about-us/new-at-mckinsey-blog/mckinsey-and-google-cloud-launch-the-mckinsey-google-transformation-group-to-scale-enterprise-impact-for-the-ai-era</w:t>
         </w:r>
       </w:hyperlink>
       <w:r>
         <w:rPr>
           <w:color w:val="1E1D1C"/>
         </w:rPr>
-        <w:t xml:space="preserve">.</w:t>
+        <w:t>.</w:t>
       </w:r>
     </w:p>
     <w:p>
       <w:pPr>
         <w:spacing w:after="80"/>
         <w:ind w:left="360" w:hanging="360"/>
-        <w:rPr>
-          <w:rFonts w:hint="eastAsia"/>
-        </w:rPr>
-        <w:widowControl w:val="1"/>
-      </w:pPr>
-      <w:r>
-        <w:rPr>
-          <w:color w:val="1E1D1C"/>
-        </w:rPr>
-        <w:t xml:space="preserve">Garfinkle, Allie. "Anthropic Takes Shot at Consulting Industry in Joint Venture with Wall Street Giants." Fortune, May 4, 2026. </w:t>
-      </w:r>
-      <w:hyperlink r:id="rId14" w:history="1">
+      </w:pPr>
+      <w:proofErr w:type="spellStart"/>
+      <w:r>
+        <w:rPr>
+          <w:color w:val="1E1D1C"/>
+        </w:rPr>
+        <w:t>MindStudio</w:t>
+      </w:r>
+      <w:proofErr w:type="spellEnd"/>
+      <w:r>
+        <w:rPr>
+          <w:color w:val="1E1D1C"/>
+        </w:rPr>
+        <w:t xml:space="preserve">. "SaaS Pricing Is Breaking: Why Per-Seat Models Don't Survive the AI Agent Era." Accessed May 15, 2026. </w:t>
+      </w:r>
+      <w:hyperlink r:id="rId82" w:history="1">
         <w:r>
           <w:rPr>
+            <w:color w:val="0563C1"/>
             <w:u w:val="single"/>
-            <w:color w:val="0563C1"/>
           </w:rPr>
-          <w:t xml:space="preserve">https://fortune.com/2026/05/04/anthropic-claude-consulting-industry-joint-venture-blackstone-goldman-sachs/</w:t>
+          <w:t>https://www.mindstudio.ai/blog/saas-pricing-ai-agent-era</w:t>
         </w:r>
       </w:hyperlink>
       <w:r>
         <w:rPr>
           <w:color w:val="1E1D1C"/>
         </w:rPr>
-        <w:t xml:space="preserve">.</w:t>
-      </w:r>
-    </w:p>
-    <w:p>
-      <w:pPr>
-        <w:pStyle w:val="Normal"/>
+        <w:t>.</w:t>
+      </w:r>
+    </w:p>
+    <w:p>
+      <w:pPr>
         <w:spacing w:after="120"/>
-        <w:widowControl w:val="1"/>
-      </w:pPr>
-      <w:r>
-        <w:rPr>
-          <w:color w:val="1E1D1C"/>
-        </w:rPr>
-        <w:t xml:space="preserve">Goldman Sachs 10,000 Small Businesses Voices. "Small Businesses Embrace AI but Need Training and Support to Fully Harness It." March 17, 2026. </w:t>
-      </w:r>
-      <w:hyperlink r:id="rId52" w:history="1">
+      </w:pPr>
+      <w:r>
+        <w:rPr>
+          <w:color w:val="1E1D1C"/>
+        </w:rPr>
+        <w:t xml:space="preserve">MIT NANDA. "The GenAI Divide: State of AI in Business 2025." 2025. </w:t>
+      </w:r>
+      <w:hyperlink r:id="rId83" w:history="1">
         <w:r>
           <w:rPr>
+            <w:color w:val="0563C1"/>
             <w:u w:val="single"/>
-            <w:color w:val="0563C1"/>
           </w:rPr>
-          <w:t xml:space="preserve">https://www.goldmansachs.com/pressroom/press-releases/2026/small-businesses-embrace-ai-but-need-training-and-support-to-fully-harness-it</w:t>
+          <w:t>https://mlq.ai/media/quarterly_decks/v0.1_State_of_AI_in_Business_2025_Report.pdf</w:t>
         </w:r>
       </w:hyperlink>
       <w:r>
         <w:rPr>
           <w:color w:val="1E1D1C"/>
         </w:rPr>
-        <w:t xml:space="preserve">.</w:t>
-      </w:r>
-    </w:p>
-    <w:p>
-      <w:pPr>
-        <w:pStyle w:val="Normal"/>
+        <w:t>.</w:t>
+      </w:r>
+    </w:p>
+    <w:p>
+      <w:pPr>
         <w:spacing w:after="120"/>
-        <w:widowControl w:val="1"/>
-      </w:pPr>
-      <w:r>
-        <w:rPr>
-          <w:color w:val="1E1D1C"/>
-        </w:rPr>
-        <w:t xml:space="preserve">Goldman, Sharon. "AI Engineers and Consultants Are Charging $900 an Hour as Enterprises Race to Catch Up." Fortune, September 14, 2025. </w:t>
-      </w:r>
-      <w:hyperlink r:id="rId60" w:history="1">
+      </w:pPr>
+      <w:r>
+        <w:rPr>
+          <w:color w:val="1E1D1C"/>
+        </w:rPr>
+        <w:t xml:space="preserve">n8n. "Why We Raised Our Series C at a $2.5 Billion Valuation." October 2025. </w:t>
+      </w:r>
+      <w:hyperlink r:id="rId84" w:history="1">
         <w:r>
           <w:rPr>
+            <w:color w:val="0563C1"/>
             <w:u w:val="single"/>
-            <w:color w:val="0563C1"/>
           </w:rPr>
-          <w:t xml:space="preserve">https://fortune.com/2025/09/14/ai-engineers-consultant-premium-enterprise-data-integration-high-pay-llms-big-four/</w:t>
+          <w:t>https://blog.n8n.io/series-c/</w:t>
         </w:r>
       </w:hyperlink>
       <w:r>
         <w:rPr>
           <w:color w:val="1E1D1C"/>
         </w:rPr>
-        <w:t xml:space="preserve">.</w:t>
+        <w:t>.</w:t>
       </w:r>
     </w:p>
     <w:p>
       <w:pPr>
         <w:spacing w:after="80"/>
         <w:ind w:left="360" w:hanging="360"/>
-        <w:rPr>
-          <w:rFonts w:hint="eastAsia"/>
-        </w:rPr>
-        <w:widowControl w:val="1"/>
-      </w:pPr>
-      <w:r>
-        <w:rPr>
-          <w:color w:val="1E1D1C"/>
-        </w:rPr>
-        <w:t xml:space="preserve">Google Cloud. "Google Cloud Commits $750 Million to Accelerate Partners' Agentic AI Development." Press release, April 22, 2026. </w:t>
-      </w:r>
-      <w:hyperlink r:id="rId17" w:history="1">
+      </w:pPr>
+      <w:r>
+        <w:rPr>
+          <w:color w:val="1E1D1C"/>
+        </w:rPr>
+        <w:t xml:space="preserve">National Center for the Middle Market. Mid-Year 2025 Middle Market Indicator. June 2025. </w:t>
+      </w:r>
+      <w:hyperlink r:id="rId85" w:history="1">
         <w:r>
           <w:rPr>
+            <w:color w:val="0563C1"/>
             <w:u w:val="single"/>
-            <w:color w:val="0563C1"/>
           </w:rPr>
-          <w:t xml:space="preserve">https://www.googlecloudpresscorner.com/2026-04-22-Google-Cloud-Commits-750-Million-to-Accelerate-Partners-Agentic-AI-Development</w:t>
+          <w:t>https://www.middlemarketcenter.org/Media/Documents/MiddleMarketIndicators/2025-Q2/FullReport/NCMM_MMI_MID-YEAR_2025.pdf</w:t>
         </w:r>
       </w:hyperlink>
       <w:r>
         <w:rPr>
           <w:color w:val="1E1D1C"/>
         </w:rPr>
-        <w:t xml:space="preserve">.</w:t>
-      </w:r>
-    </w:p>
-    <w:p>
-      <w:pPr>
-        <w:pStyle w:val="Normal"/>
-        <w:spacing w:after="120"/>
-        <w:widowControl w:val="1"/>
-      </w:pPr>
-      <w:r>
-        <w:rPr>
-          <w:color w:val="1E1D1C"/>
-        </w:rPr>
-        <w:t xml:space="preserve">Indeed Hiring Lab. "AI at Work: Rise of the GenAI Consultant." February 27, 2025. </w:t>
-      </w:r>
-      <w:hyperlink r:id="rId40" w:history="1">
+        <w:t>.</w:t>
+      </w:r>
+    </w:p>
+    <w:p>
+      <w:pPr>
+        <w:spacing w:after="80"/>
+        <w:ind w:left="360" w:hanging="360"/>
+      </w:pPr>
+      <w:r>
+        <w:rPr>
+          <w:color w:val="1E1D1C"/>
+        </w:rPr>
+        <w:t xml:space="preserve">OpenAI. "OpenAI Launches the OpenAI Deployment Company to Help Businesses Build Around Intelligence." May 12, 2026. </w:t>
+      </w:r>
+      <w:hyperlink r:id="rId86" w:history="1">
         <w:r>
           <w:rPr>
+            <w:color w:val="0563C1"/>
             <w:u w:val="single"/>
-            <w:color w:val="0563C1"/>
           </w:rPr>
-          <w:t xml:space="preserve">https://www.hiringlab.org/2025/02/27/ai-at-work-rise-of-the-genai-consultant/</w:t>
+          <w:t>https://openai.com/index/openai-launches-the-deployment-company/</w:t>
         </w:r>
       </w:hyperlink>
       <w:r>
         <w:rPr>
           <w:color w:val="1E1D1C"/>
         </w:rPr>
-        <w:t xml:space="preserve">.</w:t>
-      </w:r>
-    </w:p>
-    <w:p>
-      <w:pPr>
-        <w:pStyle w:val="Normal"/>
-        <w:spacing w:after="120"/>
-        <w:widowControl w:val="1"/>
-      </w:pPr>
-      <w:r>
-        <w:rPr>
-          <w:color w:val="1E1D1C"/>
-        </w:rPr>
-        <w:t xml:space="preserve">Indeed Hiring Lab. "January Labor Market Update: Jobs Mentioning AI Are Growing Amid Broader Hiring Weakness." January 22, 2026. </w:t>
-      </w:r>
-      <w:hyperlink r:id="rId39" w:history="1">
+        <w:t>.</w:t>
+      </w:r>
+    </w:p>
+    <w:p>
+      <w:pPr>
+        <w:spacing w:after="80"/>
+        <w:ind w:left="360" w:hanging="360"/>
+      </w:pPr>
+      <w:proofErr w:type="spellStart"/>
+      <w:r>
+        <w:rPr>
+          <w:color w:val="1E1D1C"/>
+        </w:rPr>
+        <w:t>Oplexa</w:t>
+      </w:r>
+      <w:proofErr w:type="spellEnd"/>
+      <w:r>
+        <w:rPr>
+          <w:color w:val="1E1D1C"/>
+        </w:rPr>
+        <w:t xml:space="preserve">. "AI Inference Cost Crisis 2026: Why Your AI Bill Is Exploding." March 31, 2026. </w:t>
+      </w:r>
+      <w:hyperlink r:id="rId87" w:history="1">
         <w:r>
           <w:rPr>
+            <w:color w:val="0563C1"/>
             <w:u w:val="single"/>
-            <w:color w:val="0563C1"/>
           </w:rPr>
-          <w:t xml:space="preserve">https://www.hiringlab.org/2026/01/22/january-labor-market-update-jobs-mentioning-ai-are-growing-amid-broader-hiring-weakness/</w:t>
+          <w:t>https://oplexa.com/ai-inference-cost-crisis-2026/</w:t>
         </w:r>
       </w:hyperlink>
       <w:r>
         <w:rPr>
           <w:color w:val="1E1D1C"/>
         </w:rPr>
-        <w:t xml:space="preserve">.</w:t>
-      </w:r>
-    </w:p>
-    <w:p>
-      <w:pPr>
-        <w:pStyle w:val="Normal"/>
-        <w:spacing w:after="120"/>
-        <w:widowControl w:val="1"/>
-      </w:pPr>
-      <w:r>
-        <w:rPr>
-          <w:color w:val="1E1D1C"/>
-        </w:rPr>
-        <w:t xml:space="preserve">LinkedIn News. "LinkedIn Jobs on the Rise 2026: The 25 Fastest-Growing Roles in the U.S." Accessed May 17, 2026. </w:t>
-      </w:r>
-      <w:hyperlink r:id="rId41" w:history="1">
+        <w:t>.</w:t>
+      </w:r>
+    </w:p>
+    <w:p>
+      <w:pPr>
+        <w:spacing w:after="80"/>
+        <w:ind w:left="360" w:hanging="360"/>
+      </w:pPr>
+      <w:proofErr w:type="spellStart"/>
+      <w:r>
+        <w:rPr>
+          <w:color w:val="1E1D1C"/>
+        </w:rPr>
+        <w:t>Pertama</w:t>
+      </w:r>
+      <w:proofErr w:type="spellEnd"/>
+      <w:r>
+        <w:rPr>
+          <w:color w:val="1E1D1C"/>
+        </w:rPr>
+        <w:t xml:space="preserve"> Partners. "AI Consultant Rates 2026: Market Data." Accessed May 14, 2026. </w:t>
+      </w:r>
+      <w:hyperlink r:id="rId88" w:history="1">
         <w:r>
           <w:rPr>
+            <w:color w:val="0563C1"/>
             <w:u w:val="single"/>
-            <w:color w:val="0563C1"/>
           </w:rPr>
-          <w:t xml:space="preserve">https://www.linkedin.com/pulse/linkedin-jobs-rise-2026-25-fastest-growing-roles-us-linkedin-news-dlb1c</w:t>
+          <w:t>https://www.pertamapartners.com/insights/ai-consultant-rates-2026</w:t>
         </w:r>
       </w:hyperlink>
       <w:r>
         <w:rPr>
           <w:color w:val="1E1D1C"/>
         </w:rPr>
-        <w:t xml:space="preserve">.</w:t>
+        <w:t>.</w:t>
+      </w:r>
+    </w:p>
+    <w:p>
+      <w:pPr>
+        <w:spacing w:after="120"/>
+      </w:pPr>
+      <w:proofErr w:type="spellStart"/>
+      <w:r>
+        <w:rPr>
+          <w:color w:val="1E1D1C"/>
+        </w:rPr>
+        <w:t>Privalikhina</w:t>
+      </w:r>
+      <w:proofErr w:type="spellEnd"/>
+      <w:r>
+        <w:rPr>
+          <w:color w:val="1E1D1C"/>
+        </w:rPr>
+        <w:t xml:space="preserve">, Nadia. "What I Learned Building an AI Automation Agency." LinkedIn, May 30, 2025. </w:t>
+      </w:r>
+      <w:hyperlink r:id="rId89" w:history="1">
+        <w:r>
+          <w:rPr>
+            <w:color w:val="0563C1"/>
+            <w:u w:val="single"/>
+          </w:rPr>
+          <w:t>https://www.linkedin.com/pulse/what-i-learned-building-ai-automation-agency-why-nadia-privalikhina-atk0f</w:t>
+        </w:r>
+      </w:hyperlink>
+      <w:r>
+        <w:rPr>
+          <w:color w:val="1E1D1C"/>
+        </w:rPr>
+        <w:t>.</w:t>
       </w:r>
     </w:p>
     <w:p>
       <w:pPr>
         <w:spacing w:after="80"/>
         <w:ind w:left="360" w:hanging="360"/>
-        <w:rPr>
-          <w:rFonts w:hint="eastAsia"/>
-        </w:rPr>
-        <w:widowControl w:val="1"/>
-      </w:pPr>
-      <w:r>
-        <w:rPr>
-          <w:color w:val="1E1D1C"/>
-        </w:rPr>
-        <w:t xml:space="preserve">McKinsey &amp; Company. "McKinsey and Google Cloud Launch the McKinsey Google Transformation Group to Scale Enterprise Impact for the AI Era." New at McKinsey Blog, April 22, 2026. </w:t>
-      </w:r>
-      <w:hyperlink r:id="rId18" w:history="1">
+      </w:pPr>
+      <w:r>
+        <w:rPr>
+          <w:color w:val="1E1D1C"/>
+        </w:rPr>
+        <w:t xml:space="preserve">PwC. "2026 AI Business Predictions." Accessed May 14, 2026. </w:t>
+      </w:r>
+      <w:hyperlink r:id="rId90" w:history="1">
         <w:r>
           <w:rPr>
+            <w:color w:val="0563C1"/>
             <w:u w:val="single"/>
-            <w:color w:val="0563C1"/>
           </w:rPr>
-          <w:t xml:space="preserve">https://www.mckinsey.com/about-us/new-at-mckinsey-blog/mckinsey-and-google-cloud-launch-the-mckinsey-google-transformation-group-to-scale-enterprise-impact-for-the-ai-era</w:t>
+          <w:t>https://www.pwc.com/us/en/tech-effect/ai-analytics/ai-predictions.html</w:t>
         </w:r>
       </w:hyperlink>
       <w:r>
         <w:rPr>
           <w:color w:val="1E1D1C"/>
         </w:rPr>
-        <w:t xml:space="preserve">.</w:t>
+        <w:t>.</w:t>
+      </w:r>
+    </w:p>
+    <w:p>
+      <w:pPr>
+        <w:spacing w:after="120"/>
+      </w:pPr>
+      <w:r>
+        <w:rPr>
+          <w:color w:val="1E1D1C"/>
+        </w:rPr>
+        <w:t xml:space="preserve">Reimagine Main Street and PayPal. "Beyond Efficiency: Small Businesses Look to AI for Competitive Edge." Joint press release, June 10, 2025. </w:t>
+      </w:r>
+      <w:hyperlink r:id="rId91" w:history="1">
+        <w:r>
+          <w:rPr>
+            <w:color w:val="0563C1"/>
+            <w:u w:val="single"/>
+          </w:rPr>
+          <w:t>https://newsroom.paypal-</w:t>
+        </w:r>
+        <w:r>
+          <w:rPr>
+            <w:color w:val="0563C1"/>
+            <w:u w:val="single"/>
+          </w:rPr>
+          <w:lastRenderedPageBreak/>
+          <w:t>corp.com/2025-06-10-Beyond-Efficiency-Small-Businesses-Look-to-AI-for-Competitive-Edge</w:t>
+        </w:r>
+      </w:hyperlink>
+      <w:r>
+        <w:rPr>
+          <w:color w:val="1E1D1C"/>
+        </w:rPr>
+        <w:t>,-New-Survey-Shows.</w:t>
+      </w:r>
+    </w:p>
+    <w:p>
+      <w:pPr>
+        <w:spacing w:after="120"/>
+      </w:pPr>
+      <w:r>
+        <w:rPr>
+          <w:color w:val="1E1D1C"/>
+        </w:rPr>
+        <w:t xml:space="preserve">Service Direct. "2025 Small Business AI Report." 2025. </w:t>
+      </w:r>
+      <w:hyperlink r:id="rId92" w:history="1">
+        <w:r>
+          <w:rPr>
+            <w:color w:val="0563C1"/>
+            <w:u w:val="single"/>
+          </w:rPr>
+          <w:t>https://servicedirect.com/resources/small-business-ai-report/</w:t>
+        </w:r>
+      </w:hyperlink>
+      <w:r>
+        <w:rPr>
+          <w:color w:val="1E1D1C"/>
+        </w:rPr>
+        <w:t>.</w:t>
+      </w:r>
+    </w:p>
+    <w:p>
+      <w:pPr>
+        <w:spacing w:after="120"/>
+      </w:pPr>
+      <w:proofErr w:type="spellStart"/>
+      <w:r>
+        <w:rPr>
+          <w:color w:val="1E1D1C"/>
+        </w:rPr>
+        <w:t>ServiceTitan</w:t>
+      </w:r>
+      <w:proofErr w:type="spellEnd"/>
+      <w:r>
+        <w:rPr>
+          <w:color w:val="1E1D1C"/>
+        </w:rPr>
+        <w:t xml:space="preserve">. "2025 AI in the Skilled Trades Report." 2025. Summarized in ACHR News. </w:t>
+      </w:r>
+      <w:hyperlink r:id="rId93" w:history="1">
+        <w:r>
+          <w:rPr>
+            <w:color w:val="0563C1"/>
+            <w:u w:val="single"/>
+          </w:rPr>
+          <w:t>https://www.achrnews.com/articles/165624-servicetitans-2025-ai-in-the-skilled-trades-report</w:t>
+        </w:r>
+      </w:hyperlink>
+      <w:r>
+        <w:rPr>
+          <w:color w:val="1E1D1C"/>
+        </w:rPr>
+        <w:t>.</w:t>
       </w:r>
     </w:p>
     <w:p>
       <w:pPr>
         <w:spacing w:after="80"/>
         <w:ind w:left="360" w:hanging="360"/>
-        <w:widowControl w:val="1"/>
-      </w:pPr>
-      <w:r>
-        <w:rPr>
-          <w:color w:val="1E1D1C"/>
-        </w:rPr>
-        <w:t xml:space="preserve">MindStudio. "SaaS Pricing Is Breaking: Why Per-Seat Models Don't Survive the AI Agent Era." Accessed May 15, 2026. </w:t>
-      </w:r>
-      <w:hyperlink r:id="rId30" w:history="1">
+      </w:pPr>
+      <w:r>
+        <w:rPr>
+          <w:color w:val="1E1D1C"/>
+        </w:rPr>
+        <w:t xml:space="preserve">Small Business &amp; Entrepreneurship Council. "Success Strategies: The AI Tools Small Businesses Are Using." April 25, 2026. </w:t>
+      </w:r>
+      <w:hyperlink r:id="rId94" w:history="1">
         <w:r>
           <w:rPr>
+            <w:color w:val="0563C1"/>
             <w:u w:val="single"/>
-            <w:color w:val="0563C1"/>
           </w:rPr>
-          <w:t xml:space="preserve">https://www.mindstudio.ai/blog/saas-pricing-ai-agent-era</w:t>
+          <w:t>https://sbecouncil.org/2026/04/25/the-ai-tools-small-businesses-are-using/</w:t>
         </w:r>
       </w:hyperlink>
       <w:r>
         <w:rPr>
           <w:color w:val="1E1D1C"/>
         </w:rPr>
-        <w:t xml:space="preserve">.</w:t>
-      </w:r>
-    </w:p>
-    <w:p>
-      <w:pPr>
-        <w:pStyle w:val="Normal"/>
-        <w:spacing w:after="120"/>
-        <w:widowControl w:val="1"/>
-      </w:pPr>
-      <w:r>
-        <w:rPr>
-          <w:color w:val="1E1D1C"/>
-        </w:rPr>
-        <w:t xml:space="preserve">MIT NANDA. "The GenAI Divide: State of AI in Business 2025." 2025. </w:t>
-      </w:r>
-      <w:hyperlink r:id="rId53" w:history="1">
+        <w:t>.</w:t>
+      </w:r>
+    </w:p>
+    <w:p>
+      <w:pPr>
+        <w:spacing w:after="80"/>
+        <w:ind w:left="360" w:hanging="360"/>
+      </w:pPr>
+      <w:r>
+        <w:rPr>
+          <w:color w:val="1E1D1C"/>
+        </w:rPr>
+        <w:t xml:space="preserve">Small Business &amp; Entrepreneurship Council. Small Business Technology Use Survey. March 2026. </w:t>
+      </w:r>
+      <w:hyperlink r:id="rId95" w:history="1">
         <w:r>
           <w:rPr>
+            <w:color w:val="0563C1"/>
             <w:u w:val="single"/>
-            <w:color w:val="0563C1"/>
           </w:rPr>
-          <w:t xml:space="preserve">https://mlq.ai/media/quarterly_decks/v0.1_State_of_AI_in_Business_2025_Report.pdf</w:t>
+          <w:t>https://sbecouncil.org/2026/03/11/new-sbe-council-tech-use-survey-the-digital-state-of-small-business/</w:t>
         </w:r>
       </w:hyperlink>
       <w:r>
         <w:rPr>
           <w:color w:val="1E1D1C"/>
         </w:rPr>
-        <w:t xml:space="preserve">.</w:t>
-      </w:r>
-    </w:p>
-    <w:p>
-      <w:pPr>
-        <w:pStyle w:val="Normal"/>
+        <w:t>.</w:t>
+      </w:r>
+    </w:p>
+    <w:p>
+      <w:pPr>
         <w:spacing w:after="120"/>
-        <w:widowControl w:val="1"/>
-      </w:pPr>
-      <w:r>
-        <w:rPr>
-          <w:color w:val="1E1D1C"/>
-        </w:rPr>
-        <w:t xml:space="preserve">n8n. "Why We Raised Our Series C at a $2.5 Billion Valuation." October 2025. </w:t>
-      </w:r>
-      <w:hyperlink r:id="rId44" w:history="1">
+      </w:pPr>
+      <w:r>
+        <w:rPr>
+          <w:color w:val="1E1D1C"/>
+        </w:rPr>
+        <w:t xml:space="preserve">SQ Magazine. "Zapier Statistics 2026." Accessed May 17, 2026. </w:t>
+      </w:r>
+      <w:hyperlink r:id="rId96" w:history="1">
         <w:r>
           <w:rPr>
+            <w:color w:val="0563C1"/>
             <w:u w:val="single"/>
-            <w:color w:val="0563C1"/>
           </w:rPr>
-          <w:t xml:space="preserve">https://blog.n8n.io/series-c/</w:t>
+          <w:t>https://sqmagazine.co.uk/zapier-statistics/</w:t>
         </w:r>
       </w:hyperlink>
       <w:r>
         <w:rPr>
           <w:color w:val="1E1D1C"/>
         </w:rPr>
-        <w:t xml:space="preserve">.</w:t>
+        <w:t>.</w:t>
+      </w:r>
+    </w:p>
+    <w:p>
+      <w:pPr>
+        <w:spacing w:after="120"/>
+      </w:pPr>
+      <w:r>
+        <w:rPr>
+          <w:color w:val="1E1D1C"/>
+        </w:rPr>
+        <w:t xml:space="preserve">Stripe. "Stripe Atlas: Startups in 2025, Year in Review." Accessed May 17, 2026. </w:t>
+      </w:r>
+      <w:hyperlink r:id="rId97" w:history="1">
+        <w:r>
+          <w:rPr>
+            <w:color w:val="0563C1"/>
+            <w:u w:val="single"/>
+          </w:rPr>
+          <w:t>https://stripe.com/blog/stripe-atlas-startups-in-2025-year-in-review</w:t>
+        </w:r>
+      </w:hyperlink>
+      <w:r>
+        <w:rPr>
+          <w:color w:val="1E1D1C"/>
+        </w:rPr>
+        <w:t>.</w:t>
+      </w:r>
+    </w:p>
+    <w:p>
+      <w:pPr>
+        <w:spacing w:after="120"/>
+      </w:pPr>
+      <w:r>
+        <w:rPr>
+          <w:color w:val="1E1D1C"/>
+        </w:rPr>
+        <w:t>Technology Checker. "</w:t>
+      </w:r>
+      <w:proofErr w:type="spellStart"/>
+      <w:r>
+        <w:rPr>
+          <w:color w:val="1E1D1C"/>
+        </w:rPr>
+        <w:t>GoHighLevel</w:t>
+      </w:r>
+      <w:proofErr w:type="spellEnd"/>
+      <w:r>
+        <w:rPr>
+          <w:color w:val="1E1D1C"/>
+        </w:rPr>
+        <w:t xml:space="preserve">: Customer and Usage Statistics." Accessed May 17, 2026. </w:t>
+      </w:r>
+      <w:hyperlink r:id="rId98" w:history="1">
+        <w:r>
+          <w:rPr>
+            <w:color w:val="0563C1"/>
+            <w:u w:val="single"/>
+          </w:rPr>
+          <w:t>https://technologychecker.io/technology/highlevel</w:t>
+        </w:r>
+      </w:hyperlink>
+      <w:r>
+        <w:rPr>
+          <w:color w:val="1E1D1C"/>
+        </w:rPr>
+        <w:t>.</w:t>
+      </w:r>
+    </w:p>
+    <w:p>
+      <w:pPr>
+        <w:spacing w:after="120"/>
+      </w:pPr>
+      <w:r>
+        <w:rPr>
+          <w:color w:val="1E1D1C"/>
+        </w:rPr>
+        <w:t xml:space="preserve">U.S. Chamber of Commerce. "Empowering Small Business: The Impact of Technology on U.S. Small Business." 2025. </w:t>
+      </w:r>
+      <w:hyperlink r:id="rId99" w:history="1">
+        <w:r>
+          <w:rPr>
+            <w:color w:val="0563C1"/>
+            <w:u w:val="single"/>
+          </w:rPr>
+          <w:t>https://www.uschamber.com/technology/artificial-intelligence/u-s-chambers-latest-empowering-small-business-report-shows-majority-of-businesses-in-all-50-states-are-embracing-ai</w:t>
+        </w:r>
+      </w:hyperlink>
+      <w:r>
+        <w:rPr>
+          <w:color w:val="1E1D1C"/>
+        </w:rPr>
+        <w:t>.</w:t>
       </w:r>
     </w:p>
     <w:p>
       <w:pPr>
         <w:spacing w:after="80"/>
         <w:ind w:left="360" w:hanging="360"/>
-        <w:widowControl w:val="1"/>
-      </w:pPr>
-      <w:r>
-        <w:rPr>
-          <w:color w:val="1E1D1C"/>
-        </w:rPr>
-        <w:t xml:space="preserve">National Center for the Middle Market. Mid-Year 2025 Middle Market Indicator. June 2025. </w:t>
-      </w:r>
-      <w:hyperlink r:id="rId22" w:history="1">
+      </w:pPr>
+      <w:proofErr w:type="spellStart"/>
+      <w:r>
+        <w:rPr>
+          <w:color w:val="1E1D1C"/>
+        </w:rPr>
+        <w:t>UpTech</w:t>
+      </w:r>
+      <w:proofErr w:type="spellEnd"/>
+      <w:r>
+        <w:rPr>
+          <w:color w:val="1E1D1C"/>
+        </w:rPr>
+        <w:t xml:space="preserve"> Studio. "The True Cost of AI: When the Subsidies Run Out." Accessed May 15, 2026. </w:t>
+      </w:r>
+      <w:hyperlink r:id="rId100" w:history="1">
         <w:r>
           <w:rPr>
+            <w:color w:val="0563C1"/>
             <w:u w:val="single"/>
-            <w:color w:val="0563C1"/>
           </w:rPr>
-          <w:t xml:space="preserve">https://www.middlemarketcenter.org/Media/Documents/MiddleMarketIndicators/2025-Q2/FullReport/NCMM_MMI_MID-YEAR_2025.pdf</w:t>
+          <w:t>https://www.uptechstudio.com/blog/the-true-cost-of-ai-when-the-subsidies-run-out</w:t>
         </w:r>
       </w:hyperlink>
       <w:r>
         <w:rPr>
           <w:color w:val="1E1D1C"/>
         </w:rPr>
-        <w:t xml:space="preserve">.</w:t>
+        <w:t>.</w:t>
+      </w:r>
+    </w:p>
+    <w:p>
+      <w:pPr>
+        <w:spacing w:after="120"/>
+      </w:pPr>
+      <w:r>
+        <w:rPr>
+          <w:color w:val="1E1D1C"/>
+        </w:rPr>
+        <w:t xml:space="preserve">Upwork. "Upwork's In-Demand Skills 2026: Demand for Top AI Skills More Than Doubles." Investor release, February 4, 2026. </w:t>
+      </w:r>
+      <w:hyperlink r:id="rId101" w:history="1">
+        <w:r>
+          <w:rPr>
+            <w:color w:val="0563C1"/>
+            <w:u w:val="single"/>
+          </w:rPr>
+          <w:t>https://investors.upwork.com/news-releases/news-release-details/upworks-demand-skills-2026-demand-top-ai-skills-more-doubles-ai</w:t>
+        </w:r>
+      </w:hyperlink>
+      <w:r>
+        <w:rPr>
+          <w:color w:val="1E1D1C"/>
+        </w:rPr>
+        <w:t>.</w:t>
       </w:r>
     </w:p>
     <w:p>
       <w:pPr>
         <w:spacing w:after="80"/>
         <w:ind w:left="360" w:hanging="360"/>
-        <w:rPr>
-          <w:rFonts w:hint="eastAsia"/>
-        </w:rPr>
-        <w:widowControl w:val="1"/>
-      </w:pPr>
-      <w:r>
-        <w:rPr>
-          <w:color w:val="1E1D1C"/>
-        </w:rPr>
-        <w:t xml:space="preserve">OpenAI. "OpenAI Launches the OpenAI Deployment Company to Help Businesses Build Around Intelligence." May 12, 2026. </w:t>
-      </w:r>
-      <w:hyperlink r:id="rId15" w:history="1">
+      </w:pPr>
+      <w:r>
+        <w:rPr>
+          <w:color w:val="1E1D1C"/>
+        </w:rPr>
+        <w:t xml:space="preserve">World Economic Forum. "It's Time for AI's Mid-Market Business Moment. Here's Why." January 2026. </w:t>
+      </w:r>
+      <w:hyperlink r:id="rId102" w:history="1">
         <w:r>
           <w:rPr>
+            <w:color w:val="0563C1"/>
             <w:u w:val="single"/>
-            <w:color w:val="0563C1"/>
           </w:rPr>
-          <w:t xml:space="preserve">https://openai.com/index/openai-launches-the-deployment-company/</w:t>
+          <w:t>https://www.weforum.org/stories/2026/01/ai-mid-market-business-growth/</w:t>
         </w:r>
       </w:hyperlink>
       <w:r>
         <w:rPr>
           <w:color w:val="1E1D1C"/>
         </w:rPr>
-        <w:t xml:space="preserve">.</w:t>
-      </w:r>
-    </w:p>
-    <w:p>
-      <w:pPr>
-        <w:spacing w:after="80"/>
-        <w:ind w:left="360" w:hanging="360"/>
-        <w:widowControl w:val="1"/>
-      </w:pPr>
-      <w:r>
-        <w:rPr>
-          <w:color w:val="1E1D1C"/>
-        </w:rPr>
-        <w:t xml:space="preserve">Oplexa. "AI Inference Cost Crisis 2026: Why Your AI Bill Is Exploding." March 31, 2026. </w:t>
-      </w:r>
-      <w:hyperlink r:id="rId32" w:history="1">
-        <w:r>
-          <w:rPr>
-            <w:u w:val="single"/>
-            <w:color w:val="0563C1"/>
-          </w:rPr>
-          <w:t xml:space="preserve">https://oplexa.com/ai-inference-cost-crisis-2026/</w:t>
-        </w:r>
-      </w:hyperlink>
-      <w:r>
-        <w:rPr>
-          <w:color w:val="1E1D1C"/>
-        </w:rPr>
-        <w:t xml:space="preserve">.</w:t>
-      </w:r>
-    </w:p>
-    <w:p>
-      <w:pPr>
-        <w:spacing w:after="80"/>
-        <w:ind w:left="360" w:hanging="360"/>
-        <w:rPr>
-          <w:rFonts w:hint="eastAsia"/>
-        </w:rPr>
-        <w:widowControl w:val="1"/>
-      </w:pPr>
-      <w:r>
-        <w:rPr>
-          <w:color w:val="1E1D1C"/>
-        </w:rPr>
-        <w:t xml:space="preserve">Pertama Partners. "AI Consultant Rates 2026: Market Data." Accessed May 14, 2026. </w:t>
-      </w:r>
-      <w:hyperlink r:id="rId27" w:history="1">
-        <w:r>
-          <w:rPr>
-            <w:u w:val="single"/>
-            <w:color w:val="0563C1"/>
-          </w:rPr>
-          <w:t xml:space="preserve">https://www.pertamapartners.com/insights/ai-consultant-rates-2026</w:t>
-        </w:r>
-      </w:hyperlink>
-      <w:r>
-        <w:rPr>
-          <w:color w:val="1E1D1C"/>
-        </w:rPr>
-        <w:t xml:space="preserve">.</w:t>
-      </w:r>
-    </w:p>
-    <w:p>
-      <w:pPr>
-        <w:pStyle w:val="Normal"/>
-        <w:spacing w:after="120"/>
-        <w:widowControl w:val="1"/>
-      </w:pPr>
-      <w:r>
-        <w:rPr>
-          <w:color w:val="1E1D1C"/>
-        </w:rPr>
-        <w:t xml:space="preserve">Privalikhina, Nadia. "What I Learned Building an AI Automation Agency." LinkedIn, May 30, 2025. </w:t>
-      </w:r>
-      <w:hyperlink r:id="rId55" w:history="1">
-        <w:r>
-          <w:rPr>
-            <w:u w:val="single"/>
-            <w:color w:val="0563C1"/>
-          </w:rPr>
-          <w:t xml:space="preserve">https://www.linkedin.com/pulse/what-i-learned-building-ai-automation-agency-why-nadia-privalikhina-atk0f</w:t>
-        </w:r>
-      </w:hyperlink>
-      <w:r>
-        <w:rPr>
-          <w:color w:val="1E1D1C"/>
-        </w:rPr>
-        <w:t xml:space="preserve">.</w:t>
-      </w:r>
-    </w:p>
-    <w:p>
-      <w:pPr>
-        <w:spacing w:after="80"/>
-        <w:ind w:left="360" w:hanging="360"/>
-        <w:rPr>
-          <w:rFonts w:hint="eastAsia"/>
-        </w:rPr>
-        <w:widowControl w:val="1"/>
-      </w:pPr>
-      <w:r>
-        <w:rPr>
-          <w:color w:val="1E1D1C"/>
-        </w:rPr>
-        <w:t xml:space="preserve">PwC. "2026 AI Business Predictions." Accessed May 14, 2026. </w:t>
-      </w:r>
-      <w:hyperlink r:id="rId21" w:history="1">
-        <w:r>
-          <w:rPr>
-            <w:u w:val="single"/>
-            <w:color w:val="0563C1"/>
-          </w:rPr>
-          <w:t xml:space="preserve">https://www.pwc.com/us/en/tech-effect/ai-analytics/ai-predictions.html</w:t>
-        </w:r>
-      </w:hyperlink>
-      <w:r>
-        <w:rPr>
-          <w:color w:val="1E1D1C"/>
-        </w:rPr>
-        <w:t xml:space="preserve">.</w:t>
-      </w:r>
-    </w:p>
-    <w:p>
-      <w:pPr>
-        <w:pStyle w:val="Normal"/>
-        <w:spacing w:after="120"/>
-        <w:widowControl w:val="1"/>
-      </w:pPr>
-      <w:r>
-        <w:rPr>
-          <w:color w:val="1E1D1C"/>
-        </w:rPr>
-        <w:t xml:space="preserve">Reimagine Main Street and PayPal. "Beyond Efficiency: Small Businesses Look to AI for Competitive Edge." Joint press release, June 10, 2025. </w:t>
-      </w:r>
-      <w:hyperlink r:id="rId56" w:history="1">
-        <w:r>
-          <w:rPr>
-            <w:u w:val="single"/>
-            <w:color w:val="0563C1"/>
-          </w:rPr>
-          <w:t xml:space="preserve">https://newsroom.paypal-corp.com/2025-06-10-Beyond-Efficiency-Small-Businesses-Look-to-AI-for-Competitive-Edge</w:t>
-        </w:r>
-      </w:hyperlink>
-      <w:r>
-        <w:rPr>
-          <w:color w:val="1E1D1C"/>
-        </w:rPr>
-        <w:t xml:space="preserve">,-New-Survey-Shows.</w:t>
-      </w:r>
-    </w:p>
-    <w:p>
-      <w:pPr>
-        <w:pStyle w:val="Normal"/>
-        <w:spacing w:after="120"/>
-        <w:widowControl w:val="1"/>
-      </w:pPr>
-      <w:r>
-        <w:rPr>
-          <w:color w:val="1E1D1C"/>
-        </w:rPr>
-        <w:t xml:space="preserve">Service Direct. "2025 Small Business AI Report." 2025. </w:t>
-      </w:r>
-      <w:hyperlink r:id="rId54" w:history="1">
-        <w:r>
-          <w:rPr>
-            <w:u w:val="single"/>
-            <w:color w:val="0563C1"/>
-          </w:rPr>
-          <w:t xml:space="preserve">https://servicedirect.com/resources/small-business-ai-report/</w:t>
-        </w:r>
-      </w:hyperlink>
-      <w:r>
-        <w:rPr>
-          <w:color w:val="1E1D1C"/>
-        </w:rPr>
-        <w:t xml:space="preserve">.</w:t>
-      </w:r>
-    </w:p>
-    <w:p>
-      <w:pPr>
-        <w:pStyle w:val="Normal"/>
-        <w:spacing w:after="120"/>
-        <w:widowControl w:val="1"/>
-      </w:pPr>
-      <w:r>
-        <w:rPr>
-          <w:color w:val="1E1D1C"/>
-        </w:rPr>
-        <w:t xml:space="preserve">ServiceTitan. "2025 AI in the Skilled Trades Report." 2025. Summarized in ACHR News. </w:t>
-      </w:r>
-      <w:hyperlink r:id="rId49" w:history="1">
-        <w:r>
-          <w:rPr>
-            <w:u w:val="single"/>
-            <w:color w:val="0563C1"/>
-          </w:rPr>
-          <w:t xml:space="preserve">https://www.achrnews.com/articles/165624-servicetitans-2025-ai-in-the-skilled-trades-report</w:t>
-        </w:r>
-      </w:hyperlink>
-      <w:r>
-        <w:rPr>
-          <w:color w:val="1E1D1C"/>
-        </w:rPr>
-        <w:t xml:space="preserve">.</w:t>
-      </w:r>
-    </w:p>
-    <w:p>
-      <w:pPr>
-        <w:spacing w:after="80"/>
-        <w:ind w:left="360" w:hanging="360"/>
-        <w:rPr>
-          <w:rFonts w:hint="eastAsia"/>
-        </w:rPr>
-        <w:widowControl w:val="1"/>
-      </w:pPr>
-      <w:r>
-        <w:rPr>
-          <w:color w:val="1E1D1C"/>
-        </w:rPr>
-        <w:t xml:space="preserve">Small Business &amp; Entrepreneurship Council. "Success Strategies: The AI Tools Small Businesses Are Using." April 25, 2026. </w:t>
-      </w:r>
-      <w:hyperlink r:id="rId26" w:history="1">
-        <w:r>
-          <w:rPr>
-            <w:u w:val="single"/>
-            <w:color w:val="0563C1"/>
-          </w:rPr>
-          <w:t xml:space="preserve">https://sbecouncil.org/2026/04/25/the-ai-tools-small-businesses-are-using/</w:t>
-        </w:r>
-      </w:hyperlink>
-      <w:r>
-        <w:rPr>
-          <w:color w:val="1E1D1C"/>
-        </w:rPr>
-        <w:t xml:space="preserve">.</w:t>
-      </w:r>
-    </w:p>
-    <w:p>
-      <w:pPr>
-        <w:spacing w:after="80"/>
-        <w:ind w:left="360" w:hanging="360"/>
-        <w:rPr>
-          <w:rFonts w:hint="eastAsia"/>
-        </w:rPr>
-        <w:widowControl w:val="1"/>
-      </w:pPr>
-      <w:r>
-        <w:rPr>
-          <w:color w:val="1E1D1C"/>
-        </w:rPr>
-        <w:t xml:space="preserve">Small Business &amp; Entrepreneurship Council. Small Business Technology Use Survey. March 2026. </w:t>
-      </w:r>
-      <w:hyperlink r:id="rId25" w:history="1">
-        <w:r>
-          <w:rPr>
-            <w:u w:val="single"/>
-            <w:color w:val="0563C1"/>
-          </w:rPr>
-          <w:t xml:space="preserve">https://sbecouncil.org/2026/03/11/new-sbe-council-tech-use-survey-the-digital-state-of-small-business/</w:t>
-        </w:r>
-      </w:hyperlink>
-      <w:r>
-        <w:rPr>
-          <w:color w:val="1E1D1C"/>
-        </w:rPr>
-        <w:t xml:space="preserve">.</w:t>
-      </w:r>
-    </w:p>
-    <w:p>
-      <w:pPr>
-        <w:pStyle w:val="Normal"/>
-        <w:spacing w:after="120"/>
-        <w:widowControl w:val="1"/>
-      </w:pPr>
-      <w:r>
-        <w:rPr>
-          <w:color w:val="1E1D1C"/>
-        </w:rPr>
-        <w:t xml:space="preserve">SQ Magazine. "Zapier Statistics 2026." Accessed May 17, 2026. </w:t>
-      </w:r>
-      <w:hyperlink r:id="rId45" w:history="1">
-        <w:r>
-          <w:rPr>
-            <w:u w:val="single"/>
-            <w:color w:val="0563C1"/>
-          </w:rPr>
-          <w:t xml:space="preserve">https://sqmagazine.co.uk/zapier-statistics/</w:t>
-        </w:r>
-      </w:hyperlink>
-      <w:r>
-        <w:rPr>
-          <w:color w:val="1E1D1C"/>
-        </w:rPr>
-        <w:t xml:space="preserve">.</w:t>
-      </w:r>
-    </w:p>
-    <w:p>
-      <w:pPr>
-        <w:pStyle w:val="Normal"/>
-        <w:spacing w:after="120"/>
-        <w:widowControl w:val="1"/>
-      </w:pPr>
-      <w:r>
-        <w:rPr>
-          <w:color w:val="1E1D1C"/>
-        </w:rPr>
-        <w:t xml:space="preserve">Stripe. "Stripe Atlas: Startups in 2025, Year in Review." Accessed May 17, 2026. </w:t>
-      </w:r>
-      <w:hyperlink r:id="rId42" w:history="1">
-        <w:r>
-          <w:rPr>
-            <w:u w:val="single"/>
-            <w:color w:val="0563C1"/>
-          </w:rPr>
-          <w:t xml:space="preserve">https://stripe.com/blog/stripe-atlas-startups-in-2025-year-in-review</w:t>
-        </w:r>
-      </w:hyperlink>
-      <w:r>
-        <w:rPr>
-          <w:color w:val="1E1D1C"/>
-        </w:rPr>
-        <w:t xml:space="preserve">.</w:t>
-      </w:r>
-    </w:p>
-    <w:p>
-      <w:pPr>
-        <w:pStyle w:val="Normal"/>
-        <w:spacing w:after="120"/>
-        <w:widowControl w:val="1"/>
-      </w:pPr>
-      <w:r>
-        <w:rPr>
-          <w:color w:val="1E1D1C"/>
-        </w:rPr>
-        <w:t xml:space="preserve">Technology Checker. "GoHighLevel: Customer and Usage Statistics." Accessed May 17, 2026. </w:t>
-      </w:r>
-      <w:hyperlink r:id="rId47" w:history="1">
-        <w:r>
-          <w:rPr>
-            <w:u w:val="single"/>
-            <w:color w:val="0563C1"/>
-          </w:rPr>
-          <w:t xml:space="preserve">https://technologychecker.io/technology/highlevel</w:t>
-        </w:r>
-      </w:hyperlink>
-      <w:r>
-        <w:rPr>
-          <w:color w:val="1E1D1C"/>
-        </w:rPr>
-        <w:t xml:space="preserve">.</w:t>
-      </w:r>
-    </w:p>
-    <w:p>
-      <w:pPr>
-        <w:pStyle w:val="Normal"/>
-        <w:spacing w:after="120"/>
-        <w:widowControl w:val="1"/>
-      </w:pPr>
-      <w:r>
-        <w:rPr>
-          <w:color w:val="1E1D1C"/>
-        </w:rPr>
-        <w:t xml:space="preserve">U.S. Chamber of Commerce. "Empowering Small Business: The Impact of Technology on U.S. Small Business." 2025. </w:t>
-      </w:r>
-      <w:hyperlink r:id="rId59" w:history="1">
-        <w:r>
-          <w:rPr>
-            <w:u w:val="single"/>
-            <w:color w:val="0563C1"/>
-          </w:rPr>
-          <w:t xml:space="preserve">https://www.uschamber.com/technology/artificial-intelligence/u-s-chambers-latest-empowering-small-business-report-shows-majority-of-businesses-in-all-50-states-are-embracing-ai</w:t>
-        </w:r>
-      </w:hyperlink>
-      <w:r>
-        <w:rPr>
-          <w:color w:val="1E1D1C"/>
-        </w:rPr>
-        <w:t xml:space="preserve">.</w:t>
-      </w:r>
-    </w:p>
-    <w:p>
-      <w:pPr>
-        <w:spacing w:after="80"/>
-        <w:ind w:left="360" w:hanging="360"/>
-        <w:widowControl w:val="1"/>
-      </w:pPr>
-      <w:r>
-        <w:rPr>
-          <w:color w:val="1E1D1C"/>
-        </w:rPr>
-        <w:t xml:space="preserve">UpTech Studio. "The True Cost of AI: When the Subsidies Run Out." Accessed May 15, 2026. </w:t>
-      </w:r>
-      <w:hyperlink r:id="rId33" w:history="1">
-        <w:r>
-          <w:rPr>
-            <w:u w:val="single"/>
-            <w:color w:val="0563C1"/>
-          </w:rPr>
-          <w:t xml:space="preserve">https://www.uptechstudio.com/blog/the-true-cost-of-ai-when-the-subsidies-run-out</w:t>
-        </w:r>
-      </w:hyperlink>
-      <w:r>
-        <w:rPr>
-          <w:color w:val="1E1D1C"/>
-        </w:rPr>
-        <w:t xml:space="preserve">.</w:t>
-      </w:r>
-    </w:p>
-    <w:p>
-      <w:pPr>
-        <w:pStyle w:val="Normal"/>
-        <w:spacing w:after="120"/>
-        <w:widowControl w:val="1"/>
-      </w:pPr>
-      <w:r>
-        <w:rPr>
-          <w:color w:val="1E1D1C"/>
-        </w:rPr>
-        <w:t xml:space="preserve">Upwork. "Upwork's In-Demand Skills 2026: Demand for Top AI Skills More Than Doubles." Investor release, February 4, 2026. </w:t>
-      </w:r>
-      <w:hyperlink r:id="rId38" w:history="1">
-        <w:r>
-          <w:rPr>
-            <w:u w:val="single"/>
-            <w:color w:val="0563C1"/>
-          </w:rPr>
-          <w:t xml:space="preserve">https://investors.upwork.com/news-releases/news-release-details/upworks-demand-skills-2026-demand-top-ai-skills-more-doubles-ai</w:t>
-        </w:r>
-      </w:hyperlink>
-      <w:r>
-        <w:rPr>
-          <w:color w:val="1E1D1C"/>
-        </w:rPr>
-        <w:t xml:space="preserve">.</w:t>
-      </w:r>
-    </w:p>
-    <w:p>
-      <w:pPr>
-        <w:spacing w:after="80"/>
-        <w:ind w:left="360" w:hanging="360"/>
-        <w:rPr>
-          <w:rFonts w:hint="eastAsia"/>
-        </w:rPr>
-        <w:widowControl w:val="1"/>
-      </w:pPr>
-      <w:r>
-        <w:rPr>
-          <w:color w:val="1E1D1C"/>
-        </w:rPr>
-        <w:t xml:space="preserve">World Economic Forum. "It's Time for AI's Mid-Market Business Moment. Here's Why." January 2026. </w:t>
-      </w:r>
-      <w:hyperlink r:id="rId23" w:history="1">
-        <w:r>
-          <w:rPr>
-            <w:u w:val="single"/>
-            <w:color w:val="0563C1"/>
-          </w:rPr>
-          <w:t xml:space="preserve">https://www.weforum.org/stories/2026/01/ai-mid-market-business-growth/</w:t>
-        </w:r>
-      </w:hyperlink>
-      <w:r>
-        <w:rPr>
-          <w:color w:val="1E1D1C"/>
-        </w:rPr>
-        <w:t xml:space="preserve">.</w:t>
+        <w:t>.</w:t>
       </w:r>
     </w:p>
     <w:sectPr>
-      <w:footerReference w:type="default" r:id="rId9"/>
+      <w:footerReference w:type="default" r:id="rId103"/>
       <w:pgSz w:w="12240" w:h="15840"/>
       <w:pgMar w:top="1440" w:right="1440" w:bottom="1728" w:left="1440" w:header="720" w:footer="720" w:gutter="0"/>
       <w:cols w:space="720"/>
@@ -6922,9 +6871,6 @@
     <w:p>
       <w:pPr>
         <w:spacing w:after="0" w:line="240" w:lineRule="auto"/>
-        <w:rPr>
-          <w:rFonts w:hint="eastAsia"/>
-        </w:rPr>
       </w:pPr>
       <w:r>
         <w:separator/>
@@ -6935,9 +6881,6 @@
     <w:p>
       <w:pPr>
         <w:spacing w:after="0" w:line="240" w:lineRule="auto"/>
-        <w:rPr>
-          <w:rFonts w:hint="eastAsia"/>
-        </w:rPr>
       </w:pPr>
       <w:r>
         <w:continuationSeparator/>
@@ -6953,9 +6896,6 @@
     <w:pPr>
       <w:pStyle w:val="Footer"/>
       <w:jc w:val="right"/>
-      <w:rPr>
-        <w:rFonts w:hint="eastAsia"/>
-      </w:rPr>
     </w:pPr>
     <w:r>
       <w:rPr>
@@ -7016,9 +6956,6 @@
     <w:p>
       <w:pPr>
         <w:spacing w:after="0" w:line="240" w:lineRule="auto"/>
-        <w:rPr>
-          <w:rFonts w:hint="eastAsia"/>
-        </w:rPr>
       </w:pPr>
       <w:r>
         <w:separator/>
@@ -7029,9 +6966,6 @@
     <w:p>
       <w:pPr>
         <w:spacing w:after="0" w:line="240" w:lineRule="auto"/>
-        <w:rPr>
-          <w:rFonts w:hint="eastAsia"/>
-        </w:rPr>
       </w:pPr>
       <w:r>
         <w:continuationSeparator/>

--- a/forward-deployed-decade/assets/ISI.FDD.docx
+++ b/forward-deployed-decade/assets/ISI.FDD.docx
@@ -2776,7 +2776,7 @@
         <w:rPr>
           <w:color w:val="1E1D1C"/>
         </w:rPr>
-        <w:t xml:space="preserve">Working production assets, in client engagements today: middleware that bridges field-service platforms to accounting systems, middleware that bridges shop-management systems to accounting, point-of-sale and inventory integrations for food processing, a weekly profit-share scoreboard with reconciling drills, a campaign-and-suppression platform with a bounce scanner, a freshness check that pulls production data before any stale-or-fresh claim is rendered, a credential rotation playbook with a two-slot pattern and closed-loop verification, an AI-crawler audit scoring engine, a Google Business Profile compliance playbook for the 2026 video-verification regime, and an invoice pipeline that syncs heritage food production into accounting. Each is the seed of a productized offer. None need to be built from scratch.</w:t>
+        <w:t xml:space="preserve">The practice is in production today. ISI ships and operates trades-specific middleware, dashboards and drill-downs, audit engines, embedded agents, and the credential and integration disciplines that keep production work safe. The catalog grows with every engagement.</w:t>
       </w:r>
     </w:p>
     <w:p>

--- a/forward-deployed-decade/assets/ISI.FDD.docx
+++ b/forward-deployed-decade/assets/ISI.FDD.docx
@@ -173,7 +173,7 @@
         <w:rPr>
           <w:color w:val="1E1D1C"/>
         </w:rPr>
-        <w:t>This paper makes three observations.</w:t>
+        <w:t>This paper makes four observations.</w:t>
       </w:r>
     </w:p>
     <w:p>
@@ -246,19 +246,46 @@
     </w:p>
     <w:p>
       <w:pPr>
-        <w:spacing w:after="280"/>
-      </w:pPr>
-      <w:proofErr w:type="spellStart"/>
-      <w:proofErr w:type="gramStart"/>
-      <w:proofErr w:type="spellEnd"/>
-      <w:proofErr w:type="gramEnd"/>
+        <w:pStyle w:val="ListParagraph"/>
+        <w:spacing w:after="80"/>
+        <w:ind w:left="360" w:hanging="360"/>
+      </w:pPr>
       <w:proofErr w:type="gramStart"/>
       <w:proofErr w:type="gramEnd"/>
       <w:r>
         <w:rPr>
           <w:color w:val="1E1D1C"/>
         </w:rPr>
-        <w:t xml:space="preserve">The case rests on a working production system. The Game is the live scoreboard ISI builds with each client. Every Game has the same shape (the Wall the business must clear, the Goal it is moving toward, the Steps that bridge them, a thermometer for pace, gauges for health, a drill-down on every number) and different numbers inside it. The Game is the live-data front of the Critical Path Methodology (CPM) operating loop ISI has sold for decades. CPM's instruments are the Cash Flow Model (CFM) that projects and tracks the month, the Wall on the Game that makes the CFM's overhead line visible, the UDE log that captures UnDesirable Effects as the business surfaces them, the Bloodwall where each UDE gets worked into a tracked action, and the Management Accountability Meeting (MAM) where the team is held to last week's commitments. The Game runs on a monthly clock; everything around it runs weekly. Each Game teaches the owner two things: CPM, and how to live with AI.</w:t>
+        <w:t>4. ISI owns a thirty-year archive of trades operating documents that the labs cannot manufacture and the SaaS giants do not have. Sanitized and trained into an open-weight model, that archive becomes the Apprentice, the consultant's pattern recognition compressed into weights and deployed inside the client's own infrastructure.</w:t>
+      </w:r>
+    </w:p>
+    <w:p>
+      <w:pPr>
+        <w:spacing w:after="280"/>
+      </w:pPr>
+      <w:r>
+        <w:rPr>
+          <w:color w:val="1E1D1C"/>
+        </w:rPr>
+        <w:t xml:space="preserve">The case rests on ISI's operating system. The Game is the live scoreboard ISI builds with each client. Every Game has the same shape (the Wall the business must clear, the Goal it is moving toward, the Steps that bridge them, a thermometer for pace, gauges for health, a drill-down on every number) and different numbers inside it. The Game is the live-data </w:t>
+      </w:r>
+      <w:r>
+        <w:rPr>
+          <w:color w:val="1E1D1C"/>
+        </w:rPr>
+        <w:lastRenderedPageBreak/>
+        <w:t>front of the Critical Path Methodology (CPM) operating loop ISI has sold for decades. CPM's instruments are the Cash Flow Model (CFM) that projects and tracks the month, the Wall on the Game that makes the CFM's overhead line visible, the UDE log that captures UnDesirable Effects as the business surfaces them, the Bloodwall where each UDE gets worked into a tracked action, and the Management Accountability Meeting (MAM) where the team is held to last week's commitments. The Game runs on a monthly clock; everything around it runs weekly. Each Game teaches the owner two things: CPM, and how to live with AI.</w:t>
+      </w:r>
+    </w:p>
+    <w:p>
+      <w:pPr>
+        <w:spacing w:after="120"/>
+      </w:pPr>
+      <w:r>
+        <w:rPr>
+          <w:color w:val="1E1D1C"/>
+        </w:rPr>
+        <w:t>The Apprentice is what the Game runs on once ISI rolls off. An open-weight model fine-tuned on a sanitized derivative of the thirty-year archive, deployed inside the client's own infrastructure, owned by the client, and kept current on the Fractional AI Chief retainer. The Apprentice is the technical asset that converts a one-engagement teaching relationship into a permanent operating capability inside the shop, and that converts ISI's archive into the deliverable that defines the practice for the next decade.</w:t>
       </w:r>
     </w:p>
     <w:p>
@@ -386,14 +413,7 @@
         <w:rPr>
           <w:color w:val="1E1D1C"/>
         </w:rPr>
-        <w:t xml:space="preserve">. $4 billion in committed capital from a consortium </w:t>
-      </w:r>
-      <w:r>
-        <w:rPr>
-          <w:color w:val="1E1D1C"/>
-        </w:rPr>
-        <w:lastRenderedPageBreak/>
-        <w:t xml:space="preserve">including TPG, Brookfield, and Capgemini. </w:t>
+        <w:t xml:space="preserve">. $4 billion in committed capital from a consortium including TPG, Brookfield, and Capgemini. </w:t>
       </w:r>
       <w:proofErr w:type="spellStart"/>
       <w:r>
@@ -525,6 +545,7 @@
           <w:rFonts w:ascii="Poppins" w:eastAsia="Poppins" w:hAnsi="Poppins" w:cs="Poppins"/>
           <w:color w:val="1E1D1C"/>
         </w:rPr>
+        <w:lastRenderedPageBreak/>
         <w:t>1.4 The pattern is Palantir, not SaaS.</w:t>
       </w:r>
     </w:p>
@@ -589,7 +610,7 @@
         <w:rPr>
           <w:color w:val="1E1D1C"/>
         </w:rPr>
-        <w:t xml:space="preserve">For four decades, large-enterprise transformation belonged to a small oligopoly: Accenture, Deloitte, McKinsey, Bain, BCG, and the Big Four. The moat was relationships, methodology, brand permission to bill $400 to $1,200 an hour, and tens of thousands of bodies. AI does not eliminate the moat at the top. It compresses it. McKinsey now needs Google's models to deliver McKinsey's outcome. Accenture is one of seven named co-deployment partners on Google's $750 million program. The work the labs are pricing for is the actual enterprise: a seventeen-year-old ERP, six disconnected databases, a compliance process that moves at geologic speed, and one mission-critical spreadsheet called "FINAL_v7_revised_REAL_final." A twelve-truck HVAC shop has more chaos than that. The work below that line is ISI's natural territory.</w:t>
+        <w:t>For four decades, large-enterprise transformation belonged to a small oligopoly: Accenture, Deloitte, McKinsey, Bain, BCG, and the Big Four. The moat was relationships, methodology, brand permission to bill $400 to $1,200 an hour, and tens of thousands of bodies. AI does not eliminate the moat at the top. It compresses it. McKinsey now needs Google's models to deliver McKinsey's outcome. Accenture is one of seven named co-deployment partners on Google's $750 million program. The work the labs are pricing for is the actual enterprise: a seventeen-year-old ERP, six disconnected databases, a compliance process that moves at geologic speed, and one mission-critical spreadsheet called "FINAL_v7_revised_REAL_final." A twelve-truck HVAC shop has more chaos than that. The work below that line is ISI's natural territory.</w:t>
       </w:r>
     </w:p>
     <w:p>
@@ -629,14 +650,7 @@
         <w:rPr>
           <w:color w:val="1E1D1C"/>
         </w:rPr>
-        <w:t xml:space="preserve">A traditional Accenture transformation runs $40 million on 120 to 200 billable consultants over twelve to eighteen months. The forward-deployed version delivers the same scope with a smaller team plus agents that handle documentation, data plumbing, and a </w:t>
-      </w:r>
-      <w:r>
-        <w:rPr>
-          <w:color w:val="1E1D1C"/>
-        </w:rPr>
-        <w:lastRenderedPageBreak/>
-        <w:t>substantial fraction of the implementation. PwC's 2026 guidance: technology delivers 20 percent of an AI initiative's value; the other 80 percent comes from redesigning the work.</w:t>
+        <w:t>A traditional Accenture transformation runs $40 million on 120 to 200 billable consultants over twelve to eighteen months. The forward-deployed version delivers the same scope with a smaller team plus agents that handle documentation, data plumbing, and a substantial fraction of the implementation. PwC's 2026 guidance: technology delivers 20 percent of an AI initiative's value; the other 80 percent comes from redesigning the work.</w:t>
       </w:r>
       <w:hyperlink w:anchor="note7" w:history="1">
         <w:r>
@@ -665,6 +679,7 @@
           <w:color w:val="0056A5"/>
           <w:sz w:val="36"/>
         </w:rPr>
+        <w:lastRenderedPageBreak/>
         <w:t>3. The market the giants cannot profitably reach</w:t>
       </w:r>
     </w:p>
@@ -918,7 +933,6 @@
           <w:rFonts w:ascii="Poppins" w:eastAsia="Poppins" w:hAnsi="Poppins" w:cs="Poppins"/>
           <w:color w:val="1E1D1C"/>
         </w:rPr>
-        <w:lastRenderedPageBreak/>
         <w:t>3.3 SMB adoption is happening tool-by-tool, without coordination.</w:t>
       </w:r>
     </w:p>
@@ -1025,7 +1039,14 @@
         <w:rPr>
           <w:color w:val="1E1D1C"/>
         </w:rPr>
-        <w:t xml:space="preserve"> rate breaks the math below about $50 million of client revenue. A McKinsey Google Transformation Group engagement assumes a board, a steering committee, a security review, and a project sponsor with budget authority. None of that exists in a $12 million body shop run by the founder, his daughter on the books, and a service manager who came up turning wrenches. The bottom of the market does not have less opportunity. It has different </w:t>
+        <w:t xml:space="preserve"> rate breaks the math below about $50 million of client revenue. A McKinsey Google Transformation Group engagement assumes a board, a steering committee, a security review, and a project sponsor with budget authority. None of that </w:t>
+      </w:r>
+      <w:r>
+        <w:rPr>
+          <w:color w:val="1E1D1C"/>
+        </w:rPr>
+        <w:lastRenderedPageBreak/>
+        <w:t xml:space="preserve">exists in a $12 million body shop run by the founder, his daughter on the books, and a service manager who came up turning wrenches. The bottom of the market does not have less opportunity. It has different </w:t>
       </w:r>
       <w:proofErr w:type="gramStart"/>
       <w:r>
@@ -1122,986 +1143,90 @@
     <w:p>
       <w:pPr>
         <w:pStyle w:val="Heading2"/>
-        <w:spacing w:before="240" w:after="80"/>
-      </w:pPr>
-      <w:r>
-        <w:rPr>
-          <w:rFonts w:ascii="Poppins" w:eastAsia="Poppins" w:hAnsi="Poppins" w:cs="Poppins"/>
-          <w:color w:val="1E1D1C"/>
-        </w:rPr>
-        <w:t>3.6 Where the demand surfaces</w:t>
-      </w:r>
-    </w:p>
-    <w:p>
-      <w:pPr>
-        <w:spacing w:after="120"/>
-      </w:pPr>
-      <w:proofErr w:type="gramStart"/>
-      <w:proofErr w:type="gramEnd"/>
-      <w:r>
-        <w:rPr>
-          <w:color w:val="1E1D1C"/>
-        </w:rPr>
-        <w:t xml:space="preserve">The trades are buying AI help anyway, in volumes that show up on every buyer-side platform that publishes data.</w:t>
-      </w:r>
-    </w:p>
-    <w:p>
-      <w:pPr>
-        <w:spacing w:after="120"/>
-      </w:pPr>
-      <w:r>
-        <w:rPr>
-          <w:color w:val="1E1D1C"/>
-        </w:rPr>
-        <w:t>Fiverr's CEO told the Q4 2025 earnings call that AI development categories grew 118 percent year over year on the platform.</w:t>
-      </w:r>
-      <w:hyperlink w:anchor="note17" w:history="1">
-        <w:r>
-          <w:rPr>
-            <w:color w:val="1E1D1C"/>
-            <w:vertAlign w:val="superscript"/>
-          </w:rPr>
-          <w:t>17</w:t>
-        </w:r>
-      </w:hyperlink>
-      <w:r>
-        <w:rPr>
-          <w:color w:val="1E1D1C"/>
-        </w:rPr>
-        <w:t xml:space="preserve"> Fiverr's Head of Verticals named the cause: “Despite the buzz around AI agents, most businesses don't fully understand what they are </w:t>
-      </w:r>
-      <w:r>
-        <w:rPr>
-          <w:color w:val="1E1D1C"/>
-        </w:rPr>
-        <w:lastRenderedPageBreak/>
-        <w:t>or how to use them, and that knowledge gap is driving a surge in freelance demand.”</w:t>
-      </w:r>
-      <w:hyperlink w:anchor="note18" w:history="1">
-        <w:r>
-          <w:rPr>
-            <w:color w:val="1E1D1C"/>
-            <w:vertAlign w:val="superscript"/>
-          </w:rPr>
-          <w:t>18</w:t>
-        </w:r>
-      </w:hyperlink>
-      <w:r>
-        <w:rPr>
-          <w:color w:val="1E1D1C"/>
-        </w:rPr>
-        <w:t xml:space="preserve"> Searches for AI Agent Development on Fiverr grew 18,347 percent over the eight months covered by the Spring 2025 Business Trends Index.</w:t>
-      </w:r>
-      <w:hyperlink w:anchor="note18" w:history="1">
-        <w:r>
-          <w:rPr>
-            <w:color w:val="1E1D1C"/>
-            <w:vertAlign w:val="superscript"/>
-          </w:rPr>
-          <w:t>18</w:t>
-        </w:r>
-      </w:hyperlink>
-    </w:p>
-    <w:p>
-      <w:pPr>
-        <w:spacing w:after="120"/>
-      </w:pPr>
-      <w:r>
-        <w:rPr>
-          <w:color w:val="1E1D1C"/>
-        </w:rPr>
-        <w:t>The same pattern shows on Upwork. Its In-Demand Skills 2026 report, built on completed-job earnings in calendar 2025, shows AI Integration up 178 percent, AI Video Generation and Editing up 329 percent, AI Data Annotation and Labeling up 154 percent, and the aggregate of AI-tagged skills up 109 percent year over year.</w:t>
-      </w:r>
-      <w:hyperlink w:anchor="note19" w:history="1">
-        <w:r>
-          <w:rPr>
-            <w:color w:val="1E1D1C"/>
-            <w:vertAlign w:val="superscript"/>
-          </w:rPr>
-          <w:t>19</w:t>
-        </w:r>
-      </w:hyperlink>
-    </w:p>
-    <w:p>
-      <w:pPr>
-        <w:spacing w:after="120"/>
-      </w:pPr>
-      <w:proofErr w:type="gramStart"/>
-      <w:r>
-        <w:rPr>
-          <w:color w:val="1E1D1C"/>
-        </w:rPr>
-        <w:t>Indeed</w:t>
-      </w:r>
-      <w:proofErr w:type="gramEnd"/>
-      <w:r>
-        <w:rPr>
-          <w:color w:val="1E1D1C"/>
-        </w:rPr>
-        <w:t xml:space="preserve"> Hiring Lab measures the same demand on the </w:t>
-      </w:r>
-      <w:proofErr w:type="gramStart"/>
-      <w:r>
-        <w:rPr>
-          <w:color w:val="1E1D1C"/>
-        </w:rPr>
-        <w:t>employer</w:t>
-      </w:r>
-      <w:proofErr w:type="gramEnd"/>
-      <w:r>
-        <w:rPr>
-          <w:color w:val="1E1D1C"/>
-        </w:rPr>
-        <w:t xml:space="preserve"> side. By December 2025, 4.2 percent of all US job postings mentioned AI, an all-time high, and the absolute count of AI-mentioning postings was 134 percent above the February 2020 baseline.</w:t>
-      </w:r>
-      <w:hyperlink w:anchor="note20" w:history="1">
-        <w:r>
-          <w:rPr>
-            <w:color w:val="1E1D1C"/>
-            <w:vertAlign w:val="superscript"/>
-          </w:rPr>
-          <w:t>20</w:t>
-        </w:r>
-      </w:hyperlink>
-      <w:r>
-        <w:rPr>
-          <w:color w:val="1E1D1C"/>
-        </w:rPr>
-        <w:t xml:space="preserve"> The single cleanest reading for AI consulting specifically: management-consultant roles went from 0.2 percent of GenAI job postings in January 2024 to 12.4 percent in January 2025, a 62-fold increase in twelve months.</w:t>
-      </w:r>
-      <w:hyperlink w:anchor="note21" w:history="1">
-        <w:r>
-          <w:rPr>
-            <w:color w:val="1E1D1C"/>
-            <w:vertAlign w:val="superscript"/>
-          </w:rPr>
-          <w:t>21</w:t>
-        </w:r>
-      </w:hyperlink>
-    </w:p>
-    <w:p>
-      <w:pPr>
-        <w:spacing w:after="120"/>
-      </w:pPr>
-      <w:r>
-        <w:rPr>
-          <w:color w:val="1E1D1C"/>
-        </w:rPr>
-        <w:t>LinkedIn's Jobs on the Rise 2026 ranks AI Consultant the second-fastest-growing job title in the United States over the past three years, at a median of 8.2 years of prior experience.</w:t>
-      </w:r>
-      <w:hyperlink w:anchor="note22" w:history="1">
-        <w:r>
-          <w:rPr>
-            <w:color w:val="1E1D1C"/>
-            <w:vertAlign w:val="superscript"/>
-          </w:rPr>
-          <w:t>22</w:t>
-        </w:r>
-      </w:hyperlink>
-      <w:r>
-        <w:rPr>
-          <w:color w:val="1E1D1C"/>
-        </w:rPr>
-        <w:t xml:space="preserve"> This is not a junior engineering role. It is a senior advisory role, and the labor market is forming it as fast as it can.</w:t>
-      </w:r>
-    </w:p>
-    <w:p>
-      <w:pPr>
-        <w:spacing w:after="120"/>
-      </w:pPr>
-      <w:r>
-        <w:rPr>
-          <w:color w:val="1E1D1C"/>
-        </w:rPr>
-        <w:t>The supply side is forming faster than the demand side. Stripe Atlas, the largest US incorporation pipeline for solo founders and small teams, reports that LLC founders identifying as AI companies grew from 5 percent in January 2023 to 22 percent in 2025.</w:t>
-      </w:r>
-      <w:hyperlink w:anchor="note23" w:history="1">
-        <w:r>
-          <w:rPr>
-            <w:color w:val="1E1D1C"/>
-            <w:vertAlign w:val="superscript"/>
-          </w:rPr>
-          <w:t>23</w:t>
-        </w:r>
-      </w:hyperlink>
-      <w:r>
-        <w:rPr>
-          <w:color w:val="1E1D1C"/>
-        </w:rPr>
-        <w:t xml:space="preserve"> Card-spend data from Brex shows OpenAI spend across its 30,000-customer business base grew 80 percent January through October 2025, with 25 percent more unique customers paying for OpenAI services in the same window.</w:t>
-      </w:r>
-      <w:hyperlink w:anchor="note24" w:history="1">
-        <w:r>
-          <w:rPr>
-            <w:color w:val="1E1D1C"/>
-            <w:vertAlign w:val="superscript"/>
-          </w:rPr>
-          <w:t>24</w:t>
-        </w:r>
-      </w:hyperlink>
-    </w:p>
-    <w:p>
-      <w:pPr>
-        <w:spacing w:after="120"/>
-      </w:pPr>
-      <w:r>
-        <w:rPr>
-          <w:color w:val="1E1D1C"/>
-        </w:rPr>
-        <w:t>The platform layer is consolidating. n8n, the workflow automation tool, raised a $180 million Series C at a $2.5 billion valuation in October 2025 after 6x user growth and 10x revenue growth in twelve months.</w:t>
-      </w:r>
-      <w:hyperlink w:anchor="note25" w:history="1">
-        <w:r>
-          <w:rPr>
-            <w:color w:val="1E1D1C"/>
-            <w:vertAlign w:val="superscript"/>
-          </w:rPr>
-          <w:t>25</w:t>
-        </w:r>
-      </w:hyperlink>
-      <w:r>
-        <w:rPr>
-          <w:color w:val="1E1D1C"/>
-        </w:rPr>
-        <w:t xml:space="preserve"> Zapier, the older comparable, reports $420 million ARR with 3.4 million customers, 40 percent of whom are small businesses, and AI-related task volume on the platform up 760 percent over two years.</w:t>
-      </w:r>
-      <w:hyperlink w:anchor="note26" w:history="1">
-        <w:r>
-          <w:rPr>
-            <w:color w:val="1E1D1C"/>
-            <w:vertAlign w:val="superscript"/>
-          </w:rPr>
-          <w:t>26</w:t>
-        </w:r>
-      </w:hyperlink>
-      <w:r>
-        <w:rPr>
-          <w:color w:val="1E1D1C"/>
-        </w:rPr>
-        <w:t xml:space="preserve"> </w:t>
-      </w:r>
+        <w:spacing w:after="80" w:before="240"/>
+      </w:pPr>
       <w:proofErr w:type="spellStart"/>
-      <w:r>
-        <w:rPr>
-          <w:color w:val="1E1D1C"/>
-        </w:rPr>
-        <w:t>GoHighLevel</w:t>
-      </w:r>
       <w:proofErr w:type="spellEnd"/>
       <w:r>
         <w:rPr>
-          <w:color w:val="1E1D1C"/>
-        </w:rPr>
-        <w:t>, the white-label reseller platform that more than 20,000 small marketing agencies use to deliver AI services to local trades businesses, reports 600,000 users and an estimated $80 million or more in revenue.</w:t>
-      </w:r>
-      <w:hyperlink w:anchor="note27" w:history="1">
-        <w:r>
-          <w:rPr>
-            <w:color w:val="1E1D1C"/>
-            <w:vertAlign w:val="superscript"/>
-          </w:rPr>
-          <w:t>27</w:t>
-        </w:r>
-      </w:hyperlink>
-    </w:p>
-    <w:p>
-      <w:pPr>
-        <w:spacing w:after="120"/>
-      </w:pPr>
-      <w:r>
-        <w:rPr>
-          <w:color w:val="1E1D1C"/>
-        </w:rPr>
-        <w:t xml:space="preserve">The trades segment itself shows the same shape, one step behind. </w:t>
-      </w:r>
+          <w:rFonts w:ascii="Poppins" w:hAnsi="Poppins"/>
+          <w:color w:val="1E1D1C"/>
+        </w:rPr>
+        <w:t>3.6 The convergence</w:t>
+      </w:r>
+    </w:p>
+    <w:p>
+      <w:pPr>
+        <w:spacing w:after="120" w:before="240"/>
+      </w:pPr>
       <w:proofErr w:type="spellStart"/>
-      <w:r>
-        <w:rPr>
-          <w:color w:val="1E1D1C"/>
-        </w:rPr>
-        <w:t>ServiceTitan's</w:t>
-      </w:r>
       <w:proofErr w:type="spellEnd"/>
       <w:r>
         <w:rPr>
           <w:color w:val="1E1D1C"/>
         </w:rPr>
-        <w:t xml:space="preserve"> 2025 AI in the Skilled Trades Report finds 46 percent of skilled-trades respondents using or experimenting with AI, 25 percent of residential contractors using it in a meaningful </w:t>
-      </w:r>
-      <w:r>
-        <w:rPr>
-          <w:color w:val="1E1D1C"/>
-        </w:rPr>
-        <w:lastRenderedPageBreak/>
-        <w:t>revenue-attached way, and 66 percent expecting AI to transform the industry within one to three years.</w:t>
-      </w:r>
-      <w:hyperlink w:anchor="note28" w:history="1">
-        <w:r>
-          <w:rPr>
-            <w:color w:val="1E1D1C"/>
-            <w:vertAlign w:val="superscript"/>
-          </w:rPr>
-          <w:t>28</w:t>
-        </w:r>
-      </w:hyperlink>
-      <w:r>
-        <w:rPr>
-          <w:color w:val="1E1D1C"/>
-        </w:rPr>
-        <w:t xml:space="preserve"> ACCA's Contractor of the Future study reports 33 percent of residential HVAC contractors have implemented some form of AI, rising to 43 percent among contractors under 45.</w:t>
-      </w:r>
-      <w:hyperlink w:anchor="note29" w:history="1">
-        <w:r>
-          <w:rPr>
-            <w:color w:val="1E1D1C"/>
-            <w:vertAlign w:val="superscript"/>
-          </w:rPr>
-          <w:t>29</w:t>
-        </w:r>
-      </w:hyperlink>
-    </w:p>
-    <w:p>
-      <w:pPr>
-        <w:pStyle w:val="Heading2"/>
-        <w:spacing w:before="240" w:after="80"/>
-      </w:pPr>
-      <w:r>
-        <w:rPr>
-          <w:rFonts w:ascii="Poppins" w:eastAsia="Poppins" w:hAnsi="Poppins" w:cs="Poppins"/>
-          <w:color w:val="1E1D1C"/>
-        </w:rPr>
-        <w:t xml:space="preserve">3.7 What the buyer is asking for</w:t>
-      </w:r>
-    </w:p>
-    <w:p>
-      <w:pPr>
-        <w:spacing w:after="120"/>
-      </w:pPr>
-      <w:r>
-        <w:rPr>
-          <w:color w:val="1E1D1C"/>
-        </w:rPr>
-        <w:t>The numbers above are the demand. Three independent panels, three different methodologies, all land in the same place.</w:t>
-      </w:r>
-    </w:p>
-    <w:p>
-      <w:pPr>
-        <w:spacing w:after="120"/>
-      </w:pPr>
-      <w:r>
-        <w:rPr>
-          <w:color w:val="1E1D1C"/>
-        </w:rPr>
-        <w:t xml:space="preserve">Goldman Sachs surveyed 1,256 small business operators in February and March 2026. The headline numbers: 76 percent of small businesses currently use AI in some form, only 14 percent have fully integrated AI across core operations, and more than 70 percent of respondents said they would benefit from more training and implementation resources.</w:t>
-      </w:r>
-      <w:hyperlink w:anchor="note30" w:history="1">
-        <w:r>
-          <w:rPr>
-            <w:color w:val="1E1D1C"/>
-            <w:vertAlign w:val="superscript"/>
-          </w:rPr>
-          <w:t xml:space="preserve">30</w:t>
-        </w:r>
-      </w:hyperlink>
-      <w:r>
-        <w:rPr>
-          <w:color w:val="1E1D1C"/>
-        </w:rPr>
-        <w:t xml:space="preserve"> The 70 percent asking for training is the adopter cohort, not the non-adopter cohort.</w:t>
-      </w:r>
-    </w:p>
-    <w:p>
-      <w:pPr>
-        <w:spacing w:after="120"/>
-      </w:pPr>
-      <w:r>
-        <w:rPr>
-          <w:color w:val="1E1D1C"/>
-        </w:rPr>
-        <w:t>MIT's NANDA project reports that 95 percent of generative AI pilots fail to deliver measurable P&amp;L impact. Bought-tool deployments succeed roughly three times as often as build-it-yourself ones.</w:t>
-      </w:r>
-      <w:hyperlink w:anchor="note31" w:history="1">
-        <w:r>
-          <w:rPr>
-            <w:color w:val="1E1D1C"/>
-            <w:vertAlign w:val="superscript"/>
-          </w:rPr>
-          <w:t>31</w:t>
-        </w:r>
-      </w:hyperlink>
-      <w:r>
-        <w:rPr>
-          <w:color w:val="1E1D1C"/>
-        </w:rPr>
-        <w:t xml:space="preserve"> The DIY failure rate runs around 78 percent.</w:t>
-      </w:r>
-    </w:p>
-    <w:p>
-      <w:pPr>
-        <w:spacing w:after="120"/>
-      </w:pPr>
-      <w:r>
-        <w:rPr>
-          <w:color w:val="1E1D1C"/>
-        </w:rPr>
-        <w:t xml:space="preserve">Service Direct's 2025 small business AI report finds 62 percent of non-adopters cite lack of understanding about AI's benefits as the primary barrier to adoption.</w:t>
-      </w:r>
-      <w:hyperlink w:anchor="note32" w:history="1">
-        <w:r>
-          <w:rPr>
-            <w:color w:val="1E1D1C"/>
-            <w:vertAlign w:val="superscript"/>
-          </w:rPr>
-          <w:t xml:space="preserve">32</w:t>
-        </w:r>
-      </w:hyperlink>
-    </w:p>
-    <w:p>
-      <w:pPr>
-        <w:spacing w:after="120"/>
-      </w:pPr>
-      <w:r>
-        <w:rPr>
-          <w:color w:val="1E1D1C"/>
-        </w:rPr>
-        <w:t>Nadia Privalikhina, an n8n and Make.com automation agency owner, wrote a public post-mortem in May 2025 from inside the seat that delivers the work: “Many businesses came because they were struggling with day-to-day operations and thought AI would stop the struggling. But their real problem wasn’t lack of automation. It was lack of processes.”</w:t>
-      </w:r>
-      <w:hyperlink w:anchor="note33" w:history="1">
-        <w:r>
-          <w:rPr>
-            <w:color w:val="1E1D1C"/>
-            <w:vertAlign w:val="superscript"/>
-          </w:rPr>
-          <w:t>33</w:t>
-        </w:r>
-      </w:hyperlink>
-    </w:p>
-    <w:p>
-      <w:pPr>
-        <w:spacing w:after="120"/>
-      </w:pPr>
-      <w:r>
-        <w:rPr>
-          <w:color w:val="1E1D1C"/>
-        </w:rPr>
-        <w:t>Tammy Halevy at Reimagine Main Street, speaking for the civic small-business advocacy sector, named the same buyer in different words: “Small business owners are already putting AI to work. One in four are using it today, and more than half are exploring the possibilities of AI for their businesses. But these 'Explorers' want to see how AI advances their businesses.”</w:t>
-      </w:r>
-      <w:hyperlink w:anchor="note34" w:history="1">
-        <w:r>
-          <w:rPr>
-            <w:color w:val="1E1D1C"/>
-            <w:vertAlign w:val="superscript"/>
-          </w:rPr>
-          <w:t>34</w:t>
-        </w:r>
-      </w:hyperlink>
-    </w:p>
-    <w:p>
-      <w:pPr>
-        <w:spacing w:after="120"/>
-      </w:pPr>
-      <w:r>
-        <w:rPr>
-          <w:color w:val="1E1D1C"/>
-        </w:rPr>
-        <w:t>The trades version of the same picture surfaces on r/HVAC, where a working technician described homeowners arriving with ChatGPT diagnoses: “ChatGPT couldn't fix your system.”</w:t>
-      </w:r>
-      <w:hyperlink w:anchor="note35" w:history="1">
-        <w:r>
-          <w:rPr>
-            <w:color w:val="1E1D1C"/>
-            <w:vertAlign w:val="superscript"/>
-          </w:rPr>
-          <w:t>35</w:t>
-        </w:r>
-      </w:hyperlink>
-      <w:r>
-        <w:rPr>
-          <w:color w:val="1E1D1C"/>
-        </w:rPr>
-        <w:t xml:space="preserve"> The shop owner standing between the homeowner and the technician is the </w:t>
-      </w:r>
-      <w:r>
-        <w:rPr>
-          <w:color w:val="1E1D1C"/>
-        </w:rPr>
-        <w:lastRenderedPageBreak/>
-        <w:t>buyer this paper is about, and the shop owner has not been trained on either side of the exchange.</w:t>
-      </w:r>
-    </w:p>
-    <w:p>
-      <w:pPr>
-        <w:pStyle w:val="Heading2"/>
-        <w:spacing w:before="240" w:after="80"/>
-      </w:pPr>
-      <w:r>
-        <w:rPr>
-          <w:rFonts w:ascii="Poppins" w:eastAsia="Poppins" w:hAnsi="Poppins" w:cs="Poppins"/>
-          <w:color w:val="1E1D1C"/>
-        </w:rPr>
-        <w:t>3.8 The convergence</w:t>
-      </w:r>
-    </w:p>
-    <w:p>
-      <w:pPr>
-        <w:spacing w:after="120"/>
-      </w:pPr>
-      <w:r>
-        <w:rPr>
-          <w:color w:val="1E1D1C"/>
-        </w:rPr>
-        <w:t>Six steps describe the pattern documented across every source above.</w:t>
-      </w:r>
-    </w:p>
-    <w:p>
-      <w:pPr>
-        <w:pStyle w:val="ListParagraph"/>
-        <w:spacing w:after="80"/>
-      </w:pPr>
-      <w:r>
-        <w:rPr>
-          <w:b/>
-          <w:color w:val="1E1D1C"/>
-        </w:rPr>
-        <w:t xml:space="preserve">Step 1. The buyer has bought. </w:t>
-      </w:r>
-      <w:r>
-        <w:rPr>
-          <w:color w:val="1E1D1C"/>
-        </w:rPr>
-        <w:t xml:space="preserve">Goldman Sachs reports 76 percent of small businesses already </w:t>
-      </w:r>
-      <w:proofErr w:type="gramStart"/>
-      <w:r>
-        <w:rPr>
-          <w:color w:val="1E1D1C"/>
-        </w:rPr>
-        <w:t>using</w:t>
-      </w:r>
-      <w:proofErr w:type="gramEnd"/>
-      <w:r>
-        <w:rPr>
-          <w:color w:val="1E1D1C"/>
-        </w:rPr>
-        <w:t xml:space="preserve"> AI in some form. The U.S. Chamber reports 58 percent specifically using generative AI.</w:t>
-      </w:r>
-      <w:hyperlink w:anchor="note30" w:history="1">
-        <w:r>
-          <w:rPr>
-            <w:color w:val="1E1D1C"/>
-            <w:vertAlign w:val="superscript"/>
-          </w:rPr>
-          <w:t>30</w:t>
-        </w:r>
-      </w:hyperlink>
-      <w:hyperlink w:anchor="note36" w:history="1">
-        <w:r>
-          <w:rPr>
-            <w:color w:val="1E1D1C"/>
-            <w:vertAlign w:val="superscript"/>
-          </w:rPr>
-          <w:t>36</w:t>
-        </w:r>
-      </w:hyperlink>
-    </w:p>
-    <w:p>
-      <w:pPr>
-        <w:pStyle w:val="ListParagraph"/>
-        <w:spacing w:after="80"/>
-      </w:pPr>
-      <w:r>
-        <w:rPr>
-          <w:b/>
-          <w:color w:val="1E1D1C"/>
-        </w:rPr>
-        <w:t xml:space="preserve">Step 2. Adoption stalls at integration. </w:t>
-      </w:r>
-      <w:r>
-        <w:rPr>
-          <w:color w:val="1E1D1C"/>
-        </w:rPr>
-        <w:t>Only 14 percent of Goldman Sachs respondents report full integration. MIT NANDA reports a 95 percent failure rate on pilots.</w:t>
-      </w:r>
-      <w:hyperlink w:anchor="note30" w:history="1">
-        <w:r>
-          <w:rPr>
-            <w:color w:val="1E1D1C"/>
-            <w:vertAlign w:val="superscript"/>
-          </w:rPr>
-          <w:t>30</w:t>
-        </w:r>
-      </w:hyperlink>
-      <w:hyperlink w:anchor="note31" w:history="1">
-        <w:r>
-          <w:rPr>
-            <w:color w:val="1E1D1C"/>
-            <w:vertAlign w:val="superscript"/>
-          </w:rPr>
-          <w:t>31</w:t>
-        </w:r>
-      </w:hyperlink>
-    </w:p>
-    <w:p>
-      <w:pPr>
-        <w:pStyle w:val="ListParagraph"/>
-        <w:spacing w:after="80"/>
-      </w:pPr>
-      <w:r>
-        <w:rPr>
-          <w:b/>
-          <w:color w:val="1E1D1C"/>
-        </w:rPr>
-        <w:t xml:space="preserve">Step 3. The buyer can name the gap when asked. </w:t>
-      </w:r>
-      <w:r>
-        <w:rPr>
-          <w:color w:val="1E1D1C"/>
-        </w:rPr>
-        <w:t>Service Direct reports 62 percent of non-adopters citing lack of understanding. The U.S. Chamber reports 35 percent of owners naming upskilling employees to use AI as a top workforce challenge.</w:t>
-      </w:r>
-      <w:hyperlink w:anchor="note32" w:history="1">
-        <w:r>
-          <w:rPr>
-            <w:color w:val="1E1D1C"/>
-            <w:vertAlign w:val="superscript"/>
-          </w:rPr>
-          <w:t>32</w:t>
-        </w:r>
-      </w:hyperlink>
-      <w:hyperlink w:anchor="note36" w:history="1">
-        <w:r>
-          <w:rPr>
-            <w:color w:val="1E1D1C"/>
-            <w:vertAlign w:val="superscript"/>
-          </w:rPr>
-          <w:t>36</w:t>
-        </w:r>
-      </w:hyperlink>
-    </w:p>
-    <w:p>
-      <w:pPr>
-        <w:pStyle w:val="ListParagraph"/>
-        <w:spacing w:after="80"/>
-      </w:pPr>
-      <w:r>
-        <w:rPr>
-          <w:b/>
-          <w:color w:val="1E1D1C"/>
-        </w:rPr>
-        <w:t xml:space="preserve">Step 4. The buyer is paying a second time for help. </w:t>
-      </w:r>
-      <w:r>
-        <w:rPr>
-          <w:color w:val="1E1D1C"/>
-        </w:rPr>
-        <w:t>Fiverr AI Agent searches are up 18,347 percent. Fortune profiles AI engineering consultants billing $900 an hour at the enterprise end of the same pattern.</w:t>
-      </w:r>
-      <w:hyperlink w:anchor="note18" w:history="1">
-        <w:r>
-          <w:rPr>
-            <w:color w:val="1E1D1C"/>
-            <w:vertAlign w:val="superscript"/>
-          </w:rPr>
-          <w:t>18</w:t>
-        </w:r>
-      </w:hyperlink>
-      <w:hyperlink w:anchor="note37" w:history="1">
-        <w:r>
-          <w:rPr>
-            <w:color w:val="1E1D1C"/>
-            <w:vertAlign w:val="superscript"/>
-          </w:rPr>
-          <w:t>37</w:t>
-        </w:r>
-      </w:hyperlink>
-    </w:p>
-    <w:p>
-      <w:pPr>
-        <w:pStyle w:val="ListParagraph"/>
-        <w:spacing w:after="80"/>
-      </w:pPr>
-      <w:r>
-        <w:rPr>
-          <w:b/>
-          <w:color w:val="1E1D1C"/>
-        </w:rPr>
-        <w:t xml:space="preserve">Step 5. The supply side hears it. </w:t>
-      </w:r>
-      <w:proofErr w:type="gramStart"/>
-      <w:r>
-        <w:rPr>
-          <w:color w:val="1E1D1C"/>
-        </w:rPr>
-        <w:t>Indeed</w:t>
-      </w:r>
-      <w:proofErr w:type="gramEnd"/>
-      <w:r>
-        <w:rPr>
-          <w:color w:val="1E1D1C"/>
-        </w:rPr>
-        <w:t xml:space="preserve"> reports management-consultant share of GenAI postings up 62-fold in twelve months. LinkedIn ranks AI Consultant the second-fastest growing US role over three years. Stripe Atlas reports the LLC share self-identifying as AI quadrupled in two years.</w:t>
-      </w:r>
-      <w:hyperlink w:anchor="note21" w:history="1">
-        <w:r>
-          <w:rPr>
-            <w:color w:val="1E1D1C"/>
-            <w:vertAlign w:val="superscript"/>
-          </w:rPr>
-          <w:t>21</w:t>
-        </w:r>
-      </w:hyperlink>
-      <w:hyperlink w:anchor="note22" w:history="1">
-        <w:r>
-          <w:rPr>
-            <w:color w:val="1E1D1C"/>
-            <w:vertAlign w:val="superscript"/>
-          </w:rPr>
-          <w:t>22</w:t>
-        </w:r>
-      </w:hyperlink>
-      <w:hyperlink w:anchor="note23" w:history="1">
-        <w:r>
-          <w:rPr>
-            <w:color w:val="1E1D1C"/>
-            <w:vertAlign w:val="superscript"/>
-          </w:rPr>
-          <w:t>23</w:t>
-        </w:r>
-      </w:hyperlink>
-    </w:p>
-    <w:p>
-      <w:pPr>
-        <w:pStyle w:val="ListParagraph"/>
-        <w:spacing w:after="80"/>
-      </w:pPr>
-      <w:r>
-        <w:rPr>
-          <w:b/>
-          <w:color w:val="1E1D1C"/>
-        </w:rPr>
-        <w:t xml:space="preserve">Step 6. The trades segment sits behind the SMB average and is not being served by any of the new advisor categories. </w:t>
-      </w:r>
-      <w:r>
-        <w:rPr>
-          <w:color w:val="1E1D1C"/>
-        </w:rPr>
-        <w:t>ACCA reports 33 percent of residential HVAC contractors have adopted AI, mostly for phone-answering, not for job costing or margin analysis.</w:t>
-      </w:r>
-      <w:hyperlink w:anchor="note29" w:history="1">
-        <w:r>
-          <w:rPr>
-            <w:color w:val="1E1D1C"/>
-            <w:vertAlign w:val="superscript"/>
-          </w:rPr>
-          <w:t>29</w:t>
-        </w:r>
-      </w:hyperlink>
-    </w:p>
-    <w:p>
-      <w:pPr>
-        <w:spacing w:after="120"/>
-      </w:pPr>
-      <w:r>
-        <w:rPr>
-          <w:color w:val="1E1D1C"/>
-        </w:rPr>
-        <w:t xml:space="preserve">The market is buying. The advisor category that resolves the gap (specialist, trades-fluent, operationally embedded) is what Fiverr's executives, MIT's researchers, Goldman Sachs's panel, and the buyers themselves keep describing without naming.</w:t>
-      </w:r>
-    </w:p>
-    <w:p>
-      <w:pPr>
-        <w:pStyle w:val="Heading2"/>
-        <w:spacing w:before="240" w:after="80"/>
-        <w:widowControl w:val="1"/>
-        <w:keepNext/>
-        <w:keepLines/>
-      </w:pPr>
-      <w:r>
-        <w:rPr>
-          <w:rFonts w:ascii="Poppins" w:hAnsi="Poppins" w:cs="Poppins" w:eastAsia="Poppins"/>
-          <w:color w:val="1E1D1C"/>
-        </w:rPr>
-        <w:t xml:space="preserve">3.9 How the Game answers each one.</w:t>
-      </w:r>
-    </w:p>
-    <w:p>
-      <w:pPr>
-        <w:pStyle w:val="ListParagraph"/>
-        <w:spacing w:after="80"/>
-        <w:widowControl w:val="1"/>
-      </w:pPr>
-      <w:r>
-        <w:rPr>
-          <w:b/>
-          <w:color w:val="1E1D1C"/>
-        </w:rPr>
-        <w:t xml:space="preserve">First. 76 percent of small businesses use AI; 14 percent have integrated it across core operations.</w:t>
-      </w:r>
-      <w:hyperlink w:anchor="note30" w:history="1">
-        <w:r>
-          <w:rPr>
-            <w:color w:val="1E1D1C"/>
-            <w:vertAlign w:val="superscript"/>
-          </w:rPr>
-          <w:t xml:space="preserve">30</w:t>
-        </w:r>
-      </w:hyperlink>
-      <w:r>
-        <w:rPr>
-          <w:color w:val="1E1D1C"/>
-        </w:rPr>
-        <w:t xml:space="preserve"> The Game is the operational instrument the owner reads weekly. No AI expertise required.</w:t>
-      </w:r>
-    </w:p>
-    <w:p>
-      <w:pPr>
-        <w:pStyle w:val="ListParagraph"/>
-        <w:spacing w:after="80"/>
-        <w:widowControl w:val="1"/>
-      </w:pPr>
-      <w:r>
-        <w:rPr>
-          <w:b/>
-          <w:color w:val="1E1D1C"/>
-        </w:rPr>
-        <w:t xml:space="preserve">Second. The median small employer runs five AI tools.</w:t>
-      </w:r>
-      <w:hyperlink w:anchor="note9" w:history="1">
-        <w:r>
-          <w:rPr>
-            <w:color w:val="1E1D1C"/>
-            <w:vertAlign w:val="superscript"/>
-          </w:rPr>
-          <w:t xml:space="preserve">9</w:t>
-        </w:r>
-      </w:hyperlink>
-      <w:r>
-        <w:rPr>
-          <w:color w:val="1E1D1C"/>
-        </w:rPr>
-        <w:t xml:space="preserve"> The Game consolidates them into one scoreboard: Wall, Goal, Steps, thermometer, gauges.</w:t>
-      </w:r>
-    </w:p>
-    <w:p>
-      <w:pPr>
-        <w:pStyle w:val="ListParagraph"/>
-        <w:spacing w:after="80"/>
-        <w:widowControl w:val="1"/>
-      </w:pPr>
-      <w:r>
-        <w:rPr>
-          <w:b/>
-          <w:color w:val="1E1D1C"/>
-        </w:rPr>
-        <w:t xml:space="preserve">Third. 70 percent of small-business AI adopters ask for more training and implementation help.</w:t>
-      </w:r>
-      <w:hyperlink w:anchor="note30" w:history="1">
-        <w:r>
-          <w:rPr>
-            <w:color w:val="1E1D1C"/>
-            <w:vertAlign w:val="superscript"/>
-          </w:rPr>
-          <w:t xml:space="preserve">30</w:t>
-        </w:r>
-      </w:hyperlink>
-      <w:r>
-        <w:rPr>
-          <w:color w:val="1E1D1C"/>
-        </w:rPr>
-        <w:t xml:space="preserve"> Every Game engagement is a teaching engagement. The owner learns CPM and where the AI sits inside it.</w:t>
-      </w:r>
-    </w:p>
-    <w:p>
-      <w:pPr>
-        <w:pStyle w:val="ListParagraph"/>
-        <w:spacing w:after="80"/>
-        <w:widowControl w:val="1"/>
-      </w:pPr>
-      <w:r>
-        <w:rPr>
-          <w:b/>
-          <w:color w:val="1E1D1C"/>
-        </w:rPr>
-        <w:t xml:space="preserve">Fourth. 62 percent of non-adopters cite lack of understanding as the primary barrier to AI adoption.</w:t>
-      </w:r>
-      <w:hyperlink w:anchor="note32" w:history="1">
-        <w:r>
-          <w:rPr>
-            <w:color w:val="1E1D1C"/>
-            <w:vertAlign w:val="superscript"/>
-          </w:rPr>
-          <w:t xml:space="preserve">32</w:t>
-        </w:r>
-      </w:hyperlink>
-      <w:r>
-        <w:rPr>
-          <w:color w:val="1E1D1C"/>
-        </w:rPr>
-        <w:t xml:space="preserve"> Client-built tooling, vendor independence at the model layer, and a documented playbook mean the owner sees what was built, who runs it, and what it costs to operate.</w:t>
-      </w:r>
-    </w:p>
-    <w:p>
-      <w:pPr>
-        <w:pStyle w:val="ListParagraph"/>
-        <w:spacing w:after="80"/>
-        <w:widowControl w:val="1"/>
-      </w:pPr>
-      <w:r>
-        <w:rPr>
-          <w:b/>
-          <w:color w:val="1E1D1C"/>
-        </w:rPr>
-        <w:t xml:space="preserve">Fifth. AI Consultant is the second-fastest-growing US role over three years, at a median 8.</w:t>
-      </w:r>
-      <w:r>
-        <w:rPr>
-          <w:color w:val="1E1D1C"/>
-        </w:rPr>
-        <w:t xml:space="preserve">2 years of prior experience.</w:t>
-      </w:r>
-      <w:hyperlink w:anchor="note22" w:history="1">
-        <w:r>
-          <w:rPr>
-            <w:color w:val="1E1D1C"/>
-            <w:vertAlign w:val="superscript"/>
-          </w:rPr>
-          <w:t xml:space="preserve">22</w:t>
-        </w:r>
-      </w:hyperlink>
-      <w:r>
-        <w:rPr>
-          <w:color w:val="1E1D1C"/>
-        </w:rPr>
-        <w:t xml:space="preserve"> ISI's consultants have lived inside HVAC, plumbing, auto, construction, food processing, and adjacent shops for years.</w:t>
-      </w:r>
-    </w:p>
-    <w:p>
-      <w:pPr>
-        <w:pStyle w:val="ListParagraph"/>
-        <w:spacing w:after="80"/>
-        <w:widowControl w:val="1"/>
-      </w:pPr>
-      <w:r>
-        <w:rPr>
-          <w:b/>
-          <w:color w:val="1E1D1C"/>
-        </w:rPr>
-        <w:t xml:space="preserve">Sixth. Fiverr logged an 18,347 percent surge in AI Agent searches in eight months.</w:t>
-      </w:r>
-      <w:hyperlink w:anchor="note18" w:history="1">
-        <w:r>
-          <w:rPr>
-            <w:color w:val="1E1D1C"/>
-            <w:vertAlign w:val="superscript"/>
-          </w:rPr>
-          <w:t xml:space="preserve">18</w:t>
-        </w:r>
-      </w:hyperlink>
-      <w:r>
-        <w:rPr>
-          <w:color w:val="1E1D1C"/>
-        </w:rPr>
-        <w:t xml:space="preserve"> Demand is forming. No incumbent advisor is selling the integrated answer to the trades. That gap is what the launch plan closes.</w:t>
+        <w:t>The market evidence converges on a single three-step pattern. The buyer has bought: 76 percent of small businesses already use AI in some form.20 The buyer is stuck: only 14 percent have integrated AI across core operations.20 The buyer is paying a second time for help: searches for AI Agent Development on Fiverr grew 18,347 percent over an eight-month window.17 Adoption, stall, paid demand for a guide. Every serious panel in the field tells the same story.</w:t>
+      </w:r>
+    </w:p>
+    <w:p>
+      <w:pPr>
+        <w:spacing w:after="120" w:before="240"/>
+      </w:pPr>
+      <w:proofErr w:type="spellStart"/>
+      <w:proofErr w:type="spellEnd"/>
+      <w:r>
+        <w:rPr>
+          <w:color w:val="1E1D1C"/>
+        </w:rPr>
+        <w:t>The trades segment sits one step behind that picture. ServiceTitan's 2025 AI in the Skilled Trades Report finds 46 percent of skilled-trades respondents using or experimenting with AI.18 ACCA's Contractor of the Future study reports 33 percent of residential HVAC contractors have implemented some form of AI, mostly for phone-answering rather than for job costing or margin analysis.19 The trades have begun. The integration step is harder, the available advisors are fewer, and the gap between bought and integrated is wider than for the SMB average.</w:t>
+      </w:r>
+    </w:p>
+    <w:p>
+      <w:pPr>
+        <w:spacing w:after="120" w:before="240"/>
+      </w:pPr>
+      <w:proofErr w:type="spellStart"/>
+      <w:proofErr w:type="spellEnd"/>
+      <w:r>
+        <w:rPr>
+          <w:color w:val="1E1D1C"/>
+        </w:rPr>
+        <w:t>Nadia Privalikhina, who runs an n8n and Make.com automation agency, wrote a public post-mortem from inside the seat that delivers this work:</w:t>
+      </w:r>
+    </w:p>
+    <w:p>
+      <w:pPr>
+        <w:spacing w:after="120" w:before="240"/>
+        <w:ind w:left="720" w:right="720"/>
+      </w:pPr>
+      <w:proofErr w:type="spellStart"/>
+      <w:proofErr w:type="spellEnd"/>
+      <w:r>
+        <w:rPr>
+          <w:i/>
+          <w:color w:val="1E1D1C"/>
+        </w:rPr>
+        <w:t>“Many businesses came because they were struggling with day-to-day operations and thought AI would stop the struggling. But their real problem wasn’t lack of automation. It was lack of processes.”</w:t>
+      </w:r>
+      <w:r>
+        <w:rPr>
+          <w:color w:val="1E1D1C"/>
+        </w:rPr>
+        <w:t>21</w:t>
+      </w:r>
+    </w:p>
+    <w:p>
+      <w:pPr>
+        <w:spacing w:after="120" w:before="240"/>
+        <w:ind w:left="720" w:right="720"/>
+      </w:pPr>
+      <w:proofErr w:type="spellStart"/>
+      <w:proofErr w:type="spellEnd"/>
+      <w:r>
+        <w:rPr>
+          <w:color w:val="1E1D1C"/>
+        </w:rPr>
+        <w:t>That is the diagnosis. The shop owner who has bought five AI tools and integrated none of them is not short on tools, and is not short on willingness. They are short on the operating discipline that turns a tool into a result. The advisor category that resolves the gap, the one that is specialist, trades-fluent, and operationally embedded, is what the data keeps describing without naming. The Game is what that advisor brings.</w:t>
       </w:r>
     </w:p>
     <w:p>
@@ -2115,7 +1240,8 @@
           <w:color w:val="0056A5"/>
           <w:sz w:val="36"/>
         </w:rPr>
-        <w:t xml:space="preserve">4. The Game</w:t>
+        <w:lastRenderedPageBreak/>
+        <w:t>4. The Game</w:t>
       </w:r>
     </w:p>
     <w:p>
@@ -2126,7 +1252,7 @@
         <w:rPr>
           <w:color w:val="1E1D1C"/>
         </w:rPr>
-        <w:t xml:space="preserve">Everything that follows depends on this. The Game is the live scoreboard each client builds with ISI, using a shared pattern and the operating numbers of their own shop. The architectural premise and the teaching purpose are the same in every engagement. The owner, the manager, and the crew read it together. It is also how the client learns to use AI.</w:t>
+        <w:t>Everything that follows depends on this. The Game is the live scoreboard each client builds with ISI, using a shared pattern and the operating numbers of their own shop. The architectural premise and the teaching purpose are the same in every engagement. The owner, the manager, and the crew read it together. It is also how the client learns to use AI.</w:t>
       </w:r>
     </w:p>
     <w:p>
@@ -2146,21 +1272,11 @@
       <w:pPr>
         <w:spacing w:after="120"/>
       </w:pPr>
-      <w:proofErr w:type="gramStart"/>
-      <w:proofErr w:type="gramEnd"/>
-      <w:proofErr w:type="gramStart"/>
-      <w:proofErr w:type="gramEnd"/>
-      <w:proofErr w:type="gramStart"/>
-      <w:proofErr w:type="gramEnd"/>
-      <w:proofErr w:type="gramStart"/>
-      <w:proofErr w:type="gramEnd"/>
-      <w:proofErr w:type="gramStart"/>
-      <w:proofErr w:type="gramEnd"/>
-      <w:r>
-        <w:rPr>
-          <w:color w:val="1E1D1C"/>
-        </w:rPr>
-        <w:t xml:space="preserve">Every Game answers four questions in plain language. The Wall: what does this business have to clear before any of the good outcomes are possible this month? The Wall on the Game is the Cash Flow Model's overhead line made visible. The Goal: what does winning the month look like? The Game itself: where does the business stand right now against the Wall and the Goal in week one, two, three, four, or five? The Steps: what specific, ordered actions is the team executing this week to advance the Game toward the Goal? Four questions, identical across every shop. The numbers filling them in are local to the shop.</w:t>
+      <w:r>
+        <w:rPr>
+          <w:color w:val="1E1D1C"/>
+        </w:rPr>
+        <w:t>Every Game answers four questions in plain language. The Wall: what does this business have to clear before any of the good outcomes are possible this month? The Wall on the Game is the Cash Flow Model's overhead line made visible. The Goal: what does winning the month look like? The Game itself: where does the business stand right now against the Wall and the Goal in week one, two, three, four, or five? The Steps: what specific, ordered actions is the team executing this week to advance the Game toward the Goal? Four questions, identical across every shop. The numbers filling them in are local to the shop.</w:t>
       </w:r>
     </w:p>
     <w:p>
@@ -2180,21 +1296,11 @@
       <w:pPr>
         <w:spacing w:after="120"/>
       </w:pPr>
-      <w:proofErr w:type="gramStart"/>
-      <w:proofErr w:type="gramEnd"/>
-      <w:proofErr w:type="gramStart"/>
-      <w:proofErr w:type="gramEnd"/>
-      <w:proofErr w:type="gramStart"/>
-      <w:proofErr w:type="gramEnd"/>
-      <w:proofErr w:type="gramStart"/>
-      <w:proofErr w:type="gramEnd"/>
-      <w:proofErr w:type="gramStart"/>
-      <w:proofErr w:type="gramEnd"/>
-      <w:r>
-        <w:rPr>
-          <w:color w:val="1E1D1C"/>
-        </w:rPr>
-        <w:t xml:space="preserve">Three reading instruments on every Game. A thermometer showing pace against the month: where the business stood at end of week one, two, three, and where it has to stand by week four or five to win. Gauges showing the secondary indicators the owner needs at a glance: the dials that tell a service manager this week that capture rate is sliding, or that gross margin on one service line just slipped below the line. A drill-down on every number: click the card, open the rows, see the source records, copy them out, sum them in a spreadsheet, land back on the card. The drill-down is the teaching mechanism. The first time the owner sums the rows and lands on the card value, the dashboard stops being a black box. Edge cases get investigated, anomalies get explained, and small efficiencies compound across the weeks of a winning Game. By the time the engagement is done, the owner is analyzing their own data, their own way, for the results they want.</w:t>
+      <w:r>
+        <w:rPr>
+          <w:color w:val="1E1D1C"/>
+        </w:rPr>
+        <w:t>Three reading instruments on every Game. A thermometer showing pace against the month: where the business stood at end of week one, two, three, and where it has to stand by week four or five to win. Gauges showing the secondary indicators the owner needs at a glance: the dials that tell a service manager this week that capture rate is sliding, or that gross margin on one service line just slipped below the line. A drill-down on every number: click the card, open the rows, see the source records, copy them out, sum them in a spreadsheet, land back on the card. The drill-down is the teaching mechanism. The first time the owner sums the rows and lands on the card value, the dashboard stops being a black box. Edge cases get investigated, anomalies get explained, and small efficiencies compound across the weeks of a winning Game. By the time the engagement is done, the owner is analyzing their own data, their own way, for the results they want.</w:t>
       </w:r>
     </w:p>
     <w:p>
@@ -2214,21 +1320,18 @@
       <w:pPr>
         <w:spacing w:after="120"/>
       </w:pPr>
-      <w:proofErr w:type="gramStart"/>
-      <w:proofErr w:type="gramEnd"/>
-      <w:proofErr w:type="gramStart"/>
-      <w:proofErr w:type="gramEnd"/>
-      <w:proofErr w:type="gramStart"/>
-      <w:proofErr w:type="gramEnd"/>
-      <w:proofErr w:type="gramStart"/>
-      <w:proofErr w:type="gramEnd"/>
-      <w:proofErr w:type="gramStart"/>
-      <w:proofErr w:type="gramEnd"/>
-      <w:r>
-        <w:rPr>
-          <w:color w:val="1E1D1C"/>
-        </w:rPr>
-        <w:t xml:space="preserve">The integrations behind the Game are whatever the client already runs: field-service platforms, accounting systems, points-of-sale, payroll, dispatch, the spreadsheets the bookkeeper emails on Friday, the fifteen-year-old manual data drops the owner is not changing, paper bills and invoices the shop scans into a folder. Point us at the data, and we take it from there. The premise holds across every shop: Wall, Goal, Game, Steps, with thermometer, gauges, and drill-down.</w:t>
+      <w:r>
+        <w:rPr>
+          <w:color w:val="1E1D1C"/>
+        </w:rPr>
+        <w:t xml:space="preserve">The integrations behind the Game are whatever the client already runs: field-service platforms, accounting systems, points-of-sale, payroll, dispatch, the spreadsheets the bookkeeper emails on Friday, the fifteen-year-old manual data drops the owner is not changing, paper bills and invoices the shop scans into a folder. Point us at the data, and we </w:t>
+      </w:r>
+      <w:r>
+        <w:rPr>
+          <w:color w:val="1E1D1C"/>
+        </w:rPr>
+        <w:lastRenderedPageBreak/>
+        <w:t>take it from there. The premise holds across every shop: Wall, Goal, Game, Steps, with thermometer, gauges, and drill-down.</w:t>
       </w:r>
     </w:p>
     <w:p>
@@ -2264,15 +1367,11 @@
       <w:pPr>
         <w:spacing w:after="120"/>
       </w:pPr>
-      <w:proofErr w:type="gramStart"/>
-      <w:proofErr w:type="gramEnd"/>
-      <w:proofErr w:type="spellStart"/>
-      <w:proofErr w:type="spellEnd"/>
-      <w:r>
-        <w:rPr>
-          <w:color w:val="1E1D1C"/>
-        </w:rPr>
-        <w:t xml:space="preserve">The Game is the only piece of CPM that runs on a monthly clock. Everything around it is weekly. The CFM gets updated weekly. The UDE log captures UnDesirable Effects as they surface. The Bloodwall is where each UDE gets worked into a tracked action. The MAM is the weekly room where action owners are held to last week's commitments. The full loop runs weekly against a monthly Game. The Game is already live in production. The rest is what the practice is wiring up now.</w:t>
+      <w:r>
+        <w:rPr>
+          <w:color w:val="1E1D1C"/>
+        </w:rPr>
+        <w:t>The Game is the only piece of CPM that runs on a monthly clock. Everything around it is weekly. The CFM gets updated weekly. The UDE log captures UnDesirable Effects as they surface. The Bloodwall is where each UDE gets worked into a tracked action. The MAM is the weekly room where action owners are held to last week's commitments. The full loop runs weekly against a monthly Game. The Game is the part of the loop ready to stand up as the integrated reference. The rest is what the practice would wire around it.</w:t>
       </w:r>
     </w:p>
     <w:p>
@@ -2285,7 +1384,7 @@
           <w:rFonts w:ascii="Poppins" w:eastAsia="Poppins" w:hAnsi="Poppins" w:cs="Poppins"/>
           <w:color w:val="1E1D1C"/>
         </w:rPr>
-        <w:t xml:space="preserve">4.5 What the client owns when it's done.</w:t>
+        <w:t>4.5 What the client owns when it's done.</w:t>
       </w:r>
     </w:p>
     <w:p>
@@ -2296,7 +1395,7 @@
         <w:rPr>
           <w:color w:val="1E1D1C"/>
         </w:rPr>
-        <w:t xml:space="preserve">Every Game teaches the owner two things: CPM (the discipline of running a trades business in weekly cycles around a monthly Game) and AI itself (a weekly-numbers agent that prepares the meeting pack, an inbox triage agent that sweeps replies, a freshness check, a credential rotation playbook). The owner watches those tools work, week after week, on the numbers that matter. The client builds the Game alongside the consultant. The typing starts on the consultant's side and finishes on the client's. When ISI rolls off, the client owns the code, the credentials, the hosting, the data, and the middleware. The retainer is the safety harness around the program the client now runs. The AI landscape does not stand still, and the owner who learned what AI was during the build needs the same teacher to translate what AI is becoming. Teaching AI keeps the door open. CPM keeps earning the fee.</w:t>
+        <w:t>Every Game teaches the owner two things: CPM (the discipline of running a trades business in weekly cycles around a monthly Game) and AI itself (a weekly-numbers agent that prepares the meeting pack, an inbox triage agent that sweeps replies, a freshness check, a credential rotation playbook). The owner watches those tools work, week after week, on the numbers that matter. The client builds the Game alongside the consultant. The typing starts on the consultant's side and finishes on the client's. When ISI rolls off, the client owns the code, the credentials, the hosting, the data, and the middleware. The retainer is the safety harness around the program the client now runs. The AI landscape does not stand still, and the owner who learned what AI was during the build needs the same teacher to translate what AI is becoming. Teaching AI keeps the door open. CPM keeps earning the fee.</w:t>
       </w:r>
     </w:p>
     <w:p>
@@ -2316,6 +1415,63 @@
     <w:p>
       <w:pPr>
         <w:pStyle w:val="Heading2"/>
+        <w:spacing w:after="80" w:before="240"/>
+      </w:pPr>
+      <w:r>
+        <w:rPr>
+          <w:rFonts w:ascii="Poppins" w:hAnsi="Poppins"/>
+          <w:color w:val="1E1D1C"/>
+        </w:rPr>
+        <w:t>5.1 The 30-year corpus is the strategic asset.</w:t>
+      </w:r>
+    </w:p>
+    <w:p>
+      <w:pPr>
+        <w:spacing w:after="120" w:before="240"/>
+      </w:pPr>
+      <w:r>
+        <w:rPr>
+          <w:color w:val="1E1D1C"/>
+        </w:rPr>
+        <w:t>ISI has spent thirty years generating operational artifacts: Cash Flow Models, MAM minutes, Bloodwall logs, action lists, UDE catalogs, Game scoreboards, and the working documents behind hundreds of trades engagements. That archive is the practice. In 2026 it is also a strategic asset the labs and the SaaS giants cannot buy. Anthropic's new consulting venture starts from zero on trades operating data. ServiceTitan knows ServiceTitan-shaped data. McKinsey owns boardroom-shaped artifacts, not service-bay close-the-month exhibits. ISI owns the data that describes how a trades shop actually runs through a month, across thirty years and several hundred shops.</w:t>
+      </w:r>
+    </w:p>
+    <w:p>
+      <w:pPr>
+        <w:spacing w:after="120" w:before="240"/>
+      </w:pPr>
+      <w:r>
+        <w:rPr>
+          <w:color w:val="1E1D1C"/>
+        </w:rPr>
+        <w:t>The Apprentice is what that archive becomes when it stops being a filing cabinet and starts being a deployment artifact. An open-weight base model (the current generation of Llama, Qwen, Mistral, or whichever weight family holds the open frontier at the moment) is fine-tuned on a sanitized derivative of the ISI archive: the patterns, the templates, the common Wall shapes, the most-frequent UDE-to-action mappings, the way a senior consultant phrases a tough conversation with an owner. A retrieval layer sits in front of the model so it can pull specific generalized cases from the cleaned archive when the situation at hand maps to one the practice has already seen. The Apprentice that ships to a client runs on the client's own infrastructure, speaks the language of the practice, and recalls the patterns of three decades of trades operating work.</w:t>
+      </w:r>
+    </w:p>
+    <w:p>
+      <w:pPr>
+        <w:spacing w:after="120" w:before="240"/>
+      </w:pPr>
+      <w:r>
+        <w:rPr>
+          <w:color w:val="1E1D1C"/>
+        </w:rPr>
+        <w:t>The sanitization discipline is what makes the archive shippable. The raw archive contains other clients' confidential numbers, customer lists, employee names, pricing, and competitive intelligence. None of that can be in the weights or in the retrieval store. The practice runs the archive through a sanitization pipeline (current-generation frontier models do the heavy lifting on the structured extraction work) that strips identifying detail and generalizes specifics into patterns, with human review on high-risk samples. The output is a corpus of operational knowledge with no client-traceable content in it. That corpus is what the Apprentice learns from. The discipline is the moat. The model deployed at a client is a graduate of the practice. It carries the patterns out; the source material stays in the archive.</w:t>
+      </w:r>
+    </w:p>
+    <w:p>
+      <w:pPr>
+        <w:spacing w:after="120" w:before="240"/>
+      </w:pPr>
+      <w:r>
+        <w:rPr>
+          <w:color w:val="1E1D1C"/>
+        </w:rPr>
+        <w:t>The Apprentice is three things at once. It is the artifact the Fractional AI Chief retainer keeps current, which means recurring revenue, not project-by-project billables. It is a structural hedge against rising token costs, because open-weight inference on the client’s own hardware is not subject to provider repricing. And it is a data acquisition engine: every client running the Apprentice produces more operating documents, including new CFMs, MAM minutes, Bloodwall actions, and completed Game cycles, and those documents feed back into the next-generation sanitized corpus. The archive does not stand still. It compounds with the practice. Outside of the Small Business Administration, no entity in the United States has comparable depth on how trades-economy businesses operate week to week, and the SBA’s data is loan applications and macro indicators, not the operating documents from inside the shops. ISI has the operating documents. The Apprentice is what turns them into a compounding asset.</w:t>
+      </w:r>
+    </w:p>
+    <w:p>
+      <w:pPr>
+        <w:pStyle w:val="Heading2"/>
         <w:spacing w:before="240" w:after="80"/>
       </w:pPr>
       <w:r>
@@ -2323,7 +1479,7 @@
           <w:rFonts w:ascii="Poppins" w:eastAsia="Poppins" w:hAnsi="Poppins" w:cs="Poppins"/>
           <w:color w:val="1E1D1C"/>
         </w:rPr>
-        <w:t>5.1 The 80 percent is already in production.</w:t>
+        <w:t>5.2 The 80 percent is what ISI already sells.</w:t>
       </w:r>
     </w:p>
     <w:p>
@@ -2390,22 +1546,18 @@
           <w:rFonts w:ascii="Poppins" w:eastAsia="Poppins" w:hAnsi="Poppins" w:cs="Poppins"/>
           <w:color w:val="1E1D1C"/>
         </w:rPr>
-        <w:t xml:space="preserve">5.2 We teach the client to build and run their own tools.</w:t>
+        <w:t>5.3 We teach the client to build and run their own tools.</w:t>
       </w:r>
     </w:p>
     <w:p>
       <w:pPr>
         <w:spacing w:after="120"/>
       </w:pPr>
-      <w:proofErr w:type="gramStart"/>
-      <w:proofErr w:type="gramEnd"/>
-      <w:proofErr w:type="gramStart"/>
-      <w:proofErr w:type="gramEnd"/>
-      <w:r>
-        <w:rPr>
-          <w:color w:val="1E1D1C"/>
-        </w:rPr>
-        <w:t xml:space="preserve">The standard delivery model is teaching. The consultant builds the first version alongside the owner using Apps Script, Sheets, Python middleware, and lightweight Flask services hosted on the client's own infrastructure. The owner then operates and extends it. The Game runs in the client's name. The dashboard opens in any browser. The consultant is the safety harness around the program. The owner is the operator. In a market suddenly nervous about SaaS lock-in, AI-vendor switching costs, and the optics of "your data is training their next model," client-built tooling is a competitive advantage. The Anthropic, OpenAI, and Google ventures structurally cannot offer it. Their commercial logic requires the model usage stay on their meter. The same fact carries the liability question: the client built it, the client runs it, the client owns the exposure.</w:t>
+      <w:r>
+        <w:rPr>
+          <w:color w:val="1E1D1C"/>
+        </w:rPr>
+        <w:t>The standard delivery model is teaching. The consultant builds the first version alongside the owner using Apps Script, Sheets, Python middleware, and lightweight Flask services hosted on the client's own infrastructure. The owner then operates and extends it. The Game runs in the client's name. The dashboard opens in any browser. The consultant is the safety harness around the program. The owner is the operator. In a market suddenly nervous about SaaS lock-in, AI-vendor switching costs, and the optics of "your data is training their next model," client-built tooling is a competitive advantage. The Anthropic, OpenAI, and Google ventures structurally cannot offer it. Their commercial logic requires the model usage stay on their meter. The same fact carries the liability question: the client built it, the client runs it, the client owns the exposure.</w:t>
       </w:r>
     </w:p>
     <w:p>
@@ -2418,22 +1570,18 @@
           <w:rFonts w:ascii="Poppins" w:eastAsia="Poppins" w:hAnsi="Poppins" w:cs="Poppins"/>
           <w:color w:val="1E1D1C"/>
         </w:rPr>
-        <w:t>5.3 Vendor independence is built into the architecture.</w:t>
+        <w:t>5.4 Vendor independence is built into the architecture.</w:t>
       </w:r>
     </w:p>
     <w:p>
       <w:pPr>
         <w:spacing w:after="120"/>
       </w:pPr>
-      <w:proofErr w:type="gramStart"/>
-      <w:proofErr w:type="gramEnd"/>
-      <w:proofErr w:type="gramStart"/>
-      <w:proofErr w:type="gramEnd"/>
-      <w:r>
-        <w:rPr>
-          <w:color w:val="1E1D1C"/>
-        </w:rPr>
-        <w:t xml:space="preserve">Every agent talks to a model through a thin API layer. If a provider raises rates or sunsets a capability, agents swap to another provider (or a self-hosted open-weights model) and the client's business never skips a beat. Same principle for the systems-of-record the Game reads from: field-service platforms, accounting systems, payroll, point-of-sale, estimating workbenches, dispatch tools, or a spreadsheet. The Game integrates with whatever is there. The middleware ISI builds is single-purpose by design and provider-neutral on every layer.</w:t>
+      <w:r>
+        <w:rPr>
+          <w:color w:val="1E1D1C"/>
+        </w:rPr>
+        <w:t>Every agent talks to a model through a thin API layer. If a provider raises rates or sunsets a capability, agents swap to another provider (or a self-hosted open-weights model) and the client's business never skips a beat. Same principle for the systems-of-record the Game reads from: field-service platforms, accounting systems, payroll, point-of-sale, estimating workbenches, dispatch tools, or a spreadsheet. The Game integrates with whatever is there. The middleware ISI builds is single-purpose by design and provider-neutral on every layer.</w:t>
       </w:r>
     </w:p>
     <w:p>
@@ -2446,7 +1594,7 @@
           <w:rFonts w:ascii="Poppins" w:eastAsia="Poppins" w:hAnsi="Poppins" w:cs="Poppins"/>
           <w:color w:val="1E1D1C"/>
         </w:rPr>
-        <w:t xml:space="preserve">5.4 The weekly cadence and the road work.</w:t>
+        <w:t>5.5 The weekly cadence and the road work.</w:t>
       </w:r>
     </w:p>
     <w:p>
@@ -2457,7 +1605,42 @@
         <w:rPr>
           <w:color w:val="1E1D1C"/>
         </w:rPr>
-        <w:t xml:space="preserve">The labs compete for clients with procurement departments. ISI's clients do not have procurement departments. They have a founder who wants to see the consultant in person, in a warehouse in Fort Myers or a service bay in Milwaukee, on a Wednesday. The willingness to fly, drive, sit on a folding chair in a shop office, and walk the floor is not something a $1.5 billion joint venture can simulate.</w:t>
+        <w:t>The labs compete for clients with procurement departments. ISI's clients do not have procurement departments. They have a founder who wants to see the consultant in person, in a warehouse in Fort Myers or a service bay in Milwaukee, on a Wednesday. The willingness to fly, drive, sit on a folding chair in a shop office, and walk the floor is not something a $1.5 billion joint venture can simulate.</w:t>
+      </w:r>
+    </w:p>
+    <w:p>
+      <w:pPr>
+        <w:pStyle w:val="Heading2"/>
+        <w:spacing w:after="80" w:before="240"/>
+      </w:pPr>
+      <w:r>
+        <w:rPr>
+          <w:rFonts w:ascii="Poppins" w:hAnsi="Poppins"/>
+          <w:color w:val="1E1D1C"/>
+        </w:rPr>
+        <w:t>5.6 Cross-system synthesis is the unassailable mode.</w:t>
+      </w:r>
+    </w:p>
+    <w:p>
+      <w:pPr>
+        <w:spacing w:after="120" w:before="240"/>
+      </w:pPr>
+      <w:r>
+        <w:rPr>
+          <w:color w:val="1E1D1C"/>
+        </w:rPr>
+        <w:t>The other defense is structural. Vertical SaaS platforms are racing to bolt unified AI dashboards onto their own products: ServiceTitan, Jobber, Housecall Pro, and their analogues in other trades verticals will all ship native scoreboards inside the next eighteen months. Each one will be excellent at reading its own data. None of them will read the rest of the shop.</w:t>
+      </w:r>
+    </w:p>
+    <w:p>
+      <w:pPr>
+        <w:spacing w:after="120" w:before="240"/>
+      </w:pPr>
+      <w:r>
+        <w:rPr>
+          <w:color w:val="1E1D1C"/>
+        </w:rPr>
+        <w:t>The shop the Game serves runs a field-service platform, a fifteen-year-old QuickBooks file, a payroll system the bookkeeper exports by hand, an estimating workbench the salesman built in Excel, and a stack of scanned paper invoices the owner refuses to digitize. A ServiceTitan dashboard sees the ServiceTitan slice. The Game sees the whole shop. That gap is not closeable by a vendor whose commercial model requires the data live inside their platform. It is closeable by a consultant who builds in the client's name across whatever systems the client already runs. Cross-system synthesis is the mode the labs and the SaaS giants are structurally unable to occupy.</w:t>
       </w:r>
     </w:p>
     <w:p>
@@ -2495,7 +1678,14 @@
         <w:rPr>
           <w:color w:val="1E1D1C"/>
         </w:rPr>
-        <w:t xml:space="preserve">The practice is a CPM practice that uses AI as one more lever inside an established operating system. The headline reads: "the shop's UDEs got worked on the Bloodwall, the actions got owned and tracked, the profit followed, and AI was part of how the work got done."</w:t>
+        <w:t xml:space="preserve">The practice is a CPM practice that uses AI as one more lever inside an established operating system. The headline reads: "the shop's UDEs got worked on the Bloodwall, the </w:t>
+      </w:r>
+      <w:r>
+        <w:rPr>
+          <w:color w:val="1E1D1C"/>
+        </w:rPr>
+        <w:lastRenderedPageBreak/>
+        <w:t>actions got owned and tracked, the profit followed, and AI was part of how the work got done."</w:t>
       </w:r>
     </w:p>
     <w:p>
@@ -2508,7 +1698,6 @@
           <w:rFonts w:ascii="Poppins" w:eastAsia="Poppins" w:hAnsi="Poppins" w:cs="Poppins"/>
           <w:color w:val="1E1D1C"/>
         </w:rPr>
-        <w:lastRenderedPageBreak/>
         <w:t xml:space="preserve">6.2 Five </w:t>
       </w:r>
       <w:proofErr w:type="spellStart"/>
@@ -2525,7 +1714,7 @@
           <w:rFonts w:ascii="Poppins" w:eastAsia="Poppins" w:hAnsi="Poppins" w:cs="Poppins"/>
           <w:color w:val="1E1D1C"/>
         </w:rPr>
-        <w:t xml:space="preserve"> offers, each grounded in something already running.</w:t>
+        <w:t xml:space="preserve"> offers.</w:t>
       </w:r>
     </w:p>
     <w:p>
@@ -2534,8 +1723,6 @@
         <w:keepLines/>
         <w:spacing w:after="80"/>
       </w:pPr>
-      <w:proofErr w:type="gramStart"/>
-      <w:proofErr w:type="gramEnd"/>
       <w:r>
         <w:rPr>
           <w:b/>
@@ -2547,7 +1734,7 @@
         <w:rPr>
           <w:color w:val="1E1D1C"/>
         </w:rPr>
-        <w:t xml:space="preserve">A build of the live monthly scoreboard: the Wall, the Goal, the Game, the Steps, with thermometer, gauges, and drill-down on every number. Tracks weekly progress against the monthly Goal across the four (sometimes five) weeks of the Game. Built against whatever systems the client already runs. The client takes the typing over the engagement; the code, credentials, hosting, and operation are theirs by the time ISI rolls off.</w:t>
+        <w:t>A build of the live monthly scoreboard: the Wall, the Goal, the Game, the Steps, with thermometer, gauges, and drill-down on every number. Tracks weekly progress against the monthly Goal across the four (sometimes five) weeks of the Game. Built against whatever systems the client already runs. The client takes the typing over the engagement; the code, credentials, hosting, and operation are theirs by the time ISI rolls off.</w:t>
       </w:r>
     </w:p>
     <w:p>
@@ -2617,7 +1804,7 @@
         <w:rPr>
           <w:color w:val="1E1D1C"/>
         </w:rPr>
-        <w:t xml:space="preserve"> A productized customer-outreach system the client's marketing lead can run without the consultant in the room: compose, schedule, send, track, suppress, parse replies. Already running in production: a single multi-hundred-recipient campaign at around 20 percent acceptance, a bounce scanner, a suppression list synchronized with the field-service system's do-not-contact tags. The principle (the marketing lead must be able to repeat the send without the consultant) is the same principle that makes the Game self-serve on </w:t>
+        <w:t xml:space="preserve"> A productized customer-outreach system the client's marketing lead can run without the consultant in the room: compose, schedule, send, track, suppress, parse replies. The principle (the marketing lead must be able to repeat the send without the consultant) is the same principle that makes the Game self-serve on </w:t>
       </w:r>
       <w:proofErr w:type="gramStart"/>
       <w:r>
@@ -2673,7 +1860,7 @@
         <w:rPr>
           <w:color w:val="1E1D1C"/>
         </w:rPr>
-        <w:t xml:space="preserve"> produce a single drillable HTML deliverable: revenue and gross margin by service line, year-over-year, with click-to-source drill on every aggregate. Shipped patterns to date: a plumbing-line deep dive that resolved a four-figure monthly margin question, a Google Business Profile and SEO scoreboard with a trade-flip playbook, and an AI-crawler audit for shops worried about how Claude, ChatGPT, and Google's AI Overviews are reading their websites.</w:t>
+        <w:t xml:space="preserve"> produce a single drillable HTML deliverable: revenue and gross margin by service line, year-over-year, with click-to-source drill on every aggregate. Pattern includes a service-line margin deep dive, a Google Business Profile and SEO scoreboard with a trade-flip playbook, and an AI-crawler audit for shops worried about how Claude, ChatGPT, and Google's AI Overviews are reading their websites.</w:t>
       </w:r>
     </w:p>
     <w:p>
@@ -2682,8 +1869,6 @@
         <w:keepLines/>
         <w:spacing w:after="80"/>
       </w:pPr>
-      <w:proofErr w:type="gramStart"/>
-      <w:proofErr w:type="gramEnd"/>
       <w:r>
         <w:rPr>
           <w:b/>
@@ -2695,7 +1880,7 @@
         <w:rPr>
           <w:color w:val="1E1D1C"/>
         </w:rPr>
-        <w:t xml:space="preserve">A monthly retainer where the consultant serves as the outside AI conscience of the business: vendor selection, policy, governance, model-and-agent evaluation as the landscape shifts. Structurally similar to a fractional CFO. The natural conversion from the project-based offers above once the Game is running. This is the retainer that makes the safety-harness work operationally real: the model landscape changes; the retainer translates the changes into the tools the client already runs.</w:t>
+        <w:t>A monthly retainer that puts the Apprentice on the client's hardware and keeps it sharp. The Apprentice is an open-weight model (Llama-class, downloadable, no per-token meter on the inference side) fine-tuned on ISI's sanitized 30-year operating corpus. It speaks CPM natively, knows the Wall shapes that work in trades shops, and prepares the weekly MAM pack with patterns drawn from three decades of practice. The retainer is the work that keeps it current: re-baking the model when a better base ships, refreshing the corpus as new patterns surface, swapping inference providers when the math changes, and serving as the outside AI conscience on vendor selection, policy, governance, and the automated upselling the SaaS platforms increasingly aim at the owner. The Apprentice runs on the client's infrastructure and is owned by the client. Lapse the retainer and the Apprentice keeps running; it just goes stale. The retainer is the value, not the lock-in. The natural conversion from the project-based offers above once the Game is running.</w:t>
       </w:r>
     </w:p>
     <w:p>
@@ -2763,20 +1948,18 @@
           <w:rFonts w:ascii="Poppins" w:eastAsia="Poppins" w:hAnsi="Poppins" w:cs="Poppins"/>
           <w:color w:val="1E1D1C"/>
         </w:rPr>
-        <w:t>6.4 Internal capability already in production.</w:t>
+        <w:t>6.4 The capability behind the practice.</w:t>
       </w:r>
     </w:p>
     <w:p>
       <w:pPr>
         <w:spacing w:after="120"/>
       </w:pPr>
-      <w:proofErr w:type="gramStart"/>
-      <w:proofErr w:type="gramEnd"/>
-      <w:r>
-        <w:rPr>
-          <w:color w:val="1E1D1C"/>
-        </w:rPr>
-        <w:t xml:space="preserve">The practice is in production today. ISI ships and operates trades-specific middleware, dashboards and drill-downs, audit engines, embedded agents, and the credential and integration disciplines that keep production work safe. The catalog grows with every engagement.</w:t>
+      <w:r>
+        <w:rPr>
+          <w:color w:val="1E1D1C"/>
+        </w:rPr>
+        <w:t>The practice draws on trades-specific middleware, dashboards and drill-downs, audit engines, embedded agents, and the credential and integration disciplines that protect live client systems. The catalog grows with every engagement.</w:t>
       </w:r>
     </w:p>
     <w:p>
@@ -2798,7 +1981,7 @@
         <w:rPr>
           <w:color w:val="1E1D1C"/>
         </w:rPr>
-        <w:t xml:space="preserve">A structured strategic read of the proposed practice.</w:t>
+        <w:t>A structured strategic read of the proposed practice.</w:t>
       </w:r>
     </w:p>
     <w:tbl>
@@ -2837,6 +2020,25 @@
                 <w:color w:val="0056A5"/>
               </w:rPr>
               <w:t>STRENGTHS</w:t>
+            </w:r>
+          </w:p>
+          <w:p>
+            <w:pPr>
+              <w:spacing w:after="60"/>
+              <w:ind w:left="173" w:hanging="173"/>
+            </w:pPr>
+            <w:r>
+              <w:rPr>
+                <w:b/>
+                <w:color w:val="1E1D1C"/>
+              </w:rPr>
+              <w:t xml:space="preserve">• </w:t>
+            </w:r>
+            <w:r>
+              <w:rPr>
+                <w:color w:val="1E1D1C"/>
+              </w:rPr>
+              <w:t>Thirty-year operating archive across hundreds of trades engagements (CFMs, MAM minutes, Bloodwall logs, action lists, UDE catalogs, Game scoreboards) becomes the Apprentice when sanitized and trained into an open-weight model. The labs cannot manufacture this asset; the SaaS giants do not have it.</w:t>
             </w:r>
           </w:p>
           <w:p>
@@ -2946,16 +2148,7 @@
                 <w:color w:val="1E1D1C"/>
                 <w:sz w:val="18"/>
               </w:rPr>
-              <w:t>-business operating discipline; the field-service capture rate, the gross-</w:t>
-            </w:r>
-            <w:r>
-              <w:rPr>
-                <w:rFonts w:eastAsia="Open Sans" w:cs="Open Sans"/>
-                <w:color w:val="1E1D1C"/>
-                <w:sz w:val="18"/>
-              </w:rPr>
-              <w:lastRenderedPageBreak/>
-              <w:t>margin slip, the credit-card surcharge fight are familiar terrain.</w:t>
+              <w:t>-business operating discipline; the field-service capture rate, the gross-margin slip, the credit-card surcharge fight are familiar terrain.</w:t>
             </w:r>
           </w:p>
           <w:p>
@@ -3043,7 +2236,6 @@
                 <w:b/>
                 <w:color w:val="1E1D1C"/>
               </w:rPr>
-              <w:lastRenderedPageBreak/>
               <w:t>WEAKNESSES</w:t>
             </w:r>
           </w:p>
@@ -3105,16 +2297,7 @@
                 <w:color w:val="1E1D1C"/>
                 <w:sz w:val="18"/>
               </w:rPr>
-              <w:t xml:space="preserve">AI proficiency, not engagement style, is the transferability constraint. The in-person, founder-direct, weekly on-site model is how every ISI consultant already works; not every consultant will </w:t>
-            </w:r>
-            <w:r>
-              <w:rPr>
-                <w:rFonts w:eastAsia="Open Sans" w:cs="Open Sans"/>
-                <w:color w:val="1E1D1C"/>
-                <w:sz w:val="18"/>
-              </w:rPr>
-              <w:lastRenderedPageBreak/>
-              <w:t>be a candidate for training in the AI-augmented version of it.</w:t>
+              <w:t>AI proficiency, not engagement style, is the transferability constraint. The in-person, founder-direct, weekly on-site model is how every ISI consultant already works; not every consultant will be a candidate for training in the AI-augmented version of it.</w:t>
             </w:r>
           </w:p>
           <w:p>
@@ -3207,7 +2390,6 @@
                 <w:b/>
                 <w:color w:val="0056A5"/>
               </w:rPr>
-              <w:lastRenderedPageBreak/>
               <w:t>OPPORTUNITIES</w:t>
             </w:r>
           </w:p>
@@ -3223,6 +2405,7 @@
                 <w:color w:val="0056A5"/>
                 <w:sz w:val="18"/>
               </w:rPr>
+              <w:lastRenderedPageBreak/>
               <w:t xml:space="preserve">• </w:t>
             </w:r>
             <w:r>
@@ -3383,6 +2566,7 @@
                 <w:b/>
                 <w:color w:val="1E1D1C"/>
               </w:rPr>
+              <w:lastRenderedPageBreak/>
               <w:t>THREATS</w:t>
             </w:r>
           </w:p>
@@ -3398,6 +2582,7 @@
                 <w:color w:val="1E1D1C"/>
                 <w:sz w:val="18"/>
               </w:rPr>
+              <w:lastRenderedPageBreak/>
               <w:t xml:space="preserve">• </w:t>
             </w:r>
             <w:r>
@@ -3598,6 +2783,25 @@
               <w:t xml:space="preserve"> reserve headroom for the eventual reprice.</w:t>
             </w:r>
           </w:p>
+          <w:p>
+            <w:pPr>
+              <w:spacing w:after="60"/>
+              <w:ind w:left="173" w:hanging="173"/>
+            </w:pPr>
+            <w:r>
+              <w:rPr>
+                <w:b/>
+                <w:color w:val="1E1D1C"/>
+              </w:rPr>
+              <w:t xml:space="preserve">• </w:t>
+            </w:r>
+            <w:r>
+              <w:rPr>
+                <w:color w:val="1E1D1C"/>
+              </w:rPr>
+              <w:t>Cross-client confidentiality risk in corpus-trained models: a fine-tuned model can leak training examples under pressure. The sanitization pipeline strips identifying detail and generalizes specifics into patterns before any weight is touched; no client's raw documents enter the training set. The Fractional AI Chief retainer carries the discipline forward as the archive grows.</w:t>
+            </w:r>
+          </w:p>
         </w:tc>
       </w:tr>
     </w:tbl>
@@ -3617,7 +2821,6 @@
           <w:color w:val="0056A5"/>
           <w:sz w:val="36"/>
         </w:rPr>
-        <w:lastRenderedPageBreak/>
         <w:t>8. Risks and how the practice manages them</w:t>
       </w:r>
     </w:p>
@@ -3667,7 +2870,14 @@
         <w:rPr>
           <w:color w:val="1E1D1C"/>
         </w:rPr>
-        <w:t xml:space="preserve">Model providers will rise and fall. Anthropic, OpenAI, and Google will all change pricing, terms, and capabilities multiple times per year. The mitigation is the provider-neutral architecture: client-owned tooling around model APIs, behind a thin abstraction. If Anthropic doubles rates tomorrow, the agents swap models and the client's business never skips a beat.</w:t>
+        <w:t xml:space="preserve">Model providers will rise and fall. Anthropic, OpenAI, and Google will all change pricing, terms, and capabilities multiple times per year. The mitigation is the provider-neutral architecture: client-owned tooling around model APIs, behind a thin abstraction. If </w:t>
+      </w:r>
+      <w:r>
+        <w:rPr>
+          <w:color w:val="1E1D1C"/>
+        </w:rPr>
+        <w:lastRenderedPageBreak/>
+        <w:t>Anthropic doubles rates tomorrow, the agents swap models and the client's business never skips a beat.</w:t>
       </w:r>
     </w:p>
     <w:p>
@@ -3687,25 +2897,78 @@
       <w:pPr>
         <w:spacing w:after="120"/>
       </w:pPr>
-      <w:r>
-        <w:rPr>
-          <w:color w:val="1E1D1C"/>
-        </w:rPr>
-        <w:t>The biggest reason AI pilots fail in mid-market is not technology. It is the human side. The owner buys the tool, the manager ignores it</w:t>
-      </w:r>
       <w:proofErr w:type="gramStart"/>
-      <w:r>
-        <w:rPr>
-          <w:color w:val="1E1D1C"/>
-        </w:rPr>
-        <w:t>, the</w:t>
-      </w:r>
       <w:proofErr w:type="gramEnd"/>
       <w:r>
         <w:rPr>
           <w:color w:val="1E1D1C"/>
         </w:rPr>
-        <w:t xml:space="preserve"> field crew never sees it. The MAM is the antidote: the weekly room where Bloodwall actions get tracked, accountability gets held, and the team decides what to do next. The practice must refuse engagements where the owner will not run the MAM. No MAM, no AI work.</w:t>
+        <w:t>The biggest reason AI pilots fail in mid-market is not technology. It is the human side. The owner buys the tool, the manager ignores it, the field crew never sees it. The MAM is the operating answer, but the MAM by itself is a calendar invite. The mechanism that converts the meeting into adoption is the framing the consultant brings into the room.</w:t>
+      </w:r>
+    </w:p>
+    <w:p>
+      <w:pPr>
+        <w:spacing w:after="120"/>
+      </w:pPr>
+      <w:proofErr w:type="gramStart"/>
+      <w:proofErr w:type="gramEnd"/>
+      <w:r>
+        <w:rPr>
+          <w:color w:val="1E1D1C"/>
+        </w:rPr>
+        <w:t>Frame the AI as an Apprentice, the open-weight model described in section 5.6 and offered on retainer as Offer 5, not as an autonomous agent. An autonomous agent sounds like the thing coming for the service manager's job. An Apprentice is something the manager teaches and supervises. The Apprentice's only assignment in week one is to prepare the weekly MAM pack: the open UDEs from the Bloodwall, last week's commitments, the proposed agenda, the numbers on the Game. The service manager walks the team through it. If the Apprentice missed something, the manager catches it in the room. If the Apprentice caught something useful, the manager takes credit for the catch. The power dynamic stays right. The tool serves the manager. The manager is still the one accountable to the owner.</w:t>
+      </w:r>
+    </w:p>
+    <w:p>
+      <w:pPr>
+        <w:spacing w:after="120"/>
+      </w:pPr>
+      <w:proofErr w:type="gramStart"/>
+      <w:proofErr w:type="gramEnd"/>
+      <w:r>
+        <w:rPr>
+          <w:color w:val="1E1D1C"/>
+        </w:rPr>
+        <w:t>The MAM is the Apprentice's classroom and its report card, every week, in front of the team. The Bloodwall makes the Apprentice's track record auditable: every UDE has provenance, every action has an owner and a closeout, and the Apprentice's contributions sit next to every human's contributions on the same wall. The drill-down on every number is the audit mechanism in the room: when the Apprentice claims capture rate slipped, the manager opens the source records with the team watching. The first time the manager catches the Apprentice being wrong, the Apprentice frame gets stronger. Junior collaborators get things wrong. Oracles do not get that grace.</w:t>
+      </w:r>
+    </w:p>
+    <w:p>
+      <w:pPr>
+        <w:spacing w:after="120"/>
+      </w:pPr>
+      <w:proofErr w:type="gramStart"/>
+      <w:proofErr w:type="gramEnd"/>
+      <w:r>
+        <w:rPr>
+          <w:color w:val="1E1D1C"/>
+        </w:rPr>
+        <w:t>The reinforcement is operational, not motivational. When the manager uses the Apprentice's prep, the MAM runs cleaner and shorter. When they ignore it, the meeting drags and the action items come out muddy. The consultant is not building belief. The consultant is building a workflow where using the tool is the path of least resistance. Pair that with a first-win playbook in week one (the Apprentice solves one visible, deeply annoying administrative bottleneck on the service manager's desk, and the loudest skeptic in the room sees an immediate result) and the friction drops to where it belongs.</w:t>
+      </w:r>
+    </w:p>
+    <w:p>
+      <w:pPr>
+        <w:spacing w:after="120"/>
+      </w:pPr>
+      <w:proofErr w:type="gramStart"/>
+      <w:proofErr w:type="gramEnd"/>
+      <w:r>
+        <w:rPr>
+          <w:color w:val="1E1D1C"/>
+        </w:rPr>
+        <w:t>Habit formation is a longer game than one engagement. Behavioral research puts simple daily habits at an average of roughly two months to reach automaticity. The weekly MAM equivalent runs across about two full Game cycles. One Game proves the Apprentice. Two Games form the habit. That is why the Fractional AI Chief retainer matters operationally: it is the safety harness through the formation window. Without it, the client is left at the trust-without-habit stage, which is the gap where adoption fails.</w:t>
+      </w:r>
+    </w:p>
+    <w:p>
+      <w:pPr>
+        <w:spacing w:after="120"/>
+      </w:pPr>
+      <w:proofErr w:type="gramStart"/>
+      <w:proofErr w:type="gramEnd"/>
+      <w:r>
+        <w:rPr>
+          <w:color w:val="1E1D1C"/>
+        </w:rPr>
+        <w:t>The bar at the bottom stays. The practice refuses engagements where the owner will not run the MAM. No MAM, no Bloodwall, no operating loop for the Apprentice to live inside. No Apprentice, no AI work.</w:t>
       </w:r>
     </w:p>
     <w:p>
@@ -3766,7 +3029,6 @@
           <w:rFonts w:ascii="Poppins" w:hAnsi="Poppins"/>
           <w:color w:val="1E1D1C"/>
         </w:rPr>
-        <w:lastRenderedPageBreak/>
         <w:t>8.6 Token-pricing risk.</w:t>
       </w:r>
     </w:p>
@@ -3774,173 +3036,11 @@
       <w:pPr>
         <w:spacing w:after="120"/>
       </w:pPr>
-      <w:proofErr w:type="gramStart"/>
-      <w:proofErr w:type="gramEnd"/>
-      <w:r>
-        <w:rPr>
-          <w:color w:val="1E1D1C"/>
-        </w:rPr>
-        <w:t xml:space="preserve">Current AI inference costs sit below the unit economics of the buildout that produces them. Providers are funding the gap on venture equity, debt, and capex pre-commitments against a future where prices rise. OpenAI's 2025 losses ran between $5 and $13.5 billion against $3.7 to $4.3 billion of revenue. Alphabet's capex steps from $75 billion in 2025 to $175 to $185 billion in 2026.</w:t>
-      </w:r>
-      <w:hyperlink w:anchor="note15" w:history="1">
-        <w:r>
-          <w:rPr>
-            <w:color w:val="1E1D1C"/>
-            <w:vertAlign w:val="superscript"/>
-          </w:rPr>
-          <w:t xml:space="preserve">15</w:t>
-        </w:r>
-      </w:hyperlink>
-      <w:hyperlink w:anchor="note16" w:history="1">
-        <w:r>
-          <w:rPr>
-            <w:color w:val="1E1D1C"/>
-            <w:vertAlign w:val="superscript"/>
-          </w:rPr>
-          <w:t xml:space="preserve">16</w:t>
-        </w:r>
-      </w:hyperlink>
-      <w:r>
-        <w:rPr>
-          <w:color w:val="1E1D1C"/>
-        </w:rPr>
-        <w:t xml:space="preserve"> The practice absorbs a price jump three ways: per-engagement token spend is small relative to the value of the Game and the loop, the architecture is provider-neutral and routes to whichever model holds the frontier, and the Fractional AI Chief retainer is where rebalancing gets negotiated monthly before any reprice at renewal.</w:t>
-      </w:r>
-    </w:p>
-    <w:p>
-      <w:pPr>
-        <w:pStyle w:val="Heading1"/>
-        <w:spacing w:before="360" w:after="160"/>
-      </w:pPr>
-      <w:r>
-        <w:rPr>
-          <w:rFonts w:ascii="Poppins" w:eastAsia="Poppins" w:hAnsi="Poppins" w:cs="Poppins"/>
-          <w:color w:val="0056A5"/>
-          <w:sz w:val="36"/>
-        </w:rPr>
-        <w:t>9. Recommendation</w:t>
-      </w:r>
-    </w:p>
-    <w:p>
-      <w:pPr>
-        <w:spacing w:after="120"/>
-      </w:pPr>
-      <w:r>
-        <w:rPr>
-          <w:rFonts w:eastAsia="Open Sans" w:cs="Open Sans"/>
-          <w:color w:val="1E1D1C"/>
-        </w:rPr>
-        <w:t>Name the practice. Not a new entity, a practice. An internal designation inside ISI with a referenceable engagement. The work is already being done; it has not yet been named.</w:t>
-      </w:r>
-    </w:p>
-    <w:p>
-      <w:pPr>
-        <w:spacing w:after="120"/>
-      </w:pPr>
-      <w:r>
-        <w:rPr>
-          <w:color w:val="1E1D1C"/>
-        </w:rPr>
-        <w:t xml:space="preserve">ISI consultants are already training clients on AI. The Game is one option inside that work. Three steps make it transferable across the practice.</w:t>
-      </w:r>
-    </w:p>
-    <w:p>
-      <w:pPr>
-        <w:pStyle w:val="ListParagraph"/>
-        <w:keepLines/>
-        <w:spacing w:after="80"/>
-      </w:pPr>
-      <w:r>
-        <w:rPr>
-          <w:b/>
-          <w:color w:val="1E1D1C"/>
-        </w:rPr>
-        <w:t xml:space="preserve">Step 1. Reference implementation. </w:t>
-      </w:r>
-      <w:r>
-        <w:rPr>
-          <w:color w:val="1E1D1C"/>
-        </w:rPr>
-        <w:t>Stand up the full weekly CFM-to-UDE-to-Bloodwall-to-Game-to-MAM operating loop on a single engagement. The Game is already live in production. The rest of the loop is what gets wired around it. The deliverable is a working reference engagement, not a slide.</w:t>
-      </w:r>
-    </w:p>
-    <w:p>
-      <w:pPr>
-        <w:pStyle w:val="ListParagraph"/>
-        <w:keepLines/>
-        <w:spacing w:after="80"/>
-      </w:pPr>
-      <w:r>
-        <w:rPr>
-          <w:b/>
-          <w:color w:val="1E1D1C"/>
-        </w:rPr>
-        <w:t xml:space="preserve">Step 2. The pattern playbook. </w:t>
-      </w:r>
-      <w:r>
-        <w:rPr>
-          <w:color w:val="1E1D1C"/>
-        </w:rPr>
-        <w:t xml:space="preserve">Write the Game's build guide (Wall, Goal, Game, Steps, thermometer, gauges, drill-down) as a vertical-neutral document any ISI consultant can </w:t>
-      </w:r>
-      <w:proofErr w:type="gramStart"/>
-      <w:r>
-        <w:rPr>
-          <w:color w:val="1E1D1C"/>
-        </w:rPr>
-        <w:t>hand</w:t>
-      </w:r>
-      <w:proofErr w:type="gramEnd"/>
-      <w:r>
-        <w:rPr>
-          <w:color w:val="1E1D1C"/>
-        </w:rPr>
-        <w:t xml:space="preserve"> a client. The test: a consultant can pick it up and start building inside their next engagement.</w:t>
-      </w:r>
-    </w:p>
-    <w:p>
-      <w:pPr>
-        <w:pStyle w:val="ListParagraph"/>
-        <w:keepLines/>
-        <w:spacing w:after="80"/>
-      </w:pPr>
-      <w:r>
-        <w:rPr>
-          <w:b/>
-          <w:color w:val="1E1D1C"/>
-        </w:rPr>
-        <w:t xml:space="preserve">Step 3. Prove the pattern transfers. </w:t>
-      </w:r>
-      <w:r>
-        <w:rPr>
-          <w:color w:val="1E1D1C"/>
-        </w:rPr>
-        <w:t xml:space="preserve">A consultant outside the reference engagement builds a Game on their own client, working from the playbook. If the build lands, the Game graduates from a one-engagement pattern into a documented option ISI consultants can carry into their AI work. Whether five take it up, fifty, or it becomes a default is a decision the firm makes from a position of evidence. If </w:t>
-      </w:r>
-      <w:proofErr w:type="gramStart"/>
-      <w:r>
-        <w:rPr>
-          <w:color w:val="1E1D1C"/>
-        </w:rPr>
-        <w:t>the</w:t>
-      </w:r>
-      <w:proofErr w:type="gramEnd"/>
-      <w:r>
-        <w:rPr>
-          <w:color w:val="1E1D1C"/>
-        </w:rPr>
-        <w:t xml:space="preserve"> build stalls, the playbook gets another draft. Either way, what is handed to ISI at the end of Step 3 is the same set of artifacts: a reference engagement, a build guide, and a second consultant who has used both.</w:t>
-      </w:r>
-    </w:p>
-    <w:p>
-      <w:pPr>
-        <w:spacing w:after="120"/>
-      </w:pPr>
-      <w:r>
-        <w:rPr>
-          <w:color w:val="1E1D1C"/>
-        </w:rPr>
-        <w:t>There is a clock on the input side. The inference costs that make these tools cheap to build today are subsidized below the unit economics of the AI infrastructure buildout, and providers have publicly committed to capex programs current token pricing cannot fund.</w:t>
+      <w:r>
+        <w:rPr>
+          <w:color w:val="1E1D1C"/>
+        </w:rPr>
+        <w:t>Current AI inference costs sit below the unit economics of the buildout that produces them. Providers are funding the gap on venture equity, debt, and capex pre-commitments against a future where prices rise. OpenAI's 2025 losses ran between $5 and $13.5 billion against $3.7 to $4.3 billion of revenue. Alphabet's capex steps from $75 billion in 2025 to $175 to $185 billion in 2026.</w:t>
       </w:r>
       <w:hyperlink w:anchor="note15" w:history="1">
         <w:r>
@@ -3964,32 +3064,37 @@
         <w:rPr>
           <w:color w:val="1E1D1C"/>
         </w:rPr>
-        <w:t xml:space="preserve"> The window in which a small consultancy can build, ship, and price tools against current token economics is open now. Step 1 is best executed inside it.</w:t>
-      </w:r>
-    </w:p>
-    <w:p>
-      <w:pPr>
-        <w:spacing w:after="120"/>
-      </w:pPr>
-      <w:r>
-        <w:rPr>
-          <w:color w:val="1E1D1C"/>
-        </w:rPr>
-        <w:t xml:space="preserve">The market opening is visible. Trade-shop owners are looking for someone they trust. ISI already has those relationships. The proposal extends them with an AI advisory </w:t>
-      </w:r>
-      <w:proofErr w:type="gramStart"/>
-      <w:r>
-        <w:rPr>
-          <w:color w:val="1E1D1C"/>
-        </w:rPr>
-        <w:t>layer</w:t>
-      </w:r>
-      <w:proofErr w:type="gramEnd"/>
-      <w:r>
-        <w:rPr>
-          <w:color w:val="1E1D1C"/>
-        </w:rPr>
-        <w:t xml:space="preserve"> that fits how the firm already works.</w:t>
+        <w:t xml:space="preserve"> The practice absorbs a price jump three ways: per-engagement token spend is small relative to the value of the Game and the loop, the architecture is provider-neutral and routes to whichever model holds the frontier, and the Fractional AI Chief retainer is where rebalancing gets negotiated monthly before any reprice at renewal.</w:t>
+      </w:r>
+      <w:r>
+        <w:rPr>
+          <w:color w:val="1E1D1C"/>
+        </w:rPr>
+        <w:t xml:space="preserve"> A fourth lever sits underneath all of them: the Apprentice. Open-weight inference on the client's own hardware (or hosted at one of several competitive open-weight inference providers) is not subject to provider repricing at all. The retainer's job is to know when the math says swap.</w:t>
+      </w:r>
+    </w:p>
+    <w:p>
+      <w:pPr>
+        <w:pStyle w:val="Heading2"/>
+        <w:spacing w:after="80" w:before="240"/>
+      </w:pPr>
+      <w:r>
+        <w:rPr>
+          <w:rFonts w:ascii="Poppins" w:hAnsi="Poppins"/>
+          <w:color w:val="1E1D1C"/>
+        </w:rPr>
+        <w:t>8.7 Cross-client confidentiality risk.</w:t>
+      </w:r>
+    </w:p>
+    <w:p>
+      <w:pPr>
+        <w:spacing w:after="120" w:before="240"/>
+      </w:pPr>
+      <w:r>
+        <w:rPr>
+          <w:color w:val="1E1D1C"/>
+        </w:rPr>
+        <w:t>The Apprentice is trained on a sanitized derivative of the ISI archive, not the archive itself. The risk being mitigated is the well-documented finding that fine-tuned models can regurgitate specific training examples under adversarial pressure. The discipline against it is upstream: identifying detail is stripped and specifics are generalized into patterns before any weight gets touched, with human review on high-risk samples. No client's raw documents enter the training set. The engagement letter formalizes the same posture on the human side, naming ISI as the decision-support party of record and reserving material decisions to the named consultant. The Fractional AI Chief retainer carries the sanitization discipline forward as the corpus grows.</w:t>
       </w:r>
     </w:p>
     <w:p>
@@ -4003,12 +3108,126 @@
           <w:color w:val="0056A5"/>
           <w:sz w:val="36"/>
         </w:rPr>
-        <w:t>10. Closing</w:t>
+        <w:lastRenderedPageBreak/>
+        <w:t>9. Recommendation</w:t>
       </w:r>
     </w:p>
     <w:p>
       <w:pPr>
         <w:spacing w:after="120"/>
+      </w:pPr>
+      <w:r>
+        <w:rPr>
+          <w:rFonts w:eastAsia="Open Sans" w:cs="Open Sans"/>
+          <w:color w:val="1E1D1C"/>
+        </w:rPr>
+        <w:t>Name the practice. Not a new entity, a practice. An internal designation inside ISI with a referenceable engagement. The work is within reach of the existing practice; it has not yet been named.</w:t>
+      </w:r>
+    </w:p>
+    <w:p>
+      <w:pPr>
+        <w:spacing w:after="120"/>
+      </w:pPr>
+      <w:r>
+        <w:rPr>
+          <w:color w:val="1E1D1C"/>
+        </w:rPr>
+        <w:t>ISI consultants are already training clients on AI. The Game is one option inside that work. Four steps make it transferable across the practice and turn the archive into an asset.</w:t>
+      </w:r>
+    </w:p>
+    <w:p>
+      <w:pPr>
+        <w:pStyle w:val="ListParagraph"/>
+        <w:keepLines/>
+        <w:spacing w:after="80"/>
+      </w:pPr>
+      <w:r>
+        <w:rPr>
+          <w:b/>
+          <w:color w:val="1E1D1C"/>
+        </w:rPr>
+        <w:t xml:space="preserve">Step 1. Reference implementation. </w:t>
+      </w:r>
+      <w:r>
+        <w:rPr>
+          <w:color w:val="1E1D1C"/>
+        </w:rPr>
+        <w:t>Stand up the full weekly CFM-to-UDE-to-Bloodwall-to-Game-to-MAM operating loop on a single engagement. The Game is ready to stand up as the integrated reference. The rest of the loop is what gets wired around it. The deliverable is a working reference engagement, not a slide.</w:t>
+      </w:r>
+    </w:p>
+    <w:p>
+      <w:pPr>
+        <w:pStyle w:val="ListParagraph"/>
+        <w:keepLines/>
+        <w:spacing w:after="80"/>
+      </w:pPr>
+      <w:r>
+        <w:rPr>
+          <w:b/>
+          <w:color w:val="1E1D1C"/>
+        </w:rPr>
+        <w:t xml:space="preserve">Step 2. The pattern playbook. </w:t>
+      </w:r>
+      <w:r>
+        <w:rPr>
+          <w:color w:val="1E1D1C"/>
+        </w:rPr>
+        <w:t xml:space="preserve">Write the Game's build guide (Wall, Goal, Game, Steps, thermometer, gauges, drill-down) as a vertical-neutral document any ISI consultant can </w:t>
+      </w:r>
+      <w:proofErr w:type="gramStart"/>
+      <w:r>
+        <w:rPr>
+          <w:color w:val="1E1D1C"/>
+        </w:rPr>
+        <w:t>hand</w:t>
+      </w:r>
+      <w:proofErr w:type="gramEnd"/>
+      <w:r>
+        <w:rPr>
+          <w:color w:val="1E1D1C"/>
+        </w:rPr>
+        <w:t xml:space="preserve"> a client. The test: a consultant can pick it up and start building inside their next engagement.</w:t>
+      </w:r>
+    </w:p>
+    <w:p>
+      <w:pPr>
+        <w:pStyle w:val="ListParagraph"/>
+        <w:keepLines/>
+        <w:spacing w:after="80"/>
+      </w:pPr>
+      <w:r>
+        <w:rPr>
+          <w:b/>
+          <w:color w:val="1E1D1C"/>
+        </w:rPr>
+        <w:t xml:space="preserve">Step 3. Prove the pattern transfers. </w:t>
+      </w:r>
+      <w:r>
+        <w:rPr>
+          <w:color w:val="1E1D1C"/>
+        </w:rPr>
+        <w:t xml:space="preserve">A consultant outside the reference engagement builds a Game on their own client, working from the playbook. If the build lands, the Game graduates from a one-engagement pattern into a documented option ISI consultants can carry into their AI work. Whether five take it up, fifty, or it becomes a default is a decision the firm makes from a position of evidence. If </w:t>
+      </w:r>
+      <w:proofErr w:type="gramStart"/>
+      <w:r>
+        <w:rPr>
+          <w:color w:val="1E1D1C"/>
+        </w:rPr>
+        <w:t>the</w:t>
+      </w:r>
+      <w:proofErr w:type="gramEnd"/>
+      <w:r>
+        <w:rPr>
+          <w:color w:val="1E1D1C"/>
+        </w:rPr>
+        <w:t xml:space="preserve"> build stalls, the playbook gets another draft. Either way, what is handed to ISI at the end of Step 3 is the same set of artifacts: a reference engagement, a build guide, and a second consultant who has used both.</w:t>
+      </w:r>
+    </w:p>
+    <w:p>
+      <w:pPr>
+        <w:pStyle w:val="ListParagraph"/>
+        <w:keepLines/>
+        <w:spacing w:after="80"/>
       </w:pPr>
       <w:proofErr w:type="gramStart"/>
       <w:proofErr w:type="gramEnd"/>
@@ -4016,7 +3235,7 @@
         <w:rPr>
           <w:color w:val="1E1D1C"/>
         </w:rPr>
-        <w:t xml:space="preserve">Forty years ago, the consulting industry was reorganized around the personal computer. Twenty years ago, around the internet. Ten years ago, around the cloud. Each reorganization made winners of the firms that named the new category early.</w:t>
+        <w:t>Step 4. Build the Apprentice. While Steps 1 through 3 prove the Game's pattern transfers across the practice, the firm begins the technical project that turns ISI's thirty-year archive into a deployable model. Sanitization first: a current-generation frontier model strips identifying detail from the archive and generalizes specifics into patterns, with human review on high-risk samples. Fine-tune next: the sanitized corpus is trained into an open-weight base model (the current open frontier as of build day). Deploy third: the Apprentice ships alongside the reference engagement and runs on the client's own infrastructure. The technical track runs in parallel with the operational rollout. The Fractional AI Chief retainer is what keeps both threads sewn together at every client.</w:t>
       </w:r>
     </w:p>
     <w:p>
@@ -4027,7 +3246,104 @@
         <w:rPr>
           <w:color w:val="1E1D1C"/>
         </w:rPr>
-        <w:t xml:space="preserve">The 2026 reorganization is happening at the top of the market right now. The category the labs cannot reach is the trades, the mid-market, the family-run shops that do the actual work of the American economy. ISI is already running CPM in those shops, already training those clients on AI, already in production with the tools. The proposal is to name the Game as one option inside that work, document the pattern, and let ISI scale it on whatever terms the firm chooses.</w:t>
+        <w:t>There is a clock on the input side. The inference costs that make these tools cheap to build today are subsidized below the unit economics of the AI infrastructure buildout, and providers have publicly committed to capex programs current token pricing cannot fund.</w:t>
+      </w:r>
+      <w:hyperlink w:anchor="note15" w:history="1">
+        <w:r>
+          <w:rPr>
+            <w:color w:val="1E1D1C"/>
+            <w:vertAlign w:val="superscript"/>
+          </w:rPr>
+          <w:t>15</w:t>
+        </w:r>
+      </w:hyperlink>
+      <w:hyperlink w:anchor="note16" w:history="1">
+        <w:r>
+          <w:rPr>
+            <w:color w:val="1E1D1C"/>
+            <w:vertAlign w:val="superscript"/>
+          </w:rPr>
+          <w:t>16</w:t>
+        </w:r>
+      </w:hyperlink>
+      <w:r>
+        <w:rPr>
+          <w:color w:val="1E1D1C"/>
+        </w:rPr>
+        <w:t xml:space="preserve"> The window in which a small consultancy can build, ship, and price tools against current token economics is open now. Step 1 is best executed inside it.</w:t>
+      </w:r>
+    </w:p>
+    <w:p>
+      <w:pPr>
+        <w:spacing w:after="120"/>
+      </w:pPr>
+      <w:r>
+        <w:rPr>
+          <w:color w:val="1E1D1C"/>
+        </w:rPr>
+        <w:t xml:space="preserve">The market opening is visible. Trade-shop owners are looking for someone they trust. ISI already has those relationships. The proposal extends them with an AI advisory </w:t>
+      </w:r>
+      <w:proofErr w:type="gramStart"/>
+      <w:r>
+        <w:rPr>
+          <w:color w:val="1E1D1C"/>
+        </w:rPr>
+        <w:t>layer</w:t>
+      </w:r>
+      <w:proofErr w:type="gramEnd"/>
+      <w:r>
+        <w:rPr>
+          <w:color w:val="1E1D1C"/>
+        </w:rPr>
+        <w:t xml:space="preserve"> that fits how the firm already works.</w:t>
+      </w:r>
+    </w:p>
+    <w:p>
+      <w:pPr>
+        <w:pStyle w:val="Heading1"/>
+        <w:spacing w:before="360" w:after="160"/>
+      </w:pPr>
+      <w:r>
+        <w:rPr>
+          <w:rFonts w:ascii="Poppins" w:eastAsia="Poppins" w:hAnsi="Poppins" w:cs="Poppins"/>
+          <w:color w:val="0056A5"/>
+          <w:sz w:val="36"/>
+        </w:rPr>
+        <w:lastRenderedPageBreak/>
+        <w:t>10. Closing</w:t>
+      </w:r>
+    </w:p>
+    <w:p>
+      <w:pPr>
+        <w:spacing w:after="120"/>
+      </w:pPr>
+      <w:r>
+        <w:rPr>
+          <w:color w:val="1E1D1C"/>
+        </w:rPr>
+        <w:t>Forty years ago, the consulting industry was reorganized around the personal computer. Twenty years ago, around the internet. Ten years ago, around the cloud. Each reorganization made winners of the firms that named the new category early.</w:t>
+      </w:r>
+    </w:p>
+    <w:p>
+      <w:pPr>
+        <w:spacing w:after="120"/>
+      </w:pPr>
+      <w:r>
+        <w:rPr>
+          <w:color w:val="1E1D1C"/>
+        </w:rPr>
+        <w:t>The 2026 reorganization is happening at the top of the market right now. The category the labs cannot reach is the trades, the mid-market, the family-run shops that do the actual work of the American economy. ISI is already running CPM in those shops and already training those clients on AI. The proposal is to name the Game as one option inside that work, document the pattern, and let ISI scale it on whatever terms the firm chooses.</w:t>
+      </w:r>
+    </w:p>
+    <w:p>
+      <w:pPr>
+        <w:spacing w:after="120"/>
+      </w:pPr>
+      <w:r>
+        <w:rPr>
+          <w:color w:val="1E1D1C"/>
+        </w:rPr>
+        <w:t>The asset that makes the proposal durable is one ISI already owns. Thirty years of trades operating documents, sanitized and compressed into the Apprentice, becomes the deployment artifact that runs in every shop the practice serves. The decade goes to the firm whose model knows what a trades shop's month actually looks like. ISI is that firm.</w:t>
       </w:r>
     </w:p>
     <w:p>
@@ -4253,6 +3569,7 @@
           <w:color w:val="1E1D1C"/>
           <w:sz w:val="20"/>
         </w:rPr>
+        <w:lastRenderedPageBreak/>
         <w:t xml:space="preserve">5. </w:t>
       </w:r>
       <w:r>
@@ -4476,14 +3793,7 @@
         <w:rPr>
           <w:color w:val="1E1D1C"/>
         </w:rPr>
-        <w:t xml:space="preserve">; SBE Council, "Success Strategies: The AI Tools Small </w:t>
-      </w:r>
-      <w:r>
-        <w:rPr>
-          <w:color w:val="1E1D1C"/>
-        </w:rPr>
-        <w:lastRenderedPageBreak/>
-        <w:t xml:space="preserve">Businesses Are Using," April 25, 2026, </w:t>
+        <w:t xml:space="preserve">; SBE Council, "Success Strategies: The AI Tools Small Businesses Are Using," April 25, 2026, </w:t>
       </w:r>
       <w:hyperlink r:id="rId23" w:history="1">
         <w:r>
@@ -4575,7 +3885,15 @@
             <w:color w:val="0563C1"/>
             <w:u w:val="single"/>
           </w:rPr>
-          <w:t>https://dataconsultingfirms.com/insights/ai-consulting-pricing</w:t>
+          <w:t>https://dataconsultingfirms.com/insights/ai-consulting-</w:t>
+        </w:r>
+        <w:r>
+          <w:rPr>
+            <w:color w:val="0563C1"/>
+            <w:u w:val="single"/>
+          </w:rPr>
+          <w:lastRenderedPageBreak/>
+          <w:t>pricing</w:t>
         </w:r>
       </w:hyperlink>
       <w:r>
@@ -4806,55 +4124,12 @@
       <w:pPr>
         <w:spacing w:after="120"/>
       </w:pPr>
-      <w:bookmarkStart w:id="16" w:name="note17"/>
-      <w:r>
-        <w:rPr>
-          <w:color w:val="1E1D1C"/>
-        </w:rPr>
-        <w:t xml:space="preserve">17. Fiverr Holdings, "Fiverr Announces Fourth Quarter and Full Year 2025 Results," February 18, 2026, </w:t>
-      </w:r>
-      <w:hyperlink r:id="rId32" w:history="1">
-        <w:r>
-          <w:rPr>
-            <w:color w:val="0563C1"/>
-            <w:u w:val="single"/>
-          </w:rPr>
-          <w:t>https://investors.fiverr.com/news-releases/news-release-details/fiverr-announces-fourth-quarter-and-full-year-2025-results</w:t>
-        </w:r>
-      </w:hyperlink>
-      <w:r>
-        <w:rPr>
-          <w:color w:val="1E1D1C"/>
-        </w:rPr>
-        <w:t xml:space="preserve">; Q4 2025 earnings call transcript, Motley Fool, February 18, 2026, </w:t>
-      </w:r>
-      <w:hyperlink r:id="rId33" w:history="1">
-        <w:r>
-          <w:rPr>
-            <w:color w:val="0563C1"/>
-            <w:u w:val="single"/>
-          </w:rPr>
-          <w:t>https://www.fool.com/earnings/call-transcripts/2026/02/18/fiverr-fvrr-q4-2025-earnings-call-transcript/</w:t>
-        </w:r>
-      </w:hyperlink>
-      <w:r>
-        <w:rPr>
-          <w:color w:val="1E1D1C"/>
-        </w:rPr>
-        <w:t>.</w:t>
-      </w:r>
-      <w:bookmarkEnd w:id="16"/>
-    </w:p>
-    <w:p>
-      <w:pPr>
-        <w:spacing w:after="120"/>
-      </w:pPr>
       <w:bookmarkStart w:id="17" w:name="note18"/>
       <w:r>
         <w:rPr>
           <w:color w:val="1E1D1C"/>
         </w:rPr>
-        <w:t xml:space="preserve">18. Fiverr Holdings, "Businesses Rush to Harness AI Agents, Fueling 18,347% Surge in Freelancer Searches," investor release, May 13, 2025, </w:t>
+        <w:t xml:space="preserve">17. Fiverr Holdings, "Businesses Rush to Harness AI Agents, Fueling 18,347% Surge in Freelancer Searches," investor release, May 13, 2025, </w:t>
       </w:r>
       <w:hyperlink r:id="rId34" w:history="1">
         <w:r>
@@ -4877,70 +4152,48 @@
       <w:pPr>
         <w:spacing w:after="120"/>
       </w:pPr>
-      <w:bookmarkStart w:id="18" w:name="note19"/>
-      <w:r>
-        <w:rPr>
-          <w:color w:val="1E1D1C"/>
-        </w:rPr>
-        <w:t xml:space="preserve">19. Upwork, "Upwork's In-Demand Skills 2026: Demand for Top AI Skills More Than Doubles," investor release, February 4, 2026, </w:t>
-      </w:r>
-      <w:hyperlink r:id="rId35" w:history="1">
+      <w:bookmarkStart w:id="27" w:name="note28"/>
+      <w:r>
+        <w:rPr>
+          <w:color w:val="1E1D1C"/>
+        </w:rPr>
+        <w:t xml:space="preserve">18. </w:t>
+      </w:r>
+      <w:proofErr w:type="spellStart"/>
+      <w:r>
+        <w:rPr>
+          <w:color w:val="1E1D1C"/>
+        </w:rPr>
+        <w:t>ServiceTitan</w:t>
+      </w:r>
+      <w:proofErr w:type="spellEnd"/>
+      <w:r>
+        <w:rPr>
+          <w:color w:val="1E1D1C"/>
+        </w:rPr>
+        <w:t xml:space="preserve">, "2025 AI in the Skilled Trades Report," 2025, summarized in ACHR News, </w:t>
+      </w:r>
+      <w:hyperlink r:id="rId46" w:history="1">
         <w:r>
           <w:rPr>
             <w:color w:val="0563C1"/>
             <w:u w:val="single"/>
           </w:rPr>
-          <w:t>https://investors.upwork.com/news-</w:t>
+          <w:t>https://ww</w:t>
         </w:r>
         <w:r>
           <w:rPr>
             <w:color w:val="0563C1"/>
             <w:u w:val="single"/>
           </w:rPr>
-          <w:lastRenderedPageBreak/>
-          <w:t>releases/news-release-details/upworks-demand-skills-2026-demand-top-ai-skills-more-doubles-ai</w:t>
+          <w:t>w</w:t>
         </w:r>
-      </w:hyperlink>
-      <w:r>
-        <w:rPr>
-          <w:color w:val="1E1D1C"/>
-        </w:rPr>
-        <w:t>.</w:t>
-      </w:r>
-      <w:bookmarkEnd w:id="18"/>
-    </w:p>
-    <w:p>
-      <w:pPr>
-        <w:spacing w:after="120"/>
-      </w:pPr>
-      <w:bookmarkStart w:id="19" w:name="note20"/>
-      <w:r>
-        <w:rPr>
-          <w:color w:val="1E1D1C"/>
-        </w:rPr>
-        <w:t xml:space="preserve">20. </w:t>
-      </w:r>
-      <w:proofErr w:type="gramStart"/>
-      <w:r>
-        <w:rPr>
-          <w:color w:val="1E1D1C"/>
-        </w:rPr>
-        <w:t>Indeed</w:t>
-      </w:r>
-      <w:proofErr w:type="gramEnd"/>
-      <w:r>
-        <w:rPr>
-          <w:color w:val="1E1D1C"/>
-        </w:rPr>
-        <w:t xml:space="preserve"> Hiring Lab, "January Labor Market Update: Jobs Mentioning AI Are Growing Amid Broader Hiring Weakness," January 22, 2026, </w:t>
-      </w:r>
-      <w:hyperlink r:id="rId36" w:history="1">
         <w:r>
           <w:rPr>
             <w:color w:val="0563C1"/>
             <w:u w:val="single"/>
           </w:rPr>
-          <w:t>https://www.hiringlab.org/2026/01/22/january-labor-market-update-jobs-mentioning-ai-are-growing-amid-broader-hiring-weakness/</w:t>
+          <w:t>.achrnews.com/articles/165624-servicetitans-2025-ai-in-the-skilled-trades-report</w:t>
         </w:r>
       </w:hyperlink>
       <w:r>
@@ -4949,328 +4202,18 @@
         </w:rPr>
         <w:t>.</w:t>
       </w:r>
-      <w:bookmarkEnd w:id="19"/>
+      <w:bookmarkEnd w:id="27"/>
     </w:p>
     <w:p>
       <w:pPr>
         <w:spacing w:after="120"/>
       </w:pPr>
-      <w:bookmarkStart w:id="20" w:name="note21"/>
-      <w:r>
-        <w:rPr>
-          <w:color w:val="1E1D1C"/>
-        </w:rPr>
-        <w:t xml:space="preserve">21. </w:t>
-      </w:r>
-      <w:proofErr w:type="gramStart"/>
-      <w:r>
-        <w:rPr>
-          <w:color w:val="1E1D1C"/>
-        </w:rPr>
-        <w:t>Indeed</w:t>
-      </w:r>
-      <w:proofErr w:type="gramEnd"/>
-      <w:r>
-        <w:rPr>
-          <w:color w:val="1E1D1C"/>
-        </w:rPr>
-        <w:t xml:space="preserve"> Hiring Lab, "AI at Work: Rise of the GenAI Consultant," February 27, 2025, </w:t>
-      </w:r>
-      <w:hyperlink r:id="rId37" w:history="1">
-        <w:r>
-          <w:rPr>
-            <w:color w:val="0563C1"/>
-            <w:u w:val="single"/>
-          </w:rPr>
-          <w:t>https://www.hiringlab.org/2025/02/27/ai-at-work-rise-of-the-genai-consultant/</w:t>
-        </w:r>
-      </w:hyperlink>
-      <w:r>
-        <w:rPr>
-          <w:color w:val="1E1D1C"/>
-        </w:rPr>
-        <w:t>.</w:t>
-      </w:r>
-      <w:bookmarkEnd w:id="20"/>
-    </w:p>
-    <w:p>
-      <w:pPr>
-        <w:spacing w:after="120"/>
-      </w:pPr>
-      <w:bookmarkStart w:id="21" w:name="note22"/>
-      <w:r>
-        <w:rPr>
-          <w:color w:val="1E1D1C"/>
-        </w:rPr>
-        <w:t xml:space="preserve">22. LinkedIn News, "LinkedIn Jobs on the Rise 2026: The 25 Fastest-Growing Roles in the U.S.," accessed May 17, 2026, </w:t>
-      </w:r>
-      <w:hyperlink r:id="rId38" w:history="1">
-        <w:r>
-          <w:rPr>
-            <w:color w:val="0563C1"/>
-            <w:u w:val="single"/>
-          </w:rPr>
-          <w:t>https://www.linkedin.com/pulse/linkedin-jobs-rise-2026-25-fastest-growing-roles-us-linkedin-news-dlb1c</w:t>
-        </w:r>
-      </w:hyperlink>
-      <w:r>
-        <w:rPr>
-          <w:color w:val="1E1D1C"/>
-        </w:rPr>
-        <w:t>.</w:t>
-      </w:r>
-      <w:bookmarkEnd w:id="21"/>
-    </w:p>
-    <w:p>
-      <w:pPr>
-        <w:spacing w:after="120"/>
-      </w:pPr>
-      <w:bookmarkStart w:id="22" w:name="note23"/>
-      <w:r>
-        <w:rPr>
-          <w:color w:val="1E1D1C"/>
-        </w:rPr>
-        <w:t xml:space="preserve">23. Stripe, "Stripe Atlas: Startups in 2025, Year in Review," accessed May 17, 2026, </w:t>
-      </w:r>
-      <w:hyperlink r:id="rId39" w:history="1">
-        <w:r>
-          <w:rPr>
-            <w:color w:val="0563C1"/>
-            <w:u w:val="single"/>
-          </w:rPr>
-          <w:t>https://stripe.com/blog/stripe-atlas-startups-in-2025-year-in-review</w:t>
-        </w:r>
-      </w:hyperlink>
-      <w:r>
-        <w:rPr>
-          <w:color w:val="1E1D1C"/>
-        </w:rPr>
-        <w:t>.</w:t>
-      </w:r>
-      <w:bookmarkEnd w:id="22"/>
-    </w:p>
-    <w:p>
-      <w:pPr>
-        <w:spacing w:after="120"/>
-      </w:pPr>
-      <w:bookmarkStart w:id="23" w:name="note24"/>
-      <w:r>
-        <w:rPr>
-          <w:color w:val="1E1D1C"/>
-        </w:rPr>
-        <w:t xml:space="preserve">24. Brex, "Brex Benchmark, October 2025," October 2025, </w:t>
-      </w:r>
-      <w:hyperlink r:id="rId40" w:history="1">
-        <w:r>
-          <w:rPr>
-            <w:color w:val="0563C1"/>
-            <w:u w:val="single"/>
-          </w:rPr>
-          <w:t>https://www.brex.com/journal/brex-benchmark-october-2025</w:t>
-        </w:r>
-      </w:hyperlink>
-      <w:r>
-        <w:rPr>
-          <w:color w:val="1E1D1C"/>
-        </w:rPr>
-        <w:t>.</w:t>
-      </w:r>
-      <w:bookmarkEnd w:id="23"/>
-    </w:p>
-    <w:p>
-      <w:pPr>
-        <w:spacing w:after="120"/>
-      </w:pPr>
-      <w:bookmarkStart w:id="24" w:name="note25"/>
-      <w:r>
-        <w:rPr>
-          <w:color w:val="1E1D1C"/>
-        </w:rPr>
-        <w:t xml:space="preserve">25. n8n, "Why We Raised Our Series C at a $2.5 Billion Valuation," October 2025, </w:t>
-      </w:r>
-      <w:hyperlink r:id="rId41" w:history="1">
-        <w:r>
-          <w:rPr>
-            <w:color w:val="0563C1"/>
-            <w:u w:val="single"/>
-          </w:rPr>
-          <w:t>https://blog.n8n.io/series-c/</w:t>
-        </w:r>
-      </w:hyperlink>
-      <w:r>
-        <w:rPr>
-          <w:color w:val="1E1D1C"/>
-        </w:rPr>
-        <w:t>.</w:t>
-      </w:r>
-      <w:bookmarkEnd w:id="24"/>
-    </w:p>
-    <w:p>
-      <w:pPr>
-        <w:spacing w:after="120"/>
-      </w:pPr>
-      <w:bookmarkStart w:id="25" w:name="note26"/>
-      <w:r>
-        <w:rPr>
-          <w:color w:val="1E1D1C"/>
-        </w:rPr>
-        <w:t xml:space="preserve">26. SQ Magazine, "Zapier Statistics 2026: $420M ARR, 3.4M Customers, 760% Growth in AI Tasks," accessed May 17, 2026, </w:t>
-      </w:r>
-      <w:hyperlink r:id="rId42" w:history="1">
-        <w:r>
-          <w:rPr>
-            <w:color w:val="0563C1"/>
-            <w:u w:val="single"/>
-          </w:rPr>
-          <w:t>https://sqmagazine.co.uk/zapier-statistics/</w:t>
-        </w:r>
-      </w:hyperlink>
-      <w:r>
-        <w:rPr>
-          <w:color w:val="1E1D1C"/>
-        </w:rPr>
-        <w:t xml:space="preserve">; Madrona, "Zapier Has More AI Agents Than Employees," accessed May 17, 2026, </w:t>
-      </w:r>
-      <w:hyperlink r:id="rId43" w:history="1">
-        <w:r>
-          <w:rPr>
-            <w:color w:val="0563C1"/>
-            <w:u w:val="single"/>
-          </w:rPr>
-          <w:t>https://www.madrona.com/zapier-has-more-ai-agents-than-employees-heres-how-that-happened/</w:t>
-        </w:r>
-      </w:hyperlink>
-      <w:r>
-        <w:rPr>
-          <w:color w:val="1E1D1C"/>
-        </w:rPr>
-        <w:t>.</w:t>
-      </w:r>
-      <w:bookmarkEnd w:id="25"/>
-    </w:p>
-    <w:p>
-      <w:pPr>
-        <w:spacing w:after="120"/>
-      </w:pPr>
-      <w:bookmarkStart w:id="26" w:name="note27"/>
-      <w:r>
-        <w:rPr>
-          <w:color w:val="1E1D1C"/>
-        </w:rPr>
-        <w:t>27. Technology Checker, "</w:t>
-      </w:r>
-      <w:proofErr w:type="spellStart"/>
-      <w:r>
-        <w:rPr>
-          <w:color w:val="1E1D1C"/>
-        </w:rPr>
-        <w:t>GoHighLevel</w:t>
-      </w:r>
-      <w:proofErr w:type="spellEnd"/>
-      <w:r>
-        <w:rPr>
-          <w:color w:val="1E1D1C"/>
-        </w:rPr>
-        <w:t xml:space="preserve">: Customer and Usage Statistics," accessed May 17, 2026, </w:t>
-      </w:r>
-      <w:hyperlink r:id="rId44" w:history="1">
-        <w:r>
-          <w:rPr>
-            <w:color w:val="0563C1"/>
-            <w:u w:val="single"/>
-          </w:rPr>
-          <w:t>https://technologychecker.io/technology/highlevel</w:t>
-        </w:r>
-      </w:hyperlink>
-      <w:r>
-        <w:rPr>
-          <w:color w:val="1E1D1C"/>
-        </w:rPr>
-        <w:t>; GHL Builds, "</w:t>
-      </w:r>
-      <w:proofErr w:type="spellStart"/>
-      <w:r>
-        <w:rPr>
-          <w:color w:val="1E1D1C"/>
-        </w:rPr>
-        <w:t>GoHighLevel</w:t>
-      </w:r>
-      <w:proofErr w:type="spellEnd"/>
-      <w:r>
-        <w:rPr>
-          <w:color w:val="1E1D1C"/>
-        </w:rPr>
-        <w:t xml:space="preserve"> Revenue Analysis," accessed May 17, 2026, </w:t>
-      </w:r>
-      <w:hyperlink r:id="rId45" w:history="1">
-        <w:r>
-          <w:rPr>
-            <w:color w:val="0563C1"/>
-            <w:u w:val="single"/>
-          </w:rPr>
-          <w:t>https://ghlbuilds.com/gohighlevel-revenue/</w:t>
-        </w:r>
-      </w:hyperlink>
-      <w:r>
-        <w:rPr>
-          <w:color w:val="1E1D1C"/>
-        </w:rPr>
-        <w:t>.</w:t>
-      </w:r>
-      <w:bookmarkEnd w:id="26"/>
-    </w:p>
-    <w:p>
-      <w:pPr>
-        <w:spacing w:after="120"/>
-      </w:pPr>
-      <w:bookmarkStart w:id="27" w:name="note28"/>
-      <w:r>
-        <w:rPr>
-          <w:color w:val="1E1D1C"/>
-        </w:rPr>
-        <w:t xml:space="preserve">28. </w:t>
-      </w:r>
-      <w:proofErr w:type="spellStart"/>
-      <w:r>
-        <w:rPr>
-          <w:color w:val="1E1D1C"/>
-        </w:rPr>
-        <w:t>ServiceTitan</w:t>
-      </w:r>
-      <w:proofErr w:type="spellEnd"/>
-      <w:r>
-        <w:rPr>
-          <w:color w:val="1E1D1C"/>
-        </w:rPr>
-        <w:t xml:space="preserve">, "2025 AI in the Skilled Trades Report," 2025, summarized in ACHR News, </w:t>
-      </w:r>
-      <w:hyperlink r:id="rId46" w:history="1">
-        <w:r>
-          <w:rPr>
-            <w:color w:val="0563C1"/>
-            <w:u w:val="single"/>
-          </w:rPr>
-          <w:t>https://www.achrnews.com/articles/165624-servicetitans-2025-ai-in-the-skilled-trades-report</w:t>
-        </w:r>
-      </w:hyperlink>
-      <w:r>
-        <w:rPr>
-          <w:color w:val="1E1D1C"/>
-        </w:rPr>
-        <w:t>.</w:t>
-      </w:r>
-      <w:bookmarkEnd w:id="27"/>
-    </w:p>
-    <w:p>
-      <w:pPr>
-        <w:spacing w:after="120"/>
-      </w:pPr>
       <w:bookmarkStart w:id="28" w:name="note29"/>
       <w:r>
         <w:rPr>
           <w:color w:val="1E1D1C"/>
         </w:rPr>
-        <w:t xml:space="preserve">29. ACCA and Farmington Consulting Group, "2025 Contractor of the Future Study," 2025, summarized in Retrofit Magazine, </w:t>
+        <w:t xml:space="preserve">19. ACCA and Farmington Consulting Group, "2025 Contractor of the Future Study," 2025, summarized in Retrofit Magazine, </w:t>
       </w:r>
       <w:hyperlink r:id="rId47" w:history="1">
         <w:r>
@@ -5278,7 +4221,21 @@
             <w:color w:val="0563C1"/>
             <w:u w:val="single"/>
           </w:rPr>
-          <w:t>https://retrofitmagazine.com/acca-releases-2025-hvacr-contractor-of-the-future-study/</w:t>
+          <w:t>https://retrofi</w:t>
+        </w:r>
+        <w:r>
+          <w:rPr>
+            <w:color w:val="0563C1"/>
+            <w:u w:val="single"/>
+          </w:rPr>
+          <w:t>t</w:t>
+        </w:r>
+        <w:r>
+          <w:rPr>
+            <w:color w:val="0563C1"/>
+            <w:u w:val="single"/>
+          </w:rPr>
+          <w:t>magazine.com/acca-releases-2025-hvacr-contractor-of-the-future-study/</w:t>
         </w:r>
       </w:hyperlink>
       <w:r>
@@ -5293,7 +4250,35 @@
             <w:color w:val="0563C1"/>
             <w:u w:val="single"/>
           </w:rPr>
-          <w:t>https://www.phcppros.com/articles/22596-acca-and-farmington-consulting-group-release-2025-contractor-of-the-future-study-results</w:t>
+          <w:t>https://www.p</w:t>
+        </w:r>
+        <w:r>
+          <w:rPr>
+            <w:color w:val="0563C1"/>
+            <w:u w:val="single"/>
+          </w:rPr>
+          <w:t>h</w:t>
+        </w:r>
+        <w:r>
+          <w:rPr>
+            <w:color w:val="0563C1"/>
+            <w:u w:val="single"/>
+          </w:rPr>
+          <w:t>cppros.com/articles/22596-acca-and-farmington-consulting-group-release-2025-contract</w:t>
+        </w:r>
+        <w:r>
+          <w:rPr>
+            <w:color w:val="0563C1"/>
+            <w:u w:val="single"/>
+          </w:rPr>
+          <w:t>o</w:t>
+        </w:r>
+        <w:r>
+          <w:rPr>
+            <w:color w:val="0563C1"/>
+            <w:u w:val="single"/>
+          </w:rPr>
+          <w:t>r-of-the-future-study-results</w:t>
         </w:r>
       </w:hyperlink>
       <w:r>
@@ -5313,8 +4298,7 @@
         <w:rPr>
           <w:color w:val="1E1D1C"/>
         </w:rPr>
-        <w:lastRenderedPageBreak/>
-        <w:t xml:space="preserve">30. Goldman Sachs 10,000 Small Businesses Voices, "Small Businesses Embrace AI but Need Training and Support to Fully Harness It," March 17, 2026, </w:t>
+        <w:t xml:space="preserve">20. Goldman Sachs 10,000 Small Businesses Voices, "Small Businesses Embrace AI but Need Training and Support to Fully Harness It," March 17, 2026, </w:t>
       </w:r>
       <w:hyperlink r:id="rId49" w:history="1">
         <w:r>
@@ -5322,98 +4306,41 @@
             <w:color w:val="0563C1"/>
             <w:u w:val="single"/>
           </w:rPr>
-          <w:t>https://www.goldmansachs.com/pressroom/press-releases/2026/small-businesses-embrace-ai-but-need-training-and-support-to-fully-harness-it</w:t>
+          <w:t>https://www.goldmansachs.com/pressroom/press-rele</w:t>
         </w:r>
-      </w:hyperlink>
-      <w:r>
-        <w:rPr>
-          <w:color w:val="1E1D1C"/>
-        </w:rPr>
-        <w:t>. Survey conducted by Babson College and David Binder Research, n=1,256, January 27 to February 4, 2026.</w:t>
-      </w:r>
-      <w:bookmarkEnd w:id="29"/>
-    </w:p>
-    <w:p>
-      <w:pPr>
-        <w:spacing w:after="120"/>
-      </w:pPr>
-      <w:bookmarkStart w:id="30" w:name="note31"/>
-      <w:r>
-        <w:rPr>
-          <w:color w:val="1E1D1C"/>
-        </w:rPr>
-        <w:t xml:space="preserve">31. MIT NANDA, "The GenAI Divide: State of AI in Business 2025," 2025, </w:t>
-      </w:r>
-      <w:hyperlink r:id="rId50" w:history="1">
         <w:r>
           <w:rPr>
             <w:color w:val="0563C1"/>
             <w:u w:val="single"/>
           </w:rPr>
-          <w:t>https://mlq.ai/media/quarterly_decks/v0.1_State_of_AI_in_Business_2025_Report.pdf</w:t>
+          <w:t>a</w:t>
         </w:r>
-      </w:hyperlink>
-      <w:r>
-        <w:rPr>
-          <w:color w:val="1E1D1C"/>
-        </w:rPr>
-        <w:t xml:space="preserve">; Fortune coverage, August 18, 2025, </w:t>
-      </w:r>
-      <w:hyperlink r:id="rId51" w:history="1">
         <w:r>
           <w:rPr>
             <w:color w:val="0563C1"/>
             <w:u w:val="single"/>
           </w:rPr>
-          <w:t>https://fortune.com/2025/08/18/mit-report-95-percent-generative-ai-pilots-at-companies-failing-cfo/</w:t>
+          <w:t>ses/2026/small-businesses-embrace-ai-but-need-training-and-support-to-fully-harness-it</w:t>
         </w:r>
       </w:hyperlink>
       <w:r>
         <w:rPr>
           <w:color w:val="1E1D1C"/>
         </w:rPr>
-        <w:t>.</w:t>
-      </w:r>
-      <w:bookmarkEnd w:id="30"/>
+        <w:t>. Survey conducted by Babson College and David Binder Research, n=1,256, January 27 to February 4, 2026.</w:t>
+      </w:r>
+      <w:bookmarkEnd w:id="29"/>
     </w:p>
     <w:p>
       <w:pPr>
         <w:spacing w:after="120"/>
       </w:pPr>
-      <w:bookmarkStart w:id="31" w:name="note32"/>
-      <w:r>
-        <w:rPr>
-          <w:color w:val="1E1D1C"/>
-        </w:rPr>
-        <w:t xml:space="preserve">32. Service Direct, "2025 Small Business AI Report," 2025, </w:t>
-      </w:r>
-      <w:hyperlink r:id="rId52" w:history="1">
-        <w:r>
-          <w:rPr>
-            <w:color w:val="0563C1"/>
-            <w:u w:val="single"/>
-          </w:rPr>
-          <w:t>https://servicedirect.com/resources/small-business-ai-report/</w:t>
-        </w:r>
-      </w:hyperlink>
-      <w:r>
-        <w:rPr>
-          <w:color w:val="1E1D1C"/>
-        </w:rPr>
-        <w:t>.</w:t>
-      </w:r>
-      <w:bookmarkEnd w:id="31"/>
-    </w:p>
-    <w:p>
-      <w:pPr>
-        <w:spacing w:after="120"/>
-      </w:pPr>
       <w:bookmarkStart w:id="32" w:name="note33"/>
       <w:r>
         <w:rPr>
           <w:color w:val="1E1D1C"/>
         </w:rPr>
-        <w:t xml:space="preserve">33. Nadia Privalikhina, "What I Learned Building an AI Automation Agency," LinkedIn, May 30, 2025, </w:t>
+        <w:t xml:space="preserve">21. Nadia Privalikhina, "What I Learned Building an AI Automation Agency," LinkedIn, May 30, 2025, </w:t>
       </w:r>
       <w:hyperlink r:id="rId53" w:history="1">
         <w:r>
@@ -5421,106 +4348,35 @@
             <w:color w:val="0563C1"/>
             <w:u w:val="single"/>
           </w:rPr>
-          <w:t>https://www.linkedin.com/pulse/what-i-learned-building-ai-automation-agency-why-nadia-privalikhina-atk0f</w:t>
+          <w:t>https://www.linkedin.com/pulse/what-i-learned-bu</w:t>
         </w:r>
-      </w:hyperlink>
-      <w:r>
-        <w:rPr>
-          <w:color w:val="1E1D1C"/>
-        </w:rPr>
-        <w:t>.</w:t>
-      </w:r>
-      <w:bookmarkEnd w:id="32"/>
-    </w:p>
-    <w:p>
-      <w:pPr>
-        <w:spacing w:after="120"/>
-      </w:pPr>
-      <w:bookmarkStart w:id="33" w:name="note34"/>
-      <w:r>
-        <w:rPr>
-          <w:color w:val="1E1D1C"/>
-        </w:rPr>
-        <w:t xml:space="preserve">34. Reimagine Main Street and PayPal, "Beyond Efficiency: Small Businesses Look to AI for Competitive Edge," joint press release, June 10, 2025, </w:t>
-      </w:r>
-      <w:hyperlink r:id="rId54" w:history="1">
         <w:r>
           <w:rPr>
             <w:color w:val="0563C1"/>
             <w:u w:val="single"/>
           </w:rPr>
-          <w:t>https://newsroom.paypal-corp.com/2025-06-10-Beyond-Efficiency-Small-Businesses-Look-to-AI-for-Competitive-Edge</w:t>
+          <w:t>i</w:t>
         </w:r>
-      </w:hyperlink>
-      <w:r>
-        <w:rPr>
-          <w:color w:val="1E1D1C"/>
-        </w:rPr>
-        <w:t xml:space="preserve">,-New-Survey-Shows; underlying survey at </w:t>
-      </w:r>
-      <w:hyperlink r:id="rId55" w:history="1">
         <w:r>
           <w:rPr>
             <w:color w:val="0563C1"/>
             <w:u w:val="single"/>
           </w:rPr>
-          <w:t>https://www.reimaginemainstreet.org/ai-and-small-business-survey</w:t>
+          <w:t>l</w:t>
         </w:r>
-      </w:hyperlink>
-      <w:r>
-        <w:rPr>
-          <w:color w:val="1E1D1C"/>
-        </w:rPr>
-        <w:t>.</w:t>
-      </w:r>
-      <w:bookmarkEnd w:id="33"/>
-    </w:p>
-    <w:p>
-      <w:pPr>
-        <w:spacing w:after="120"/>
-      </w:pPr>
-      <w:bookmarkStart w:id="34" w:name="note35"/>
-      <w:r>
-        <w:rPr>
-          <w:color w:val="1E1D1C"/>
-        </w:rPr>
-        <w:t xml:space="preserve">35. ACHR News, "ChatGPT Said It Was the Capacitor," 2025, </w:t>
-      </w:r>
-      <w:hyperlink r:id="rId56" w:history="1">
         <w:r>
           <w:rPr>
             <w:color w:val="0563C1"/>
             <w:u w:val="single"/>
           </w:rPr>
-          <w:t>https://www.achrnews.com/blogs/17-opinions/post/165918-chatgpt-said-it-was-the-capacitor</w:t>
+          <w:t>d</w:t>
         </w:r>
-      </w:hyperlink>
-      <w:r>
-        <w:rPr>
-          <w:color w:val="1E1D1C"/>
-        </w:rPr>
-        <w:t>.</w:t>
-      </w:r>
-      <w:bookmarkEnd w:id="34"/>
-    </w:p>
-    <w:p>
-      <w:pPr>
-        <w:spacing w:after="120"/>
-      </w:pPr>
-      <w:bookmarkStart w:id="35" w:name="note36"/>
-      <w:r>
-        <w:rPr>
-          <w:color w:val="1E1D1C"/>
-        </w:rPr>
-        <w:t xml:space="preserve">36. U.S. Chamber of Commerce, "Empowering Small Business: The Impact of Technology on U.S. Small Business," 2025, </w:t>
-      </w:r>
-      <w:hyperlink r:id="rId57" w:history="1">
         <w:r>
           <w:rPr>
             <w:color w:val="0563C1"/>
             <w:u w:val="single"/>
           </w:rPr>
-          <w:t>https://www.uschamber.com/technology/artificial-intelligence/u-s-chambers-latest-empowering-small-business-report-shows-majority-of-businesses-in-all-50-states-are-embracing-ai</w:t>
+          <w:t>ing-ai-automation-agency-why-nadia-privalikhina-atk0f</w:t>
         </w:r>
       </w:hyperlink>
       <w:r>
@@ -5529,35 +4385,7 @@
         </w:rPr>
         <w:t>.</w:t>
       </w:r>
-      <w:bookmarkEnd w:id="35"/>
-    </w:p>
-    <w:p>
-      <w:pPr>
-        <w:spacing w:after="120"/>
-      </w:pPr>
-      <w:bookmarkStart w:id="36" w:name="note37"/>
-      <w:r>
-        <w:rPr>
-          <w:color w:val="1E1D1C"/>
-        </w:rPr>
-        <w:t xml:space="preserve">37. Sharon Goldman, "AI Engineers and Consultants Are Charging $900 an Hour as Enterprises Race to Catch Up," Fortune, September 14, 2025, </w:t>
-      </w:r>
-      <w:hyperlink r:id="rId58" w:history="1">
-        <w:r>
-          <w:rPr>
-            <w:color w:val="0563C1"/>
-            <w:u w:val="single"/>
-          </w:rPr>
-          <w:t>https://fortune.com/2025/09/14/ai-engineers-consultant-premium-enterprise-data-integration-high-pay-llms-big-four/</w:t>
-        </w:r>
-      </w:hyperlink>
-      <w:r>
-        <w:rPr>
-          <w:color w:val="1E1D1C"/>
-        </w:rPr>
-        <w:t>.</w:t>
-      </w:r>
-      <w:bookmarkEnd w:id="36"/>
+      <w:bookmarkEnd w:id="32"/>
     </w:p>
     <w:p>
       <w:pPr>
@@ -5570,7 +4398,6 @@
           <w:color w:val="0056A5"/>
           <w:sz w:val="36"/>
         </w:rPr>
-        <w:lastRenderedPageBreak/>
         <w:t>12. Bibliography</w:t>
       </w:r>
     </w:p>
@@ -5590,33 +4417,21 @@
             <w:color w:val="0563C1"/>
             <w:u w:val="single"/>
           </w:rPr>
-          <w:t>https://retrofitmagazine.com/acca-releases-2025-hvacr-contractor-of-the-future-study/</w:t>
+          <w:t>https://retrofitmagaz</w:t>
         </w:r>
-      </w:hyperlink>
-      <w:r>
-        <w:rPr>
-          <w:color w:val="1E1D1C"/>
-        </w:rPr>
-        <w:t>.</w:t>
-      </w:r>
-    </w:p>
-    <w:p>
-      <w:pPr>
-        <w:spacing w:after="120"/>
-      </w:pPr>
-      <w:r>
-        <w:rPr>
-          <w:color w:val="1E1D1C"/>
-        </w:rPr>
-        <w:t xml:space="preserve">ACHR News. "ChatGPT Said It Was the Capacitor." 2025. </w:t>
-      </w:r>
-      <w:hyperlink r:id="rId60" w:history="1">
         <w:r>
           <w:rPr>
             <w:color w:val="0563C1"/>
             <w:u w:val="single"/>
           </w:rPr>
-          <w:t>https://www.achrnews.com/blogs/17-opinions/post/165918-chatgpt-said-it-was-the-capacitor</w:t>
+          <w:t>i</w:t>
+        </w:r>
+        <w:r>
+          <w:rPr>
+            <w:color w:val="0563C1"/>
+            <w:u w:val="single"/>
+          </w:rPr>
+          <w:t>ne.com/acca-releases-2025-hvacr-contractor-of-the-future-study/</w:t>
         </w:r>
       </w:hyperlink>
       <w:r>
@@ -5635,6 +4450,7 @@
         <w:rPr>
           <w:color w:val="1E1D1C"/>
         </w:rPr>
+        <w:lastRenderedPageBreak/>
         <w:t xml:space="preserve">Anthropic. "Building a New Enterprise AI Services Company with Blackstone, Hellman &amp; Friedman, and Goldman Sachs." May 4, 2026. </w:t>
       </w:r>
       <w:hyperlink r:id="rId61" w:history="1">
@@ -5643,7 +4459,21 @@
             <w:color w:val="0563C1"/>
             <w:u w:val="single"/>
           </w:rPr>
-          <w:t>https://www.anthropic.com/news/enterprise-ai-services-company</w:t>
+          <w:t>https://www.anthropic.com/</w:t>
+        </w:r>
+        <w:r>
+          <w:rPr>
+            <w:color w:val="0563C1"/>
+            <w:u w:val="single"/>
+          </w:rPr>
+          <w:t>n</w:t>
+        </w:r>
+        <w:r>
+          <w:rPr>
+            <w:color w:val="0563C1"/>
+            <w:u w:val="single"/>
+          </w:rPr>
+          <w:t>ews/enterprise-ai-services-company</w:t>
         </w:r>
       </w:hyperlink>
       <w:r>
@@ -5670,7 +4500,21 @@
             <w:color w:val="0563C1"/>
             <w:u w:val="single"/>
           </w:rPr>
-          <w:t>https://www.anthropic.com/news/cognizant-partnership</w:t>
+          <w:t>https://www.anthropic.com/news/cogn</w:t>
+        </w:r>
+        <w:r>
+          <w:rPr>
+            <w:color w:val="0563C1"/>
+            <w:u w:val="single"/>
+          </w:rPr>
+          <w:t>i</w:t>
+        </w:r>
+        <w:r>
+          <w:rPr>
+            <w:color w:val="0563C1"/>
+            <w:u w:val="single"/>
+          </w:rPr>
+          <w:t>zant-partnership</w:t>
         </w:r>
       </w:hyperlink>
       <w:r>
@@ -5697,7 +4541,21 @@
             <w:color w:val="0563C1"/>
             <w:u w:val="single"/>
           </w:rPr>
-          <w:t>https://www.artefact.com/blog/is-ai-really-getting-cheaper-the-token-cost-illusion/</w:t>
+          <w:t>https://www.artefact.com/blog/is-ai-really-getting-chea</w:t>
+        </w:r>
+        <w:r>
+          <w:rPr>
+            <w:color w:val="0563C1"/>
+            <w:u w:val="single"/>
+          </w:rPr>
+          <w:t>p</w:t>
+        </w:r>
+        <w:r>
+          <w:rPr>
+            <w:color w:val="0563C1"/>
+            <w:u w:val="single"/>
+          </w:rPr>
+          <w:t>er-the-token-cost-illusion/</w:t>
         </w:r>
       </w:hyperlink>
       <w:r>
@@ -5724,7 +4582,21 @@
             <w:color w:val="0563C1"/>
             <w:u w:val="single"/>
           </w:rPr>
-          <w:t>https://www.bain.com/insights/per-seat-software-pricing-isnt-dead-but-new-models-are-gaining-steam/</w:t>
+          <w:t>https://www.bain.com/insights/per-seat-software-pricing-isnt-dead-but-new-models-are-g</w:t>
+        </w:r>
+        <w:r>
+          <w:rPr>
+            <w:color w:val="0563C1"/>
+            <w:u w:val="single"/>
+          </w:rPr>
+          <w:t>a</w:t>
+        </w:r>
+        <w:r>
+          <w:rPr>
+            <w:color w:val="0563C1"/>
+            <w:u w:val="single"/>
+          </w:rPr>
+          <w:t>ining-steam/</w:t>
         </w:r>
       </w:hyperlink>
       <w:r>
@@ -5751,7 +4623,21 @@
             <w:color w:val="0563C1"/>
             <w:u w:val="single"/>
           </w:rPr>
-          <w:t>https://www.blackstone.com/news/press/anthropic-partners-with-blackstone-hellman-friedman-and-goldman-sachs-to-launch-enterprise-ai-services-firm/</w:t>
+          <w:t>https://</w:t>
+        </w:r>
+        <w:r>
+          <w:rPr>
+            <w:color w:val="0563C1"/>
+            <w:u w:val="single"/>
+          </w:rPr>
+          <w:t>w</w:t>
+        </w:r>
+        <w:r>
+          <w:rPr>
+            <w:color w:val="0563C1"/>
+            <w:u w:val="single"/>
+          </w:rPr>
+          <w:t>ww.blackstone.com/news/press/anthropic-partners-with-blackstone-hellman-friedman-and-goldman-sachs-to-launch-enterprise-ai-services-firm/</w:t>
         </w:r>
       </w:hyperlink>
       <w:r>
@@ -5792,33 +4678,35 @@
             <w:color w:val="0563C1"/>
             <w:u w:val="single"/>
           </w:rPr>
-          <w:t>https://www.bloomberg.com/news/articles/2026-02-04/what-s-behind-the-saaspocalypse-plunge-in-software-stocks</w:t>
+          <w:t>https://www.bloomb</w:t>
         </w:r>
-      </w:hyperlink>
-      <w:r>
-        <w:rPr>
-          <w:color w:val="1E1D1C"/>
-        </w:rPr>
-        <w:t>.</w:t>
-      </w:r>
-    </w:p>
-    <w:p>
-      <w:pPr>
-        <w:spacing w:after="120"/>
-      </w:pPr>
-      <w:r>
-        <w:rPr>
-          <w:color w:val="1E1D1C"/>
-        </w:rPr>
-        <w:t xml:space="preserve">Brex. "Brex Benchmark, October 2025." October 2025. </w:t>
-      </w:r>
-      <w:hyperlink r:id="rId67" w:history="1">
         <w:r>
           <w:rPr>
             <w:color w:val="0563C1"/>
             <w:u w:val="single"/>
           </w:rPr>
-          <w:t>https://www.brex.com/journal/brex-benchmark-october-2025</w:t>
+          <w:t>e</w:t>
+        </w:r>
+        <w:r>
+          <w:rPr>
+            <w:color w:val="0563C1"/>
+            <w:u w:val="single"/>
+          </w:rPr>
+          <w:t>r</w:t>
+        </w:r>
+        <w:r>
+          <w:rPr>
+            <w:color w:val="0563C1"/>
+            <w:u w:val="single"/>
+          </w:rPr>
+          <w:t>g</w:t>
+        </w:r>
+        <w:r>
+          <w:rPr>
+            <w:color w:val="0563C1"/>
+            <w:u w:val="single"/>
+          </w:rPr>
+          <w:t>.com/news/articles/2026-02-04/what-s-behind-the-saaspocalypse-plunge-in-software-stocks</w:t>
         </w:r>
       </w:hyperlink>
       <w:r>
@@ -5859,7 +4747,21 @@
             <w:color w:val="0563C1"/>
             <w:u w:val="single"/>
           </w:rPr>
-          <w:t>https://news.cognizant.com/2025-11-04-Cognizant-Adopts-Anthropics-Claude-to-Accelerate-Enterprise-AI-Adoption-at-Scale-and-Deploys-Claude-to-Drive-Internal-AI-Transformation</w:t>
+          <w:t>https://news.cognizant.com/2025-11-04-Cognizant-Adopts-Anthropics-Claude-to-</w:t>
+        </w:r>
+        <w:r>
+          <w:rPr>
+            <w:color w:val="0563C1"/>
+            <w:u w:val="single"/>
+          </w:rPr>
+          <w:t>A</w:t>
+        </w:r>
+        <w:r>
+          <w:rPr>
+            <w:color w:val="0563C1"/>
+            <w:u w:val="single"/>
+          </w:rPr>
+          <w:t>ccelerate-Enterprise-AI-Adoption-at-Scale-and-Deploys-Claude-to-Drive-Internal-AI-Transformation</w:t>
         </w:r>
       </w:hyperlink>
       <w:r>
@@ -5878,7 +4780,6 @@
         <w:rPr>
           <w:color w:val="1E1D1C"/>
         </w:rPr>
-        <w:lastRenderedPageBreak/>
         <w:t xml:space="preserve">Data Consulting Insights. "AI Consulting Pricing: What GenAI Projects Actually Cost in 2026." Accessed May 14, 2026. </w:t>
       </w:r>
       <w:hyperlink r:id="rId69" w:history="1">
@@ -5887,7 +4788,21 @@
             <w:color w:val="0563C1"/>
             <w:u w:val="single"/>
           </w:rPr>
-          <w:t>https://dataconsultingfirms.com/insights/ai-consulting-pricing</w:t>
+          <w:t>https://datacons</w:t>
+        </w:r>
+        <w:r>
+          <w:rPr>
+            <w:color w:val="0563C1"/>
+            <w:u w:val="single"/>
+          </w:rPr>
+          <w:t>u</w:t>
+        </w:r>
+        <w:r>
+          <w:rPr>
+            <w:color w:val="0563C1"/>
+            <w:u w:val="single"/>
+          </w:rPr>
+          <w:t>ltingfirms.com/insights/ai-consulting-pricing</w:t>
         </w:r>
       </w:hyperlink>
       <w:r>
@@ -5913,33 +4828,21 @@
             <w:color w:val="0563C1"/>
             <w:u w:val="single"/>
           </w:rPr>
-          <w:t>https://investors.fiverr.com/news-releases/news-release-details/businesses-rush-harness-ai-agents-fueling-18347-surge-freelancer</w:t>
+          <w:t>https://investors.fiverr.com/news-releases/news-releas</w:t>
         </w:r>
-      </w:hyperlink>
-      <w:r>
-        <w:rPr>
-          <w:color w:val="1E1D1C"/>
-        </w:rPr>
-        <w:t>.</w:t>
-      </w:r>
-    </w:p>
-    <w:p>
-      <w:pPr>
-        <w:spacing w:after="120"/>
-      </w:pPr>
-      <w:r>
-        <w:rPr>
-          <w:color w:val="1E1D1C"/>
-        </w:rPr>
-        <w:t xml:space="preserve">Fiverr Holdings. "Fiverr Announces Fourth Quarter and Full Year 2025 Results." February 18, 2026. </w:t>
-      </w:r>
-      <w:hyperlink r:id="rId71" w:history="1">
         <w:r>
           <w:rPr>
             <w:color w:val="0563C1"/>
             <w:u w:val="single"/>
           </w:rPr>
-          <w:t>https://investors.fiverr.com/news-releases/news-release-details/fiverr-announces-fourth-quarter-and-full-year-2025-results</w:t>
+          <w:t>e</w:t>
+        </w:r>
+        <w:r>
+          <w:rPr>
+            <w:color w:val="0563C1"/>
+            <w:u w:val="single"/>
+          </w:rPr>
+          <w:t>-details/businesses-rush-harness-ai-agents-fueling-18347-surge-freelancer</w:t>
         </w:r>
       </w:hyperlink>
       <w:r>
@@ -5980,7 +4883,21 @@
             <w:color w:val="0563C1"/>
             <w:u w:val="single"/>
           </w:rPr>
-          <w:t>https://www.bloomberg.com/news/articles/2026-05-11/openai-to-buy-consulting-firm-for-private-equity-joint-venture</w:t>
+          <w:t>https://www.</w:t>
+        </w:r>
+        <w:r>
+          <w:rPr>
+            <w:color w:val="0563C1"/>
+            <w:u w:val="single"/>
+          </w:rPr>
+          <w:t>b</w:t>
+        </w:r>
+        <w:r>
+          <w:rPr>
+            <w:color w:val="0563C1"/>
+            <w:u w:val="single"/>
+          </w:rPr>
+          <w:t>loomberg.com/news/articles/2026-05-11/openai-to-buy-consulting-firm-for-private-equity-joint-venture</w:t>
         </w:r>
       </w:hyperlink>
       <w:r>
@@ -6007,7 +4924,21 @@
             <w:color w:val="0563C1"/>
             <w:u w:val="single"/>
           </w:rPr>
-          <w:t>https://fortune.com/2025/08/18/mit-report-95-percent-generative-ai-pilots-at-companies-failing-cfo/</w:t>
+          <w:t>htt</w:t>
+        </w:r>
+        <w:r>
+          <w:rPr>
+            <w:color w:val="0563C1"/>
+            <w:u w:val="single"/>
+          </w:rPr>
+          <w:t>p</w:t>
+        </w:r>
+        <w:r>
+          <w:rPr>
+            <w:color w:val="0563C1"/>
+            <w:u w:val="single"/>
+          </w:rPr>
+          <w:t>s://fortune.com/2025/08/18/mit-report-95-percent-generative-ai-pilots-at-companies-failing-cfo/</w:t>
         </w:r>
       </w:hyperlink>
       <w:r>
@@ -6034,7 +4965,35 @@
             <w:color w:val="0563C1"/>
             <w:u w:val="single"/>
           </w:rPr>
-          <w:t>https://fortune.com/2026/05/04/anthropic-claude-consulting-industry-joint-venture-blackstone-goldman-sachs/</w:t>
+          <w:t>https://fortune.com/2026/05/04/anthropic-claude-consulting-industry-joint-venture-blackstone-goldma</w:t>
+        </w:r>
+        <w:r>
+          <w:rPr>
+            <w:color w:val="0563C1"/>
+            <w:u w:val="single"/>
+          </w:rPr>
+          <w:t>n</w:t>
+        </w:r>
+        <w:r>
+          <w:rPr>
+            <w:color w:val="0563C1"/>
+            <w:u w:val="single"/>
+          </w:rPr>
+          <w:t>-</w:t>
+        </w:r>
+        <w:r>
+          <w:rPr>
+            <w:color w:val="0563C1"/>
+            <w:u w:val="single"/>
+          </w:rPr>
+          <w:t>s</w:t>
+        </w:r>
+        <w:r>
+          <w:rPr>
+            <w:color w:val="0563C1"/>
+            <w:u w:val="single"/>
+          </w:rPr>
+          <w:t>achs/</w:t>
         </w:r>
       </w:hyperlink>
       <w:r>
@@ -6072,32 +5031,6 @@
     </w:p>
     <w:p>
       <w:pPr>
-        <w:spacing w:after="120"/>
-      </w:pPr>
-      <w:r>
-        <w:rPr>
-          <w:color w:val="1E1D1C"/>
-        </w:rPr>
-        <w:t xml:space="preserve">Goldman, Sharon. "AI Engineers and Consultants Are Charging $900 an Hour as Enterprises Race to Catch Up." Fortune, September 14, 2025. </w:t>
-      </w:r>
-      <w:hyperlink r:id="rId76" w:history="1">
-        <w:r>
-          <w:rPr>
-            <w:color w:val="0563C1"/>
-            <w:u w:val="single"/>
-          </w:rPr>
-          <w:t>https://fortune.com/2025/09/14/ai-engineers-consultant-premium-enterprise-data-integration-high-pay-llms-big-four/</w:t>
-        </w:r>
-      </w:hyperlink>
-      <w:r>
-        <w:rPr>
-          <w:color w:val="1E1D1C"/>
-        </w:rPr>
-        <w:t>.</w:t>
-      </w:r>
-    </w:p>
-    <w:p>
-      <w:pPr>
         <w:spacing w:after="80"/>
         <w:ind w:left="360" w:hanging="360"/>
       </w:pPr>
@@ -6113,59 +5046,21 @@
             <w:color w:val="0563C1"/>
             <w:u w:val="single"/>
           </w:rPr>
-          <w:t>https://www.googlecloudpresscorner.com/2026-04-22-Google-Cloud-Commits-750-Million-to-Accelerate-Partners-Agentic-AI-Development</w:t>
+          <w:t>https://www.googlecloudpresscorner.com/2026-04-22-Goo</w:t>
         </w:r>
-      </w:hyperlink>
-      <w:r>
-        <w:rPr>
-          <w:color w:val="1E1D1C"/>
-        </w:rPr>
-        <w:t>.</w:t>
-      </w:r>
-    </w:p>
-    <w:p>
-      <w:pPr>
-        <w:spacing w:after="120"/>
-      </w:pPr>
-      <w:r>
-        <w:rPr>
-          <w:color w:val="1E1D1C"/>
-        </w:rPr>
-        <w:t xml:space="preserve">Indeed Hiring Lab. "AI at Work: Rise of the GenAI Consultant." February 27, 2025. </w:t>
-      </w:r>
-      <w:hyperlink r:id="rId78" w:history="1">
         <w:r>
           <w:rPr>
             <w:color w:val="0563C1"/>
             <w:u w:val="single"/>
           </w:rPr>
-          <w:t>https://www.hiringlab.org/2025/02/27/ai-at-work-rise-of-the-genai-consultant/</w:t>
+          <w:t>g</w:t>
         </w:r>
-      </w:hyperlink>
-      <w:r>
-        <w:rPr>
-          <w:color w:val="1E1D1C"/>
-        </w:rPr>
-        <w:t>.</w:t>
-      </w:r>
-    </w:p>
-    <w:p>
-      <w:pPr>
-        <w:spacing w:after="120"/>
-      </w:pPr>
-      <w:r>
-        <w:rPr>
-          <w:color w:val="1E1D1C"/>
-        </w:rPr>
-        <w:t xml:space="preserve">Indeed Hiring Lab. "January Labor Market Update: Jobs Mentioning AI Are Growing Amid Broader Hiring Weakness." January 22, 2026. </w:t>
-      </w:r>
-      <w:hyperlink r:id="rId79" w:history="1">
         <w:r>
           <w:rPr>
             <w:color w:val="0563C1"/>
             <w:u w:val="single"/>
           </w:rPr>
-          <w:t>https://www.hiringlab.org/2026/01/22/january-labor-market-update-jobs-mentioning-ai-are-growing-amid-broader-hiring-weakness/</w:t>
+          <w:t>le-Cloud-Commits-750-Million-to-Accelerate-Partners-Agentic-AI-Development</w:t>
         </w:r>
       </w:hyperlink>
       <w:r>
@@ -6177,32 +5072,6 @@
     </w:p>
     <w:p>
       <w:pPr>
-        <w:spacing w:after="120"/>
-      </w:pPr>
-      <w:r>
-        <w:rPr>
-          <w:color w:val="1E1D1C"/>
-        </w:rPr>
-        <w:t xml:space="preserve">LinkedIn News. "LinkedIn Jobs on the Rise 2026: The 25 Fastest-Growing Roles in the U.S." Accessed May 17, 2026. </w:t>
-      </w:r>
-      <w:hyperlink r:id="rId80" w:history="1">
-        <w:r>
-          <w:rPr>
-            <w:color w:val="0563C1"/>
-            <w:u w:val="single"/>
-          </w:rPr>
-          <w:t>https://www.linkedin.com/pulse/linkedin-jobs-rise-2026-25-fastest-growing-roles-us-linkedin-news-dlb1c</w:t>
-        </w:r>
-      </w:hyperlink>
-      <w:r>
-        <w:rPr>
-          <w:color w:val="1E1D1C"/>
-        </w:rPr>
-        <w:t>.</w:t>
-      </w:r>
-    </w:p>
-    <w:p>
-      <w:pPr>
         <w:spacing w:after="80"/>
         <w:ind w:left="360" w:hanging="360"/>
       </w:pPr>
@@ -6210,6 +5079,7 @@
         <w:rPr>
           <w:color w:val="1E1D1C"/>
         </w:rPr>
+        <w:lastRenderedPageBreak/>
         <w:t xml:space="preserve">McKinsey &amp; Company. "McKinsey and Google Cloud Launch the McKinsey Google Transformation Group to Scale Enterprise Impact for the AI Era." New at McKinsey Blog, April 22, 2026. </w:t>
       </w:r>
       <w:hyperlink r:id="rId81" w:history="1">
@@ -6218,7 +5088,21 @@
             <w:color w:val="0563C1"/>
             <w:u w:val="single"/>
           </w:rPr>
-          <w:t>https://www.mckinsey.com/about-us/new-at-mckinsey-blog/mckinsey-and-google-cloud-launch-the-mckinsey-google-transformation-group-to-scale-enterprise-impact-for-the-ai-era</w:t>
+          <w:t>https://www.mckinsey.com/about-us/new-at-mckinsey-blog/mckinsey-and-google-cloud-launch-the-mckinsey-google-transfo</w:t>
+        </w:r>
+        <w:r>
+          <w:rPr>
+            <w:color w:val="0563C1"/>
+            <w:u w:val="single"/>
+          </w:rPr>
+          <w:t>r</w:t>
+        </w:r>
+        <w:r>
+          <w:rPr>
+            <w:color w:val="0563C1"/>
+            <w:u w:val="single"/>
+          </w:rPr>
+          <w:t>mation-group-to-scale-enterprise-impact-for-the-ai-era</w:t>
         </w:r>
       </w:hyperlink>
       <w:r>
@@ -6253,7 +5137,21 @@
             <w:color w:val="0563C1"/>
             <w:u w:val="single"/>
           </w:rPr>
-          <w:t>https://www.mindstudio.ai/blog/saas-pricing-ai-agent-era</w:t>
+          <w:t>https://www.mindstudio.a</w:t>
+        </w:r>
+        <w:r>
+          <w:rPr>
+            <w:color w:val="0563C1"/>
+            <w:u w:val="single"/>
+          </w:rPr>
+          <w:t>i</w:t>
+        </w:r>
+        <w:r>
+          <w:rPr>
+            <w:color w:val="0563C1"/>
+            <w:u w:val="single"/>
+          </w:rPr>
+          <w:t>/blog/saas-pricing-ai-agent-era</w:t>
         </w:r>
       </w:hyperlink>
       <w:r>
@@ -6279,33 +5177,21 @@
             <w:color w:val="0563C1"/>
             <w:u w:val="single"/>
           </w:rPr>
-          <w:t>https://mlq.ai/media/quarterly_decks/v0.1_State_of_AI_in_Business_2025_Report.pdf</w:t>
+          <w:t>https://mlq.ai/media/quarterly_decks/v0.1_State_of_AI_</w:t>
         </w:r>
-      </w:hyperlink>
-      <w:r>
-        <w:rPr>
-          <w:color w:val="1E1D1C"/>
-        </w:rPr>
-        <w:t>.</w:t>
-      </w:r>
-    </w:p>
-    <w:p>
-      <w:pPr>
-        <w:spacing w:after="120"/>
-      </w:pPr>
-      <w:r>
-        <w:rPr>
-          <w:color w:val="1E1D1C"/>
-        </w:rPr>
-        <w:t xml:space="preserve">n8n. "Why We Raised Our Series C at a $2.5 Billion Valuation." October 2025. </w:t>
-      </w:r>
-      <w:hyperlink r:id="rId84" w:history="1">
         <w:r>
           <w:rPr>
             <w:color w:val="0563C1"/>
             <w:u w:val="single"/>
           </w:rPr>
-          <w:t>https://blog.n8n.io/series-c/</w:t>
+          <w:t>i</w:t>
+        </w:r>
+        <w:r>
+          <w:rPr>
+            <w:color w:val="0563C1"/>
+            <w:u w:val="single"/>
+          </w:rPr>
+          <w:t>n_Business_2025_Report.pdf</w:t>
         </w:r>
       </w:hyperlink>
       <w:r>
@@ -6332,7 +5218,21 @@
             <w:color w:val="0563C1"/>
             <w:u w:val="single"/>
           </w:rPr>
-          <w:t>https://www.middlemarketcenter.org/Media/Documents/MiddleMarketIndicators/2025-Q2/FullReport/NCMM_MMI_MID-YEAR_2025.pdf</w:t>
+          <w:t>https://www.middlemarketcenter.org/Media/Doc</w:t>
+        </w:r>
+        <w:r>
+          <w:rPr>
+            <w:color w:val="0563C1"/>
+            <w:u w:val="single"/>
+          </w:rPr>
+          <w:t>u</w:t>
+        </w:r>
+        <w:r>
+          <w:rPr>
+            <w:color w:val="0563C1"/>
+            <w:u w:val="single"/>
+          </w:rPr>
+          <w:t>ments/MiddleMarketIndicators/2025-Q2/FullReport/NCMM_MMI_MID-YEAR_2025.pdf</w:t>
         </w:r>
       </w:hyperlink>
       <w:r>
@@ -6394,7 +5294,21 @@
             <w:color w:val="0563C1"/>
             <w:u w:val="single"/>
           </w:rPr>
-          <w:t>https://oplexa.com/ai-inference-cost-crisis-2026/</w:t>
+          <w:t>https://oplexa.com/ai-inference-cost-crisis-20</w:t>
+        </w:r>
+        <w:r>
+          <w:rPr>
+            <w:color w:val="0563C1"/>
+            <w:u w:val="single"/>
+          </w:rPr>
+          <w:t>2</w:t>
+        </w:r>
+        <w:r>
+          <w:rPr>
+            <w:color w:val="0563C1"/>
+            <w:u w:val="single"/>
+          </w:rPr>
+          <w:t>6/</w:t>
         </w:r>
       </w:hyperlink>
       <w:r>
@@ -6429,7 +5343,21 @@
             <w:color w:val="0563C1"/>
             <w:u w:val="single"/>
           </w:rPr>
-          <w:t>https://www.pertamapartners.com/insights/ai-consultant-rates-2026</w:t>
+          <w:t>https://www.pertamapartners.com/insights/ai-con</w:t>
+        </w:r>
+        <w:r>
+          <w:rPr>
+            <w:color w:val="0563C1"/>
+            <w:u w:val="single"/>
+          </w:rPr>
+          <w:t>s</w:t>
+        </w:r>
+        <w:r>
+          <w:rPr>
+            <w:color w:val="0563C1"/>
+            <w:u w:val="single"/>
+          </w:rPr>
+          <w:t>ultant-rates-2026</w:t>
         </w:r>
       </w:hyperlink>
       <w:r>
@@ -6463,7 +5391,21 @@
             <w:color w:val="0563C1"/>
             <w:u w:val="single"/>
           </w:rPr>
-          <w:t>https://www.linkedin.com/pulse/what-i-learned-building-ai-automation-agency-why-nadia-privalikhina-atk0f</w:t>
+          <w:t>https://www.linkedin.com/pulse/what-i-learned-building-ai-autom</w:t>
+        </w:r>
+        <w:r>
+          <w:rPr>
+            <w:color w:val="0563C1"/>
+            <w:u w:val="single"/>
+          </w:rPr>
+          <w:t>a</w:t>
+        </w:r>
+        <w:r>
+          <w:rPr>
+            <w:color w:val="0563C1"/>
+            <w:u w:val="single"/>
+          </w:rPr>
+          <w:t>tion-agency-why-nadia-privalikhina-atk0f</w:t>
         </w:r>
       </w:hyperlink>
       <w:r>
@@ -6490,67 +5432,21 @@
             <w:color w:val="0563C1"/>
             <w:u w:val="single"/>
           </w:rPr>
-          <w:t>https://www.pwc.com/us/en/tech-effect/ai-analytics/ai-predictions.html</w:t>
-        </w:r>
-      </w:hyperlink>
-      <w:r>
-        <w:rPr>
-          <w:color w:val="1E1D1C"/>
-        </w:rPr>
-        <w:t>.</w:t>
-      </w:r>
-    </w:p>
-    <w:p>
-      <w:pPr>
-        <w:spacing w:after="120"/>
-      </w:pPr>
-      <w:r>
-        <w:rPr>
-          <w:color w:val="1E1D1C"/>
-        </w:rPr>
-        <w:t xml:space="preserve">Reimagine Main Street and PayPal. "Beyond Efficiency: Small Businesses Look to AI for Competitive Edge." Joint press release, June 10, 2025. </w:t>
-      </w:r>
-      <w:hyperlink r:id="rId91" w:history="1">
-        <w:r>
-          <w:rPr>
-            <w:color w:val="0563C1"/>
-            <w:u w:val="single"/>
-          </w:rPr>
-          <w:t>https://newsroom.paypal-</w:t>
+          <w:t>https://www.pwc.com/us/en/tech-effect/ai-analytics/ai-predictions.h</w:t>
         </w:r>
         <w:r>
           <w:rPr>
             <w:color w:val="0563C1"/>
             <w:u w:val="single"/>
           </w:rPr>
-          <w:lastRenderedPageBreak/>
-          <w:t>corp.com/2025-06-10-Beyond-Efficiency-Small-Businesses-Look-to-AI-for-Competitive-Edge</w:t>
+          <w:t>t</w:t>
         </w:r>
-      </w:hyperlink>
-      <w:r>
-        <w:rPr>
-          <w:color w:val="1E1D1C"/>
-        </w:rPr>
-        <w:t>,-New-Survey-Shows.</w:t>
-      </w:r>
-    </w:p>
-    <w:p>
-      <w:pPr>
-        <w:spacing w:after="120"/>
-      </w:pPr>
-      <w:r>
-        <w:rPr>
-          <w:color w:val="1E1D1C"/>
-        </w:rPr>
-        <w:t xml:space="preserve">Service Direct. "2025 Small Business AI Report." 2025. </w:t>
-      </w:r>
-      <w:hyperlink r:id="rId92" w:history="1">
         <w:r>
           <w:rPr>
             <w:color w:val="0563C1"/>
             <w:u w:val="single"/>
           </w:rPr>
-          <w:t>https://servicedirect.com/resources/small-business-ai-report/</w:t>
+          <w:t>ml</w:t>
         </w:r>
       </w:hyperlink>
       <w:r>
@@ -6569,6 +5465,7 @@
         <w:rPr>
           <w:color w:val="1E1D1C"/>
         </w:rPr>
+        <w:lastRenderedPageBreak/>
         <w:t>ServiceTitan</w:t>
       </w:r>
       <w:proofErr w:type="spellEnd"/>
@@ -6650,124 +5547,6 @@
     </w:p>
     <w:p>
       <w:pPr>
-        <w:spacing w:after="120"/>
-      </w:pPr>
-      <w:r>
-        <w:rPr>
-          <w:color w:val="1E1D1C"/>
-        </w:rPr>
-        <w:t xml:space="preserve">SQ Magazine. "Zapier Statistics 2026." Accessed May 17, 2026. </w:t>
-      </w:r>
-      <w:hyperlink r:id="rId96" w:history="1">
-        <w:r>
-          <w:rPr>
-            <w:color w:val="0563C1"/>
-            <w:u w:val="single"/>
-          </w:rPr>
-          <w:t>https://sqmagazine.co.uk/zapier-statistics/</w:t>
-        </w:r>
-      </w:hyperlink>
-      <w:r>
-        <w:rPr>
-          <w:color w:val="1E1D1C"/>
-        </w:rPr>
-        <w:t>.</w:t>
-      </w:r>
-    </w:p>
-    <w:p>
-      <w:pPr>
-        <w:spacing w:after="120"/>
-      </w:pPr>
-      <w:r>
-        <w:rPr>
-          <w:color w:val="1E1D1C"/>
-        </w:rPr>
-        <w:t xml:space="preserve">Stripe. "Stripe Atlas: Startups in 2025, Year in Review." Accessed May 17, 2026. </w:t>
-      </w:r>
-      <w:hyperlink r:id="rId97" w:history="1">
-        <w:r>
-          <w:rPr>
-            <w:color w:val="0563C1"/>
-            <w:u w:val="single"/>
-          </w:rPr>
-          <w:t>https://stripe.com/blog/stripe-atlas-startups-in-2025-year-in-review</w:t>
-        </w:r>
-      </w:hyperlink>
-      <w:r>
-        <w:rPr>
-          <w:color w:val="1E1D1C"/>
-        </w:rPr>
-        <w:t>.</w:t>
-      </w:r>
-    </w:p>
-    <w:p>
-      <w:pPr>
-        <w:spacing w:after="120"/>
-      </w:pPr>
-      <w:r>
-        <w:rPr>
-          <w:color w:val="1E1D1C"/>
-        </w:rPr>
-        <w:t>Technology Checker. "</w:t>
-      </w:r>
-      <w:proofErr w:type="spellStart"/>
-      <w:r>
-        <w:rPr>
-          <w:color w:val="1E1D1C"/>
-        </w:rPr>
-        <w:t>GoHighLevel</w:t>
-      </w:r>
-      <w:proofErr w:type="spellEnd"/>
-      <w:r>
-        <w:rPr>
-          <w:color w:val="1E1D1C"/>
-        </w:rPr>
-        <w:t xml:space="preserve">: Customer and Usage Statistics." Accessed May 17, 2026. </w:t>
-      </w:r>
-      <w:hyperlink r:id="rId98" w:history="1">
-        <w:r>
-          <w:rPr>
-            <w:color w:val="0563C1"/>
-            <w:u w:val="single"/>
-          </w:rPr>
-          <w:t>https://technologychecker.io/technology/highlevel</w:t>
-        </w:r>
-      </w:hyperlink>
-      <w:r>
-        <w:rPr>
-          <w:color w:val="1E1D1C"/>
-        </w:rPr>
-        <w:t>.</w:t>
-      </w:r>
-    </w:p>
-    <w:p>
-      <w:pPr>
-        <w:spacing w:after="120"/>
-      </w:pPr>
-      <w:r>
-        <w:rPr>
-          <w:color w:val="1E1D1C"/>
-        </w:rPr>
-        <w:t xml:space="preserve">U.S. Chamber of Commerce. "Empowering Small Business: The Impact of Technology on U.S. Small Business." 2025. </w:t>
-      </w:r>
-      <w:hyperlink r:id="rId99" w:history="1">
-        <w:r>
-          <w:rPr>
-            <w:color w:val="0563C1"/>
-            <w:u w:val="single"/>
-          </w:rPr>
-          <w:t>https://www.uschamber.com/technology/artificial-intelligence/u-s-chambers-latest-empowering-small-business-report-shows-majority-of-businesses-in-all-50-states-are-embracing-ai</w:t>
-        </w:r>
-      </w:hyperlink>
-      <w:r>
-        <w:rPr>
-          <w:color w:val="1E1D1C"/>
-        </w:rPr>
-        <w:t>.</w:t>
-      </w:r>
-    </w:p>
-    <w:p>
-      <w:pPr>
         <w:spacing w:after="80"/>
         <w:ind w:left="360" w:hanging="360"/>
       </w:pPr>
@@ -6792,32 +5571,6 @@
             <w:u w:val="single"/>
           </w:rPr>
           <w:t>https://www.uptechstudio.com/blog/the-true-cost-of-ai-when-the-subsidies-run-out</w:t>
-        </w:r>
-      </w:hyperlink>
-      <w:r>
-        <w:rPr>
-          <w:color w:val="1E1D1C"/>
-        </w:rPr>
-        <w:t>.</w:t>
-      </w:r>
-    </w:p>
-    <w:p>
-      <w:pPr>
-        <w:spacing w:after="120"/>
-      </w:pPr>
-      <w:r>
-        <w:rPr>
-          <w:color w:val="1E1D1C"/>
-        </w:rPr>
-        <w:t xml:space="preserve">Upwork. "Upwork's In-Demand Skills 2026: Demand for Top AI Skills More Than Doubles." Investor release, February 4, 2026. </w:t>
-      </w:r>
-      <w:hyperlink r:id="rId101" w:history="1">
-        <w:r>
-          <w:rPr>
-            <w:color w:val="0563C1"/>
-            <w:u w:val="single"/>
-          </w:rPr>
-          <w:t>https://investors.upwork.com/news-releases/news-release-details/upworks-demand-skills-2026-demand-top-ai-skills-more-doubles-ai</w:t>
         </w:r>
       </w:hyperlink>
       <w:r>
@@ -18561,6 +17314,41 @@
       </w:tcPr>
     </w:tblStylePr>
   </w:style>
+  <w:style w:type="character" w:styleId="Hyperlink">
+    <w:name w:val="Hyperlink"/>
+    <w:basedOn w:val="DefaultParagraphFont"/>
+    <w:uiPriority w:val="99"/>
+    <w:unhideWhenUsed/>
+    <w:rsid w:val="003C06DE"/>
+    <w:rPr>
+      <w:color w:val="0000FF" w:themeColor="hyperlink"/>
+      <w:u w:val="single"/>
+    </w:rPr>
+  </w:style>
+  <w:style w:type="character" w:styleId="UnresolvedMention">
+    <w:name w:val="Unresolved Mention"/>
+    <w:basedOn w:val="DefaultParagraphFont"/>
+    <w:uiPriority w:val="99"/>
+    <w:semiHidden/>
+    <w:unhideWhenUsed/>
+    <w:rsid w:val="003C06DE"/>
+    <w:rPr>
+      <w:color w:val="605E5C"/>
+      <w:shd w:val="clear" w:color="auto" w:fill="E1DFDD"/>
+    </w:rPr>
+  </w:style>
+  <w:style w:type="character" w:styleId="FollowedHyperlink">
+    <w:name w:val="FollowedHyperlink"/>
+    <w:basedOn w:val="DefaultParagraphFont"/>
+    <w:uiPriority w:val="99"/>
+    <w:semiHidden/>
+    <w:unhideWhenUsed/>
+    <w:rsid w:val="003C06DE"/>
+    <w:rPr>
+      <w:color w:val="800080" w:themeColor="followedHyperlink"/>
+      <w:u w:val="single"/>
+    </w:rPr>
+  </w:style>
 </w:styles>
 </file>
 

--- a/forward-deployed-decade/assets/ISI.FDD.docx
+++ b/forward-deployed-decade/assets/ISI.FDD.docx
@@ -254,9 +254,16 @@
       <w:proofErr w:type="gramEnd"/>
       <w:r>
         <w:rPr>
-          <w:color w:val="1E1D1C"/>
-        </w:rPr>
-        <w:t>4. ISI owns a thirty-year archive of trades operating documents that the labs cannot manufacture and the SaaS giants do not have. Sanitized and trained into an open-weight model, that archive becomes the Apprentice, the consultant's pattern recognition compressed into weights and deployed inside the client's own infrastructure.</w:t>
+          <w:b/>
+          <w:color w:val="1E1D1C"/>
+        </w:rPr>
+        <w:t xml:space="preserve">4. </w:t>
+      </w:r>
+      <w:r>
+        <w:rPr>
+          <w:color w:val="1E1D1C"/>
+        </w:rPr>
+        <w:t>ISI owns a thirty-year archive of trades operating documents that the labs cannot manufacture and the SaaS giants do not have. Sanitized and trained into an open-weight model, that archive becomes the Apprentice, the consultant's pattern recognition compressed into weights and deployed inside the client's own infrastructure.</w:t>
       </w:r>
     </w:p>
     <w:p>
@@ -3233,9 +3240,16 @@
       <w:proofErr w:type="gramEnd"/>
       <w:r>
         <w:rPr>
-          <w:color w:val="1E1D1C"/>
-        </w:rPr>
-        <w:t>Step 4. Build the Apprentice. While Steps 1 through 3 prove the Game's pattern transfers across the practice, the firm begins the technical project that turns ISI's thirty-year archive into a deployable model. Sanitization first: a current-generation frontier model strips identifying detail from the archive and generalizes specifics into patterns, with human review on high-risk samples. Fine-tune next: the sanitized corpus is trained into an open-weight base model (the current open frontier as of build day). Deploy third: the Apprentice ships alongside the reference engagement and runs on the client's own infrastructure. The technical track runs in parallel with the operational rollout. The Fractional AI Chief retainer is what keeps both threads sewn together at every client.</w:t>
+          <w:b/>
+          <w:color w:val="1E1D1C"/>
+        </w:rPr>
+        <w:t xml:space="preserve">Step 4. Build the Apprentice. </w:t>
+      </w:r>
+      <w:r>
+        <w:rPr>
+          <w:color w:val="1E1D1C"/>
+        </w:rPr>
+        <w:t>While Steps 1 through 3 prove the Game's pattern transfers across the practice, the firm begins the technical project that turns ISI's thirty-year archive into a deployable model. Sanitization first: a current-generation frontier model strips identifying detail from the archive and generalizes specifics into patterns, with human review on high-risk samples. Fine-tune next: the sanitized corpus is trained into an open-weight base model (the current open frontier as of build day). Deploy third: the Apprentice ships alongside the reference engagement and runs on the client's own infrastructure. The technical track runs in parallel with the operational rollout. The Fractional AI Chief retainer is what keeps both threads sewn together at every client.</w:t>
       </w:r>
     </w:p>
     <w:p>

--- a/forward-deployed-decade/assets/ISI.FDD.docx
+++ b/forward-deployed-decade/assets/ISI.FDD.docx
@@ -1647,7 +1647,7 @@
         <w:rPr>
           <w:color w:val="1E1D1C"/>
         </w:rPr>
-        <w:t>The shop the Game serves runs a field-service platform, a fifteen-year-old QuickBooks file, a payroll system the bookkeeper exports by hand, an estimating workbench the salesman built in Excel, and a stack of scanned paper invoices the owner refuses to digitize. A ServiceTitan dashboard sees the ServiceTitan slice. The Game sees the whole shop. That gap is not closeable by a vendor whose commercial model requires the data live inside their platform. It is closeable by a consultant who builds in the client's name across whatever systems the client already runs. Cross-system synthesis is the mode the labs and the SaaS giants are structurally unable to occupy.</w:t>
+        <w:t>The shop the Game serves runs a Frankenstein-monster stack glued together over a decade: a field-service platform, a fifteen-year-old QuickBooks file, a payroll system the bookkeeper exports by hand, an estimating workbench the salesman built in Excel, and a stack of scanned paper invoices the owner refuses to digitize. A ServiceTitan dashboard sees the ServiceTitan slice. The Game sees the whole shop. That gap is not closeable by a vendor whose commercial model requires the data live inside their platform. It is closeable by a consultant who builds in the client's name across whatever systems the client already runs. Cross-system synthesis is the mode the labs and the SaaS giants are structurally unable to occupy.</w:t>
       </w:r>
     </w:p>
     <w:p>
@@ -1887,7 +1887,7 @@
         <w:rPr>
           <w:color w:val="1E1D1C"/>
         </w:rPr>
-        <w:t>A monthly retainer that puts the Apprentice on the client's hardware and keeps it sharp. The Apprentice is an open-weight model (Llama-class, downloadable, no per-token meter on the inference side) fine-tuned on ISI's sanitized 30-year operating corpus. It speaks CPM natively, knows the Wall shapes that work in trades shops, and prepares the weekly MAM pack with patterns drawn from three decades of practice. The retainer is the work that keeps it current: re-baking the model when a better base ships, refreshing the corpus as new patterns surface, swapping inference providers when the math changes, and serving as the outside AI conscience on vendor selection, policy, governance, and the automated upselling the SaaS platforms increasingly aim at the owner. The Apprentice runs on the client's infrastructure and is owned by the client. Lapse the retainer and the Apprentice keeps running; it just goes stale. The retainer is the value, not the lock-in. The natural conversion from the project-based offers above once the Game is running.</w:t>
+        <w:t>A monthly retainer that puts the Apprentice on the client's hardware and keeps it sharp. The Apprentice is an open-weight model (Llama-class, downloadable, no per-token meter on the inference side) fine-tuned on ISI's sanitized 30-year operating corpus. It speaks CPM natively, knows the Wall shapes that work in trades shops, and prepares the weekly MAM pack with patterns drawn from three decades of practice. The retainer is the work that keeps it current: re-baking the model when a better base ships, refreshing the corpus as new patterns surface, swapping inference providers when the math changes, and serving as the financial bodyguard the SaaS vendors don't get to bill past: vendor selection, policy, governance, and a hard look at every automated upsell the platforms aim at the owner. The Apprentice runs on the client's infrastructure and is owned by the client. Lapse the retainer and the Apprentice keeps running; it just goes stale. The retainer is the value, not the lock-in. The natural conversion from the project-based offers above once the Game is running.</w:t>
       </w:r>
     </w:p>
     <w:p>
@@ -2923,7 +2923,7 @@
         <w:rPr>
           <w:color w:val="1E1D1C"/>
         </w:rPr>
-        <w:t>Frame the AI as an Apprentice, the open-weight model described in section 5.6 and offered on retainer as Offer 5, not as an autonomous agent. An autonomous agent sounds like the thing coming for the service manager's job. An Apprentice is something the manager teaches and supervises. The Apprentice's only assignment in week one is to prepare the weekly MAM pack: the open UDEs from the Bloodwall, last week's commitments, the proposed agenda, the numbers on the Game. The service manager walks the team through it. If the Apprentice missed something, the manager catches it in the room. If the Apprentice caught something useful, the manager takes credit for the catch. The power dynamic stays right. The tool serves the manager. The manager is still the one accountable to the owner.</w:t>
+        <w:t>Frame the AI as an Apprentice, the open-weight model described in section 5.6 and offered on retainer as Offer 5, not as an autonomous agent. An autonomous agent sounds like the thing coming for the service manager's job. An Apprentice is something the manager teaches and supervises. Apprentice triggers a mentorship instinct rather than a threat response. The Apprentice's only assignment in week one is to prepare the weekly MAM pack: the open UDEs from the Bloodwall, last week's commitments, the proposed agenda, the numbers on the Game. The service manager walks the team through it. If the Apprentice missed something, the manager catches it in the room. If the Apprentice caught something useful, the manager takes credit for the catch. The power dynamic stays right. The tool serves the manager. The manager is still the one accountable to the owner.</w:t>
       </w:r>
     </w:p>
     <w:p>

--- a/forward-deployed-decade/assets/ISI.FDD.docx
+++ b/forward-deployed-decade/assets/ISI.FDD.docx
@@ -1648,6 +1648,28 @@
           <w:color w:val="1E1D1C"/>
         </w:rPr>
         <w:t>The shop the Game serves runs a Frankenstein-monster stack glued together over a decade: a field-service platform, a fifteen-year-old QuickBooks file, a payroll system the bookkeeper exports by hand, an estimating workbench the salesman built in Excel, and a stack of scanned paper invoices the owner refuses to digitize. A ServiceTitan dashboard sees the ServiceTitan slice. The Game sees the whole shop. That gap is not closeable by a vendor whose commercial model requires the data live inside their platform. It is closeable by a consultant who builds in the client's name across whatever systems the client already runs. Cross-system synthesis is the mode the labs and the SaaS giants are structurally unable to occupy.</w:t>
+      </w:r>
+    </w:p>
+    <w:p>
+      <w:pPr>
+        <w:spacing w:after="120" w:before="240"/>
+      </w:pPr>
+      <w:r>
+        <w:rPr>
+          <w:color w:val="1E1D1C"/>
+        </w:rPr>
+        <w:t>Be honest about where the line falls. The shop that is 90 percent inside ServiceTitan, with a tidy single-vendor stack and a manager who already trusts the platform, will get most of the value out of ServiceTitan’s native AI surface at no additional cost. ISI does not need to win that engagement. The engagements that matter are the ones the vertical platforms structurally cannot serve: shops with multi-vendor stacks, shops in verticals the platforms do not cover (welding, stone fabrication, glazing, heavy equipment, food processing, marine repair), shops where data sovereignty is a real concern, and shops where the owner does not want a software vendor to also be the operating advisor. That cohort is most of ISI’s engagement base today, and the platforms cannot reach it without breaking their own commercial model.</w:t>
+      </w:r>
+    </w:p>
+    <w:p>
+      <w:pPr>
+        <w:spacing w:after="120" w:before="240"/>
+      </w:pPr>
+      <w:r>
+        <w:rPr>
+          <w:color w:val="1E1D1C"/>
+        </w:rPr>
+        <w:t>There is a posture the platforms cannot adopt without breaking that model. ServiceTitan’s AI Chief, however good, will never tell the owner to drop a ServiceTitan module. The Apprentice, deployed through the Fractional AI Chief retainer, will. The independence is the moat the cross-system reach makes operational.</w:t>
       </w:r>
     </w:p>
     <w:p>
@@ -2809,6 +2831,25 @@
               <w:t>Cross-client confidentiality risk in corpus-trained models: a fine-tuned model can leak training examples under pressure. The sanitization pipeline strips identifying detail and generalizes specifics into patterns before any weight is touched; no client's raw documents enter the training set. The Fractional AI Chief retainer carries the discipline forward as the archive grows.</w:t>
             </w:r>
           </w:p>
+          <w:p>
+            <w:pPr>
+              <w:spacing w:after="60"/>
+              <w:ind w:left="173" w:hanging="173"/>
+            </w:pPr>
+            <w:r>
+              <w:rPr>
+                <w:b/>
+                <w:color w:val="1E1D1C"/>
+              </w:rPr>
+              <w:t xml:space="preserve">• </w:t>
+            </w:r>
+            <w:r>
+              <w:rPr>
+                <w:color w:val="1E1D1C"/>
+              </w:rPr>
+              <w:t>Vertical SaaS native AI surfaces. ServiceTitan, Jobber, Housecall Pro, AccuLynx, and their vertical analogues will ship native AI scoreboards inside the next eighteen months, bundled into existing subscriptions. Single-vendor shops will get 70-80 percent of the Apprentice’s value at zero additional cost. The defenses are the silo problem (cross-system synthesis the platforms cannot perform), niche-vertical depth (verticals the platforms do not cover), and the structural independence the platforms cannot offer because their AI is incentivized to upsell their own product.</w:t>
+            </w:r>
+          </w:p>
         </w:tc>
       </w:tr>
     </w:tbl>
@@ -3285,6 +3326,17 @@
           <w:color w:val="1E1D1C"/>
         </w:rPr>
         <w:t xml:space="preserve"> The window in which a small consultancy can build, ship, and price tools against current token economics is open now. Step 1 is best executed inside it.</w:t>
+      </w:r>
+    </w:p>
+    <w:p>
+      <w:pPr>
+        <w:spacing w:after="120"/>
+      </w:pPr>
+      <w:r>
+        <w:rPr>
+          <w:color w:val="1E1D1C"/>
+        </w:rPr>
+        <w:t>There is also a clock on the output side. The vertical SaaS platforms will ship native AI surfaces inside the next eighteen months. Whoever owns the trades-fluent-AI category by then has the moat for the decade. The four steps above are a race against both clocks.</w:t>
       </w:r>
     </w:p>
     <w:p>

--- a/forward-deployed-decade/assets/ISI.FDD.docx
+++ b/forward-deployed-decade/assets/ISI.FDD.docx
@@ -690,461 +690,37 @@
         <w:t>3. The market the giants cannot profitably reach</w:t>
       </w:r>
     </w:p>
-    <w:tbl>
-      <w:tblPr>
-        <w:tblW w:w="0" w:type="auto"/>
-        <w:tblBorders>
-          <w:top w:val="single" w:sz="8" w:space="0" w:color="auto"/>
-          <w:left w:val="nil"/>
-          <w:bottom w:val="single" w:sz="8" w:space="0" w:color="auto"/>
-          <w:right w:val="nil"/>
-          <w:insideH w:val="nil"/>
-          <w:insideV w:val="nil"/>
-        </w:tblBorders>
-        <w:tblLayout w:type="fixed"/>
-        <w:tblLook w:val="04A0" w:firstRow="1" w:lastRow="0" w:firstColumn="1" w:lastColumn="0" w:noHBand="0" w:noVBand="1"/>
-      </w:tblPr>
-      <w:tblGrid>
-        <w:gridCol w:w="2340"/>
-        <w:gridCol w:w="2340"/>
-        <w:gridCol w:w="2340"/>
-        <w:gridCol w:w="2340"/>
-      </w:tblGrid>
-      <w:tr>
-        <w:tc>
-          <w:tcPr>
-            <w:tcW w:w="2340" w:type="dxa"/>
-          </w:tcPr>
-          <w:p>
-            <w:pPr>
-              <w:spacing w:after="40"/>
-            </w:pPr>
-            <w:r>
-              <w:rPr>
-                <w:rFonts w:ascii="Poppins" w:hAnsi="Poppins"/>
-                <w:b/>
-                <w:color w:val="1E1D1C"/>
-                <w:sz w:val="36"/>
-              </w:rPr>
-              <w:t>$2T</w:t>
-            </w:r>
-          </w:p>
-          <w:p>
-            <w:pPr>
-              <w:spacing w:after="0"/>
-            </w:pPr>
-            <w:r>
-              <w:rPr>
-                <w:color w:val="1E1D1C"/>
-                <w:sz w:val="14"/>
-              </w:rPr>
-              <w:t>Mid-market gen-AI value pool (WEF, 2026)</w:t>
-            </w:r>
-          </w:p>
-        </w:tc>
-        <w:tc>
-          <w:tcPr>
-            <w:tcW w:w="2340" w:type="dxa"/>
-          </w:tcPr>
-          <w:p>
-            <w:pPr>
-              <w:spacing w:after="40"/>
-            </w:pPr>
-            <w:r>
-              <w:rPr>
-                <w:rFonts w:ascii="Poppins" w:hAnsi="Poppins"/>
-                <w:b/>
-                <w:color w:val="1E1D1C"/>
-                <w:sz w:val="36"/>
-              </w:rPr>
-              <w:t>1/3</w:t>
-            </w:r>
-          </w:p>
-          <w:p>
-            <w:pPr>
-              <w:spacing w:after="0"/>
-            </w:pPr>
-            <w:r>
-              <w:rPr>
-                <w:color w:val="1E1D1C"/>
-                <w:sz w:val="14"/>
-              </w:rPr>
-              <w:t>Of U.S. private-sector GDP is mid-market (NCMM, 2025)</w:t>
-            </w:r>
-          </w:p>
-        </w:tc>
-        <w:tc>
-          <w:tcPr>
-            <w:tcW w:w="2340" w:type="dxa"/>
-          </w:tcPr>
-          <w:p>
-            <w:pPr>
-              <w:spacing w:after="40"/>
-            </w:pPr>
-            <w:r>
-              <w:rPr>
-                <w:rFonts w:ascii="Poppins" w:hAnsi="Poppins"/>
-                <w:b/>
-                <w:color w:val="1E1D1C"/>
-                <w:sz w:val="36"/>
-              </w:rPr>
-              <w:t>95%</w:t>
-            </w:r>
-          </w:p>
-          <w:p>
-            <w:pPr>
-              <w:spacing w:after="0"/>
-            </w:pPr>
-            <w:r>
-              <w:rPr>
-                <w:color w:val="1E1D1C"/>
-                <w:sz w:val="14"/>
-              </w:rPr>
-              <w:t>Of enterprise AI pilots fail to reach production (MIT NANDA, 2025)</w:t>
-            </w:r>
-          </w:p>
-        </w:tc>
-        <w:tc>
-          <w:tcPr>
-            <w:tcW w:w="2340" w:type="dxa"/>
-          </w:tcPr>
-          <w:p>
-            <w:pPr>
-              <w:spacing w:after="40"/>
-            </w:pPr>
-            <w:r>
-              <w:rPr>
-                <w:rFonts w:ascii="Poppins" w:hAnsi="Poppins"/>
-                <w:b/>
-                <w:color w:val="1E1D1C"/>
-                <w:sz w:val="36"/>
-              </w:rPr>
-              <w:t>82%</w:t>
-            </w:r>
-          </w:p>
-          <w:p>
-            <w:pPr>
-              <w:spacing w:after="0"/>
-            </w:pPr>
-            <w:r>
-              <w:rPr>
-                <w:color w:val="1E1D1C"/>
-                <w:sz w:val="14"/>
-              </w:rPr>
-              <w:t>Of small employers buy AI tools; median 5 (SBE Council, 2026)</w:t>
-            </w:r>
-          </w:p>
-        </w:tc>
-      </w:tr>
-    </w:tbl>
-    <w:p>
-      <w:pPr>
-        <w:spacing w:after="80"/>
-      </w:pPr>
-    </w:p>
-    <w:p>
-      <w:pPr>
-        <w:pStyle w:val="Heading2"/>
-        <w:spacing w:before="240" w:after="80"/>
-      </w:pPr>
-      <w:r>
-        <w:rPr>
-          <w:rFonts w:ascii="Poppins" w:eastAsia="Poppins" w:hAnsi="Poppins" w:cs="Poppins"/>
-          <w:color w:val="1E1D1C"/>
-        </w:rPr>
-        <w:t>3.1 The mid-market gap is real and quantified.</w:t>
-      </w:r>
-    </w:p>
-    <w:p>
-      <w:pPr>
-        <w:spacing w:after="120"/>
-      </w:pPr>
-      <w:r>
-        <w:rPr>
-          <w:color w:val="1E1D1C"/>
-        </w:rPr>
-        <w:t>Companies of $10 million to $1 billion in revenue represent about one-third of U.S. private-sector GDP, with parallel ratios across other developed economies, and the segment is estimated to capture at least $2 trillion of the global gen-AI value pool.</w:t>
-      </w:r>
-      <w:hyperlink w:anchor="note8" w:history="1">
-        <w:r>
-          <w:rPr>
-            <w:color w:val="1E1D1C"/>
-            <w:vertAlign w:val="superscript"/>
-          </w:rPr>
-          <w:t>8</w:t>
-        </w:r>
-      </w:hyperlink>
-      <w:r>
-        <w:rPr>
-          <w:color w:val="1E1D1C"/>
-        </w:rPr>
-        <w:t xml:space="preserve"> The central friction is the production gap: roughly 95 percent of enterprise AI pilots fail to reach production.</w:t>
-      </w:r>
-      <w:hyperlink w:anchor="note8" w:history="1">
-        <w:r>
-          <w:rPr>
-            <w:color w:val="1E1D1C"/>
-            <w:vertAlign w:val="superscript"/>
-          </w:rPr>
-          <w:t>8</w:t>
-        </w:r>
-      </w:hyperlink>
-    </w:p>
-    <w:p>
-      <w:pPr>
-        <w:pStyle w:val="Heading2"/>
-        <w:spacing w:before="240" w:after="80"/>
-      </w:pPr>
-      <w:r>
-        <w:rPr>
-          <w:rFonts w:ascii="Poppins" w:eastAsia="Poppins" w:hAnsi="Poppins" w:cs="Poppins"/>
-          <w:color w:val="1E1D1C"/>
-        </w:rPr>
-        <w:t xml:space="preserve">3.2 The trades sit further </w:t>
-      </w:r>
-      <w:proofErr w:type="gramStart"/>
-      <w:r>
-        <w:rPr>
-          <w:rFonts w:ascii="Poppins" w:eastAsia="Poppins" w:hAnsi="Poppins" w:cs="Poppins"/>
-          <w:color w:val="1E1D1C"/>
-        </w:rPr>
-        <w:t>behind than</w:t>
-      </w:r>
-      <w:proofErr w:type="gramEnd"/>
-      <w:r>
-        <w:rPr>
-          <w:rFonts w:ascii="Poppins" w:eastAsia="Poppins" w:hAnsi="Poppins" w:cs="Poppins"/>
-          <w:color w:val="1E1D1C"/>
-        </w:rPr>
-        <w:t xml:space="preserve"> the average mid-market firm.</w:t>
-      </w:r>
-    </w:p>
-    <w:p>
-      <w:pPr>
-        <w:spacing w:after="120"/>
-      </w:pPr>
-      <w:r>
-        <w:rPr>
-          <w:color w:val="1E1D1C"/>
-        </w:rPr>
-        <w:t>Inside ISI's engagement base, the typical operator runs no agents, has mapped no workflows, and is still doing weekly job costing in a spreadsheet emailed between an estimator and a bookkeeper. The economic potential is the same as for any mid-market firm. The path to capture it is meaningfully harder, and the available advisors are meaningfully fewer.</w:t>
-      </w:r>
-    </w:p>
-    <w:p>
-      <w:pPr>
-        <w:pStyle w:val="Heading2"/>
-        <w:spacing w:before="240" w:after="80"/>
-      </w:pPr>
-      <w:r>
-        <w:rPr>
-          <w:rFonts w:ascii="Poppins" w:eastAsia="Poppins" w:hAnsi="Poppins" w:cs="Poppins"/>
-          <w:color w:val="1E1D1C"/>
-        </w:rPr>
-        <w:t>3.3 SMB adoption is happening tool-by-tool, without coordination.</w:t>
-      </w:r>
-    </w:p>
-    <w:p>
-      <w:pPr>
-        <w:spacing w:after="120"/>
-      </w:pPr>
-      <w:r>
-        <w:rPr>
-          <w:color w:val="1E1D1C"/>
-        </w:rPr>
-        <w:t xml:space="preserve">The Small Business &amp; Entrepreneurship Council's 2026 Technology Use Survey found that 82 percent of small employers have already bought at least one AI </w:t>
-      </w:r>
-      <w:proofErr w:type="gramStart"/>
-      <w:r>
-        <w:rPr>
-          <w:color w:val="1E1D1C"/>
-        </w:rPr>
-        <w:t>tool</w:t>
-      </w:r>
-      <w:proofErr w:type="gramEnd"/>
-      <w:r>
-        <w:rPr>
-          <w:color w:val="1E1D1C"/>
-        </w:rPr>
-        <w:t xml:space="preserve"> and the median firm now runs five.</w:t>
-      </w:r>
-      <w:hyperlink w:anchor="note9" w:history="1">
-        <w:r>
-          <w:rPr>
-            <w:color w:val="1E1D1C"/>
-            <w:vertAlign w:val="superscript"/>
-          </w:rPr>
-          <w:t>9</w:t>
-        </w:r>
-      </w:hyperlink>
-      <w:r>
-        <w:rPr>
-          <w:color w:val="1E1D1C"/>
-        </w:rPr>
-        <w:t xml:space="preserve"> Fragmented adoption produces no operational lift, no margin improvement, and an </w:t>
-      </w:r>
-      <w:proofErr w:type="gramStart"/>
-      <w:r>
-        <w:rPr>
-          <w:color w:val="1E1D1C"/>
-        </w:rPr>
-        <w:t>eventually-churned</w:t>
-      </w:r>
-      <w:proofErr w:type="gramEnd"/>
-      <w:r>
-        <w:rPr>
-          <w:color w:val="1E1D1C"/>
-        </w:rPr>
-        <w:t xml:space="preserve"> client. The owner subscribed because someone on a podcast told them to. None of the tools were chosen against a defined undesirable effect, none are tied to a weekly accountability rhythm, none have a documented owner inside the business.</w:t>
-      </w:r>
-    </w:p>
-    <w:p>
-      <w:pPr>
-        <w:pStyle w:val="Heading2"/>
-        <w:spacing w:before="240" w:after="80"/>
-      </w:pPr>
-      <w:r>
-        <w:rPr>
-          <w:rFonts w:ascii="Poppins" w:eastAsia="Poppins" w:hAnsi="Poppins" w:cs="Poppins"/>
-          <w:color w:val="1E1D1C"/>
-        </w:rPr>
-        <w:t>3.4 Why the Big Three plus the AI labs cannot serve this market.</w:t>
-      </w:r>
-    </w:p>
-    <w:p>
-      <w:pPr>
-        <w:spacing w:after="120"/>
-      </w:pPr>
-      <w:r>
-        <w:rPr>
-          <w:color w:val="1E1D1C"/>
-        </w:rPr>
-        <w:t xml:space="preserve">The reason is cost structure. A forward-deployed engineer is a senior engineer </w:t>
-      </w:r>
-      <w:proofErr w:type="gramStart"/>
-      <w:r>
-        <w:rPr>
-          <w:color w:val="1E1D1C"/>
-        </w:rPr>
-        <w:t>billed</w:t>
-      </w:r>
-      <w:proofErr w:type="gramEnd"/>
-      <w:r>
-        <w:rPr>
-          <w:color w:val="1E1D1C"/>
-        </w:rPr>
-        <w:t xml:space="preserve"> onsite. The </w:t>
-      </w:r>
-      <w:proofErr w:type="gramStart"/>
-      <w:r>
-        <w:rPr>
-          <w:color w:val="1E1D1C"/>
-        </w:rPr>
-        <w:t>fully-loaded</w:t>
-      </w:r>
-      <w:proofErr w:type="gramEnd"/>
-      <w:r>
-        <w:rPr>
-          <w:color w:val="1E1D1C"/>
-        </w:rPr>
-        <w:t xml:space="preserve"> rate breaks the math below about $50 million of client revenue. A McKinsey Google Transformation Group engagement assumes a board, a steering committee, a security review, and a project sponsor with budget authority. None of that </w:t>
-      </w:r>
-      <w:r>
-        <w:rPr>
-          <w:color w:val="1E1D1C"/>
-        </w:rPr>
-        <w:lastRenderedPageBreak/>
-        <w:t xml:space="preserve">exists in a $12 million body shop run by the founder, his daughter on the books, and a service manager who came up turning wrenches. The bottom of the market does not have less opportunity. It has different </w:t>
-      </w:r>
-      <w:proofErr w:type="gramStart"/>
-      <w:r>
-        <w:rPr>
-          <w:color w:val="1E1D1C"/>
-        </w:rPr>
-        <w:t>opportunity</w:t>
-      </w:r>
-      <w:proofErr w:type="gramEnd"/>
-      <w:r>
-        <w:rPr>
-          <w:color w:val="1E1D1C"/>
-        </w:rPr>
-        <w:t>, and the firms above it are economically incapable of reaching for it.</w:t>
-      </w:r>
-    </w:p>
-    <w:p>
-      <w:pPr>
-        <w:pStyle w:val="Heading2"/>
-        <w:spacing w:before="240" w:after="80"/>
-      </w:pPr>
-      <w:r>
-        <w:rPr>
-          <w:rFonts w:ascii="Poppins" w:hAnsi="Poppins"/>
-          <w:color w:val="1E1D1C"/>
-        </w:rPr>
-        <w:t>3.5 Per-seat licensing is breaking on the supply side.</w:t>
-      </w:r>
-    </w:p>
-    <w:p>
-      <w:pPr>
-        <w:spacing w:after="120"/>
-      </w:pPr>
-      <w:r>
-        <w:rPr>
-          <w:color w:val="1E1D1C"/>
-        </w:rPr>
-        <w:t xml:space="preserve">The vendor side is breaking too. Wall Street analysts call the 2026 enterprise-software selloff the </w:t>
-      </w:r>
-      <w:proofErr w:type="spellStart"/>
-      <w:r>
-        <w:rPr>
-          <w:color w:val="1E1D1C"/>
-        </w:rPr>
-        <w:t>SaaSpocalypse</w:t>
-      </w:r>
-      <w:proofErr w:type="spellEnd"/>
-      <w:r>
-        <w:rPr>
-          <w:color w:val="1E1D1C"/>
-        </w:rPr>
-        <w:t>: per-seat licensing does not survive AI agents that replace ten or fifty seated users at once.</w:t>
-      </w:r>
-      <w:hyperlink w:anchor="note12" w:history="1">
-        <w:r>
-          <w:rPr>
-            <w:color w:val="1E1D1C"/>
-            <w:vertAlign w:val="superscript"/>
-          </w:rPr>
-          <w:t>12</w:t>
-        </w:r>
-      </w:hyperlink>
-      <w:hyperlink w:anchor="note13" w:history="1">
-        <w:r>
-          <w:rPr>
-            <w:color w:val="1E1D1C"/>
-            <w:vertAlign w:val="superscript"/>
-          </w:rPr>
-          <w:t>13</w:t>
-        </w:r>
-      </w:hyperlink>
-      <w:r>
-        <w:rPr>
-          <w:color w:val="1E1D1C"/>
-        </w:rPr>
-        <w:t xml:space="preserve"> Bain reports mid-market buyers pushing back on overprovisioning, shadow IT sprawl, and stranded per-user credits that no longer track actual work; vendors are responding with consumption and outcome pricing, both of which still rent the tool.</w:t>
-      </w:r>
-      <w:hyperlink w:anchor="note14" w:history="1">
-        <w:r>
-          <w:rPr>
-            <w:color w:val="1E1D1C"/>
-            <w:vertAlign w:val="superscript"/>
-          </w:rPr>
-          <w:t>14</w:t>
-        </w:r>
-      </w:hyperlink>
-      <w:r>
-        <w:rPr>
-          <w:color w:val="1E1D1C"/>
-        </w:rPr>
-        <w:t xml:space="preserve"> The trade-shop owner is past that bargain. They own their trucks, their shop, their tooling. They expect to own the software they pay to have built.</w:t>
+    <w:p>
+      <w:pPr>
+        <w:spacing w:before="360" w:after="120"/>
+      </w:pPr>
+      <w:r>
+        <w:rPr>
+          <w:color w:val="1E1D1C"/>
+        </w:rPr>
+        <w:t>The mid-market gen-AI value pool is on the order of $2 trillion globally, with the segment representing about one-third of U.S. private-sector GDP and parallel ratios across other developed economies. About 95 percent of enterprise AI pilots fail to reach production.8 Inside ISI's engagement base, the typical operator runs no agents, has mapped no workflows, and is still doing weekly job costing in a spreadsheet emailed between an estimator and a bookkeeper. The trades segment sits one step behind the SMB average, with a harder path to capture and fewer advisors available.</w:t>
+      </w:r>
+    </w:p>
+    <w:p>
+      <w:pPr>
+        <w:spacing w:before="360" w:after="120"/>
+      </w:pPr>
+      <w:r>
+        <w:rPr>
+          <w:color w:val="1E1D1C"/>
+        </w:rPr>
+        <w:t>The Fortune-1000-priced forward-deployed engagement breaks economically below about $50 million of client revenue. A McKinsey Google Transformation Group engagement assumes a board, a steering committee, a security review, and a project sponsor with budget authority. None of that exists in a $12 million body shop run by the founder, his daughter on the books, and a service manager who came up turning wrenches. Meanwhile, 82 percent of small employers have already bought at least one AI tool, with the median firm running five.9 Fragmented adoption produces no operational lift, no margin improvement, and an eventually-churned client.</w:t>
+      </w:r>
+    </w:p>
+    <w:p>
+      <w:pPr>
+        <w:spacing w:before="360" w:after="120"/>
+      </w:pPr>
+      <w:r>
+        <w:rPr>
+          <w:color w:val="1E1D1C"/>
+        </w:rPr>
+        <w:t>The vendor side is breaking too. Wall Street analysts call the 2026 enterprise-software selloff the SaaSpocalypse: per-seat licensing does not survive AI agents that replace ten or fifty seated users at once.1213 Bain reports mid-market buyers pushing back on overprovisioning, with vendors shifting to consumption and outcome pricing.14 The trade-shop owner is past that bargain. They own their trucks, their shop, their tooling, and they expect to own the software they pay to have built.</w:t>
       </w:r>
     </w:p>
     <w:p>
@@ -1159,7 +735,7 @@
           <w:rFonts w:ascii="Poppins" w:hAnsi="Poppins"/>
           <w:color w:val="1E1D1C"/>
         </w:rPr>
-        <w:t>3.6 The convergence</w:t>
+        <w:t>3.1 The convergence</w:t>
       </w:r>
     </w:p>
     <w:p>
@@ -3415,6 +2991,260 @@
     <w:p>
       <w:pPr>
         <w:pStyle w:val="Heading1"/>
+        <w:spacing w:after="160" w:before="360"/>
+      </w:pPr>
+      <w:r>
+        <w:rPr>
+          <w:rFonts w:ascii="Poppins" w:hAnsi="Poppins"/>
+          <w:color w:val="1E1D1C"/>
+        </w:rPr>
+        <w:t>11. Appendix A: Market evidence</w:t>
+      </w:r>
+    </w:p>
+    <w:p>
+      <w:pPr>
+        <w:spacing w:after="120" w:before="360"/>
+      </w:pPr>
+      <w:r>
+        <w:rPr>
+          <w:color w:val="1E1D1C"/>
+        </w:rPr>
+        <w:t>The argument in the body of this paper rests on a handful of headline numbers: the $2 trillion mid-market gen-AI value pool, the 95 percent enterprise pilot failure rate, the 82 percent SMB AI adoption with median five tools per firm, the 76 percent / 14 percent adoption-to-integration gap, and the 18,347 percent surge in AI Agent searches on Fiverr. The fuller evidence base sits here, organized by theme. The Notes section that follows covers source detail for both the body and the appendix.</w:t>
+      </w:r>
+    </w:p>
+    <w:p>
+      <w:pPr>
+        <w:pStyle w:val="Heading2"/>
+        <w:spacing w:after="80" w:before="240"/>
+      </w:pPr>
+      <w:r>
+        <w:rPr>
+          <w:rFonts w:ascii="Poppins" w:hAnsi="Poppins"/>
+          <w:color w:val="1E1D1C"/>
+        </w:rPr>
+        <w:t>A.1 Buyer-side demand signals.</w:t>
+      </w:r>
+    </w:p>
+    <w:p>
+      <w:pPr>
+        <w:spacing w:after="120" w:before="240"/>
+      </w:pPr>
+      <w:r>
+        <w:rPr>
+          <w:color w:val="1E1D1C"/>
+        </w:rPr>
+        <w:t>Fiverr's CEO told the Q4 2025 earnings call that AI development categories grew 118 percent year over year on the platform.22 Fiverr's Head of Verticals named the cause: most businesses do not fully understand AI agents, and that knowledge gap is driving freelance demand. Searches for AI Agent Development on Fiverr grew 18,347 percent over the eight-month window covered by the Spring 2025 Business Trends Index.17</w:t>
+      </w:r>
+    </w:p>
+    <w:p>
+      <w:pPr>
+        <w:spacing w:after="120" w:before="240"/>
+      </w:pPr>
+      <w:r>
+        <w:rPr>
+          <w:color w:val="1E1D1C"/>
+        </w:rPr>
+        <w:t>The same pattern shows on Upwork. The In-Demand Skills 2026 report, built on completed-job earnings in calendar 2025, shows AI Integration up 178 percent, AI Video Generation and Editing up 329 percent, AI Data Annotation and Labeling up 154 percent, and the aggregate of AI-tagged skills up 109 percent year over year.23</w:t>
+      </w:r>
+    </w:p>
+    <w:p>
+      <w:pPr>
+        <w:spacing w:after="120" w:before="240"/>
+      </w:pPr>
+      <w:r>
+        <w:rPr>
+          <w:color w:val="1E1D1C"/>
+        </w:rPr>
+        <w:t>Indeed Hiring Lab measures the same demand on the employer side. By December 2025, 4.2 percent of all U.S. job postings mentioned AI, an all-time high, and the absolute count of AI-mentioning postings was 134 percent above the February 2020 baseline.24 The cleanest reading for AI consulting specifically: management-consultant roles went from 0.2 percent of GenAI job postings in January 2024 to 12.4 percent in January 2025, a sixty-two-fold increase in twelve months.25</w:t>
+      </w:r>
+    </w:p>
+    <w:p>
+      <w:pPr>
+        <w:spacing w:after="120" w:before="240"/>
+      </w:pPr>
+      <w:r>
+        <w:rPr>
+          <w:color w:val="1E1D1C"/>
+        </w:rPr>
+        <w:t>LinkedIn's Jobs on the Rise 2026 ranks AI Consultant the second-fastest-growing job title in the United States over the past three years, at a median of 8.2 years of prior experience.26 This is not a junior engineering role. It is a senior advisory role, and the labor market is forming it as fast as it can.</w:t>
+      </w:r>
+    </w:p>
+    <w:p>
+      <w:pPr>
+        <w:pStyle w:val="Heading2"/>
+        <w:spacing w:after="80" w:before="240"/>
+      </w:pPr>
+      <w:r>
+        <w:rPr>
+          <w:rFonts w:ascii="Poppins" w:hAnsi="Poppins"/>
+          <w:color w:val="1E1D1C"/>
+        </w:rPr>
+        <w:t>A.2 Supply-side formation.</w:t>
+      </w:r>
+    </w:p>
+    <w:p>
+      <w:pPr>
+        <w:spacing w:after="120" w:before="240"/>
+      </w:pPr>
+      <w:r>
+        <w:rPr>
+          <w:color w:val="1E1D1C"/>
+        </w:rPr>
+        <w:t>The supply side is forming faster than the demand side. Stripe Atlas, the largest U.S. incorporation pipeline for solo founders and small teams, reports that LLC founders identifying as AI companies grew from 5 percent in January 2023 to 22 percent in 2025.27 Card-spend data from Brex shows OpenAI spend across its 30,000-customer business base grew 80 percent January through October 2025, with 25 percent more unique customers paying for OpenAI services in the same window.28</w:t>
+      </w:r>
+    </w:p>
+    <w:p>
+      <w:pPr>
+        <w:spacing w:after="120" w:before="240"/>
+      </w:pPr>
+      <w:r>
+        <w:rPr>
+          <w:color w:val="1E1D1C"/>
+        </w:rPr>
+        <w:t>Fortune profiles AI engineering consultants billing $900 an hour at the enterprise end of the same pattern.29 The pricing premium at the top of the market is real, and the pull is dragging the rest of the labor market with it.</w:t>
+      </w:r>
+    </w:p>
+    <w:p>
+      <w:pPr>
+        <w:pStyle w:val="Heading2"/>
+        <w:spacing w:after="80" w:before="240"/>
+      </w:pPr>
+      <w:r>
+        <w:rPr>
+          <w:rFonts w:ascii="Poppins" w:hAnsi="Poppins"/>
+          <w:color w:val="1E1D1C"/>
+        </w:rPr>
+        <w:t>A.3 Platform consolidation in the no-code AI middleware layer.</w:t>
+      </w:r>
+    </w:p>
+    <w:p>
+      <w:pPr>
+        <w:spacing w:after="120" w:before="240"/>
+      </w:pPr>
+      <w:r>
+        <w:rPr>
+          <w:color w:val="1E1D1C"/>
+        </w:rPr>
+        <w:t>n8n, the workflow automation tool, raised a $180 million Series C at a $2.5 billion valuation in October 2025 after 6x user growth and 10x revenue growth in twelve months.30 Zapier, the older comparable, reports $420 million ARR with 3.4 million customers, 40 percent of whom are small businesses, and AI-related task volume on the platform up 760 percent over two years.31 GoHighLevel, the white-label reseller platform that more than 20,000 small marketing agencies use to deliver AI services to local trades businesses, reports 600,000 users and an estimated $80 million or more in revenue.32</w:t>
+      </w:r>
+    </w:p>
+    <w:p>
+      <w:pPr>
+        <w:pStyle w:val="Heading2"/>
+        <w:spacing w:after="80" w:before="240"/>
+      </w:pPr>
+      <w:r>
+        <w:rPr>
+          <w:rFonts w:ascii="Poppins" w:hAnsi="Poppins"/>
+          <w:color w:val="1E1D1C"/>
+        </w:rPr>
+        <w:t>A.4 Buyer panels and surveys.</w:t>
+      </w:r>
+    </w:p>
+    <w:p>
+      <w:pPr>
+        <w:spacing w:after="120" w:before="240"/>
+      </w:pPr>
+      <w:r>
+        <w:rPr>
+          <w:color w:val="1E1D1C"/>
+        </w:rPr>
+        <w:t>Goldman Sachs surveyed 1,256 small-business operators in January and February 2026. The headline numbers: 76 percent of small businesses currently use AI in some form, only 14 percent have fully integrated AI across core operations, and more than 70 percent of respondents said they would benefit from more training and implementation resources.20 The 70 percent asking for training is the adopter cohort, not the non-adopter cohort.</w:t>
+      </w:r>
+    </w:p>
+    <w:p>
+      <w:pPr>
+        <w:spacing w:after="120" w:before="240"/>
+      </w:pPr>
+      <w:r>
+        <w:rPr>
+          <w:color w:val="1E1D1C"/>
+        </w:rPr>
+        <w:t>MIT's NANDA project reports that 95 percent of generative AI pilots fail to deliver measurable P&amp;L impact. Bought-tool deployments succeed roughly three times as often as build-it-yourself ones; the DIY failure rate runs around 78 percent.33</w:t>
+      </w:r>
+    </w:p>
+    <w:p>
+      <w:pPr>
+        <w:spacing w:after="120" w:before="240"/>
+      </w:pPr>
+      <w:r>
+        <w:rPr>
+          <w:color w:val="1E1D1C"/>
+        </w:rPr>
+        <w:t>Service Direct's 2025 small-business AI report finds 62 percent of non-adopters cite lack of understanding about AI's benefits as the primary barrier to adoption.34</w:t>
+      </w:r>
+    </w:p>
+    <w:p>
+      <w:pPr>
+        <w:spacing w:after="120" w:before="240"/>
+      </w:pPr>
+      <w:r>
+        <w:rPr>
+          <w:color w:val="1E1D1C"/>
+        </w:rPr>
+        <w:t>The U.S. Chamber of Commerce reports 58 percent of small businesses specifically using generative AI, and 35 percent of owners naming upskilling employees to use AI as a top workforce challenge.35</w:t>
+      </w:r>
+    </w:p>
+    <w:p>
+      <w:pPr>
+        <w:spacing w:after="120" w:before="240"/>
+      </w:pPr>
+      <w:r>
+        <w:rPr>
+          <w:color w:val="1E1D1C"/>
+        </w:rPr>
+        <w:t>Tammy Halevy at Reimagine Main Street, speaking for the civic small-business advocacy sector, named the same buyer in different words: "Small business owners are already putting AI to work. One in four are using it today, and more than half are exploring the possibilities of AI for their businesses. But these 'Explorers' want to see how AI advances their businesses."36</w:t>
+      </w:r>
+    </w:p>
+    <w:p>
+      <w:pPr>
+        <w:pStyle w:val="Heading2"/>
+        <w:spacing w:after="80" w:before="240"/>
+      </w:pPr>
+      <w:r>
+        <w:rPr>
+          <w:rFonts w:ascii="Poppins" w:hAnsi="Poppins"/>
+          <w:color w:val="1E1D1C"/>
+        </w:rPr>
+        <w:t>A.5 Trades-segment specifics.</w:t>
+      </w:r>
+    </w:p>
+    <w:p>
+      <w:pPr>
+        <w:spacing w:after="120" w:before="240"/>
+      </w:pPr>
+      <w:r>
+        <w:rPr>
+          <w:color w:val="1E1D1C"/>
+        </w:rPr>
+        <w:t>ServiceTitan's 2025 AI in the Skilled Trades Report finds 46 percent of skilled-trades respondents using or experimenting with AI, 25 percent of residential contractors using it in a meaningful revenue-attached way, and 66 percent expecting AI to transform the industry within one to three years.18</w:t>
+      </w:r>
+    </w:p>
+    <w:p>
+      <w:pPr>
+        <w:spacing w:after="120" w:before="240"/>
+      </w:pPr>
+      <w:r>
+        <w:rPr>
+          <w:color w:val="1E1D1C"/>
+        </w:rPr>
+        <w:t>ACCA's Contractor of the Future study reports 33 percent of residential HVAC contractors have implemented some form of AI, rising to 43 percent among contractors under 45.19</w:t>
+      </w:r>
+    </w:p>
+    <w:p>
+      <w:pPr>
+        <w:spacing w:after="120" w:before="240"/>
+      </w:pPr>
+      <w:r>
+        <w:rPr>
+          <w:color w:val="1E1D1C"/>
+        </w:rPr>
+        <w:t>The trades version of the same picture surfaces on r/HVAC, where a working technician described homeowners arriving with ChatGPT diagnoses: "ChatGPT couldn't fix your system."37 The shop owner standing between the homeowner and the technician is the buyer this paper is about, and the shop owner has not been trained on either side of the exchange.</w:t>
+      </w:r>
+    </w:p>
+    <w:p>
+      <w:pPr>
+        <w:pStyle w:val="Heading1"/>
         <w:spacing w:before="360" w:after="160"/>
       </w:pPr>
       <w:r>
@@ -3423,7 +3253,7 @@
           <w:color w:val="0056A5"/>
           <w:sz w:val="36"/>
         </w:rPr>
-        <w:t>11. Notes</w:t>
+        <w:t>12. Notes</w:t>
       </w:r>
     </w:p>
     <w:p>
@@ -4452,6 +4282,762 @@
         <w:t>.</w:t>
       </w:r>
       <w:bookmarkEnd w:id="32"/>
+    </w:p>
+    <w:p>
+      <w:pPr>
+        <w:spacing w:after="120"/>
+      </w:pPr>
+      <w:bookmarkStart w:id="16" w:name="note17"/>
+      <w:r>
+        <w:rPr>
+          <w:color w:val="1E1D1C"/>
+        </w:rPr>
+        <w:t xml:space="preserve">22. Fiverr Holdings, "Fiverr Announces Fourth Quarter and Full Year 2025 Results," February 18, 2026, </w:t>
+      </w:r>
+      <w:hyperlink r:id="rId32" w:history="1">
+        <w:r>
+          <w:rPr>
+            <w:color w:val="0563C1"/>
+            <w:u w:val="single"/>
+          </w:rPr>
+          <w:t>https://investors.fiverr.com/news-releases/news-release-details/fiverr-announces-fourth-quarter-and-full-year-2025-results</w:t>
+        </w:r>
+      </w:hyperlink>
+      <w:r>
+        <w:rPr>
+          <w:color w:val="1E1D1C"/>
+        </w:rPr>
+        <w:t xml:space="preserve">; Q4 2025 earnings call transcript, Motley Fool, February 18, 2026, </w:t>
+      </w:r>
+      <w:hyperlink r:id="rId33" w:history="1">
+        <w:r>
+          <w:rPr>
+            <w:color w:val="0563C1"/>
+            <w:u w:val="single"/>
+          </w:rPr>
+          <w:t>https://www.fool.com/earnings/call-transcripts/2026/02/18/fiverr-fvrr-q4-2025-earnings-call-transcript/</w:t>
+        </w:r>
+      </w:hyperlink>
+      <w:r>
+        <w:rPr>
+          <w:color w:val="1E1D1C"/>
+        </w:rPr>
+        <w:t>.</w:t>
+      </w:r>
+      <w:bookmarkEnd w:id="16"/>
+    </w:p>
+    <w:p>
+      <w:pPr>
+        <w:spacing w:after="120"/>
+      </w:pPr>
+      <w:bookmarkStart w:id="18" w:name="note19"/>
+      <w:r>
+        <w:rPr>
+          <w:color w:val="1E1D1C"/>
+        </w:rPr>
+        <w:t xml:space="preserve">23. Upwork, "Upwork's In-Demand Skills 2026: Demand for Top AI Skills More Than Doubles," investor release, February 4, 2026, </w:t>
+      </w:r>
+      <w:hyperlink r:id="rId35" w:history="1">
+        <w:r>
+          <w:rPr>
+            <w:color w:val="0563C1"/>
+            <w:u w:val="single"/>
+          </w:rPr>
+          <w:t>https://investors.upwork.com/news-releases/news-release-details/upworks-demand-skills-2026-demand-top-ai-skills-more-doubles-ai</w:t>
+        </w:r>
+      </w:hyperlink>
+      <w:r>
+        <w:rPr>
+          <w:color w:val="1E1D1C"/>
+        </w:rPr>
+        <w:t>.</w:t>
+      </w:r>
+      <w:bookmarkEnd w:id="18"/>
+    </w:p>
+    <w:p>
+      <w:pPr>
+        <w:spacing w:after="120"/>
+      </w:pPr>
+      <w:bookmarkStart w:id="19" w:name="note20"/>
+      <w:r>
+        <w:rPr>
+          <w:color w:val="1E1D1C"/>
+        </w:rPr>
+        <w:t xml:space="preserve">24. </w:t>
+      </w:r>
+      <w:proofErr w:type="gramStart"/>
+      <w:r>
+        <w:rPr>
+          <w:color w:val="1E1D1C"/>
+        </w:rPr>
+        <w:t>Indeed</w:t>
+      </w:r>
+      <w:proofErr w:type="gramEnd"/>
+      <w:r>
+        <w:rPr>
+          <w:color w:val="1E1D1C"/>
+        </w:rPr>
+        <w:t xml:space="preserve"> Hiring Lab, "January Labor Market Update: Jobs Mentioning AI Are Growing Amid Broader Hiring Weakness," January 22, 2026, </w:t>
+      </w:r>
+      <w:hyperlink r:id="rId36" w:history="1">
+        <w:r>
+          <w:rPr>
+            <w:color w:val="0563C1"/>
+            <w:u w:val="single"/>
+          </w:rPr>
+          <w:t>https://www.hiringlab.org/2026/01/22/january-labor-market-update-jobs-mentioning-ai-are-growing-amid-broader-hiring-weakness/</w:t>
+        </w:r>
+      </w:hyperlink>
+      <w:r>
+        <w:rPr>
+          <w:color w:val="1E1D1C"/>
+        </w:rPr>
+        <w:t>.</w:t>
+      </w:r>
+      <w:bookmarkEnd w:id="19"/>
+    </w:p>
+    <w:p>
+      <w:pPr>
+        <w:spacing w:after="120"/>
+      </w:pPr>
+      <w:bookmarkStart w:id="20" w:name="note21"/>
+      <w:r>
+        <w:rPr>
+          <w:color w:val="1E1D1C"/>
+        </w:rPr>
+        <w:lastRenderedPageBreak/>
+        <w:t xml:space="preserve">25. </w:t>
+      </w:r>
+      <w:proofErr w:type="gramStart"/>
+      <w:r>
+        <w:rPr>
+          <w:color w:val="1E1D1C"/>
+        </w:rPr>
+        <w:t>Indeed</w:t>
+      </w:r>
+      <w:proofErr w:type="gramEnd"/>
+      <w:r>
+        <w:rPr>
+          <w:color w:val="1E1D1C"/>
+        </w:rPr>
+        <w:t xml:space="preserve"> Hiring Lab, "AI at Work: Rise of the GenAI Consultant," February 27, 2025, </w:t>
+      </w:r>
+      <w:hyperlink r:id="rId37" w:history="1">
+        <w:r>
+          <w:rPr>
+            <w:color w:val="0563C1"/>
+            <w:u w:val="single"/>
+          </w:rPr>
+          <w:t>https://www.hiringlab.org/2025/02/27/ai-at-work-rise-of-the-genai-consultant/</w:t>
+        </w:r>
+      </w:hyperlink>
+      <w:r>
+        <w:rPr>
+          <w:color w:val="1E1D1C"/>
+        </w:rPr>
+        <w:t>.</w:t>
+      </w:r>
+      <w:bookmarkEnd w:id="20"/>
+    </w:p>
+    <w:p>
+      <w:pPr>
+        <w:spacing w:after="120"/>
+      </w:pPr>
+      <w:bookmarkStart w:id="21" w:name="note22"/>
+      <w:r>
+        <w:rPr>
+          <w:color w:val="1E1D1C"/>
+        </w:rPr>
+        <w:t xml:space="preserve">26. LinkedIn News, "LinkedIn Jobs on the Rise 2026: The 25 Fastest-Growing Roles in the U.S.," accessed May 17, 2026, </w:t>
+      </w:r>
+      <w:hyperlink r:id="rId38" w:history="1">
+        <w:r>
+          <w:rPr>
+            <w:color w:val="0563C1"/>
+            <w:u w:val="single"/>
+          </w:rPr>
+          <w:t>https://www.linkedin.com/pulse/linkedin-jobs-rise-2026-25-fastest-growing-roles-us-linkedin-news-dlb1c</w:t>
+        </w:r>
+      </w:hyperlink>
+      <w:r>
+        <w:rPr>
+          <w:color w:val="1E1D1C"/>
+        </w:rPr>
+        <w:t>.</w:t>
+      </w:r>
+      <w:bookmarkEnd w:id="21"/>
+    </w:p>
+    <w:p>
+      <w:pPr>
+        <w:spacing w:after="120"/>
+      </w:pPr>
+      <w:bookmarkStart w:id="22" w:name="note23"/>
+      <w:r>
+        <w:rPr>
+          <w:color w:val="1E1D1C"/>
+        </w:rPr>
+        <w:t xml:space="preserve">27. Stripe, "Stripe Atlas: Startups in 2025, Year in Review," accessed May 17, 2026, </w:t>
+      </w:r>
+      <w:hyperlink r:id="rId39" w:history="1">
+        <w:r>
+          <w:rPr>
+            <w:color w:val="0563C1"/>
+            <w:u w:val="single"/>
+          </w:rPr>
+          <w:t>https://stripe.com/blog/stripe-atlas-startups-in-2025-year-in-review</w:t>
+        </w:r>
+      </w:hyperlink>
+      <w:r>
+        <w:rPr>
+          <w:color w:val="1E1D1C"/>
+        </w:rPr>
+        <w:t>.</w:t>
+      </w:r>
+      <w:bookmarkEnd w:id="22"/>
+    </w:p>
+    <w:p>
+      <w:pPr>
+        <w:spacing w:after="120"/>
+      </w:pPr>
+      <w:bookmarkStart w:id="23" w:name="note24"/>
+      <w:r>
+        <w:rPr>
+          <w:color w:val="1E1D1C"/>
+        </w:rPr>
+        <w:t xml:space="preserve">28. Brex, "Brex Benchmark, October 2025," October 2025, </w:t>
+      </w:r>
+      <w:hyperlink r:id="rId40" w:history="1">
+        <w:r>
+          <w:rPr>
+            <w:color w:val="0563C1"/>
+            <w:u w:val="single"/>
+          </w:rPr>
+          <w:t>https://www.brex.com/journal/brex-benchmark-october-2025</w:t>
+        </w:r>
+      </w:hyperlink>
+      <w:r>
+        <w:rPr>
+          <w:color w:val="1E1D1C"/>
+        </w:rPr>
+        <w:t>.</w:t>
+      </w:r>
+      <w:bookmarkEnd w:id="23"/>
+    </w:p>
+    <w:p>
+      <w:pPr>
+        <w:spacing w:after="120"/>
+      </w:pPr>
+      <w:bookmarkStart w:id="36" w:name="note37"/>
+      <w:r>
+        <w:rPr>
+          <w:color w:val="1E1D1C"/>
+        </w:rPr>
+        <w:t xml:space="preserve">29. Sharon Goldman, "AI Engineers and Consultants Are Charging $900 an Hour as Enterprises Race to Catch Up," Fortune, September 14, 2025, </w:t>
+      </w:r>
+      <w:hyperlink r:id="rId58" w:history="1">
+        <w:r>
+          <w:rPr>
+            <w:color w:val="0563C1"/>
+            <w:u w:val="single"/>
+          </w:rPr>
+          <w:t>https://fortune.com/2025/09/14/ai-engineers-consu</w:t>
+        </w:r>
+        <w:r>
+          <w:rPr>
+            <w:color w:val="0563C1"/>
+            <w:u w:val="single"/>
+          </w:rPr>
+          <w:t>l</w:t>
+        </w:r>
+        <w:r>
+          <w:rPr>
+            <w:color w:val="0563C1"/>
+            <w:u w:val="single"/>
+          </w:rPr>
+          <w:t>tant-p</w:t>
+        </w:r>
+        <w:r>
+          <w:rPr>
+            <w:color w:val="0563C1"/>
+            <w:u w:val="single"/>
+          </w:rPr>
+          <w:t>r</w:t>
+        </w:r>
+        <w:r>
+          <w:rPr>
+            <w:color w:val="0563C1"/>
+            <w:u w:val="single"/>
+          </w:rPr>
+          <w:t>emium-enterprise-data-integration-high-pay-llms-big-four/</w:t>
+        </w:r>
+      </w:hyperlink>
+      <w:r>
+        <w:rPr>
+          <w:color w:val="1E1D1C"/>
+        </w:rPr>
+        <w:t>.</w:t>
+      </w:r>
+      <w:bookmarkEnd w:id="36"/>
+    </w:p>
+    <w:p>
+      <w:pPr>
+        <w:spacing w:after="120"/>
+      </w:pPr>
+      <w:bookmarkStart w:id="24" w:name="note25"/>
+      <w:r>
+        <w:rPr>
+          <w:color w:val="1E1D1C"/>
+        </w:rPr>
+        <w:t xml:space="preserve">30. n8n, "Why We Raised Our Series C at a $2.5 Billion Valuation," October 2025, </w:t>
+      </w:r>
+      <w:hyperlink r:id="rId41" w:history="1">
+        <w:r>
+          <w:rPr>
+            <w:color w:val="0563C1"/>
+            <w:u w:val="single"/>
+          </w:rPr>
+          <w:t>https://blog.n8n.io/series-c/</w:t>
+        </w:r>
+      </w:hyperlink>
+      <w:r>
+        <w:rPr>
+          <w:color w:val="1E1D1C"/>
+        </w:rPr>
+        <w:t>.</w:t>
+      </w:r>
+      <w:bookmarkEnd w:id="24"/>
+    </w:p>
+    <w:p>
+      <w:pPr>
+        <w:spacing w:after="120"/>
+      </w:pPr>
+      <w:bookmarkStart w:id="25" w:name="note26"/>
+      <w:r>
+        <w:rPr>
+          <w:color w:val="1E1D1C"/>
+        </w:rPr>
+        <w:t xml:space="preserve">31. SQ Magazine, "Zapier Statistics 2026: $420M ARR, 3.4M Customers, 760% Growth in AI Tasks," accessed May 17, 2026, </w:t>
+      </w:r>
+      <w:hyperlink r:id="rId42" w:history="1">
+        <w:r>
+          <w:rPr>
+            <w:color w:val="0563C1"/>
+            <w:u w:val="single"/>
+          </w:rPr>
+          <w:t>https://sqmagazine.co.uk/zapier-statistics/</w:t>
+        </w:r>
+      </w:hyperlink>
+      <w:r>
+        <w:rPr>
+          <w:color w:val="1E1D1C"/>
+        </w:rPr>
+        <w:t xml:space="preserve">; Madrona, "Zapier Has More AI Agents Than Employees," accessed May 17, 2026, </w:t>
+      </w:r>
+      <w:hyperlink r:id="rId43" w:history="1">
+        <w:r>
+          <w:rPr>
+            <w:color w:val="0563C1"/>
+            <w:u w:val="single"/>
+          </w:rPr>
+          <w:t>https://www.madrona.com/zapier-has-more-ai-agents-than-employees-heres-how-that-happened/</w:t>
+        </w:r>
+      </w:hyperlink>
+      <w:r>
+        <w:rPr>
+          <w:color w:val="1E1D1C"/>
+        </w:rPr>
+        <w:t>.</w:t>
+      </w:r>
+      <w:bookmarkEnd w:id="25"/>
+    </w:p>
+    <w:p>
+      <w:pPr>
+        <w:spacing w:after="120"/>
+      </w:pPr>
+      <w:bookmarkStart w:id="26" w:name="note27"/>
+      <w:r>
+        <w:rPr>
+          <w:color w:val="1E1D1C"/>
+        </w:rPr>
+        <w:t>32. Technology Checker, "</w:t>
+      </w:r>
+      <w:proofErr w:type="spellStart"/>
+      <w:r>
+        <w:rPr>
+          <w:color w:val="1E1D1C"/>
+        </w:rPr>
+        <w:t>GoHighLevel</w:t>
+      </w:r>
+      <w:proofErr w:type="spellEnd"/>
+      <w:r>
+        <w:rPr>
+          <w:color w:val="1E1D1C"/>
+        </w:rPr>
+        <w:t xml:space="preserve">: Customer and Usage Statistics," accessed May 17, 2026, </w:t>
+      </w:r>
+      <w:hyperlink r:id="rId44" w:history="1">
+        <w:r>
+          <w:rPr>
+            <w:color w:val="0563C1"/>
+            <w:u w:val="single"/>
+          </w:rPr>
+          <w:t>https://technologychecker.io/technology/highlevel</w:t>
+        </w:r>
+      </w:hyperlink>
+      <w:r>
+        <w:rPr>
+          <w:color w:val="1E1D1C"/>
+        </w:rPr>
+        <w:t>; GHL Builds, "</w:t>
+      </w:r>
+      <w:proofErr w:type="spellStart"/>
+      <w:r>
+        <w:rPr>
+          <w:color w:val="1E1D1C"/>
+        </w:rPr>
+        <w:t>GoHighLevel</w:t>
+      </w:r>
+      <w:proofErr w:type="spellEnd"/>
+      <w:r>
+        <w:rPr>
+          <w:color w:val="1E1D1C"/>
+        </w:rPr>
+        <w:t xml:space="preserve"> Revenue Analysis," accessed May 17, 2026, </w:t>
+      </w:r>
+      <w:hyperlink r:id="rId45" w:history="1">
+        <w:r>
+          <w:rPr>
+            <w:color w:val="0563C1"/>
+            <w:u w:val="single"/>
+          </w:rPr>
+          <w:t>https://gh</w:t>
+        </w:r>
+        <w:r>
+          <w:rPr>
+            <w:color w:val="0563C1"/>
+            <w:u w:val="single"/>
+          </w:rPr>
+          <w:t>l</w:t>
+        </w:r>
+        <w:r>
+          <w:rPr>
+            <w:color w:val="0563C1"/>
+            <w:u w:val="single"/>
+          </w:rPr>
+          <w:t>builds.com/gohighlevel-revenue/</w:t>
+        </w:r>
+      </w:hyperlink>
+      <w:r>
+        <w:rPr>
+          <w:color w:val="1E1D1C"/>
+        </w:rPr>
+        <w:t>.</w:t>
+      </w:r>
+      <w:bookmarkEnd w:id="26"/>
+    </w:p>
+    <w:p>
+      <w:pPr>
+        <w:spacing w:after="120"/>
+      </w:pPr>
+      <w:bookmarkStart w:id="30" w:name="note31"/>
+      <w:r>
+        <w:rPr>
+          <w:color w:val="1E1D1C"/>
+        </w:rPr>
+        <w:t xml:space="preserve">33. MIT NANDA, "The GenAI Divide: State of AI in Business 2025," 2025, </w:t>
+      </w:r>
+      <w:hyperlink r:id="rId50" w:history="1">
+        <w:r>
+          <w:rPr>
+            <w:color w:val="0563C1"/>
+            <w:u w:val="single"/>
+          </w:rPr>
+          <w:t>https://mlq.ai/media/quarterly_decks/v0.1_St</w:t>
+        </w:r>
+        <w:r>
+          <w:rPr>
+            <w:color w:val="0563C1"/>
+            <w:u w:val="single"/>
+          </w:rPr>
+          <w:t>a</w:t>
+        </w:r>
+        <w:r>
+          <w:rPr>
+            <w:color w:val="0563C1"/>
+            <w:u w:val="single"/>
+          </w:rPr>
+          <w:t>te_of_AI_in_Business_2025_Report.pdf</w:t>
+        </w:r>
+      </w:hyperlink>
+      <w:r>
+        <w:rPr>
+          <w:color w:val="1E1D1C"/>
+        </w:rPr>
+        <w:t xml:space="preserve">; </w:t>
+      </w:r>
+      <w:r>
+        <w:rPr>
+          <w:color w:val="1E1D1C"/>
+        </w:rPr>
+        <w:lastRenderedPageBreak/>
+        <w:t xml:space="preserve">Fortune coverage, August 18, 2025, </w:t>
+      </w:r>
+      <w:hyperlink r:id="rId51" w:history="1">
+        <w:r>
+          <w:rPr>
+            <w:color w:val="0563C1"/>
+            <w:u w:val="single"/>
+          </w:rPr>
+          <w:t>https:</w:t>
+        </w:r>
+        <w:r>
+          <w:rPr>
+            <w:color w:val="0563C1"/>
+            <w:u w:val="single"/>
+          </w:rPr>
+          <w:t>/</w:t>
+        </w:r>
+        <w:r>
+          <w:rPr>
+            <w:color w:val="0563C1"/>
+            <w:u w:val="single"/>
+          </w:rPr>
+          <w:t>/fort</w:t>
+        </w:r>
+        <w:r>
+          <w:rPr>
+            <w:color w:val="0563C1"/>
+            <w:u w:val="single"/>
+          </w:rPr>
+          <w:t>u</w:t>
+        </w:r>
+        <w:r>
+          <w:rPr>
+            <w:color w:val="0563C1"/>
+            <w:u w:val="single"/>
+          </w:rPr>
+          <w:t>ne.com/2025/08/18/mit-report-95-percent-generative-ai-pilots-at-companies-failing-cfo/</w:t>
+        </w:r>
+      </w:hyperlink>
+      <w:r>
+        <w:rPr>
+          <w:color w:val="1E1D1C"/>
+        </w:rPr>
+        <w:t>.</w:t>
+      </w:r>
+      <w:bookmarkEnd w:id="30"/>
+    </w:p>
+    <w:p>
+      <w:pPr>
+        <w:spacing w:after="120"/>
+      </w:pPr>
+      <w:bookmarkStart w:id="31" w:name="note32"/>
+      <w:r>
+        <w:rPr>
+          <w:color w:val="1E1D1C"/>
+        </w:rPr>
+        <w:t xml:space="preserve">34. Service Direct, "2025 Small Business AI Report," 2025, </w:t>
+      </w:r>
+      <w:hyperlink r:id="rId52" w:history="1">
+        <w:r>
+          <w:rPr>
+            <w:color w:val="0563C1"/>
+            <w:u w:val="single"/>
+          </w:rPr>
+          <w:t>https://servicedirect.com</w:t>
+        </w:r>
+        <w:r>
+          <w:rPr>
+            <w:color w:val="0563C1"/>
+            <w:u w:val="single"/>
+          </w:rPr>
+          <w:t>/</w:t>
+        </w:r>
+        <w:r>
+          <w:rPr>
+            <w:color w:val="0563C1"/>
+            <w:u w:val="single"/>
+          </w:rPr>
+          <w:t>resources/small-business-ai-report/</w:t>
+        </w:r>
+      </w:hyperlink>
+      <w:r>
+        <w:rPr>
+          <w:color w:val="1E1D1C"/>
+        </w:rPr>
+        <w:t>.</w:t>
+      </w:r>
+      <w:bookmarkEnd w:id="31"/>
+    </w:p>
+    <w:p>
+      <w:pPr>
+        <w:spacing w:after="120"/>
+      </w:pPr>
+      <w:bookmarkStart w:id="35" w:name="note36"/>
+      <w:r>
+        <w:rPr>
+          <w:color w:val="1E1D1C"/>
+        </w:rPr>
+        <w:t xml:space="preserve">35. U.S. Chamber of Commerce, "Empowering Small Business: The Impact of Technology on U.S. Small Business," 2025, </w:t>
+      </w:r>
+      <w:hyperlink r:id="rId57" w:history="1">
+        <w:r>
+          <w:rPr>
+            <w:color w:val="0563C1"/>
+            <w:u w:val="single"/>
+          </w:rPr>
+          <w:t>https://www.uschamber.com/technology/artificial-intelligence/u-s-chambers-latest-empowering-s</w:t>
+        </w:r>
+        <w:r>
+          <w:rPr>
+            <w:color w:val="0563C1"/>
+            <w:u w:val="single"/>
+          </w:rPr>
+          <w:t>m</w:t>
+        </w:r>
+        <w:r>
+          <w:rPr>
+            <w:color w:val="0563C1"/>
+            <w:u w:val="single"/>
+          </w:rPr>
+          <w:t>all-business-report-shows-majority-of-businesses-in-all-50-states-are-embracing-ai</w:t>
+        </w:r>
+      </w:hyperlink>
+      <w:r>
+        <w:rPr>
+          <w:color w:val="1E1D1C"/>
+        </w:rPr>
+        <w:t>.</w:t>
+      </w:r>
+      <w:bookmarkEnd w:id="35"/>
+    </w:p>
+    <w:p>
+      <w:pPr>
+        <w:spacing w:after="120"/>
+      </w:pPr>
+      <w:bookmarkStart w:id="33" w:name="note34"/>
+      <w:r>
+        <w:rPr>
+          <w:color w:val="1E1D1C"/>
+        </w:rPr>
+        <w:t xml:space="preserve">36. Reimagine Main Street and PayPal, "Beyond Efficiency: Small Businesses Look to AI for Competitive Edge," joint press release, June 10, 2025, </w:t>
+      </w:r>
+      <w:hyperlink r:id="rId54" w:history="1">
+        <w:r>
+          <w:rPr>
+            <w:rStyle w:val="Hyperlink"/>
+          </w:rPr>
+          <w:t>https://n</w:t>
+        </w:r>
+        <w:r>
+          <w:rPr>
+            <w:rStyle w:val="Hyperlink"/>
+          </w:rPr>
+          <w:t>e</w:t>
+        </w:r>
+        <w:r>
+          <w:rPr>
+            <w:rStyle w:val="Hyperlink"/>
+          </w:rPr>
+          <w:t>wsroom.paypal-corp.com/2025-06-10-Beyond-Efficiency-Small-Businesses-Look</w:t>
+        </w:r>
+        <w:r>
+          <w:rPr>
+            <w:rStyle w:val="Hyperlink"/>
+          </w:rPr>
+          <w:t>-</w:t>
+        </w:r>
+        <w:r>
+          <w:rPr>
+            <w:rStyle w:val="Hyperlink"/>
+          </w:rPr>
+          <w:t>to-AI-for-Competitive-Edge</w:t>
+        </w:r>
+        <w:r>
+          <w:rPr>
+            <w:rStyle w:val="Hyperlink"/>
+          </w:rPr>
+          <w:t>,-New-Survey-Shows</w:t>
+        </w:r>
+      </w:hyperlink>
+      <w:r>
+        <w:rPr>
+          <w:color w:val="1E1D1C"/>
+        </w:rPr>
+        <w:t xml:space="preserve">; underlying survey at </w:t>
+      </w:r>
+      <w:hyperlink r:id="rId55" w:history="1">
+        <w:r>
+          <w:rPr>
+            <w:color w:val="0563C1"/>
+            <w:u w:val="single"/>
+          </w:rPr>
+          <w:t>https://www.rei</w:t>
+        </w:r>
+        <w:r>
+          <w:rPr>
+            <w:color w:val="0563C1"/>
+            <w:u w:val="single"/>
+          </w:rPr>
+          <w:t>m</w:t>
+        </w:r>
+        <w:r>
+          <w:rPr>
+            <w:color w:val="0563C1"/>
+            <w:u w:val="single"/>
+          </w:rPr>
+          <w:t>agine</w:t>
+        </w:r>
+        <w:r>
+          <w:rPr>
+            <w:color w:val="0563C1"/>
+            <w:u w:val="single"/>
+          </w:rPr>
+          <w:t>m</w:t>
+        </w:r>
+        <w:r>
+          <w:rPr>
+            <w:color w:val="0563C1"/>
+            <w:u w:val="single"/>
+          </w:rPr>
+          <w:t>ainstreet.org/ai-and-small-business-survey</w:t>
+        </w:r>
+      </w:hyperlink>
+      <w:r>
+        <w:rPr>
+          <w:color w:val="1E1D1C"/>
+        </w:rPr>
+        <w:t>.</w:t>
+      </w:r>
+      <w:bookmarkEnd w:id="33"/>
+    </w:p>
+    <w:p>
+      <w:pPr>
+        <w:spacing w:after="120"/>
+      </w:pPr>
+      <w:bookmarkStart w:id="34" w:name="note35"/>
+      <w:r>
+        <w:rPr>
+          <w:color w:val="1E1D1C"/>
+        </w:rPr>
+        <w:t xml:space="preserve">37. ACHR News, "ChatGPT Said It Was the Capacitor," 2025, </w:t>
+      </w:r>
+      <w:hyperlink r:id="rId56" w:history="1">
+        <w:r>
+          <w:rPr>
+            <w:color w:val="0563C1"/>
+            <w:u w:val="single"/>
+          </w:rPr>
+          <w:t>https://www.achrnews.com/blogs/17-opinions/post/165918-chatgpt-said-it-was-the-capacitor</w:t>
+        </w:r>
+      </w:hyperlink>
+      <w:r>
+        <w:rPr>
+          <w:color w:val="1E1D1C"/>
+        </w:rPr>
+        <w:t>.</w:t>
+      </w:r>
+      <w:bookmarkEnd w:id="34"/>
     </w:p>
     <w:p>
       <w:pPr>
@@ -4464,7 +5050,7 @@
           <w:color w:val="0056A5"/>
           <w:sz w:val="36"/>
         </w:rPr>
-        <w:t>12. Bibliography</w:t>
+        <w:t>13. Bibliography</w:t>
       </w:r>
     </w:p>
     <w:p>
@@ -4509,6 +5095,46 @@
     </w:p>
     <w:p>
       <w:pPr>
+        <w:spacing w:after="120"/>
+      </w:pPr>
+      <w:r>
+        <w:rPr>
+          <w:color w:val="1E1D1C"/>
+        </w:rPr>
+        <w:t xml:space="preserve">ACHR News. "ChatGPT Said It Was the Capacitor." 2025. </w:t>
+      </w:r>
+      <w:hyperlink r:id="rId60" w:history="1">
+        <w:r>
+          <w:rPr>
+            <w:color w:val="0563C1"/>
+            <w:u w:val="single"/>
+          </w:rPr>
+          <w:t>https://w</w:t>
+        </w:r>
+        <w:r>
+          <w:rPr>
+            <w:color w:val="0563C1"/>
+            <w:u w:val="single"/>
+          </w:rPr>
+          <w:t>w</w:t>
+        </w:r>
+        <w:r>
+          <w:rPr>
+            <w:color w:val="0563C1"/>
+            <w:u w:val="single"/>
+          </w:rPr>
+          <w:t>w.achrnews.com/blogs/17-opinions/post/165918-chatgpt-said-it-was-the-capacitor</w:t>
+        </w:r>
+      </w:hyperlink>
+      <w:r>
+        <w:rPr>
+          <w:color w:val="1E1D1C"/>
+        </w:rPr>
+        <w:t>.</w:t>
+      </w:r>
+    </w:p>
+    <w:p>
+      <w:pPr>
         <w:spacing w:after="80"/>
         <w:ind w:left="360" w:hanging="360"/>
       </w:pPr>
@@ -4784,6 +5410,55 @@
     </w:p>
     <w:p>
       <w:pPr>
+        <w:spacing w:after="120"/>
+      </w:pPr>
+      <w:r>
+        <w:rPr>
+          <w:color w:val="1E1D1C"/>
+        </w:rPr>
+        <w:t xml:space="preserve">Brex. "Brex Benchmark, October 2025." October 2025. </w:t>
+      </w:r>
+      <w:hyperlink r:id="rId67" w:history="1">
+        <w:r>
+          <w:rPr>
+            <w:rStyle w:val="Hyperlink"/>
+          </w:rPr>
+          <w:t>https:/</w:t>
+        </w:r>
+        <w:r>
+          <w:rPr>
+            <w:rStyle w:val="Hyperlink"/>
+          </w:rPr>
+          <w:t>/</w:t>
+        </w:r>
+        <w:r>
+          <w:rPr>
+            <w:rStyle w:val="Hyperlink"/>
+          </w:rPr>
+          <w:t>www.brex.com/journal/brex-benchmark-october-</w:t>
+        </w:r>
+        <w:r>
+          <w:rPr>
+            <w:rStyle w:val="Hyperlink"/>
+          </w:rPr>
+          <w:t>2</w:t>
+        </w:r>
+        <w:r>
+          <w:rPr>
+            <w:rStyle w:val="Hyperlink"/>
+          </w:rPr>
+          <w:t>025</w:t>
+        </w:r>
+      </w:hyperlink>
+      <w:r>
+        <w:rPr>
+          <w:color w:val="1E1D1C"/>
+        </w:rPr>
+        <w:t>.</w:t>
+      </w:r>
+    </w:p>
+    <w:p>
+      <w:pPr>
         <w:spacing w:after="80"/>
         <w:ind w:left="360" w:hanging="360"/>
       </w:pPr>
@@ -4920,6 +5595,47 @@
     </w:p>
     <w:p>
       <w:pPr>
+        <w:spacing w:after="120"/>
+      </w:pPr>
+      <w:r>
+        <w:rPr>
+          <w:color w:val="1E1D1C"/>
+        </w:rPr>
+        <w:lastRenderedPageBreak/>
+        <w:t xml:space="preserve">Fiverr Holdings. "Fiverr Announces Fourth Quarter and Full Year 2025 Results." February 18, 2026. </w:t>
+      </w:r>
+      <w:hyperlink r:id="rId71" w:history="1">
+        <w:r>
+          <w:rPr>
+            <w:color w:val="0563C1"/>
+            <w:u w:val="single"/>
+          </w:rPr>
+          <w:t>https://investors.fiverr.c</w:t>
+        </w:r>
+        <w:r>
+          <w:rPr>
+            <w:color w:val="0563C1"/>
+            <w:u w:val="single"/>
+          </w:rPr>
+          <w:t>o</w:t>
+        </w:r>
+        <w:r>
+          <w:rPr>
+            <w:color w:val="0563C1"/>
+            <w:u w:val="single"/>
+          </w:rPr>
+          <w:t>m/news-releases/news-release-details/fiverr-announces-fourth-quarter-and-full-year-2025-results</w:t>
+        </w:r>
+      </w:hyperlink>
+      <w:r>
+        <w:rPr>
+          <w:color w:val="1E1D1C"/>
+        </w:rPr>
+        <w:t>.</w:t>
+      </w:r>
+    </w:p>
+    <w:p>
+      <w:pPr>
         <w:spacing w:after="80"/>
         <w:ind w:left="360" w:hanging="360"/>
       </w:pPr>
@@ -5097,6 +5813,46 @@
     </w:p>
     <w:p>
       <w:pPr>
+        <w:spacing w:after="120"/>
+      </w:pPr>
+      <w:r>
+        <w:rPr>
+          <w:color w:val="1E1D1C"/>
+        </w:rPr>
+        <w:t xml:space="preserve">Goldman, Sharon. "AI Engineers and Consultants Are Charging $900 an Hour as Enterprises Race to Catch Up." Fortune, September 14, 2025. </w:t>
+      </w:r>
+      <w:hyperlink r:id="rId76" w:history="1">
+        <w:r>
+          <w:rPr>
+            <w:color w:val="0563C1"/>
+            <w:u w:val="single"/>
+          </w:rPr>
+          <w:t>https://fortune.com/2025/09/14/ai-engineers-consultant-premium-enterprise-data-integration-high-pa</w:t>
+        </w:r>
+        <w:r>
+          <w:rPr>
+            <w:color w:val="0563C1"/>
+            <w:u w:val="single"/>
+          </w:rPr>
+          <w:t>y</w:t>
+        </w:r>
+        <w:r>
+          <w:rPr>
+            <w:color w:val="0563C1"/>
+            <w:u w:val="single"/>
+          </w:rPr>
+          <w:t>-llms-big-four/</w:t>
+        </w:r>
+      </w:hyperlink>
+      <w:r>
+        <w:rPr>
+          <w:color w:val="1E1D1C"/>
+        </w:rPr>
+        <w:t>.</w:t>
+      </w:r>
+    </w:p>
+    <w:p>
+      <w:pPr>
         <w:spacing w:after="80"/>
         <w:ind w:left="360" w:hanging="360"/>
       </w:pPr>
@@ -5138,6 +5894,126 @@
     </w:p>
     <w:p>
       <w:pPr>
+        <w:spacing w:after="120"/>
+      </w:pPr>
+      <w:r>
+        <w:rPr>
+          <w:color w:val="1E1D1C"/>
+        </w:rPr>
+        <w:t xml:space="preserve">Indeed Hiring Lab. "AI at Work: Rise of the GenAI Consultant." February 27, 2025. </w:t>
+      </w:r>
+      <w:hyperlink r:id="rId78" w:history="1">
+        <w:r>
+          <w:rPr>
+            <w:color w:val="0563C1"/>
+            <w:u w:val="single"/>
+          </w:rPr>
+          <w:t>https://www.hiringlab.org/2025/02/27/ai-at-work-rise-of-the-ge</w:t>
+        </w:r>
+        <w:r>
+          <w:rPr>
+            <w:color w:val="0563C1"/>
+            <w:u w:val="single"/>
+          </w:rPr>
+          <w:t>n</w:t>
+        </w:r>
+        <w:r>
+          <w:rPr>
+            <w:color w:val="0563C1"/>
+            <w:u w:val="single"/>
+          </w:rPr>
+          <w:t>ai-consultant/</w:t>
+        </w:r>
+      </w:hyperlink>
+      <w:r>
+        <w:rPr>
+          <w:color w:val="1E1D1C"/>
+        </w:rPr>
+        <w:t>.</w:t>
+      </w:r>
+    </w:p>
+    <w:p>
+      <w:pPr>
+        <w:spacing w:after="120"/>
+      </w:pPr>
+      <w:r>
+        <w:rPr>
+          <w:color w:val="1E1D1C"/>
+        </w:rPr>
+        <w:t xml:space="preserve">Indeed Hiring Lab. "January Labor Market Update: Jobs Mentioning AI Are Growing Amid Broader Hiring Weakness." January 22, 2026. </w:t>
+      </w:r>
+      <w:hyperlink r:id="rId79" w:history="1">
+        <w:r>
+          <w:rPr>
+            <w:color w:val="0563C1"/>
+            <w:u w:val="single"/>
+          </w:rPr>
+          <w:t>https://www.hiringlab.org/2026/01/22/january-labor-mark</w:t>
+        </w:r>
+        <w:r>
+          <w:rPr>
+            <w:color w:val="0563C1"/>
+            <w:u w:val="single"/>
+          </w:rPr>
+          <w:t>e</w:t>
+        </w:r>
+        <w:r>
+          <w:rPr>
+            <w:color w:val="0563C1"/>
+            <w:u w:val="single"/>
+          </w:rPr>
+          <w:t>t-update-jobs-mentioning-ai-are-growing-amid-broader-hiring-weakness/</w:t>
+        </w:r>
+      </w:hyperlink>
+      <w:r>
+        <w:rPr>
+          <w:color w:val="1E1D1C"/>
+        </w:rPr>
+        <w:t>.</w:t>
+      </w:r>
+    </w:p>
+    <w:p>
+      <w:pPr>
+        <w:spacing w:after="120"/>
+      </w:pPr>
+      <w:r>
+        <w:rPr>
+          <w:color w:val="1E1D1C"/>
+        </w:rPr>
+        <w:t xml:space="preserve">LinkedIn News. "LinkedIn Jobs on the Rise 2026: The 25 Fastest-Growing Roles in the U.S." Accessed May 17, 2026. </w:t>
+      </w:r>
+      <w:hyperlink r:id="rId80" w:history="1">
+        <w:r>
+          <w:rPr>
+            <w:color w:val="0563C1"/>
+            <w:u w:val="single"/>
+          </w:rPr>
+          <w:t>https://www.linkedin.com/puls</w:t>
+        </w:r>
+        <w:r>
+          <w:rPr>
+            <w:color w:val="0563C1"/>
+            <w:u w:val="single"/>
+          </w:rPr>
+          <w:t>e</w:t>
+        </w:r>
+        <w:r>
+          <w:rPr>
+            <w:color w:val="0563C1"/>
+            <w:u w:val="single"/>
+          </w:rPr>
+          <w:t>/linkedin-jobs-rise-2026-25-fastest-growing-roles-us-linkedin-news-dlb1c</w:t>
+        </w:r>
+      </w:hyperlink>
+      <w:r>
+        <w:rPr>
+          <w:color w:val="1E1D1C"/>
+        </w:rPr>
+        <w:t>.</w:t>
+      </w:r>
+    </w:p>
+    <w:p>
+      <w:pPr>
         <w:spacing w:after="80"/>
         <w:ind w:left="360" w:hanging="360"/>
       </w:pPr>
@@ -5269,6 +6145,46 @@
     </w:p>
     <w:p>
       <w:pPr>
+        <w:spacing w:after="120"/>
+      </w:pPr>
+      <w:r>
+        <w:rPr>
+          <w:color w:val="1E1D1C"/>
+        </w:rPr>
+        <w:t xml:space="preserve">n8n. "Why We Raised Our Series C at a $2.5 Billion Valuation." October 2025. </w:t>
+      </w:r>
+      <w:hyperlink r:id="rId84" w:history="1">
+        <w:r>
+          <w:rPr>
+            <w:color w:val="0563C1"/>
+            <w:u w:val="single"/>
+          </w:rPr>
+          <w:t>https://blog.n8n.io/ser</w:t>
+        </w:r>
+        <w:r>
+          <w:rPr>
+            <w:color w:val="0563C1"/>
+            <w:u w:val="single"/>
+          </w:rPr>
+          <w:t>i</w:t>
+        </w:r>
+        <w:r>
+          <w:rPr>
+            <w:color w:val="0563C1"/>
+            <w:u w:val="single"/>
+          </w:rPr>
+          <w:t>es-c/</w:t>
+        </w:r>
+      </w:hyperlink>
+      <w:r>
+        <w:rPr>
+          <w:color w:val="1E1D1C"/>
+        </w:rPr>
+        <w:t>.</w:t>
+      </w:r>
+    </w:p>
+    <w:p>
+      <w:pPr>
         <w:spacing w:after="80"/>
         <w:ind w:left="360" w:hanging="360"/>
       </w:pPr>
@@ -5526,6 +6442,75 @@
       <w:pPr>
         <w:spacing w:after="120"/>
       </w:pPr>
+      <w:r>
+        <w:rPr>
+          <w:color w:val="1E1D1C"/>
+        </w:rPr>
+        <w:t xml:space="preserve">Reimagine Main Street and PayPal. "Beyond Efficiency: Small Businesses Look to AI for Competitive Edge." Joint press release, June 10, 2025. </w:t>
+      </w:r>
+      <w:hyperlink r:id="rId91" w:history="1">
+        <w:r>
+          <w:rPr>
+            <w:rStyle w:val="Hyperlink"/>
+          </w:rPr>
+          <w:t>https://newsroom.paypal-corp.com/2025-06-10-Beyond-Efficiency-Small-Businesses-Look-to-AI-for-C</w:t>
+        </w:r>
+        <w:r>
+          <w:rPr>
+            <w:rStyle w:val="Hyperlink"/>
+          </w:rPr>
+          <w:t>o</w:t>
+        </w:r>
+        <w:r>
+          <w:rPr>
+            <w:rStyle w:val="Hyperlink"/>
+          </w:rPr>
+          <w:t>mpetitive-Edge</w:t>
+        </w:r>
+        <w:r>
+          <w:rPr>
+            <w:rStyle w:val="Hyperlink"/>
+          </w:rPr>
+          <w:t>,-New-Survey-Shows</w:t>
+        </w:r>
+      </w:hyperlink>
+      <w:r>
+        <w:rPr>
+          <w:color w:val="1E1D1C"/>
+        </w:rPr>
+        <w:t>.</w:t>
+      </w:r>
+    </w:p>
+    <w:p>
+      <w:pPr>
+        <w:spacing w:after="120"/>
+      </w:pPr>
+      <w:r>
+        <w:rPr>
+          <w:color w:val="1E1D1C"/>
+        </w:rPr>
+        <w:t xml:space="preserve">Service Direct. "2025 Small Business AI Report." 2025. </w:t>
+      </w:r>
+      <w:hyperlink r:id="rId92" w:history="1">
+        <w:r>
+          <w:rPr>
+            <w:color w:val="0563C1"/>
+            <w:u w:val="single"/>
+          </w:rPr>
+          <w:t>https://servicedirect.com/resources/small-business-ai-report/</w:t>
+        </w:r>
+      </w:hyperlink>
+      <w:r>
+        <w:rPr>
+          <w:color w:val="1E1D1C"/>
+        </w:rPr>
+        <w:t>.</w:t>
+      </w:r>
+    </w:p>
+    <w:p>
+      <w:pPr>
+        <w:spacing w:after="120"/>
+      </w:pPr>
       <w:proofErr w:type="spellStart"/>
       <w:r>
         <w:rPr>
@@ -5613,6 +6598,124 @@
     </w:p>
     <w:p>
       <w:pPr>
+        <w:spacing w:after="120"/>
+      </w:pPr>
+      <w:r>
+        <w:rPr>
+          <w:color w:val="1E1D1C"/>
+        </w:rPr>
+        <w:t xml:space="preserve">SQ Magazine. "Zapier Statistics 2026." Accessed May 17, 2026. </w:t>
+      </w:r>
+      <w:hyperlink r:id="rId96" w:history="1">
+        <w:r>
+          <w:rPr>
+            <w:color w:val="0563C1"/>
+            <w:u w:val="single"/>
+          </w:rPr>
+          <w:t>https://sqmagazine.co.uk/zapier-statistics/</w:t>
+        </w:r>
+      </w:hyperlink>
+      <w:r>
+        <w:rPr>
+          <w:color w:val="1E1D1C"/>
+        </w:rPr>
+        <w:t>.</w:t>
+      </w:r>
+    </w:p>
+    <w:p>
+      <w:pPr>
+        <w:spacing w:after="120"/>
+      </w:pPr>
+      <w:r>
+        <w:rPr>
+          <w:color w:val="1E1D1C"/>
+        </w:rPr>
+        <w:t xml:space="preserve">Stripe. "Stripe Atlas: Startups in 2025, Year in Review." Accessed May 17, 2026. </w:t>
+      </w:r>
+      <w:hyperlink r:id="rId97" w:history="1">
+        <w:r>
+          <w:rPr>
+            <w:color w:val="0563C1"/>
+            <w:u w:val="single"/>
+          </w:rPr>
+          <w:t>https://stripe.com/blog/stripe-atlas-startups-in-2025-year-in-review</w:t>
+        </w:r>
+      </w:hyperlink>
+      <w:r>
+        <w:rPr>
+          <w:color w:val="1E1D1C"/>
+        </w:rPr>
+        <w:t>.</w:t>
+      </w:r>
+    </w:p>
+    <w:p>
+      <w:pPr>
+        <w:spacing w:after="120"/>
+      </w:pPr>
+      <w:r>
+        <w:rPr>
+          <w:color w:val="1E1D1C"/>
+        </w:rPr>
+        <w:t>Technology Checker. "</w:t>
+      </w:r>
+      <w:proofErr w:type="spellStart"/>
+      <w:r>
+        <w:rPr>
+          <w:color w:val="1E1D1C"/>
+        </w:rPr>
+        <w:t>GoHighLevel</w:t>
+      </w:r>
+      <w:proofErr w:type="spellEnd"/>
+      <w:r>
+        <w:rPr>
+          <w:color w:val="1E1D1C"/>
+        </w:rPr>
+        <w:t xml:space="preserve">: Customer and Usage Statistics." Accessed May 17, 2026. </w:t>
+      </w:r>
+      <w:hyperlink r:id="rId98" w:history="1">
+        <w:r>
+          <w:rPr>
+            <w:color w:val="0563C1"/>
+            <w:u w:val="single"/>
+          </w:rPr>
+          <w:t>https://technologychecker.io/technology/highlevel</w:t>
+        </w:r>
+      </w:hyperlink>
+      <w:r>
+        <w:rPr>
+          <w:color w:val="1E1D1C"/>
+        </w:rPr>
+        <w:t>.</w:t>
+      </w:r>
+    </w:p>
+    <w:p>
+      <w:pPr>
+        <w:spacing w:after="120"/>
+      </w:pPr>
+      <w:r>
+        <w:rPr>
+          <w:color w:val="1E1D1C"/>
+        </w:rPr>
+        <w:t xml:space="preserve">U.S. Chamber of Commerce. "Empowering Small Business: The Impact of Technology on U.S. Small Business." 2025. </w:t>
+      </w:r>
+      <w:hyperlink r:id="rId99" w:history="1">
+        <w:r>
+          <w:rPr>
+            <w:color w:val="0563C1"/>
+            <w:u w:val="single"/>
+          </w:rPr>
+          <w:t>https://www.uschamber.com/technology/artificial-intelligence/u-s-chambers-latest-empowering-small-business-report-shows-majority-of-businesses-in-all-50-states-are-embracing-ai</w:t>
+        </w:r>
+      </w:hyperlink>
+      <w:r>
+        <w:rPr>
+          <w:color w:val="1E1D1C"/>
+        </w:rPr>
+        <w:t>.</w:t>
+      </w:r>
+    </w:p>
+    <w:p>
+      <w:pPr>
         <w:spacing w:after="80"/>
         <w:ind w:left="360" w:hanging="360"/>
       </w:pPr>
@@ -5637,6 +6740,32 @@
             <w:u w:val="single"/>
           </w:rPr>
           <w:t>https://www.uptechstudio.com/blog/the-true-cost-of-ai-when-the-subsidies-run-out</w:t>
+        </w:r>
+      </w:hyperlink>
+      <w:r>
+        <w:rPr>
+          <w:color w:val="1E1D1C"/>
+        </w:rPr>
+        <w:t>.</w:t>
+      </w:r>
+    </w:p>
+    <w:p>
+      <w:pPr>
+        <w:spacing w:after="120"/>
+      </w:pPr>
+      <w:r>
+        <w:rPr>
+          <w:color w:val="1E1D1C"/>
+        </w:rPr>
+        <w:t xml:space="preserve">Upwork. "Upwork's In-Demand Skills 2026: Demand for Top AI Skills More Than Doubles." Investor release, February 4, 2026. </w:t>
+      </w:r>
+      <w:hyperlink r:id="rId101" w:history="1">
+        <w:r>
+          <w:rPr>
+            <w:color w:val="0563C1"/>
+            <w:u w:val="single"/>
+          </w:rPr>
+          <w:t>https://investors.upwork.com/news-releases/news-release-details/upworks-demand-skills-2026-demand-top-ai-skills-more-doubles-ai</w:t>
         </w:r>
       </w:hyperlink>
       <w:r>
